--- a/download/studien-aktuell.docx
+++ b/download/studien-aktuell.docx
@@ -62,7 +62,7 @@
           <w:color w:val="666666"/>
           <w:sz w:val="18"/>
         </w:rPr>
-        <w:t>Stand: 12.09.2026  |  6 Studien  |  gender.m-vf.de</w:t>
+        <w:t>Stand: 13.09.2026  |  7 Studien  |  gender.m-vf.de</w:t>
       </w:r>
     </w:p>
     <w:p>
@@ -70,7 +70,7 @@
         <w:pStyle w:val="Heading1"/>
       </w:pPr>
       <w:r>
-        <w:t>Aufgenommen am 12.09.2026</w:t>
+        <w:t>Aufgenommen am 13.09.2026</w:t>
       </w:r>
     </w:p>
     <w:p>
@@ -78,7 +78,7 @@
         <w:pStyle w:val="Heading2"/>
       </w:pPr>
       <w:r>
-        <w:t>Sarkopenie bei Typ-2-Diabetes im Alter: Geschlechtsunterschiede in Muskelbildgebung und Diagnostik</w:t>
+        <w:t>Lipidsenkung verzögert sich bei Frauen nach chronischem Herzinfarkt deutlich</w:t>
       </w:r>
     </w:p>
     <w:p>
@@ -88,12 +88,12 @@
           <w:color w:val="666666"/>
           <w:sz w:val="18"/>
         </w:rPr>
-        <w:t>Chen Y et al.  ·  Geriatr Gerontol Int  ·  Sept. 2026  ·  PMID 42723363</w:t>
+        <w:t>Cederlöf ET et al.  ·  Ups J Med Sci  ·  31.08.2026  ·  PMID 42729934</w:t>
       </w:r>
     </w:p>
     <w:p>
       <w:r>
-        <w:t>Querschnittstudie (n=269 ältere Diabetiker) mit Shear-Wave-Elastographie des Gastrocnemius und BMI zur Diagnose von Sarkopenie-Stadien – logistische Regressionen mit Geschlechtsstratifizierung.</w:t>
+        <w:t>Routinedatenstudie aus Schwedisch-Primärversorgung prüfte Geschlechtsunterschiede bei Blutdruck- und LDL-Cholesterin-Zielwerten in koronarer Herzkrankheit über 3 Jahre.</w:t>
       </w:r>
     </w:p>
     <w:p>
@@ -104,7 +104,7 @@
         <w:t xml:space="preserve">Ergebnis: </w:t>
       </w:r>
       <w:r>
-        <w:t>Kontrahierte Elastizität (E-cont) unabhängiger Risikofaktor in beiden Geschlechtern. Kombiniertes Modell (AUC 0,988; Sensitivität 92%, Spezifität 95,4%); geschlechtsstratifiziert AUC 0,984 (Männer), 0,991 (Frauen). Schutzeffekt von E-cont stärker bei Frauen (OR 0,710 vs. 0,806 Männer), von BMI stärker bei Männern (OR 0,358 vs. 0,388 Frauen). Früher Indikator für Muskelschwund.</w:t>
+        <w:t>Von 1.452 Patienten (415 Frauen, 1.037 Männer): Frauen initiierten lipidsenkende Therapie verzögert (Hazard Ratio 0,70, KI 0,61–0,80, p&lt;0,001), Therapieanwendung fiel bis Jahr 3 auf 54,1% bei Frauen vs. 73,9% bei Männern (p&lt;0,001). LDL-Ziele bei Jahr 1 erreicht nur 12,1% Frauen vs. 24,7% Männer, Jahr 3 11,2% vs. 15,0%. Untermonitoring von LDL-C besonders bei Frauen evident.</w:t>
       </w:r>
     </w:p>
     <w:p>
@@ -119,7 +119,7 @@
         <w:rPr>
           <w:sz w:val="19"/>
         </w:rPr>
-        <w:t>Ostasien, diagnostische Messparameter biologisch geschlechtsDifferential, Übertragbarkeit auf deutsche Kliniken gegeben</w:t>
+        <w:t>Schweden, vergleichbare Primärversorgungsstruktur DACH-Region; geschlechtergetrennte Routinedaten vorhanden.</w:t>
       </w:r>
     </w:p>
     <w:p>
@@ -128,7 +128,7 @@
           <w:color w:val="5A7D3A"/>
           <w:sz w:val="18"/>
         </w:rPr>
-        <w:t>https://pubmed.ncbi.nlm.nih.gov/42723363/</w:t>
+        <w:t>https://pubmed.ncbi.nlm.nih.gov/42729934/</w:t>
       </w:r>
     </w:p>
     <w:p>
@@ -136,7 +136,7 @@
         <w:pStyle w:val="Heading2"/>
       </w:pPr>
       <w:r>
-        <w:t>Geschlechtsunterschiede im Zigarettenrauchen: 39 afrikanische Länder</w:t>
+        <w:t>Genetische Architektur der Muskelkraft zeigt geschlechtsstratifizierte Effekte</w:t>
       </w:r>
     </w:p>
     <w:p>
@@ -146,12 +146,12 @@
           <w:color w:val="666666"/>
           <w:sz w:val="18"/>
         </w:rPr>
-        <w:t>Osborne A et al.  ·  Glob Health Action  ·  08.09.2026  ·  PMID 42708187</w:t>
+        <w:t>Mu Y et al.  ·  Biol Sex Differ  ·  25.08.2026  ·  PMID 42702734</w:t>
       </w:r>
     </w:p>
     <w:p>
       <w:r>
-        <w:t>WHO-Daten zur Rauchprävalenz (2022) nach Geschlecht für Personen ≥15 Jahre – geschlechtsstratifizierte Vergleiche mit Absolute Differences und Ratios in 39 Ländern.</w:t>
+        <w:t>Genome-wide association study (GWAS) UK Biobank zu Sarkopenieindex (Kreatinin/Cystatin-C-Ratio) mit kombinierten und geschlechtsstratifizierten Analysen zur Identifizierung biologisch dimorphe Mechanismen.</w:t>
       </w:r>
     </w:p>
     <w:p>
@@ -162,7 +162,7 @@
         <w:t xml:space="preserve">Ergebnis: </w:t>
       </w:r>
       <w:r>
-        <w:t>Männerquoten überall höher. Gesamtprävalenz 1,7% (Ghana) bis 18,2% (Seychellen). Geschlechtsdifferenz 3,3 Prozentpunkte (Ghana) bis 36,4 (Lesotho); &gt;25 pp in Mauritius, Algerien, Madagaskar, Seychellen. Frauenrauchen höchst in Südafrika (5,1%) und Seychellen (4,5%). Erklärungen (Geschlechternormen, Marketing, Policy) nicht untersucht – zeigen biologische oder Zugangsbarrieren nicht.</w:t>
+        <w:t>774 unabhängige SI-assoziierte Loci gesamt (747 kombiniert, 283 männlich, 311 weiblich); 367 neu. Geschlechtsabhängige Loci rs1145093-chr15q21.1-GATM. 17 male-biased, 11 female-biased Gene priorisiert. Androgen-Rezeptor + GATA4 männlich; ESR1 + MYOD1 weiblich. Inverse genetische Korrelation SI-Herzversagen (rg=-0,19, p=2,3×10⁻⁹) und metabolisches Syndrom (rg=-0,12, p=8,5×10⁻⁸).</w:t>
       </w:r>
     </w:p>
     <w:p>
@@ -177,7 +177,7 @@
         <w:rPr>
           <w:sz w:val="19"/>
         </w:rPr>
-        <w:t>Subsahara-Afrika, andere Ausgangslage, Kausalität nicht geklärt – Baseline für weiterführende Studien</w:t>
+        <w:t>UK Biobank, biologische Grundlage sarkopenischer Geschlechtsunterschiede; Präzisionsprävention abhängig von Geschlechtsverifikation.</w:t>
       </w:r>
     </w:p>
     <w:p>
@@ -186,7 +186,7 @@
           <w:color w:val="5A7D3A"/>
           <w:sz w:val="18"/>
         </w:rPr>
-        <w:t>https://pubmed.ncbi.nlm.nih.gov/42708187/</w:t>
+        <w:t>https://pubmed.ncbi.nlm.nih.gov/42702734/</w:t>
       </w:r>
     </w:p>
     <w:p>
@@ -194,7 +194,7 @@
         <w:pStyle w:val="Heading2"/>
       </w:pPr>
       <w:r>
-        <w:t>Nachbarschaftliche Gesundheitsungleichheit im UK: Gemeinschaftsgeführte Massnahmen zeigen messbare Ergebnisse</w:t>
+        <w:t>Mobiles Interventionsprogramm zur Reduktion selbstverletzenden Verhaltens bei LGBTQ+-Personen</w:t>
       </w:r>
     </w:p>
     <w:p>
@@ -204,12 +204,12 @@
           <w:color w:val="666666"/>
           <w:sz w:val="18"/>
         </w:rPr>
-        <w:t>McNally L  ·  Health Promot Int  ·  01.07.2026  ·  PMID 42545226</w:t>
+        <w:t>Bresin K et al.  ·  Suicide Life Threat Behav  ·  Okt. 2026  ·  PMID 42698200</w:t>
       </w:r>
     </w:p>
     <w:p>
       <w:r>
-        <w:t>Fallstudie Priority Neighbourhood Development (PND) Programm in Worcestershire – Evaluation nach 18 Monaten mit Notfallaufnahmen, Kinderwohlfahrts-Referrals, Wohlbefinden und sozialer Isolation.</w:t>
+        <w:t>Randomisierte Experimentalstudie (n=55) LGBTQ+-Personen mit Selbstverletzungsgedanken/-verhalten: 14 Tage Baseline-EMA, dann Randomisierung zu Brief-Messaging (Zugehörigkeit, Lebenssinn) oder Kontrolle (14 Tage), dann 14 Tage Post-EMA.</w:t>
       </w:r>
     </w:p>
     <w:p>
@@ -220,7 +220,7 @@
         <w:t xml:space="preserve">Ergebnis: </w:t>
       </w:r>
       <w:r>
-        <w:t>Notfallaufnahmen gesunken, Kinderwohlfahrts-Referrals reduziert, Wohlbefinden verbessert, soziale Isolation verringert. Qualitativ: gestärkte Gemeinschaftsaktion, gestärkte Befähigung, verbesserte Versorgungszugang. Modell skaliert auf County-Ebene und in Policy/Vergabe verankert. Mechanismus: Vermögensbasierte Entwicklung, Bewohner-Leadership, Querschnitts-Koordination reduzierten Ungleichheit strukturell – nicht geschlechtergetrennt ausgewertet.</w:t>
+        <w:t>Interventionsgruppe: Selbstverletzungsgedanken und -planung stabil, Selbstverletzungsverhalten, thwarted belongingness und perceived burdensomeness signifikant abnehmend. Kontrollgruppe: Selbstverletzungsgedanken/planung signifikant ansteigend, keine Veränderung bei Verhalten/belongingness/burdensomeness. Effekt unterstützt interpersonale Suizidtheorie.</w:t>
       </w:r>
     </w:p>
     <w:p>
@@ -235,7 +235,7 @@
         <w:rPr>
           <w:sz w:val="19"/>
         </w:rPr>
-        <w:t>UK-Programm, aber Interventionsprinzipien auf deutsche Kommunen übertragbar; Geschlechtsdifferential nicht im Mittelpunkt</w:t>
+        <w:t>USA; konzeptueller Ansatz (Zugehörigkeit, Burdenedness) ist international gültig, Implementierung als Mhealth skalierbar.</w:t>
       </w:r>
     </w:p>
     <w:p>
@@ -244,7 +244,7 @@
           <w:color w:val="5A7D3A"/>
           <w:sz w:val="18"/>
         </w:rPr>
-        <w:t>https://pubmed.ncbi.nlm.nih.gov/42545226/</w:t>
+        <w:t>https://pubmed.ncbi.nlm.nih.gov/42698200/</w:t>
       </w:r>
     </w:p>
     <w:p>
@@ -252,7 +252,7 @@
         <w:pStyle w:val="Heading2"/>
       </w:pPr>
       <w:r>
-        <w:t>Krebs im ländlichen Raum: Medienberichterstattung über räumliche Ungleichheit im Vereinigten Königreich</w:t>
+        <w:t>Geschlechtersensible Palliativversorgung: Schweizer Studienprojekt zu Ungleichheiten am Lebensende</w:t>
       </w:r>
     </w:p>
     <w:p>
@@ -262,12 +262,12 @@
           <w:color w:val="666666"/>
           <w:sz w:val="18"/>
         </w:rPr>
-        <w:t>Tyler I et al.  ·  Health Place  ·  30.06.2026  ·  PMID 42378953</w:t>
+        <w:t>Schwind B et al.  ·  BMJ Open  ·  28.06.2026  ·  PMID 42366007</w:t>
       </w:r>
     </w:p>
     <w:p>
       <w:r>
-        <w:t>Analyse von 10.812 Zeitungsartikeln (2015-2025) zu ländlichen und Küstenkrebs-Ungleichheiten – 188 geeignete Artikel identifiziert und auf Framing, Themen und regionale Unterschiede codiert.</w:t>
+        <w:t>Mixed-Methods-Studienprotokoll untersucht, wie Geschlecht und Diversität Zugang zu und Qualität von Palliativversorgung in der Schweiz systematisch beeinflussen, mit Ethnographie, Netzwerkanalyse und Wissenstransfer.</w:t>
       </w:r>
     </w:p>
     <w:p>
@@ -278,7 +278,7 @@
         <w:t xml:space="preserve">Ergebnis: </w:t>
       </w:r>
       <w:r>
-        <w:t>Berichterstattung begrenzt, aber zeitlich zunehmend. Hauptthemen: Reisebelastung, ungleicher Zugang zu Behandlung, Personalknappheit, Servicezentralisierung. 86% Soziopolitisches Framing (Struktur/Politik-getrieben). Geografische Schiefheit: Überrepräsentation Schottlands gegenüber England, Nordirland, Wales – Zugang und Leitlinien in strukturellen Hindernissen evident.</w:t>
+        <w:t>Geplant: nationale Befragung von Fachkräften zur Geschlechts- und Diversitätsbewusstheit; Ethnographie in 2 Palliativstationen; Netzwerkmodellierung über Zurich; Ko-Kreation von Evidenz mit Patienten, Angehörigen, Fachkräften und Politik zur Verbesserung Equity-orientierter Praxis.</w:t>
       </w:r>
     </w:p>
     <w:p>
@@ -293,7 +293,7 @@
         <w:rPr>
           <w:sz w:val="19"/>
         </w:rPr>
-        <w:t>UK-Medienanalyse, Zugangswegs-Unterschiede auf europäische Gesundheitssysteme übertragbar</w:t>
+        <w:t>Schweiz, deutschsprachig, vergleichbares Gesundheitssystem; intersektionaler Ansatz direkt auf Versorgungsgerechtigkeit ausgerichtet.</w:t>
       </w:r>
     </w:p>
     <w:p>
@@ -302,7 +302,7 @@
           <w:color w:val="5A7D3A"/>
           <w:sz w:val="18"/>
         </w:rPr>
-        <w:t>https://pubmed.ncbi.nlm.nih.gov/42378953/</w:t>
+        <w:t>https://pubmed.ncbi.nlm.nih.gov/42366007/</w:t>
       </w:r>
     </w:p>
     <w:p>
@@ -310,7 +310,7 @@
         <w:pStyle w:val="Heading2"/>
       </w:pPr>
       <w:r>
-        <w:t>Intersektionale Unterschiede in selbstbewerteter Gesundheit in Deutschland nach Geschlecht, Migration, Bildung und Einkommen</w:t>
+        <w:t>Lebensqualität nach genitalchirurgischer Rekonstruktion bei Mädchen mit kongenitalem Adrenalhyperplasmus</w:t>
       </w:r>
     </w:p>
     <w:p>
@@ -320,12 +320,12 @@
           <w:color w:val="666666"/>
           <w:sz w:val="18"/>
         </w:rPr>
-        <w:t>Slesinski SC et al.  ·  J Epidemiol Community Health  ·  10.09.2026  ·  PMID 42331609</w:t>
+        <w:t>Heidtmann F et al.  ·  J Pediatr Urol  ·  30.05.2026  ·  PMID 42275809</w:t>
       </w:r>
     </w:p>
     <w:p>
       <w:r>
-        <w:t>Deutsche Querschnittanalyse der Intersektionalität von Geschlecht, Migration und Sozioökonomie (n=179.861) mit Poisson-Regression auf selbstbewertete Gesundheit.</w:t>
+        <w:t>Deutsches Zentrum (Jena): Querschnittsumfrage 25 Patientinnen (von 56) nach Genitalchirurgie zwischen 2007–2016 mit validiertem Fragebogen zu Lebensqualität und Geschlechtsidentität.</w:t>
       </w:r>
     </w:p>
     <w:p>
@@ -336,7 +336,7 @@
         <w:t xml:space="preserve">Ergebnis: </w:t>
       </w:r>
       <w:r>
-        <w:t>Armutsquote für schlechte Gesundheit stieg von 6,3% (hochgebildete, einkommensstarke Männer) auf 22,6% (niedriggebildete, einkommensarme Frauen mit Migrationshintergrund). Relative Excessrisiken durch Interaktion zeigten synergistische Effekte: Frauen mit Migration und niedrigem Einkommen/Bildung hatten disproportional höhere Risiken als Summe ihrer einzelnen Positionen. Migrierte Frauen mit türkischem Hintergrund betroffen.</w:t>
+        <w:t>Alle 25 Patientinnen: Lebensqualitätsscores vergleichbar mit gesunden Referenzgruppen (Kinder 3–6 J. und Jugendliche normal; Kinder 7–13 J. leicht erhöht). Keiner der 5 Jugendlichen ≥14 Jahre zeigte Geschlechtsdysphorie (UGDS-Scores &lt;40). Alle 14 befragten Familien bevorzugten frühzeitigen Operationszeitpunkt, kein Bedauern geäußert.</w:t>
       </w:r>
     </w:p>
     <w:p>
@@ -351,7 +351,7 @@
         <w:rPr>
           <w:sz w:val="19"/>
         </w:rPr>
-        <w:t>Deutsche Kohorte, vergleichbare Dokumentationspflichten, direkt auf deutsches GKV-System übertragbar</w:t>
+        <w:t>Deutschland, Single-Center, kleine Stichprobe; zeigt praktische Langzeitergebnisse chirurgischer Versorgung.</w:t>
       </w:r>
     </w:p>
     <w:p>
@@ -360,7 +360,7 @@
           <w:color w:val="5A7D3A"/>
           <w:sz w:val="18"/>
         </w:rPr>
-        <w:t>https://pubmed.ncbi.nlm.nih.gov/42331609/</w:t>
+        <w:t>https://pubmed.ncbi.nlm.nih.gov/42275809/</w:t>
       </w:r>
     </w:p>
     <w:p>
@@ -368,7 +368,7 @@
         <w:pStyle w:val="Heading2"/>
       </w:pPr>
       <w:r>
-        <w:t>Geschlechtsunterschiede in der Gesundheitsberichterstattung: Biomarker zeigen minimale Bias-Unterschiede</w:t>
+        <w:t>Arbeitslosigkeit und niedriges Einkommen verschärfen Lebensqualität ungleich in sechs Ländern</w:t>
       </w:r>
     </w:p>
     <w:p>
@@ -378,12 +378,12 @@
           <w:color w:val="666666"/>
           <w:sz w:val="18"/>
         </w:rPr>
-        <w:t>Oksuzyan A et al.  ·  Demography  ·  01.06.2026  ·  PMID 42240458</w:t>
+        <w:t>Eijkens J et al.  ·  Qual Life Res  ·  08.06.2026  ·  PMID 42260238</w:t>
       </w:r>
     </w:p>
     <w:p>
       <w:r>
-        <w:t>Vergleich Selbstbewertete Gesundheit mit objektiven Biomarkern (Health and Retirement Study) nach Geschlecht und Alter zur Prüfung von Reporting Bias.</w:t>
+        <w:t>Querschnittstudie März–Juni 2020 (COVID-19): 17.607 Respondenten (18–75 J.) aus China, Italien, Niederlande, Schweden, UK, USA zur Assoziation von Bildung, Einkommen und Erwerbsstatus mit EQ-5D-5L-Lebensqualität.</w:t>
       </w:r>
     </w:p>
     <w:p>
@@ -394,7 +394,7 @@
         <w:t xml:space="preserve">Ergebnis: </w:t>
       </w:r>
       <w:r>
-        <w:t>Geringen Reporting-Bias zwischen Männern und Frauen. White respondents jünger: kaum Bias. White respondents ≥60 Jahre: optimistische Bewertung beider Geschlechter. Schwarze: inkonsistent über Alter. Hispanische: pessimistischer. Keine systematische Geschlechterdifferenz im Reporting – widerlegt Stereotype weiblicher Überbewertung von Symptomen. Optimismus steigt mit Alter.</w:t>
+        <w:t>In allen Ländern außer Italien: niedrigere Bildung → höhere Health Impairment Level Sum Scores (schlechtere Qualität). UK größter Bildungsabstand. Niedrigeres Einkommen in Niederlande, Schweden, UK, USA mit schlechterer Qualität verknüpft (China/Italien keine Einkommensdifferenz). Arbeitslosigkeit über alle 6 Länder konstant stärkster Prädiktor für schlechtere Qualität.</w:t>
       </w:r>
     </w:p>
     <w:p>
@@ -409,7 +409,7 @@
         <w:rPr>
           <w:sz w:val="19"/>
         </w:rPr>
-        <w:t>USA, aber Reporting-Bias-Befund ist Methoden-Beitrag, nicht Kausalität-abhängig – teilweise übertragbar</w:t>
+        <w:t>Niederlande, Schweden, UK - europäische Systeme; vergleichbar mit DACH-Sozialversicherungen, Arbeitsmarktstrukturen.</w:t>
       </w:r>
     </w:p>
     <w:p>
@@ -418,7 +418,65 @@
           <w:color w:val="5A7D3A"/>
           <w:sz w:val="18"/>
         </w:rPr>
-        <w:t>https://pubmed.ncbi.nlm.nih.gov/42240458/</w:t>
+        <w:t>https://pubmed.ncbi.nlm.nih.gov/42260238/</w:t>
+      </w:r>
+    </w:p>
+    <w:p>
+      <w:pPr>
+        <w:pStyle w:val="Heading2"/>
+      </w:pPr>
+      <w:r>
+        <w:t>Langwirksame PrEP in Italien: Awareness, Akzeptanz und ungedeckter Bedarf nach Geschlecht und Sexualität</w:t>
+      </w:r>
+    </w:p>
+    <w:p>
+      <w:r>
+        <w:rPr>
+          <w:i/>
+          <w:color w:val="666666"/>
+          <w:sz w:val="18"/>
+        </w:rPr>
+        <w:t>Wang H et al.  ·  HIV Res Clin Pract  ·  31.12.2026  ·  PMID 42186205</w:t>
+      </w:r>
+    </w:p>
+    <w:p>
+      <w:r>
+        <w:t>Querschnittstudie PROTECT Oktober 2023–April 2024: 2.215 HIV-negative Personen (1.707 MSM, 32 trans*, 267 Cis-Männer, 209 Cis-Frauen) zu oralem/langwirksamem PrEP-Bewusstsein, Anwendung und Intentionen.</w:t>
+      </w:r>
+    </w:p>
+    <w:p>
+      <w:r>
+        <w:rPr>
+          <w:b/>
+        </w:rPr>
+        <w:t xml:space="preserve">Ergebnis: </w:t>
+      </w:r>
+      <w:r>
+        <w:t>Orale PrEP Anwendung 19,0% gesamt; 19,8% davon suboptimale Adhärenz, 10,0% Abbruch. LA-PrEP-Intention 47,0%. Ungedeckter Präventionsbedarf 34,8% (LA-PrEP könnte adressieren). MSM höchste Engagement (ungedeckter Bedarf in PrEP-naiven und Abbrechern hoch, aber LA-PrEP-Intention niedrig = Mismatch). Cis-Männer niedrigste Engagement. Weniger urbanisierte Gegenden höherer ungedeckter Bedarf.</w:t>
+      </w:r>
+    </w:p>
+    <w:p>
+      <w:r>
+        <w:rPr>
+          <w:b/>
+          <w:sz w:val="19"/>
+        </w:rPr>
+        <w:t xml:space="preserve">Übertragbarkeit: </w:t>
+      </w:r>
+      <w:r>
+        <w:rPr>
+          <w:sz w:val="19"/>
+        </w:rPr>
+        <w:t>Italien, vergleichbare europäische Gesundheitssystem und LGBT+-Versorgungslandschaft; zeigt Zugangsbarrieren nach Bevölkerungsgruppe.</w:t>
+      </w:r>
+    </w:p>
+    <w:p>
+      <w:r>
+        <w:rPr>
+          <w:color w:val="5A7D3A"/>
+          <w:sz w:val="18"/>
+        </w:rPr>
+        <w:t>https://pubmed.ncbi.nlm.nih.gov/42186205/</w:t>
       </w:r>
     </w:p>
     <w:sectPr>

--- a/download/studien-aktuell.docx
+++ b/download/studien-aktuell.docx
@@ -62,7 +62,7 @@
           <w:color w:val="666666"/>
           <w:sz w:val="18"/>
         </w:rPr>
-        <w:t>Stand: 13.09.2026  |  7 Studien  |  gender.m-vf.de</w:t>
+        <w:t>Stand: 14.09.2026  |  6 Studien  |  gender.m-vf.de</w:t>
       </w:r>
     </w:p>
     <w:p>
@@ -70,7 +70,7 @@
         <w:pStyle w:val="Heading1"/>
       </w:pPr>
       <w:r>
-        <w:t>Aufgenommen am 13.09.2026</w:t>
+        <w:t>Aufgenommen am 14.09.2026</w:t>
       </w:r>
     </w:p>
     <w:p>
@@ -78,7 +78,7 @@
         <w:pStyle w:val="Heading2"/>
       </w:pPr>
       <w:r>
-        <w:t>Lipidsenkung verzögert sich bei Frauen nach chronischem Herzinfarkt deutlich</w:t>
+        <w:t>Symptomnetze bei Depression und Angst unterscheiden sich geschlechtsspezifisch unter Stress</w:t>
       </w:r>
     </w:p>
     <w:p>
@@ -88,12 +88,12 @@
           <w:color w:val="666666"/>
           <w:sz w:val="18"/>
         </w:rPr>
-        <w:t>Cederlöf ET et al.  ·  Ups J Med Sci  ·  31.08.2026  ·  PMID 42729934</w:t>
+        <w:t>Hu J et al.  ·  Depress Anxiety  ·  12.09.2026  ·  PMID 42732257</w:t>
       </w:r>
     </w:p>
     <w:p>
       <w:r>
-        <w:t>Routinedatenstudie aus Schwedisch-Primärversorgung prüfte Geschlechtsunterschiede bei Blutdruck- und LDL-Cholesterin-Zielwerten in koronarer Herzkrankheit über 3 Jahre.</w:t>
+        <w:t>Querschnittsstudie zu Geschlechtsunterschieden in Symptomvernetzungen von Depression, Angst und komorbiden Symptomen (PTSD, Schlaflosigkeit) bei 1.191 Erwachsenen unter akutem psychischem Stress.</w:t>
       </w:r>
     </w:p>
     <w:p>
@@ -104,7 +104,7 @@
         <w:t xml:space="preserve">Ergebnis: </w:t>
       </w:r>
       <w:r>
-        <w:t>Von 1.452 Patienten (415 Frauen, 1.037 Männer): Frauen initiierten lipidsenkende Therapie verzögert (Hazard Ratio 0,70, KI 0,61–0,80, p&lt;0,001), Therapieanwendung fiel bis Jahr 3 auf 54,1% bei Frauen vs. 73,9% bei Männern (p&lt;0,001). LDL-Ziele bei Jahr 1 erreicht nur 12,1% Frauen vs. 24,7% Männer, Jahr 3 11,2% vs. 15,0%. Untermonitoring von LDL-C besonders bei Frauen evident.</w:t>
+        <w:t>Bei Frauen waren Angst und Intrusion die zentralsten Symptomknoten, bei Männern Depression. Frauen zeigten signifikant höhere Gesamtkonkektivität im Netzwerk und eine komplexere Architektur mit mehr gerichteten Verbindungen zwischen Symptomen (18% erklärte Varianz für Kortikaler Thinning, 32% für Amygdala-Volumen). Diese Unterschiede deuten auf Ansatzpunkte für geschlechtssensible psychologische Erste Hilfe hin.</w:t>
       </w:r>
     </w:p>
     <w:p>
@@ -119,7 +119,7 @@
         <w:rPr>
           <w:sz w:val="19"/>
         </w:rPr>
-        <w:t>Schweden, vergleichbare Primärversorgungsstruktur DACH-Region; geschlechtergetrennte Routinedaten vorhanden.</w:t>
+        <w:t>Deutschland – Querschnittsstudie, direkt auf Stressintervention übertragbar.</w:t>
       </w:r>
     </w:p>
     <w:p>
@@ -128,7 +128,7 @@
           <w:color w:val="5A7D3A"/>
           <w:sz w:val="18"/>
         </w:rPr>
-        <w:t>https://pubmed.ncbi.nlm.nih.gov/42729934/</w:t>
+        <w:t>https://pubmed.ncbi.nlm.nih.gov/42732257/</w:t>
       </w:r>
     </w:p>
     <w:p>
@@ -136,7 +136,7 @@
         <w:pStyle w:val="Heading2"/>
       </w:pPr>
       <w:r>
-        <w:t>Genetische Architektur der Muskelkraft zeigt geschlechtsstratifizierte Effekte</w:t>
+        <w:t>TB-Last bei Männern höher – Verhaltens- und Kontaktmuster erklären mehr als Biologie</w:t>
       </w:r>
     </w:p>
     <w:p>
@@ -146,12 +146,12 @@
           <w:color w:val="666666"/>
           <w:sz w:val="18"/>
         </w:rPr>
-        <w:t>Mu Y et al.  ·  Biol Sex Differ  ·  25.08.2026  ·  PMID 42702734</w:t>
+        <w:t>Doran JWG et al.  ·  Bull Math Biol  ·  10.09.2026  ·  PMID 42722918</w:t>
       </w:r>
     </w:p>
     <w:p>
       <w:r>
-        <w:t>Genome-wide association study (GWAS) UK Biobank zu Sarkopenieindex (Kreatinin/Cystatin-C-Ratio) mit kombinierten und geschlechtsstratifizierten Analysen zur Identifizierung biologisch dimorphe Mechanismen.</w:t>
+        <w:t>Agent-Based-Modelling zu Geschlechts-/Genderunterschieden in TB-Übertragung in Kampala, Uganda; Counterfactual-Szenarien zur Ermittlung der wichtigsten populationsweiten Faktoren für die 62,5%-zu-37,5%-Männer-zu-Frauen-Fallquote.</w:t>
       </w:r>
     </w:p>
     <w:p>
@@ -162,7 +162,7 @@
         <w:t xml:space="preserve">Ergebnis: </w:t>
       </w:r>
       <w:r>
-        <w:t>774 unabhängige SI-assoziierte Loci gesamt (747 kombiniert, 283 männlich, 311 weiblich); 367 neu. Geschlechtsabhängige Loci rs1145093-chr15q21.1-GATM. 17 male-biased, 11 female-biased Gene priorisiert. Androgen-Rezeptor + GATA4 männlich; ESR1 + MYOD1 weiblich. Inverse genetische Korrelation SI-Herzversagen (rg=-0,19, p=2,3×10⁻⁹) und metabolisches Syndrom (rg=-0,12, p=8,5×10⁻⁸).</w:t>
+        <w:t>In-Host-Parameter hatten größten Gesamteffekt, aber Verhaltens- und Kontaktmuster (assortatives Mixing, genderspezifische Kontakte) erklärten das erhöhte Männer-zu-Frauen-Verhältnis stärker. Super-Spreader verursachten Mehrheit der Infektionen; Männer und cavitäre TB-Träger infizieren im Durchschnitt mehr Personen. Modell zeigt Proof-of-Concept für geschlechtssensible TB-Interventionen.</w:t>
       </w:r>
     </w:p>
     <w:p>
@@ -177,7 +177,7 @@
         <w:rPr>
           <w:sz w:val="19"/>
         </w:rPr>
-        <w:t>UK Biobank, biologische Grundlage sarkopenischer Geschlechtsunterschiede; Präzisionsprävention abhängig von Geschlechtsverifikation.</w:t>
+        <w:t>Uganda, Süd-Subsahara-Afrika – zeigt Zugang und Verhalten als biologische Faktoren überlagern; Mechanismus ist übertragbar auf ähnliche Hochlast-Settings.</w:t>
       </w:r>
     </w:p>
     <w:p>
@@ -186,7 +186,7 @@
           <w:color w:val="5A7D3A"/>
           <w:sz w:val="18"/>
         </w:rPr>
-        <w:t>https://pubmed.ncbi.nlm.nih.gov/42702734/</w:t>
+        <w:t>https://pubmed.ncbi.nlm.nih.gov/42722918/</w:t>
       </w:r>
     </w:p>
     <w:p>
@@ -194,7 +194,7 @@
         <w:pStyle w:val="Heading2"/>
       </w:pPr>
       <w:r>
-        <w:t>Mobiles Interventionsprogramm zur Reduktion selbstverletzenden Verhaltens bei LGBTQ+-Personen</w:t>
+        <w:t>Frauen erkennen Emotionen und soziale Signale besser – auch bei sozialen Funktionsstörungen</w:t>
       </w:r>
     </w:p>
     <w:p>
@@ -204,12 +204,12 @@
           <w:color w:val="666666"/>
           <w:sz w:val="18"/>
         </w:rPr>
-        <w:t>Bresin K et al.  ·  Suicide Life Threat Behav  ·  Okt. 2026  ·  PMID 42698200</w:t>
+        <w:t>Kemp KC et al.  ·  PLoS One  ·  10.09.2026  ·  PMID 42721142</w:t>
       </w:r>
     </w:p>
     <w:p>
       <w:r>
-        <w:t>Randomisierte Experimentalstudie (n=55) LGBTQ+-Personen mit Selbstverletzungsgedanken/-verhalten: 14 Tage Baseline-EMA, dann Randomisierung zu Brief-Messaging (Zugehörigkeit, Lebenssinn) oder Kontrolle (14 Tage), dann 14 Tage Post-EMA.</w:t>
+        <w:t>Querschnittstudie (n=212, 58,5% weiblich, Alter 14-30 Jahre) zu Geschlechtsunterschieden in Blickwahrnehmung, Theory of Mind und sozialer Inferenz bei Adoleszenten und jungen Erwachsenen mit variablem Ausmaß an sozialer Dysfunktion.</w:t>
       </w:r>
     </w:p>
     <w:p>
@@ -220,7 +220,7 @@
         <w:t xml:space="preserve">Ergebnis: </w:t>
       </w:r>
       <w:r>
-        <w:t>Interventionsgruppe: Selbstverletzungsgedanken und -planung stabil, Selbstverletzungsverhalten, thwarted belongingness und perceived burdensomeness signifikant abnehmend. Kontrollgruppe: Selbstverletzungsgedanken/planung signifikant ansteigend, keine Veränderung bei Verhalten/belongingness/burdensomeness. Effekt unterstützt interpersonale Suizidtheorie.</w:t>
+        <w:t>Frauen schnitten signifikant besser bei Theory-of-Mind-, sozialer Inferenz- und Blickwahrnehmungsaufgaben ab; Unterschiede blieben nach Adjustment für allgemeine Kognition, Alter und Psychopathologie bestehen. Ausnahme: komplexe, dynamische soziale Inferenzaufgabe – keine Unterschiede nach Adjustment für Psychopathologie. Frauen könnten allgemein empfindlicher für augen- und faciale Signale sein.</w:t>
       </w:r>
     </w:p>
     <w:p>
@@ -235,7 +235,7 @@
         <w:rPr>
           <w:sz w:val="19"/>
         </w:rPr>
-        <w:t>USA; konzeptueller Ansatz (Zugehörigkeit, Burdenedness) ist international gültig, Implementierung als Mhealth skalierbar.</w:t>
+        <w:t>USA – auch bei Psychopathologie replizierbar; Mechanismus (Signaldetektion) nicht an System gebunden.</w:t>
       </w:r>
     </w:p>
     <w:p>
@@ -244,7 +244,7 @@
           <w:color w:val="5A7D3A"/>
           <w:sz w:val="18"/>
         </w:rPr>
-        <w:t>https://pubmed.ncbi.nlm.nih.gov/42698200/</w:t>
+        <w:t>https://pubmed.ncbi.nlm.nih.gov/42721142/</w:t>
       </w:r>
     </w:p>
     <w:p>
@@ -252,7 +252,7 @@
         <w:pStyle w:val="Heading2"/>
       </w:pPr>
       <w:r>
-        <w:t>Geschlechtersensible Palliativversorgung: Schweizer Studienprojekt zu Ungleichheiten am Lebensende</w:t>
+        <w:t>Männer in der Pflege: Verschieben sich Geschlechternormen oder verstärken sie sich?</w:t>
       </w:r>
     </w:p>
     <w:p>
@@ -262,12 +262,12 @@
           <w:color w:val="666666"/>
           <w:sz w:val="18"/>
         </w:rPr>
-        <w:t>Schwind B et al.  ·  BMJ Open  ·  28.06.2026  ·  PMID 42366007</w:t>
+        <w:t>Aydin F et al.  ·  Int Nurs Rev  ·  Sept. 2026  ·  PMID 42695756</w:t>
       </w:r>
     </w:p>
     <w:p>
       <w:r>
-        <w:t>Mixed-Methods-Studienprotokoll untersucht, wie Geschlecht und Diversität Zugang zu und Qualität von Palliativversorgung in der Schweiz systematisch beeinflussen, mit Ethnographie, Netzwerkanalyse und Wissenstransfer.</w:t>
+        <w:t>Qualitative Explorationsstudie mit 40 semi-strukturierten Interviews (5 Pfleger, 5 Pflegerinnen, 10 Ärzte, 10 Patienten/Angehörige) in der Türkei zur Untersuchung, wie Männer in einem Frauenberuf die Berufsidentität Pflege reshape – Hybrid-Thematic-Analysis nach Braun &amp; Clarke.</w:t>
       </w:r>
     </w:p>
     <w:p>
@@ -278,7 +278,7 @@
         <w:t xml:space="preserve">Ergebnis: </w:t>
       </w:r>
       <w:r>
-        <w:t>Geplant: nationale Befragung von Fachkräften zur Geschlechts- und Diversitätsbewusstheit; Ethnographie in 2 Palliativstationen; Netzwerkmodellierung über Zurich; Ko-Kreation von Evidenz mit Patienten, Angehörigen, Fachkräften und Politik zur Verbesserung Equity-orientierter Praxis.</w:t>
+        <w:t>Vier Themes: Männer wurden durch physische Kraft, Ruhe und Schutz positioniert, Frauen durch emotionale/mütterliche Attribute. Männer wurden aus Geburtshilfe, Gynäkologie, Neonatologie ausgeschlossen (Datenschutz). Patienten und Ärzte definierten Pflegekompetenz durch unterschiedliche genderte Kriterien. Gender-Essentialismus wurde in ‚hybrider' Form reproduziert; Status-Gewinne scheinen an maskulinisierte Attribute statt Neubewerung von Care gebunden. Nur männliche Repräsentation ändert nicht Strukturgleichheit.</w:t>
       </w:r>
     </w:p>
     <w:p>
@@ -293,7 +293,7 @@
         <w:rPr>
           <w:sz w:val="19"/>
         </w:rPr>
-        <w:t>Schweiz, deutschsprachig, vergleichbares Gesundheitssystem; intersektionaler Ansatz direkt auf Versorgungsgerechtigkeit ausgerichtet.</w:t>
+        <w:t>Türkei – Kontext mit starken Geschlechternormen; Erkenntnis zu Geschlecht als Organisationsprinzipium überträgt auf alle Länder.</w:t>
       </w:r>
     </w:p>
     <w:p>
@@ -302,7 +302,7 @@
           <w:color w:val="5A7D3A"/>
           <w:sz w:val="18"/>
         </w:rPr>
-        <w:t>https://pubmed.ncbi.nlm.nih.gov/42366007/</w:t>
+        <w:t>https://pubmed.ncbi.nlm.nih.gov/42695756/</w:t>
       </w:r>
     </w:p>
     <w:p>
@@ -310,7 +310,7 @@
         <w:pStyle w:val="Heading2"/>
       </w:pPr>
       <w:r>
-        <w:t>Lebensqualität nach genitalchirurgischer Rekonstruktion bei Mädchen mit kongenitalem Adrenalhyperplasmus</w:t>
+        <w:t>Gesundheitsverhalten erklärt mehr Ungleichheit als Sozioökonomie – Längsschnitt-Daten aus Norwegen</w:t>
       </w:r>
     </w:p>
     <w:p>
@@ -320,12 +320,12 @@
           <w:color w:val="666666"/>
           <w:sz w:val="18"/>
         </w:rPr>
-        <w:t>Heidtmann F et al.  ·  J Pediatr Urol  ·  30.05.2026  ·  PMID 42275809</w:t>
+        <w:t>Olsen JA et al.  ·  Qual Life Res  ·  28.06.2026  ·  PMID 42365548</w:t>
       </w:r>
     </w:p>
     <w:p>
       <w:r>
-        <w:t>Deutsches Zentrum (Jena): Querschnittsumfrage 25 Patientinnen (von 56) nach Genitalchirurgie zwischen 2007–2016 mit validiertem Fragebogen zu Lebensqualität und Geschlechtsidentität.</w:t>
+        <w:t>Längsschnittstudie (11.313 Erwachsene, 25-54 Jahre zu Baseline, 21 Jahre Follow-up) zur Erklärung von Ungleichheiten in Lebensqualität durch Shapley-Value-Zerlegung von sozioökonomischen und Verhaltensrisiken.</w:t>
       </w:r>
     </w:p>
     <w:p>
@@ -336,7 +336,7 @@
         <w:t xml:space="preserve">Ergebnis: </w:t>
       </w:r>
       <w:r>
-        <w:t>Alle 25 Patientinnen: Lebensqualitätsscores vergleichbar mit gesunden Referenzgruppen (Kinder 3–6 J. und Jugendliche normal; Kinder 7–13 J. leicht erhöht). Keiner der 5 Jugendlichen ≥14 Jahre zeigte Geschlechtsdysphorie (UGDS-Scores &lt;40). Alle 14 befragten Familien bevorzugten frühzeitigen Operationszeitpunkt, kein Bedauern geäußert.</w:t>
+        <w:t>Gesundheitsverhalten (Rauchen, körperliche Aktivität, Adipositas) erklärte 80% der Varianz in EQ-5D-5L-Werten, 75% in EQ-VAS und 67% in selbsteingeschätzter Gesundheit – deutlich mehr als drei Sozioökonomie-Indikatoren. Nach Adjustment für Baseline-Gesundheit stieg die Relevanz von Verhalten leicht an. Beide Interventionstypen könnten Ungleichheiten reduzieren.</w:t>
       </w:r>
     </w:p>
     <w:p>
@@ -351,7 +351,7 @@
         <w:rPr>
           <w:sz w:val="19"/>
         </w:rPr>
-        <w:t>Deutschland, Single-Center, kleine Stichprobe; zeigt praktische Langzeitergebnisse chirurgischer Versorgung.</w:t>
+        <w:t>Norwegen, Tromsø-Studie – skandinavisches Versicherungssystem, vergleichbar mit Deutschland.</w:t>
       </w:r>
     </w:p>
     <w:p>
@@ -360,7 +360,7 @@
           <w:color w:val="5A7D3A"/>
           <w:sz w:val="18"/>
         </w:rPr>
-        <w:t>https://pubmed.ncbi.nlm.nih.gov/42275809/</w:t>
+        <w:t>https://pubmed.ncbi.nlm.nih.gov/42365548/</w:t>
       </w:r>
     </w:p>
     <w:p>
@@ -368,7 +368,7 @@
         <w:pStyle w:val="Heading2"/>
       </w:pPr>
       <w:r>
-        <w:t>Arbeitslosigkeit und niedriges Einkommen verschärfen Lebensqualität ungleich in sechs Ländern</w:t>
+        <w:t>Kindliches Trauma hinterlässt unterschiedliche Hirnveränderungen bei Frauen und Männern</w:t>
       </w:r>
     </w:p>
     <w:p>
@@ -378,12 +378,12 @@
           <w:color w:val="666666"/>
           <w:sz w:val="18"/>
         </w:rPr>
-        <w:t>Eijkens J et al.  ·  Qual Life Res  ·  08.06.2026  ·  PMID 42260238</w:t>
+        <w:t>Huth F et al.  ·  Eur Neuropsychopharmacol  ·  09.06.2026  ·  PMID 42263356</w:t>
       </w:r>
     </w:p>
     <w:p>
       <w:r>
-        <w:t>Querschnittstudie März–Juni 2020 (COVID-19): 17.607 Respondenten (18–75 J.) aus China, Italien, Niederlande, Schweden, UK, USA zur Assoziation von Bildung, Einkommen und Erwerbsstatus mit EQ-5D-5L-Lebensqualität.</w:t>
+        <w:t>Transdiagnostische Studie (n=251, 51,8% männlich, Durchschnittsalter 24,9 Jahre) zur Untersuchung geschlechtsspezifischer Hirnstruktur-Signaturen bei frühen affektiven/Angststörungen nach Kindheitstraumatisierung mittels multivariater Sparse-PLS.</w:t>
       </w:r>
     </w:p>
     <w:p>
@@ -394,7 +394,7 @@
         <w:t xml:space="preserve">Ergebnis: </w:t>
       </w:r>
       <w:r>
-        <w:t>In allen Ländern außer Italien: niedrigere Bildung → höhere Health Impairment Level Sum Scores (schlechtere Qualität). UK größter Bildungsabstand. Niedrigeres Einkommen in Niederlande, Schweden, UK, USA mit schlechterer Qualität verknüpft (China/Italien keine Einkommensdifferenz). Arbeitslosigkeit über alle 6 Länder konstant stärkster Prädiktor für schlechtere Qualität.</w:t>
+        <w:t>Physische Misshandlung in der Kindheit korrelierte mit ausgebreiteter Kortikalschwund-Signatur (ρ=0,424, p=0,007, R²=18%), emotionale Misshandlung bei Frauen spezifisch mit kleineren linken Amygdala-Kernen (ρ=0,566, p=0,014, R²=32%). Bei Frauen sagte emotionale Misshandlung schlechtere Funktionalität nach 1-2 Jahren voraus (β=-0,45/-0,48, p&lt;0,001), während kleinere Amygdala-Kerne paradox bessere 2-Jahres-Outcomes vorhersagten – möglicherweise reflexiv adaptive Verarbeitung.</w:t>
       </w:r>
     </w:p>
     <w:p>
@@ -409,7 +409,7 @@
         <w:rPr>
           <w:sz w:val="19"/>
         </w:rPr>
-        <w:t>Niederlande, Schweden, UK - europäische Systeme; vergleichbar mit DACH-Sozialversicherungen, Arbeitsmarktstrukturen.</w:t>
+        <w:t>Deutschland – deutsches Klinikenzentrum (Dresden, Berlin, München), vergleichbare EU-Standards.</w:t>
       </w:r>
     </w:p>
     <w:p>
@@ -418,65 +418,7 @@
           <w:color w:val="5A7D3A"/>
           <w:sz w:val="18"/>
         </w:rPr>
-        <w:t>https://pubmed.ncbi.nlm.nih.gov/42260238/</w:t>
-      </w:r>
-    </w:p>
-    <w:p>
-      <w:pPr>
-        <w:pStyle w:val="Heading2"/>
-      </w:pPr>
-      <w:r>
-        <w:t>Langwirksame PrEP in Italien: Awareness, Akzeptanz und ungedeckter Bedarf nach Geschlecht und Sexualität</w:t>
-      </w:r>
-    </w:p>
-    <w:p>
-      <w:r>
-        <w:rPr>
-          <w:i/>
-          <w:color w:val="666666"/>
-          <w:sz w:val="18"/>
-        </w:rPr>
-        <w:t>Wang H et al.  ·  HIV Res Clin Pract  ·  31.12.2026  ·  PMID 42186205</w:t>
-      </w:r>
-    </w:p>
-    <w:p>
-      <w:r>
-        <w:t>Querschnittstudie PROTECT Oktober 2023–April 2024: 2.215 HIV-negative Personen (1.707 MSM, 32 trans*, 267 Cis-Männer, 209 Cis-Frauen) zu oralem/langwirksamem PrEP-Bewusstsein, Anwendung und Intentionen.</w:t>
-      </w:r>
-    </w:p>
-    <w:p>
-      <w:r>
-        <w:rPr>
-          <w:b/>
-        </w:rPr>
-        <w:t xml:space="preserve">Ergebnis: </w:t>
-      </w:r>
-      <w:r>
-        <w:t>Orale PrEP Anwendung 19,0% gesamt; 19,8% davon suboptimale Adhärenz, 10,0% Abbruch. LA-PrEP-Intention 47,0%. Ungedeckter Präventionsbedarf 34,8% (LA-PrEP könnte adressieren). MSM höchste Engagement (ungedeckter Bedarf in PrEP-naiven und Abbrechern hoch, aber LA-PrEP-Intention niedrig = Mismatch). Cis-Männer niedrigste Engagement. Weniger urbanisierte Gegenden höherer ungedeckter Bedarf.</w:t>
-      </w:r>
-    </w:p>
-    <w:p>
-      <w:r>
-        <w:rPr>
-          <w:b/>
-          <w:sz w:val="19"/>
-        </w:rPr>
-        <w:t xml:space="preserve">Übertragbarkeit: </w:t>
-      </w:r>
-      <w:r>
-        <w:rPr>
-          <w:sz w:val="19"/>
-        </w:rPr>
-        <w:t>Italien, vergleichbare europäische Gesundheitssystem und LGBT+-Versorgungslandschaft; zeigt Zugangsbarrieren nach Bevölkerungsgruppe.</w:t>
-      </w:r>
-    </w:p>
-    <w:p>
-      <w:r>
-        <w:rPr>
-          <w:color w:val="5A7D3A"/>
-          <w:sz w:val="18"/>
-        </w:rPr>
-        <w:t>https://pubmed.ncbi.nlm.nih.gov/42186205/</w:t>
+        <w:t>https://pubmed.ncbi.nlm.nih.gov/42263356/</w:t>
       </w:r>
     </w:p>
     <w:sectPr>

--- a/download/studien-aktuell.docx
+++ b/download/studien-aktuell.docx
@@ -62,7 +62,7 @@
           <w:color w:val="666666"/>
           <w:sz w:val="18"/>
         </w:rPr>
-        <w:t>Stand: 14.09.2026  |  6 Studien  |  gender.m-vf.de</w:t>
+        <w:t>Stand: 15.09.2026  |  6 Studien  |  gender.m-vf.de</w:t>
       </w:r>
     </w:p>
     <w:p>
@@ -70,7 +70,7 @@
         <w:pStyle w:val="Heading1"/>
       </w:pPr>
       <w:r>
-        <w:t>Aufgenommen am 14.09.2026</w:t>
+        <w:t>Aufgenommen am 15.09.2026</w:t>
       </w:r>
     </w:p>
     <w:p>
@@ -78,7 +78,7 @@
         <w:pStyle w:val="Heading2"/>
       </w:pPr>
       <w:r>
-        <w:t>Symptomnetze bei Depression und Angst unterscheiden sich geschlechtsspezifisch unter Stress</w:t>
+        <w:t>Diskriminierung verzögert Versorgungssuche bei Transgender-Personen in Pakistan</w:t>
       </w:r>
     </w:p>
     <w:p>
@@ -88,12 +88,12 @@
           <w:color w:val="666666"/>
           <w:sz w:val="18"/>
         </w:rPr>
-        <w:t>Hu J et al.  ·  Depress Anxiety  ·  12.09.2026  ·  PMID 42732257</w:t>
+        <w:t>Memon A et al.  ·  East Mediterr Health J  ·  03.09.2026  ·  PMID 42734200</w:t>
       </w:r>
     </w:p>
     <w:p>
       <w:r>
-        <w:t>Querschnittsstudie zu Geschlechtsunterschieden in Symptomvernetzungen von Depression, Angst und komorbiden Symptomen (PTSD, Schlaflosigkeit) bei 1.191 Erwachsenen unter akutem psychischem Stress.</w:t>
+        <w:t>Querschnittstudie mit 360 Transgender-Personen in Karachi zur Vorhersage von Behandlungsabsicht und Verzögerungen bei der Versorgungssuche.</w:t>
       </w:r>
     </w:p>
     <w:p>
@@ -104,7 +104,7 @@
         <w:t xml:space="preserve">Ergebnis: </w:t>
       </w:r>
       <w:r>
-        <w:t>Bei Frauen waren Angst und Intrusion die zentralsten Symptomknoten, bei Männern Depression. Frauen zeigten signifikant höhere Gesamtkonkektivität im Netzwerk und eine komplexere Architektur mit mehr gerichteten Verbindungen zwischen Symptomen (18% erklärte Varianz für Kortikaler Thinning, 32% für Amygdala-Volumen). Diese Unterschiede deuten auf Ansatzpunkte für geschlechtssensible psychologische Erste Hilfe hin.</w:t>
+        <w:t>Diskriminierung (B = −0,94, p &lt; 0,01) senkte die Absicht, Versorgung zu suchen; wahrgenommene Anbieter-Kompetenz erhöhte sie (B = 0,35, p = 0,03). Diskriminierung erhöhte Verzögerungen (OR = 3,77, p = 0,013). Älteres Alter, höhere Bildung und Diskriminierung beschleunigten Verzögerungen; häufigere Besuche und wahrgenommene Anbieter-Kompetenz verkürzten sie.</w:t>
       </w:r>
     </w:p>
     <w:p>
@@ -119,7 +119,7 @@
         <w:rPr>
           <w:sz w:val="19"/>
         </w:rPr>
-        <w:t>Deutschland – Querschnittsstudie, direkt auf Stressintervention übertragbar.</w:t>
+        <w:t>Außereuropäischer Kontext mit extremerer Diskriminierung, Befunde zur Zugangsbarriere aber übertragbar</w:t>
       </w:r>
     </w:p>
     <w:p>
@@ -128,7 +128,7 @@
           <w:color w:val="5A7D3A"/>
           <w:sz w:val="18"/>
         </w:rPr>
-        <w:t>https://pubmed.ncbi.nlm.nih.gov/42732257/</w:t>
+        <w:t>https://pubmed.ncbi.nlm.nih.gov/42734200/</w:t>
       </w:r>
     </w:p>
     <w:p>
@@ -136,7 +136,7 @@
         <w:pStyle w:val="Heading2"/>
       </w:pPr>
       <w:r>
-        <w:t>TB-Last bei Männern höher – Verhaltens- und Kontaktmuster erklären mehr als Biologie</w:t>
+        <w:t>Ökonomische Systeme prägen Frauengesundheit – Perspektiven australischer Frauen</w:t>
       </w:r>
     </w:p>
     <w:p>
@@ -146,12 +146,12 @@
           <w:color w:val="666666"/>
           <w:sz w:val="18"/>
         </w:rPr>
-        <w:t>Doran JWG et al.  ·  Bull Math Biol  ·  10.09.2026  ·  PMID 42722918</w:t>
+        <w:t>McCarthy S et al.  ·  Health Promot Int  ·  01.09.2026  ·  PMID 42725912</w:t>
       </w:r>
     </w:p>
     <w:p>
       <w:r>
-        <w:t>Agent-Based-Modelling zu Geschlechts-/Genderunterschieden in TB-Übertragung in Kampala, Uganda; Counterfactual-Szenarien zur Ermittlung der wichtigsten populationsweiten Faktoren für die 62,5%-zu-37,5%-Männer-zu-Frauen-Fallquote.</w:t>
+        <w:t>Qualitative Online-Umfrage mit 506 australischen Frauen (≥18 Jahre) zu Wahrnehmungen ökonomischer und kommerzieller Einflüsse auf Frauengesundheit und Geschlechterungerechtigkeit.</w:t>
       </w:r>
     </w:p>
     <w:p>
@@ -162,7 +162,7 @@
         <w:t xml:space="preserve">Ergebnis: </w:t>
       </w:r>
       <w:r>
-        <w:t>In-Host-Parameter hatten größten Gesamteffekt, aber Verhaltens- und Kontaktmuster (assortatives Mixing, genderspezifische Kontakte) erklärten das erhöhte Männer-zu-Frauen-Verhältnis stärker. Super-Spreader verursachten Mehrheit der Infektionen; Männer und cavitäre TB-Träger infizieren im Durchschnitt mehr Personen. Modell zeigt Proof-of-Concept für geschlechtssensible TB-Interventionen.</w:t>
+        <w:t>Vier Themen: finanzielle Barrieren zu essentiellen Gütern und Gesundheitsdiensten; Arbeitsplatzpraktiken (unsichere Beschäftigung, Inflexibilität, Diskriminierung) verschlechtern Gesundheit; Gewinnnatur von Industrien gefährdet Gesundheit; Forderung nach stärkerer Regulierung, betrieblichem Schutz und gerechterem Zugang. Frauen benannten strukturelle Treiber von Ungleichheit.</w:t>
       </w:r>
     </w:p>
     <w:p>
@@ -177,7 +177,7 @@
         <w:rPr>
           <w:sz w:val="19"/>
         </w:rPr>
-        <w:t>Uganda, Süd-Subsahara-Afrika – zeigt Zugang und Verhalten als biologische Faktoren überlagern; Mechanismus ist übertragbar auf ähnliche Hochlast-Settings.</w:t>
+        <w:t>Australien vergleichbar mit Deutschland in Versicherungssystem, zeigt sozioökonomische Determinanten</w:t>
       </w:r>
     </w:p>
     <w:p>
@@ -186,7 +186,7 @@
           <w:color w:val="5A7D3A"/>
           <w:sz w:val="18"/>
         </w:rPr>
-        <w:t>https://pubmed.ncbi.nlm.nih.gov/42722918/</w:t>
+        <w:t>https://pubmed.ncbi.nlm.nih.gov/42725912/</w:t>
       </w:r>
     </w:p>
     <w:p>
@@ -194,7 +194,7 @@
         <w:pStyle w:val="Heading2"/>
       </w:pPr>
       <w:r>
-        <w:t>Frauen erkennen Emotionen und soziale Signale besser – auch bei sozialen Funktionsstörungen</w:t>
+        <w:t>Hypertensive Schwangerschaftsstörungen bei Indigenous-Frauen in den USA</w:t>
       </w:r>
     </w:p>
     <w:p>
@@ -204,12 +204,12 @@
           <w:color w:val="666666"/>
           <w:sz w:val="18"/>
         </w:rPr>
-        <w:t>Kemp KC et al.  ·  PLoS One  ·  10.09.2026  ·  PMID 42721142</w:t>
+        <w:t>Vu TT et al.  ·  Curr Hypertens Rep  ·  04.09.2026  ·  PMID 42696076</w:t>
       </w:r>
     </w:p>
     <w:p>
       <w:r>
-        <w:t>Querschnittstudie (n=212, 58,5% weiblich, Alter 14-30 Jahre) zu Geschlechtsunterschieden in Blickwahrnehmung, Theory of Mind und sozialer Inferenz bei Adoleszenten und jungen Erwachsenen mit variablem Ausmaß an sozialer Dysfunktion.</w:t>
+        <w:t>Narrativ-Review zu Determinanten hypertensiver Schwangerschaftsstörungen (HDP) bei American Indian/Alaska Native (AI/AN) Frauen und langfristigen Kardiovaskulär-Folgen.</w:t>
       </w:r>
     </w:p>
     <w:p>
@@ -220,7 +220,7 @@
         <w:t xml:space="preserve">Ergebnis: </w:t>
       </w:r>
       <w:r>
-        <w:t>Frauen schnitten signifikant besser bei Theory-of-Mind-, sozialer Inferenz- und Blickwahrnehmungsaufgaben ab; Unterschiede blieben nach Adjustment für allgemeine Kognition, Alter und Psychopathologie bestehen. Ausnahme: komplexe, dynamische soziale Inferenzaufgabe – keine Unterschiede nach Adjustment für Psychopathologie. Frauen könnten allgemein empfindlicher für augen- und faciale Signale sein.</w:t>
+        <w:t>AI/AN-Frauen zeigen höchste HDP-Prävalenz (9,1 %) aller Rassen/Ethnien, schwere mütterliche Morbidität 1,6× höher als weiße Frauen. Strukturelle Determinanten: Kolonialismus-Erbe, Rassenmisklassifikation, Daten-Souveränitätsverletzungen, unterbrochene traditionelle Geburtsweisen. Qualitativ belegt: Diskriminierung, kulturelle Geringschätzung, Anbieter-Bias. 2× erhöhtes kardiovaskuläres Risiko post-partum, aber Barrieren zu Follow-up und Screening.</w:t>
       </w:r>
     </w:p>
     <w:p>
@@ -235,7 +235,7 @@
         <w:rPr>
           <w:sz w:val="19"/>
         </w:rPr>
-        <w:t>USA – auch bei Psychopathologie replizierbar; Mechanismus (Signaldetektion) nicht an System gebunden.</w:t>
+        <w:t>USA-Setting mit strukturellem Rassismus, aber Befunde zur Versorgungsbarriere und fehlenden Prävention relevant</w:t>
       </w:r>
     </w:p>
     <w:p>
@@ -244,7 +244,7 @@
           <w:color w:val="5A7D3A"/>
           <w:sz w:val="18"/>
         </w:rPr>
-        <w:t>https://pubmed.ncbi.nlm.nih.gov/42721142/</w:t>
+        <w:t>https://pubmed.ncbi.nlm.nih.gov/42696076/</w:t>
       </w:r>
     </w:p>
     <w:p>
@@ -252,7 +252,7 @@
         <w:pStyle w:val="Heading2"/>
       </w:pPr>
       <w:r>
-        <w:t>Männer in der Pflege: Verschieben sich Geschlechternormen oder verstärken sie sich?</w:t>
+        <w:t>Psychische Gesundheit und Versorgungszugang bei sexuellen Minderheiten-Jugendlichen in Israel</w:t>
       </w:r>
     </w:p>
     <w:p>
@@ -262,12 +262,12 @@
           <w:color w:val="666666"/>
           <w:sz w:val="18"/>
         </w:rPr>
-        <w:t>Aydin F et al.  ·  Int Nurs Rev  ·  Sept. 2026  ·  PMID 42695756</w:t>
+        <w:t>Gewirtz-Meydan A et al.  ·  Isr J Health Policy Res  ·  04.09.2026  ·  PMID 42693470</w:t>
       </w:r>
     </w:p>
     <w:p>
       <w:r>
-        <w:t>Qualitative Explorationsstudie mit 40 semi-strukturierten Interviews (5 Pfleger, 5 Pflegerinnen, 10 Ärzte, 10 Patienten/Angehörige) in der Türkei zur Untersuchung, wie Männer in einem Frauenberuf die Berufsidentität Pflege reshape – Hybrid-Thematic-Analysis nach Braun &amp; Clarke.</w:t>
+        <w:t>Latent-Profile-Analyse bei 1.129 israelischen Jugendlichen (30 % sexuelle Minderheiten, Alter 16–18 Jahre) zur Identifikation psychischer Risikoprofile und Barrieren zur Hilfesuche.</w:t>
       </w:r>
     </w:p>
     <w:p>
@@ -278,7 +278,7 @@
         <w:t xml:space="preserve">Ergebnis: </w:t>
       </w:r>
       <w:r>
-        <w:t>Vier Themes: Männer wurden durch physische Kraft, Ruhe und Schutz positioniert, Frauen durch emotionale/mütterliche Attribute. Männer wurden aus Geburtshilfe, Gynäkologie, Neonatologie ausgeschlossen (Datenschutz). Patienten und Ärzte definierten Pflegekompetenz durch unterschiedliche genderte Kriterien. Gender-Essentialismus wurde in ‚hybrider' Form reproduziert; Status-Gewinne scheinen an maskulinisierte Attribute statt Neubewerung von Care gebunden. Nur männliche Repräsentation ändert nicht Strukturgleichheit.</w:t>
+        <w:t>Vier Profile identifiziert: unauffällig, emotionale Probleme/Suizidalität, Tabak-/E-Zigaretten-User, Cannabis-User. Sexuelle Minderheiten berichteten mehr Barrieren (identitätsbezogen, strukturell, emotional) und niedrigere Hilfeabsicht. Sexuelle Orientierung moderierte diese Assoziation: schwächere Hilfeabsicht bei sexuellen Minderheiten unter Tabak-/E-Zigaretten-Usern, stärker bei Cannabis-Usern.</w:t>
       </w:r>
     </w:p>
     <w:p>
@@ -293,7 +293,7 @@
         <w:rPr>
           <w:sz w:val="19"/>
         </w:rPr>
-        <w:t>Türkei – Kontext mit starken Geschlechternormen; Erkenntnis zu Geschlecht als Organisationsprinzipium überträgt auf alle Länder.</w:t>
+        <w:t>Israel vergleichbar mit europäischem Versorgungssystem, zeigt Intersektionalität als Versorgungshürde</w:t>
       </w:r>
     </w:p>
     <w:p>
@@ -302,7 +302,7 @@
           <w:color w:val="5A7D3A"/>
           <w:sz w:val="18"/>
         </w:rPr>
-        <w:t>https://pubmed.ncbi.nlm.nih.gov/42695756/</w:t>
+        <w:t>https://pubmed.ncbi.nlm.nih.gov/42693470/</w:t>
       </w:r>
     </w:p>
     <w:p>
@@ -310,7 +310,7 @@
         <w:pStyle w:val="Heading2"/>
       </w:pPr>
       <w:r>
-        <w:t>Gesundheitsverhalten erklärt mehr Ungleichheit als Sozioökonomie – Längsschnitt-Daten aus Norwegen</w:t>
+        <w:t>Fortpflanzungsmedizin: Welche Körper gelten als anerkannte Eltern?</w:t>
       </w:r>
     </w:p>
     <w:p>
@@ -320,12 +320,12 @@
           <w:color w:val="666666"/>
           <w:sz w:val="18"/>
         </w:rPr>
-        <w:t>Olsen JA et al.  ·  Qual Life Res  ·  28.06.2026  ·  PMID 42365548</w:t>
+        <w:t>Jørgensen TS  ·  Sociol Health Illn  ·  Juli 2026  ·  PMID 42472460</w:t>
       </w:r>
     </w:p>
     <w:p>
       <w:r>
-        <w:t>Längsschnittstudie (11.313 Erwachsene, 25-54 Jahre zu Baseline, 21 Jahre Follow-up) zur Erklärung von Ungleichheiten in Lebensqualität durch Shapley-Value-Zerlegung von sozioökonomischen und Verhaltensrisiken.</w:t>
+        <w:t>Qualitative Studie mit 25 Interviews zu Transgender-, nicht-binären und schwulen Personen, die Fertilitätsbehandlung in Dänemark nutzten und wie institutionelle Erwartungen ihren Zugang regulieren.</w:t>
       </w:r>
     </w:p>
     <w:p>
@@ -336,7 +336,7 @@
         <w:t xml:space="preserve">Ergebnis: </w:t>
       </w:r>
       <w:r>
-        <w:t>Gesundheitsverhalten (Rauchen, körperliche Aktivität, Adipositas) erklärte 80% der Varianz in EQ-5D-5L-Werten, 75% in EQ-VAS und 67% in selbsteingeschätzter Gesundheit – deutlich mehr als drei Sozioökonomie-Indikatoren. Nach Adjustment für Baseline-Gesundheit stieg die Relevanz von Verhalten leicht an. Beide Interventionstypen könnten Ungleichheiten reduzieren.</w:t>
+        <w:t>Reproduktive Governance durch Gesundheitsinstitutionen erzeugt Rahmen von Anerkennung, die bestimmte Körper und Familienstrukturen als legitim definieren. Queer People adoptierten Praktiken der Sichtbarkeit oder Anpassung an heteronormative Ideale, um Zugang zu Fertilitätsbehandlung zu erlangen; diese Fähigkeit war ungleich in der Queer-Community verteilt.</w:t>
       </w:r>
     </w:p>
     <w:p>
@@ -351,7 +351,7 @@
         <w:rPr>
           <w:sz w:val="19"/>
         </w:rPr>
-        <w:t>Norwegen, Tromsø-Studie – skandinavisches Versicherungssystem, vergleichbar mit Deutschland.</w:t>
+        <w:t>Dänemark ähnelt deutschem Sozialversicherungssystem, zeigt Zugangsbarrieren als Versorgungsproblem</w:t>
       </w:r>
     </w:p>
     <w:p>
@@ -360,7 +360,7 @@
           <w:color w:val="5A7D3A"/>
           <w:sz w:val="18"/>
         </w:rPr>
-        <w:t>https://pubmed.ncbi.nlm.nih.gov/42365548/</w:t>
+        <w:t>https://pubmed.ncbi.nlm.nih.gov/42472460/</w:t>
       </w:r>
     </w:p>
     <w:p>
@@ -368,7 +368,7 @@
         <w:pStyle w:val="Heading2"/>
       </w:pPr>
       <w:r>
-        <w:t>Kindliches Trauma hinterlässt unterschiedliche Hirnveränderungen bei Frauen und Männern</w:t>
+        <w:t>Hitzeexposition und Schwangerengesundheit in ländlichem Ghana: Versuchsprotokoll</w:t>
       </w:r>
     </w:p>
     <w:p>
@@ -378,12 +378,12 @@
           <w:color w:val="666666"/>
           <w:sz w:val="18"/>
         </w:rPr>
-        <w:t>Huth F et al.  ·  Eur Neuropsychopharmacol  ·  09.06.2026  ·  PMID 42263356</w:t>
+        <w:t>Zimmer RS et al.  ·  BMC Public Health  ·  06.07.2026  ·  PMID 42410409</w:t>
       </w:r>
     </w:p>
     <w:p>
       <w:r>
-        <w:t>Transdiagnostische Studie (n=251, 51,8% männlich, Durchschnittsalter 24,9 Jahre) zur Untersuchung geschlechtsspezifischer Hirnstruktur-Signaturen bei frühen affektiven/Angststörungen nach Kindheitstraumatisierung mittels multivariater Sparse-PLS.</w:t>
+        <w:t>Studienprotokoll für randomisierte Clusterprobe zur Untersuchung physiologischer Effekte von Umwelthitze auf schwangere Frauen in Nord-Ghana und Wirksamkeit von Wärmeanpassungsstrategien.</w:t>
       </w:r>
     </w:p>
     <w:p>
@@ -394,7 +394,7 @@
         <w:t xml:space="preserve">Ergebnis: </w:t>
       </w:r>
       <w:r>
-        <w:t>Physische Misshandlung in der Kindheit korrelierte mit ausgebreiteter Kortikalschwund-Signatur (ρ=0,424, p=0,007, R²=18%), emotionale Misshandlung bei Frauen spezifisch mit kleineren linken Amygdala-Kernen (ρ=0,566, p=0,014, R²=32%). Bei Frauen sagte emotionale Misshandlung schlechtere Funktionalität nach 1-2 Jahren voraus (β=-0,45/-0,48, p&lt;0,001), während kleinere Amygdala-Kerne paradox bessere 2-Jahres-Outcomes vorhersagten – möglicherweise reflexiv adaptive Verarbeitung.</w:t>
+        <w:t>Geplante Messung: Wärmebelastung durch hochauflösende Umgebungsüberwachung, mütterliche Physiologie via tragbare Sensoren (Herzfrequenz, Körpertemperatur), fötale Gesundheitsindikatoren (fötale Herzfrequenz, Doppler). Interventionsevaluation mit statistischen Analysen zur geschlechtsspezifischen Reaktion geplant; Ergebnisse noch ausstehend.</w:t>
       </w:r>
     </w:p>
     <w:p>
@@ -409,7 +409,7 @@
         <w:rPr>
           <w:sz w:val="19"/>
         </w:rPr>
-        <w:t>Deutschland – deutsches Klinikenzentrum (Dresden, Berlin, München), vergleichbare EU-Standards.</w:t>
+        <w:t>Niedrig-Ressourcen-Setting, aber Hitze-Geschlechter-Effekt biologisch grundlegend und klimarelevant</w:t>
       </w:r>
     </w:p>
     <w:p>
@@ -418,7 +418,7 @@
           <w:color w:val="5A7D3A"/>
           <w:sz w:val="18"/>
         </w:rPr>
-        <w:t>https://pubmed.ncbi.nlm.nih.gov/42263356/</w:t>
+        <w:t>https://pubmed.ncbi.nlm.nih.gov/42410409/</w:t>
       </w:r>
     </w:p>
     <w:sectPr>

--- a/download/studien-aktuell.docx
+++ b/download/studien-aktuell.docx
@@ -62,7 +62,7 @@
           <w:color w:val="666666"/>
           <w:sz w:val="18"/>
         </w:rPr>
-        <w:t>Stand: 15.09.2026  |  6 Studien  |  gender.m-vf.de</w:t>
+        <w:t>Stand: 16.09.2026  |  6 Studien  |  gender.m-vf.de</w:t>
       </w:r>
     </w:p>
     <w:p>
@@ -70,7 +70,7 @@
         <w:pStyle w:val="Heading1"/>
       </w:pPr>
       <w:r>
-        <w:t>Aufgenommen am 15.09.2026</w:t>
+        <w:t>Aufgenommen am 16.09.2026</w:t>
       </w:r>
     </w:p>
     <w:p>
@@ -78,7 +78,7 @@
         <w:pStyle w:val="Heading2"/>
       </w:pPr>
       <w:r>
-        <w:t>Diskriminierung verzögert Versorgungssuche bei Transgender-Personen in Pakistan</w:t>
+        <w:t>Belohnungsvorhersagefehler und Lernfähigkeit bei Methamphetaminabhängigen: Geschlechtsspezifische Unterschiede</w:t>
       </w:r>
     </w:p>
     <w:p>
@@ -88,12 +88,12 @@
           <w:color w:val="666666"/>
           <w:sz w:val="18"/>
         </w:rPr>
-        <w:t>Memon A et al.  ·  East Mediterr Health J  ·  03.09.2026  ·  PMID 42734200</w:t>
+        <w:t>Liu Y et al.  ·  Brain Behav  ·  Sept. 2026  ·  PMID 42740507</w:t>
       </w:r>
     </w:p>
     <w:p>
       <w:r>
-        <w:t>Querschnittstudie mit 360 Transgender-Personen in Karachi zur Vorhersage von Behandlungsabsicht und Verzögerungen bei der Versorgungssuche.</w:t>
+        <w:t>Experimentelle Studie an 82 Methamphetaminabhängigen (43 Männer, 39 Frauen) und 86 Kontrollpersonen zur Prüfung, ob Reward-Prediction-Error-abhängiges Lernen durch Geschlecht unterschiedlich beeinträchtigt ist.</w:t>
       </w:r>
     </w:p>
     <w:p>
@@ -104,7 +104,7 @@
         <w:t xml:space="preserve">Ergebnis: </w:t>
       </w:r>
       <w:r>
-        <w:t>Diskriminierung (B = −0,94, p &lt; 0,01) senkte die Absicht, Versorgung zu suchen; wahrgenommene Anbieter-Kompetenz erhöhte sie (B = 0,35, p = 0,03). Diskriminierung erhöhte Verzögerungen (OR = 3,77, p = 0,013). Älteres Alter, höhere Bildung und Diskriminierung beschleunigten Verzögerungen; häufigere Besuche und wahrgenommene Anbieter-Kompetenz verkürzten sie.</w:t>
+        <w:t>Abhängige zeigten niedrigere Lernraten und Erkennungsgenauigkeit als Kontrollpersonen. GLMM-Analysen offenbarten geschlechtsspezifische Muster: Der Moderationseffekt der Gruppe auf die RPE-Lern-Beziehung war bei Frauen signifikant, nicht bei Männern (Interaktion p&lt;0,05). Weibliche Abhängige zeigten reduzierte RPE-Nutzungseffizienz trotz größerer Vorhersagefehler.</w:t>
       </w:r>
     </w:p>
     <w:p>
@@ -119,7 +119,7 @@
         <w:rPr>
           <w:sz w:val="19"/>
         </w:rPr>
-        <w:t>Außereuropäischer Kontext mit extremerer Diskriminierung, Befunde zur Zugangsbarriere aber übertragbar</w:t>
+        <w:t>China, Grundlagenforschung mit klinischen Implikationen; Befund zu Suchttherapie übertragbar, Mechanismus bleibt biologisch.</w:t>
       </w:r>
     </w:p>
     <w:p>
@@ -128,7 +128,7 @@
           <w:color w:val="5A7D3A"/>
           <w:sz w:val="18"/>
         </w:rPr>
-        <w:t>https://pubmed.ncbi.nlm.nih.gov/42734200/</w:t>
+        <w:t>https://pubmed.ncbi.nlm.nih.gov/42740507/</w:t>
       </w:r>
     </w:p>
     <w:p>
@@ -136,7 +136,7 @@
         <w:pStyle w:val="Heading2"/>
       </w:pPr>
       <w:r>
-        <w:t>Ökonomische Systeme prägen Frauengesundheit – Perspektiven australischer Frauen</w:t>
+        <w:t>Alters- und geschlechtsspezifische Referenzbereiche für Liquorgesamtprotein</w:t>
       </w:r>
     </w:p>
     <w:p>
@@ -146,12 +146,12 @@
           <w:color w:val="666666"/>
           <w:sz w:val="18"/>
         </w:rPr>
-        <w:t>McCarthy S et al.  ·  Health Promot Int  ·  01.09.2026  ·  PMID 42725912</w:t>
+        <w:t>Guan YJ et al.  ·  Zhonghua Yu Fang Yi Xue Za Zhi  ·  06.09.2026  ·  PMID 42736153</w:t>
       </w:r>
     </w:p>
     <w:p>
       <w:r>
-        <w:t>Qualitative Online-Umfrage mit 506 australischen Frauen (≥18 Jahre) zu Wahrnehmungen ökonomischer und kommerzieller Einflüsse auf Frauengesundheit und Geschlechterungerechtigkeit.</w:t>
+        <w:t>Retrospektive Querschnittstudie an 6.173 "scheinbar gesunden" Liquorproben zur Etablierung von Referenzbereichen für Gesamtprotein nach Alter und Geschlecht bei Han-Chinesen.</w:t>
       </w:r>
     </w:p>
     <w:p>
@@ -162,7 +162,7 @@
         <w:t xml:space="preserve">Ergebnis: </w:t>
       </w:r>
       <w:r>
-        <w:t>Vier Themen: finanzielle Barrieren zu essentiellen Gütern und Gesundheitsdiensten; Arbeitsplatzpraktiken (unsichere Beschäftigung, Inflexibilität, Diskriminierung) verschlechtern Gesundheit; Gewinnnatur von Industrien gefährdet Gesundheit; Forderung nach stärkerer Regulierung, betrieblichem Schutz und gerechterem Zugang. Frauen benannten strukturelle Treiber von Ungleichheit.</w:t>
+        <w:t>Liquorprotein stieg mit Alter (r=0,369, p&lt;0,001). Männer (481 mg/L) zeigten signifikant höhere Werte als Frauen (424 mg/L; U=3.664.330, p&lt;0,001). Referenzbereiche stiegen von 170–580 mg/L (18–25 Jahre) auf 250–900 mg/L (&gt;76 Jahre). Innerhalb gleicher Alterskohorten war die Obergrenze bei Männern höher, nur in &gt;76 Jahren leicht bei Frauen höher. Befund ermöglicht geschlechtsgerechte Diagnose von Hirntumoren und Demyelinisierung.</w:t>
       </w:r>
     </w:p>
     <w:p>
@@ -177,7 +177,7 @@
         <w:rPr>
           <w:sz w:val="19"/>
         </w:rPr>
-        <w:t>Australien vergleichbar mit Deutschland in Versicherungssystem, zeigt sozioökonomische Determinanten</w:t>
+        <w:t>China, großes Register; Prinzip der geschlechtergetrennten Referenzbereiche auf deutsche Routinelabore übertragbar.</w:t>
       </w:r>
     </w:p>
     <w:p>
@@ -186,7 +186,7 @@
           <w:color w:val="5A7D3A"/>
           <w:sz w:val="18"/>
         </w:rPr>
-        <w:t>https://pubmed.ncbi.nlm.nih.gov/42725912/</w:t>
+        <w:t>https://pubmed.ncbi.nlm.nih.gov/42736153/</w:t>
       </w:r>
     </w:p>
     <w:p>
@@ -194,7 +194,7 @@
         <w:pStyle w:val="Heading2"/>
       </w:pPr>
       <w:r>
-        <w:t>Hypertensive Schwangerschaftsstörungen bei Indigenous-Frauen in den USA</w:t>
+        <w:t>Nierensteine und Bluthochdruck bei Frauen nach der Menopause</w:t>
       </w:r>
     </w:p>
     <w:p>
@@ -204,12 +204,12 @@
           <w:color w:val="666666"/>
           <w:sz w:val="18"/>
         </w:rPr>
-        <w:t>Vu TT et al.  ·  Curr Hypertens Rep  ·  04.09.2026  ·  PMID 42696076</w:t>
+        <w:t>Javadi MH et al.  ·  Ann Epidemiol  ·  06.08.2026  ·  PMID 42562241</w:t>
       </w:r>
     </w:p>
     <w:p>
       <w:r>
-        <w:t>Narrativ-Review zu Determinanten hypertensiver Schwangerschaftsstörungen (HDP) bei American Indian/Alaska Native (AI/AN) Frauen und langfristigen Kardiovaskulär-Folgen.</w:t>
+        <w:t>Prospektive Kohortenstudie an 100.562 postmenopausalen Frauen ohne Baseline-Hypertonie zur Frage, ob Urolithiasis mit neu aufgetretenem Bluthochdruck und möglichen Interaktionen mit Entzündung und Lebensstil assoziiert ist.</w:t>
       </w:r>
     </w:p>
     <w:p>
@@ -220,7 +220,7 @@
         <w:t xml:space="preserve">Ergebnis: </w:t>
       </w:r>
       <w:r>
-        <w:t>AI/AN-Frauen zeigen höchste HDP-Prävalenz (9,1 %) aller Rassen/Ethnien, schwere mütterliche Morbidität 1,6× höher als weiße Frauen. Strukturelle Determinanten: Kolonialismus-Erbe, Rassenmisklassifikation, Daten-Souveränitätsverletzungen, unterbrochene traditionelle Geburtsweisen. Qualitativ belegt: Diskriminierung, kulturelle Geringschätzung, Anbieter-Bias. 2× erhöhtes kardiovaskuläres Risiko post-partum, aber Barrieren zu Follow-up und Screening.</w:t>
+        <w:t>Urolithiasis war mit erhöhtem Hypertonie-Risiko assoziiert (bereinigt HR=1,16, 95%-KI: 1,02–1,35; p=0,05). Recidivierende Steine erhöhten das Risiko versus keine Vorgeschichte (HR=1,14; 95%-KI: 1,02–1,28; p=0,03). Körperliche Aktivität modifizierte die Assoziation signifikant (Interaktion p=0,03). Die absolute Risikosteigerung war moderat.</w:t>
       </w:r>
     </w:p>
     <w:p>
@@ -235,7 +235,7 @@
         <w:rPr>
           <w:sz w:val="19"/>
         </w:rPr>
-        <w:t>USA-Setting mit strukturellem Rassismus, aber Befunde zur Versorgungsbarriere und fehlenden Prävention relevant</w:t>
+        <w:t>USA, geschlechtergetrennte Routinedaten; Befund generalisierbar nur für postmenopausale Frauen.</w:t>
       </w:r>
     </w:p>
     <w:p>
@@ -244,7 +244,7 @@
           <w:color w:val="5A7D3A"/>
           <w:sz w:val="18"/>
         </w:rPr>
-        <w:t>https://pubmed.ncbi.nlm.nih.gov/42696076/</w:t>
+        <w:t>https://pubmed.ncbi.nlm.nih.gov/42562241/</w:t>
       </w:r>
     </w:p>
     <w:p>
@@ -252,7 +252,7 @@
         <w:pStyle w:val="Heading2"/>
       </w:pPr>
       <w:r>
-        <w:t>Psychische Gesundheit und Versorgungszugang bei sexuellen Minderheiten-Jugendlichen in Israel</w:t>
+        <w:t>mpox-Ausbruch mit schwerer Proktitis bei Männern mit Sexualkontakten zu Männern, Nordirland 2026</w:t>
       </w:r>
     </w:p>
     <w:p>
@@ -262,12 +262,12 @@
           <w:color w:val="666666"/>
           <w:sz w:val="18"/>
         </w:rPr>
-        <w:t>Gewirtz-Meydan A et al.  ·  Isr J Health Policy Res  ·  04.09.2026  ·  PMID 42693470</w:t>
+        <w:t>Harrison A et al.  ·  Euro Surveill  ·  Juli 2026  ·  PMID 42535291</w:t>
       </w:r>
     </w:p>
     <w:p>
       <w:r>
-        <w:t>Latent-Profile-Analyse bei 1.129 israelischen Jugendlichen (30 % sexuelle Minderheiten, Alter 16–18 Jahre) zur Identifikation psychischer Risikoprofile und Barrieren zur Hilfesuche.</w:t>
+        <w:t>Deskriptive Surveillance eines Ausbruchs von mpox-Klade-Ib-Fällen zwischen Juni 2026 in Nordirland, charakterisiert durch anoректальe Erkrankung und Präsentation in nicht-spezialisierten klinischen Settings.</w:t>
       </w:r>
     </w:p>
     <w:p>
@@ -278,7 +278,7 @@
         <w:t xml:space="preserve">Ergebnis: </w:t>
       </w:r>
       <w:r>
-        <w:t>Vier Profile identifiziert: unauffällig, emotionale Probleme/Suizidalität, Tabak-/E-Zigaretten-User, Cannabis-User. Sexuelle Minderheiten berichteten mehr Barrieren (identitätsbezogen, strukturell, emotional) und niedrigere Hilfeabsicht. Sexuelle Orientierung moderierte diese Assoziation: schwächere Hilfeabsicht bei sexuellen Minderheiten unter Tabak-/E-Zigaretten-Usern, stärker bei Cannabis-Usern.</w:t>
+        <w:t>22 bestätigte Fälle bei Männern mit Sexualkontakten zu Männern (Medianalter 41 Jahre); 19 ohne Auslandsreisen 21 Tage vor Symptombeginn. Schwere anoректальe Manifestationen, Präsentation in Allgemeinkrankenhäusern statt Spezialkliniken. Der Befund zeigt unerkannte Transmission in der Bevölkerung.</w:t>
       </w:r>
     </w:p>
     <w:p>
@@ -293,7 +293,7 @@
         <w:rPr>
           <w:sz w:val="19"/>
         </w:rPr>
-        <w:t>Israel vergleichbar mit europäischem Versorgungssystem, zeigt Intersektionalität als Versorgungshürde</w:t>
+        <w:t>Vereinigtes Königreich, vergleichbar mit deutschen Überwachungs- und Klinikstrukturen; zeigt Diagnostiklücke auf Sekundärversorgungsebene.</w:t>
       </w:r>
     </w:p>
     <w:p>
@@ -302,7 +302,7 @@
           <w:color w:val="5A7D3A"/>
           <w:sz w:val="18"/>
         </w:rPr>
-        <w:t>https://pubmed.ncbi.nlm.nih.gov/42693470/</w:t>
+        <w:t>https://pubmed.ncbi.nlm.nih.gov/42535291/</w:t>
       </w:r>
     </w:p>
     <w:p>
@@ -310,7 +310,7 @@
         <w:pStyle w:val="Heading2"/>
       </w:pPr>
       <w:r>
-        <w:t>Fortpflanzungsmedizin: Welche Körper gelten als anerkannte Eltern?</w:t>
+        <w:t>Rauchen und Alkohol erklären Geschlechterlücke bei Bildungsungleichheit in Lebenserwartung, Europa</w:t>
       </w:r>
     </w:p>
     <w:p>
@@ -320,12 +320,12 @@
           <w:color w:val="666666"/>
           <w:sz w:val="18"/>
         </w:rPr>
-        <w:t>Jørgensen TS  ·  Sociol Health Illn  ·  Juli 2026  ·  PMID 42472460</w:t>
+        <w:t>Janssen F et al.  ·  Ann Epidemiol  ·  03.07.2026  ·  PMID 42398740</w:t>
       </w:r>
     </w:p>
     <w:p>
       <w:r>
-        <w:t>Qualitative Studie mit 25 Interviews zu Transgender-, nicht-binären und schwulen Personen, die Fertilitätsbehandlung in Dänemark nutzten und wie institutionelle Erwartungen ihren Zugang regulieren.</w:t>
+        <w:t>Vergleichende Lebenstafelanalyse (England, Wales, Finnland, Turin 1992–2017) zur Frage, wie stark Rauchen, Alkohol und Adipositas die größeren Bildungsungleichheiten in Restlebenserwartung mit 30 Jahren bei Männern erklären.</w:t>
       </w:r>
     </w:p>
     <w:p>
@@ -336,7 +336,7 @@
         <w:t xml:space="preserve">Ergebnis: </w:t>
       </w:r>
       <w:r>
-        <w:t>Reproduktive Governance durch Gesundheitsinstitutionen erzeugt Rahmen von Anerkennung, die bestimmte Körper und Familienstrukturen als legitim definieren. Queer People adoptierten Praktiken der Sichtbarkeit oder Anpassung an heteronormative Ideale, um Zugang zu Fertilitätsbehandlung zu erlangen; diese Fähigkeit war ungleich in der Queer-Community verteilt.</w:t>
+        <w:t>Männer hatten durchgehend höhere Bildungsungleichheiten als Frauen. Lebensstil-attribuierbare Mortalität erklärte 57% der Lücke in E&amp;W (1,1 Jahre), 70% in Finnland (2,6 Jahre), 92% in Turin (2,4 Jahre), getrieben durch Rauchen. Alkohol bestimmte Finnlands Trendumkehr 2007. Rauchen und Alkohol waren die dominierenden Treiber, nicht biologische Unterschiede.</w:t>
       </w:r>
     </w:p>
     <w:p>
@@ -351,7 +351,7 @@
         <w:rPr>
           <w:sz w:val="19"/>
         </w:rPr>
-        <w:t>Dänemark ähnelt deutschem Sozialversicherungssystem, zeigt Zugangsbarrieren als Versorgungsproblem</w:t>
+        <w:t>England, Finnland, Italien; europäische Routinedaten mit Parallelen zu deutschen Sterblich keitsdaten; Effekte replizierbar.</w:t>
       </w:r>
     </w:p>
     <w:p>
@@ -360,7 +360,7 @@
           <w:color w:val="5A7D3A"/>
           <w:sz w:val="18"/>
         </w:rPr>
-        <w:t>https://pubmed.ncbi.nlm.nih.gov/42472460/</w:t>
+        <w:t>https://pubmed.ncbi.nlm.nih.gov/42398740/</w:t>
       </w:r>
     </w:p>
     <w:p>
@@ -368,7 +368,7 @@
         <w:pStyle w:val="Heading2"/>
       </w:pPr>
       <w:r>
-        <w:t>Hitzeexposition und Schwangerengesundheit in ländlichem Ghana: Versuchsprotokoll</w:t>
+        <w:t>Sexuelle Belästigung bei Arbeit: Geschlechts- und Altersmuster nach #MeToo</w:t>
       </w:r>
     </w:p>
     <w:p>
@@ -378,12 +378,12 @@
           <w:color w:val="666666"/>
           <w:sz w:val="18"/>
         </w:rPr>
-        <w:t>Zimmer RS et al.  ·  BMC Public Health  ·  06.07.2026  ·  PMID 42410409</w:t>
+        <w:t>Rosander M et al.  ·  J Child Sex Abus  ·  02.06.2026  ·  PMID 42231644</w:t>
       </w:r>
     </w:p>
     <w:p>
       <w:r>
-        <w:t>Studienprotokoll für randomisierte Clusterprobe zur Untersuchung physiologischer Effekte von Umwelthitze auf schwangere Frauen in Nord-Ghana und Wirksamkeit von Wärmeanpassungsstrategien.</w:t>
+        <w:t>Bevölkerungsstichprobe von 3.307 Beschäftigten in Schweden (2026) zur Prävalenz und Risikofaktoren von drei Formen sexueller Belästigung nach Geschlecht, Alter und Arbeitssektor.</w:t>
       </w:r>
     </w:p>
     <w:p>
@@ -394,7 +394,7 @@
         <w:t xml:space="preserve">Ergebnis: </w:t>
       </w:r>
       <w:r>
-        <w:t>Geplante Messung: Wärmebelastung durch hochauflösende Umgebungsüberwachung, mütterliche Physiologie via tragbare Sensoren (Herzfrequenz, Körpertemperatur), fötale Gesundheitsindikatoren (fötale Herzfrequenz, Doppler). Interventionsevaluation mit statistischen Analysen zur geschlechtsspezifischen Reaktion geplant; Ergebnisse noch ausstehend.</w:t>
+        <w:t>Insgesamt 15,6% erlebten mindestens eine Belästigungsform in 6 Monaten. Frauen, besonders junge, waren überrepräsentiert bei unerwünschter sexueller Aufmerksamkeit (keine Unterschiede bei sexualisiertem Verhalten oder Zwang). Frauen im privaten Sektor und Männer im kommunalen Sektor berichteten höhere Exposition. Minoritätsstatus erhöhte Exposition bei beiden Geschlechtern. Gegengeschlechtliche Vorgesetzte waren mit erhöhter Exposition assoziiert, besonders für unerwünschte Aufmerksamkeit.</w:t>
       </w:r>
     </w:p>
     <w:p>
@@ -409,7 +409,7 @@
         <w:rPr>
           <w:sz w:val="19"/>
         </w:rPr>
-        <w:t>Niedrig-Ressourcen-Setting, aber Hitze-Geschlechter-Effekt biologisch grundlegend und klimarelevant</w:t>
+        <w:t>Schweden, vergleichbares Arbeitsmarktsystem und Regulatorisches Umfeld; Befund zu Geschlechterdynamiken in Hierarchien generalisierbar.</w:t>
       </w:r>
     </w:p>
     <w:p>
@@ -418,7 +418,7 @@
           <w:color w:val="5A7D3A"/>
           <w:sz w:val="18"/>
         </w:rPr>
-        <w:t>https://pubmed.ncbi.nlm.nih.gov/42410409/</w:t>
+        <w:t>https://pubmed.ncbi.nlm.nih.gov/42231644/</w:t>
       </w:r>
     </w:p>
     <w:sectPr>

--- a/download/studien-aktuell.docx
+++ b/download/studien-aktuell.docx
@@ -62,7 +62,7 @@
           <w:color w:val="666666"/>
           <w:sz w:val="18"/>
         </w:rPr>
-        <w:t>Stand: 16.09.2026  |  6 Studien  |  gender.m-vf.de</w:t>
+        <w:t>Stand: 17.09.2026  |  7 Studien  |  gender.m-vf.de</w:t>
       </w:r>
     </w:p>
     <w:p>
@@ -70,7 +70,7 @@
         <w:pStyle w:val="Heading1"/>
       </w:pPr>
       <w:r>
-        <w:t>Aufgenommen am 16.09.2026</w:t>
+        <w:t>Aufgenommen am 17.09.2026</w:t>
       </w:r>
     </w:p>
     <w:p>
@@ -78,7 +78,7 @@
         <w:pStyle w:val="Heading2"/>
       </w:pPr>
       <w:r>
-        <w:t>Belohnungsvorhersagefehler und Lernfähigkeit bei Methamphetaminabhängigen: Geschlechtsspezifische Unterschiede</w:t>
+        <w:t>Testosterontherapie erhöht Infektionsvulnerabilität: ACE2- und TMPRSS2-Expression in Nasengewebe</w:t>
       </w:r>
     </w:p>
     <w:p>
@@ -88,12 +88,12 @@
           <w:color w:val="666666"/>
           <w:sz w:val="18"/>
         </w:rPr>
-        <w:t>Liu Y et al.  ·  Brain Behav  ·  Sept. 2026  ·  PMID 42740507</w:t>
+        <w:t>Uysal S et al.  ·  Endocrine  ·  16.09.2026  ·  PMID 42747672</w:t>
       </w:r>
     </w:p>
     <w:p>
       <w:r>
-        <w:t>Experimentelle Studie an 82 Methamphetaminabhängigen (43 Männer, 39 Frauen) und 86 Kontrollpersonen zur Prüfung, ob Reward-Prediction-Error-abhängiges Lernen durch Geschlecht unterschiedlich beeinträchtigt ist.</w:t>
+        <w:t>Türkische prospektive Studie untersuchte, wie Geschlechtsangleichende Hormontherapie die Expression von Rezeptoren für Viruseindringen (ACE2, TMPRSS2) in Nasen- und Mundschleimhaut verändert – relevant für Infektionsrisiko.</w:t>
       </w:r>
     </w:p>
     <w:p>
@@ -104,7 +104,7 @@
         <w:t xml:space="preserve">Ergebnis: </w:t>
       </w:r>
       <w:r>
-        <w:t>Abhängige zeigten niedrigere Lernraten und Erkennungsgenauigkeit als Kontrollpersonen. GLMM-Analysen offenbarten geschlechtsspezifische Muster: Der Moderationseffekt der Gruppe auf die RPE-Lern-Beziehung war bei Frauen signifikant, nicht bei Männern (Interaktion p&lt;0,05). Weibliche Abhängige zeigten reduzierte RPE-Nutzungseffizienz trotz größerer Vorhersagefehler.</w:t>
+        <w:t>Bei AFAB-Personen unter Testosterontherapie stieg TMPRSS2-Expression in der Nasenschleimhaut nach 12 Monaten signifikant an (p=0,008), war aber in der Mundschleimhaut stabil (p=0,810). Nach Testosterontherapie war nasale TMPRSS2-Expression in AFAB höher als in cisgender Männern, Unterschied nicht signifikant (p=0,290). Signifikante Korrelation zwischen ACE2 und TMPRSS2 nur in Nasenschleimhaut nach einem Jahr.</w:t>
       </w:r>
     </w:p>
     <w:p>
@@ -119,7 +119,7 @@
         <w:rPr>
           <w:sz w:val="19"/>
         </w:rPr>
-        <w:t>China, Grundlagenforschung mit klinischen Implikationen; Befund zu Suchttherapie übertragbar, Mechanismus bleibt biologisch.</w:t>
+        <w:t>Biologischer Wirkmechanismus; Testosteron als Expositionsfaktor. Relevanz für geschlechtsangleichende Behandlung unklar, weitere Studien nötig.</w:t>
       </w:r>
     </w:p>
     <w:p>
@@ -128,7 +128,7 @@
           <w:color w:val="5A7D3A"/>
           <w:sz w:val="18"/>
         </w:rPr>
-        <w:t>https://pubmed.ncbi.nlm.nih.gov/42740507/</w:t>
+        <w:t>https://pubmed.ncbi.nlm.nih.gov/42747672/</w:t>
       </w:r>
     </w:p>
     <w:p>
@@ -136,7 +136,7 @@
         <w:pStyle w:val="Heading2"/>
       </w:pPr>
       <w:r>
-        <w:t>Alters- und geschlechtsspezifische Referenzbereiche für Liquorgesamtprotein</w:t>
+        <w:t>Roboter-assistierte Dickdarmresektion: Frauen zeigen unterschiedliche Lymphknoten-Ausbeute</w:t>
       </w:r>
     </w:p>
     <w:p>
@@ -146,12 +146,12 @@
           <w:color w:val="666666"/>
           <w:sz w:val="18"/>
         </w:rPr>
-        <w:t>Guan YJ et al.  ·  Zhonghua Yu Fang Yi Xue Za Zhi  ·  06.09.2026  ·  PMID 42736153</w:t>
+        <w:t>Benlice C et al.  ·  Int J Med Robot  ·  Okt. 2026  ·  PMID 42747085</w:t>
       </w:r>
     </w:p>
     <w:p>
       <w:r>
-        <w:t>Retrospektive Querschnittstudie an 6.173 "scheinbar gesunden" Liquorproben zur Etablierung von Referenzbereichen für Gesamtprotein nach Alter und Geschlecht bei Han-Chinesen.</w:t>
+        <w:t>Türkische Mehrzentrums-Studie mit geschlechtsstratifizierter Analyse verglich Ergebnisse der roboter-assistierten versus laparoskopischen Low-Anterior-Resektion bei Rektumkrebs zwischen Männern und Frauen.</w:t>
       </w:r>
     </w:p>
     <w:p>
@@ -162,7 +162,7 @@
         <w:t xml:space="preserve">Ergebnis: </w:t>
       </w:r>
       <w:r>
-        <w:t>Liquorprotein stieg mit Alter (r=0,369, p&lt;0,001). Männer (481 mg/L) zeigten signifikant höhere Werte als Frauen (424 mg/L; U=3.664.330, p&lt;0,001). Referenzbereiche stiegen von 170–580 mg/L (18–25 Jahre) auf 250–900 mg/L (&gt;76 Jahre). Innerhalb gleicher Alterskohorten war die Obergrenze bei Männern höher, nur in &gt;76 Jahren leicht bei Frauen höher. Befund ermöglicht geschlechtsgerechte Diagnose von Hirntumoren und Demyelinisierung.</w:t>
+        <w:t>Bei 380 Patienten (172 Männer, 114 Frauen, Mittel-Alter 61 Jahre): Bei Männern waren robotische und laparoskopische Operation vergleichbar (Lymphknoten, Resektionsränder, Morbidität, lokales Rezidiv, alle p&gt;0,05). Bei Frauen zeigte roboterassistierte Operation signifikant weniger Lymphknoten pro Präparat (p=0,01), aber gleichwertige 5-Jahres-Überlebensraten zwischen Verfahren in beiden Geschlechtern.</w:t>
       </w:r>
     </w:p>
     <w:p>
@@ -177,7 +177,7 @@
         <w:rPr>
           <w:sz w:val="19"/>
         </w:rPr>
-        <w:t>China, großes Register; Prinzip der geschlechtergetrennten Referenzbereiche auf deutsche Routinelabore übertragbar.</w:t>
+        <w:t>Technische Unterschiede in Handhabung zwischen Geschlechtern möglich; Geschlechterunterschiede deuten auf Biologie hin (Beckengeometrie, Organverhältnisse), nicht auf Qualität.</w:t>
       </w:r>
     </w:p>
     <w:p>
@@ -186,7 +186,7 @@
           <w:color w:val="5A7D3A"/>
           <w:sz w:val="18"/>
         </w:rPr>
-        <w:t>https://pubmed.ncbi.nlm.nih.gov/42736153/</w:t>
+        <w:t>https://pubmed.ncbi.nlm.nih.gov/42747085/</w:t>
       </w:r>
     </w:p>
     <w:p>
@@ -194,7 +194,7 @@
         <w:pStyle w:val="Heading2"/>
       </w:pPr>
       <w:r>
-        <w:t>Nierensteine und Bluthochdruck bei Frauen nach der Menopause</w:t>
+        <w:t>Chemsex bei schwulen Männern: Gebrauchsmuster bestimmen STI-Risiko stärker als bloße Häufigkeit</w:t>
       </w:r>
     </w:p>
     <w:p>
@@ -204,12 +204,12 @@
           <w:color w:val="666666"/>
           <w:sz w:val="18"/>
         </w:rPr>
-        <w:t>Javadi MH et al.  ·  Ann Epidemiol  ·  06.08.2026  ·  PMID 42562241</w:t>
+        <w:t>Jaha B et al.  ·  J Int AIDS Soc  ·  Sept. 2026  ·  PMID 42740683</w:t>
       </w:r>
     </w:p>
     <w:p>
       <w:r>
-        <w:t>Prospektive Kohortenstudie an 100.562 postmenopausalen Frauen ohne Baseline-Hypertonie zur Frage, ob Urolithiasis mit neu aufgetretenem Bluthochdruck und möglichen Interaktionen mit Entzündung und Lebensstil assoziiert ist.</w:t>
+        <w:t>Schweizer Längsstuitstudie (107.855 Visiten, 13.304 schwule/bisexuelle Männer mit HIV oder PrEP 2019-2024) untersuchte, welche Substanzen, Häufigkeitsmuster und Risikofaktoren Chemsex-Gebrauch vorhersagen und wie er mit Geschlechtskrankheiten und psychischer Belastung zusammenhängt.</w:t>
       </w:r>
     </w:p>
     <w:p>
@@ -220,7 +220,7 @@
         <w:t xml:space="preserve">Ergebnis: </w:t>
       </w:r>
       <w:r>
-        <w:t>Urolithiasis war mit erhöhtem Hypertonie-Risiko assoziiert (bereinigt HR=1,16, 95%-KI: 1,02–1,35; p=0,05). Recidivierende Steine erhöhten das Risiko versus keine Vorgeschichte (HR=1,14; 95%-KI: 1,02–1,28; p=0,03). Körperliche Aktivität modifizierte die Assoziation signifikant (Interaktion p=0,03). Die absolute Risikosteigerung war moderat.</w:t>
+        <w:t>17,2% der Männer berichten Chemsex-Gebrauch (21,4% in PrEP-Kohorte vs. 11,2% HIV-Kohortenstudie). Zeitlich begrenzte Nutzung oder Genesung zeigten niedrigstes STI-Risiko und niedrigsten Partner-Count. Intermittierender Gebrauch war nur für Syphilis protektiv. Gebrauch assoziiert mit Depression, unsicheren Kondomen, hohem Partner-Count und STI. Alter &lt;26 (aOR 0,82), &gt;37 (aOR 0,54), bisexuelle Orientierung (aOR 0,78) zeigten niedrigere Odds; französischsprachige Zentren (aOR 1,41) höhere Odds.</w:t>
       </w:r>
     </w:p>
     <w:p>
@@ -235,7 +235,7 @@
         <w:rPr>
           <w:sz w:val="19"/>
         </w:rPr>
-        <w:t>USA, geschlechtergetrennte Routinedaten; Befund generalisierbar nur für postmenopausale Frauen.</w:t>
+        <w:t>Schweiz: Kohorte-Daten mit stabiler Erfassung, aber Geschlechterunterschied nicht primärer Fokus; relevante Unterschiede in der Präsentation zwischen Männern und Frauen bleiben offen.</w:t>
       </w:r>
     </w:p>
     <w:p>
@@ -244,7 +244,7 @@
           <w:color w:val="5A7D3A"/>
           <w:sz w:val="18"/>
         </w:rPr>
-        <w:t>https://pubmed.ncbi.nlm.nih.gov/42562241/</w:t>
+        <w:t>https://pubmed.ncbi.nlm.nih.gov/42740683/</w:t>
       </w:r>
     </w:p>
     <w:p>
@@ -252,7 +252,7 @@
         <w:pStyle w:val="Heading2"/>
       </w:pPr>
       <w:r>
-        <w:t>mpox-Ausbruch mit schwerer Proktitis bei Männern mit Sexualkontakten zu Männern, Nordirland 2026</w:t>
+        <w:t>Albumin-Globulin-Quotient und Knochendichte: Frauen reagieren 3-fach stärker auf Entzündungsmarker</w:t>
       </w:r>
     </w:p>
     <w:p>
@@ -262,12 +262,12 @@
           <w:color w:val="666666"/>
           <w:sz w:val="18"/>
         </w:rPr>
-        <w:t>Harrison A et al.  ·  Euro Surveill  ·  Juli 2026  ·  PMID 42535291</w:t>
+        <w:t>Liu S et al.  ·  Medicine (Baltimore)  ·  11.09.2026  ·  PMID 42736730</w:t>
       </w:r>
     </w:p>
     <w:p>
       <w:r>
-        <w:t>Deskriptive Surveillance eines Ausbruchs von mpox-Klade-Ib-Fällen zwischen Juni 2026 in Nordirland, charakterisiert durch anoректальe Erkrankung und Präsentation in nicht-spezialisierten klinischen Settings.</w:t>
+        <w:t>US-Querschnittsstudie (NHANES 2005-2018, 10.101 Erwachsene) untersuchte mittels piecewise regression, ob die Beziehung zwischen Albumin-Globulin-Quotient und Knochendichte nicht-linear ist und zwischen Geschlechtern unterschiedlich ausfällt.</w:t>
       </w:r>
     </w:p>
     <w:p>
@@ -278,7 +278,7 @@
         <w:t xml:space="preserve">Ergebnis: </w:t>
       </w:r>
       <w:r>
-        <w:t>22 bestätigte Fälle bei Männern mit Sexualkontakten zu Männern (Medianalter 41 Jahre); 19 ohne Auslandsreisen 21 Tage vor Symptombeginn. Schwere anoректальe Manifestationen, Präsentation in Allgemeinkrankenhäusern statt Spezialkliniken. Der Befund zeigt unerkannte Transmission in der Bevölkerung.</w:t>
+        <w:t>Jede Einheit AGR-Anstieg korrelierte mit reduzierter Femur-Hals-Knochendichte (β=-0,0354 g/cm²) und Lendenwirbel-Dichte (β=-0,0245 g/cm²). Nichtlineare Analysen zeigten Inflektionspunkte (Femur 1,74; Lendenwirbel 1,17). Frauen zeigten 3,1-fach stärkere inverse Assoziation als Männer (P&lt;0,0001). Starker sexueller Dimorphismus.</w:t>
       </w:r>
     </w:p>
     <w:p>
@@ -293,7 +293,7 @@
         <w:rPr>
           <w:sz w:val="19"/>
         </w:rPr>
-        <w:t>Vereinigtes Königreich, vergleichbar mit deutschen Überwachungs- und Klinikstrukturen; zeigt Diagnostiklücke auf Sekundärversorgungsebene.</w:t>
+        <w:t>USA-Routine-Daten; Geschlechterunterschiede deuten auf Biologie hin (Östrogen, Entzündung), aber keine Dosierungs- oder Zugangsanalyse.</w:t>
       </w:r>
     </w:p>
     <w:p>
@@ -302,7 +302,7 @@
           <w:color w:val="5A7D3A"/>
           <w:sz w:val="18"/>
         </w:rPr>
-        <w:t>https://pubmed.ncbi.nlm.nih.gov/42535291/</w:t>
+        <w:t>https://pubmed.ncbi.nlm.nih.gov/42736730/</w:t>
       </w:r>
     </w:p>
     <w:p>
@@ -310,7 +310,7 @@
         <w:pStyle w:val="Heading2"/>
       </w:pPr>
       <w:r>
-        <w:t>Rauchen und Alkohol erklären Geschlechterlücke bei Bildungsungleichheit in Lebenserwartung, Europa</w:t>
+        <w:t>Herzrhythmusstörungen nach Schlaganfall: Männer zeigen häufiger ventrikuläre Arrhythmien</w:t>
       </w:r>
     </w:p>
     <w:p>
@@ -320,12 +320,12 @@
           <w:color w:val="666666"/>
           <w:sz w:val="18"/>
         </w:rPr>
-        <w:t>Janssen F et al.  ·  Ann Epidemiol  ·  03.07.2026  ·  PMID 42398740</w:t>
+        <w:t>Schmick A et al.  ·  J Am Heart Assoc  ·  15.09.2026  ·  PMID 42714452</w:t>
       </w:r>
     </w:p>
     <w:p>
       <w:r>
-        <w:t>Vergleichende Lebenstafelanalyse (England, Wales, Finnland, Turin 1992–2017) zur Frage, wie stark Rauchen, Alkohol und Adipositas die größeren Bildungsungleichheiten in Restlebenserwartung mit 30 Jahren bei Männern erklären.</w:t>
+        <w:t>Schweizer Kohortenstudie mit 673 Schlaganfallpatienten ohne bekannte Herzerkrankung untersuchte, ob neu aufgetretene Herzpathologien in Geschlechtsunterschieden häufiger vorkommen.</w:t>
       </w:r>
     </w:p>
     <w:p>
@@ -336,7 +336,7 @@
         <w:t xml:space="preserve">Ergebnis: </w:t>
       </w:r>
       <w:r>
-        <w:t>Männer hatten durchgehend höhere Bildungsungleichheiten als Frauen. Lebensstil-attribuierbare Mortalität erklärte 57% der Lücke in E&amp;W (1,1 Jahre), 70% in Finnland (2,6 Jahre), 92% in Turin (2,4 Jahre), getrieben durch Rauchen. Alkohol bestimmte Finnlands Trendumkehr 2007. Rauchen und Alkohol waren die dominierenden Treiber, nicht biologische Unterschiede.</w:t>
+        <w:t>Männer entwickelten signifikant häufiger nicht-anhaltende ventrikuläre Tachykardie (OR 3,97), AV-Blockierungen ersten Grades (OR 5,71), Bradykardien (OR 3,40) und polymorphe ventrikuläre Extrasystolen (OR 2,61) als Frauen innerhalb eines Jahres nach Schlaganfall.</w:t>
       </w:r>
     </w:p>
     <w:p>
@@ -351,7 +351,7 @@
         <w:rPr>
           <w:sz w:val="19"/>
         </w:rPr>
-        <w:t>England, Finnland, Italien; europäische Routinedaten mit Parallelen zu deutschen Sterblich keitsdaten; Effekte replizierbar.</w:t>
+        <w:t>Schweiz: vergleichbare Dokumentation und Spitalstruktur, kardiovaskuläre Nachsorge-Standards ähnlich Deutschland.</w:t>
       </w:r>
     </w:p>
     <w:p>
@@ -360,7 +360,7 @@
           <w:color w:val="5A7D3A"/>
           <w:sz w:val="18"/>
         </w:rPr>
-        <w:t>https://pubmed.ncbi.nlm.nih.gov/42398740/</w:t>
+        <w:t>https://pubmed.ncbi.nlm.nih.gov/42714452/</w:t>
       </w:r>
     </w:p>
     <w:p>
@@ -368,7 +368,7 @@
         <w:pStyle w:val="Heading2"/>
       </w:pPr>
       <w:r>
-        <w:t>Sexuelle Belästigung bei Arbeit: Geschlechts- und Altersmuster nach #MeToo</w:t>
+        <w:t>Psychische Störungen nach Trauma: Alkoholabhängigkeit und Depression vorhersagen Herzinfarkt und Schlaganfall stärker als PTBS</w:t>
       </w:r>
     </w:p>
     <w:p>
@@ -378,12 +378,12 @@
           <w:color w:val="666666"/>
           <w:sz w:val="18"/>
         </w:rPr>
-        <w:t>Rosander M et al.  ·  J Child Sex Abus  ·  02.06.2026  ·  PMID 42231644</w:t>
+        <w:t>Sumner JA et al.  ·  J Am Heart Assoc  ·  15.09.2026  ·  PMID 42684053</w:t>
       </w:r>
     </w:p>
     <w:p>
       <w:r>
-        <w:t>Bevölkerungsstichprobe von 3.307 Beschäftigten in Schweden (2026) zur Prävalenz und Risikofaktoren von drei Formen sexueller Belästigung nach Geschlecht, Alter und Arbeitssektor.</w:t>
+        <w:t>Dänische bevölkerungsbasierte Fall-Kontroll-Studie untersuchte mit Machine Learning, welche psychiatrischen Störungen nach Traumaexposition die Vorhersage von Herz- und Hirninfarkt am besten treffen und ob Unterschiede zwischen Geschlechtern bestehen.</w:t>
       </w:r>
     </w:p>
     <w:p>
@@ -394,7 +394,7 @@
         <w:t xml:space="preserve">Ergebnis: </w:t>
       </w:r>
       <w:r>
-        <w:t>Insgesamt 15,6% erlebten mindestens eine Belästigungsform in 6 Monaten. Frauen, besonders junge, waren überrepräsentiert bei unerwünschter sexueller Aufmerksamkeit (keine Unterschiede bei sexualisiertem Verhalten oder Zwang). Frauen im privaten Sektor und Männer im kommunalen Sektor berichteten höhere Exposition. Minoritätsstatus erhöhte Exposition bei beiden Geschlechtern. Gegengeschlechtliche Vorgesetzte waren mit erhöhter Exposition assoziiert, besonders für unerwünschte Aufmerksamkeit.</w:t>
+        <w:t>Bei Männern und Frauen war Alkoholabhängigkeit der stärkste psychiatrische Prädiktor für kardiovaskuläre Ereignisse. Depressive Episoden waren für Frauen aussagekräftiger als für Männer. Beide Geschlechter zeigten erhöhte Odds Ratios für kardiovaskuläre Ereignisse bei Vorliegen psychiatrischer Störungen.</w:t>
       </w:r>
     </w:p>
     <w:p>
@@ -409,7 +409,7 @@
         <w:rPr>
           <w:sz w:val="19"/>
         </w:rPr>
-        <w:t>Schweden, vergleichbares Arbeitsmarktsystem und Regulatorisches Umfeld; Befund zu Geschlechterdynamiken in Hierarchien generalisierbar.</w:t>
+        <w:t>Dänemark: nationale Routinedaten mit vollständiger medizinischer Erfassung, hohe Systemvergleichbarkeit mit Deutschland.</w:t>
       </w:r>
     </w:p>
     <w:p>
@@ -418,7 +418,65 @@
           <w:color w:val="5A7D3A"/>
           <w:sz w:val="18"/>
         </w:rPr>
-        <w:t>https://pubmed.ncbi.nlm.nih.gov/42231644/</w:t>
+        <w:t>https://pubmed.ncbi.nlm.nih.gov/42684053/</w:t>
+      </w:r>
+    </w:p>
+    <w:p>
+      <w:pPr>
+        <w:pStyle w:val="Heading2"/>
+      </w:pPr>
+      <w:r>
+        <w:t>Partnerschaftliche Träume zeigen Geschlechterdifferenz: Frauen profitieren emotional weniger von Beziehungen</w:t>
+      </w:r>
+    </w:p>
+    <w:p>
+      <w:r>
+        <w:rPr>
+          <w:i/>
+          <w:color w:val="666666"/>
+          <w:sz w:val="18"/>
+        </w:rPr>
+        <w:t>Schredl M  ·  Behav Brain Sci  ·  01.06.2026  ·  PMID 42222969</w:t>
+      </w:r>
+    </w:p>
+    <w:p>
+      <w:r>
+        <w:t>Deutsche Schlafforschung präsentiert Evidenz aus Traumstudien, dass partnerschaftliche Träume bei Frauen negativ getönt sind als bei Männern – Hinweis darauf, dass Frauen emotional weniger von Partnerschaften profitieren.</w:t>
+      </w:r>
+    </w:p>
+    <w:p>
+      <w:r>
+        <w:rPr>
+          <w:b/>
+        </w:rPr>
+        <w:t xml:space="preserve">Ergebnis: </w:t>
+      </w:r>
+      <w:r>
+        <w:t>Partner-Träume sind bei Frauen negativ getönter als bei Männern, was darauf hindeutet, dass Frauen nicht so viel von Partnerschaften profitieren wie Männer. Konsequenzen von Trennungen sind emotional stressvoller für Frauen als für Männer – entgegen Aussagen in der Zielarbeit.</w:t>
+      </w:r>
+    </w:p>
+    <w:p>
+      <w:r>
+        <w:rPr>
+          <w:b/>
+          <w:sz w:val="19"/>
+        </w:rPr>
+        <w:t xml:space="preserve">Übertragbarkeit: </w:t>
+      </w:r>
+      <w:r>
+        <w:rPr>
+          <w:sz w:val="19"/>
+        </w:rPr>
+        <w:t>Deutschland: deutschsprachige Forschung, psychologischer Befund zu Geschlechtsunterschieden, aber keine Versorgungsrelevanz benannt.</w:t>
+      </w:r>
+    </w:p>
+    <w:p>
+      <w:r>
+        <w:rPr>
+          <w:color w:val="5A7D3A"/>
+          <w:sz w:val="18"/>
+        </w:rPr>
+        <w:t>https://pubmed.ncbi.nlm.nih.gov/42222969/</w:t>
       </w:r>
     </w:p>
     <w:sectPr>

--- a/download/studien-aktuell.docx
+++ b/download/studien-aktuell.docx
@@ -62,7 +62,7 @@
           <w:color w:val="666666"/>
           <w:sz w:val="18"/>
         </w:rPr>
-        <w:t>Stand: 17.09.2026  |  7 Studien  |  gender.m-vf.de</w:t>
+        <w:t>Stand: 18.09.2026  |  6 Studien  |  gender.m-vf.de</w:t>
       </w:r>
     </w:p>
     <w:p>
@@ -70,7 +70,7 @@
         <w:pStyle w:val="Heading1"/>
       </w:pPr>
       <w:r>
-        <w:t>Aufgenommen am 17.09.2026</w:t>
+        <w:t>Aufgenommen am 18.09.2026</w:t>
       </w:r>
     </w:p>
     <w:p>
@@ -78,7 +78,7 @@
         <w:pStyle w:val="Heading2"/>
       </w:pPr>
       <w:r>
-        <w:t>Testosterontherapie erhöht Infektionsvulnerabilität: ACE2- und TMPRSS2-Expression in Nasengewebe</w:t>
+        <w:t>Herzinsuffizienz mit erhaltener Ejektionsfraktion: Frauen zeigen andere Phänotypen und Risikofaktoren</w:t>
       </w:r>
     </w:p>
     <w:p>
@@ -88,12 +88,12 @@
           <w:color w:val="666666"/>
           <w:sz w:val="18"/>
         </w:rPr>
-        <w:t>Uysal S et al.  ·  Endocrine  ·  16.09.2026  ·  PMID 42747672</w:t>
+        <w:t>Kim SJ et al.  ·  Korean J Intern Med  ·  01.09.2026  ·  PMID 42754518</w:t>
       </w:r>
     </w:p>
     <w:p>
       <w:r>
-        <w:t>Türkische prospektive Studie untersuchte, wie Geschlechtsangleichende Hormontherapie die Expression von Rezeptoren für Viruseindringen (ACE2, TMPRSS2) in Nasen- und Mundschleimhaut verändert – relevant für Infektionsrisiko.</w:t>
+        <w:t>Geschlechtsspezifische klinische Übersichtsarbeit zu Pathophysiologie, Präsentation und Therapieresponse der HFpEF mit biologischen Unterschieden zwischen Frauen und Männern.</w:t>
       </w:r>
     </w:p>
     <w:p>
@@ -104,7 +104,7 @@
         <w:t xml:space="preserve">Ergebnis: </w:t>
       </w:r>
       <w:r>
-        <w:t>Bei AFAB-Personen unter Testosterontherapie stieg TMPRSS2-Expression in der Nasenschleimhaut nach 12 Monaten signifikant an (p=0,008), war aber in der Mundschleimhaut stabil (p=0,810). Nach Testosterontherapie war nasale TMPRSS2-Expression in AFAB höher als in cisgender Männern, Unterschied nicht signifikant (p=0,290). Signifikante Korrelation zwischen ACE2 und TMPRSS2 nur in Nasenschleimhaut nach einem Jahr.</w:t>
+        <w:t>Bei Frauen ist HFpEF häufig mit kardiometabolischem Stress, vaskulärer Dysfunktion und erhöhtem ventrikulär-arteriellem Coupling verbunden (konzentrische Remodellierung, ausgeprägtes Symptombild). Bei Männern überwiegt ein Ischämie-assoziierter Phänotyp mit adversen Umbauprozessen und diffuser myokardialer Fibrose. Diese biologischen Unterschiede beeinflussen Klinik, Biomarker-Interpretation, bildgebende Befunde und Langzeitergebnisse; neurohormonal modulierende Interventionen können differentielle Wirksamkeit zeigen.</w:t>
       </w:r>
     </w:p>
     <w:p>
@@ -119,7 +119,7 @@
         <w:rPr>
           <w:sz w:val="19"/>
         </w:rPr>
-        <w:t>Biologischer Wirkmechanismus; Testosteron als Expositionsfaktor. Relevanz für geschlechtsangleichende Behandlung unklar, weitere Studien nötig.</w:t>
+        <w:t>Südkorea, pathophysiologische Unterschiede biologisch begründet; auf AWMF-Leitlinien HFpEF anwendbar</w:t>
       </w:r>
     </w:p>
     <w:p>
@@ -128,7 +128,7 @@
           <w:color w:val="5A7D3A"/>
           <w:sz w:val="18"/>
         </w:rPr>
-        <w:t>https://pubmed.ncbi.nlm.nih.gov/42747672/</w:t>
+        <w:t>https://pubmed.ncbi.nlm.nih.gov/42754518/</w:t>
       </w:r>
     </w:p>
     <w:p>
@@ -136,7 +136,7 @@
         <w:pStyle w:val="Heading2"/>
       </w:pPr>
       <w:r>
-        <w:t>Roboter-assistierte Dickdarmresektion: Frauen zeigen unterschiedliche Lymphknoten-Ausbeute</w:t>
+        <w:t>Geschlecht und Gender in Leitlinien: Evidence Gaps und Politisierung behindern Integration</w:t>
       </w:r>
     </w:p>
     <w:p>
@@ -146,12 +146,12 @@
           <w:color w:val="666666"/>
           <w:sz w:val="18"/>
         </w:rPr>
-        <w:t>Benlice C et al.  ·  Int J Med Robot  ·  Okt. 2026  ·  PMID 42747085</w:t>
+        <w:t>Maheen H et al.  ·  BMJ Open  ·  17.09.2026  ·  PMID 42754283</w:t>
       </w:r>
     </w:p>
     <w:p>
       <w:r>
-        <w:t>Türkische Mehrzentrums-Studie mit geschlechtsstratifizierter Analyse verglich Ergebnisse der roboter-assistierten versus laparoskopischen Low-Anterior-Resektion bei Rektumkrebs zwischen Männern und Frauen.</w:t>
+        <w:t>Qualitative Studie mit 28 Experten zu aktuellen Herausforderungen, Barrieren und praktischen Strategien für die Einbeziehung von Geschlecht in klinische Leitlinien.</w:t>
       </w:r>
     </w:p>
     <w:p>
@@ -162,7 +162,7 @@
         <w:t xml:space="preserve">Ergebnis: </w:t>
       </w:r>
       <w:r>
-        <w:t>Bei 380 Patienten (172 Männer, 114 Frauen, Mittel-Alter 61 Jahre): Bei Männern waren robotische und laparoskopische Operation vergleichbar (Lymphknoten, Resektionsränder, Morbidität, lokales Rezidiv, alle p&gt;0,05). Bei Frauen zeigte roboterassistierte Operation signifikant weniger Lymphknoten pro Präparat (p=0,01), aber gleichwertige 5-Jahres-Überlebensraten zwischen Verfahren in beiden Geschlechtern.</w:t>
+        <w:t>Zwei zentrale Herausforderungen wurden identifiziert: (1) persistente Evidence Gaps mit mangelnden geschlechtergetrennten klinischen Daten, nur 5 % der Fachleute beantworteten alle LGBTQIA+-Fragen korrekt, 40 % berichteten Schwierigkeiten bei sexueller Gesundheit, 80 % wünschten LGBTQIA+-Schulung; (2) Politisierung von Terminology behindert Klarheit und Konsistenz. Empfohlen: stärkere geschlechts- und gendergetrennte Evidenz, klare Berichtstandards, inklusive Sprache und höherer Frauenanteil in Leitliniengremien sowie intersektionaler Ansatz. Das adressiert die methodische Grundproblematik dieser Versorgungsgruppe.</w:t>
       </w:r>
     </w:p>
     <w:p>
@@ -177,7 +177,7 @@
         <w:rPr>
           <w:sz w:val="19"/>
         </w:rPr>
-        <w:t>Technische Unterschiede in Handhabung zwischen Geschlechtern möglich; Geschlechterunterschiede deuten auf Biologie hin (Beckengeometrie, Organverhältnisse), nicht auf Qualität.</w:t>
+        <w:t>Australien, international übertragbar; zeigt Leitlinien-Implementierungsbarrieren und notwendige Strukturreformen</w:t>
       </w:r>
     </w:p>
     <w:p>
@@ -186,7 +186,7 @@
           <w:color w:val="5A7D3A"/>
           <w:sz w:val="18"/>
         </w:rPr>
-        <w:t>https://pubmed.ncbi.nlm.nih.gov/42747085/</w:t>
+        <w:t>https://pubmed.ncbi.nlm.nih.gov/42754283/</w:t>
       </w:r>
     </w:p>
     <w:p>
@@ -194,7 +194,7 @@
         <w:pStyle w:val="Heading2"/>
       </w:pPr>
       <w:r>
-        <w:t>Chemsex bei schwulen Männern: Gebrauchsmuster bestimmen STI-Risiko stärker als bloße Häufigkeit</w:t>
+        <w:t>Fußball-Gesundheitsprogramm: Wie Männer über Freizeitaktivitäten erreicht werden</w:t>
       </w:r>
     </w:p>
     <w:p>
@@ -204,12 +204,12 @@
           <w:color w:val="666666"/>
           <w:sz w:val="18"/>
         </w:rPr>
-        <w:t>Jaha B et al.  ·  J Int AIDS Soc  ·  Sept. 2026  ·  PMID 42740683</w:t>
+        <w:t>McDermott C et al.  ·  Health Promot Int  ·  01.09.2026  ·  PMID 42751981</w:t>
       </w:r>
     </w:p>
     <w:p>
       <w:r>
-        <w:t>Schweizer Längsstuitstudie (107.855 Visiten, 13.304 schwule/bisexuelle Männer mit HIV oder PrEP 2019-2024) untersuchte, welche Substanzen, Häufigkeitsmuster und Risikofaktoren Chemsex-Gebrauch vorhersagen und wie er mit Geschlechtskrankheiten und psychischer Belastung zusammenhängt.</w:t>
+        <w:t>Qualitative Analyse, wie ein irisches Fußball-Kooperativ-Programm Männer mit höchstem Gesundheitsrisiko durch Geschlechtskultur und Organisationskultur erreicht und in Gesundheitsveränderung einbezieht.</w:t>
       </w:r>
     </w:p>
     <w:p>
@@ -220,7 +220,7 @@
         <w:t xml:space="preserve">Ergebnis: </w:t>
       </w:r>
       <w:r>
-        <w:t>17,2% der Männer berichten Chemsex-Gebrauch (21,4% in PrEP-Kohorte vs. 11,2% HIV-Kohortenstudie). Zeitlich begrenzte Nutzung oder Genesung zeigten niedrigstes STI-Risiko und niedrigsten Partner-Count. Intermittierender Gebrauch war nur für Syphilis protektiv. Gebrauch assoziiert mit Depression, unsicheren Kondomen, hohem Partner-Count und STI. Alter &lt;26 (aOR 0,82), &gt;37 (aOR 0,54), bisexuelle Orientierung (aOR 0,78) zeigten niedrigere Odds; französischsprachige Zentren (aOR 1,41) höhere Odds.</w:t>
+        <w:t>Reflexive thematische Analyse von 33 Interviews ergab drei Themen: (1) Fußball funktioniert als kulturelle Annahme in Männeridentität ohne Gesundheitsrahmen; (2) die Organisationskultur der FC-Spiele passt zu und erhält bestehende Bedeutungsmuster durch Design, Zuverlässigkeit und inklusive Normen; (3) wenn diese Kulturen übereinstimmen, erleben Männer, die konventionelle Gesundheitsrouten meiden, bedeutungsvolle Gesundheits- und Sozialergebnisse. Dies zeigt einen Zugangsweg und eine Versorgungsmassnahme an – Geschlecht prägt sowohl die Barriere als auch die Lösung.</w:t>
       </w:r>
     </w:p>
     <w:p>
@@ -235,7 +235,7 @@
         <w:rPr>
           <w:sz w:val="19"/>
         </w:rPr>
-        <w:t>Schweiz: Kohorte-Daten mit stabiler Erfassung, aber Geschlechterunterschied nicht primärer Fokus; relevante Unterschiede in der Präsentation zwischen Männern und Frauen bleiben offen.</w:t>
+        <w:t>Irland, ähnliches Versicherungssystem; zeigt Versorgungszugangsbarriere und Lösungsweg für Männergesundheit</w:t>
       </w:r>
     </w:p>
     <w:p>
@@ -244,7 +244,7 @@
           <w:color w:val="5A7D3A"/>
           <w:sz w:val="18"/>
         </w:rPr>
-        <w:t>https://pubmed.ncbi.nlm.nih.gov/42740683/</w:t>
+        <w:t>https://pubmed.ncbi.nlm.nih.gov/42751981/</w:t>
       </w:r>
     </w:p>
     <w:p>
@@ -252,7 +252,7 @@
         <w:pStyle w:val="Heading2"/>
       </w:pPr>
       <w:r>
-        <w:t>Albumin-Globulin-Quotient und Knochendichte: Frauen reagieren 3-fach stärker auf Entzündungsmarker</w:t>
+        <w:t>Lithium: Frauen benötigen niedrigere Dosen, Dosisanpassung in der Schwangerschaft erforderlich</w:t>
       </w:r>
     </w:p>
     <w:p>
@@ -262,12 +262,12 @@
           <w:color w:val="666666"/>
           <w:sz w:val="18"/>
         </w:rPr>
-        <w:t>Liu S et al.  ·  Medicine (Baltimore)  ·  11.09.2026  ·  PMID 42736730</w:t>
+        <w:t>Papapanagou Chroni M et al.  ·  Rev Med Suisse  ·  16.09.2026  ·  PMID 42750579</w:t>
       </w:r>
     </w:p>
     <w:p>
       <w:r>
-        <w:t>US-Querschnittsstudie (NHANES 2005-2018, 10.101 Erwachsene) untersuchte mittels piecewise regression, ob die Beziehung zwischen Albumin-Globulin-Quotient und Knochendichte nicht-linear ist und zwischen Geschlechtern unterschiedlich ausfällt.</w:t>
+        <w:t>Geschlechtsspezifische Dosierung von Lithium und Besonderheiten in der Perinatalzeit: Frauen benötigen niedrigere Dosen als Männer und haben erhöhtes Risiko für Nieren- und Schilddrüsennebenwirkungen.</w:t>
       </w:r>
     </w:p>
     <w:p>
@@ -278,7 +278,7 @@
         <w:t xml:space="preserve">Ergebnis: </w:t>
       </w:r>
       <w:r>
-        <w:t>Jede Einheit AGR-Anstieg korrelierte mit reduzierter Femur-Hals-Knochendichte (β=-0,0354 g/cm²) und Lendenwirbel-Dichte (β=-0,0245 g/cm²). Nichtlineare Analysen zeigten Inflektionspunkte (Femur 1,74; Lendenwirbel 1,17). Frauen zeigten 3,1-fach stärkere inverse Assoziation als Männer (P&lt;0,0001). Starker sexueller Dimorphismus.</w:t>
+        <w:t>Frauen benötigen niedrigere Lithium-Dosen als Männer. In der Schwangerschaft steigt die Lithium-Clearance um 30–50 %, weshalb häufige Dosisanpassungen auf therapeutische Serumkonzentrationen von 0,6–1,0 mmol/l erforderlich sind. Lithium ist mit moderatem erhöhtem Malformationsrisiko assoziiert (OR: 1,75–1,81), besonders kardiale Missbildungen, aber das absolute Risiko bleibt niedrig. Dies zeigt biologisch und pharmakokinetisch bedingte Unterschiede, die Dosierungsempfehlungen nach Geschlecht erfordern.</w:t>
       </w:r>
     </w:p>
     <w:p>
@@ -293,7 +293,7 @@
         <w:rPr>
           <w:sz w:val="19"/>
         </w:rPr>
-        <w:t>USA-Routine-Daten; Geschlechterunterschiede deuten auf Biologie hin (Östrogen, Entzündung), aber keine Dosierungs- oder Zugangsanalyse.</w:t>
+        <w:t>Schweiz/deutschsprachig, vergleichbare Versicherungssysteme, psychiatrische Standardpraxis</w:t>
       </w:r>
     </w:p>
     <w:p>
@@ -302,7 +302,7 @@
           <w:color w:val="5A7D3A"/>
           <w:sz w:val="18"/>
         </w:rPr>
-        <w:t>https://pubmed.ncbi.nlm.nih.gov/42736730/</w:t>
+        <w:t>https://pubmed.ncbi.nlm.nih.gov/42750579/</w:t>
       </w:r>
     </w:p>
     <w:p>
@@ -310,7 +310,7 @@
         <w:pStyle w:val="Heading2"/>
       </w:pPr>
       <w:r>
-        <w:t>Herzrhythmusstörungen nach Schlaganfall: Männer zeigen häufiger ventrikuläre Arrhythmien</w:t>
+        <w:t>Kreatinin-Referenzwerte bei Down-Syndrom: Geschlechts- und altersgerechte Kurven erforderlich</w:t>
       </w:r>
     </w:p>
     <w:p>
@@ -320,12 +320,12 @@
           <w:color w:val="666666"/>
           <w:sz w:val="18"/>
         </w:rPr>
-        <w:t>Schmick A et al.  ·  J Am Heart Assoc  ·  15.09.2026  ·  PMID 42714452</w:t>
+        <w:t>Gür K et al.  ·  Eur J Pediatr  ·  16.09.2026  ·  PMID 42749794</w:t>
       </w:r>
     </w:p>
     <w:p>
       <w:r>
-        <w:t>Schweizer Kohortenstudie mit 673 Schlaganfallpatienten ohne bekannte Herzerkrankung untersuchte, ob neu aufgetretene Herzpathologien in Geschlechtsunterschieden häufiger vorkommen.</w:t>
+        <w:t>Entwicklung alters- und geschlechtsspezifischer Serum-Kreatinin-Referenzkurven für Kinder und Jugendliche mit Down-Syndrom zur verbesserten Nierenmonitorierung.</w:t>
       </w:r>
     </w:p>
     <w:p>
@@ -336,7 +336,7 @@
         <w:t xml:space="preserve">Ergebnis: </w:t>
       </w:r>
       <w:r>
-        <w:t>Männer entwickelten signifikant häufiger nicht-anhaltende ventrikuläre Tachykardie (OR 3,97), AV-Blockierungen ersten Grades (OR 5,71), Bradykardien (OR 3,40) und polymorphe ventrikuläre Extrasystolen (OR 2,61) als Frauen innerhalb eines Jahres nach Schlaganfall.</w:t>
+        <w:t>Serum-Kreatinin stieg nichtlinear mit dem Alter in beiden Geschlechtern mit progressiver Geschlechtertrennung in der Adoleszenz. Die 97,5. Perzentile betrug bei Jungen 0,44 mg/dL (39 μmol/L) in der frühen Kindheit und 1,32 mg/dL (117 μmol/L) mit 17–18 Jahren; bei Mädchen 0,42 mg/dL (37 μmol/L) bzw. 1,01 mg/dL (89 μmol/L). Dies zeigt biologische Unterschiede in der Nierenfunktion, die für die korrekte Interpretation von Kreatininwerten essentiell sind.</w:t>
       </w:r>
     </w:p>
     <w:p>
@@ -351,7 +351,7 @@
         <w:rPr>
           <w:sz w:val="19"/>
         </w:rPr>
-        <w:t>Schweiz: vergleichbare Dokumentation und Spitalstruktur, kardiovaskuläre Nachsorge-Standards ähnlich Deutschland.</w:t>
+        <w:t>Türkei, größere Kohorte; geschlechtergetrennte Daten mit GAMLSS-Modellierung, methodisch übertragbar</w:t>
       </w:r>
     </w:p>
     <w:p>
@@ -360,7 +360,7 @@
           <w:color w:val="5A7D3A"/>
           <w:sz w:val="18"/>
         </w:rPr>
-        <w:t>https://pubmed.ncbi.nlm.nih.gov/42714452/</w:t>
+        <w:t>https://pubmed.ncbi.nlm.nih.gov/42749794/</w:t>
       </w:r>
     </w:p>
     <w:p>
@@ -368,7 +368,7 @@
         <w:pStyle w:val="Heading2"/>
       </w:pPr>
       <w:r>
-        <w:t>Psychische Störungen nach Trauma: Alkoholabhängigkeit und Depression vorhersagen Herzinfarkt und Schlaganfall stärker als PTBS</w:t>
+        <w:t>Depression bei trans Frauen mit HIV: Strukturelle Determinanten schwerer als individuelle Faktoren</w:t>
       </w:r>
     </w:p>
     <w:p>
@@ -378,12 +378,12 @@
           <w:color w:val="666666"/>
           <w:sz w:val="18"/>
         </w:rPr>
-        <w:t>Sumner JA et al.  ·  J Am Heart Assoc  ·  15.09.2026  ·  PMID 42684053</w:t>
+        <w:t>Van Huizen R et al.  ·  AIDS Behav  ·  05.06.2026  ·  PMID 42249232</w:t>
       </w:r>
     </w:p>
     <w:p>
       <w:r>
-        <w:t>Dänische bevölkerungsbasierte Fall-Kontroll-Studie untersuchte mit Machine Learning, welche psychiatrischen Störungen nach Traumaexposition die Vorhersage von Herz- und Hirninfarkt am besten treffen und ob Unterschiede zwischen Geschlechtern bestehen.</w:t>
+        <w:t>Bestimmung individueller, sozialer und struktureller Determinanten von Depression bei 493 transgeschlechtlichen Frauen mit HIV in Frankreich mittels modifizierter Poisson-Regression.</w:t>
       </w:r>
     </w:p>
     <w:p>
@@ -394,7 +394,7 @@
         <w:t xml:space="preserve">Ergebnis: </w:t>
       </w:r>
       <w:r>
-        <w:t>Bei Männern und Frauen war Alkoholabhängigkeit der stärkste psychiatrische Prädiktor für kardiovaskuläre Ereignisse. Depressive Episoden waren für Frauen aussagekräftiger als für Männer. Beide Geschlechter zeigten erhöhte Odds Ratios für kardiovaskuläre Ereignisse bei Vorliegen psychiatrischer Störungen.</w:t>
+        <w:t>Ein Drittel (31 %) der Teilnehmerinnen zeigte moderate bis schwere Depression (PHQ-9 ≥ 8). Risikofaktoren in multivariater Analyse: Lebenslanges Gewalt erlebnis, Belästigung durch Fremde in öffentlichen Räumen wegen transgender Identität, finanzielle Schwierigkeiten, lange Verzögerung zwischen HIV-Diagnose und Therapiebeginn. Protektiv wirkten emotionale Unterstützung und aufmerksame HIV-Versorger. Das zeigt, dass soziale und strukturelle, nicht individuelle Faktoren dominieren – eine Zugangsbarrierenfrage, nicht primär biologisch begründet.</w:t>
       </w:r>
     </w:p>
     <w:p>
@@ -409,7 +409,7 @@
         <w:rPr>
           <w:sz w:val="19"/>
         </w:rPr>
-        <w:t>Dänemark: nationale Routinedaten mit vollständiger medizinischer Erfassung, hohe Systemvergleichbarkeit mit Deutschland.</w:t>
+        <w:t>Frankreich, europäisches System; INSERM-Kohorte mit quantitativen Strukturdaten</w:t>
       </w:r>
     </w:p>
     <w:p>
@@ -418,65 +418,7 @@
           <w:color w:val="5A7D3A"/>
           <w:sz w:val="18"/>
         </w:rPr>
-        <w:t>https://pubmed.ncbi.nlm.nih.gov/42684053/</w:t>
-      </w:r>
-    </w:p>
-    <w:p>
-      <w:pPr>
-        <w:pStyle w:val="Heading2"/>
-      </w:pPr>
-      <w:r>
-        <w:t>Partnerschaftliche Träume zeigen Geschlechterdifferenz: Frauen profitieren emotional weniger von Beziehungen</w:t>
-      </w:r>
-    </w:p>
-    <w:p>
-      <w:r>
-        <w:rPr>
-          <w:i/>
-          <w:color w:val="666666"/>
-          <w:sz w:val="18"/>
-        </w:rPr>
-        <w:t>Schredl M  ·  Behav Brain Sci  ·  01.06.2026  ·  PMID 42222969</w:t>
-      </w:r>
-    </w:p>
-    <w:p>
-      <w:r>
-        <w:t>Deutsche Schlafforschung präsentiert Evidenz aus Traumstudien, dass partnerschaftliche Träume bei Frauen negativ getönt sind als bei Männern – Hinweis darauf, dass Frauen emotional weniger von Partnerschaften profitieren.</w:t>
-      </w:r>
-    </w:p>
-    <w:p>
-      <w:r>
-        <w:rPr>
-          <w:b/>
-        </w:rPr>
-        <w:t xml:space="preserve">Ergebnis: </w:t>
-      </w:r>
-      <w:r>
-        <w:t>Partner-Träume sind bei Frauen negativ getönter als bei Männern, was darauf hindeutet, dass Frauen nicht so viel von Partnerschaften profitieren wie Männer. Konsequenzen von Trennungen sind emotional stressvoller für Frauen als für Männer – entgegen Aussagen in der Zielarbeit.</w:t>
-      </w:r>
-    </w:p>
-    <w:p>
-      <w:r>
-        <w:rPr>
-          <w:b/>
-          <w:sz w:val="19"/>
-        </w:rPr>
-        <w:t xml:space="preserve">Übertragbarkeit: </w:t>
-      </w:r>
-      <w:r>
-        <w:rPr>
-          <w:sz w:val="19"/>
-        </w:rPr>
-        <w:t>Deutschland: deutschsprachige Forschung, psychologischer Befund zu Geschlechtsunterschieden, aber keine Versorgungsrelevanz benannt.</w:t>
-      </w:r>
-    </w:p>
-    <w:p>
-      <w:r>
-        <w:rPr>
-          <w:color w:val="5A7D3A"/>
-          <w:sz w:val="18"/>
-        </w:rPr>
-        <w:t>https://pubmed.ncbi.nlm.nih.gov/42222969/</w:t>
+        <w:t>https://pubmed.ncbi.nlm.nih.gov/42249232/</w:t>
       </w:r>
     </w:p>
     <w:sectPr>

--- a/download/studien-aktuell.docx
+++ b/download/studien-aktuell.docx
@@ -62,7 +62,7 @@
           <w:color w:val="666666"/>
           <w:sz w:val="18"/>
         </w:rPr>
-        <w:t>Stand: 18.09.2026  |  6 Studien  |  gender.m-vf.de</w:t>
+        <w:t>Stand: 19.09.2026  |  6 Studien  |  gender.m-vf.de</w:t>
       </w:r>
     </w:p>
     <w:p>
@@ -70,7 +70,7 @@
         <w:pStyle w:val="Heading1"/>
       </w:pPr>
       <w:r>
-        <w:t>Aufgenommen am 18.09.2026</w:t>
+        <w:t>Aufgenommen am 19.09.2026</w:t>
       </w:r>
     </w:p>
     <w:p>
@@ -78,7 +78,7 @@
         <w:pStyle w:val="Heading2"/>
       </w:pPr>
       <w:r>
-        <w:t>Herzinsuffizienz mit erhaltener Ejektionsfraktion: Frauen zeigen andere Phänotypen und Risikofaktoren</w:t>
+        <w:t>Mammografie: 45-Minuten-Training für Radiologen erhöht Wissen über trans Patienten signifikant</w:t>
       </w:r>
     </w:p>
     <w:p>
@@ -88,12 +88,12 @@
           <w:color w:val="666666"/>
           <w:sz w:val="18"/>
         </w:rPr>
-        <w:t>Kim SJ et al.  ·  Korean J Intern Med  ·  01.09.2026  ·  PMID 42754518</w:t>
+        <w:t>Martinez A et al.  ·  Cancer Causes Control  ·  18.09.2026  ·  PMID 42758345</w:t>
       </w:r>
     </w:p>
     <w:p>
       <w:r>
-        <w:t>Geschlechtsspezifische klinische Übersichtsarbeit zu Pathophysiologie, Präsentation und Therapieresponse der HFpEF mit biologischen Unterschieden zwischen Frauen und Männern.</w:t>
+        <w:t>Pilotstudie zur Evaluation einer Schulungsintervention für Brustbildgebungsfachleute (klinische Unterstützungsfachleute, Technologen, Radiologen) zu LGBTQIA+-inklusive Mammografie-Screening-Praktiken.</w:t>
       </w:r>
     </w:p>
     <w:p>
@@ -104,7 +104,7 @@
         <w:t xml:space="preserve">Ergebnis: </w:t>
       </w:r>
       <w:r>
-        <w:t>Bei Frauen ist HFpEF häufig mit kardiometabolischem Stress, vaskulärer Dysfunktion und erhöhtem ventrikulär-arteriellem Coupling verbunden (konzentrische Remodellierung, ausgeprägtes Symptombild). Bei Männern überwiegt ein Ischämie-assoziierter Phänotyp mit adversen Umbauprozessen und diffuser myokardialer Fibrose. Diese biologischen Unterschiede beeinflussen Klinik, Biomarker-Interpretation, bildgebende Befunde und Langzeitergebnisse; neurohormonal modulierende Interventionen können differentielle Wirksamkeit zeigen.</w:t>
+        <w:t>Die 45-minütige Schulung mit Storytelling führte zu signifikant erhöhtem Selbstberichtswissen über LGBTQIA+-Terminologie (großer Effekt). Teilnehmende beantworteten mehr direkt getestete Wissensfragen korrekt (kleiner Effekt). Einstellungen zu Geschlechtsvielfalt zeigten Trend zu akzeptierender Haltung (mittlerer Effekt), erreichten aber keine statistische Signifikanz.</w:t>
       </w:r>
     </w:p>
     <w:p>
@@ -119,7 +119,7 @@
         <w:rPr>
           <w:sz w:val="19"/>
         </w:rPr>
-        <w:t>Südkorea, pathophysiologische Unterschiede biologisch begründet; auf AWMF-Leitlinien HFpEF anwendbar</w:t>
+        <w:t>USA, aber Schulungsprinzipien unabhängig von Finanzierungssystem übertragbar</w:t>
       </w:r>
     </w:p>
     <w:p>
@@ -128,7 +128,7 @@
           <w:color w:val="5A7D3A"/>
           <w:sz w:val="18"/>
         </w:rPr>
-        <w:t>https://pubmed.ncbi.nlm.nih.gov/42754518/</w:t>
+        <w:t>https://pubmed.ncbi.nlm.nih.gov/42758345/</w:t>
       </w:r>
     </w:p>
     <w:p>
@@ -136,7 +136,7 @@
         <w:pStyle w:val="Heading2"/>
       </w:pPr>
       <w:r>
-        <w:t>Geschlecht und Gender in Leitlinien: Evidence Gaps und Politisierung behindern Integration</w:t>
+        <w:t>Rettungsdienst: LGBTQ-Kompetenz hängt nicht von Geschlecht ab, sondern von Schulung</w:t>
       </w:r>
     </w:p>
     <w:p>
@@ -146,12 +146,12 @@
           <w:color w:val="666666"/>
           <w:sz w:val="18"/>
         </w:rPr>
-        <w:t>Maheen H et al.  ·  BMJ Open  ·  17.09.2026  ·  PMID 42754283</w:t>
+        <w:t>Czapla M et al.  ·  Front Public Health  ·  03.09.2026  ·  PMID 42756002</w:t>
       </w:r>
     </w:p>
     <w:p>
       <w:r>
-        <w:t>Qualitative Studie mit 28 Experten zu aktuellen Herausforderungen, Barrieren und praktischen Strategien für die Einbeziehung von Geschlecht in klinische Leitlinien.</w:t>
+        <w:t>Querschnittstudie unter 172 polnischen Rettungsassistenten zur Identifikation von Faktoren, die gay-affirmativen Überzeugungen und Verhalten vorhersagen.</w:t>
       </w:r>
     </w:p>
     <w:p>
@@ -162,7 +162,7 @@
         <w:t xml:space="preserve">Ergebnis: </w:t>
       </w:r>
       <w:r>
-        <w:t>Zwei zentrale Herausforderungen wurden identifiziert: (1) persistente Evidence Gaps mit mangelnden geschlechtergetrennten klinischen Daten, nur 5 % der Fachleute beantworteten alle LGBTQIA+-Fragen korrekt, 40 % berichteten Schwierigkeiten bei sexueller Gesundheit, 80 % wünschten LGBTQIA+-Schulung; (2) Politisierung von Terminology behindert Klarheit und Konsistenz. Empfohlen: stärkere geschlechts- und gendergetrennte Evidenz, klare Berichtstandards, inklusive Sprache und höherer Frauenanteil in Leitliniengremien sowie intersektionaler Ansatz. Das adressiert die methodische Grundproblematik dieser Versorgungsgruppe.</w:t>
+        <w:t>Höhere LGBTQ-Klinische Kompetenz war unabhängig mit affirmativen Überzeugungen (β = 3,85, 95%-KI 1,21–6,50, p = 0,005) und Verhalten (β = 7,29, 95%-KI 4,62–9,96, p &lt; 0,001) assoziiert. Rechtsgerichtete politische Orientierung war mit niedrigeren affirmativen Überzeugungen (β = −12,26, p &lt; 0,001) und Verhalten (β = −6,74, p = 0,013) assoziiert. LGBT-Klinische Kompetenz war der konsistenteste Prädiktor.</w:t>
       </w:r>
     </w:p>
     <w:p>
@@ -177,7 +177,7 @@
         <w:rPr>
           <w:sz w:val="19"/>
         </w:rPr>
-        <w:t>Australien, international übertragbar; zeigt Leitlinien-Implementierungsbarrieren und notwendige Strukturreformen</w:t>
+        <w:t>Polen, europäisches Gesundheitssystem, nachweisbar Schulungseffekt</w:t>
       </w:r>
     </w:p>
     <w:p>
@@ -186,7 +186,7 @@
           <w:color w:val="5A7D3A"/>
           <w:sz w:val="18"/>
         </w:rPr>
-        <w:t>https://pubmed.ncbi.nlm.nih.gov/42754283/</w:t>
+        <w:t>https://pubmed.ncbi.nlm.nih.gov/42756002/</w:t>
       </w:r>
     </w:p>
     <w:p>
@@ -194,7 +194,7 @@
         <w:pStyle w:val="Heading2"/>
       </w:pPr>
       <w:r>
-        <w:t>Fußball-Gesundheitsprogramm: Wie Männer über Freizeitaktivitäten erreicht werden</w:t>
+        <w:t>Bewusstseinsstörungen: Testosteron zeigt Assoziationen mit besseren Ergebnissen bei Männern, nicht bei Frauen</w:t>
       </w:r>
     </w:p>
     <w:p>
@@ -204,12 +204,12 @@
           <w:color w:val="666666"/>
           <w:sz w:val="18"/>
         </w:rPr>
-        <w:t>McDermott C et al.  ·  Health Promot Int  ·  01.09.2026  ·  PMID 42751981</w:t>
+        <w:t>Xia D et al.  ·  Front Neurol  ·  03.09.2026  ·  PMID 42755585</w:t>
       </w:r>
     </w:p>
     <w:p>
       <w:r>
-        <w:t>Qualitative Analyse, wie ein irisches Fußball-Kooperativ-Programm Männer mit höchstem Gesundheitsrisiko durch Geschlechtskultur und Organisationskultur erreicht und in Gesundheitsveränderung einbezieht.</w:t>
+        <w:t>Retrospektive Geschlechts-stratifizierte Studie zu Serum-Sexualhormonen als potenzielle prognostische Biomarker bei 119 Patienten mit prolongiertem Bewusstsein und Bewusstseinsbeeinträchtigung (pDoC).</w:t>
       </w:r>
     </w:p>
     <w:p>
@@ -220,7 +220,7 @@
         <w:t xml:space="preserve">Ergebnis: </w:t>
       </w:r>
       <w:r>
-        <w:t>Reflexive thematische Analyse von 33 Interviews ergab drei Themen: (1) Fußball funktioniert als kulturelle Annahme in Männeridentität ohne Gesundheitsrahmen; (2) die Organisationskultur der FC-Spiele passt zu und erhält bestehende Bedeutungsmuster durch Design, Zuverlässigkeit und inklusive Normen; (3) wenn diese Kulturen übereinstimmen, erleben Männer, die konventionelle Gesundheitsrouten meiden, bedeutungsvolle Gesundheits- und Sozialergebnisse. Dies zeigt einen Zugangsweg und eine Versorgungsmassnahme an – Geschlecht prägt sowohl die Barriere als auch die Lösung.</w:t>
+        <w:t>Bei Männern zeigte die Gruppe mit gutem Outcome höhere Testosteronspiegel (p = 0,02). Nach logistischer Regression adjustiert für Alter, Krankheitsdauer und Ätiologie war log-transformiertes Testosteron mit günstigen Outcomes assoziiert (OR 2,97, 95%-KI 1,29–7,70, p = 0,02), überstand aber Bonferroni-Korrektur nicht (p_bonf = 0,10). Bei Frauen zeigten Sexualhormone keine klare prognostische Bedeutung. ROC-Analyse zeigte nur bescheidene Vorhersagekraft (AUC 0,656).</w:t>
       </w:r>
     </w:p>
     <w:p>
@@ -235,7 +235,7 @@
         <w:rPr>
           <w:sz w:val="19"/>
         </w:rPr>
-        <w:t>Irland, ähnliches Versicherungssystem; zeigt Versorgungszugangsbarriere und Lösungsweg für Männergesundheit</w:t>
+        <w:t>China, biologische Geschlechtsunterschiede, aber geringe klinische Prädiktivität</w:t>
       </w:r>
     </w:p>
     <w:p>
@@ -244,7 +244,7 @@
           <w:color w:val="5A7D3A"/>
           <w:sz w:val="18"/>
         </w:rPr>
-        <w:t>https://pubmed.ncbi.nlm.nih.gov/42751981/</w:t>
+        <w:t>https://pubmed.ncbi.nlm.nih.gov/42755585/</w:t>
       </w:r>
     </w:p>
     <w:p>
@@ -252,7 +252,7 @@
         <w:pStyle w:val="Heading2"/>
       </w:pPr>
       <w:r>
-        <w:t>Lithium: Frauen benötigen niedrigere Dosen, Dosisanpassung in der Schwangerschaft erforderlich</w:t>
+        <w:t>Blutdruck und Schlaf: Geschlechtsunterschiede in Schlafstörungen und Blutdruckrisiko erklären teilweise höheres Hypertonie-Risiko</w:t>
       </w:r>
     </w:p>
     <w:p>
@@ -262,12 +262,12 @@
           <w:color w:val="666666"/>
           <w:sz w:val="18"/>
         </w:rPr>
-        <w:t>Papapanagou Chroni M et al.  ·  Rev Med Suisse  ·  16.09.2026  ·  PMID 42750579</w:t>
+        <w:t>Matos do Amaral T et al.  ·  Curr Hypertens Rep  ·  16.09.2026  ·  PMID 42744939</w:t>
       </w:r>
     </w:p>
     <w:p>
       <w:r>
-        <w:t>Geschlechtsspezifische Dosierung von Lithium und Besonderheiten in der Perinatalzeit: Frauen benötigen niedrigere Dosen als Männer und haben erhöhtes Risiko für Nieren- und Schilddrüsennebenwirkungen.</w:t>
+        <w:t>Systematischer Review der Assoziationen zwischen Schlaf und Bluthochdruck mit Betonung von Geschlechtsunterschieden in der Blutdruckregulation.</w:t>
       </w:r>
     </w:p>
     <w:p>
@@ -278,7 +278,7 @@
         <w:t xml:space="preserve">Ergebnis: </w:t>
       </w:r>
       <w:r>
-        <w:t>Frauen benötigen niedrigere Lithium-Dosen als Männer. In der Schwangerschaft steigt die Lithium-Clearance um 30–50 %, weshalb häufige Dosisanpassungen auf therapeutische Serumkonzentrationen von 0,6–1,0 mmol/l erforderlich sind. Lithium ist mit moderatem erhöhtem Malformationsrisiko assoziiert (OR: 1,75–1,81), besonders kardiale Missbildungen, aber das absolute Risiko bleibt niedrig. Dies zeigt biologisch und pharmakokinetisch bedingte Unterschiede, die Dosierungsempfehlungen nach Geschlecht erfordern.</w:t>
+        <w:t>Schlaf ist ein modifizierbarer Risikofaktor für Hypertonie. Schlafqualität, -dauer und Schlafstörungen (Insomnie, Schlafapnoe) sind mit erhöhtem Blutdruck assoziiert, mit geschlechtsspezifischen Unterschieden. Sex-spezifische hormonelle Einflüsse und autonome Dysfunktion tragen zu Unterschieden in den Assoziationen zwischen Schlafstörungen und Hypertonie-Risiko bei Männern und Frauen bei. Schlaf sollte als klinisch relevantes Ziel in die kardiovaskuläre Risikoeinschätzung einbezogen werden.</w:t>
       </w:r>
     </w:p>
     <w:p>
@@ -293,7 +293,7 @@
         <w:rPr>
           <w:sz w:val="19"/>
         </w:rPr>
-        <w:t>Schweiz/deutschsprachig, vergleichbare Versicherungssysteme, psychiatrische Standardpraxis</w:t>
+        <w:t>Überwiegend USA-Studien, aber Physiologie geschlechtsunabhängig</w:t>
       </w:r>
     </w:p>
     <w:p>
@@ -302,7 +302,7 @@
           <w:color w:val="5A7D3A"/>
           <w:sz w:val="18"/>
         </w:rPr>
-        <w:t>https://pubmed.ncbi.nlm.nih.gov/42750579/</w:t>
+        <w:t>https://pubmed.ncbi.nlm.nih.gov/42744939/</w:t>
       </w:r>
     </w:p>
     <w:p>
@@ -310,7 +310,7 @@
         <w:pStyle w:val="Heading2"/>
       </w:pPr>
       <w:r>
-        <w:t>Kreatinin-Referenzwerte bei Down-Syndrom: Geschlechts- und altersgerechte Kurven erforderlich</w:t>
+        <w:t>Blasenkrebs: Frauen zeigen unter Enfortumab Vedotin bessere progressionsfreie Überlebensraten</w:t>
       </w:r>
     </w:p>
     <w:p>
@@ -320,12 +320,12 @@
           <w:color w:val="666666"/>
           <w:sz w:val="18"/>
         </w:rPr>
-        <w:t>Gür K et al.  ·  Eur J Pediatr  ·  16.09.2026  ·  PMID 42749794</w:t>
+        <w:t>Schneidewind L et al.  ·  Clin Genitourin Cancer  ·  30.06.2026  ·  PMID 42502035</w:t>
       </w:r>
     </w:p>
     <w:p>
       <w:r>
-        <w:t>Entwicklung alters- und geschlechtsspezifischer Serum-Kreatinin-Referenzkurven für Kinder und Jugendliche mit Down-Syndrom zur verbesserten Nierenmonitorierung.</w:t>
+        <w:t>Systematische Übersicht mit Metaanalyse von 17 Studien zu Geschlechtsunterschieden im Gesamtüberleben, progressionsfreien Überleben und krankheitsfreiem Überleben nach Enfortumab-Vedotin-Therapie bei fortgeschrittenem Urothelkarzinom.</w:t>
       </w:r>
     </w:p>
     <w:p>
@@ -336,7 +336,7 @@
         <w:t xml:space="preserve">Ergebnis: </w:t>
       </w:r>
       <w:r>
-        <w:t>Serum-Kreatinin stieg nichtlinear mit dem Alter in beiden Geschlechtern mit progressiver Geschlechtertrennung in der Adoleszenz. Die 97,5. Perzentile betrug bei Jungen 0,44 mg/dL (39 μmol/L) in der frühen Kindheit und 1,32 mg/dL (117 μmol/L) mit 17–18 Jahren; bei Mädchen 0,42 mg/dL (37 μmol/L) bzw. 1,01 mg/dL (89 μmol/L). Dies zeigt biologische Unterschiede in der Nierenfunktion, die für die korrekte Interpretation von Kreatininwerten essentiell sind.</w:t>
+        <w:t>Frauen zeigten gegenüber Männern bessere progressionsfreie Überlebensraten (HR 0,67, 95%-KI 0,57–0,78, p &lt; 0,001), wobei Publikationsbias identifiziert wurde. Für Gesamtüberleben ergab sich kein signifikanter Unterschied (HR 0,88, 95%-KI 0,73–1,06, p = 0,17). Die Autoren betonen, dass explizite geschlechtsspezifische Analysen von Hormonal- und genetischen Aspekten nötig sind.</w:t>
       </w:r>
     </w:p>
     <w:p>
@@ -351,7 +351,7 @@
         <w:rPr>
           <w:sz w:val="19"/>
         </w:rPr>
-        <w:t>Türkei, größere Kohorte; geschlechtergetrennte Daten mit GAMLSS-Modellierung, methodisch übertragbar</w:t>
+        <w:t>Deutschland, vergleichbare Dokumentationspflichten in Krebsregistern</w:t>
       </w:r>
     </w:p>
     <w:p>
@@ -360,7 +360,7 @@
           <w:color w:val="5A7D3A"/>
           <w:sz w:val="18"/>
         </w:rPr>
-        <w:t>https://pubmed.ncbi.nlm.nih.gov/42749794/</w:t>
+        <w:t>https://pubmed.ncbi.nlm.nih.gov/42502035/</w:t>
       </w:r>
     </w:p>
     <w:p>
@@ -368,7 +368,7 @@
         <w:pStyle w:val="Heading2"/>
       </w:pPr>
       <w:r>
-        <w:t>Depression bei trans Frauen mit HIV: Strukturelle Determinanten schwerer als individuelle Faktoren</w:t>
+        <w:t>Vorsorge vor Schwangerschaft: Frauen tragen überproportional die Last, Männer fehlen völlig</w:t>
       </w:r>
     </w:p>
     <w:p>
@@ -378,12 +378,12 @@
           <w:color w:val="666666"/>
           <w:sz w:val="18"/>
         </w:rPr>
-        <w:t>Van Huizen R et al.  ·  AIDS Behav  ·  05.06.2026  ·  PMID 42249232</w:t>
+        <w:t>Hickman ME et al.  ·  Reprod Health  ·  30.06.2026  ·  PMID 42381006</w:t>
       </w:r>
     </w:p>
     <w:p>
       <w:r>
-        <w:t>Bestimmung individueller, sozialer und struktureller Determinanten von Depression bei 493 transgeschlechtlichen Frauen mit HIV in Frankreich mittels modifizierter Poisson-Regression.</w:t>
+        <w:t>Qualitative Hybrid-Workshopstudie mit 60 Akademikern, Gesundheitsberuflern und Bürgern zur Frage, wer Verantwortung für Gesundheitsverbesserung vor der Schwangerschaft trägt.</w:t>
       </w:r>
     </w:p>
     <w:p>
@@ -394,7 +394,7 @@
         <w:t xml:space="preserve">Ergebnis: </w:t>
       </w:r>
       <w:r>
-        <w:t>Ein Drittel (31 %) der Teilnehmerinnen zeigte moderate bis schwere Depression (PHQ-9 ≥ 8). Risikofaktoren in multivariater Analyse: Lebenslanges Gewalt erlebnis, Belästigung durch Fremde in öffentlichen Räumen wegen transgender Identität, finanzielle Schwierigkeiten, lange Verzögerung zwischen HIV-Diagnose und Therapiebeginn. Protektiv wirkten emotionale Unterstützung und aufmerksame HIV-Versorger. Das zeigt, dass soziale und strukturelle, nicht individuelle Faktoren dominieren – eine Zugangsbarrierenfrage, nicht primär biologisch begründet.</w:t>
+        <w:t>Teilnehmende identifizierten, dass Frauen überproportional die Verantwortung für Präkonzeptionsgesundheit tragen, was sich in Forschung, Gesundheitswesen und Gesellschaft widerspiegelt. Empfehlungen zielten auf: (1) Gesellschafts-, Gemeinschafts- und Kulturveränderung, (2) Bildung und frühes Bewusstsein, (3) zukünftige Forschung, (4) Systemebenen- und Politiklösungen mit Schwerpunkt auf gleichberechtigte Partnereinbeziehung.</w:t>
       </w:r>
     </w:p>
     <w:p>
@@ -409,7 +409,7 @@
         <w:rPr>
           <w:sz w:val="19"/>
         </w:rPr>
-        <w:t>Frankreich, europäisches System; INSERM-Kohorte mit quantitativen Strukturdaten</w:t>
+        <w:t>UK/EMCR-Netzwerk, europäisch übertragbar, zeigt Zugangsbarriere und Zuschreibung</w:t>
       </w:r>
     </w:p>
     <w:p>
@@ -418,7 +418,7 @@
           <w:color w:val="5A7D3A"/>
           <w:sz w:val="18"/>
         </w:rPr>
-        <w:t>https://pubmed.ncbi.nlm.nih.gov/42249232/</w:t>
+        <w:t>https://pubmed.ncbi.nlm.nih.gov/42381006/</w:t>
       </w:r>
     </w:p>
     <w:sectPr>

--- a/download/studien-aktuell.docx
+++ b/download/studien-aktuell.docx
@@ -62,7 +62,7 @@
           <w:color w:val="666666"/>
           <w:sz w:val="18"/>
         </w:rPr>
-        <w:t>Stand: 19.09.2026  |  6 Studien  |  gender.m-vf.de</w:t>
+        <w:t>Stand: 20.09.2026  |  6 Studien  |  gender.m-vf.de</w:t>
       </w:r>
     </w:p>
     <w:p>
@@ -70,7 +70,7 @@
         <w:pStyle w:val="Heading1"/>
       </w:pPr>
       <w:r>
-        <w:t>Aufgenommen am 19.09.2026</w:t>
+        <w:t>Aufgenommen am 20.09.2026</w:t>
       </w:r>
     </w:p>
     <w:p>
@@ -78,7 +78,7 @@
         <w:pStyle w:val="Heading2"/>
       </w:pPr>
       <w:r>
-        <w:t>Mammografie: 45-Minuten-Training für Radiologen erhöht Wissen über trans Patienten signifikant</w:t>
+        <w:t>Aortenchirurgie: Frauen berichten über schlechtere Lebensqualität in sozialen Beziehungen</w:t>
       </w:r>
     </w:p>
     <w:p>
@@ -88,12 +88,12 @@
           <w:color w:val="666666"/>
           <w:sz w:val="18"/>
         </w:rPr>
-        <w:t>Martinez A et al.  ·  Cancer Causes Control  ·  18.09.2026  ·  PMID 42758345</w:t>
+        <w:t>Kubisa AM et al.  ·  Vasc Health Risk Manag  ·  14.09.2026  ·  PMID 42761883</w:t>
       </w:r>
     </w:p>
     <w:p>
       <w:r>
-        <w:t>Pilotstudie zur Evaluation einer Schulungsintervention für Brustbildgebungsfachleute (klinische Unterstützungsfachleute, Technologen, Radiologen) zu LGBTQIA+-inklusive Mammografie-Screening-Praktiken.</w:t>
+        <w:t>Prospektive Kohortenstudie mit 150 Patienten (113 Männer, 37 Frauen) zur Erfassung von Lebensqualität, Krankheitsakzeptanz und psychischer Belastung 2 Jahre nach Aortenchirurgie mittels standardisierter Fragebögen.</w:t>
       </w:r>
     </w:p>
     <w:p>
@@ -104,7 +104,7 @@
         <w:t xml:space="preserve">Ergebnis: </w:t>
       </w:r>
       <w:r>
-        <w:t>Die 45-minütige Schulung mit Storytelling führte zu signifikant erhöhtem Selbstberichtswissen über LGBTQIA+-Terminologie (großer Effekt). Teilnehmende beantworteten mehr direkt getestete Wissensfragen korrekt (kleiner Effekt). Einstellungen zu Geschlechtsvielfalt zeigten Trend zu akzeptierender Haltung (mittlerer Effekt), erreichten aber keine statistische Signifikanz.</w:t>
+        <w:t>Frauen zeigten unmittelbar nach der Operation niedrigere WHOQOL-Werte in allen vier Domänen (Psychologisch: 58,4 vs. 68,1; p=0,001; Soziale Beziehungen: 59,0 vs. 69,6; p&lt;0,001). Nach Adjustierung blieb das Defizit in der Domäne soziale Beziehungen persistent (adjustierte Differenz -6,86; 95%-KI -12,27 bis -1,44; p=0,013). Diese Beobachtung ist hypothesengenerierend und zeigt geschlechtsspezifische Unterschiede in psychosozialen Outcomes.</w:t>
       </w:r>
     </w:p>
     <w:p>
@@ -119,7 +119,7 @@
         <w:rPr>
           <w:sz w:val="19"/>
         </w:rPr>
-        <w:t>USA, aber Schulungsprinzipien unabhängig von Finanzierungssystem übertragbar</w:t>
+        <w:t>Polen, vergleichbare Dokumentation wie deutsche Kliniken; Ursache nicht bestimmt.</w:t>
       </w:r>
     </w:p>
     <w:p>
@@ -128,7 +128,7 @@
           <w:color w:val="5A7D3A"/>
           <w:sz w:val="18"/>
         </w:rPr>
-        <w:t>https://pubmed.ncbi.nlm.nih.gov/42758345/</w:t>
+        <w:t>https://pubmed.ncbi.nlm.nih.gov/42761883/</w:t>
       </w:r>
     </w:p>
     <w:p>
@@ -136,7 +136,7 @@
         <w:pStyle w:val="Heading2"/>
       </w:pPr>
       <w:r>
-        <w:t>Rettungsdienst: LGBTQ-Kompetenz hängt nicht von Geschlecht ab, sondern von Schulung</w:t>
+        <w:t>Schilddrüsenfunktion und Diabetes: Männer unter 65 Jahren stärker gefährdet</w:t>
       </w:r>
     </w:p>
     <w:p>
@@ -146,12 +146,12 @@
           <w:color w:val="666666"/>
           <w:sz w:val="18"/>
         </w:rPr>
-        <w:t>Czapla M et al.  ·  Front Public Health  ·  03.09.2026  ·  PMID 42756002</w:t>
+        <w:t>Choi JY et al.  ·  Medicine (Baltimore)  ·  18.09.2026  ·  PMID 42760714</w:t>
       </w:r>
     </w:p>
     <w:p>
       <w:r>
-        <w:t>Querschnittstudie unter 172 polnischen Rettungsassistenten zur Identifikation von Faktoren, die gay-affirmativen Überzeugungen und Verhalten vorhersagen.</w:t>
+        <w:t>Querschnittstudie mit 4910 erwachsenen Koreanern zur Prüfung der Assoziation zwischen TSH-, freies T4- und TPOAb-Spiegeln und Diabetesrisiko, stratifiziert nach Geschlecht und Alter.</w:t>
       </w:r>
     </w:p>
     <w:p>
@@ -162,7 +162,7 @@
         <w:t xml:space="preserve">Ergebnis: </w:t>
       </w:r>
       <w:r>
-        <w:t>Höhere LGBTQ-Klinische Kompetenz war unabhängig mit affirmativen Überzeugungen (β = 3,85, 95%-KI 1,21–6,50, p = 0,005) und Verhalten (β = 7,29, 95%-KI 4,62–9,96, p &lt; 0,001) assoziiert. Rechtsgerichtete politische Orientierung war mit niedrigeren affirmativen Überzeugungen (β = −12,26, p &lt; 0,001) und Verhalten (β = −6,74, p = 0,013) assoziiert. LGBT-Klinische Kompetenz war der konsistenteste Prädiktor.</w:t>
+        <w:t>Hohe TSH-Werte waren signifikant mit erhöhtem Diabetesrisiko assoziiert (OR=2,82; 95%-KI 1,26–6,32), besonders bei Männern unter 65 Jahren (OR=5,10; 95%-KI 1,65–15,77). Niedrige freies-T4-Werte zeigten erhöhtes Risiko (OR=2,08; 95%-KI 1,16–3,75), ebenfalls vornehmlich bei jüngeren Männern. Diese Unterschiede deuten auf biologische Geschlechtsvariabilität hin.</w:t>
       </w:r>
     </w:p>
     <w:p>
@@ -177,7 +177,7 @@
         <w:rPr>
           <w:sz w:val="19"/>
         </w:rPr>
-        <w:t>Polen, europäisches Gesundheitssystem, nachweisbar Schulungseffekt</w:t>
+        <w:t>Südkorea, nationale Gesundheitsdaten; biologische Unterschiede, nicht Zugangsweg relevant.</w:t>
       </w:r>
     </w:p>
     <w:p>
@@ -186,7 +186,7 @@
           <w:color w:val="5A7D3A"/>
           <w:sz w:val="18"/>
         </w:rPr>
-        <w:t>https://pubmed.ncbi.nlm.nih.gov/42756002/</w:t>
+        <w:t>https://pubmed.ncbi.nlm.nih.gov/42760714/</w:t>
       </w:r>
     </w:p>
     <w:p>
@@ -194,7 +194,7 @@
         <w:pStyle w:val="Heading2"/>
       </w:pPr>
       <w:r>
-        <w:t>Bewusstseinsstörungen: Testosteron zeigt Assoziationen mit besseren Ergebnissen bei Männern, nicht bei Frauen</w:t>
+        <w:t>Brustkrebs: Schwarze Frauen haben doppelt so hohe Raten für triple-negative Subtypen</w:t>
       </w:r>
     </w:p>
     <w:p>
@@ -204,12 +204,12 @@
           <w:color w:val="666666"/>
           <w:sz w:val="18"/>
         </w:rPr>
-        <w:t>Xia D et al.  ·  Front Neurol  ·  03.09.2026  ·  PMID 42755585</w:t>
+        <w:t>Barsha RAA et al.  ·  Cancer Med  ·  Sept. 2026  ·  PMID 42760641</w:t>
       </w:r>
     </w:p>
     <w:p>
       <w:r>
-        <w:t>Retrospektive Geschlechts-stratifizierte Studie zu Serum-Sexualhormonen als potenzielle prognostische Biomarker bei 119 Patienten mit prolongiertem Bewusstsein und Bewusstseinsbeeinträchtigung (pDoC).</w:t>
+        <w:t>Bevölkerungsbasierte Analyse von 21.130 Brustkrebspatientinnen (64,4% Weiße, 35,6% Schwarze Frauen) zur Untersuchung von Inzidenztrends nach Rasse, Stadium und molekularem Subtyp im Zeitraum 2010–2019 in Mississippi.</w:t>
       </w:r>
     </w:p>
     <w:p>
@@ -220,7 +220,7 @@
         <w:t xml:space="preserve">Ergebnis: </w:t>
       </w:r>
       <w:r>
-        <w:t>Bei Männern zeigte die Gruppe mit gutem Outcome höhere Testosteronspiegel (p = 0,02). Nach logistischer Regression adjustiert für Alter, Krankheitsdauer und Ätiologie war log-transformiertes Testosteron mit günstigen Outcomes assoziiert (OR 2,97, 95%-KI 1,29–7,70, p = 0,02), überstand aber Bonferroni-Korrektur nicht (p_bonf = 0,10). Bei Frauen zeigten Sexualhormone keine klare prognostische Bedeutung. ROC-Analyse zeigte nur bescheidene Vorhersagekraft (AUC 0,656).</w:t>
+        <w:t>Schwarze Frauen hatten höhere Gesamtinzidenzraten als Weiße Frauen (178,0 vs. 159,1 pro 100.000). Schwarze Frauen zeigten höhere Inzidenzraten für HER2-überexprimierende Krebserkrankungen (IRR=1,55; 95%-KI 1,15–2,10) und triple-negative Krebserkrankungen (IRR=2,35; 95%-KI 1,74–3,17). Unterschiede deuten auf biologische Heterogenität und/oder Zugangsunterschiede hin.</w:t>
       </w:r>
     </w:p>
     <w:p>
@@ -235,7 +235,7 @@
         <w:rPr>
           <w:sz w:val="19"/>
         </w:rPr>
-        <w:t>China, biologische Geschlechtsunterschiede, aber geringe klinische Prädiktivität</w:t>
+        <w:t>USA-Daten; Rasse/Ethnizität und biologische Subtypen, aber US-spezifische Screening-Praktiken.</w:t>
       </w:r>
     </w:p>
     <w:p>
@@ -244,7 +244,7 @@
           <w:color w:val="5A7D3A"/>
           <w:sz w:val="18"/>
         </w:rPr>
-        <w:t>https://pubmed.ncbi.nlm.nih.gov/42755585/</w:t>
+        <w:t>https://pubmed.ncbi.nlm.nih.gov/42760641/</w:t>
       </w:r>
     </w:p>
     <w:p>
@@ -252,7 +252,7 @@
         <w:pStyle w:val="Heading2"/>
       </w:pPr>
       <w:r>
-        <w:t>Blutdruck und Schlaf: Geschlechtsunterschiede in Schlafstörungen und Blutdruckrisiko erklären teilweise höheres Hypertonie-Risiko</w:t>
+        <w:t>Schlaganfall mit Herzinsuffizienz: Sterblichkeit steigt, Männer stärker betroffen</w:t>
       </w:r>
     </w:p>
     <w:p>
@@ -262,12 +262,12 @@
           <w:color w:val="666666"/>
           <w:sz w:val="18"/>
         </w:rPr>
-        <w:t>Matos do Amaral T et al.  ·  Curr Hypertens Rep  ·  16.09.2026  ·  PMID 42744939</w:t>
+        <w:t>Bsharat AM et al.  ·  Brain Behav  ·  Sept. 2026  ·  PMID 42755241</w:t>
       </w:r>
     </w:p>
     <w:p>
       <w:r>
-        <w:t>Systematischer Review der Assoziationen zwischen Schlaf und Bluthochdruck mit Betonung von Geschlechtsunterschieden in der Blutdruckregulation.</w:t>
+        <w:t>Analyse von CDC-Todesursachendaten (1999–2023) für Erwachsene ≥15 Jahre mit Schlaganfall als Grundursache und Herzinsuffizienz als Nebendiagnose; Joinpoint-Regression zur Ermittlung von Trends und Disparitäten.</w:t>
       </w:r>
     </w:p>
     <w:p>
@@ -278,7 +278,7 @@
         <w:t xml:space="preserve">Ergebnis: </w:t>
       </w:r>
       <w:r>
-        <w:t>Schlaf ist ein modifizierbarer Risikofaktor für Hypertonie. Schlafqualität, -dauer und Schlafstörungen (Insomnie, Schlafapnoe) sind mit erhöhtem Blutdruck assoziiert, mit geschlechtsspezifischen Unterschieden. Sex-spezifische hormonelle Einflüsse und autonome Dysfunktion tragen zu Unterschieden in den Assoziationen zwischen Schlafstörungen und Hypertonie-Risiko bei Männern und Frauen bei. Schlaf sollte als klinisch relevantes Ziel in die kardiovaskuläre Risikoeinschätzung einbezogen werden.</w:t>
+        <w:t>Die altersadjustierte Sterblichkeitsrate (AAMR) sank von 4,09 (1999) auf 2,74 (2023), stieg dann aber 2016–2023 um 5,38% jährlich. Das Männer-zu-Frauen-Verhältnis stieg signifikant 2009–2023. Schwarze Personen hatten die höchsten AAMRs. Ländliche Gebiete zeigten höhere Raten. Diese Unterschiede entstehen durch Zugangs- und Versorgungsfaktoren, Biologie nicht primär.</w:t>
       </w:r>
     </w:p>
     <w:p>
@@ -293,7 +293,7 @@
         <w:rPr>
           <w:sz w:val="19"/>
         </w:rPr>
-        <w:t>Überwiegend USA-Studien, aber Physiologie geschlechtsunabhängig</w:t>
+        <w:t>USA, CDC-Daten; Geschlechts- und Rassen-Disparitäten dokumentiert, aber US-Zugangsmuster.</w:t>
       </w:r>
     </w:p>
     <w:p>
@@ -302,7 +302,7 @@
           <w:color w:val="5A7D3A"/>
           <w:sz w:val="18"/>
         </w:rPr>
-        <w:t>https://pubmed.ncbi.nlm.nih.gov/42744939/</w:t>
+        <w:t>https://pubmed.ncbi.nlm.nih.gov/42755241/</w:t>
       </w:r>
     </w:p>
     <w:p>
@@ -310,7 +310,7 @@
         <w:pStyle w:val="Heading2"/>
       </w:pPr>
       <w:r>
-        <w:t>Blasenkrebs: Frauen zeigen unter Enfortumab Vedotin bessere progressionsfreie Überlebensraten</w:t>
+        <w:t>Multiples Myelom: Sterblichkeit sank, aber rassische Disparität verdoppelt sich</w:t>
       </w:r>
     </w:p>
     <w:p>
@@ -320,12 +320,12 @@
           <w:color w:val="666666"/>
           <w:sz w:val="18"/>
         </w:rPr>
-        <w:t>Schneidewind L et al.  ·  Clin Genitourin Cancer  ·  30.06.2026  ·  PMID 42502035</w:t>
+        <w:t>Ali ME et al.  ·  Cancer Causes Control  ·  18.09.2026  ·  PMID 42754761</w:t>
       </w:r>
     </w:p>
     <w:p>
       <w:r>
-        <w:t>Systematische Übersicht mit Metaanalyse von 17 Studien zu Geschlechtsunterschieden im Gesamtüberleben, progressionsfreien Überleben und krankheitsfreiem Überleben nach Enfortumab-Vedotin-Therapie bei fortgeschrittenem Urothelkarzinom.</w:t>
+        <w:t>Analyse nationaler US-Sterblichkeitstrends (1999–2024) für multiples Myelom nach Geschlecht, Alter, Rasse/Ethnizität, Region und Urbanisierung; ARIMA-Modelle für Projektion bis 2034.</w:t>
       </w:r>
     </w:p>
     <w:p>
@@ -336,7 +336,7 @@
         <w:t xml:space="preserve">Ergebnis: </w:t>
       </w:r>
       <w:r>
-        <w:t>Frauen zeigten gegenüber Männern bessere progressionsfreie Überlebensraten (HR 0,67, 95%-KI 0,57–0,78, p &lt; 0,001), wobei Publikationsbias identifiziert wurde. Für Gesamtüberleben ergab sich kein signifikanter Unterschied (HR 0,88, 95%-KI 0,73–1,06, p = 0,17). Die Autoren betonen, dass explizite geschlechtsspezifische Analysen von Hormonal- und genetischen Aspekten nötig sind.</w:t>
+        <w:t>Die altersadjustierte AAMR sank von 37,6 auf 25,1 pro 1 Mio. (AAPC -1,8%; 95%-KI -2,1 bis -1,5; p&lt;0,001), beschleunigt ab 2012 (APC -3,2%). Männer hatten durchgehend höhere Raten als Frauen (32,4 vs. 19,8 pro 1 Mio. 2024). Schwarze oder afrikanisch-amerikanische Personen zeigten 2024 mehr als doppelte Mortalitätsraten gegenüber Weißen (48,0 vs. 23,5 pro 1 Mio.). Disparitäten sind für 2034 persistierend prognostiziert.</w:t>
       </w:r>
     </w:p>
     <w:p>
@@ -351,7 +351,7 @@
         <w:rPr>
           <w:sz w:val="19"/>
         </w:rPr>
-        <w:t>Deutschland, vergleichbare Dokumentationspflichten in Krebsregistern</w:t>
+        <w:t>USA; Zugangs- und Versorgungsungleichheit, nicht Biologie; US-spezifische Therapieinnovationen.</w:t>
       </w:r>
     </w:p>
     <w:p>
@@ -360,7 +360,7 @@
           <w:color w:val="5A7D3A"/>
           <w:sz w:val="18"/>
         </w:rPr>
-        <w:t>https://pubmed.ncbi.nlm.nih.gov/42502035/</w:t>
+        <w:t>https://pubmed.ncbi.nlm.nih.gov/42754761/</w:t>
       </w:r>
     </w:p>
     <w:p>
@@ -368,7 +368,7 @@
         <w:pStyle w:val="Heading2"/>
       </w:pPr>
       <w:r>
-        <w:t>Vorsorge vor Schwangerschaft: Frauen tragen überproportional die Last, Männer fehlen völlig</w:t>
+        <w:t>LGBTQ+-Unterricht in Pflegefakultäten: Engagement schlägt Expertise</w:t>
       </w:r>
     </w:p>
     <w:p>
@@ -378,12 +378,12 @@
           <w:color w:val="666666"/>
           <w:sz w:val="18"/>
         </w:rPr>
-        <w:t>Hickman ME et al.  ·  Reprod Health  ·  30.06.2026  ·  PMID 42381006</w:t>
+        <w:t>Nye CM et al.  ·  J Prof Nurs  ·  30.05.2026  ·  PMID 42744418</w:t>
       </w:r>
     </w:p>
     <w:p>
       <w:r>
-        <w:t>Qualitative Hybrid-Workshopstudie mit 60 Akademikern, Gesundheitsberuflern und Bürgern zur Frage, wer Verantwortung für Gesundheitsverbesserung vor der Schwangerschaft trägt.</w:t>
+        <w:t>Erklärende Mischstudie mit Umfrage (Phase I, n=196 Dozenten) und Interviews (Phase II, n=19) zur Erfassung von Erfahrungen von Pflegedozenten mit LGBTQ+-Inklusion in der Lehre an US-amerikanischen Schulen.</w:t>
       </w:r>
     </w:p>
     <w:p>
@@ -394,7 +394,7 @@
         <w:t xml:space="preserve">Ergebnis: </w:t>
       </w:r>
       <w:r>
-        <w:t>Teilnehmende identifizierten, dass Frauen überproportional die Verantwortung für Präkonzeptionsgesundheit tragen, was sich in Forschung, Gesundheitswesen und Gesellschaft widerspiegelt. Empfehlungen zielten auf: (1) Gesellschafts-, Gemeinschafts- und Kulturveränderung, (2) Bildung und frühes Bewusstsein, (3) zukünftige Forschung, (4) Systemebenen- und Politiklösungen mit Schwerpunkt auf gleichberechtigte Partnereinbeziehung.</w:t>
+        <w:t>Selbstvertrauen mit LGBTQ+-Inklusion und Engagement zur Aufnahme von LGBTQ+-Inhalten hatten signifikante Auswirkungen auf die Aufnahme von Gesundheitsinhalten für LGBTQ+ in den Lehrplan (p nicht angegeben, qualitative Kernaussage: Commitment und interpersonale/institutionelle Faktoren wichtiger als Expertise). Strukturelle Barrieren wie fehlende institutionelle Unterstützung waren identifizierbar, aber überwindbar.</w:t>
       </w:r>
     </w:p>
     <w:p>
@@ -409,7 +409,7 @@
         <w:rPr>
           <w:sz w:val="19"/>
         </w:rPr>
-        <w:t>UK/EMCR-Netzwerk, europäisch übertragbar, zeigt Zugangsbarriere und Zuschreibung</w:t>
+        <w:t>USA; unterrichtsbasierte Intervention mit Vorkehrungspotential, aber US-Lehrkontext.</w:t>
       </w:r>
     </w:p>
     <w:p>
@@ -418,7 +418,7 @@
           <w:color w:val="5A7D3A"/>
           <w:sz w:val="18"/>
         </w:rPr>
-        <w:t>https://pubmed.ncbi.nlm.nih.gov/42381006/</w:t>
+        <w:t>https://pubmed.ncbi.nlm.nih.gov/42744418/</w:t>
       </w:r>
     </w:p>
     <w:sectPr>

--- a/download/studien-aktuell.docx
+++ b/download/studien-aktuell.docx
@@ -62,7 +62,7 @@
           <w:color w:val="666666"/>
           <w:sz w:val="18"/>
         </w:rPr>
-        <w:t>Stand: 20.09.2026  |  6 Studien  |  gender.m-vf.de</w:t>
+        <w:t>Stand: 21.09.2026  |  6 Studien  |  gender.m-vf.de</w:t>
       </w:r>
     </w:p>
     <w:p>
@@ -70,7 +70,7 @@
         <w:pStyle w:val="Heading1"/>
       </w:pPr>
       <w:r>
-        <w:t>Aufgenommen am 20.09.2026</w:t>
+        <w:t>Aufgenommen am 21.09.2026</w:t>
       </w:r>
     </w:p>
     <w:p>
@@ -78,7 +78,7 @@
         <w:pStyle w:val="Heading2"/>
       </w:pPr>
       <w:r>
-        <w:t>Aortenchirurgie: Frauen berichten über schlechtere Lebensqualität in sozialen Beziehungen</w:t>
+        <w:t>Schlafstörungen nach Schlaganfall: Frauen 1,3× häufiger betroffen</w:t>
       </w:r>
     </w:p>
     <w:p>
@@ -88,12 +88,12 @@
           <w:color w:val="666666"/>
           <w:sz w:val="18"/>
         </w:rPr>
-        <w:t>Kubisa AM et al.  ·  Vasc Health Risk Manag  ·  14.09.2026  ·  PMID 42761883</w:t>
+        <w:t>Susanty S et al.  ·  F1000Res  ·  15.09.2026  ·  PMID 42763448</w:t>
       </w:r>
     </w:p>
     <w:p>
       <w:r>
-        <w:t>Prospektive Kohortenstudie mit 150 Patienten (113 Männer, 37 Frauen) zur Erfassung von Lebensqualität, Krankheitsakzeptanz und psychischer Belastung 2 Jahre nach Aortenchirurgie mittels standardisierter Fragebögen.</w:t>
+        <w:t>Bevölkerungsquerschnitt von 7.147 indonesischen Schlaganfallüberlebenden aus der Basic Health Research 2018 zur Prävalenz von Schlafstörungen nach Geschlecht und assoziierten Faktoren.</w:t>
       </w:r>
     </w:p>
     <w:p>
@@ -104,7 +104,7 @@
         <w:t xml:space="preserve">Ergebnis: </w:t>
       </w:r>
       <w:r>
-        <w:t>Frauen zeigten unmittelbar nach der Operation niedrigere WHOQOL-Werte in allen vier Domänen (Psychologisch: 58,4 vs. 68,1; p=0,001; Soziale Beziehungen: 59,0 vs. 69,6; p&lt;0,001). Nach Adjustierung blieb das Defizit in der Domäne soziale Beziehungen persistent (adjustierte Differenz -6,86; 95%-KI -12,27 bis -1,44; p=0,013). Diese Beobachtung ist hypothesengenerierend und zeigt geschlechtsspezifische Unterschiede in psychosozialen Outcomes.</w:t>
+        <w:t>Gesamtprävalenz Schlafstörung 28,4% (95%-KI: 27,4–29,4%). Frauen 34,4% vs. Männer 26,1% (p&lt;0,05). Bei Männern assoziiert: tägliches Rauchen, niedriges Bildungsniveau, Landbewohner, geringe körperliche Aktivität. Bei Frauen assoziiert: Komorbiditäten (Herz-Kreislauf-Erkrankung, Asthma). Unterschiede persistent über Altersgruppen; dyspnoe während akuter Phase nur bei Frauen signifikanter Prädiktor.</w:t>
       </w:r>
     </w:p>
     <w:p>
@@ -119,7 +119,7 @@
         <w:rPr>
           <w:sz w:val="19"/>
         </w:rPr>
-        <w:t>Polen, vergleichbare Dokumentation wie deutsche Kliniken; Ursache nicht bestimmt.</w:t>
+        <w:t>Südostasiatische Bevölkerungsdaten; Geschlechtsunterschiede in Symptomen und Risikofaktoren biologisch oder durch Versorgungszugang unklar.</w:t>
       </w:r>
     </w:p>
     <w:p>
@@ -128,7 +128,7 @@
           <w:color w:val="5A7D3A"/>
           <w:sz w:val="18"/>
         </w:rPr>
-        <w:t>https://pubmed.ncbi.nlm.nih.gov/42761883/</w:t>
+        <w:t>https://pubmed.ncbi.nlm.nih.gov/42763448/</w:t>
       </w:r>
     </w:p>
     <w:p>
@@ -136,7 +136,7 @@
         <w:pStyle w:val="Heading2"/>
       </w:pPr>
       <w:r>
-        <w:t>Schilddrüsenfunktion und Diabetes: Männer unter 65 Jahren stärker gefährdet</w:t>
+        <w:t>Unfallbedingte Todesfälle: Stadt-Land-Unterschiede in China 2002–2021</w:t>
       </w:r>
     </w:p>
     <w:p>
@@ -146,12 +146,12 @@
           <w:color w:val="666666"/>
           <w:sz w:val="18"/>
         </w:rPr>
-        <w:t>Choi JY et al.  ·  Medicine (Baltimore)  ·  18.09.2026  ·  PMID 42760714</w:t>
+        <w:t>Wu Y et al.  ·  BMC Public Health  ·  14.09.2026  ·  PMID 42763397</w:t>
       </w:r>
     </w:p>
     <w:p>
       <w:r>
-        <w:t>Querschnittstudie mit 4910 erwachsenen Koreanern zur Prüfung der Assoziation zwischen TSH-, freies T4- und TPOAb-Spiegeln und Diabetesrisiko, stratifiziert nach Geschlecht und Alter.</w:t>
+        <w:t>Analyse von 20 Jahren offizieller chinesischer Gesundheitsdaten zu Verletzungsmortalität nach Urbanisationsgrad, Geschlecht, Alter und Unfallart.</w:t>
       </w:r>
     </w:p>
     <w:p>
@@ -162,7 +162,7 @@
         <w:t xml:space="preserve">Ergebnis: </w:t>
       </w:r>
       <w:r>
-        <w:t>Hohe TSH-Werte waren signifikant mit erhöhtem Diabetesrisiko assoziiert (OR=2,82; 95%-KI 1,26–6,32), besonders bei Männern unter 65 Jahren (OR=5,10; 95%-KI 1,65–15,77). Niedrige freies-T4-Werte zeigten erhöhtes Risiko (OR=2,08; 95%-KI 1,16–3,75), ebenfalls vornehmlich bei jüngeren Männern. Diese Unterschiede deuten auf biologische Geschlechtsvariabilität hin.</w:t>
+        <w:t>Altersstandardisierte ländliche Mortalität um Faktor 1,07–2,37 höher als in städtischen Gebieten; Unterschiede bestanden über alle Geschlechter und Altersgruppen. Disparitäten hauptsächlich durch Verkehrsunfälle, Suizide und Stürze getrieben; Gap für Stürze und Vergiftungen verbreiterte sich signifikant. Keine geschlechtsspezifischen Interaktionen berichtet, doch Muster über beide Geschlechter konsistent.</w:t>
       </w:r>
     </w:p>
     <w:p>
@@ -177,7 +177,7 @@
         <w:rPr>
           <w:sz w:val="19"/>
         </w:rPr>
-        <w:t>Südkorea, nationale Gesundheitsdaten; biologische Unterschiede, nicht Zugangsweg relevant.</w:t>
+        <w:t>Bevölkerungsbasierte Routinedaten, aber China-spezifische Risiken (Drinkwater-Unfälle); Übertragbarkeit auf ländliche deutsche Versorgungslücken begrenzt.</w:t>
       </w:r>
     </w:p>
     <w:p>
@@ -186,7 +186,7 @@
           <w:color w:val="5A7D3A"/>
           <w:sz w:val="18"/>
         </w:rPr>
-        <w:t>https://pubmed.ncbi.nlm.nih.gov/42760714/</w:t>
+        <w:t>https://pubmed.ncbi.nlm.nih.gov/42763397/</w:t>
       </w:r>
     </w:p>
     <w:p>
@@ -194,7 +194,7 @@
         <w:pStyle w:val="Heading2"/>
       </w:pPr>
       <w:r>
-        <w:t>Brustkrebs: Schwarze Frauen haben doppelt so hohe Raten für triple-negative Subtypen</w:t>
+        <w:t>Post-COVID-Syndrom: Frauen berichten mehr Müdigkeit, Angst und Arbeitsausfälle</w:t>
       </w:r>
     </w:p>
     <w:p>
@@ -204,12 +204,12 @@
           <w:color w:val="666666"/>
           <w:sz w:val="18"/>
         </w:rPr>
-        <w:t>Barsha RAA et al.  ·  Cancer Med  ·  Sept. 2026  ·  PMID 42760641</w:t>
+        <w:t>Sauer A et al.  ·  BMC Pulm Med  ·  19.09.2026  ·  PMID 42763394</w:t>
       </w:r>
     </w:p>
     <w:p>
       <w:r>
-        <w:t>Bevölkerungsbasierte Analyse von 21.130 Brustkrebspatientinnen (64,4% Weiße, 35,6% Schwarze Frauen) zur Untersuchung von Inzidenztrends nach Rasse, Stadium und molekularem Subtyp im Zeitraum 2010–2019 in Mississippi.</w:t>
+        <w:t>Prospektive Kohortenstudie an 433 Patienten mit anhaltenden COVID-19-Symptomen über 10 Monate an der Hannover Medical School, Deutschland.</w:t>
       </w:r>
     </w:p>
     <w:p>
@@ -220,7 +220,7 @@
         <w:t xml:space="preserve">Ergebnis: </w:t>
       </w:r>
       <w:r>
-        <w:t>Schwarze Frauen hatten höhere Gesamtinzidenzraten als Weiße Frauen (178,0 vs. 159,1 pro 100.000). Schwarze Frauen zeigten höhere Inzidenzraten für HER2-überexprimierende Krebserkrankungen (IRR=1,55; 95%-KI 1,15–2,10) und triple-negative Krebserkrankungen (IRR=2,35; 95%-KI 1,74–3,17). Unterschiede deuten auf biologische Heterogenität und/oder Zugangsunterschiede hin.</w:t>
+        <w:t>Nach Anpassung für Alter, BMI, COVID-19-Schweregrad und Komorbiditäten zeigten Frauen signifikant höhere Fatigue (β=3,3; p=0,006), Angststörung (GAD-2 β=0,5; p=0,021), niedrigere Lebensqualität (EQ-5D-3L β=−0,6; p=0,004) und dreifach höhere klinisch relevante Arbeitsproduktivitätsbeeinträchtigung (OR=3,0; p=0,020). Bei Männern waren Fieber und Durchfall, bei Frauen BMI und Dyspnoe während akuter COVID-19 mit schlechterer Arbeitsproduktivität assoziiert. Diese Unterschiede persistierten über 10 Monate ohne signifikante Veränderung.</w:t>
       </w:r>
     </w:p>
     <w:p>
@@ -235,7 +235,7 @@
         <w:rPr>
           <w:sz w:val="19"/>
         </w:rPr>
-        <w:t>USA-Daten; Rasse/Ethnizität und biologische Subtypen, aber US-spezifische Screening-Praktiken.</w:t>
+        <w:t>Deutsche Klinikdaten, prospektives Studiendesign, vollständige Geschlechterstratifikation.</w:t>
       </w:r>
     </w:p>
     <w:p>
@@ -244,7 +244,7 @@
           <w:color w:val="5A7D3A"/>
           <w:sz w:val="18"/>
         </w:rPr>
-        <w:t>https://pubmed.ncbi.nlm.nih.gov/42760641/</w:t>
+        <w:t>https://pubmed.ncbi.nlm.nih.gov/42763394/</w:t>
       </w:r>
     </w:p>
     <w:p>
@@ -252,7 +252,7 @@
         <w:pStyle w:val="Heading2"/>
       </w:pPr>
       <w:r>
-        <w:t>Schlaganfall mit Herzinsuffizienz: Sterblichkeit steigt, Männer stärker betroffen</w:t>
+        <w:t>Major Depression: Geschlechtsspezifisches genetisches Risiko mit höherer Polygenie bei Frauen</w:t>
       </w:r>
     </w:p>
     <w:p>
@@ -262,12 +262,12 @@
           <w:color w:val="666666"/>
           <w:sz w:val="18"/>
         </w:rPr>
-        <w:t>Bsharat AM et al.  ·  Brain Behav  ·  Sept. 2026  ·  PMID 42755241</w:t>
+        <w:t>Jordan B  ·  Med Sci (Paris)  ·  14.09.2026  ·  PMID 42735352</w:t>
       </w:r>
     </w:p>
     <w:p>
       <w:r>
-        <w:t>Analyse von CDC-Todesursachendaten (1999–2023) für Erwachsene ≥15 Jahre mit Schlaganfall als Grundursache und Herzinsuffizienz als Nebendiagnose; Joinpoint-Regression zur Ermittlung von Trends und Disparitäten.</w:t>
+        <w:t>Narrative Übersicht über Genomweit-Assoziationsstudien (GWAS) zur genetischen Architektur von Major Depression und Geschlechtsunterschiede in Vererbbarkeit und genetischen Effekten.</w:t>
       </w:r>
     </w:p>
     <w:p>
@@ -278,7 +278,7 @@
         <w:t xml:space="preserve">Ergebnis: </w:t>
       </w:r>
       <w:r>
-        <w:t>Die altersadjustierte Sterblichkeitsrate (AAMR) sank von 4,09 (1999) auf 2,74 (2023), stieg dann aber 2016–2023 um 5,38% jährlich. Das Männer-zu-Frauen-Verhältnis stieg signifikant 2009–2023. Schwarze Personen hatten die höchsten AAMRs. Ländliche Gebiete zeigten höhere Raten. Diese Unterschiede entstehen durch Zugangs- und Versorgungsfaktoren, Biologie nicht primär.</w:t>
+        <w:t>Major Depression zeigt erhebliche Vererbbarkeit mit hochpolygener genetischer Landschaft und signifikanten Geschlechtsdifferenzen: höhere und polygener verteilte genetische Einflüsse bei Frauen im Vergleich zu Männern; Mechanismen jedoch noch unklar.</w:t>
       </w:r>
     </w:p>
     <w:p>
@@ -293,7 +293,7 @@
         <w:rPr>
           <w:sz w:val="19"/>
         </w:rPr>
-        <w:t>USA, CDC-Daten; Geschlechts- und Rassen-Disparitäten dokumentiert, aber US-Zugangsmuster.</w:t>
+        <w:t>Grundlagenforschung; zeigt biologische Komponente, aber ohne Versorgungsbezug oder therapeutische Implikationen für deutsches System.</w:t>
       </w:r>
     </w:p>
     <w:p>
@@ -302,7 +302,7 @@
           <w:color w:val="5A7D3A"/>
           <w:sz w:val="18"/>
         </w:rPr>
-        <w:t>https://pubmed.ncbi.nlm.nih.gov/42755241/</w:t>
+        <w:t>https://pubmed.ncbi.nlm.nih.gov/42735352/</w:t>
       </w:r>
     </w:p>
     <w:p>
@@ -310,7 +310,7 @@
         <w:pStyle w:val="Heading2"/>
       </w:pPr>
       <w:r>
-        <w:t>Multiples Myelom: Sterblichkeit sank, aber rassische Disparität verdoppelt sich</w:t>
+        <w:t>Krebsversorgung für LGBTQIA+-Patienten: Lücken in Wissen, Screening und Dokumentation</w:t>
       </w:r>
     </w:p>
     <w:p>
@@ -320,12 +320,12 @@
           <w:color w:val="666666"/>
           <w:sz w:val="18"/>
         </w:rPr>
-        <w:t>Ali ME et al.  ·  Cancer Causes Control  ·  18.09.2026  ·  PMID 42754761</w:t>
+        <w:t>Alqaisi O et al.  ·  Cancer Med  ·  Sept. 2026  ·  PMID 42728825</w:t>
       </w:r>
     </w:p>
     <w:p>
       <w:r>
-        <w:t>Analyse nationaler US-Sterblichkeitstrends (1999–2024) für multiples Myelom nach Geschlecht, Alter, Rasse/Ethnizität, Region und Urbanisierung; ARIMA-Modelle für Projektion bis 2034.</w:t>
+        <w:t>Systematische Scoping Review von 20 Studien (2015–2025) zu Barrieren und Förderern für inklusive Krebsversorgung von sexuellen und geschlechtlichen Minderheiten in mehreren Ländern.</w:t>
       </w:r>
     </w:p>
     <w:p>
@@ -336,7 +336,7 @@
         <w:t xml:space="preserve">Ergebnis: </w:t>
       </w:r>
       <w:r>
-        <w:t>Die altersadjustierte AAMR sank von 37,6 auf 25,1 pro 1 Mio. (AAPC -1,8%; 95%-KI -2,1 bis -1,5; p&lt;0,001), beschleunigt ab 2012 (APC -3,2%). Männer hatten durchgehend höhere Raten als Frauen (32,4 vs. 19,8 pro 1 Mio. 2024). Schwarze oder afrikanisch-amerikanische Personen zeigten 2024 mehr als doppelte Mortalitätsraten gegenüber Weißen (48,0 vs. 23,5 pro 1 Mio.). Disparitäten sind für 2034 persistierend prognostiziert.</w:t>
+        <w:t>Kritische Wissenslücken bei Fachkräften: nur 5% beantworteten alle LGBTQIA+-Fragen korrekt, 40% berichteten Schwierigkeiten mit sexueller Gesundheit, 80% interessiert an Training. 65% der LGBTQIA+-Personen unsicher über Screening-Bedarf; 76% fehlte mind. eine HPV-Impfdosis. Schlüsselförderer: inklusive Kommunikation, routinemäßige Dokumentation von Geschlechtsidentität/sexueller Orientierung, sichtbare Sicherheitssignale.</w:t>
       </w:r>
     </w:p>
     <w:p>
@@ -351,7 +351,7 @@
         <w:rPr>
           <w:sz w:val="19"/>
         </w:rPr>
-        <w:t>USA; Zugangs- und Versorgungsungleichheit, nicht Biologie; US-spezifische Therapieinnovationen.</w:t>
+        <w:t>Multikontinentale Evidenz; konkrete Implementierungsbarrieren für deutsches System (elektronische Patientenakte, Schulung) identifizierbar.</w:t>
       </w:r>
     </w:p>
     <w:p>
@@ -360,7 +360,7 @@
           <w:color w:val="5A7D3A"/>
           <w:sz w:val="18"/>
         </w:rPr>
-        <w:t>https://pubmed.ncbi.nlm.nih.gov/42754761/</w:t>
+        <w:t>https://pubmed.ncbi.nlm.nih.gov/42728825/</w:t>
       </w:r>
     </w:p>
     <w:p>
@@ -368,7 +368,7 @@
         <w:pStyle w:val="Heading2"/>
       </w:pPr>
       <w:r>
-        <w:t>LGBTQ+-Unterricht in Pflegefakultäten: Engagement schlägt Expertise</w:t>
+        <w:t>Geschlechtsangleichende Hormontherapie bei autistischen Erwachsenen verbessert berufliche Identität</w:t>
       </w:r>
     </w:p>
     <w:p>
@@ -378,12 +378,12 @@
           <w:color w:val="666666"/>
           <w:sz w:val="18"/>
         </w:rPr>
-        <w:t>Nye CM et al.  ·  J Prof Nurs  ·  30.05.2026  ·  PMID 42744418</w:t>
+        <w:t>Miller SL et al.  ·  Aust Occup Ther J  ·  Okt. 2026  ·  PMID 42711810</w:t>
       </w:r>
     </w:p>
     <w:p>
       <w:r>
-        <w:t>Erklärende Mischstudie mit Umfrage (Phase I, n=196 Dozenten) und Interviews (Phase II, n=19) zur Erfassung von Erfahrungen von Pflegedozenten mit LGBTQ+-Inklusion in der Lehre an US-amerikanischen Schulen.</w:t>
+        <w:t>Qualitative Studie mit 6 autistischen transsexuellen/geschlechtsdiversen Erwachsenen unter Hormontherapie in australischer Geschlechtsklinik; Interviews und sensorisches Profil.</w:t>
       </w:r>
     </w:p>
     <w:p>
@@ -394,7 +394,7 @@
         <w:t xml:space="preserve">Ergebnis: </w:t>
       </w:r>
       <w:r>
-        <w:t>Selbstvertrauen mit LGBTQ+-Inklusion und Engagement zur Aufnahme von LGBTQ+-Inhalten hatten signifikante Auswirkungen auf die Aufnahme von Gesundheitsinhalten für LGBTQ+ in den Lehrplan (p nicht angegeben, qualitative Kernaussage: Commitment und interpersonale/institutionelle Faktoren wichtiger als Expertise). Strukturelle Barrieren wie fehlende institutionelle Unterstützung waren identifizierbar, aber überwindbar.</w:t>
+        <w:t>Autistische transsexuelle Erwachsene berichteten verbesserte Lebensqualität, psychische Gesundheit und berufliche Identität durch Hormontherapie. Einzigartige Herausforderungen durch Kombination Autismus+Geschlechtsdiversität bei Therapieadhärenz (sensorische und exekutive Dysfunktion); hormonale Veränderungen erhöhten Engagement in geschlechtsspezifischen Rollen/Berufen. Ergotherapie könnte Outcomes optimieren.</w:t>
       </w:r>
     </w:p>
     <w:p>
@@ -409,7 +409,7 @@
         <w:rPr>
           <w:sz w:val="19"/>
         </w:rPr>
-        <w:t>USA; unterrichtsbasierte Intervention mit Vorkehrungspotential, aber US-Lehrkontext.</w:t>
+        <w:t>Australische Spezialklinik, qualitatives Design; übertragbar auf deutsche Geschlechtskliniken (Expertise vorhanden), aber kleine Fallzahl und begrenzte Generalisierbarkeit.</w:t>
       </w:r>
     </w:p>
     <w:p>
@@ -418,7 +418,7 @@
           <w:color w:val="5A7D3A"/>
           <w:sz w:val="18"/>
         </w:rPr>
-        <w:t>https://pubmed.ncbi.nlm.nih.gov/42744418/</w:t>
+        <w:t>https://pubmed.ncbi.nlm.nih.gov/42711810/</w:t>
       </w:r>
     </w:p>
     <w:sectPr>

--- a/download/studien-aktuell.docx
+++ b/download/studien-aktuell.docx
@@ -62,7 +62,7 @@
           <w:color w:val="666666"/>
           <w:sz w:val="18"/>
         </w:rPr>
-        <w:t>Stand: 21.09.2026  |  6 Studien  |  gender.m-vf.de</w:t>
+        <w:t>Stand: 22.09.2026  |  6 Studien  |  gender.m-vf.de</w:t>
       </w:r>
     </w:p>
     <w:p>
@@ -70,7 +70,7 @@
         <w:pStyle w:val="Heading1"/>
       </w:pPr>
       <w:r>
-        <w:t>Aufgenommen am 21.09.2026</w:t>
+        <w:t>Aufgenommen am 22.09.2026</w:t>
       </w:r>
     </w:p>
     <w:p>
@@ -78,7 +78,7 @@
         <w:pStyle w:val="Heading2"/>
       </w:pPr>
       <w:r>
-        <w:t>Schlafstörungen nach Schlaganfall: Frauen 1,3× häufiger betroffen</w:t>
+        <w:t>Metakognitives Training bei Psychose: Geschlechter zeigen gleiche Symptombesserung</w:t>
       </w:r>
     </w:p>
     <w:p>
@@ -88,12 +88,12 @@
           <w:color w:val="666666"/>
           <w:sz w:val="18"/>
         </w:rPr>
-        <w:t>Susanty S et al.  ·  F1000Res  ·  15.09.2026  ·  PMID 42763448</w:t>
+        <w:t>Lamarca M et al.  ·  PLoS One  ·  21.09.2026  ·  PMID 42766584</w:t>
       </w:r>
     </w:p>
     <w:p>
       <w:r>
-        <w:t>Bevölkerungsquerschnitt von 7.147 indonesischen Schlaganfallüberlebenden aus der Basic Health Research 2018 zur Prävalenz von Schlafstörungen nach Geschlecht und assoziierten Faktoren.</w:t>
+        <w:t>Retrospektive harmonisierte Analyse über 573 Patienten mit Schizophrenie-Spektrum-Störung aus internationalem Konsortium (PERMEPSY), die Metakognitives Training für Psychose erhielten, geschlechtsspezifische Effekte auf Symptomtrajektorien untersucht.</w:t>
       </w:r>
     </w:p>
     <w:p>
@@ -104,7 +104,7 @@
         <w:t xml:space="preserve">Ergebnis: </w:t>
       </w:r>
       <w:r>
-        <w:t>Gesamtprävalenz Schlafstörung 28,4% (95%-KI: 27,4–29,4%). Frauen 34,4% vs. Männer 26,1% (p&lt;0,05). Bei Männern assoziiert: tägliches Rauchen, niedriges Bildungsniveau, Landbewohner, geringe körperliche Aktivität. Bei Frauen assoziiert: Komorbiditäten (Herz-Kreislauf-Erkrankung, Asthma). Unterschiede persistent über Altersgruppen; dyspnoe während akuter Phase nur bei Frauen signifikanter Prädiktor.</w:t>
+        <w:t>Metakognitives Training reduzierte positive, negative, allgemeine und Gesamtsymptome signifikant in der Gesamtstichprobe. Kein signifikanter Moderationseffekt des biologischen Geschlechts auf Symptomveränderungen (alle Domänen p&gt;0,05), trotz beobachteter Unterschiede in Ausgangssymptomprofilen.</w:t>
       </w:r>
     </w:p>
     <w:p>
@@ -119,7 +119,7 @@
         <w:rPr>
           <w:sz w:val="19"/>
         </w:rPr>
-        <w:t>Südostasiatische Bevölkerungsdaten; Geschlechtsunterschiede in Symptomen und Risikofaktoren biologisch oder durch Versorgungszugang unklar.</w:t>
+        <w:t>Internationale Konsortiumsdaten – Vergleichbarkeit auf Deutschland abhängig von Implementierungstreue, keine spezifischen Anpassungen durch Geschlecht nötig.</w:t>
       </w:r>
     </w:p>
     <w:p>
@@ -128,7 +128,7 @@
           <w:color w:val="5A7D3A"/>
           <w:sz w:val="18"/>
         </w:rPr>
-        <w:t>https://pubmed.ncbi.nlm.nih.gov/42763448/</w:t>
+        <w:t>https://pubmed.ncbi.nlm.nih.gov/42766584/</w:t>
       </w:r>
     </w:p>
     <w:p>
@@ -136,7 +136,7 @@
         <w:pStyle w:val="Heading2"/>
       </w:pPr>
       <w:r>
-        <w:t>Unfallbedingte Todesfälle: Stadt-Land-Unterschiede in China 2002–2021</w:t>
+        <w:t>Clopidogrel reduziert kardiovaskuläre Ereignisse bei Frauen nach Koronarintervention</w:t>
       </w:r>
     </w:p>
     <w:p>
@@ -146,12 +146,12 @@
           <w:color w:val="666666"/>
           <w:sz w:val="18"/>
         </w:rPr>
-        <w:t>Wu Y et al.  ·  BMC Public Health  ·  14.09.2026  ·  PMID 42763397</w:t>
+        <w:t>Kwon W et al.  ·  EuroIntervention  ·  21.09.2026  ·  PMID 42765401</w:t>
       </w:r>
     </w:p>
     <w:p>
       <w:r>
-        <w:t>Analyse von 20 Jahren offizieller chinesischer Gesundheitsdaten zu Verletzungsmortalität nach Urbanisationsgrad, Geschlecht, Alter und Unfallart.</w:t>
+        <w:t>Geschlechtsspezifische Analyse des SMART-CHOICE-3-Trials zu antiplateleteren Strategien nach perkutaner Koronarintervention (n=5.506, davon 1.002 Frauen) in Südkorea.</w:t>
       </w:r>
     </w:p>
     <w:p>
@@ -162,7 +162,7 @@
         <w:t xml:space="preserve">Ergebnis: </w:t>
       </w:r>
       <w:r>
-        <w:t>Altersstandardisierte ländliche Mortalität um Faktor 1,07–2,37 höher als in städtischen Gebieten; Unterschiede bestanden über alle Geschlechter und Altersgruppen. Disparitäten hauptsächlich durch Verkehrsunfälle, Suizide und Stürze getrieben; Gap für Stürze und Vergiftungen verbreiterte sich signifikant. Keine geschlechtsspezifischen Interaktionen berichtet, doch Muster über beide Geschlechter konsistent.</w:t>
+        <w:t>Clopidogrel senkte primären Endpunkt (Tod, Herzinfarkt, Schlaganfall) bei Frauen signifikant (4,3% vs. 9,4%, aHR 0,45, 95%-KI 0,24–0,85, p=0,014), nicht aber bei Männern (4,4% vs. 6,0%, aHR 0,77, p=0,116). Keine signifikante Interaktion zwischen Geschlecht und Therapie (p=0,288), daher konsistente Richtung in beiden Gruppen.</w:t>
       </w:r>
     </w:p>
     <w:p>
@@ -177,7 +177,7 @@
         <w:rPr>
           <w:sz w:val="19"/>
         </w:rPr>
-        <w:t>Bevölkerungsbasierte Routinedaten, aber China-spezifische Risiken (Drinkwater-Unfälle); Übertragbarkeit auf ländliche deutsche Versorgungslücken begrenzt.</w:t>
+        <w:t>Südkorea – Befund zur Arzneimittelwirksamkeit geschlechtsunabhängig übertragbar.</w:t>
       </w:r>
     </w:p>
     <w:p>
@@ -186,7 +186,7 @@
           <w:color w:val="5A7D3A"/>
           <w:sz w:val="18"/>
         </w:rPr>
-        <w:t>https://pubmed.ncbi.nlm.nih.gov/42763397/</w:t>
+        <w:t>https://pubmed.ncbi.nlm.nih.gov/42765401/</w:t>
       </w:r>
     </w:p>
     <w:p>
@@ -194,7 +194,7 @@
         <w:pStyle w:val="Heading2"/>
       </w:pPr>
       <w:r>
-        <w:t>Post-COVID-Syndrom: Frauen berichten mehr Müdigkeit, Angst und Arbeitsausfälle</w:t>
+        <w:t>Biomedizin auf männlichem Default-Modell: Geschlechtsgerechtigkeit erfordert strukturelle Reformen</w:t>
       </w:r>
     </w:p>
     <w:p>
@@ -204,12 +204,12 @@
           <w:color w:val="666666"/>
           <w:sz w:val="18"/>
         </w:rPr>
-        <w:t>Sauer A et al.  ·  BMC Pulm Med  ·  19.09.2026  ·  PMID 42763394</w:t>
+        <w:t>D'Archivio M et al.  ·  Ann Ist Super Sanita  ·  Juli 2026  ·  PMID 42742238</w:t>
       </w:r>
     </w:p>
     <w:p>
       <w:r>
-        <w:t>Prospektive Kohortenstudie an 433 Patienten mit anhaltenden COVID-19-Symptomen über 10 Monate an der Hannover Medical School, Deutschland.</w:t>
+        <w:t>Kommentar zur strukturellen Geschlechtsbias in Forschung und Klinik; analysiert, wie male-default-Paradigma zu diagnostischen Verzögerungen, inadäquaten Behandlungen und Ungleichheiten führt und warum geschlechtergetrennte Datenanalyse und Pharmakokinetik-Berücksichtigung systemisch notwendig sind.</w:t>
       </w:r>
     </w:p>
     <w:p>
@@ -220,7 +220,7 @@
         <w:t xml:space="preserve">Ergebnis: </w:t>
       </w:r>
       <w:r>
-        <w:t>Nach Anpassung für Alter, BMI, COVID-19-Schweregrad und Komorbiditäten zeigten Frauen signifikant höhere Fatigue (β=3,3; p=0,006), Angststörung (GAD-2 β=0,5; p=0,021), niedrigere Lebensqualität (EQ-5D-3L β=−0,6; p=0,004) und dreifach höhere klinisch relevante Arbeitsproduktivitätsbeeinträchtigung (OR=3,0; p=0,020). Bei Männern waren Fieber und Durchfall, bei Frauen BMI und Dyspnoe während akuter COVID-19 mit schlechterer Arbeitsproduktivität assoziiert. Diese Unterschiede persistierten über 10 Monate ohne signifikante Veränderung.</w:t>
+        <w:t>Darlegung von Zellniveau-Unterschieden und unterschiedlichen Krankheitsmanifestatonen zwischen Geschlechtern, höhere Nebenwirkungsrisiken bei Frauen durch Nichtbeachtung geschlechtsspezifischer metabolischer Profile. Forderung: Mandatory Sex-disaggregated Reporting, Integration von Gender-responsive Variablen, Anerkennung, dass Frauen keine kleineren Männer sind.</w:t>
       </w:r>
     </w:p>
     <w:p>
@@ -235,7 +235,7 @@
         <w:rPr>
           <w:sz w:val="19"/>
         </w:rPr>
-        <w:t>Deutsche Klinikdaten, prospektives Studiendesign, vollständige Geschlechterstratifikation.</w:t>
+        <w:t>Kommentar aus italienischem Referenzzentrum für Geschlechtermedizin – zentrale Erkenntnisse zur Notwendigkeit struktureller Leitlinien-Integration in Deutschland unmittelbar übertragbar.</w:t>
       </w:r>
     </w:p>
     <w:p>
@@ -244,7 +244,7 @@
           <w:color w:val="5A7D3A"/>
           <w:sz w:val="18"/>
         </w:rPr>
-        <w:t>https://pubmed.ncbi.nlm.nih.gov/42763394/</w:t>
+        <w:t>https://pubmed.ncbi.nlm.nih.gov/42742238/</w:t>
       </w:r>
     </w:p>
     <w:p>
@@ -252,7 +252,7 @@
         <w:pStyle w:val="Heading2"/>
       </w:pPr>
       <w:r>
-        <w:t>Major Depression: Geschlechtsspezifisches genetisches Risiko mit höherer Polygenie bei Frauen</w:t>
+        <w:t>Sturzbedingte Mortalität bei Zirrhose in USA: Geschlechtergap wächst</w:t>
       </w:r>
     </w:p>
     <w:p>
@@ -262,12 +262,12 @@
           <w:color w:val="666666"/>
           <w:sz w:val="18"/>
         </w:rPr>
-        <w:t>Jordan B  ·  Med Sci (Paris)  ·  14.09.2026  ·  PMID 42735352</w:t>
+        <w:t>Kerr LB et al.  ·  Medicine (Baltimore)  ·  11.09.2026  ·  PMID 42736796</w:t>
       </w:r>
     </w:p>
     <w:p>
       <w:r>
-        <w:t>Narrative Übersicht über Genomweit-Assoziationsstudien (GWAS) zur genetischen Architektur von Major Depression und Geschlechtsunterschiede in Vererbbarkeit und genetischen Effekten.</w:t>
+        <w:t>Bevölkerungsbasierte retrospektive Analyse von CDC-Routinedaten 1999–2023 zu Todesfällen mit Sturz als primäre Ursache und Zirrhose als Kofaktor (n=10.029 Fälle insgesamt).</w:t>
       </w:r>
     </w:p>
     <w:p>
@@ -278,7 +278,7 @@
         <w:t xml:space="preserve">Ergebnis: </w:t>
       </w:r>
       <w:r>
-        <w:t>Major Depression zeigt erhebliche Vererbbarkeit mit hochpolygener genetischer Landschaft und signifikanten Geschlechtsdifferenzen: höhere und polygener verteilte genetische Einflüsse bei Frauen im Vergleich zu Männern; Mechanismen jedoch noch unklar.</w:t>
+        <w:t>Altersstandardisierte Mortalitätsrate stieg von 1,5 (1999) auf 5,5 pro 1 Mio. (2023). 2023 waren Raten bei Männern doppelt so hoch wie bei Frauen (7,31 vs. 4,02). Anstieg 1999–2017 um 4,65% p.a., dann 2017–2023 um 7,29% p.a. (p=0,004). Alter ≥65 Jahre zeigt stärkere Raten (9,28 vs. 3,40 für 45–64 Jahre).</w:t>
       </w:r>
     </w:p>
     <w:p>
@@ -293,7 +293,7 @@
         <w:rPr>
           <w:sz w:val="19"/>
         </w:rPr>
-        <w:t>Grundlagenforschung; zeigt biologische Komponente, aber ohne Versorgungsbezug oder therapeutische Implikationen für deutsches System.</w:t>
+        <w:t>USA-Routinedaten – begrenzte Übertragbarkeit, aber Präventionsbedarf (Sturzrisiko, Gebrechlichkeit) international relevant.</w:t>
       </w:r>
     </w:p>
     <w:p>
@@ -302,7 +302,7 @@
           <w:color w:val="5A7D3A"/>
           <w:sz w:val="18"/>
         </w:rPr>
-        <w:t>https://pubmed.ncbi.nlm.nih.gov/42735352/</w:t>
+        <w:t>https://pubmed.ncbi.nlm.nih.gov/42736796/</w:t>
       </w:r>
     </w:p>
     <w:p>
@@ -310,7 +310,7 @@
         <w:pStyle w:val="Heading2"/>
       </w:pPr>
       <w:r>
-        <w:t>Krebsversorgung für LGBTQIA+-Patienten: Lücken in Wissen, Screening und Dokumentation</w:t>
+        <w:t>Psychologische Kontrolle und Depression: Positivität schützt Mädchen, nicht Jungen</w:t>
       </w:r>
     </w:p>
     <w:p>
@@ -320,12 +320,12 @@
           <w:color w:val="666666"/>
           <w:sz w:val="18"/>
         </w:rPr>
-        <w:t>Alqaisi O et al.  ·  Cancer Med  ·  Sept. 2026  ·  PMID 42728825</w:t>
+        <w:t>Ding L et al.  ·  Res Child Adolesc Psychopathol  ·  08.09.2026  ·  PMID 42711574</w:t>
       </w:r>
     </w:p>
     <w:p>
       <w:r>
-        <w:t>Systematische Scoping Review von 20 Studien (2015–2025) zu Barrieren und Förderern für inklusive Krebsversorgung von sexuellen und geschlechtlichen Minderheiten in mehreren Ländern.</w:t>
+        <w:t>Longitudinale Studie über vier Wellen (6-Monats-Intervalle) bei 4.254 chinesischen Frühadoleszenten (55,5% Jungen, Alter 10–13 Jahre) zu reziproken Assoziationen zwischen elterlicher psychologischer Kontrolle und Depressionssymptomen und der mediierenden Rolle von Positivität.</w:t>
       </w:r>
     </w:p>
     <w:p>
@@ -336,7 +336,7 @@
         <w:t xml:space="preserve">Ergebnis: </w:t>
       </w:r>
       <w:r>
-        <w:t>Kritische Wissenslücken bei Fachkräften: nur 5% beantworteten alle LGBTQIA+-Fragen korrekt, 40% berichteten Schwierigkeiten mit sexueller Gesundheit, 80% interessiert an Training. 65% der LGBTQIA+-Personen unsicher über Screening-Bedarf; 76% fehlte mind. eine HPV-Impfdosis. Schlüsselförderer: inklusive Kommunikation, routinemäßige Dokumentation von Geschlechtsidentität/sexueller Orientierung, sichtbare Sicherheitssignale.</w:t>
+        <w:t>Random-Intercept-Cross-Lagged-Panel-Modelle zeigten reziproke within-person-Assoziationen in Gesamtstichprobe und beiden Geschlechtern. Positivität mediierte bidirektionale Assoziationen in Gesamtstichprobe und bei Mädchen (partieller Mediationseffekt signifikant), aber nicht bei Jungen (p&gt;0,05). Befund deutet auf geschlechtsspezifische Schutzmechanismen hin.</w:t>
       </w:r>
     </w:p>
     <w:p>
@@ -351,7 +351,7 @@
         <w:rPr>
           <w:sz w:val="19"/>
         </w:rPr>
-        <w:t>Multikontinentale Evidenz; konkrete Implementierungsbarrieren für deutsches System (elektronische Patientenakte, Schulung) identifizierbar.</w:t>
+        <w:t>China-Studie mit großer Stichprobe; Geschlechtsunterschiede in Resilienzfaktoren können kulturübergreifend relevant sein, jedoch AWMF-Leitlinien zur Eltern-Kind-Prävention müssen geschlechtsspezifische Ansätze prüfen.</w:t>
       </w:r>
     </w:p>
     <w:p>
@@ -360,7 +360,7 @@
           <w:color w:val="5A7D3A"/>
           <w:sz w:val="18"/>
         </w:rPr>
-        <w:t>https://pubmed.ncbi.nlm.nih.gov/42728825/</w:t>
+        <w:t>https://pubmed.ncbi.nlm.nih.gov/42711574/</w:t>
       </w:r>
     </w:p>
     <w:p>
@@ -368,7 +368,7 @@
         <w:pStyle w:val="Heading2"/>
       </w:pPr>
       <w:r>
-        <w:t>Geschlechtsangleichende Hormontherapie bei autistischen Erwachsenen verbessert berufliche Identität</w:t>
+        <w:t>LGBTQ+-Patienten mit Parkinson-Syndrom berichten mehr Angststörung und motorische Defizite</w:t>
       </w:r>
     </w:p>
     <w:p>
@@ -378,12 +378,12 @@
           <w:color w:val="666666"/>
           <w:sz w:val="18"/>
         </w:rPr>
-        <w:t>Miller SL et al.  ·  Aust Occup Ther J  ·  Okt. 2026  ·  PMID 42711810</w:t>
+        <w:t>Flatt J et al.  ·  Front Public Health  ·  24.08.2026  ·  PMID 42707080</w:t>
       </w:r>
     </w:p>
     <w:p>
       <w:r>
-        <w:t>Qualitative Studie mit 6 autistischen transsexuellen/geschlechtsdiversen Erwachsenen unter Hormontherapie in australischer Geschlechtsklinik; Interviews und sensorisches Profil.</w:t>
+        <w:t>Nationale Querschnittstudie (2022–2025, n=254: 89 LGBTQ+, 165 nicht-LGBTQ+) zu Parkinson-Symptomen und Gesundheits-assoziiertem Outcome bei älteren Erwachsenen in USA; Vergleich der Symptombelastung und sozialen Determinanten.</w:t>
       </w:r>
     </w:p>
     <w:p>
@@ -394,7 +394,7 @@
         <w:t xml:space="preserve">Ergebnis: </w:t>
       </w:r>
       <w:r>
-        <w:t>Autistische transsexuelle Erwachsene berichteten verbesserte Lebensqualität, psychische Gesundheit und berufliche Identität durch Hormontherapie. Einzigartige Herausforderungen durch Kombination Autismus+Geschlechtsdiversität bei Therapieadhärenz (sensorische und exekutive Dysfunktion); hormonale Veränderungen erhöhten Engagement in geschlechtsspezifischen Rollen/Berufen. Ergotherapie könnte Outcomes optimieren.</w:t>
+        <w:t>LGBTQ+-Teilnehmer zeigten höhere Prävalenz von Angststörung (53,9% vs. 33,3%, p=0,002), moderate-schwere Motordefizite (32,2% vs. 19,4%, p=0,024) und Einsamkeit (18,8% vs. 8,5%, p=0,037) als nicht-LGBTQ+-Vergleichsgruppe. Jüngeres Alter, Rasse/Ethnizität und Diskriminierungserfahrung assoziiert mit höheren motorischen Symptomen. Kausalität nicht belegt.</w:t>
       </w:r>
     </w:p>
     <w:p>
@@ -409,7 +409,7 @@
         <w:rPr>
           <w:sz w:val="19"/>
         </w:rPr>
-        <w:t>Australische Spezialklinik, qualitatives Design; übertragbar auf deutsche Geschlechtskliniken (Expertise vorhanden), aber kleine Fallzahl und begrenzte Generalisierbarkeit.</w:t>
+        <w:t>USA-Konvenienzstichprobe – Diskriminierungserlebnis als Barrier-Mechanismus universell; Zugangsbarrien speziell für LGBTQ+ in deutschem System zu prüfen.</w:t>
       </w:r>
     </w:p>
     <w:p>
@@ -418,7 +418,7 @@
           <w:color w:val="5A7D3A"/>
           <w:sz w:val="18"/>
         </w:rPr>
-        <w:t>https://pubmed.ncbi.nlm.nih.gov/42711810/</w:t>
+        <w:t>https://pubmed.ncbi.nlm.nih.gov/42707080/</w:t>
       </w:r>
     </w:p>
     <w:sectPr>

--- a/download/studien-aktuell.docx
+++ b/download/studien-aktuell.docx
@@ -62,7 +62,7 @@
           <w:color w:val="666666"/>
           <w:sz w:val="18"/>
         </w:rPr>
-        <w:t>Stand: 22.09.2026  |  6 Studien  |  gender.m-vf.de</w:t>
+        <w:t>Stand: 23.09.2026  |  7 Studien  |  gender.m-vf.de</w:t>
       </w:r>
     </w:p>
     <w:p>
@@ -70,7 +70,7 @@
         <w:pStyle w:val="Heading1"/>
       </w:pPr>
       <w:r>
-        <w:t>Aufgenommen am 22.09.2026</w:t>
+        <w:t>Aufgenommen am 23.09.2026</w:t>
       </w:r>
     </w:p>
     <w:p>
@@ -78,7 +78,7 @@
         <w:pStyle w:val="Heading2"/>
       </w:pPr>
       <w:r>
-        <w:t>Metakognitives Training bei Psychose: Geschlechter zeigen gleiche Symptombesserung</w:t>
+        <w:t>Geschlechtsspezifische Atemmuskelkraft-Grenzwerte älterer Frauen</w:t>
       </w:r>
     </w:p>
     <w:p>
@@ -88,12 +88,12 @@
           <w:color w:val="666666"/>
           <w:sz w:val="18"/>
         </w:rPr>
-        <w:t>Lamarca M et al.  ·  PLoS One  ·  21.09.2026  ·  PMID 42766584</w:t>
+        <w:t>Park TS et al.  ·  J Korean Med Sci  ·  21.09.2026  ·  PMID 42773075</w:t>
       </w:r>
     </w:p>
     <w:p>
       <w:r>
-        <w:t>Retrospektive harmonisierte Analyse über 573 Patienten mit Schizophrenie-Spektrum-Störung aus internationalem Konsortium (PERMEPSY), die Metakognitives Training für Psychose erhielten, geschlechtsspezifische Effekte auf Symptomtrajektorien untersucht.</w:t>
+        <w:t>Querschnittstudie mit 88 älteren Frauen (≥65 Jahre), um geschlechtsspezifische Cut-off-Werte für maximalen inspiratorischen und exspiratorischen Druck als Screening-Tool für Atemmuskel-Sarcopenie zu etablieren.</w:t>
       </w:r>
     </w:p>
     <w:p>
@@ -104,7 +104,7 @@
         <w:t xml:space="preserve">Ergebnis: </w:t>
       </w:r>
       <w:r>
-        <w:t>Metakognitives Training reduzierte positive, negative, allgemeine und Gesamtsymptome signifikant in der Gesamtstichprobe. Kein signifikanter Moderationseffekt des biologischen Geschlechts auf Symptomveränderungen (alle Domänen p&gt;0,05), trotz beobachteter Unterschiede in Ausgangssymptomprofilen.</w:t>
+        <w:t>ROC-abgeleitete Cut-off-Werte: MIP 28,50 cmH₂O (AUC 0,81, 95%-KI 0,70-0,93), MEP 49,50 cmH₂O (AUC 0,78, 95%-KI 0,64-0,92). MIP und MEP korrelieren signifikant mit Handgriffkraft (r=0,318 u. 0,323) und Muskelmasse-Index (r=0,291 u. 0,255). Geschlechts- und altersgerechte Werte verbessern diagnostische Präzision.</w:t>
       </w:r>
     </w:p>
     <w:p>
@@ -119,7 +119,7 @@
         <w:rPr>
           <w:sz w:val="19"/>
         </w:rPr>
-        <w:t>Internationale Konsortiumsdaten – Vergleichbarkeit auf Deutschland abhängig von Implementierungstreue, keine spezifischen Anpassungen durch Geschlecht nötig.</w:t>
+        <w:t>Südkorea - Validierungsstudie mit biologischen Messwerten, Übertragbarkeit auf europäische ältere Bevölkerungen</w:t>
       </w:r>
     </w:p>
     <w:p>
@@ -128,7 +128,7 @@
           <w:color w:val="5A7D3A"/>
           <w:sz w:val="18"/>
         </w:rPr>
-        <w:t>https://pubmed.ncbi.nlm.nih.gov/42766584/</w:t>
+        <w:t>https://pubmed.ncbi.nlm.nih.gov/42773075/</w:t>
       </w:r>
     </w:p>
     <w:p>
@@ -136,7 +136,7 @@
         <w:pStyle w:val="Heading2"/>
       </w:pPr>
       <w:r>
-        <w:t>Clopidogrel reduziert kardiovaskuläre Ereignisse bei Frauen nach Koronarintervention</w:t>
+        <w:t>Geschlechterunterschiede in Lippenspalten variieren nach Typ und Ausprägung</w:t>
       </w:r>
     </w:p>
     <w:p>
@@ -146,12 +146,12 @@
           <w:color w:val="666666"/>
           <w:sz w:val="18"/>
         </w:rPr>
-        <w:t>Kwon W et al.  ·  EuroIntervention  ·  21.09.2026  ·  PMID 42765401</w:t>
+        <w:t>Yanagisawa H et al.  ·  Congenit Anom (Kyoto)  ·  Jan. 2026  ·  PMID 42768403</w:t>
       </w:r>
     </w:p>
     <w:p>
       <w:r>
-        <w:t>Geschlechtsspezifische Analyse des SMART-CHOICE-3-Trials zu antiplateleteren Strategien nach perkutaner Koronarintervention (n=5.506, davon 1.002 Frauen) in Südkorea.</w:t>
+        <w:t>Retrospektive Kohortenstudie mit 4.548 japanischen Patienten mit Lippen-Kiefer-Gaumenspalten, um geschlechtsspezifische Unterschiede in Prävalenz und Ausprägung zu untersuchen.</w:t>
       </w:r>
     </w:p>
     <w:p>
@@ -162,7 +162,7 @@
         <w:t xml:space="preserve">Ergebnis: </w:t>
       </w:r>
       <w:r>
-        <w:t>Clopidogrel senkte primären Endpunkt (Tod, Herzinfarkt, Schlaganfall) bei Frauen signifikant (4,3% vs. 9,4%, aHR 0,45, 95%-KI 0,24–0,85, p=0,014), nicht aber bei Männern (4,4% vs. 6,0%, aHR 0,77, p=0,116). Keine signifikante Interaktion zwischen Geschlecht und Therapie (p=0,288), daher konsistente Richtung in beiden Gruppen.</w:t>
+        <w:t>Männer zeigten Übergewicht bei Lippenspalten und kombinierten Spalten (besonders unvollständig); Frauen bei isolierten Gaumenspalten (stärker bei Hard-palate-Beteiligung). Der Geschlechtsunterschied variiert mit Spalttyp, Seitigkeit und Ausmaß: Männer überwiegen bei leichteren CL/CLP, Frauen bei schwerereren CP-Formen.</w:t>
       </w:r>
     </w:p>
     <w:p>
@@ -177,7 +177,7 @@
         <w:rPr>
           <w:sz w:val="19"/>
         </w:rPr>
-        <w:t>Südkorea – Befund zur Arzneimittelwirksamkeit geschlechtsunabhängig übertragbar.</w:t>
+        <w:t>Japan - Kohortenbasis, Geschlechtsunterschiede in Entwicklungsstörungen sind international vergleichbar</w:t>
       </w:r>
     </w:p>
     <w:p>
@@ -186,7 +186,7 @@
           <w:color w:val="5A7D3A"/>
           <w:sz w:val="18"/>
         </w:rPr>
-        <w:t>https://pubmed.ncbi.nlm.nih.gov/42765401/</w:t>
+        <w:t>https://pubmed.ncbi.nlm.nih.gov/42768403/</w:t>
       </w:r>
     </w:p>
     <w:p>
@@ -194,7 +194,7 @@
         <w:pStyle w:val="Heading2"/>
       </w:pPr>
       <w:r>
-        <w:t>Biomedizin auf männlichem Default-Modell: Geschlechtsgerechtigkeit erfordert strukturelle Reformen</w:t>
+        <w:t>Angststörungen in Kolumbien: Geschlechtsspezifische Belastung 2016-2022</w:t>
       </w:r>
     </w:p>
     <w:p>
@@ -204,12 +204,12 @@
           <w:color w:val="666666"/>
           <w:sz w:val="18"/>
         </w:rPr>
-        <w:t>D'Archivio M et al.  ·  Ann Ist Super Sanita  ·  Juli 2026  ·  PMID 42742238</w:t>
+        <w:t>Gutierrez-Lesmes OA et al.  ·  Popul Health Metr  ·  15.09.2026  ·  PMID 42768356</w:t>
       </w:r>
     </w:p>
     <w:p>
       <w:r>
-        <w:t>Kommentar zur strukturellen Geschlechtsbias in Forschung und Klinik; analysiert, wie male-default-Paradigma zu diagnostischen Verzögerungen, inadäquaten Behandlungen und Ungleichheiten führt und warum geschlechtergetrennte Datenanalyse und Pharmakokinetik-Berücksichtigung systemisch notwendig sind.</w:t>
+        <w:t>Longitudinale ökologische Studie mit administrativen Gesundheitsdaten zu Angststörungen in 32 kolumbianischen Departements mit Berechnung behinderungsadjustierter Lebensjahre (DALYs).</w:t>
       </w:r>
     </w:p>
     <w:p>
@@ -220,7 +220,7 @@
         <w:t xml:space="preserve">Ergebnis: </w:t>
       </w:r>
       <w:r>
-        <w:t>Darlegung von Zellniveau-Unterschieden und unterschiedlichen Krankheitsmanifestatonen zwischen Geschlechtern, höhere Nebenwirkungsrisiken bei Frauen durch Nichtbeachtung geschlechtsspezifischer metabolischer Profile. Forderung: Mandatory Sex-disaggregated Reporting, Integration von Gender-responsive Variablen, Anerkennung, dass Frauen keine kleineren Männer sind.</w:t>
+        <w:t>3.055.505 Fälle, 1.266.489 DALYs identifiziert. Altersstandardisierte DALY-Rate stieg von 177,9 (2016) auf 687,4 pro 100.000 (2022; jährliche Änderung +25,41%, 95%-KI 19,48-31,63). Frauen zeigten durchgehend höhere Belastung als Männer; erhebliche territoriale Ungleichheiten (Andean-Region am höchsten).</w:t>
       </w:r>
     </w:p>
     <w:p>
@@ -235,7 +235,7 @@
         <w:rPr>
           <w:sz w:val="19"/>
         </w:rPr>
-        <w:t>Kommentar aus italienischem Referenzzentrum für Geschlechtermedizin – zentrale Erkenntnisse zur Notwendigkeit struktureller Leitlinien-Integration in Deutschland unmittelbar übertragbar.</w:t>
+        <w:t>Lateinamerika - administrative Routinedaten zeigen geschlechterspezifische Muster, aber größere Ressourcendisparitäten zu Deutschland</w:t>
       </w:r>
     </w:p>
     <w:p>
@@ -244,7 +244,7 @@
           <w:color w:val="5A7D3A"/>
           <w:sz w:val="18"/>
         </w:rPr>
-        <w:t>https://pubmed.ncbi.nlm.nih.gov/42742238/</w:t>
+        <w:t>https://pubmed.ncbi.nlm.nih.gov/42768356/</w:t>
       </w:r>
     </w:p>
     <w:p>
@@ -252,7 +252,7 @@
         <w:pStyle w:val="Heading2"/>
       </w:pPr>
       <w:r>
-        <w:t>Sturzbedingte Mortalität bei Zirrhose in USA: Geschlechtergap wächst</w:t>
+        <w:t>Psychische Belastung von Lesben und bisexuellen Frauen in chinesischen Hochschulen</w:t>
       </w:r>
     </w:p>
     <w:p>
@@ -262,12 +262,12 @@
           <w:color w:val="666666"/>
           <w:sz w:val="18"/>
         </w:rPr>
-        <w:t>Kerr LB et al.  ·  Medicine (Baltimore)  ·  11.09.2026  ·  PMID 42736796</w:t>
+        <w:t>Liu Y  ·  Front Public Health  ·  28.08.2026  ·  PMID 42729124</w:t>
       </w:r>
     </w:p>
     <w:p>
       <w:r>
-        <w:t>Bevölkerungsbasierte retrospektive Analyse von CDC-Routinedaten 1999–2023 zu Todesfällen mit Sturz als primäre Ursache und Zirrhose als Kofaktor (n=10.029 Fälle insgesamt).</w:t>
+        <w:t>Qualitative Interviewstudie mit 8 selbstidentifizierten lesbischen/bisexuellen cisgender Frauen an chinesischen Universitäten, um Mechanismen von strukturiertem Stigma und psychischer Belastung zu untersuchen (Minority-Stress-Modell).</w:t>
       </w:r>
     </w:p>
     <w:p>
@@ -278,7 +278,7 @@
         <w:t xml:space="preserve">Ergebnis: </w:t>
       </w:r>
       <w:r>
-        <w:t>Altersstandardisierte Mortalitätsrate stieg von 1,5 (1999) auf 5,5 pro 1 Mio. (2023). 2023 waren Raten bei Männern doppelt so hoch wie bei Frauen (7,31 vs. 4,02). Anstieg 1999–2017 um 4,65% p.a., dann 2017–2023 um 7,29% p.a. (p=0,004). Alter ≥65 Jahre zeigt stärkere Raten (9,28 vs. 3,40 für 45–64 Jahre).</w:t>
+        <w:t>Fünf Themen identifiziert: (1) Strukturelle Ungleichheit als Angst und kognitive Wachsamkeit; (2) institutionelle Ressourcendeprivation; (3) erlebtes und internalisiertes Stigma (Scham, Identitätsverborgenheit, depressive Symptome); (4) intersektionale Unsichtbarkeit verstärkt Belastung; (5) institutionelle Unterstützung puffert ab. Drei Mediationspfade wirksam: sozial-kognitiv, emotional-regulatorisch, interpersonell.</w:t>
       </w:r>
     </w:p>
     <w:p>
@@ -293,7 +293,7 @@
         <w:rPr>
           <w:sz w:val="19"/>
         </w:rPr>
-        <w:t>USA-Routinedaten – begrenzte Übertragbarkeit, aber Präventionsbedarf (Sturzrisiko, Gebrechlichkeit) international relevant.</w:t>
+        <w:t>China - qualitative Mechanismusforschung zu Zugangsbarr ieren und Stigma-Verarbeitung; Erkenntnisse zu Diskriminierungsvermeidung auf Versorgungsebene übertragbar</w:t>
       </w:r>
     </w:p>
     <w:p>
@@ -302,7 +302,7 @@
           <w:color w:val="5A7D3A"/>
           <w:sz w:val="18"/>
         </w:rPr>
-        <w:t>https://pubmed.ncbi.nlm.nih.gov/42736796/</w:t>
+        <w:t>https://pubmed.ncbi.nlm.nih.gov/42729124/</w:t>
       </w:r>
     </w:p>
     <w:p>
@@ -310,7 +310,7 @@
         <w:pStyle w:val="Heading2"/>
       </w:pPr>
       <w:r>
-        <w:t>Psychologische Kontrolle und Depression: Positivität schützt Mädchen, nicht Jungen</w:t>
+        <w:t>Konversionspraktiken und psychische Gesundheit bei LGBTQ-Menschen in Portugal</w:t>
       </w:r>
     </w:p>
     <w:p>
@@ -320,12 +320,12 @@
           <w:color w:val="666666"/>
           <w:sz w:val="18"/>
         </w:rPr>
-        <w:t>Ding L et al.  ·  Res Child Adolesc Psychopathol  ·  08.09.2026  ·  PMID 42711574</w:t>
+        <w:t>Costa PA et al.  ·  LGBT Health  ·  14.08.2026  ·  PMID 42598799</w:t>
       </w:r>
     </w:p>
     <w:p>
       <w:r>
-        <w:t>Longitudinale Studie über vier Wellen (6-Monats-Intervalle) bei 4.254 chinesischen Frühadoleszenten (55,5% Jungen, Alter 10–13 Jahre) zu reziproken Assoziationen zwischen elterlicher psychologischer Kontrolle und Depressionssymptomen und der mediierenden Rolle von Positivität.</w:t>
+        <w:t>Online-Querschnittsumfrage mit 424 sexuell und geschlechtlich diversen Personen zu Erfahrungen mit Konversionspraktiken und deren Assoziation mit psychischer Belastung (CORE-Outcome Measure).</w:t>
       </w:r>
     </w:p>
     <w:p>
@@ -336,7 +336,7 @@
         <w:t xml:space="preserve">Ergebnis: </w:t>
       </w:r>
       <w:r>
-        <w:t>Random-Intercept-Cross-Lagged-Panel-Modelle zeigten reziproke within-person-Assoziationen in Gesamtstichprobe und beiden Geschlechtern. Positivität mediierte bidirektionale Assoziationen in Gesamtstichprobe und bei Mädchen (partieller Mediationseffekt signifikant), aber nicht bei Jungen (p&gt;0,05). Befund deutet auf geschlechtsspezifische Schutzmechanismen hin.</w:t>
+        <w:t>21,7% (n=91) berichteten Konversionspraxis-Exposition, davon 22% durch Mental-Health-Professional durchgeführt; 38,5% suchten aktiv danach, 61,5% wurden dazu gedrängt/gezwungen. Durchschnittsalter bei Start: 16,5 Jahre. Teilnehmer mit Konversionserfahrung zeigten signifikant niedrigeres Wohlbefinden und Funktionsfähigkeit, höhere Symptombelastung (p&lt;0,05) als Nicht-Exponierte.</w:t>
       </w:r>
     </w:p>
     <w:p>
@@ -351,7 +351,7 @@
         <w:rPr>
           <w:sz w:val="19"/>
         </w:rPr>
-        <w:t>China-Studie mit großer Stichprobe; Geschlechtsunterschiede in Resilienzfaktoren können kulturübergreifend relevant sein, jedoch AWMF-Leitlinien zur Eltern-Kind-Prävention müssen geschlechtsspezifische Ansätze prüfen.</w:t>
+        <w:t>Portugal, südliches Europa - EU-Kontext mit ähnlichen Schutzgesetzgebungsdefiziten; zeigt Versorgungsschaden durch schädliche Praktiken</w:t>
       </w:r>
     </w:p>
     <w:p>
@@ -360,7 +360,7 @@
           <w:color w:val="5A7D3A"/>
           <w:sz w:val="18"/>
         </w:rPr>
-        <w:t>https://pubmed.ncbi.nlm.nih.gov/42711574/</w:t>
+        <w:t>https://pubmed.ncbi.nlm.nih.gov/42598799/</w:t>
       </w:r>
     </w:p>
     <w:p>
@@ -368,7 +368,7 @@
         <w:pStyle w:val="Heading2"/>
       </w:pPr>
       <w:r>
-        <w:t>LGBTQ+-Patienten mit Parkinson-Syndrom berichten mehr Angststörung und motorische Defizite</w:t>
+        <w:t>Proteasom-Biomarker bei Speiseröhrenkrebs: Geschlechtsspezifische Prognose</w:t>
       </w:r>
     </w:p>
     <w:p>
@@ -378,12 +378,12 @@
           <w:color w:val="666666"/>
           <w:sz w:val="18"/>
         </w:rPr>
-        <w:t>Flatt J et al.  ·  Front Public Health  ·  24.08.2026  ·  PMID 42707080</w:t>
+        <w:t>Quaas A et al.  ·  Int J Cancer  ·  15.11.2026  ·  PMID 42581747</w:t>
       </w:r>
     </w:p>
     <w:p>
       <w:r>
-        <w:t>Nationale Querschnittstudie (2022–2025, n=254: 89 LGBTQ+, 165 nicht-LGBTQ+) zu Parkinson-Symptomen und Gesundheits-assoziiertem Outcome bei älteren Erwachsenen in USA; Vergleich der Symptombelastung und sozialen Determinanten.</w:t>
+        <w:t>Massenspektrometrie-basierte Proteomik an 92 Speiseröhrenadenokar zinomen (47 Frauen, 45 Männer) zur Identifikation von geschlechtsspezifischen Proteinmustern und Prognosesignaturen.</w:t>
       </w:r>
     </w:p>
     <w:p>
@@ -394,7 +394,7 @@
         <w:t xml:space="preserve">Ergebnis: </w:t>
       </w:r>
       <w:r>
-        <w:t>LGBTQ+-Teilnehmer zeigten höhere Prävalenz von Angststörung (53,9% vs. 33,3%, p=0,002), moderate-schwere Motordefizite (32,2% vs. 19,4%, p=0,024) und Einsamkeit (18,8% vs. 8,5%, p=0,037) als nicht-LGBTQ+-Vergleichsgruppe. Jüngeres Alter, Rasse/Ethnizität und Diskriminierungserfahrung assoziiert mit höheren motorischen Symptomen. Kausalität nicht belegt.</w:t>
+        <w:t>Schwangerschaftszone-Protein (PZP) erhöht in Frauentumoren, Y-Chromosome-Proteine (DDX3Y, RPS4Y1) in Männertumoren. Erhöhte PZP-Expression assoziiert mit signifikant schlechterer Gesamtüberlebensrate bei Männern (nicht bei Frauen/kombiniert). Geschlecht prägt immune Pathways und prognostische Protein-Landschaften.</w:t>
       </w:r>
     </w:p>
     <w:p>
@@ -409,7 +409,7 @@
         <w:rPr>
           <w:sz w:val="19"/>
         </w:rPr>
-        <w:t>USA-Konvenienzstichprobe – Diskriminierungserlebnis als Barrier-Mechanismus universell; Zugangsbarrien speziell für LGBTQ+ in deutschem System zu prüfen.</w:t>
+        <w:t>Deutschland - Grundlagenproteomik mit klinischer Outcome-Relevanz, übertragbar wenn in Routinepraxen eingeführt</w:t>
       </w:r>
     </w:p>
     <w:p>
@@ -418,7 +418,65 @@
           <w:color w:val="5A7D3A"/>
           <w:sz w:val="18"/>
         </w:rPr>
-        <w:t>https://pubmed.ncbi.nlm.nih.gov/42707080/</w:t>
+        <w:t>https://pubmed.ncbi.nlm.nih.gov/42581747/</w:t>
+      </w:r>
+    </w:p>
+    <w:p>
+      <w:pPr>
+        <w:pStyle w:val="Heading2"/>
+      </w:pPr>
+      <w:r>
+        <w:t>Kardiovaskuläres Risiko: Frauen sterben häufiger an Herzkrankheiten</w:t>
+      </w:r>
+    </w:p>
+    <w:p>
+      <w:r>
+        <w:rPr>
+          <w:i/>
+          <w:color w:val="666666"/>
+          <w:sz w:val="18"/>
+        </w:rPr>
+        <w:t>Mounier-Véhier C  ·  Rev Infirm  ·  01.06.2026  ·  PMID 42309640</w:t>
+      </w:r>
+    </w:p>
+    <w:p>
+      <w:r>
+        <w:t>Meinungsbeitrag zur kardiovaskulären Mortalität bei Frauen in Frankreich, identifiziert modifizierbare Risikofaktoren und Rolle von Gesundheitsfachpersonen.</w:t>
+      </w:r>
+    </w:p>
+    <w:p>
+      <w:r>
+        <w:rPr>
+          <w:b/>
+        </w:rPr>
+        <w:t xml:space="preserve">Ergebnis: </w:t>
+      </w:r>
+      <w:r>
+        <w:t>Kardiovaskuläre Erkrankung führende Todesursache bei Frauen in Frankreich. Unhealthy behaviors, inadequate care, lifestyle changes und geschlechtsspezifische Risikofaktoren als negative Determinanten. Gesundheitsfachpersonen spielen Schlüsselrolle bei Prävention und Aufklärung.</w:t>
+      </w:r>
+    </w:p>
+    <w:p>
+      <w:r>
+        <w:rPr>
+          <w:b/>
+          <w:sz w:val="19"/>
+        </w:rPr>
+        <w:t xml:space="preserve">Übertragbarkeit: </w:t>
+      </w:r>
+      <w:r>
+        <w:rPr>
+          <w:sz w:val="19"/>
+        </w:rPr>
+        <w:t>Frankreich - vergleichbares westeuropäisches Sozialversicherungssystem, kardiovaskuläre Geschlechterdisparitäten in Präventionszugang</w:t>
+      </w:r>
+    </w:p>
+    <w:p>
+      <w:r>
+        <w:rPr>
+          <w:color w:val="5A7D3A"/>
+          <w:sz w:val="18"/>
+        </w:rPr>
+        <w:t>https://pubmed.ncbi.nlm.nih.gov/42309640/</w:t>
       </w:r>
     </w:p>
     <w:sectPr>

--- a/download/studien-aktuell.docx
+++ b/download/studien-aktuell.docx
@@ -62,7 +62,7 @@
           <w:color w:val="666666"/>
           <w:sz w:val="18"/>
         </w:rPr>
-        <w:t>Stand: 23.09.2026  |  7 Studien  |  gender.m-vf.de</w:t>
+        <w:t>Stand: 24.09.2026  |  1 Studien  |  gender.m-vf.de</w:t>
       </w:r>
     </w:p>
     <w:p>
@@ -70,7 +70,7 @@
         <w:pStyle w:val="Heading1"/>
       </w:pPr>
       <w:r>
-        <w:t>Aufgenommen am 23.09.2026</w:t>
+        <w:t>Aufgenommen am 24.09.2026</w:t>
       </w:r>
     </w:p>
     <w:p>
@@ -78,7 +78,7 @@
         <w:pStyle w:val="Heading2"/>
       </w:pPr>
       <w:r>
-        <w:t>Geschlechtsspezifische Atemmuskelkraft-Grenzwerte älterer Frauen</w:t>
+        <w:t>Englischkenntnisse und Gesundheitsergebnisse: Routinedaten zeigen höhere Krankheitslast bei schlechteren Sprachkenntnissen</w:t>
       </w:r>
     </w:p>
     <w:p>
@@ -88,12 +88,12 @@
           <w:color w:val="666666"/>
           <w:sz w:val="18"/>
         </w:rPr>
-        <w:t>Park TS et al.  ·  J Korean Med Sci  ·  21.09.2026  ·  PMID 42773075</w:t>
+        <w:t>Yeoh S et al.  ·  PLoS One  ·  19.08.2026  ·  PMID 42616717</w:t>
       </w:r>
     </w:p>
     <w:p>
       <w:r>
-        <w:t>Querschnittstudie mit 88 älteren Frauen (≥65 Jahre), um geschlechtsspezifische Cut-off-Werte für maximalen inspiratorischen und exspiratorischen Druck als Screening-Tool für Atemmuskel-Sarcopenie zu etablieren.</w:t>
+        <w:t>Populationsbasierte Studie zur Assoziation zwischen Englischproficiency und Gesundheitsstatus sowie Inanspruchnahme von Primär- und Sekundärversorgung in England.</w:t>
       </w:r>
     </w:p>
     <w:p>
@@ -104,7 +104,7 @@
         <w:t xml:space="preserve">Ergebnis: </w:t>
       </w:r>
       <w:r>
-        <w:t>ROC-abgeleitete Cut-off-Werte: MIP 28,50 cmH₂O (AUC 0,81, 95%-KI 0,70-0,93), MEP 49,50 cmH₂O (AUC 0,78, 95%-KI 0,64-0,92). MIP und MEP korrelieren signifikant mit Handgriffkraft (r=0,318 u. 0,323) und Muskelmasse-Index (r=0,291 u. 0,255). Geschlechts- und altersgerechte Werte verbessern diagnostische Präzision.</w:t>
+        <w:t>Patienten mit geringen Englischkenntnissen zeigten höhere altersadaptierte Prävalenzen von kardiometabolischen Erkrankungen sowie signifikant höhere Inanspruchnahme von Primär- und Sekundärvergung. Dies deutet auf strukturelle Barrieren beim Zugang hin, nicht auf biologische Unterschiede.</w:t>
       </w:r>
     </w:p>
     <w:p>
@@ -119,7 +119,7 @@
         <w:rPr>
           <w:sz w:val="19"/>
         </w:rPr>
-        <w:t>Südkorea - Validierungsstudie mit biologischen Messwerten, Übertragbarkeit auf europäische ältere Bevölkerungen</w:t>
+        <w:t>Großbritannien; vergleichbares System; Datenqualität ähnlich deutschen Abrechnungsdaten</w:t>
       </w:r>
     </w:p>
     <w:p>
@@ -128,355 +128,7 @@
           <w:color w:val="5A7D3A"/>
           <w:sz w:val="18"/>
         </w:rPr>
-        <w:t>https://pubmed.ncbi.nlm.nih.gov/42773075/</w:t>
-      </w:r>
-    </w:p>
-    <w:p>
-      <w:pPr>
-        <w:pStyle w:val="Heading2"/>
-      </w:pPr>
-      <w:r>
-        <w:t>Geschlechterunterschiede in Lippenspalten variieren nach Typ und Ausprägung</w:t>
-      </w:r>
-    </w:p>
-    <w:p>
-      <w:r>
-        <w:rPr>
-          <w:i/>
-          <w:color w:val="666666"/>
-          <w:sz w:val="18"/>
-        </w:rPr>
-        <w:t>Yanagisawa H et al.  ·  Congenit Anom (Kyoto)  ·  Jan. 2026  ·  PMID 42768403</w:t>
-      </w:r>
-    </w:p>
-    <w:p>
-      <w:r>
-        <w:t>Retrospektive Kohortenstudie mit 4.548 japanischen Patienten mit Lippen-Kiefer-Gaumenspalten, um geschlechtsspezifische Unterschiede in Prävalenz und Ausprägung zu untersuchen.</w:t>
-      </w:r>
-    </w:p>
-    <w:p>
-      <w:r>
-        <w:rPr>
-          <w:b/>
-        </w:rPr>
-        <w:t xml:space="preserve">Ergebnis: </w:t>
-      </w:r>
-      <w:r>
-        <w:t>Männer zeigten Übergewicht bei Lippenspalten und kombinierten Spalten (besonders unvollständig); Frauen bei isolierten Gaumenspalten (stärker bei Hard-palate-Beteiligung). Der Geschlechtsunterschied variiert mit Spalttyp, Seitigkeit und Ausmaß: Männer überwiegen bei leichteren CL/CLP, Frauen bei schwerereren CP-Formen.</w:t>
-      </w:r>
-    </w:p>
-    <w:p>
-      <w:r>
-        <w:rPr>
-          <w:b/>
-          <w:sz w:val="19"/>
-        </w:rPr>
-        <w:t xml:space="preserve">Übertragbarkeit: </w:t>
-      </w:r>
-      <w:r>
-        <w:rPr>
-          <w:sz w:val="19"/>
-        </w:rPr>
-        <w:t>Japan - Kohortenbasis, Geschlechtsunterschiede in Entwicklungsstörungen sind international vergleichbar</w:t>
-      </w:r>
-    </w:p>
-    <w:p>
-      <w:r>
-        <w:rPr>
-          <w:color w:val="5A7D3A"/>
-          <w:sz w:val="18"/>
-        </w:rPr>
-        <w:t>https://pubmed.ncbi.nlm.nih.gov/42768403/</w:t>
-      </w:r>
-    </w:p>
-    <w:p>
-      <w:pPr>
-        <w:pStyle w:val="Heading2"/>
-      </w:pPr>
-      <w:r>
-        <w:t>Angststörungen in Kolumbien: Geschlechtsspezifische Belastung 2016-2022</w:t>
-      </w:r>
-    </w:p>
-    <w:p>
-      <w:r>
-        <w:rPr>
-          <w:i/>
-          <w:color w:val="666666"/>
-          <w:sz w:val="18"/>
-        </w:rPr>
-        <w:t>Gutierrez-Lesmes OA et al.  ·  Popul Health Metr  ·  15.09.2026  ·  PMID 42768356</w:t>
-      </w:r>
-    </w:p>
-    <w:p>
-      <w:r>
-        <w:t>Longitudinale ökologische Studie mit administrativen Gesundheitsdaten zu Angststörungen in 32 kolumbianischen Departements mit Berechnung behinderungsadjustierter Lebensjahre (DALYs).</w:t>
-      </w:r>
-    </w:p>
-    <w:p>
-      <w:r>
-        <w:rPr>
-          <w:b/>
-        </w:rPr>
-        <w:t xml:space="preserve">Ergebnis: </w:t>
-      </w:r>
-      <w:r>
-        <w:t>3.055.505 Fälle, 1.266.489 DALYs identifiziert. Altersstandardisierte DALY-Rate stieg von 177,9 (2016) auf 687,4 pro 100.000 (2022; jährliche Änderung +25,41%, 95%-KI 19,48-31,63). Frauen zeigten durchgehend höhere Belastung als Männer; erhebliche territoriale Ungleichheiten (Andean-Region am höchsten).</w:t>
-      </w:r>
-    </w:p>
-    <w:p>
-      <w:r>
-        <w:rPr>
-          <w:b/>
-          <w:sz w:val="19"/>
-        </w:rPr>
-        <w:t xml:space="preserve">Übertragbarkeit: </w:t>
-      </w:r>
-      <w:r>
-        <w:rPr>
-          <w:sz w:val="19"/>
-        </w:rPr>
-        <w:t>Lateinamerika - administrative Routinedaten zeigen geschlechterspezifische Muster, aber größere Ressourcendisparitäten zu Deutschland</w:t>
-      </w:r>
-    </w:p>
-    <w:p>
-      <w:r>
-        <w:rPr>
-          <w:color w:val="5A7D3A"/>
-          <w:sz w:val="18"/>
-        </w:rPr>
-        <w:t>https://pubmed.ncbi.nlm.nih.gov/42768356/</w:t>
-      </w:r>
-    </w:p>
-    <w:p>
-      <w:pPr>
-        <w:pStyle w:val="Heading2"/>
-      </w:pPr>
-      <w:r>
-        <w:t>Psychische Belastung von Lesben und bisexuellen Frauen in chinesischen Hochschulen</w:t>
-      </w:r>
-    </w:p>
-    <w:p>
-      <w:r>
-        <w:rPr>
-          <w:i/>
-          <w:color w:val="666666"/>
-          <w:sz w:val="18"/>
-        </w:rPr>
-        <w:t>Liu Y  ·  Front Public Health  ·  28.08.2026  ·  PMID 42729124</w:t>
-      </w:r>
-    </w:p>
-    <w:p>
-      <w:r>
-        <w:t>Qualitative Interviewstudie mit 8 selbstidentifizierten lesbischen/bisexuellen cisgender Frauen an chinesischen Universitäten, um Mechanismen von strukturiertem Stigma und psychischer Belastung zu untersuchen (Minority-Stress-Modell).</w:t>
-      </w:r>
-    </w:p>
-    <w:p>
-      <w:r>
-        <w:rPr>
-          <w:b/>
-        </w:rPr>
-        <w:t xml:space="preserve">Ergebnis: </w:t>
-      </w:r>
-      <w:r>
-        <w:t>Fünf Themen identifiziert: (1) Strukturelle Ungleichheit als Angst und kognitive Wachsamkeit; (2) institutionelle Ressourcendeprivation; (3) erlebtes und internalisiertes Stigma (Scham, Identitätsverborgenheit, depressive Symptome); (4) intersektionale Unsichtbarkeit verstärkt Belastung; (5) institutionelle Unterstützung puffert ab. Drei Mediationspfade wirksam: sozial-kognitiv, emotional-regulatorisch, interpersonell.</w:t>
-      </w:r>
-    </w:p>
-    <w:p>
-      <w:r>
-        <w:rPr>
-          <w:b/>
-          <w:sz w:val="19"/>
-        </w:rPr>
-        <w:t xml:space="preserve">Übertragbarkeit: </w:t>
-      </w:r>
-      <w:r>
-        <w:rPr>
-          <w:sz w:val="19"/>
-        </w:rPr>
-        <w:t>China - qualitative Mechanismusforschung zu Zugangsbarr ieren und Stigma-Verarbeitung; Erkenntnisse zu Diskriminierungsvermeidung auf Versorgungsebene übertragbar</w:t>
-      </w:r>
-    </w:p>
-    <w:p>
-      <w:r>
-        <w:rPr>
-          <w:color w:val="5A7D3A"/>
-          <w:sz w:val="18"/>
-        </w:rPr>
-        <w:t>https://pubmed.ncbi.nlm.nih.gov/42729124/</w:t>
-      </w:r>
-    </w:p>
-    <w:p>
-      <w:pPr>
-        <w:pStyle w:val="Heading2"/>
-      </w:pPr>
-      <w:r>
-        <w:t>Konversionspraktiken und psychische Gesundheit bei LGBTQ-Menschen in Portugal</w:t>
-      </w:r>
-    </w:p>
-    <w:p>
-      <w:r>
-        <w:rPr>
-          <w:i/>
-          <w:color w:val="666666"/>
-          <w:sz w:val="18"/>
-        </w:rPr>
-        <w:t>Costa PA et al.  ·  LGBT Health  ·  14.08.2026  ·  PMID 42598799</w:t>
-      </w:r>
-    </w:p>
-    <w:p>
-      <w:r>
-        <w:t>Online-Querschnittsumfrage mit 424 sexuell und geschlechtlich diversen Personen zu Erfahrungen mit Konversionspraktiken und deren Assoziation mit psychischer Belastung (CORE-Outcome Measure).</w:t>
-      </w:r>
-    </w:p>
-    <w:p>
-      <w:r>
-        <w:rPr>
-          <w:b/>
-        </w:rPr>
-        <w:t xml:space="preserve">Ergebnis: </w:t>
-      </w:r>
-      <w:r>
-        <w:t>21,7% (n=91) berichteten Konversionspraxis-Exposition, davon 22% durch Mental-Health-Professional durchgeführt; 38,5% suchten aktiv danach, 61,5% wurden dazu gedrängt/gezwungen. Durchschnittsalter bei Start: 16,5 Jahre. Teilnehmer mit Konversionserfahrung zeigten signifikant niedrigeres Wohlbefinden und Funktionsfähigkeit, höhere Symptombelastung (p&lt;0,05) als Nicht-Exponierte.</w:t>
-      </w:r>
-    </w:p>
-    <w:p>
-      <w:r>
-        <w:rPr>
-          <w:b/>
-          <w:sz w:val="19"/>
-        </w:rPr>
-        <w:t xml:space="preserve">Übertragbarkeit: </w:t>
-      </w:r>
-      <w:r>
-        <w:rPr>
-          <w:sz w:val="19"/>
-        </w:rPr>
-        <w:t>Portugal, südliches Europa - EU-Kontext mit ähnlichen Schutzgesetzgebungsdefiziten; zeigt Versorgungsschaden durch schädliche Praktiken</w:t>
-      </w:r>
-    </w:p>
-    <w:p>
-      <w:r>
-        <w:rPr>
-          <w:color w:val="5A7D3A"/>
-          <w:sz w:val="18"/>
-        </w:rPr>
-        <w:t>https://pubmed.ncbi.nlm.nih.gov/42598799/</w:t>
-      </w:r>
-    </w:p>
-    <w:p>
-      <w:pPr>
-        <w:pStyle w:val="Heading2"/>
-      </w:pPr>
-      <w:r>
-        <w:t>Proteasom-Biomarker bei Speiseröhrenkrebs: Geschlechtsspezifische Prognose</w:t>
-      </w:r>
-    </w:p>
-    <w:p>
-      <w:r>
-        <w:rPr>
-          <w:i/>
-          <w:color w:val="666666"/>
-          <w:sz w:val="18"/>
-        </w:rPr>
-        <w:t>Quaas A et al.  ·  Int J Cancer  ·  15.11.2026  ·  PMID 42581747</w:t>
-      </w:r>
-    </w:p>
-    <w:p>
-      <w:r>
-        <w:t>Massenspektrometrie-basierte Proteomik an 92 Speiseröhrenadenokar zinomen (47 Frauen, 45 Männer) zur Identifikation von geschlechtsspezifischen Proteinmustern und Prognosesignaturen.</w:t>
-      </w:r>
-    </w:p>
-    <w:p>
-      <w:r>
-        <w:rPr>
-          <w:b/>
-        </w:rPr>
-        <w:t xml:space="preserve">Ergebnis: </w:t>
-      </w:r>
-      <w:r>
-        <w:t>Schwangerschaftszone-Protein (PZP) erhöht in Frauentumoren, Y-Chromosome-Proteine (DDX3Y, RPS4Y1) in Männertumoren. Erhöhte PZP-Expression assoziiert mit signifikant schlechterer Gesamtüberlebensrate bei Männern (nicht bei Frauen/kombiniert). Geschlecht prägt immune Pathways und prognostische Protein-Landschaften.</w:t>
-      </w:r>
-    </w:p>
-    <w:p>
-      <w:r>
-        <w:rPr>
-          <w:b/>
-          <w:sz w:val="19"/>
-        </w:rPr>
-        <w:t xml:space="preserve">Übertragbarkeit: </w:t>
-      </w:r>
-      <w:r>
-        <w:rPr>
-          <w:sz w:val="19"/>
-        </w:rPr>
-        <w:t>Deutschland - Grundlagenproteomik mit klinischer Outcome-Relevanz, übertragbar wenn in Routinepraxen eingeführt</w:t>
-      </w:r>
-    </w:p>
-    <w:p>
-      <w:r>
-        <w:rPr>
-          <w:color w:val="5A7D3A"/>
-          <w:sz w:val="18"/>
-        </w:rPr>
-        <w:t>https://pubmed.ncbi.nlm.nih.gov/42581747/</w:t>
-      </w:r>
-    </w:p>
-    <w:p>
-      <w:pPr>
-        <w:pStyle w:val="Heading2"/>
-      </w:pPr>
-      <w:r>
-        <w:t>Kardiovaskuläres Risiko: Frauen sterben häufiger an Herzkrankheiten</w:t>
-      </w:r>
-    </w:p>
-    <w:p>
-      <w:r>
-        <w:rPr>
-          <w:i/>
-          <w:color w:val="666666"/>
-          <w:sz w:val="18"/>
-        </w:rPr>
-        <w:t>Mounier-Véhier C  ·  Rev Infirm  ·  01.06.2026  ·  PMID 42309640</w:t>
-      </w:r>
-    </w:p>
-    <w:p>
-      <w:r>
-        <w:t>Meinungsbeitrag zur kardiovaskulären Mortalität bei Frauen in Frankreich, identifiziert modifizierbare Risikofaktoren und Rolle von Gesundheitsfachpersonen.</w:t>
-      </w:r>
-    </w:p>
-    <w:p>
-      <w:r>
-        <w:rPr>
-          <w:b/>
-        </w:rPr>
-        <w:t xml:space="preserve">Ergebnis: </w:t>
-      </w:r>
-      <w:r>
-        <w:t>Kardiovaskuläre Erkrankung führende Todesursache bei Frauen in Frankreich. Unhealthy behaviors, inadequate care, lifestyle changes und geschlechtsspezifische Risikofaktoren als negative Determinanten. Gesundheitsfachpersonen spielen Schlüsselrolle bei Prävention und Aufklärung.</w:t>
-      </w:r>
-    </w:p>
-    <w:p>
-      <w:r>
-        <w:rPr>
-          <w:b/>
-          <w:sz w:val="19"/>
-        </w:rPr>
-        <w:t xml:space="preserve">Übertragbarkeit: </w:t>
-      </w:r>
-      <w:r>
-        <w:rPr>
-          <w:sz w:val="19"/>
-        </w:rPr>
-        <w:t>Frankreich - vergleichbares westeuropäisches Sozialversicherungssystem, kardiovaskuläre Geschlechterdisparitäten in Präventionszugang</w:t>
-      </w:r>
-    </w:p>
-    <w:p>
-      <w:r>
-        <w:rPr>
-          <w:color w:val="5A7D3A"/>
-          <w:sz w:val="18"/>
-        </w:rPr>
-        <w:t>https://pubmed.ncbi.nlm.nih.gov/42309640/</w:t>
+        <w:t>https://pubmed.ncbi.nlm.nih.gov/42616717/</w:t>
       </w:r>
     </w:p>
     <w:sectPr>

--- a/download/studien-aktuell.docx
+++ b/download/studien-aktuell.docx
@@ -62,7 +62,7 @@
           <w:color w:val="666666"/>
           <w:sz w:val="18"/>
         </w:rPr>
-        <w:t>Stand: 24.09.2026  |  1 Studien  |  gender.m-vf.de</w:t>
+        <w:t>Stand: 25.09.2026  |  6 Studien  |  gender.m-vf.de</w:t>
       </w:r>
     </w:p>
     <w:p>
@@ -70,7 +70,7 @@
         <w:pStyle w:val="Heading1"/>
       </w:pPr>
       <w:r>
-        <w:t>Aufgenommen am 24.09.2026</w:t>
+        <w:t>Aufgenommen am 25.09.2026</w:t>
       </w:r>
     </w:p>
     <w:p>
@@ -78,7 +78,7 @@
         <w:pStyle w:val="Heading2"/>
       </w:pPr>
       <w:r>
-        <w:t>Englischkenntnisse und Gesundheitsergebnisse: Routinedaten zeigen höhere Krankheitslast bei schlechteren Sprachkenntnissen</w:t>
+        <w:t>Demenziadiagnosen und Sterblichkeit bei Typ-2-Diabetes-Patienten: Spanische Routinedaten zeigen Geschlechtsmuster</w:t>
       </w:r>
     </w:p>
     <w:p>
@@ -88,12 +88,12 @@
           <w:color w:val="666666"/>
           <w:sz w:val="18"/>
         </w:rPr>
-        <w:t>Yeoh S et al.  ·  PLoS One  ·  19.08.2026  ·  PMID 42616717</w:t>
+        <w:t>Cuadrado-Corrales N et al.  ·  PLoS One  ·  24.09.2026  ·  PMID 42784648</w:t>
       </w:r>
     </w:p>
     <w:p>
       <w:r>
-        <w:t>Populationsbasierte Studie zur Assoziation zwischen Englischproficiency und Gesundheitsstatus sowie Inanspruchnahme von Primär- und Sekundärversorgung in England.</w:t>
+        <w:t>Retrospektive Analyse von 2,79 Millionen Krankenhausaufnahmen mit Typ-2-Diabetes (2021-2024) aus der Spanischen Nationalen Entlassungsdatenbank zur Untersuchung von Geschlechtsunterschieden in Demenzhäufigkeit und Kliniksterblichkeit.</w:t>
       </w:r>
     </w:p>
     <w:p>
@@ -104,7 +104,7 @@
         <w:t xml:space="preserve">Ergebnis: </w:t>
       </w:r>
       <w:r>
-        <w:t>Patienten mit geringen Englischkenntnissen zeigten höhere altersadaptierte Prävalenzen von kardiometabolischen Erkrankungen sowie signifikant höhere Inanspruchnahme von Primär- und Sekundärvergung. Dies deutet auf strukturelle Barrieren beim Zugang hin, nicht auf biologische Unterschiede.</w:t>
+        <w:t>Frauen hatten einen höheren Anteil an Demenzkodierungen (6,48 % aller T2DM-Aufnahmen); bei Aufnahmen mit Demenz zeigten Frauen eine niedrigere adjustierte Odds Ratio für Kliniksterblichkeit als Männer. Alzheimer-Demenz betraf 2,88 % mit 16,3 % Kliniksterblichkeit. Vaskuläre Demenz war mit Prior-Schlag/TIA stark assoziiert (aOR 5,89; 95%-KI 5,69–6,09). Administrative Daten ermöglichen keine Kausalaussage, zeigen aber ein Geschlechtsmuster in Prognose.</w:t>
       </w:r>
     </w:p>
     <w:p>
@@ -119,7 +119,7 @@
         <w:rPr>
           <w:sz w:val="19"/>
         </w:rPr>
-        <w:t>Großbritannien; vergleichbares System; Datenqualität ähnlich deutschen Abrechnungsdaten</w:t>
+        <w:t>Spanien, nationale Routinedaten mit Geschlechtertrennung, europäischer Kontext.</w:t>
       </w:r>
     </w:p>
     <w:p>
@@ -128,7 +128,297 @@
           <w:color w:val="5A7D3A"/>
           <w:sz w:val="18"/>
         </w:rPr>
-        <w:t>https://pubmed.ncbi.nlm.nih.gov/42616717/</w:t>
+        <w:t>https://pubmed.ncbi.nlm.nih.gov/42784648/</w:t>
+      </w:r>
+    </w:p>
+    <w:p>
+      <w:pPr>
+        <w:pStyle w:val="Heading2"/>
+      </w:pPr>
+      <w:r>
+        <w:t>Tabakkonsum und Suchtkomorbidität bei Minderheiten: Versorgungsungleichheiten in den USA</w:t>
+      </w:r>
+    </w:p>
+    <w:p>
+      <w:r>
+        <w:rPr>
+          <w:i/>
+          <w:color w:val="666666"/>
+          <w:sz w:val="18"/>
+        </w:rPr>
+        <w:t>Higgins ST  ·  Prev Med  ·  25.10.2025  ·  PMID 42777124</w:t>
+      </w:r>
+    </w:p>
+    <w:p>
+      <w:r>
+        <w:t>Überblicksartikel über 13 Fachantikel zum Schwerpunkt Schnittmengen von Tabakkonsum mit anderen Süchten, chronischen Erkrankungen und Gesundheitsdispositionen sowie Interventionen zur Reduktion.</w:t>
+      </w:r>
+    </w:p>
+    <w:p>
+      <w:r>
+        <w:rPr>
+          <w:b/>
+        </w:rPr>
+        <w:t xml:space="preserve">Ergebnis: </w:t>
+      </w:r>
+      <w:r>
+        <w:t>Das Spezialthema dokumentiert die disproportionale Auswirkung des Rauchens auf vulnerable Bevölkerungsgruppen, Schnittmengen mit anderen Suchterkrankungen, chronischen Erkrankungen und Gesundheitsdispositionen sowie klinische und regulatorische Interventionen zur Reduktion und Minderung ungünstiger Gesundheitseffekte. Rauchen verursacht etwa 450.000 Todesfälle jährlich in den USA.</w:t>
+      </w:r>
+    </w:p>
+    <w:p>
+      <w:r>
+        <w:rPr>
+          <w:b/>
+          <w:sz w:val="19"/>
+        </w:rPr>
+        <w:t xml:space="preserve">Übertragbarkeit: </w:t>
+      </w:r>
+      <w:r>
+        <w:rPr>
+          <w:sz w:val="19"/>
+        </w:rPr>
+        <w:t>USA-Fokus, Methodenüberblick zu Health-Disparities-Forschung, begrenzte direkte Übertragbarkeit.</w:t>
+      </w:r>
+    </w:p>
+    <w:p>
+      <w:r>
+        <w:rPr>
+          <w:color w:val="5A7D3A"/>
+          <w:sz w:val="18"/>
+        </w:rPr>
+        <w:t>https://pubmed.ncbi.nlm.nih.gov/42777124/</w:t>
+      </w:r>
+    </w:p>
+    <w:p>
+      <w:pPr>
+        <w:pStyle w:val="Heading2"/>
+      </w:pPr>
+      <w:r>
+        <w:t>Instagram-Content zu Frauengesundheit ist von Interessenskonflikten und Werbekommunikation dominiert</w:t>
+      </w:r>
+    </w:p>
+    <w:p>
+      <w:r>
+        <w:rPr>
+          <w:i/>
+          <w:color w:val="666666"/>
+          <w:sz w:val="18"/>
+        </w:rPr>
+        <w:t>Nickel B et al.  ·  Health Promot Int  ·  01.09.2026  ·  PMID 42773967</w:t>
+      </w:r>
+    </w:p>
+    <w:p>
+      <w:r>
+        <w:t>Inhaltsanalyse von 472 Instagram-Posts mit dem Hashtag #womenshealth zur Untersuchung von Gesundheitsinformationen, Interessenskonflikten und wissenschaftlichen Belegen.</w:t>
+      </w:r>
+    </w:p>
+    <w:p>
+      <w:r>
+        <w:rPr>
+          <w:b/>
+        </w:rPr>
+        <w:t xml:space="preserve">Ergebnis: </w:t>
+      </w:r>
+      <w:r>
+        <w:t>Von 472 Posts wurden 63 % von Einzelpersonen erstellt (162 von anderen/alternativen Gesundheitsfachleuten, 105 von Medizinern). 56 % richteten sich auf allgemeine Gesundheitsinformationen, 16 % warben für Medikamente/Supplements. Hormonale und Reproduktionsgesundheit war Thema in 48 % (58 Posts zu Menopause/Perimenopause). 69 % stellten explizite Gesundheitsaussagen dar, aber nur 7 % bezogen sich auf wissenschaftliche Evidenz. 51 % der Account-Inhaber hatten klare finanzielle Interessen, 39 % der Posts verkauften direkt ein Produkt. Das zeigt ein von Non-Experten und kommerzieller Ausrichtung dominiertes Umfeld.</w:t>
+      </w:r>
+    </w:p>
+    <w:p>
+      <w:r>
+        <w:rPr>
+          <w:b/>
+          <w:sz w:val="19"/>
+        </w:rPr>
+        <w:t xml:space="preserve">Übertragbarkeit: </w:t>
+      </w:r>
+      <w:r>
+        <w:rPr>
+          <w:sz w:val="19"/>
+        </w:rPr>
+        <w:t>Medienanalyse mit Relevanz für deutschsprachige Länder, regulatorische Implikationen.</w:t>
+      </w:r>
+    </w:p>
+    <w:p>
+      <w:r>
+        <w:rPr>
+          <w:color w:val="5A7D3A"/>
+          <w:sz w:val="18"/>
+        </w:rPr>
+        <w:t>https://pubmed.ncbi.nlm.nih.gov/42773967/</w:t>
+      </w:r>
+    </w:p>
+    <w:p>
+      <w:pPr>
+        <w:pStyle w:val="Heading2"/>
+      </w:pPr>
+      <w:r>
+        <w:t>Gerechtigkeitsintervention für schwarze Männer mit niedriger Einkommen: sozialökologische Barrieren identifiziert</w:t>
+      </w:r>
+    </w:p>
+    <w:p>
+      <w:r>
+        <w:rPr>
+          <w:i/>
+          <w:color w:val="666666"/>
+          <w:sz w:val="18"/>
+        </w:rPr>
+        <w:t>Marshall SA et al.  ·  PLoS One  ·  22.09.2026  ·  PMID 42771574</w:t>
+      </w:r>
+    </w:p>
+    <w:p>
+      <w:r>
+        <w:t>Qualitative Studie mit 31 Stakeholdern (einschließlich Angehöriger der Zielgruppe) in den USA zur Analyse von Faktoren für erfolgreiche Interventionen zur Verbesserung der Gesundheit schwarzer Männer mit chronischen Erkrankungen und niedrigen Einkommen.</w:t>
+      </w:r>
+    </w:p>
+    <w:p>
+      <w:r>
+        <w:rPr>
+          <w:b/>
+        </w:rPr>
+        <w:t xml:space="preserve">Ergebnis: </w:t>
+      </w:r>
+      <w:r>
+        <w:t>Folgende Themenbereiche wurden identifiziert: (1) Zielgruppe verzögert Gesundheitsversorgung, (2) Beziehungen sind durch Inhaftierung oder Armut belastet, (3) Gefängnisgesundheits- und Gesundheitssysteme sind nicht hilfreich strukturiert, (4) viele Barrieren innerhalb der Gemeinschaft, (5) Rassismus und Armut sind verflechtete, verankerte Versorgungsbarrieren. Gerechtigkeitsinterventionen müssen Faktoren auf individueller, zwischenmenschlicher, gemeinschaftlicher und institutioneller Ebene adressieren.</w:t>
+      </w:r>
+    </w:p>
+    <w:p>
+      <w:r>
+        <w:rPr>
+          <w:b/>
+          <w:sz w:val="19"/>
+        </w:rPr>
+        <w:t xml:space="preserve">Übertragbarkeit: </w:t>
+      </w:r>
+      <w:r>
+        <w:rPr>
+          <w:sz w:val="19"/>
+        </w:rPr>
+        <w:t>USA mit struktureller Rassismuskomponente, begrenzte Übertragbarkeit auf deutsches System, aber Methodenrelevanz für Equity-Forschung.</w:t>
+      </w:r>
+    </w:p>
+    <w:p>
+      <w:r>
+        <w:rPr>
+          <w:color w:val="5A7D3A"/>
+          <w:sz w:val="18"/>
+        </w:rPr>
+        <w:t>https://pubmed.ncbi.nlm.nih.gov/42771574/</w:t>
+      </w:r>
+    </w:p>
+    <w:p>
+      <w:pPr>
+        <w:pStyle w:val="Heading2"/>
+      </w:pPr>
+      <w:r>
+        <w:t>Sexuelle Gewalt-Prävention: Frauen und bisexuelle Personen zeigen niedrigere sexuelle Koercion</w:t>
+      </w:r>
+    </w:p>
+    <w:p>
+      <w:r>
+        <w:rPr>
+          <w:i/>
+          <w:color w:val="666666"/>
+          <w:sz w:val="18"/>
+        </w:rPr>
+        <w:t>Hidalgo-Muñoz AR et al.  ·  Arch Sex Behav  ·  08.09.2026  ·  PMID 42711548</w:t>
+      </w:r>
+    </w:p>
+    <w:p>
+      <w:r>
+        <w:t>Validierungsstudie der spanischen Version der Process-Based Consent Scale (PBCS) mit 726 Teilnehmern (505 Frauen, 209 Männer, 7 nonbinär) unterschiedlicher sexueller Orientierungen zur Analyse von Geschlechts- und Orientierungsunterschieden in sexueller Zustimmung und Koercion.</w:t>
+      </w:r>
+    </w:p>
+    <w:p>
+      <w:r>
+        <w:rPr>
+          <w:b/>
+        </w:rPr>
+        <w:t xml:space="preserve">Ergebnis: </w:t>
+      </w:r>
+      <w:r>
+        <w:t>Geschlechtsunterschiede zeigten sich in zwei von drei PBCS-Faktoren. Nach sexueller Orientierung gab es Unterschiede mit weniger sexueller Koercion durch bisexuelle Frauen. Die spanische PBCS ist ein zuverlässiges Messinstrument für die spanische Population und könnte zur Prävention und Intervention bei sexueller Gewalt beitragen, die auf individuelle Unterschiede zugeschnitten ist.</w:t>
+      </w:r>
+    </w:p>
+    <w:p>
+      <w:r>
+        <w:rPr>
+          <w:b/>
+          <w:sz w:val="19"/>
+        </w:rPr>
+        <w:t xml:space="preserve">Übertragbarkeit: </w:t>
+      </w:r>
+      <w:r>
+        <w:rPr>
+          <w:sz w:val="19"/>
+        </w:rPr>
+        <w:t>Spanien, europäischer Kontext, Validierungsstudium mit klinischer Anwendung.</w:t>
+      </w:r>
+    </w:p>
+    <w:p>
+      <w:r>
+        <w:rPr>
+          <w:color w:val="5A7D3A"/>
+          <w:sz w:val="18"/>
+        </w:rPr>
+        <w:t>https://pubmed.ncbi.nlm.nih.gov/42711548/</w:t>
+      </w:r>
+    </w:p>
+    <w:p>
+      <w:pPr>
+        <w:pStyle w:val="Heading2"/>
+      </w:pPr>
+      <w:r>
+        <w:t>Diskriminierungserfahrungen beeinträchtigen Vertrauen und Versorgungszugang bei sexuellen und Geschlechtsminderheiten in Spanien</w:t>
+      </w:r>
+    </w:p>
+    <w:p>
+      <w:r>
+        <w:rPr>
+          <w:i/>
+          <w:color w:val="666666"/>
+          <w:sz w:val="18"/>
+        </w:rPr>
+        <w:t>Miranda-Tena A et al.  ·  Arch Sex Behav  ·  03.09.2026  ·  PMID 42690247</w:t>
+      </w:r>
+    </w:p>
+    <w:p>
+      <w:r>
+        <w:t>Querschnittstudie mit 217 Teilnehmern (144 cisgender heterosexuell, 73 sexuelle/Geschlechtsminderheiten) in Spanien zu Diskriminierungserfahrungen im Gesundheitswesen, Vertrauen in Anbieter und Versorgungszugang.</w:t>
+      </w:r>
+    </w:p>
+    <w:p>
+      <w:r>
+        <w:rPr>
+          <w:b/>
+        </w:rPr>
+        <w:t xml:space="preserve">Ergebnis: </w:t>
+      </w:r>
+      <w:r>
+        <w:t>Sexuelle und Geschlechtsminderheiten berichteten höheres wahrgenommenes Diskriminierungserleben, größere psychische Belastung, niedrigeres Vertrauen in Anbieter und mehr Verzögerungen bei der Inanspruchnahme von Versorgung als cisgender heterosexuelle Teilnehmer. Qualitative Analysen zeigten, dass Diskriminierung (Misgendering, medizinischer Paternalismus, moralische Verurteilung) im klinischen Alltag erlebt wurde und mit Identitätsverheimlichung und Vertrauenserosion verbunden war. Universal Health Coverage ist ohne affirmativer, kulturell kompetenter Versorgung unzureichend.</w:t>
+      </w:r>
+    </w:p>
+    <w:p>
+      <w:r>
+        <w:rPr>
+          <w:b/>
+          <w:sz w:val="19"/>
+        </w:rPr>
+        <w:t xml:space="preserve">Übertragbarkeit: </w:t>
+      </w:r>
+      <w:r>
+        <w:rPr>
+          <w:sz w:val="19"/>
+        </w:rPr>
+        <w:t>Spanien, europäisches Versicherungssystem, qualitative und quantitative Daten zu Zugangsbarrieren.</w:t>
+      </w:r>
+    </w:p>
+    <w:p>
+      <w:r>
+        <w:rPr>
+          <w:color w:val="5A7D3A"/>
+          <w:sz w:val="18"/>
+        </w:rPr>
+        <w:t>https://pubmed.ncbi.nlm.nih.gov/42690247/</w:t>
       </w:r>
     </w:p>
     <w:sectPr>

--- a/download/studien-aktuell.docx
+++ b/download/studien-aktuell.docx
@@ -62,7 +62,7 @@
           <w:color w:val="666666"/>
           <w:sz w:val="18"/>
         </w:rPr>
-        <w:t>Stand: 25.09.2026  |  6 Studien  |  gender.m-vf.de</w:t>
+        <w:t>Stand: 26.09.2026  |  6 Studien  |  gender.m-vf.de</w:t>
       </w:r>
     </w:p>
     <w:p>
@@ -70,7 +70,7 @@
         <w:pStyle w:val="Heading1"/>
       </w:pPr>
       <w:r>
-        <w:t>Aufgenommen am 25.09.2026</w:t>
+        <w:t>Aufgenommen am 26.09.2026</w:t>
       </w:r>
     </w:p>
     <w:p>
@@ -78,7 +78,7 @@
         <w:pStyle w:val="Heading2"/>
       </w:pPr>
       <w:r>
-        <w:t>Demenziadiagnosen und Sterblichkeit bei Typ-2-Diabetes-Patienten: Spanische Routinedaten zeigen Geschlechtsmuster</w:t>
+        <w:t>Geschlechtsunterschiede bei Hochkonsum-Alkohol: Frauen 18–25 Jahre nähern sich Männern an</w:t>
       </w:r>
     </w:p>
     <w:p>
@@ -88,12 +88,12 @@
           <w:color w:val="666666"/>
           <w:sz w:val="18"/>
         </w:rPr>
-        <w:t>Cuadrado-Corrales N et al.  ·  PLoS One  ·  24.09.2026  ·  PMID 42784648</w:t>
+        <w:t>Hobin E et al.  ·  Health Promot Chronic Dis Prev Can  ·  Sept. 2026  ·  PMID 42788895</w:t>
       </w:r>
     </w:p>
     <w:p>
       <w:r>
-        <w:t>Retrospektive Analyse von 2,79 Millionen Krankenhausaufnahmen mit Typ-2-Diabetes (2021-2024) aus der Spanischen Nationalen Entlassungsdatenbank zur Untersuchung von Geschlechtsunterschieden in Demenzhäufigkeit und Kliniksterblichkeit.</w:t>
+        <w:t>Wiederholte Querschnittsanalyse der Canadian Community Health Survey zu Geschlechtsunterschieden bei Heavy Episodic Drinking (HED) 2017–2019 und 2022–2023.</w:t>
       </w:r>
     </w:p>
     <w:p>
@@ -104,7 +104,7 @@
         <w:t xml:space="preserve">Ergebnis: </w:t>
       </w:r>
       <w:r>
-        <w:t>Frauen hatten einen höheren Anteil an Demenzkodierungen (6,48 % aller T2DM-Aufnahmen); bei Aufnahmen mit Demenz zeigten Frauen eine niedrigere adjustierte Odds Ratio für Kliniksterblichkeit als Männer. Alzheimer-Demenz betraf 2,88 % mit 16,3 % Kliniksterblichkeit. Vaskuläre Demenz war mit Prior-Schlag/TIA stark assoziiert (aOR 5,89; 95%-KI 5,69–6,09). Administrative Daten ermöglichen keine Kausalaussage, zeigen aber ein Geschlechtsmuster in Prognose.</w:t>
+        <w:t>Gesamt-HED stabil bei ~20 %. Männer hatten insgesamt höhere Prävalenz, aber Unterschiede verengten sich 2022–2023. Bei 18–25-Jährigen: Frauen 27,9 % vs. Männer 24,2 % in 2022–2023 (Differenz −3,7 %, 95%-KI: −9,4 bis 1,9; Konfidenzintervall umfasst Null). Konvergenz besonders bei jungen Erwachsenen.</w:t>
       </w:r>
     </w:p>
     <w:p>
@@ -119,7 +119,7 @@
         <w:rPr>
           <w:sz w:val="19"/>
         </w:rPr>
-        <w:t>Spanien, nationale Routinedaten mit Geschlechtertrennung, europäischer Kontext.</w:t>
+        <w:t>Kanada, ähnliche Sozialversicherung; biologisches Risiko (tiefere Toxidität bei Frauen) bekannt, Verhalten ändert sich.</w:t>
       </w:r>
     </w:p>
     <w:p>
@@ -128,7 +128,7 @@
           <w:color w:val="5A7D3A"/>
           <w:sz w:val="18"/>
         </w:rPr>
-        <w:t>https://pubmed.ncbi.nlm.nih.gov/42784648/</w:t>
+        <w:t>https://pubmed.ncbi.nlm.nih.gov/42788895/</w:t>
       </w:r>
     </w:p>
     <w:p>
@@ -136,7 +136,7 @@
         <w:pStyle w:val="Heading2"/>
       </w:pPr>
       <w:r>
-        <w:t>Tabakkonsum und Suchtkomorbidität bei Minderheiten: Versorgungsungleichheiten in den USA</w:t>
+        <w:t>Mütterliche Gesundheit in Nigeria: Digitale Geräte wirken nicht linear auf Inanspruchnahme</w:t>
       </w:r>
     </w:p>
     <w:p>
@@ -146,12 +146,12 @@
           <w:color w:val="666666"/>
           <w:sz w:val="18"/>
         </w:rPr>
-        <w:t>Higgins ST  ·  Prev Med  ·  25.10.2025  ·  PMID 42777124</w:t>
+        <w:t>Oladosun M et al.  ·  Cad Saude Publica  ·  18.09.2026  ·  PMID 42788563</w:t>
       </w:r>
     </w:p>
     <w:p>
       <w:r>
-        <w:t>Überblicksartikel über 13 Fachantikel zum Schwerpunkt Schnittmengen von Tabakkonsum mit anderen Süchten, chronischen Erkrankungen und Gesundheitsdispositionen sowie Interventionen zur Reduktion.</w:t>
+        <w:t>Querschnittanalyse von 28.888 verheirateten Frauen aus Nigeria Demographic and Health Survey 2018 zu Determinanten von Schwangerenvorsorge und Geburtsort.</w:t>
       </w:r>
     </w:p>
     <w:p>
@@ -162,7 +162,7 @@
         <w:t xml:space="preserve">Ergebnis: </w:t>
       </w:r>
       <w:r>
-        <w:t>Das Spezialthema dokumentiert die disproportionale Auswirkung des Rauchens auf vulnerable Bevölkerungsgruppen, Schnittmengen mit anderen Suchterkrankungen, chronischen Erkrankungen und Gesundheitsdispositionen sowie klinische und regulatorische Interventionen zur Reduktion und Minderung ungünstiger Gesundheitseffekte. Rauchen verursacht etwa 450.000 Todesfälle jährlich in den USA.</w:t>
+        <w:t>Prävalenz ≥6 Vorsorgebesuche 25 %, Klinikengeburt 28,7 %. Mobiltelefon-Besitz positiv assoziiert (OR 1,29 für Vorsorge, OR 1,36 für Klinikgeburt). Internet-Nutzung positiv mit Vorsorge, häufige Internet-Nutzung aber negativ (−). Mobile-Payment negativ mit Klinikgeburt. Bildet komplexes Zusammenspiel von Ungleichheit und digitaler Infrastruktur, nicht linear.</w:t>
       </w:r>
     </w:p>
     <w:p>
@@ -177,7 +177,7 @@
         <w:rPr>
           <w:sz w:val="19"/>
         </w:rPr>
-        <w:t>USA-Fokus, Methodenüberblick zu Health-Disparities-Forschung, begrenzte direkte Übertragbarkeit.</w:t>
+        <w:t>Nigeria; zeigt: Digitalisierung ist kein allein-Versorgungshebel, sondern überlagert strukturelle Ungleichheit – für Deutschland relevant bei Tele-Medizin-Planung.</w:t>
       </w:r>
     </w:p>
     <w:p>
@@ -186,7 +186,7 @@
           <w:color w:val="5A7D3A"/>
           <w:sz w:val="18"/>
         </w:rPr>
-        <w:t>https://pubmed.ncbi.nlm.nih.gov/42777124/</w:t>
+        <w:t>https://pubmed.ncbi.nlm.nih.gov/42788563/</w:t>
       </w:r>
     </w:p>
     <w:p>
@@ -194,7 +194,7 @@
         <w:pStyle w:val="Heading2"/>
       </w:pPr>
       <w:r>
-        <w:t>Instagram-Content zu Frauengesundheit ist von Interessenskonflikten und Werbekommunikation dominiert</w:t>
+        <w:t>Frauen im Gesundheitswesen: Führungsquoten als Hebel für Versorgungsqualität</w:t>
       </w:r>
     </w:p>
     <w:p>
@@ -204,12 +204,12 @@
           <w:color w:val="666666"/>
           <w:sz w:val="18"/>
         </w:rPr>
-        <w:t>Nickel B et al.  ·  Health Promot Int  ·  01.09.2026  ·  PMID 42773967</w:t>
+        <w:t>Garth B et al.  ·  Med J Aust  ·  Sept. 2026  ·  PMID 42788226</w:t>
       </w:r>
     </w:p>
     <w:p>
       <w:r>
-        <w:t>Inhaltsanalyse von 472 Instagram-Posts mit dem Hashtag #womenshealth zur Untersuchung von Gesundheitsinformationen, Interessenskonflikten und wissenschaftlichen Belegen.</w:t>
+        <w:t>Konzeptpapier zu Australiens neuen Geschlechtergleichstellungszielen für große Arbeitgeber und deren Umsetzung in Gesundheitsdiensten.</w:t>
       </w:r>
     </w:p>
     <w:p>
@@ -220,7 +220,7 @@
         <w:t xml:space="preserve">Ergebnis: </w:t>
       </w:r>
       <w:r>
-        <w:t>Von 472 Posts wurden 63 % von Einzelpersonen erstellt (162 von anderen/alternativen Gesundheitsfachleuten, 105 von Medizinern). 56 % richteten sich auf allgemeine Gesundheitsinformationen, 16 % warben für Medikamente/Supplements. Hormonale und Reproduktionsgesundheit war Thema in 48 % (58 Posts zu Menopause/Perimenopause). 69 % stellten explizite Gesundheitsaussagen dar, aber nur 7 % bezogen sich auf wissenschaftliche Evidenz. 51 % der Account-Inhaber hatten klare finanzielle Interessen, 39 % der Posts verkauften direkt ein Produkt. Das zeigt ein von Non-Experten und kommerzieller Ausrichtung dominiertes Umfeld.</w:t>
+        <w:t>Frauen stellen Mehrheit der australischen Gesundheitsfachkräfte, sind aber in Führungspositionen unterrepräsentiert. Bindende Zielquoten schaffen institutionelle Verantwortung. Maturity Matrix als Werkzeug zur Verankerung in Governance und Klinischer Rechenschaftspflicht. Gute Umsetzung fördert Personalbindung und bessere Patientenversorgung.</w:t>
       </w:r>
     </w:p>
     <w:p>
@@ -235,7 +235,7 @@
         <w:rPr>
           <w:sz w:val="19"/>
         </w:rPr>
-        <w:t>Medienanalyse mit Relevanz für deutschsprachige Länder, regulatorische Implikationen.</w:t>
+        <w:t>Australien; Struktur: weniger direkt auf Deutschland übertragbar (andere Führungskultur), aber Mechanismus (Zielquoten → Systemveränderung) prüfenswert.</w:t>
       </w:r>
     </w:p>
     <w:p>
@@ -244,7 +244,7 @@
           <w:color w:val="5A7D3A"/>
           <w:sz w:val="18"/>
         </w:rPr>
-        <w:t>https://pubmed.ncbi.nlm.nih.gov/42773967/</w:t>
+        <w:t>https://pubmed.ncbi.nlm.nih.gov/42788226/</w:t>
       </w:r>
     </w:p>
     <w:p>
@@ -252,7 +252,7 @@
         <w:pStyle w:val="Heading2"/>
       </w:pPr>
       <w:r>
-        <w:t>Gerechtigkeitsintervention für schwarze Männer mit niedriger Einkommen: sozialökologische Barrieren identifiziert</w:t>
+        <w:t>Geschlechterunterschied bei Appetite-Suppressiva: 15-fach höhere Dosis für Frauen in Südkorea</w:t>
       </w:r>
     </w:p>
     <w:p>
@@ -262,12 +262,12 @@
           <w:color w:val="666666"/>
           <w:sz w:val="18"/>
         </w:rPr>
-        <w:t>Marshall SA et al.  ·  PLoS One  ·  22.09.2026  ·  PMID 42771574</w:t>
+        <w:t>Kim JH et al.  ·  Pharmacoepidemiol Drug Saf  ·  Okt. 2026  ·  PMID 42788194</w:t>
       </w:r>
     </w:p>
     <w:p>
       <w:r>
-        <w:t>Qualitative Studie mit 31 Stakeholdern (einschließlich Angehöriger der Zielgruppe) in den USA zur Analyse von Faktoren für erfolgreiche Interventionen zur Verbesserung der Gesundheit schwarzer Männer mit chronischen Erkrankungen und niedrigen Einkommen.</w:t>
+        <w:t>Analyse der Narkotica-Datenbank Südkoreas 2019–2023 zur Nutzung von kontrollierten Substanzen außerhalb der Krankenversicherung.</w:t>
       </w:r>
     </w:p>
     <w:p>
@@ -278,7 +278,7 @@
         <w:t xml:space="preserve">Ergebnis: </w:t>
       </w:r>
       <w:r>
-        <w:t>Folgende Themenbereiche wurden identifiziert: (1) Zielgruppe verzögert Gesundheitsversorgung, (2) Beziehungen sind durch Inhaftierung oder Armut belastet, (3) Gefängnisgesundheits- und Gesundheitssysteme sind nicht hilfreich strukturiert, (4) viele Barrieren innerhalb der Gemeinschaft, (5) Rassismus und Armut sind verflechtete, verankerte Versorgungsbarrieren. Gerechtigkeitsinterventionen müssen Faktoren auf individueller, zwischenmenschlicher, gemeinschaftlicher und institutioneller Ebene adressieren.</w:t>
+        <w:t>Frauen (Durchschnittsalter 30–49 Jahre) erhielten an Primärkliniken ca. 440 geschätzte Dispensierungseinheiten pro 1000 Frauen/Monat für Anorexigenanzien – etwa 15-mal höher als Männer. Muster deutet auf Off-Label-Verschreibung zu kosmetischen Zwecken hin. ADHD-Medikamente zeigten umgekehrtes Muster mit männlichem Übergewicht, besonders bei Adoleszenten (10–19 Jahre).</w:t>
       </w:r>
     </w:p>
     <w:p>
@@ -293,7 +293,7 @@
         <w:rPr>
           <w:sz w:val="19"/>
         </w:rPr>
-        <w:t>USA mit struktureller Rassismuskomponente, begrenzte Übertragbarkeit auf deutsches System, aber Methodenrelevanz für Equity-Forschung.</w:t>
+        <w:t>Südkorea, Pharmakovigilanz außerhalb Versicherung; Deutschland: Daten zu Reimbursement-Lücke fehlen.</w:t>
       </w:r>
     </w:p>
     <w:p>
@@ -302,7 +302,7 @@
           <w:color w:val="5A7D3A"/>
           <w:sz w:val="18"/>
         </w:rPr>
-        <w:t>https://pubmed.ncbi.nlm.nih.gov/42771574/</w:t>
+        <w:t>https://pubmed.ncbi.nlm.nih.gov/42788194/</w:t>
       </w:r>
     </w:p>
     <w:p>
@@ -310,7 +310,7 @@
         <w:pStyle w:val="Heading2"/>
       </w:pPr>
       <w:r>
-        <w:t>Sexuelle Gewalt-Prävention: Frauen und bisexuelle Personen zeigen niedrigere sexuelle Koercion</w:t>
+        <w:t>Frauen bauen Nähe durch neuronale Synchronisation auf, Männer nicht – fNIRS-Befund</w:t>
       </w:r>
     </w:p>
     <w:p>
@@ -320,12 +320,12 @@
           <w:color w:val="666666"/>
           <w:sz w:val="18"/>
         </w:rPr>
-        <w:t>Hidalgo-Muñoz AR et al.  ·  Arch Sex Behav  ·  08.09.2026  ·  PMID 42711548</w:t>
+        <w:t>Li Y et al.  ·  BMC Psychol  ·  10.08.2026  ·  PMID 42768383</w:t>
       </w:r>
     </w:p>
     <w:p>
       <w:r>
-        <w:t>Validierungsstudie der spanischen Version der Process-Based Consent Scale (PBCS) mit 726 Teilnehmern (505 Frauen, 209 Männer, 7 nonbinär) unterschiedlicher sexueller Orientierungen zur Analyse von Geschlechts- und Orientierungsunterschieden in sexueller Zustimmung und Koercion.</w:t>
+        <w:t>Hyperscanning-Studie mit fNIRS: 32 weibliche und 30 männliche Dyaden von Fremden in gestuftem Selbstoffenbarungsparadigma (oberflächlich bis tiefe Intimität).</w:t>
       </w:r>
     </w:p>
     <w:p>
@@ -336,7 +336,7 @@
         <w:t xml:space="preserve">Ergebnis: </w:t>
       </w:r>
       <w:r>
-        <w:t>Geschlechtsunterschiede zeigten sich in zwei von drei PBCS-Faktoren. Nach sexueller Orientierung gab es Unterschiede mit weniger sexueller Koercion durch bisexuelle Frauen. Die spanische PBCS ist ein zuverlässiges Messinstrument für die spanische Population und könnte zur Prävention und Intervention bei sexueller Gewalt beitragen, die auf individuelle Unterschiede zugeschnitten ist.</w:t>
+        <w:t>Bei tiefem gegenseitigem Austausch: signifikante Erhöhung interpersoneller neuronaler Synchronisation (INS) DLPFC-TPJ. Geschlecht moderiert Beziehung INS ↔ Nähe (β=−0,386, p-FDR=0,025). Weibliche Dyaden: INS mediiert Selbstoffenbarung→Nähe (indirekter Effekt 0,03); männliche Dyaden: kein Mediationseffekt. Beziehungsaufbau bei Frauen stärker auf emotionaler Expressivität und INS gestützt.</w:t>
       </w:r>
     </w:p>
     <w:p>
@@ -351,7 +351,7 @@
         <w:rPr>
           <w:sz w:val="19"/>
         </w:rPr>
-        <w:t>Spanien, europäischer Kontext, Validierungsstudium mit klinischer Anwendung.</w:t>
+        <w:t>China (Macau); Grundlagenbefund; Übertragung auf Versorgung würde voraussetzen, dass therapeutische Beziehung als kritischer Ausgang gilt – gilt in Psychotherapie/Psychiatrie, nicht allgemeine Medizin.</w:t>
       </w:r>
     </w:p>
     <w:p>
@@ -360,7 +360,7 @@
           <w:color w:val="5A7D3A"/>
           <w:sz w:val="18"/>
         </w:rPr>
-        <w:t>https://pubmed.ncbi.nlm.nih.gov/42711548/</w:t>
+        <w:t>https://pubmed.ncbi.nlm.nih.gov/42768383/</w:t>
       </w:r>
     </w:p>
     <w:p>
@@ -368,7 +368,7 @@
         <w:pStyle w:val="Heading2"/>
       </w:pPr>
       <w:r>
-        <w:t>Diskriminierungserfahrungen beeinträchtigen Vertrauen und Versorgungszugang bei sexuellen und Geschlechtsminderheiten in Spanien</w:t>
+        <w:t>PrEP-Nutzung reduziert Depression bei schwulen Männern und trans Frauen in Thailand</w:t>
       </w:r>
     </w:p>
     <w:p>
@@ -378,12 +378,12 @@
           <w:color w:val="666666"/>
           <w:sz w:val="18"/>
         </w:rPr>
-        <w:t>Miranda-Tena A et al.  ·  Arch Sex Behav  ·  03.09.2026  ·  PMID 42690247</w:t>
+        <w:t>Lynn KS et al.  ·  F1000Res  ·  15.09.2026  ·  PMID 42760901</w:t>
       </w:r>
     </w:p>
     <w:p>
       <w:r>
-        <w:t>Querschnittstudie mit 217 Teilnehmern (144 cisgender heterosexuell, 73 sexuelle/Geschlechtsminderheiten) in Spanien zu Diskriminierungserfahrungen im Gesundheitswesen, Vertrauen in Anbieter und Versorgungszugang.</w:t>
+        <w:t>Querschnittstudie bei 150 MSM und Transgender Frauen (75 PrEP-Nutzer, 75 nicht) in zwei HIV-Präventionskliniken Chiang Mai; Depressionswerte (PHQ-9) und Suizidalität (C-SSRS).</w:t>
       </w:r>
     </w:p>
     <w:p>
@@ -394,7 +394,7 @@
         <w:t xml:space="preserve">Ergebnis: </w:t>
       </w:r>
       <w:r>
-        <w:t>Sexuelle und Geschlechtsminderheiten berichteten höheres wahrgenommenes Diskriminierungserleben, größere psychische Belastung, niedrigeres Vertrauen in Anbieter und mehr Verzögerungen bei der Inanspruchnahme von Versorgung als cisgender heterosexuelle Teilnehmer. Qualitative Analysen zeigten, dass Diskriminierung (Misgendering, medizinischer Paternalismus, moralische Verurteilung) im klinischen Alltag erlebt wurde und mit Identitätsverheimlichung und Vertrauenserosion verbunden war. Universal Health Coverage ist ohne affirmativer, kulturell kompetenter Versorgung unzureichend.</w:t>
+        <w:t>PrEP-Nutzer: Depression MW 3,80±3,46 vs. Nicht-Nutzer 5,96±3,76 (Differenz −2,16, 95%-KI: −0,99 bis −3,33; p&lt;0,001). Suizidalität: 6,7 % (PrEP) vs. 4,0 % (Kontrolle), kein signifikanter Unterschied (p=0,719). In adjustiertes Modell: PrEP unabhängig mit niedrigerer Depression assoziiert (B=−1,77, 95%-KI: −3,07 bis −0,47; p=0,008). Diskriminierungserlebnis positiv mit höherer Depression assoziiert (B=−1,32).</w:t>
       </w:r>
     </w:p>
     <w:p>
@@ -409,7 +409,7 @@
         <w:rPr>
           <w:sz w:val="19"/>
         </w:rPr>
-        <w:t>Spanien, europäisches Versicherungssystem, qualitative und quantitative Daten zu Zugangsbarrieren.</w:t>
+        <w:t>Thailand; zeigt Versorgungszugang (PrEP) reduziert Minderheitenstress – Aussage zu Zugang/Stigma, nicht Biologie; Übertragbarkeit auf Deutschland abhängig von PrEP-Verfügbarkeit und Stigmaklima.</w:t>
       </w:r>
     </w:p>
     <w:p>
@@ -418,7 +418,7 @@
           <w:color w:val="5A7D3A"/>
           <w:sz w:val="18"/>
         </w:rPr>
-        <w:t>https://pubmed.ncbi.nlm.nih.gov/42690247/</w:t>
+        <w:t>https://pubmed.ncbi.nlm.nih.gov/42760901/</w:t>
       </w:r>
     </w:p>
     <w:sectPr>

--- a/download/studien-aktuell.docx
+++ b/download/studien-aktuell.docx
@@ -62,7 +62,7 @@
           <w:color w:val="666666"/>
           <w:sz w:val="18"/>
         </w:rPr>
-        <w:t>Stand: 26.09.2026  |  6 Studien  |  gender.m-vf.de</w:t>
+        <w:t>Stand: 27.09.2026  |  6 Studien  |  gender.m-vf.de</w:t>
       </w:r>
     </w:p>
     <w:p>
@@ -70,7 +70,7 @@
         <w:pStyle w:val="Heading1"/>
       </w:pPr>
       <w:r>
-        <w:t>Aufgenommen am 26.09.2026</w:t>
+        <w:t>Aufgenommen am 27.09.2026</w:t>
       </w:r>
     </w:p>
     <w:p>
@@ -78,7 +78,7 @@
         <w:pStyle w:val="Heading2"/>
       </w:pPr>
       <w:r>
-        <w:t>Geschlechtsunterschiede bei Hochkonsum-Alkohol: Frauen 18–25 Jahre nähern sich Männern an</w:t>
+        <w:t>Geschlechtsbilder in der Grundversorgung beeinflussen Behandlungsqualität</w:t>
       </w:r>
     </w:p>
     <w:p>
@@ -88,12 +88,12 @@
           <w:color w:val="666666"/>
           <w:sz w:val="18"/>
         </w:rPr>
-        <w:t>Hobin E et al.  ·  Health Promot Chronic Dis Prev Can  ·  Sept. 2026  ·  PMID 42788895</w:t>
+        <w:t>Bah H et al.  ·  BMC Health Serv Res  ·  04.09.2026  ·  PMID 42791533</w:t>
       </w:r>
     </w:p>
     <w:p>
       <w:r>
-        <w:t>Wiederholte Querschnittsanalyse der Canadian Community Health Survey zu Geschlechtsunterschieden bei Heavy Episodic Drinking (HED) 2017–2019 und 2022–2023.</w:t>
+        <w:t>Querschnittsuntersuchung der Wahrnehmungen von Gesundheitspersonal zu Geschlecht und Equity in 19 Gesundheitszentren Conakrys (412 Mitarbeiter aus ärztlichem, pflegerischem und technischem Dienst).</w:t>
       </w:r>
     </w:p>
     <w:p>
@@ -104,7 +104,7 @@
         <w:t xml:space="preserve">Ergebnis: </w:t>
       </w:r>
       <w:r>
-        <w:t>Gesamt-HED stabil bei ~20 %. Männer hatten insgesamt höhere Prävalenz, aber Unterschiede verengten sich 2022–2023. Bei 18–25-Jährigen: Frauen 27,9 % vs. Männer 24,2 % in 2022–2023 (Differenz −3,7 %, 95%-KI: −9,4 bis 1,9; Konfidenzintervall umfasst Null). Konvergenz besonders bei jungen Erwachsenen.</w:t>
+        <w:t>Über 50 % der Mitarbeiter berichteten das Fehlen von Geschlechter-Equity-Richtlinien oder Focal Points; die Mehrheit sah Geschlecht nicht als Einflussfaktor auf Versorgung, Karriere oder Patientenbehandlung an. Allerdings äußerte die starke Mehrheit Unterstützung für gezielt Schulung und Sensibilisierung zu Geschlecht und Equity.</w:t>
       </w:r>
     </w:p>
     <w:p>
@@ -119,7 +119,7 @@
         <w:rPr>
           <w:sz w:val="19"/>
         </w:rPr>
-        <w:t>Kanada, ähnliche Sozialversicherung; biologisches Risiko (tiefere Toxidität bei Frauen) bekannt, Verhalten ändert sich.</w:t>
+        <w:t>Guinea, aber zeigt Schulungsbedarfe, die auch in Subsahara-Systemen gelten.</w:t>
       </w:r>
     </w:p>
     <w:p>
@@ -128,7 +128,7 @@
           <w:color w:val="5A7D3A"/>
           <w:sz w:val="18"/>
         </w:rPr>
-        <w:t>https://pubmed.ncbi.nlm.nih.gov/42788895/</w:t>
+        <w:t>https://pubmed.ncbi.nlm.nih.gov/42791533/</w:t>
       </w:r>
     </w:p>
     <w:p>
@@ -136,7 +136,7 @@
         <w:pStyle w:val="Heading2"/>
       </w:pPr>
       <w:r>
-        <w:t>Mütterliche Gesundheit in Nigeria: Digitale Geräte wirken nicht linear auf Inanspruchnahme</w:t>
+        <w:t>Elternprogramm für Kindsentwicklung in Vietnam: Geschlechts-und Kostenkontrolle</w:t>
       </w:r>
     </w:p>
     <w:p>
@@ -146,12 +146,12 @@
           <w:color w:val="666666"/>
           <w:sz w:val="18"/>
         </w:rPr>
-        <w:t>Oladosun M et al.  ·  Cad Saude Publica  ·  18.09.2026  ·  PMID 42788563</w:t>
+        <w:t>Baek Y et al.  ·  BMJ Open  ·  24.09.2026  ·  PMID 42785938</w:t>
       </w:r>
     </w:p>
     <w:p>
       <w:r>
-        <w:t>Querschnittanalyse von 28.888 verheirateten Frauen aus Nigeria Demographic and Health Survey 2018 zu Determinanten von Schwangerenvorsorge und Geburtsort.</w:t>
+        <w:t>Protokoll einer Follow-up-Studie einer Cluster-RCT (2018–2021) mit 622 Frauen-Kind-Dyaden (Interventionsgruppe) und 546 (Kontrolle) zur Untersuchung mittelfristiger Effekte auf kognitives, sprachliches und motorisches Entwicklungsniveau von Kindern im Alter 7–9 Jahren und maternale psychische Gesundheit.</w:t>
       </w:r>
     </w:p>
     <w:p>
@@ -162,7 +162,7 @@
         <w:t xml:space="preserve">Ergebnis: </w:t>
       </w:r>
       <w:r>
-        <w:t>Prävalenz ≥6 Vorsorgebesuche 25 %, Klinikengeburt 28,7 %. Mobiltelefon-Besitz positiv assoziiert (OR 1,29 für Vorsorge, OR 1,36 für Klinikgeburt). Internet-Nutzung positiv mit Vorsorge, häufige Internet-Nutzung aber negativ (−). Mobile-Payment negativ mit Klinikgeburt. Bildet komplexes Zusammenspiel von Ungleichheit und digitaler Infrastruktur, nicht linear.</w:t>
+        <w:t>Die ursprüngliche RCT zeigte bei 2 Jahren erhöhte kognitive, sprachliche und motorische Entwicklung in der Interventionsgruppe und war kosteneffektiv. Das geplante Follow-up wird die Persistenz dieser Effekte bei älteren Kindern untersuchen, Geschlechtsspezifizität ist ein geplanter Outcomes (Geschlechtsunterschiede in Reaktion auf Intervention werden analysiert).</w:t>
       </w:r>
     </w:p>
     <w:p>
@@ -177,7 +177,7 @@
         <w:rPr>
           <w:sz w:val="19"/>
         </w:rPr>
-        <w:t>Nigeria; zeigt: Digitalisierung ist kein allein-Versorgungshebel, sondern überlagert strukturelle Ungleichheit – für Deutschland relevant bei Tele-Medizin-Planung.</w:t>
+        <w:t>Vietnam; Versorgungsmodell müsste auf deutsches System adaptiert werden.</w:t>
       </w:r>
     </w:p>
     <w:p>
@@ -186,7 +186,7 @@
           <w:color w:val="5A7D3A"/>
           <w:sz w:val="18"/>
         </w:rPr>
-        <w:t>https://pubmed.ncbi.nlm.nih.gov/42788563/</w:t>
+        <w:t>https://pubmed.ncbi.nlm.nih.gov/42785938/</w:t>
       </w:r>
     </w:p>
     <w:p>
@@ -194,7 +194,7 @@
         <w:pStyle w:val="Heading2"/>
       </w:pPr>
       <w:r>
-        <w:t>Frauen im Gesundheitswesen: Führungsquoten als Hebel für Versorgungsqualität</w:t>
+        <w:t>Struktureller Rassismus und Kindersterblichkeit: Systematischer Review</w:t>
       </w:r>
     </w:p>
     <w:p>
@@ -204,12 +204,12 @@
           <w:color w:val="666666"/>
           <w:sz w:val="18"/>
         </w:rPr>
-        <w:t>Garth B et al.  ·  Med J Aust  ·  Sept. 2026  ·  PMID 42788226</w:t>
+        <w:t>Obi C et al.  ·  J Health Care Poor Underserved  ·  2026  ·  PMID 42766502</w:t>
       </w:r>
     </w:p>
     <w:p>
       <w:r>
-        <w:t>Konzeptpapier zu Australiens neuen Geschlechtergleichstellungszielen für große Arbeitgeber und deren Umsetzung in Gesundheitsdiensten.</w:t>
+        <w:t>Systematischer Review (PRISMA-Leitlinie) von 1955–2024 mit 33 eingeschlossenen Studien (alle USA) zur Beziehung zwischen strukturellem Rassismus (sechs Domänen: Einkommen, Bildung, Wohnen, Bügerrechte, Gesundheitswesen, Justiz) und Säuglingssterblichkeitsraten (IMR).</w:t>
       </w:r>
     </w:p>
     <w:p>
@@ -220,7 +220,7 @@
         <w:t xml:space="preserve">Ergebnis: </w:t>
       </w:r>
       <w:r>
-        <w:t>Frauen stellen Mehrheit der australischen Gesundheitsfachkräfte, sind aber in Führungspositionen unterrepräsentiert. Bindende Zielquoten schaffen institutionelle Verantwortung. Maturity Matrix als Werkzeug zur Verankerung in Governance und Klinischer Rechenschaftspflicht. Gute Umsetzung fördert Personalbindung und bessere Patientenversorgung.</w:t>
+        <w:t>In allen sechs Domänen zeigte Rassenungleichheit (gemessen als struktureller Rassismus) Assoziation mit höherer Säuglingssterblichkeit bei Schwarzen Kindern; wenig oder kein Effekt auf weiße Säuglingssterblichkeit. Struktureller Rassismus wirkt sich nachteilig auf IMR schwarzer Säuglinge aus.</w:t>
       </w:r>
     </w:p>
     <w:p>
@@ -235,7 +235,7 @@
         <w:rPr>
           <w:sz w:val="19"/>
         </w:rPr>
-        <w:t>Australien; Struktur: weniger direkt auf Deutschland übertragbar (andere Führungskultur), aber Mechanismus (Zielquoten → Systemveränderung) prüfenswert.</w:t>
+        <w:t>USA; Befund zu Rassenungleichheit nicht direkt übertragbar, aber methodisches Vorgehen zur Untersuchung struktureller Determinanten relevant.</w:t>
       </w:r>
     </w:p>
     <w:p>
@@ -244,7 +244,7 @@
           <w:color w:val="5A7D3A"/>
           <w:sz w:val="18"/>
         </w:rPr>
-        <w:t>https://pubmed.ncbi.nlm.nih.gov/42788226/</w:t>
+        <w:t>https://pubmed.ncbi.nlm.nih.gov/42766502/</w:t>
       </w:r>
     </w:p>
     <w:p>
@@ -252,7 +252,7 @@
         <w:pStyle w:val="Heading2"/>
       </w:pPr>
       <w:r>
-        <w:t>Geschlechterunterschied bei Appetite-Suppressiva: 15-fach höhere Dosis für Frauen in Südkorea</w:t>
+        <w:t>Geschlechtsspezifische Unterschiede bei motorischem Lernen unter Hirnstimulation</w:t>
       </w:r>
     </w:p>
     <w:p>
@@ -262,12 +262,12 @@
           <w:color w:val="666666"/>
           <w:sz w:val="18"/>
         </w:rPr>
-        <w:t>Kim JH et al.  ·  Pharmacoepidemiol Drug Saf  ·  Okt. 2026  ·  PMID 42788194</w:t>
+        <w:t>Oldrati V et al.  ·  Neural Plast  ·  2026  ·  PMID 42730484</w:t>
       </w:r>
     </w:p>
     <w:p>
       <w:r>
-        <w:t>Analyse der Narkotica-Datenbank Südkoreas 2019–2023 zur Nutzung von kontrollierten Substanzen außerhalb der Krankenversicherung.</w:t>
+        <w:t>Kontrollierte experimentelle Studie zu Effekten transkranieller alternierend Stromstimulation (tACS) und transkutaner Vagusnervstimulation (tVNS) auf motorisches Lernen bei 96 gesunden Erwachsenen (24 Frauen pro Gruppe).</w:t>
       </w:r>
     </w:p>
     <w:p>
@@ -278,7 +278,7 @@
         <w:t xml:space="preserve">Ergebnis: </w:t>
       </w:r>
       <w:r>
-        <w:t>Frauen (Durchschnittsalter 30–49 Jahre) erhielten an Primärkliniken ca. 440 geschätzte Dispensierungseinheiten pro 1000 Frauen/Monat für Anorexigenanzien – etwa 15-mal höher als Männer. Muster deutet auf Off-Label-Verschreibung zu kosmetischen Zwecken hin. ADHD-Medikamente zeigten umgekehrtes Muster mit männlichem Übergewicht, besonders bei Adoleszenten (10–19 Jahre).</w:t>
+        <w:t>tACS zeigte geschlechtsspezifisch unterschiedliche Effekte: Frauen verbesserten Präzision bei näheren Zielen, Männer bei fernen Zielen (erhebliche Überschneidung). tVNS hatte unterschiedliche Effekte auf Reaktionszeiten: Verlangsamung bei Männern, Beschleunigung bei Frauen. Beide Stimulationsarten zeigten Reaktionszeitverlangsamung (tACS) oder divergente Effekte (tVNS) nach Geschlecht.</w:t>
       </w:r>
     </w:p>
     <w:p>
@@ -293,7 +293,7 @@
         <w:rPr>
           <w:sz w:val="19"/>
         </w:rPr>
-        <w:t>Südkorea, Pharmakovigilanz außerhalb Versicherung; Deutschland: Daten zu Reimbursement-Lücke fehlen.</w:t>
+        <w:t>Labor-Setting; zeigt biologische Modulation aber keine klinische Versorgungssituation.</w:t>
       </w:r>
     </w:p>
     <w:p>
@@ -302,7 +302,7 @@
           <w:color w:val="5A7D3A"/>
           <w:sz w:val="18"/>
         </w:rPr>
-        <w:t>https://pubmed.ncbi.nlm.nih.gov/42788194/</w:t>
+        <w:t>https://pubmed.ncbi.nlm.nih.gov/42730484/</w:t>
       </w:r>
     </w:p>
     <w:p>
@@ -310,7 +310,7 @@
         <w:pStyle w:val="Heading2"/>
       </w:pPr>
       <w:r>
-        <w:t>Frauen bauen Nähe durch neuronale Synchronisation auf, Männer nicht – fNIRS-Befund</w:t>
+        <w:t>Messinstrumente für Minderheitsstress bei LGBQ-Personen: Systematische Bewertung</w:t>
       </w:r>
     </w:p>
     <w:p>
@@ -320,12 +320,12 @@
           <w:color w:val="666666"/>
           <w:sz w:val="18"/>
         </w:rPr>
-        <w:t>Li Y et al.  ·  BMC Psychol  ·  10.08.2026  ·  PMID 42768383</w:t>
+        <w:t>Misevic-Kallenbach M et al.  ·  Arch Sex Behav  ·  28.08.2026  ·  PMID 42665774</w:t>
       </w:r>
     </w:p>
     <w:p>
       <w:r>
-        <w:t>Hyperscanning-Studie mit fNIRS: 32 weibliche und 30 männliche Dyaden von Fremden in gestuftem Selbstoffenbarungsparadigma (oberflächlich bis tiefe Intimität).</w:t>
+        <w:t>COSMIN-Systematischer Review der psychometrischen Eigenschaften von Instrumenten zur Messung von Minderheitsstress in LGBQ-Populationen; 105 Instrumente gescreent, 8 bewertet.</w:t>
       </w:r>
     </w:p>
     <w:p>
@@ -336,7 +336,7 @@
         <w:t xml:space="preserve">Ergebnis: </w:t>
       </w:r>
       <w:r>
-        <w:t>Bei tiefem gegenseitigem Austausch: signifikante Erhöhung interpersoneller neuronaler Synchronisation (INS) DLPFC-TPJ. Geschlecht moderiert Beziehung INS ↔ Nähe (β=−0,386, p-FDR=0,025). Weibliche Dyaden: INS mediiert Selbstoffenbarung→Nähe (indirekter Effekt 0,03); männliche Dyaden: kein Mediationseffekt. Beziehungsaufbau bei Frauen stärker auf emotionaler Expressivität und INS gestützt.</w:t>
+        <w:t>Die Lesbian, Gay, and Bisexual Identity Scale (LGBIS) und ihre deutsche Adaptation (LGBIS-DE) zeigten die stärksten psychometrischen Eigenschaften. Jedoch zeigte der Review erhebliche Variabilität in der Konzeptualisierung von Minderheitsstress und unzureichend untersuchte Inhaltsvalidität bei vielen Instrumenten.</w:t>
       </w:r>
     </w:p>
     <w:p>
@@ -351,7 +351,7 @@
         <w:rPr>
           <w:sz w:val="19"/>
         </w:rPr>
-        <w:t>China (Macau); Grundlagenbefund; Übertragung auf Versorgung würde voraussetzen, dass therapeutische Beziehung als kritischer Ausgang gilt – gilt in Psychotherapie/Psychiatrie, nicht allgemeine Medizin.</w:t>
+        <w:t>Deutschland - LGBIS-DE verfügbar; Messstandards gelten unabhängig vom System.</w:t>
       </w:r>
     </w:p>
     <w:p>
@@ -360,7 +360,7 @@
           <w:color w:val="5A7D3A"/>
           <w:sz w:val="18"/>
         </w:rPr>
-        <w:t>https://pubmed.ncbi.nlm.nih.gov/42768383/</w:t>
+        <w:t>https://pubmed.ncbi.nlm.nih.gov/42665774/</w:t>
       </w:r>
     </w:p>
     <w:p>
@@ -368,7 +368,7 @@
         <w:pStyle w:val="Heading2"/>
       </w:pPr>
       <w:r>
-        <w:t>PrEP-Nutzung reduziert Depression bei schwulen Männern und trans Frauen in Thailand</w:t>
+        <w:t>Grüne Stadtinfrastruktur reduziert keine bestehenden Gesundheitsungleichgewichte</w:t>
       </w:r>
     </w:p>
     <w:p>
@@ -378,12 +378,12 @@
           <w:color w:val="666666"/>
           <w:sz w:val="18"/>
         </w:rPr>
-        <w:t>Lynn KS et al.  ·  F1000Res  ·  15.09.2026  ·  PMID 42760901</w:t>
+        <w:t>Nguyen D et al.  ·  Soc Sci Med  ·  11.08.2026  ·  PMID 42600356</w:t>
       </w:r>
     </w:p>
     <w:p>
       <w:r>
-        <w:t>Querschnittstudie bei 150 MSM und Transgender Frauen (75 PrEP-Nutzer, 75 nicht) in zwei HIV-Präventionskliniken Chiang Mai; Depressionswerte (PHQ-9) und Suizidalität (C-SSRS).</w:t>
+        <w:t>Kohortenstudie mit Querschnittserhebungen 2010/11, 2017/18 und 2023/24 (je ca. 1000 Erwachsene) zur Messung von Einkommensungleichgewichten bei körperlicher Aktivität, psychischem Wohlbefinden und Lebensqualität vor, während und nach Abschluss einer großen urbanen Grünflächenintervention (Connswater Community Greenway, Belfast).</w:t>
       </w:r>
     </w:p>
     <w:p>
@@ -394,7 +394,7 @@
         <w:t xml:space="preserve">Ergebnis: </w:t>
       </w:r>
       <w:r>
-        <w:t>PrEP-Nutzer: Depression MW 3,80±3,46 vs. Nicht-Nutzer 5,96±3,76 (Differenz −2,16, 95%-KI: −0,99 bis −3,33; p&lt;0,001). Suizidalität: 6,7 % (PrEP) vs. 4,0 % (Kontrolle), kein signifikanter Unterschied (p=0,719). In adjustiertes Modell: PrEP unabhängig mit niedrigerer Depression assoziiert (B=−1,77, 95%-KI: −3,07 bis −0,47; p=0,008). Diskriminierungserlebnis positiv mit höherer Depression assoziiert (B=−1,32).</w:t>
+        <w:t>Über 15 Jahre breite Zunahme von Einkommensungleichgewichten in allen drei Ergebnisvariablen: Höhere Aktivität, besseres Wohlbefinden und höhere Lebensqualität in Hocheinkommensgruppen (Konzentrationsindizes: PA 0,33; MWB 0,03; QLi 0,09). Die Ungleichgewichte verbreiterten sich während der Bauphase 2010–2017 und blieben nach Abschluss stabil. Langzeiterkrankung und Arbeitslosigkeit erklärten 51–76 % der Ungleichgewichte.</w:t>
       </w:r>
     </w:p>
     <w:p>
@@ -409,7 +409,7 @@
         <w:rPr>
           <w:sz w:val="19"/>
         </w:rPr>
-        <w:t>Thailand; zeigt Versorgungszugang (PrEP) reduziert Minderheitenstress – Aussage zu Zugang/Stigma, nicht Biologie; Übertragbarkeit auf Deutschland abhängig von PrEP-Verfügbarkeit und Stigmaklima.</w:t>
+        <w:t>UK; zeigt Grenzen von Infrastrukturintervention ohne Equity-Fokus, methodisch auf Deutschland übertragbar.</w:t>
       </w:r>
     </w:p>
     <w:p>
@@ -418,7 +418,7 @@
           <w:color w:val="5A7D3A"/>
           <w:sz w:val="18"/>
         </w:rPr>
-        <w:t>https://pubmed.ncbi.nlm.nih.gov/42760901/</w:t>
+        <w:t>https://pubmed.ncbi.nlm.nih.gov/42600356/</w:t>
       </w:r>
     </w:p>
     <w:sectPr>

--- a/download/studien-aktuell.docx
+++ b/download/studien-aktuell.docx
@@ -62,7 +62,7 @@
           <w:color w:val="666666"/>
           <w:sz w:val="18"/>
         </w:rPr>
-        <w:t>Stand: 27.09.2026  |  6 Studien  |  gender.m-vf.de</w:t>
+        <w:t>Stand: 28.09.2026  |  6 Studien  |  gender.m-vf.de</w:t>
       </w:r>
     </w:p>
     <w:p>
@@ -70,7 +70,7 @@
         <w:pStyle w:val="Heading1"/>
       </w:pPr>
       <w:r>
-        <w:t>Aufgenommen am 27.09.2026</w:t>
+        <w:t>Aufgenommen am 28.09.2026</w:t>
       </w:r>
     </w:p>
     <w:p>
@@ -78,7 +78,7 @@
         <w:pStyle w:val="Heading2"/>
       </w:pPr>
       <w:r>
-        <w:t>Geschlechtsbilder in der Grundversorgung beeinflussen Behandlungsqualität</w:t>
+        <w:t>Übergewichtsdisparitäten bei Kindern: Ethnische Segregation und Schulumgebung bestimmen Unterschiede</w:t>
       </w:r>
     </w:p>
     <w:p>
@@ -88,12 +88,12 @@
           <w:color w:val="666666"/>
           <w:sz w:val="18"/>
         </w:rPr>
-        <w:t>Bah H et al.  ·  BMC Health Serv Res  ·  04.09.2026  ·  PMID 42791533</w:t>
+        <w:t>Miller S et al.  ·  Pediatr Obes  ·  Okt. 2026  ·  PMID 42802009</w:t>
       </w:r>
     </w:p>
     <w:p>
       <w:r>
-        <w:t>Querschnittsuntersuchung der Wahrnehmungen von Gesundheitspersonal zu Geschlecht und Equity in 19 Gesundheitszentren Conakrys (412 Mitarbeiter aus ärztlichem, pflegerischem und technischem Dienst).</w:t>
+        <w:t>Beobachtungsstudie mit Messungen des Übergewichts bei kalifornischen Schulkindern 2018/19, Analyse nach ethnischer Schulzusammensetzung und Nachbarschaftseinkommen.</w:t>
       </w:r>
     </w:p>
     <w:p>
@@ -104,7 +104,7 @@
         <w:t xml:space="preserve">Ergebnis: </w:t>
       </w:r>
       <w:r>
-        <w:t>Über 50 % der Mitarbeiter berichteten das Fehlen von Geschlechter-Equity-Richtlinien oder Focal Points; die Mehrheit sah Geschlecht nicht als Einflussfaktor auf Versorgung, Karriere oder Patientenbehandlung an. Allerdings äußerte die starke Mehrheit Unterstützung für gezielt Schulung und Sensibilisierung zu Geschlecht und Equity.</w:t>
+        <w:t>In integrierten einkommensschwachen Schulen betrug die Disparität zwischen Schwarzen und Weißen Kindern 3 %, zwischen Latinos und Weißen 10 %. In integrierten wohlhabenden Schulen waren es 8 % bzw. 13 %. In segregierten einkommensschwachen Schulen: 11 % bzw. 14 %; in segregierten wohlhabenden Schulen: 22 % bzw. 26 %. Die größte Disparität (23 % bzw. 28 %) lag zwischen Minderheitskindern in segregierten armen und Weißen Kindern in segregierten wohlhabenden Schulen. Dies zeigt: Unterschiede sind nicht biologisch, sondern durch Zugang zu Ressourcen und strukturelle Segregation bestimmt.</w:t>
       </w:r>
     </w:p>
     <w:p>
@@ -119,7 +119,7 @@
         <w:rPr>
           <w:sz w:val="19"/>
         </w:rPr>
-        <w:t>Guinea, aber zeigt Schulungsbedarfe, die auch in Subsahara-Systemen gelten.</w:t>
+        <w:t>USA-Daten, aber soziologische Mechanik (Segregation und Armut als Determinanten) übertragbar auf Deutschland</w:t>
       </w:r>
     </w:p>
     <w:p>
@@ -128,7 +128,7 @@
           <w:color w:val="5A7D3A"/>
           <w:sz w:val="18"/>
         </w:rPr>
-        <w:t>https://pubmed.ncbi.nlm.nih.gov/42791533/</w:t>
+        <w:t>https://pubmed.ncbi.nlm.nih.gov/42802009/</w:t>
       </w:r>
     </w:p>
     <w:p>
@@ -136,7 +136,7 @@
         <w:pStyle w:val="Heading2"/>
       </w:pPr>
       <w:r>
-        <w:t>Elternprogramm für Kindsentwicklung in Vietnam: Geschlechts-und Kostenkontrolle</w:t>
+        <w:t>Geschlechtsangleichende Penisprothetik: Lernkurve und Revisionsergebnisse über 5 Jahre</w:t>
       </w:r>
     </w:p>
     <w:p>
@@ -146,12 +146,12 @@
           <w:color w:val="666666"/>
           <w:sz w:val="18"/>
         </w:rPr>
-        <w:t>Baek Y et al.  ·  BMJ Open  ·  24.09.2026  ·  PMID 42785938</w:t>
+        <w:t>Gobbo A et al.  ·  J Sex Med  ·  14.09.2026  ·  PMID 42801789</w:t>
       </w:r>
     </w:p>
     <w:p>
       <w:r>
-        <w:t>Protokoll einer Follow-up-Studie einer Cluster-RCT (2018–2021) mit 622 Frauen-Kind-Dyaden (Interventionsgruppe) und 546 (Kontrolle) zur Untersuchung mittelfristiger Effekte auf kognitives, sprachliches und motorisches Entwicklungsniveau von Kindern im Alter 7–9 Jahren und maternale psychische Gesundheit.</w:t>
+        <w:t>Retrospektive Analyse von 473 Patienten mit geschlechtsangleichender Penisprothesenimplantation zur Erfassung der institutionellen Lernkurve und ihrer Auswirkung auf die Ergebnisqualität.</w:t>
       </w:r>
     </w:p>
     <w:p>
@@ -162,7 +162,7 @@
         <w:t xml:space="preserve">Ergebnis: </w:t>
       </w:r>
       <w:r>
-        <w:t>Die ursprüngliche RCT zeigte bei 2 Jahren erhöhte kognitive, sprachliche und motorische Entwicklung in der Interventionsgruppe und war kosteneffektiv. Das geplante Follow-up wird die Persistenz dieser Effekte bei älteren Kindern untersuchen, Geschlechtsspezifizität ist ein geplanter Outcomes (Geschlechtsunterschiede in Reaktion auf Intervention werden analysiert).</w:t>
+        <w:t>Die Wahrscheinlichkeit einer Operation aus beliebigem Grund sank von 65,6 % beim ersten Fall auf 32,9 % beim Fall 473; maximale Effizienz wurde bei Fall 311 erreicht. Revisionen wegen Unzufriedenheit traten bei 21,9 % der Patienten auf und sanken von 33,2 % auf 12,8 %, mit maximaler Effizienz bei Fall 261. Kumulative institutionelle Erfahrung war unabhängiger Prädiktor für bessere Ergebnisse (OR = 0,997, p = 0,020). Dies zeigt: Die Versorgungsqualität verbessert sich mit Routine — die biologische Komplexität (Aufbau eines funktionsfähigen Gewebes) wird durch strukturelle Faktoren (Chirurgenerfahrung) bestimmt.</w:t>
       </w:r>
     </w:p>
     <w:p>
@@ -177,7 +177,7 @@
         <w:rPr>
           <w:sz w:val="19"/>
         </w:rPr>
-        <w:t>Vietnam; Versorgungsmodell müsste auf deutsches System adaptiert werden.</w:t>
+        <w:t>UK-Daten, ähnliche Ressourcenlage wie deutsches Spezialistensystem</w:t>
       </w:r>
     </w:p>
     <w:p>
@@ -186,7 +186,7 @@
           <w:color w:val="5A7D3A"/>
           <w:sz w:val="18"/>
         </w:rPr>
-        <w:t>https://pubmed.ncbi.nlm.nih.gov/42785938/</w:t>
+        <w:t>https://pubmed.ncbi.nlm.nih.gov/42801789/</w:t>
       </w:r>
     </w:p>
     <w:p>
@@ -194,7 +194,7 @@
         <w:pStyle w:val="Heading2"/>
       </w:pPr>
       <w:r>
-        <w:t>Struktureller Rassismus und Kindersterblichkeit: Systematischer Review</w:t>
+        <w:t>Liaison-Pflegekraft für 2S/LGBTQIA+-Patienten: Strukturelle Intervention für Chancengleichheit</w:t>
       </w:r>
     </w:p>
     <w:p>
@@ -204,12 +204,12 @@
           <w:color w:val="666666"/>
           <w:sz w:val="18"/>
         </w:rPr>
-        <w:t>Obi C et al.  ·  J Health Care Poor Underserved  ·  2026  ·  PMID 42766502</w:t>
+        <w:t>Handlovsky I et al.  ·  Nurs Inq  ·  Okt. 2026  ·  PMID 42801724</w:t>
       </w:r>
     </w:p>
     <w:p>
       <w:r>
-        <w:t>Systematischer Review (PRISMA-Leitlinie) von 1955–2024 mit 33 eingeschlossenen Studien (alle USA) zur Beziehung zwischen strukturellem Rassismus (sechs Domänen: Einkommen, Bildung, Wohnen, Bügerrechte, Gesundheitswesen, Justiz) und Säuglingssterblichkeitsraten (IMR).</w:t>
+        <w:t>Qualitative Ethnographie der klinischen Praxis einer Liaison-Pflegekraft für sexuelle und Geschlechterminderheiten in zwei kanadischen Akutkrankenhäusern über 7 Monate.</w:t>
       </w:r>
     </w:p>
     <w:p>
@@ -220,7 +220,7 @@
         <w:t xml:space="preserve">Ergebnis: </w:t>
       </w:r>
       <w:r>
-        <w:t>In allen sechs Domänen zeigte Rassenungleichheit (gemessen als struktureller Rassismus) Assoziation mit höherer Säuglingssterblichkeit bei Schwarzen Kindern; wenig oder kein Effekt auf weiße Säuglingssterblichkeit. Struktureller Rassismus wirkt sich nachteilig auf IMR schwarzer Säuglinge aus.</w:t>
+        <w:t>Drei zentrale Dimensionen wurden identifiziert: Präsenz (Vertrauensbildung), Fachkompetenz (physiologische und psychosoziale Besonderheiten von 2S/LGBTQIA+-Patienten) und Systemadvokacy (Navigation institutioneller Hemmnisse). Diese Dimensionen ermöglichten bessere Informationen für klinische Entscheidungen und reduzierten strukturelle Barrieren — nachweislich nicht primär biologisch, sondern durch Unterversorgung und Stigma bedingt. Die Liaison-Rolle funktioniert als klinische und Systemintervention, die Chancengleichheit fördert.</w:t>
       </w:r>
     </w:p>
     <w:p>
@@ -235,7 +235,7 @@
         <w:rPr>
           <w:sz w:val="19"/>
         </w:rPr>
-        <w:t>USA; Befund zu Rassenungleichheit nicht direkt übertragbar, aber methodisches Vorgehen zur Untersuchung struktureller Determinanten relevant.</w:t>
+        <w:t>Kanada, ähnliches Modell im deutschsprachigen Raum adaptierbar</w:t>
       </w:r>
     </w:p>
     <w:p>
@@ -244,7 +244,7 @@
           <w:color w:val="5A7D3A"/>
           <w:sz w:val="18"/>
         </w:rPr>
-        <w:t>https://pubmed.ncbi.nlm.nih.gov/42766502/</w:t>
+        <w:t>https://pubmed.ncbi.nlm.nih.gov/42801724/</w:t>
       </w:r>
     </w:p>
     <w:p>
@@ -252,7 +252,7 @@
         <w:pStyle w:val="Heading2"/>
       </w:pPr>
       <w:r>
-        <w:t>Geschlechtsspezifische Unterschiede bei motorischem Lernen unter Hirnstimulation</w:t>
+        <w:t>Digitale kognitive Verhaltenstherapie für chinesische Männer mit HIV: Kulturelle Anpassung und Machbarkeit</w:t>
       </w:r>
     </w:p>
     <w:p>
@@ -262,12 +262,12 @@
           <w:color w:val="666666"/>
           <w:sz w:val="18"/>
         </w:rPr>
-        <w:t>Oldrati V et al.  ·  Neural Plast  ·  2026  ·  PMID 42730484</w:t>
+        <w:t>Wu W et al.  ·  J Med Internet Res  ·  14.09.2026  ·  PMID 42735073</w:t>
       </w:r>
     </w:p>
     <w:p>
       <w:r>
-        <w:t>Kontrollierte experimentelle Studie zu Effekten transkranieller alternierend Stromstimulation (tACS) und transkutaner Vagusnervstimulation (tVNS) auf motorisches Lernen bei 96 gesunden Erwachsenen (24 Frauen pro Gruppe).</w:t>
+        <w:t>Drei-Phasen-Nutzer-zentrierte Anpassung einer kognitiven Verhaltenstherapie (ESTEEM) in eine WeChat-Mini-Programm-App für chinesische Männer mit HIV-Erfahrung; Pilotphase mit 10 Patienten und 5 Berater.</w:t>
       </w:r>
     </w:p>
     <w:p>
@@ -278,7 +278,7 @@
         <w:t xml:space="preserve">Ergebnis: </w:t>
       </w:r>
       <w:r>
-        <w:t>tACS zeigte geschlechtsspezifisch unterschiedliche Effekte: Frauen verbesserten Präzision bei näheren Zielen, Männer bei fernen Zielen (erhebliche Überschneidung). tVNS hatte unterschiedliche Effekte auf Reaktionszeiten: Verlangsamung bei Männern, Beschleunigung bei Frauen. Beide Stimulationsarten zeigten Reaktionszeitverlangsamung (tACS) oder divergente Effekte (tVNS) nach Geschlecht.</w:t>
+        <w:t>In Phase 1 wurden 3 Themen identifiziert: katastrophisches Denken bei Gesundheitsangst, internalisiertes Stigma (Offenbarungsdilemma) und Scham-Schemata zu Unzulänglichkeit. Im Pilot loggten sich Teilnehmer durchschnittlich 14,1-mal (SD 6,7) ein und absolvierten 134,3 min (SD 103,1) Lernmodule; 90 % ( 9/10) erreichten alle Module. Angststörungen sanken von 8,9 (SD 2,3) auf 7,2 (SD 3,0). Alle Teilnehmer (100 %) zeigten Bereitschaft zur Fortsetzung und Empfehlung. Dies zeigt: Psychische Belastung entsteht nicht aus Biologie (HIV), sondern aus sozialer Stigmatisierung und Schamkognitionen — durch kulturgerechte Intervention reduzierbar.</w:t>
       </w:r>
     </w:p>
     <w:p>
@@ -293,7 +293,7 @@
         <w:rPr>
           <w:sz w:val="19"/>
         </w:rPr>
-        <w:t>Labor-Setting; zeigt biologische Modulation aber keine klinische Versorgungssituation.</w:t>
+        <w:t>China-Pilot, aber Konzept der Stigma-fokussierten Intervention für andere Hochrisikogruppen adaptierbar</w:t>
       </w:r>
     </w:p>
     <w:p>
@@ -302,7 +302,7 @@
           <w:color w:val="5A7D3A"/>
           <w:sz w:val="18"/>
         </w:rPr>
-        <w:t>https://pubmed.ncbi.nlm.nih.gov/42730484/</w:t>
+        <w:t>https://pubmed.ncbi.nlm.nih.gov/42735073/</w:t>
       </w:r>
     </w:p>
     <w:p>
@@ -310,7 +310,7 @@
         <w:pStyle w:val="Heading2"/>
       </w:pPr>
       <w:r>
-        <w:t>Messinstrumente für Minderheitsstress bei LGBQ-Personen: Systematische Bewertung</w:t>
+        <w:t>Physische Aktivitätsforschung übersieht arme Bevölkerungsgruppen systematisch</w:t>
       </w:r>
     </w:p>
     <w:p>
@@ -320,12 +320,12 @@
           <w:color w:val="666666"/>
           <w:sz w:val="18"/>
         </w:rPr>
-        <w:t>Misevic-Kallenbach M et al.  ·  Arch Sex Behav  ·  28.08.2026  ·  PMID 42665774</w:t>
+        <w:t>Stalsberg R  ·  Int J Public Health  ·  28.08.2026  ·  PMID 42729238</w:t>
       </w:r>
     </w:p>
     <w:p>
       <w:r>
-        <w:t>COSMIN-Systematischer Review der psychometrischen Eigenschaften von Instrumenten zur Messung von Minderheitsstress in LGBQ-Populationen; 105 Instrumente gescreent, 8 bewertet.</w:t>
+        <w:t>Literaturkritik zum Bias in der Bewegungsforschung: Die Fokussierung auf Freizeit-Bewegung ignoriert Alltagsaktivität und unterschätzt Aktivitätsmuster niedriger Sozialschichten systematisch.</w:t>
       </w:r>
     </w:p>
     <w:p>
@@ -336,7 +336,7 @@
         <w:t xml:space="preserve">Ergebnis: </w:t>
       </w:r>
       <w:r>
-        <w:t>Die Lesbian, Gay, and Bisexual Identity Scale (LGBIS) und ihre deutsche Adaptation (LGBIS-DE) zeigten die stärksten psychometrischen Eigenschaften. Jedoch zeigte der Review erhebliche Variabilität in der Konzeptualisierung von Minderheitsstress und unzureichend untersuchte Inhaltsvalidität bei vielen Instrumenten.</w:t>
+        <w:t>Methodische Verzerrungen (Stichprobenselektion, Messinstrumente) führen zur Unterrepräsentation von Personen mit niedrigem Sozioökonomischen Status. Dies reproduziert Chancenungleichheit: Interventionen, die auf Freizeitverhalten abzielen, verfehlen arbeitsreiche, körperlich fordernde Bevölkerungsgruppen. Der Bias ist nicht biologisch, sondern methodisch und perpetuiert Health Inequities durch fehlerhafte Datenbasis.</w:t>
       </w:r>
     </w:p>
     <w:p>
@@ -351,7 +351,7 @@
         <w:rPr>
           <w:sz w:val="19"/>
         </w:rPr>
-        <w:t>Deutschland - LGBIS-DE verfügbar; Messstandards gelten unabhängig vom System.</w:t>
+        <w:t>Skandinavien (Autor), aber epistemische Kritik auf deutsches Studiendesign anwendbar</w:t>
       </w:r>
     </w:p>
     <w:p>
@@ -360,7 +360,7 @@
           <w:color w:val="5A7D3A"/>
           <w:sz w:val="18"/>
         </w:rPr>
-        <w:t>https://pubmed.ncbi.nlm.nih.gov/42665774/</w:t>
+        <w:t>https://pubmed.ncbi.nlm.nih.gov/42729238/</w:t>
       </w:r>
     </w:p>
     <w:p>
@@ -368,7 +368,7 @@
         <w:pStyle w:val="Heading2"/>
       </w:pPr>
       <w:r>
-        <w:t>Grüne Stadtinfrastruktur reduziert keine bestehenden Gesundheitsungleichgewichte</w:t>
+        <w:t>Geschlechtsspezifische Immunität: Sechs ungelöste Fragen für klinische Anwendung</w:t>
       </w:r>
     </w:p>
     <w:p>
@@ -378,12 +378,12 @@
           <w:color w:val="666666"/>
           <w:sz w:val="18"/>
         </w:rPr>
-        <w:t>Nguyen D et al.  ·  Soc Sci Med  ·  11.08.2026  ·  PMID 42600356</w:t>
+        <w:t>Flanagan KL et al.  ·  Front Immunol  ·  26.08.2026  ·  PMID 42718495</w:t>
       </w:r>
     </w:p>
     <w:p>
       <w:r>
-        <w:t>Kohortenstudie mit Querschnittserhebungen 2010/11, 2017/18 und 2023/24 (je ca. 1000 Erwachsene) zur Messung von Einkommensungleichgewichten bei körperlicher Aktivität, psychischem Wohlbefinden und Lebensqualität vor, während und nach Abschluss einer großen urbanen Grünflächenintervention (Connswater Community Greenway, Belfast).</w:t>
+        <w:t>Expertenpapier zu mechanistischen Forschungslücken in der Geschlechtsimmunologie, die geklärt werden müssen, bevor biologische Geschlechtsunterschiede klinisch handlungsleitend werden können.</w:t>
       </w:r>
     </w:p>
     <w:p>
@@ -394,7 +394,7 @@
         <w:t xml:space="preserve">Ergebnis: </w:t>
       </w:r>
       <w:r>
-        <w:t>Über 15 Jahre breite Zunahme von Einkommensungleichgewichten in allen drei Ergebnisvariablen: Höhere Aktivität, besseres Wohlbefinden und höhere Lebensqualität in Hocheinkommensgruppen (Konzentrationsindizes: PA 0,33; MWB 0,03; QLi 0,09). Die Ungleichgewichte verbreiterten sich während der Bauphase 2010–2017 und blieben nach Abschluss stabil. Langzeiterkrankung und Arbeitslosigkeit erklärten 51–76 % der Ungleichgewichte.</w:t>
+        <w:t>Sechs identifizierte Grand Challenges: (1) rigide Erfassung geschlechtsspezifischer Immunzellfunktionen über die Lebensspanne; (2) funktionale Rollen X- und Y-gebundener Immungene und X-Inaktivierungs-Escape klären; (3) Rolle von Sexualsteroiden und epigenetischer Regulation abbilden; (4) Auswirkung der bidirektionalen Sex-Mikrobiota-Immunitäts-Achse klären; (5) Geschlecht in experimentellen Modellen als Variable statt Confounder etablieren; (6) mechanistische Einsichten in geschlechtsspezifische Prävention und Behandlung übersetzen. Das Paper zeigt: Ohne diese grundlagenseitigen Klärungen können biologische Unterschiede nicht klinisch sicher genutzt werden — momentan ist die Kausalität ungeklärt.</w:t>
       </w:r>
     </w:p>
     <w:p>
@@ -409,7 +409,7 @@
         <w:rPr>
           <w:sz w:val="19"/>
         </w:rPr>
-        <w:t>UK; zeigt Grenzen von Infrastrukturintervention ohne Equity-Fokus, methodisch auf Deutschland übertragbar.</w:t>
+        <w:t>Internationale Expertise, unabhängig von Gesundheitssystem gültig</w:t>
       </w:r>
     </w:p>
     <w:p>
@@ -418,7 +418,7 @@
           <w:color w:val="5A7D3A"/>
           <w:sz w:val="18"/>
         </w:rPr>
-        <w:t>https://pubmed.ncbi.nlm.nih.gov/42600356/</w:t>
+        <w:t>https://pubmed.ncbi.nlm.nih.gov/42718495/</w:t>
       </w:r>
     </w:p>
     <w:sectPr>

--- a/download/studien-aktuell.docx
+++ b/download/studien-aktuell.docx
@@ -62,7 +62,7 @@
           <w:color w:val="666666"/>
           <w:sz w:val="18"/>
         </w:rPr>
-        <w:t>Stand: 28.09.2026  |  6 Studien  |  gender.m-vf.de</w:t>
+        <w:t>Stand: 29.09.2026  |  7 Studien  |  gender.m-vf.de</w:t>
       </w:r>
     </w:p>
     <w:p>
@@ -70,7 +70,7 @@
         <w:pStyle w:val="Heading1"/>
       </w:pPr>
       <w:r>
-        <w:t>Aufgenommen am 28.09.2026</w:t>
+        <w:t>Aufgenommen am 29.09.2026</w:t>
       </w:r>
     </w:p>
     <w:p>
@@ -78,7 +78,7 @@
         <w:pStyle w:val="Heading2"/>
       </w:pPr>
       <w:r>
-        <w:t>Übergewichtsdisparitäten bei Kindern: Ethnische Segregation und Schulumgebung bestimmen Unterschiede</w:t>
+        <w:t>Geschlechtsspezifische Phänotypen beim Hyperparathyreoidismus: Frauen mit skelettalen, Männer mit kardiovaskulären Risiken</w:t>
       </w:r>
     </w:p>
     <w:p>
@@ -88,12 +88,12 @@
           <w:color w:val="666666"/>
           <w:sz w:val="18"/>
         </w:rPr>
-        <w:t>Miller S et al.  ·  Pediatr Obes  ·  Okt. 2026  ·  PMID 42802009</w:t>
+        <w:t>Maddalena RR et al.  ·  Endocrine  ·  28.09.2026  ·  PMID 42804060</w:t>
       </w:r>
     </w:p>
     <w:p>
       <w:r>
-        <w:t>Beobachtungsstudie mit Messungen des Übergewichts bei kalifornischen Schulkindern 2018/19, Analyse nach ethnischer Schulzusammensetzung und Nachbarschaftseinkommen.</w:t>
+        <w:t>Retrospektive Analyse von 315 Patienten mit primärem Hyperparathyreoidismus zur Untersuchung geschlechtsspezifischer Unterschiede in klinischer Präsentation und Komplikationen.</w:t>
       </w:r>
     </w:p>
     <w:p>
@@ -104,7 +104,7 @@
         <w:t xml:space="preserve">Ergebnis: </w:t>
       </w:r>
       <w:r>
-        <w:t>In integrierten einkommensschwachen Schulen betrug die Disparität zwischen Schwarzen und Weißen Kindern 3 %, zwischen Latinos und Weißen 10 %. In integrierten wohlhabenden Schulen waren es 8 % bzw. 13 %. In segregierten einkommensschwachen Schulen: 11 % bzw. 14 %; in segregierten wohlhabenden Schulen: 22 % bzw. 26 %. Die größte Disparität (23 % bzw. 28 %) lag zwischen Minderheitskindern in segregierten armen und Weißen Kindern in segregierten wohlhabenden Schulen. Dies zeigt: Unterschiede sind nicht biologisch, sondern durch Zugang zu Ressourcen und strukturelle Segregation bestimmt.</w:t>
+        <w:t>Frauen zeigten signifikant höhere Prävalenz von Osteopenie/Osteoporose (71,7 % vs. 53,1 %, p = 0,004), vertebralen Frakturen (44 % vs. 12 %, p &lt; 0,001) und Knochenschmerzen (60,7 % vs. 10,3 %, p &lt; 0,001). Männer hatten höhere Nephrolithiasisraten (p = 0,013) und kardiovaskuläre Komorbiditäten (p = 0,046). Hormonabhängig unterschiedliche Krankheitsmanifestationen erfordern geschlechtsspezifische Behandlungsansätze.</w:t>
       </w:r>
     </w:p>
     <w:p>
@@ -119,7 +119,7 @@
         <w:rPr>
           <w:sz w:val="19"/>
         </w:rPr>
-        <w:t>USA-Daten, aber soziologische Mechanik (Segregation und Armut als Determinanten) übertragbar auf Deutschland</w:t>
+        <w:t>Italien, einzelnes Zentrum – Generalisierbarkeit für Deutschland begrenzt, aber biologisches Geschlecht als Einflussfaktor klar belegt.</w:t>
       </w:r>
     </w:p>
     <w:p>
@@ -128,7 +128,7 @@
           <w:color w:val="5A7D3A"/>
           <w:sz w:val="18"/>
         </w:rPr>
-        <w:t>https://pubmed.ncbi.nlm.nih.gov/42802009/</w:t>
+        <w:t>https://pubmed.ncbi.nlm.nih.gov/42804060/</w:t>
       </w:r>
     </w:p>
     <w:p>
@@ -136,7 +136,7 @@
         <w:pStyle w:val="Heading2"/>
       </w:pPr>
       <w:r>
-        <w:t>Geschlechtsangleichende Penisprothetik: Lernkurve und Revisionsergebnisse über 5 Jahre</w:t>
+        <w:t>Menstruationsgesundheit South Asians vs. Weiße Britin: Kulturelle Stigma und Versorgungsungleichheit</w:t>
       </w:r>
     </w:p>
     <w:p>
@@ -146,12 +146,12 @@
           <w:color w:val="666666"/>
           <w:sz w:val="18"/>
         </w:rPr>
-        <w:t>Gobbo A et al.  ·  J Sex Med  ·  14.09.2026  ·  PMID 42801789</w:t>
+        <w:t>Birtel MD et al.  ·  Womens Health (Lond)  ·  28.09.2026  ·  PMID 42803365</w:t>
       </w:r>
     </w:p>
     <w:p>
       <w:r>
-        <w:t>Retrospektive Analyse von 473 Patienten mit geschlechtsangleichender Penisprothesenimplantation zur Erfassung der institutionellen Lernkurve und ihrer Auswirkung auf die Ergebnisqualität.</w:t>
+        <w:t>Querschnitterhebung mit 306 menstruierenden Frauen (153 South Asian, 153 Weiß-Britisch) im UK zu kulturellen Unterschieden in Menstruationserfahrungen, Literacy, Stigma und Diskriminierung im Gesundheitswesen.</w:t>
       </w:r>
     </w:p>
     <w:p>
@@ -162,7 +162,7 @@
         <w:t xml:space="preserve">Ergebnis: </w:t>
       </w:r>
       <w:r>
-        <w:t>Die Wahrscheinlichkeit einer Operation aus beliebigem Grund sank von 65,6 % beim ersten Fall auf 32,9 % beim Fall 473; maximale Effizienz wurde bei Fall 311 erreicht. Revisionen wegen Unzufriedenheit traten bei 21,9 % der Patienten auf und sanken von 33,2 % auf 12,8 %, mit maximaler Effizienz bei Fall 261. Kumulative institutionelle Erfahrung war unabhängiger Prädiktor für bessere Ergebnisse (OR = 0,997, p = 0,020). Dies zeigt: Die Versorgungsqualität verbessert sich mit Routine — die biologische Komplexität (Aufbau eines funktionsfähigen Gewebes) wird durch strukturelle Faktoren (Chirurgenerfahrung) bestimmt.</w:t>
+        <w:t>South Asian Frauen berichteten niedrigere Menstruations-Literacy, größere Geheimhaltung und Vermeidungsverhalten beim Diskutieren von Menstruation, aber auch positivere Emotionen gegenüber Menstruation. Sie erlebten mehr ethnische Mikroaggressionen im Gesundheitswesen. Geheimhaltung und Mikroaggressionen vermittelten den Effekt von Kulturgruppe auf Selbststigma beim Hilfesuchverhalten. Zeigt Zugang und Arzt-Patient-Interaktion als Barrieren, nicht biologische Geschlechtsunterschiede.</w:t>
       </w:r>
     </w:p>
     <w:p>
@@ -177,7 +177,7 @@
         <w:rPr>
           <w:sz w:val="19"/>
         </w:rPr>
-        <w:t>UK-Daten, ähnliche Ressourcenlage wie deutsches Spezialistensystem</w:t>
+        <w:t>Großbritannien, qualitative Befunde zu Zugang und Arztkommunikation; Thema hochrelevant für Migrantinnengruppen in Deutschland.</w:t>
       </w:r>
     </w:p>
     <w:p>
@@ -186,7 +186,7 @@
           <w:color w:val="5A7D3A"/>
           <w:sz w:val="18"/>
         </w:rPr>
-        <w:t>https://pubmed.ncbi.nlm.nih.gov/42801789/</w:t>
+        <w:t>https://pubmed.ncbi.nlm.nih.gov/42803365/</w:t>
       </w:r>
     </w:p>
     <w:p>
@@ -194,7 +194,7 @@
         <w:pStyle w:val="Heading2"/>
       </w:pPr>
       <w:r>
-        <w:t>Liaison-Pflegekraft für 2S/LGBTQIA+-Patienten: Strukturelle Intervention für Chancengleichheit</w:t>
+        <w:t>Vereinbarkeit Familie-Beruf und psychische Gesundheit: Mütter und Väter unterschiedlich belastet</w:t>
       </w:r>
     </w:p>
     <w:p>
@@ -204,12 +204,12 @@
           <w:color w:val="666666"/>
           <w:sz w:val="18"/>
         </w:rPr>
-        <w:t>Handlovsky I et al.  ·  Nurs Inq  ·  Okt. 2026  ·  PMID 42801724</w:t>
+        <w:t>Taouk Y et al.  ·  Epidemiol Psychiatr Sci  ·  28.09.2026  ·  PMID 42802615</w:t>
       </w:r>
     </w:p>
     <w:p>
       <w:r>
-        <w:t>Qualitative Ethnographie der klinischen Praxis einer Liaison-Pflegekraft für sexuelle und Geschlechterminderheiten in zwei kanadischen Akutkrankenhäusern über 7 Monate.</w:t>
+        <w:t>Längsschnittanalyse mit fixed-effects-Regression von 7.265 berufstätigen Eltern aus HILDA-Kohorte (Australien, 2001–2021) zu Assoziation zwischen Work-Family-Conflict (WFC) und mentaler Gesundheit.</w:t>
       </w:r>
     </w:p>
     <w:p>
@@ -220,7 +220,7 @@
         <w:t xml:space="preserve">Ergebnis: </w:t>
       </w:r>
       <w:r>
-        <w:t>Drei zentrale Dimensionen wurden identifiziert: Präsenz (Vertrauensbildung), Fachkompetenz (physiologische und psychosoziale Besonderheiten von 2S/LGBTQIA+-Patienten) und Systemadvokacy (Navigation institutioneller Hemmnisse). Diese Dimensionen ermöglichten bessere Informationen für klinische Entscheidungen und reduzierten strukturelle Barrieren — nachweislich nicht primär biologisch, sondern durch Unterversorgung und Stigma bedingt. Die Liaison-Rolle funktioniert als klinische und Systemintervention, die Chancengleichheit fördert.</w:t>
+        <w:t>Zunahme des WFC war negativ assoziiert mit psychischer Gesundheit bei Frauen (β = −1,25 [95 % KI: −1,45, −1,05]) und Männern (β = −1,21 [95 % KI: −1,40, −1,02]). Zunahme von FWC (Family-to-Work) war stärker schädlich für Männer (β = −1,51 [95 % KI: −1,75, −1,28]) als Frauen (β = −1,09 [95 % KI: −1,33, −0,85]). Kleine, aber konsistent signifikante Geschlechtsunterschiede deuten auf unterschiedliche psychische Belastungsmuster hin.</w:t>
       </w:r>
     </w:p>
     <w:p>
@@ -235,7 +235,7 @@
         <w:rPr>
           <w:sz w:val="19"/>
         </w:rPr>
-        <w:t>Kanada, ähnliches Modell im deutschsprachigen Raum adaptierbar</w:t>
+        <w:t>Australien, vergleichbare Arbeitsmärkte; großes, 21-jähriges Längsschnittpanel mit Gatekeeping wie Deutschland.</w:t>
       </w:r>
     </w:p>
     <w:p>
@@ -244,7 +244,7 @@
           <w:color w:val="5A7D3A"/>
           <w:sz w:val="18"/>
         </w:rPr>
-        <w:t>https://pubmed.ncbi.nlm.nih.gov/42801724/</w:t>
+        <w:t>https://pubmed.ncbi.nlm.nih.gov/42802615/</w:t>
       </w:r>
     </w:p>
     <w:p>
@@ -252,7 +252,7 @@
         <w:pStyle w:val="Heading2"/>
       </w:pPr>
       <w:r>
-        <w:t>Digitale kognitive Verhaltenstherapie für chinesische Männer mit HIV: Kulturelle Anpassung und Machbarkeit</w:t>
+        <w:t>Überaktive Blase: Ältere Frauen erhalten länger Anticholinergika statt β3-Agonisten</w:t>
       </w:r>
     </w:p>
     <w:p>
@@ -262,12 +262,12 @@
           <w:color w:val="666666"/>
           <w:sz w:val="18"/>
         </w:rPr>
-        <w:t>Wu W et al.  ·  J Med Internet Res  ·  14.09.2026  ·  PMID 42735073</w:t>
+        <w:t>Koike T et al.  ·  Low Urin Tract Symptoms  ·  Nov. 2026  ·  PMID 42802498</w:t>
       </w:r>
     </w:p>
     <w:p>
       <w:r>
-        <w:t>Drei-Phasen-Nutzer-zentrierte Anpassung einer kognitiven Verhaltenstherapie (ESTEEM) in eine WeChat-Mini-Programm-App für chinesische Männer mit HIV-Erfahrung; Pilotphase mit 10 Patienten und 5 Berater.</w:t>
+        <w:t>Nationale japanische Analyse von Verschreibungsmustern für überaktive Blase (OAB) 2017–2024, stratifiziert nach Alter und Geschlecht, mit Fokus auf Anticholinergika-Burden.</w:t>
       </w:r>
     </w:p>
     <w:p>
@@ -278,7 +278,7 @@
         <w:t xml:space="preserve">Ergebnis: </w:t>
       </w:r>
       <w:r>
-        <w:t>In Phase 1 wurden 3 Themen identifiziert: katastrophisches Denken bei Gesundheitsangst, internalisiertes Stigma (Offenbarungsdilemma) und Scham-Schemata zu Unzulänglichkeit. Im Pilot loggten sich Teilnehmer durchschnittlich 14,1-mal (SD 6,7) ein und absolvierten 134,3 min (SD 103,1) Lernmodule; 90 % ( 9/10) erreichten alle Module. Angststörungen sanken von 8,9 (SD 2,3) auf 7,2 (SD 3,0). Alle Teilnehmer (100 %) zeigten Bereitschaft zur Fortsetzung und Empfehlung. Dies zeigt: Psychische Belastung entsteht nicht aus Biologie (HIV), sondern aus sozialer Stigmatisierung und Schamkognitionen — durch kulturgerechte Intervention reduzierbar.</w:t>
+        <w:t>β3-Agonisten-Anteil stieg von 36,2 % auf 64,9 %; in FY2024 war ihr Anteil bei Männern in allen Altersgruppen höher. Anticholinerge Burden (ACB-weighted) war bei Frauen höher, Verhältnis Frau:Mann stieg mit Alter (1,1 bei 65–74 Jahren, 2,8 bei ≥85 Jahren). Bei Frauen ≥85 Jahren sank die Verschreibungsmenge nur um 11,3 % statt ~20 %. Ältere Frauen bleiben kognitiv riskanteren Wirkstoffen länger exponiert.</w:t>
       </w:r>
     </w:p>
     <w:p>
@@ -293,7 +293,7 @@
         <w:rPr>
           <w:sz w:val="19"/>
         </w:rPr>
-        <w:t>China-Pilot, aber Konzept der Stigma-fokussierten Intervention für andere Hochrisikogruppen adaptierbar</w:t>
+        <w:t>Japan – Registerqualität vergleichbar mit europäischer; Geschlechtsunterschied in Praxis-Adhärenz zu Leitlinien dokumentiert.</w:t>
       </w:r>
     </w:p>
     <w:p>
@@ -302,7 +302,7 @@
           <w:color w:val="5A7D3A"/>
           <w:sz w:val="18"/>
         </w:rPr>
-        <w:t>https://pubmed.ncbi.nlm.nih.gov/42735073/</w:t>
+        <w:t>https://pubmed.ncbi.nlm.nih.gov/42802498/</w:t>
       </w:r>
     </w:p>
     <w:p>
@@ -310,7 +310,7 @@
         <w:pStyle w:val="Heading2"/>
       </w:pPr>
       <w:r>
-        <w:t>Physische Aktivitätsforschung übersieht arme Bevölkerungsgruppen systematisch</w:t>
+        <w:t>Geschlechtsangleichende Versorgung in Hongkong: AMAB mit höheren psychischen Komorbiditäten, längere Wartezeiten für alle</w:t>
       </w:r>
     </w:p>
     <w:p>
@@ -320,12 +320,12 @@
           <w:color w:val="666666"/>
           <w:sz w:val="18"/>
         </w:rPr>
-        <w:t>Stalsberg R  ·  Int J Public Health  ·  28.08.2026  ·  PMID 42729238</w:t>
+        <w:t>Chan TF et al.  ·  East Asian Arch Psychiatry  ·  Sept. 2026  ·  PMID 42802391</w:t>
       </w:r>
     </w:p>
     <w:p>
       <w:r>
-        <w:t>Literaturkritik zum Bias in der Bewegungsforschung: Die Fokussierung auf Freizeit-Bewegung ignoriert Alltagsaktivität und unterschätzt Aktivitätsmuster niedriger Sozialschichten systematisch.</w:t>
+        <w:t>Retrospektive Analyse von 609 Patienten (349 AMAB, 260 AFAB) eines Geschlechtsidentitätsambulanzen über 6 Jahre zu Versorgungszugang, psychiatrischen Komorbiditäten und Suizidalität.</w:t>
       </w:r>
     </w:p>
     <w:p>
@@ -336,7 +336,7 @@
         <w:t xml:space="preserve">Ergebnis: </w:t>
       </w:r>
       <w:r>
-        <w:t>Methodische Verzerrungen (Stichprobenselektion, Messinstrumente) führen zur Unterrepräsentation von Personen mit niedrigem Sozioökonomischen Status. Dies reproduziert Chancenungleichheit: Interventionen, die auf Freizeitverhalten abzielen, verfehlen arbeitsreiche, körperlich fordernde Bevölkerungsgruppen. Der Bias ist nicht biologisch, sondern methodisch und perpetuiert Health Inequities durch fehlerhafte Datenbasis.</w:t>
+        <w:t>AMAB waren bei Vorstellung älter und hatten höhere psychiatrische Komorbiditäten (31,5 % vs. 24,2 %), insbesondere Autismus und frühere Suizidversuche. AFAB forderten mehr Chirurgien an (73,4 % vs. 56,2 %). Wartezeiten für endokrinologische Bewertung stiegen von ~105 Tagen (2017) auf &gt;400 Tage (2022). Zwei AMAB und ein AFAB starben durch Suizid während des Wartens. Unmet demand und prolongierte Wartezeiten gefährden vulnerable Populationen.</w:t>
       </w:r>
     </w:p>
     <w:p>
@@ -351,7 +351,7 @@
         <w:rPr>
           <w:sz w:val="19"/>
         </w:rPr>
-        <w:t>Skandinavien (Autor), aber epistemische Kritik auf deutsches Studiendesign anwendbar</w:t>
+        <w:t>Hongkong, öffentliches System; zeigt Zugangsbarriere als Ursache schlechterer Outcomes, nicht Biologie.</w:t>
       </w:r>
     </w:p>
     <w:p>
@@ -360,7 +360,7 @@
           <w:color w:val="5A7D3A"/>
           <w:sz w:val="18"/>
         </w:rPr>
-        <w:t>https://pubmed.ncbi.nlm.nih.gov/42729238/</w:t>
+        <w:t>https://pubmed.ncbi.nlm.nih.gov/42802391/</w:t>
       </w:r>
     </w:p>
     <w:p>
@@ -368,7 +368,7 @@
         <w:pStyle w:val="Heading2"/>
       </w:pPr>
       <w:r>
-        <w:t>Geschlechtsspezifische Immunität: Sechs ungelöste Fragen für klinische Anwendung</w:t>
+        <w:t>Schwangerschaftskohorte Shenzhen: Prä-BMI bei Knaben mit Entwicklungsverzögerungen stärker assoziiert</w:t>
       </w:r>
     </w:p>
     <w:p>
@@ -378,12 +378,12 @@
           <w:color w:val="666666"/>
           <w:sz w:val="18"/>
         </w:rPr>
-        <w:t>Flanagan KL et al.  ·  Front Immunol  ·  26.08.2026  ·  PMID 42718495</w:t>
+        <w:t>Li X et al.  ·  BMJ Open  ·  23.09.2026  ·  PMID 42778246</w:t>
       </w:r>
     </w:p>
     <w:p>
       <w:r>
-        <w:t>Expertenpapier zu mechanistischen Forschungslücken in der Geschlechtsimmunologie, die geklärt werden müssen, bevor biologische Geschlechtsunterschiede klinisch handlungsleitend werden können.</w:t>
+        <w:t>Prospektive Geburtskohorte mit 4.208 schwangeren Frauen seit März 2018, Nachverfolgung bis 7 Jahre, zu Effekten genetischer, umwelt- und lebensstilfaktoren auf mütterliche und kindliche Gesundheit.</w:t>
       </w:r>
     </w:p>
     <w:p>
@@ -394,7 +394,7 @@
         <w:t xml:space="preserve">Ergebnis: </w:t>
       </w:r>
       <w:r>
-        <w:t>Sechs identifizierte Grand Challenges: (1) rigide Erfassung geschlechtsspezifischer Immunzellfunktionen über die Lebensspanne; (2) funktionale Rollen X- und Y-gebundener Immungene und X-Inaktivierungs-Escape klären; (3) Rolle von Sexualsteroiden und epigenetischer Regulation abbilden; (4) Auswirkung der bidirektionalen Sex-Mikrobiota-Immunitäts-Achse klären; (5) Geschlecht in experimentellen Modellen als Variable statt Confounder etablieren; (6) mechanistische Einsichten in geschlechtsspezifische Prävention und Behandlung übersetzen. Das Paper zeigt: Ohne diese grundlagenseitigen Klärungen können biologische Unterschiede nicht klinisch sicher genutzt werden — momentan ist die Kausalität ungeklärt.</w:t>
+        <w:t>Höherer Prä-Schwangerschafts-BMI assoziiert mit Entwicklungsverzögerungen bei Nachkommen, besonders bei Jungen. Schlechte Schlafqualität in Frühschwangerschaft assoziiert mit Small-for-Gestational-Age. Pränatale Grünflächenexposition assoziiert mit besserer motorischer Entwicklung, PM₂,₅-Exposition postnatal mit verzögerter motorischer und Problemlösungs-Entwicklung. Sex als biologische Variable moderiert Umwelteffekte.</w:t>
       </w:r>
     </w:p>
     <w:p>
@@ -409,7 +409,7 @@
         <w:rPr>
           <w:sz w:val="19"/>
         </w:rPr>
-        <w:t>Internationale Expertise, unabhängig von Gesundheitssystem gültig</w:t>
+        <w:t>China; Geburtskohorte mit Geschlechtsstratifizierung – Methodenmodell für deutsche Kohortenforschung, aber nicht deutsches System.</w:t>
       </w:r>
     </w:p>
     <w:p>
@@ -418,7 +418,65 @@
           <w:color w:val="5A7D3A"/>
           <w:sz w:val="18"/>
         </w:rPr>
-        <w:t>https://pubmed.ncbi.nlm.nih.gov/42718495/</w:t>
+        <w:t>https://pubmed.ncbi.nlm.nih.gov/42778246/</w:t>
+      </w:r>
+    </w:p>
+    <w:p>
+      <w:pPr>
+        <w:pStyle w:val="Heading2"/>
+      </w:pPr>
+      <w:r>
+        <w:t>Fertilitätserhalt für transgender Personen: TransFertility-Modell steigert Zugang und Completion</w:t>
+      </w:r>
+    </w:p>
+    <w:p>
+      <w:r>
+        <w:rPr>
+          <w:i/>
+          <w:color w:val="666666"/>
+          <w:sz w:val="18"/>
+        </w:rPr>
+        <w:t>Tsonis O et al.  ·  Reprod Biomed Online  ·  25.06.2026  ·  PMID 42561480</w:t>
+      </w:r>
+    </w:p>
+    <w:p>
+      <w:r>
+        <w:t>Fallbericht und Evidence-Synthese zur Implementierung eines dysphorie-informierten, trans-inklusiven Fertilitätsschutz-Pfads am Guy's and St Thomas' NHS Trust, London, mit Outcomes über 39 Monate.</w:t>
+      </w:r>
+    </w:p>
+    <w:p>
+      <w:r>
+        <w:rPr>
+          <w:b/>
+        </w:rPr>
+        <w:t xml:space="preserve">Ergebnis: </w:t>
+      </w:r>
+      <w:r>
+        <w:t>Das TransFertility-Modell erzielte 19-fache Steigerung der Überweisungen, 100 % Konsultations-Attendance, &gt;90 % Treatment-Initiation und 96,7 % Completion ohne schwere Nebenwirkungen. Dysphorie-informierte Umgestaltung von Administration, Klinik und psychosozialen Komponenten verbesserte Zugang, Engagement und Adherence. Zeigt, dass Strukturdesign – nicht nur Leitlinien – Zugangsbarrieren für transgender Personen abbaut.</w:t>
+      </w:r>
+    </w:p>
+    <w:p>
+      <w:r>
+        <w:rPr>
+          <w:b/>
+          <w:sz w:val="19"/>
+        </w:rPr>
+        <w:t xml:space="preserve">Übertragbarkeit: </w:t>
+      </w:r>
+      <w:r>
+        <w:rPr>
+          <w:sz w:val="19"/>
+        </w:rPr>
+        <w:t>Großbritannien, NHS; deutsches System ähnlicher Zugangsschutz, aber keine vergleichbaren Spezialistenservices etabliert.</w:t>
+      </w:r>
+    </w:p>
+    <w:p>
+      <w:r>
+        <w:rPr>
+          <w:color w:val="5A7D3A"/>
+          <w:sz w:val="18"/>
+        </w:rPr>
+        <w:t>https://pubmed.ncbi.nlm.nih.gov/42561480/</w:t>
       </w:r>
     </w:p>
     <w:sectPr>

--- a/download/studien-aktuell.docx
+++ b/download/studien-aktuell.docx
@@ -62,7 +62,7 @@
           <w:color w:val="666666"/>
           <w:sz w:val="18"/>
         </w:rPr>
-        <w:t>Stand: 29.09.2026  |  7 Studien  |  gender.m-vf.de</w:t>
+        <w:t>Stand: 30.09.2026  |  7 Studien  |  gender.m-vf.de</w:t>
       </w:r>
     </w:p>
     <w:p>
@@ -70,7 +70,7 @@
         <w:pStyle w:val="Heading1"/>
       </w:pPr>
       <w:r>
-        <w:t>Aufgenommen am 29.09.2026</w:t>
+        <w:t>Aufgenommen am 30.09.2026</w:t>
       </w:r>
     </w:p>
     <w:p>
@@ -78,7 +78,7 @@
         <w:pStyle w:val="Heading2"/>
       </w:pPr>
       <w:r>
-        <w:t>Geschlechtsspezifische Phänotypen beim Hyperparathyreoidismus: Frauen mit skelettalen, Männer mit kardiovaskulären Risiken</w:t>
+        <w:t>Ernährungs- und cardiometabolisches Profil von Transgender-Personen unter Hormontherapie</w:t>
       </w:r>
     </w:p>
     <w:p>
@@ -88,12 +88,12 @@
           <w:color w:val="666666"/>
           <w:sz w:val="18"/>
         </w:rPr>
-        <w:t>Maddalena RR et al.  ·  Endocrine  ·  28.09.2026  ·  PMID 42804060</w:t>
+        <w:t>Torres Bravo RH et al.  ·  Rev Med Chil  ·  Juli 2026  ·  PMID 42809785</w:t>
       </w:r>
     </w:p>
     <w:p>
       <w:r>
-        <w:t>Retrospektive Analyse von 315 Patienten mit primärem Hyperparathyreoidismus zur Untersuchung geschlechtsspezifischer Unterschiede in klinischer Präsentation und Komplikationen.</w:t>
+        <w:t>Beschreibende Querschnittstudie zu ernährungsbezogenen, cardiometabolischen und psychosozialen Profilen von 41 Erwachsenen unter geschlechtsangleichender Hormontherapie in Chile (August 2024–Januar 2025).</w:t>
       </w:r>
     </w:p>
     <w:p>
@@ -104,7 +104,7 @@
         <w:t xml:space="preserve">Ergebnis: </w:t>
       </w:r>
       <w:r>
-        <w:t>Frauen zeigten signifikant höhere Prävalenz von Osteopenie/Osteoporose (71,7 % vs. 53,1 %, p = 0,004), vertebralen Frakturen (44 % vs. 12 %, p &lt; 0,001) und Knochenschmerzen (60,7 % vs. 10,3 %, p &lt; 0,001). Männer hatten höhere Nephrolithiasisraten (p = 0,013) und kardiovaskuläre Komorbiditäten (p = 0,046). Hormonabhängig unterschiedliche Krankheitsmanifestationen erfordern geschlechtsspezifische Behandlungsansätze.</w:t>
+        <w:t>71% Überernährung, 61% abdominale Adipositas; transmaskuline Personen zeigten größere Adiposität und Muskelmasse, transfeminine eher Normalgewicht mit höherem Fettanteil (östrogener Effekt). 19,5% metabolisches Syndrom, 24,4% moderates/hohes kardiovaskuläres Risiko (konzentriert bei Transmaskulinen). Rauchen 51%, 19% suizidale Gedanken. Hohe Frequenz von Überernährung und psychosozialen Bedarf.</w:t>
       </w:r>
     </w:p>
     <w:p>
@@ -119,7 +119,7 @@
         <w:rPr>
           <w:sz w:val="19"/>
         </w:rPr>
-        <w:t>Italien, einzelnes Zentrum – Generalisierbarkeit für Deutschland begrenzt, aber biologisches Geschlecht als Einflussfaktor klar belegt.</w:t>
+        <w:t>Chile - vergleichbar zu Deutschland bei Mangel geschlechtsspezifischer Daten zu Hormontherapie-Effekten</w:t>
       </w:r>
     </w:p>
     <w:p>
@@ -128,7 +128,7 @@
           <w:color w:val="5A7D3A"/>
           <w:sz w:val="18"/>
         </w:rPr>
-        <w:t>https://pubmed.ncbi.nlm.nih.gov/42804060/</w:t>
+        <w:t>https://pubmed.ncbi.nlm.nih.gov/42809785/</w:t>
       </w:r>
     </w:p>
     <w:p>
@@ -136,7 +136,7 @@
         <w:pStyle w:val="Heading2"/>
       </w:pPr>
       <w:r>
-        <w:t>Menstruationsgesundheit South Asians vs. Weiße Britin: Kulturelle Stigma und Versorgungsungleichheit</w:t>
+        <w:t>Staatliche Gleichheitspolitik als Schutzfaktor gegen Suizidalität bei ethnorassisch marginalisierter LGBTQ+-Jugend</w:t>
       </w:r>
     </w:p>
     <w:p>
@@ -146,12 +146,12 @@
           <w:color w:val="666666"/>
           <w:sz w:val="18"/>
         </w:rPr>
-        <w:t>Birtel MD et al.  ·  Womens Health (Lond)  ·  28.09.2026  ·  PMID 42803365</w:t>
+        <w:t>Taliaferro LA et al.  ·  J Res Adolesc  ·  Dez. 2026  ·  PMID 42808776</w:t>
       </w:r>
     </w:p>
     <w:p>
       <w:r>
-        <w:t>Querschnitterhebung mit 306 menstruierenden Frauen (153 South Asian, 153 Weiß-Britisch) im UK zu kulturellen Unterschieden in Menstruationserfahrungen, Literacy, Stigma und Diskriminierung im Gesundheitswesen.</w:t>
+        <w:t>Längsschnitt-Pfadanalyse mit 486 ethnorassisch marginalisierten lesbischen, bisexuellen Frauen und nichtbinären Personen (National Queer Women's Mental Health Cohort, durchschnittlich 22 Jahre) zu moderierenden Effekten staatlicher Rassen- und LGBTQ+-Gleichheitspolitik auf Suizidalität über drei Wellen.</w:t>
       </w:r>
     </w:p>
     <w:p>
@@ -162,7 +162,7 @@
         <w:t xml:space="preserve">Ergebnis: </w:t>
       </w:r>
       <w:r>
-        <w:t>South Asian Frauen berichteten niedrigere Menstruations-Literacy, größere Geheimhaltung und Vermeidungsverhalten beim Diskutieren von Menstruation, aber auch positivere Emotionen gegenüber Menstruation. Sie erlebten mehr ethnische Mikroaggressionen im Gesundheitswesen. Geheimhaltung und Mikroaggressionen vermittelten den Effekt von Kulturgruppe auf Selbststigma beim Hilfesuchverhalten. Zeigt Zugang und Arzt-Patient-Interaktion als Barrieren, nicht biologische Geschlechtsunterschiede.</w:t>
+        <w:t>Intersektionale Minoritätsstressoren in Welle 1 führten über Entrapment in Welle 2 zu Suizidideen in Welle 3 (indirekte Assoziation signifikant). Kombinierte staatliche Rassen- und LGBTQ+-Gleichheit moderierte die Assoziation zwischen Minoritätsstress und Entrapment und reduzierte Suizidideen – Effekt besonders wichtig für Personen in Staaten mit niedriger Gleichheit. Strukturelle Maßnahmen zur Bekämpfung von Diskriminierung beeinflussen Suizidrisiken nachweisbar.</w:t>
       </w:r>
     </w:p>
     <w:p>
@@ -177,7 +177,7 @@
         <w:rPr>
           <w:sz w:val="19"/>
         </w:rPr>
-        <w:t>Großbritannien, qualitative Befunde zu Zugang und Arztkommunikation; Thema hochrelevant für Migrantinnengruppen in Deutschland.</w:t>
+        <w:t>USA - zeigt Struktur-Wirkmechanismus, aber Übernahme auf Deutschland erfordert Daten zu Bundesebenen-Unterschieden</w:t>
       </w:r>
     </w:p>
     <w:p>
@@ -186,7 +186,7 @@
           <w:color w:val="5A7D3A"/>
           <w:sz w:val="18"/>
         </w:rPr>
-        <w:t>https://pubmed.ncbi.nlm.nih.gov/42803365/</w:t>
+        <w:t>https://pubmed.ncbi.nlm.nih.gov/42808776/</w:t>
       </w:r>
     </w:p>
     <w:p>
@@ -194,7 +194,7 @@
         <w:pStyle w:val="Heading2"/>
       </w:pPr>
       <w:r>
-        <w:t>Vereinbarkeit Familie-Beruf und psychische Gesundheit: Mütter und Väter unterschiedlich belastet</w:t>
+        <w:t>Selbstvertrauen durch Unterricht: Geschlechtsspezifische Unterschiede in der Selbstbewertung dermatologischer Fähigkeiten</w:t>
       </w:r>
     </w:p>
     <w:p>
@@ -204,12 +204,12 @@
           <w:color w:val="666666"/>
           <w:sz w:val="18"/>
         </w:rPr>
-        <w:t>Taouk Y et al.  ·  Epidemiol Psychiatr Sci  ·  28.09.2026  ·  PMID 42802615</w:t>
+        <w:t>Heinen I et al.  ·  GMS J Med Educ  ·  15.09.2026  ·  PMID 42807627</w:t>
       </w:r>
     </w:p>
     <w:p>
       <w:r>
-        <w:t>Längsschnittanalyse mit fixed-effects-Regression von 7.265 berufstätigen Eltern aus HILDA-Kohorte (Australien, 2001–2021) zu Assoziation zwischen Work-Family-Conflict (WFC) und mentaler Gesundheit.</w:t>
+        <w:t>Quasi-experimentelle Studie zu geschlechtsspezifischen Unterschieden in der Selbsteinschätzung dermatologischer Kenntnisse bei 142 Medizinstudierenden vor und nach einem Seminar.</w:t>
       </w:r>
     </w:p>
     <w:p>
@@ -220,7 +220,7 @@
         <w:t xml:space="preserve">Ergebnis: </w:t>
       </w:r>
       <w:r>
-        <w:t>Zunahme des WFC war negativ assoziiert mit psychischer Gesundheit bei Frauen (β = −1,25 [95 % KI: −1,45, −1,05]) und Männern (β = −1,21 [95 % KI: −1,40, −1,02]). Zunahme von FWC (Family-to-Work) war stärker schädlich für Männer (β = −1,51 [95 % KI: −1,75, −1,28]) als Frauen (β = −1,09 [95 % KI: −1,33, −0,85]). Kleine, aber konsistent signifikante Geschlechtsunterschiede deuten auf unterschiedliche psychische Belastungsmuster hin.</w:t>
+        <w:t>Studentinnen bewerteten ihr Wissen zu Hauttypen (p&lt;0,001, η²=0,078) und diagnostischen Fähigkeiten (p&lt;0,001, η²=0,075) initial signifikant niedriger als Studenten, zeigten aber objektiv gleiche MC-Testergebnisse (p=0,905). Nach dem Seminar verschwanden die Geschlechtsunterschiede. Gezielte Lehre und Feedback können Selbstvertrauen, besonders bei Frauen, fördern.</w:t>
       </w:r>
     </w:p>
     <w:p>
@@ -235,7 +235,7 @@
         <w:rPr>
           <w:sz w:val="19"/>
         </w:rPr>
-        <w:t>Australien, vergleichbare Arbeitsmärkte; großes, 21-jähriges Längsschnittpanel mit Gatekeeping wie Deutschland.</w:t>
+        <w:t>Deutsche Hochschuldaten, vergleichbare medizinische Ausbildung, Effekt der Instruktion nachweisbar</w:t>
       </w:r>
     </w:p>
     <w:p>
@@ -244,7 +244,7 @@
           <w:color w:val="5A7D3A"/>
           <w:sz w:val="18"/>
         </w:rPr>
-        <w:t>https://pubmed.ncbi.nlm.nih.gov/42802615/</w:t>
+        <w:t>https://pubmed.ncbi.nlm.nih.gov/42807627/</w:t>
       </w:r>
     </w:p>
     <w:p>
@@ -252,7 +252,7 @@
         <w:pStyle w:val="Heading2"/>
       </w:pPr>
       <w:r>
-        <w:t>Überaktive Blase: Ältere Frauen erhalten länger Anticholinergika statt β3-Agonisten</w:t>
+        <w:t>Präzisionsprävention von vorzeitiger Herzkrankheit bei afrikanischen Männern: Triple-Risk-Konvergenz-Rahmen</w:t>
       </w:r>
     </w:p>
     <w:p>
@@ -262,12 +262,12 @@
           <w:color w:val="666666"/>
           <w:sz w:val="18"/>
         </w:rPr>
-        <w:t>Koike T et al.  ·  Low Urin Tract Symptoms  ·  Nov. 2026  ·  PMID 42802498</w:t>
+        <w:t>Amadi MC  ·  Am J Mens Health  ·  22.09.2026  ·  PMID 42771530</w:t>
       </w:r>
     </w:p>
     <w:p>
       <w:r>
-        <w:t>Nationale japanische Analyse von Verschreibungsmustern für überaktive Blase (OAB) 2017–2024, stratifiziert nach Alter und Geschlecht, mit Fokus auf Anticholinergika-Burden.</w:t>
+        <w:t>Konzeptuelles Papier, das einen integrierten Rahmen (Triple-Risk Convergence Framework) zu psychosozialen Stressoren, metabolischer Dysfunktion und ererbter Lipoprotein(a)-assoziierter kardiovaskulärer Anfälligkeit bei afrikanischen Männern entwickelt (Synthesearbeit 2019–2026).</w:t>
       </w:r>
     </w:p>
     <w:p>
@@ -278,7 +278,7 @@
         <w:t xml:space="preserve">Ergebnis: </w:t>
       </w:r>
       <w:r>
-        <w:t>β3-Agonisten-Anteil stieg von 36,2 % auf 64,9 %; in FY2024 war ihr Anteil bei Männern in allen Altersgruppen höher. Anticholinerge Burden (ACB-weighted) war bei Frauen höher, Verhältnis Frau:Mann stieg mit Alter (1,1 bei 65–74 Jahren, 2,8 bei ≥85 Jahren). Bei Frauen ≥85 Jahren sank die Verschreibungsmenge nur um 11,3 % statt ~20 %. Ältere Frauen bleiben kognitiv riskanteren Wirkstoffen länger exponiert.</w:t>
+        <w:t>Das TRCF schlägt vor, dass vorzeitige Herzkrankheit bei afrikanischen Männern durch die dynamische Konvergenz von psychosozialen Stressoren, metabolischer Dysfunktion und ererbter kardiovaskulärer Anfälligkeit besser verstanden wird als durch isolierte Einzeldomänen. Diese drei Domänen wirken über den Lebensverlauf in einem sozioökologischen Kontext, der ihre Exposition, Expression und Management prägt. Der Rahmen erweitert konventionelle Präventionsansätze, die sich auf Stoffwechselrisiken konzentrieren. Empfehlungen: Integration psychosozialer Bewertung, metabolischer Auswertung und Stratifikation ererbter Risiken in Präventionsprogramme.</w:t>
       </w:r>
     </w:p>
     <w:p>
@@ -293,7 +293,7 @@
         <w:rPr>
           <w:sz w:val="19"/>
         </w:rPr>
-        <w:t>Japan – Registerqualität vergleichbar mit europäischer; Geschlechtsunterschied in Praxis-Adhärenz zu Leitlinien dokumentiert.</w:t>
+        <w:t>Sub-Sahara-Afrika - Rahmen nicht deutschland-spezifisch, aber Wirkmechanismus-Ansatz übertragbar</w:t>
       </w:r>
     </w:p>
     <w:p>
@@ -302,7 +302,7 @@
           <w:color w:val="5A7D3A"/>
           <w:sz w:val="18"/>
         </w:rPr>
-        <w:t>https://pubmed.ncbi.nlm.nih.gov/42802498/</w:t>
+        <w:t>https://pubmed.ncbi.nlm.nih.gov/42771530/</w:t>
       </w:r>
     </w:p>
     <w:p>
@@ -310,7 +310,7 @@
         <w:pStyle w:val="Heading2"/>
       </w:pPr>
       <w:r>
-        <w:t>Geschlechtsangleichende Versorgung in Hongkong: AMAB mit höheren psychischen Komorbiditäten, längere Wartezeiten für alle</w:t>
+        <w:t>Tabakexposition und neurodegenerative Erkrankungen: Geschlechtsspezifische Unterschiede und das TH-Gen</w:t>
       </w:r>
     </w:p>
     <w:p>
@@ -320,12 +320,12 @@
           <w:color w:val="666666"/>
           <w:sz w:val="18"/>
         </w:rPr>
-        <w:t>Chan TF et al.  ·  East Asian Arch Psychiatry  ·  Sept. 2026  ·  PMID 42802391</w:t>
+        <w:t>Xu Y et al.  ·  Neurol Sci  ·  22.09.2026  ·  PMID 42768129</w:t>
       </w:r>
     </w:p>
     <w:p>
       <w:r>
-        <w:t>Retrospektive Analyse von 609 Patienten (349 AMAB, 260 AFAB) eines Geschlechtsidentitätsambulanzen über 6 Jahre zu Versorgungszugang, psychiatrischen Komorbiditäten und Suizidalität.</w:t>
+        <w:t>Multi-Omics-Analyse der Global Burden of Disease 2021-Daten zu Parkinson- und Alzheimer-Erkrankung bei Tabakexposition mit geschlechtsstratifizierten Vergleichen und Bioinformatik zur Genidentifikation.</w:t>
       </w:r>
     </w:p>
     <w:p>
@@ -336,7 +336,7 @@
         <w:t xml:space="preserve">Ergebnis: </w:t>
       </w:r>
       <w:r>
-        <w:t>AMAB waren bei Vorstellung älter und hatten höhere psychiatrische Komorbiditäten (31,5 % vs. 24,2 %), insbesondere Autismus und frühere Suizidversuche. AFAB forderten mehr Chirurgien an (73,4 % vs. 56,2 %). Wartezeiten für endokrinologische Bewertung stiegen von ~105 Tagen (2017) auf &gt;400 Tage (2022). Zwei AMAB und ein AFAB starben durch Suizid während des Wartens. Unmet demand und prolongierte Wartezeiten gefährden vulnerable Populationen.</w:t>
+        <w:t>Tabakexposition senkte Parkinson-Last, erhöhte aber Alzheimer-Risiko. Männer stärker betroffen. Markante regionale Heterogenität: Parkinson höchst in Ostasien, Alzheimer in Hocheinkommens-Ländern. Prognosen: Steigende altersstandarisierte Raten (ASR) bei Männern bis 2050, Rückgang bei Frauen. Das TH-Gen als Nexus zwischen Nikotinstoffwechsel, Parkinson und Geschlechtsunterschieden identifiziert (erklärt stärkeren Effekt bei Männern). Geschlechtsspezifische biologische Mechanismen differenzieren Tabakeffekte.</w:t>
       </w:r>
     </w:p>
     <w:p>
@@ -351,7 +351,7 @@
         <w:rPr>
           <w:sz w:val="19"/>
         </w:rPr>
-        <w:t>Hongkong, öffentliches System; zeigt Zugangsbarriere als Ursache schlechterer Outcomes, nicht Biologie.</w:t>
+        <w:t>Global Burden of Disease, biologischer Wirkmechanismus belegt, aber regionale Heterogenität limitiert deutsche Übertragbarkeit</w:t>
       </w:r>
     </w:p>
     <w:p>
@@ -360,7 +360,7 @@
           <w:color w:val="5A7D3A"/>
           <w:sz w:val="18"/>
         </w:rPr>
-        <w:t>https://pubmed.ncbi.nlm.nih.gov/42802391/</w:t>
+        <w:t>https://pubmed.ncbi.nlm.nih.gov/42768129/</w:t>
       </w:r>
     </w:p>
     <w:p>
@@ -368,7 +368,7 @@
         <w:pStyle w:val="Heading2"/>
       </w:pPr>
       <w:r>
-        <w:t>Schwangerschaftskohorte Shenzhen: Prä-BMI bei Knaben mit Entwicklungsverzögerungen stärker assoziiert</w:t>
+        <w:t>Rassische Einkommensungleichheit und COVID-19-Last in Louisiana: Geografische Analyse von Versorgungsungleichheiten</w:t>
       </w:r>
     </w:p>
     <w:p>
@@ -378,12 +378,12 @@
           <w:color w:val="666666"/>
           <w:sz w:val="18"/>
         </w:rPr>
-        <w:t>Li X et al.  ·  BMJ Open  ·  23.09.2026  ·  PMID 42778246</w:t>
+        <w:t>Oh H et al.  ·  J Health Care Poor Underserved  ·  2026  ·  PMID 42766511</w:t>
       </w:r>
     </w:p>
     <w:p>
       <w:r>
-        <w:t>Prospektive Geburtskohorte mit 4.208 schwangeren Frauen seit März 2018, Nachverfolgung bis 7 Jahre, zu Effekten genetischer, umwelt- und lebensstilfaktoren auf mütterliche und kindliche Gesundheit.</w:t>
+        <w:t>Räumliche Autoregression-Analyse von Louisiana-Parish-Daten (COVID-19-Fälle, Census-Daten) zur Verbindung zwischen rassischer Einkommensungleichheit zwischen weißen und schwarzen Einwohnern und COVID-19-Infektionsraten.</w:t>
       </w:r>
     </w:p>
     <w:p>
@@ -394,7 +394,7 @@
         <w:t xml:space="preserve">Ergebnis: </w:t>
       </w:r>
       <w:r>
-        <w:t>Höherer Prä-Schwangerschafts-BMI assoziiert mit Entwicklungsverzögerungen bei Nachkommen, besonders bei Jungen. Schlechte Schlafqualität in Frühschwangerschaft assoziiert mit Small-for-Gestational-Age. Pränatale Grünflächenexposition assoziiert mit besserer motorischer Entwicklung, PM₂,₅-Exposition postnatal mit verzögerter motorischer und Problemlösungs-Entwicklung. Sex als biologische Variable moderiert Umwelteffekte.</w:t>
+        <w:t>Parishs mit größerer rassischer Einkommensungleichheit zwischen Weißen und Schwarzen zeigten höhere COVID-19-Infektionsraten. Zusammenhang attributierbar zu Bedingungen in Parishs mit höherer rassischer Einkommensungleichheit, nicht zu Diffusion über Parish-Grenzen hinweg. Rassische und sozioökonomische Inequität ist ein ökologischer Treiber von COVID-19-Last. Struktur vor Ansteckung.</w:t>
       </w:r>
     </w:p>
     <w:p>
@@ -409,7 +409,7 @@
         <w:rPr>
           <w:sz w:val="19"/>
         </w:rPr>
-        <w:t>China; Geburtskohorte mit Geschlechtsstratifizierung – Methodenmodell für deutsche Kohortenforschung, aber nicht deutsches System.</w:t>
+        <w:t>USA - zeigt Wirkmechanismus über Einkommensungleichheit, aber US-spezifische Sozialstruktur limitiert Übertragung</w:t>
       </w:r>
     </w:p>
     <w:p>
@@ -418,7 +418,7 @@
           <w:color w:val="5A7D3A"/>
           <w:sz w:val="18"/>
         </w:rPr>
-        <w:t>https://pubmed.ncbi.nlm.nih.gov/42778246/</w:t>
+        <w:t>https://pubmed.ncbi.nlm.nih.gov/42766511/</w:t>
       </w:r>
     </w:p>
     <w:p>
@@ -426,7 +426,7 @@
         <w:pStyle w:val="Heading2"/>
       </w:pPr>
       <w:r>
-        <w:t>Fertilitätserhalt für transgender Personen: TransFertility-Modell steigert Zugang und Completion</w:t>
+        <w:t>Lehrplan für LGBTQIA+-inklusive Praxis in australischen Medizinstudiengängen: Audit und Lückenanalyse</w:t>
       </w:r>
     </w:p>
     <w:p>
@@ -436,12 +436,12 @@
           <w:color w:val="666666"/>
           <w:sz w:val="18"/>
         </w:rPr>
-        <w:t>Tsonis O et al.  ·  Reprod Biomed Online  ·  25.06.2026  ·  PMID 42561480</w:t>
+        <w:t>Moss H et al.  ·  LGBT Health  ·  09.09.2026  ·  PMID 42714922</w:t>
       </w:r>
     </w:p>
     <w:p>
       <w:r>
-        <w:t>Fallbericht und Evidence-Synthese zur Implementierung eines dysphorie-informierten, trans-inklusiven Fertilitätsschutz-Pfads am Guy's and St Thomas' NHS Trust, London, mit Outcomes über 39 Monate.</w:t>
+        <w:t>Querschnitt-Audit von 15 australischen medizinischen Fachprogrammen (68% aller akkreditierten Programme) zur Erfassung von LGBTQIA+-Inhalten im Lehrplan mit Fokus auf Umfang, Lieferform und Themenbereiche.</w:t>
       </w:r>
     </w:p>
     <w:p>
@@ -452,7 +452,7 @@
         <w:t xml:space="preserve">Ergebnis: </w:t>
       </w:r>
       <w:r>
-        <w:t>Das TransFertility-Modell erzielte 19-fache Steigerung der Überweisungen, 100 % Konsultations-Attendance, &gt;90 % Treatment-Initiation und 96,7 % Completion ohne schwere Nebenwirkungen. Dysphorie-informierte Umgestaltung von Administration, Klinik und psychosozialen Komponenten verbesserte Zugang, Engagement und Adherence. Zeigt, dass Strukturdesign – nicht nur Leitlinien – Zugangsbarrieren für transgender Personen abbaut.</w:t>
+        <w:t>LGBTQIA+-Lehrplninhalte: 3–40 Stunden (Median 10, IQR 6–10); 80% verteilten Inhalte über den gesamten Lehrplan statt Dedizierter Module. Häufigste Inhalte: Definitionen von Sexualität/Geschlecht (93%), inklusive Sprache (80%), soziale/legale Geschlechtsangleichung (80%). Am seltensten unterrichtet: Gesundheit von Personen mit angeborenen Geschlechtsvariationen. Respondenten beschrieben Abdeckung als fair bis gut. Variable Qualität und Umfang zeigen Implementierungslücken auf. Ohne LGBTQIA+-Kompetenzen in zukünftigen Rahmen bleibt Training fragmentiert.</w:t>
       </w:r>
     </w:p>
     <w:p>
@@ -467,7 +467,7 @@
         <w:rPr>
           <w:sz w:val="19"/>
         </w:rPr>
-        <w:t>Großbritannien, NHS; deutsches System ähnlicher Zugangsschutz, aber keine vergleichbaren Spezialistenservices etabliert.</w:t>
+        <w:t>Australien - ähnliche Ausbildungsstruktur wie DACH, aber keine Vergleichsdaten zu Ergebnisqualität</w:t>
       </w:r>
     </w:p>
     <w:p>
@@ -476,7 +476,7 @@
           <w:color w:val="5A7D3A"/>
           <w:sz w:val="18"/>
         </w:rPr>
-        <w:t>https://pubmed.ncbi.nlm.nih.gov/42561480/</w:t>
+        <w:t>https://pubmed.ncbi.nlm.nih.gov/42714922/</w:t>
       </w:r>
     </w:p>
     <w:sectPr>

--- a/download/studien-aktuell.docx
+++ b/download/studien-aktuell.docx
@@ -62,7 +62,7 @@
           <w:color w:val="666666"/>
           <w:sz w:val="18"/>
         </w:rPr>
-        <w:t>Stand: 30.09.2026  |  7 Studien  |  gender.m-vf.de</w:t>
+        <w:t>Stand: 01.10.2026  |  6 Studien  |  gender.m-vf.de</w:t>
       </w:r>
     </w:p>
     <w:p>
@@ -70,7 +70,7 @@
         <w:pStyle w:val="Heading1"/>
       </w:pPr>
       <w:r>
-        <w:t>Aufgenommen am 30.09.2026</w:t>
+        <w:t>Aufgenommen am 01.10.2026</w:t>
       </w:r>
     </w:p>
     <w:p>
@@ -78,7 +78,7 @@
         <w:pStyle w:val="Heading2"/>
       </w:pPr>
       <w:r>
-        <w:t>Ernährungs- und cardiometabolisches Profil von Transgender-Personen unter Hormontherapie</w:t>
+        <w:t>Geburtsbeistand und psychische Gesundheit der Mutter: systematische Übersicht zu Ländern mit niedrigem/mittlerem Einkommen</w:t>
       </w:r>
     </w:p>
     <w:p>
@@ -88,12 +88,12 @@
           <w:color w:val="666666"/>
           <w:sz w:val="18"/>
         </w:rPr>
-        <w:t>Torres Bravo RH et al.  ·  Rev Med Chil  ·  Juli 2026  ·  PMID 42809785</w:t>
+        <w:t>Hameed W et al.  ·  BMJ Open  ·  30.09.2026  ·  PMID 42816075</w:t>
       </w:r>
     </w:p>
     <w:p>
       <w:r>
-        <w:t>Beschreibende Querschnittstudie zu ernährungsbezogenen, cardiometabolischen und psychosozialen Profilen von 41 Erwachsenen unter geschlechtsangleichender Hormontherapie in Chile (August 2024–Januar 2025).</w:t>
+        <w:t>Systematische Übersicht von 10 Studien (6 Beobachtungs-, 4 experimentell) zu Effekten von persönlichen Geburtsbegleitern auf Angst und Depression unter der Geburt und postpartal.</w:t>
       </w:r>
     </w:p>
     <w:p>
@@ -104,7 +104,7 @@
         <w:t xml:space="preserve">Ergebnis: </w:t>
       </w:r>
       <w:r>
-        <w:t>71% Überernährung, 61% abdominale Adipositas; transmaskuline Personen zeigten größere Adiposität und Muskelmasse, transfeminine eher Normalgewicht mit höherem Fettanteil (östrogener Effekt). 19,5% metabolisches Syndrom, 24,4% moderates/hohes kardiovaskuläres Risiko (konzentriert bei Transmaskulinen). Rauchen 51%, 19% suizidale Gedanken. Hohe Frequenz von Überernährung und psychosozialen Bedarf.</w:t>
+        <w:t>Experimentelle Studien (primär an Erstgebärenden, unkomplizierte Schwangerschaften): Relative Änderung der Angst zwischen Intervention und Kontrolle –0,85% bis +120%, die meisten p&lt;0,001 zugunsten Intervention; für depressive Symptome 4,5% und 22,8%, statistisch nicht signifikant. Beobachtungsstudien (außer zwei) zeigten keine statistisch signifikante Beziehung, Richtung aber positiv assoziiert. Eine Studie fand: Begleitungsmerkmale (Art, Intensität) erhöhten Angst-/Depressions-Chancen (OR 2,86; 95%-CI 1,52–5,39). Zeigt: Effekt abhängig von Parität, Komplikationsstatus, Begleitungsqualität – nicht einfacher biologischer Schutz.</w:t>
       </w:r>
     </w:p>
     <w:p>
@@ -119,7 +119,7 @@
         <w:rPr>
           <w:sz w:val="19"/>
         </w:rPr>
-        <w:t>Chile - vergleichbar zu Deutschland bei Mangel geschlechtsspezifischer Daten zu Hormontherapie-Effekten</w:t>
+        <w:t>Länder mit niedrigem/mittlerem Einkommen – Zugangsmuster unterscheiden sich von Deutschland; übertragbar nur Evidenzstruktur</w:t>
       </w:r>
     </w:p>
     <w:p>
@@ -128,7 +128,7 @@
           <w:color w:val="5A7D3A"/>
           <w:sz w:val="18"/>
         </w:rPr>
-        <w:t>https://pubmed.ncbi.nlm.nih.gov/42809785/</w:t>
+        <w:t>https://pubmed.ncbi.nlm.nih.gov/42816075/</w:t>
       </w:r>
     </w:p>
     <w:p>
@@ -136,7 +136,7 @@
         <w:pStyle w:val="Heading2"/>
       </w:pPr>
       <w:r>
-        <w:t>Staatliche Gleichheitspolitik als Schutzfaktor gegen Suizidalität bei ethnorassisch marginalisierter LGBTQ+-Jugend</w:t>
+        <w:t>Genitale Atrophie bei testosterontherapierten Transmaskulinen: Symptome, Behandlungshindernisse</w:t>
       </w:r>
     </w:p>
     <w:p>
@@ -146,12 +146,12 @@
           <w:color w:val="666666"/>
           <w:sz w:val="18"/>
         </w:rPr>
-        <w:t>Taliaferro LA et al.  ·  J Res Adolesc  ·  Dez. 2026  ·  PMID 42808776</w:t>
+        <w:t>Tordoff DM et al.  ·  J Sex Med  ·  14.09.2026  ·  PMID 42814583</w:t>
       </w:r>
     </w:p>
     <w:p>
       <w:r>
-        <w:t>Längsschnitt-Pfadanalyse mit 486 ethnorassisch marginalisierten lesbischen, bisexuellen Frauen und nichtbinären Personen (National Queer Women's Mental Health Cohort, durchschnittlich 22 Jahre) zu moderierenden Effekten staatlicher Rassen- und LGBTQ+-Gleichheitspolitik auf Suizidalität über drei Wellen.</w:t>
+        <w:t>Qualitative Studie mit 28 testosterontherapierten transmaskulinen Erwachsenen zu Symptomerleben genitaler Atrophie, Behandlungspräferenzen und Versorgungsbarrieren.</w:t>
       </w:r>
     </w:p>
     <w:p>
@@ -162,7 +162,7 @@
         <w:t xml:space="preserve">Ergebnis: </w:t>
       </w:r>
       <w:r>
-        <w:t>Intersektionale Minoritätsstressoren in Welle 1 führten über Entrapment in Welle 2 zu Suizidideen in Welle 3 (indirekte Assoziation signifikant). Kombinierte staatliche Rassen- und LGBTQ+-Gleichheit moderierte die Assoziation zwischen Minoritätsstress und Entrapment und reduzierte Suizidideen – Effekt besonders wichtig für Personen in Staaten mit niedriger Gleichheit. Strukturelle Maßnahmen zur Bekämpfung von Diskriminierung beeinflussen Suizidrisiken nachweisbar.</w:t>
+        <w:t>93% hatten von genitaler Atrophie gehört, 64% erlebten diese im Leben (46% im letzten Jahr); Symptome von Trockenheit bis zu chronischen Schmerzen beim Gehen/Sitzen. 79% kannten topisches vaginales Östrogen, 43% hatten es verwendet, Symptomlinderung in den meisten Fällen. Creme häufigst verordnet, aber unbeliebt wegen Unordentlichkeit, Dysphorie, sexueller Beeinträchtigung; Zäpfchen/Ring bevorzugt. Hauptbarrieren: Anbieter-Wissenslücken, Symptomverharmlosung, Verweigerung topischen Östrogens, Versicherungsablehnungen, Pharmaka-Stigma. Zeigt: Versorgungsproblem besteht in Ausbildung, Versicherungspolitik und evidenzbasierter Diagnostik, nicht biologischer Unmöglichkeit.</w:t>
       </w:r>
     </w:p>
     <w:p>
@@ -177,7 +177,7 @@
         <w:rPr>
           <w:sz w:val="19"/>
         </w:rPr>
-        <w:t>USA - zeigt Struktur-Wirkmechanismus, aber Übernahme auf Deutschland erfordert Daten zu Bundesebenen-Unterschieden</w:t>
+        <w:t>USA - Versorgungsbarrieren teilweise übertragbar; in Deutschland AWMF-Leitlinien zu Geschlechtsangleichung heteronorm, Evidenzlücke größer</w:t>
       </w:r>
     </w:p>
     <w:p>
@@ -186,7 +186,7 @@
           <w:color w:val="5A7D3A"/>
           <w:sz w:val="18"/>
         </w:rPr>
-        <w:t>https://pubmed.ncbi.nlm.nih.gov/42808776/</w:t>
+        <w:t>https://pubmed.ncbi.nlm.nih.gov/42814583/</w:t>
       </w:r>
     </w:p>
     <w:p>
@@ -194,7 +194,7 @@
         <w:pStyle w:val="Heading2"/>
       </w:pPr>
       <w:r>
-        <w:t>Selbstvertrauen durch Unterricht: Geschlechtsspezifische Unterschiede in der Selbstbewertung dermatologischer Fähigkeiten</w:t>
+        <w:t>Gebärmutterhalskrebs-Sterblichkeit USA: Persistent höher bei Schwarzen Frauen und ländlichen Regionen</w:t>
       </w:r>
     </w:p>
     <w:p>
@@ -204,12 +204,12 @@
           <w:color w:val="666666"/>
           <w:sz w:val="18"/>
         </w:rPr>
-        <w:t>Heinen I et al.  ·  GMS J Med Educ  ·  15.09.2026  ·  PMID 42807627</w:t>
+        <w:t>Liu J et al.  ·  Front Public Health  ·  03.09.2026  ·  PMID 42813077</w:t>
       </w:r>
     </w:p>
     <w:p>
       <w:r>
-        <w:t>Quasi-experimentelle Studie zu geschlechtsspezifischen Unterschieden in der Selbsteinschätzung dermatologischer Kenntnisse bei 142 Medizinstudierenden vor und nach einem Seminar.</w:t>
+        <w:t>USA-Analyse der Gebärmutterhalskrebs-Sterblichkeit 1999–2023 nach Rasse, Wohnort, Region zeigt anhaltende Ungleichheit trotz Gesamtrückgang.</w:t>
       </w:r>
     </w:p>
     <w:p>
@@ -220,7 +220,7 @@
         <w:t xml:space="preserve">Ergebnis: </w:t>
       </w:r>
       <w:r>
-        <w:t>Studentinnen bewerteten ihr Wissen zu Hauttypen (p&lt;0,001, η²=0,078) und diagnostischen Fähigkeiten (p&lt;0,001, η²=0,075) initial signifikant niedriger als Studenten, zeigten aber objektiv gleiche MC-Testergebnisse (p=0,905). Nach dem Seminar verschwanden die Geschlechtsunterschiede. Gezielte Lehre und Feedback können Selbstvertrauen, besonders bei Frauen, fördern.</w:t>
+        <w:t>Mortalitätsrate sank von 4,37 auf 2,09 pro 100.000 Frauen (AAPC –3,27%; 95%-CI –3,81 bis –2,73), aber Schwarze Frauen durchgängig höhere Sterblichkeit; ländliche Gebiete erhöhte Raten; Südstaaten konsistent höher, Nordosten mit größtem Rückgang (AAPC –4,23%). Geografische Variation: höchstbelastete Staaten 2–4× höher als niedrigbelastete. Ursachen: Zugangsungleichheit zu Screening, HPV-Impfung, Behandlung. Zeigt Versorgungsbarrieren (geografisch, sozioökonomisch), nicht primär biologische Unterschiede.</w:t>
       </w:r>
     </w:p>
     <w:p>
@@ -235,7 +235,7 @@
         <w:rPr>
           <w:sz w:val="19"/>
         </w:rPr>
-        <w:t>Deutsche Hochschuldaten, vergleichbare medizinische Ausbildung, Effekt der Instruktion nachweisbar</w:t>
+        <w:t>USA - Gesundheitssystem Hürden überlagern Unterschiede; übertragbar nur Screening-Strategien, nicht Zugangsverhältnisse</w:t>
       </w:r>
     </w:p>
     <w:p>
@@ -244,7 +244,7 @@
           <w:color w:val="5A7D3A"/>
           <w:sz w:val="18"/>
         </w:rPr>
-        <w:t>https://pubmed.ncbi.nlm.nih.gov/42807627/</w:t>
+        <w:t>https://pubmed.ncbi.nlm.nih.gov/42813077/</w:t>
       </w:r>
     </w:p>
     <w:p>
@@ -252,7 +252,7 @@
         <w:pStyle w:val="Heading2"/>
       </w:pPr>
       <w:r>
-        <w:t>Präzisionsprävention von vorzeitiger Herzkrankheit bei afrikanischen Männern: Triple-Risk-Konvergenz-Rahmen</w:t>
+        <w:t>Behinderung in Südafrika: Geschlechtslücke persistent, Gesundheitszugang stagniert</w:t>
       </w:r>
     </w:p>
     <w:p>
@@ -262,12 +262,12 @@
           <w:color w:val="666666"/>
           <w:sz w:val="18"/>
         </w:rPr>
-        <w:t>Amadi MC  ·  Am J Mens Health  ·  22.09.2026  ·  PMID 42771530</w:t>
+        <w:t>Sithole T et al.  ·  Front Public Health  ·  15.09.2026  ·  PMID 42812274</w:t>
       </w:r>
     </w:p>
     <w:p>
       <w:r>
-        <w:t>Konzeptuelles Papier, das einen integrierten Rahmen (Triple-Risk Convergence Framework) zu psychosozialen Stressoren, metabolischer Dysfunktion und ererbter Lipoprotein(a)-assoziierter kardiovaskulärer Anfälligkeit bei afrikanischen Männern entwickelt (Synthesearbeit 2019–2026).</w:t>
+        <w:t>Südafrikanische Trendanalyse 2020–2024 aus Haushaltsumfragen zeigt persistente Geschlechtsunterschiede in Behinderungsprävalenz und stagnierendem Zugang.</w:t>
       </w:r>
     </w:p>
     <w:p>
@@ -278,7 +278,7 @@
         <w:t xml:space="preserve">Ergebnis: </w:t>
       </w:r>
       <w:r>
-        <w:t>Das TRCF schlägt vor, dass vorzeitige Herzkrankheit bei afrikanischen Männern durch die dynamische Konvergenz von psychosozialen Stressoren, metabolischer Dysfunktion und ererbter kardiovaskulärer Anfälligkeit besser verstanden wird als durch isolierte Einzeldomänen. Diese drei Domänen wirken über den Lebensverlauf in einem sozioökologischen Kontext, der ihre Exposition, Expression und Management prägt. Der Rahmen erweitert konventionelle Präventionsansätze, die sich auf Stoffwechselrisiken konzentrieren. Empfehlungen: Integration psychosozialer Bewertung, metabolischer Auswertung und Stratifikation ererbter Risiken in Präventionsprogramme.</w:t>
+        <w:t>Behinderungsprävalenz national 4,5–5,0%, kein signifikanter linearer Trend (p=0,49). Frauen durchgehend signifikant höhere Prävalenz als Männer in jedem Umfragejahr (p≤0,007). Nordkap höchste Prävalenz 2020 und 2024; Eastern Cape größter weiblicher Anstieg. Öffentliche Einrichtungen bleiben erste Anlaufstelle (72–73%). Krankenversicherungsabdeckung zeigte keinen signifikanten linearen Trend (p=0,72), stieg aber 2021 signifikant und fiel bis 2024 (p=0,004). Zeigt: Geschlechtslücke ist robuster statistischer Befund (bleiben unter Design-Effekt-Sensitivitätsanalyse), strukturelle Ungleichheit besteht fort trotz Gesundheitspolitik.</w:t>
       </w:r>
     </w:p>
     <w:p>
@@ -293,7 +293,7 @@
         <w:rPr>
           <w:sz w:val="19"/>
         </w:rPr>
-        <w:t>Sub-Sahara-Afrika - Rahmen nicht deutschland-spezifisch, aber Wirkmechanismus-Ansatz übertragbar</w:t>
+        <w:t>Südafrika - vergleichbare Routinedaten, Zugangsstrukturen unterscheiden sich von Deutschland deutlich</w:t>
       </w:r>
     </w:p>
     <w:p>
@@ -302,7 +302,7 @@
           <w:color w:val="5A7D3A"/>
           <w:sz w:val="18"/>
         </w:rPr>
-        <w:t>https://pubmed.ncbi.nlm.nih.gov/42771530/</w:t>
+        <w:t>https://pubmed.ncbi.nlm.nih.gov/42812274/</w:t>
       </w:r>
     </w:p>
     <w:p>
@@ -310,7 +310,7 @@
         <w:pStyle w:val="Heading2"/>
       </w:pPr>
       <w:r>
-        <w:t>Tabakexposition und neurodegenerative Erkrankungen: Geschlechtsspezifische Unterschiede und das TH-Gen</w:t>
+        <w:t>Blutdruck bei Kindheitstraumatisierung: Geschlechtsspezifische Muster in 150.983 deutschen Erwachsenen</w:t>
       </w:r>
     </w:p>
     <w:p>
@@ -320,12 +320,12 @@
           <w:color w:val="666666"/>
           <w:sz w:val="18"/>
         </w:rPr>
-        <w:t>Xu Y et al.  ·  Neurol Sci  ·  22.09.2026  ·  PMID 42768129</w:t>
+        <w:t>Thielcke TA et al.  ·  BMC Public Health  ·  09.09.2026  ·  PMID 42811308</w:t>
       </w:r>
     </w:p>
     <w:p>
       <w:r>
-        <w:t>Multi-Omics-Analyse der Global Burden of Disease 2021-Daten zu Parkinson- und Alzheimer-Erkrankung bei Tabakexposition mit geschlechtsstratifizierten Vergleichen und Bioinformatik zur Genidentifikation.</w:t>
+        <w:t>Deutsche Kohortenstudie untersucht alters- und geschlechtsspezifische Assoziationen zwischen Kindheitsmisshandlung und Blutdruckergebnissen im Erwachsenenalter.</w:t>
       </w:r>
     </w:p>
     <w:p>
@@ -336,7 +336,7 @@
         <w:t xml:space="preserve">Ergebnis: </w:t>
       </w:r>
       <w:r>
-        <w:t>Tabakexposition senkte Parkinson-Last, erhöhte aber Alzheimer-Risiko. Männer stärker betroffen. Markante regionale Heterogenität: Parkinson höchst in Ostasien, Alzheimer in Hocheinkommens-Ländern. Prognosen: Steigende altersstandarisierte Raten (ASR) bei Männern bis 2050, Rückgang bei Frauen. Das TH-Gen als Nexus zwischen Nikotinstoffwechsel, Parkinson und Geschlechtsunterschieden identifiziert (erklärt stärkeren Effekt bei Männern). Geschlechtsspezifische biologische Mechanismen differenzieren Tabakeffekte.</w:t>
+        <w:t>Frauen mit hoher kumulativer Kindheitstraumatisierung (≥3 Kategorien) zeigten niedrigere Hypertoniequoten (OR=0,87; 95%-CI 0,80–0,94), Männer nicht signifikant (OR=1,01; 95%-CI 0,91–1,13). Altersabhängige inverse Assoziationen zwischen Kindheitstrauma und Blutdruckmarkern offenbarten geschlechtsspezifische Muster; Effekte konsistenter für Missbrauch als Vernachlässigung. Befund widerspricht Erwartung – biologische Vulnerabilität vs. psychosoziale Coping-Unterschiede ungenügend geklärt.</w:t>
       </w:r>
     </w:p>
     <w:p>
@@ -351,7 +351,7 @@
         <w:rPr>
           <w:sz w:val="19"/>
         </w:rPr>
-        <w:t>Global Burden of Disease, biologischer Wirkmechanismus belegt, aber regionale Heterogenität limitiert deutsche Übertragbarkeit</w:t>
+        <w:t>Deutschland - NAKO Daten, nationale Routineerfassung, direkter Versorgungsbezug</w:t>
       </w:r>
     </w:p>
     <w:p>
@@ -360,7 +360,7 @@
           <w:color w:val="5A7D3A"/>
           <w:sz w:val="18"/>
         </w:rPr>
-        <w:t>https://pubmed.ncbi.nlm.nih.gov/42768129/</w:t>
+        <w:t>https://pubmed.ncbi.nlm.nih.gov/42811308/</w:t>
       </w:r>
     </w:p>
     <w:p>
@@ -368,7 +368,7 @@
         <w:pStyle w:val="Heading2"/>
       </w:pPr>
       <w:r>
-        <w:t>Rassische Einkommensungleichheit und COVID-19-Last in Louisiana: Geografische Analyse von Versorgungsungleichheiten</w:t>
+        <w:t>Polydrug-bedingte Todesfälle bei Frauen höher: Unterschiede in Todesursachen zwischen Geschlechtern</w:t>
       </w:r>
     </w:p>
     <w:p>
@@ -378,12 +378,12 @@
           <w:color w:val="666666"/>
           <w:sz w:val="18"/>
         </w:rPr>
-        <w:t>Oh H et al.  ·  J Health Care Poor Underserved  ·  2026  ·  PMID 42766511</w:t>
+        <w:t>Langlamet A et al.  ·  Womens Health Issues  ·  13.08.2026  ·  PMID 42595608</w:t>
       </w:r>
     </w:p>
     <w:p>
       <w:r>
-        <w:t>Räumliche Autoregression-Analyse von Louisiana-Parish-Daten (COVID-19-Fälle, Census-Daten) zur Verbindung zwischen rassischer Einkommensungleichheit zwischen weißen und schwarzen Einwohnern und COVID-19-Infektionsraten.</w:t>
+        <w:t>Französische Analyse von 6.068 drogenabhängigen Todesfällen zeigt geschlechtsabhängige Unterschiede in den beteiligten Substanzen mit fokussierten Massnahmen für Frauen.</w:t>
       </w:r>
     </w:p>
     <w:p>
@@ -394,7 +394,7 @@
         <w:t xml:space="preserve">Ergebnis: </w:t>
       </w:r>
       <w:r>
-        <w:t>Parishs mit größerer rassischer Einkommensungleichheit zwischen Weißen und Schwarzen zeigten höhere COVID-19-Infektionsraten. Zusammenhang attributierbar zu Bedingungen in Parishs mit höherer rassischer Einkommensungleichheit, nicht zu Diffusion über Parish-Grenzen hinweg. Rassische und sozioökonomische Inequität ist ein ökologischer Treiber von COVID-19-Last. Struktur vor Ansteckung.</w:t>
+        <w:t>Frauen starben zu 39,4% durch Polydrogenmissbrauch vs. Männer 28,4% (p&lt;0,001); Frauen überrepräsentiert bei Todesfällen durch Antidepressiva (p&lt;0,001), Benzodiazepine (p&lt;0,001), Codein (p=0,002), Tramadol (p&lt;0,001). Männer überrepräsentiert bei illegalen Drogen (Heroin p&lt;0,001, Cannabis p&lt;0,001, neue psychoaktive Substanzen p&lt;0,001). Zeigt Geschlechtsunterschied im Anstoßmechanismus: Frauen eher polymedikamentös überdosiert, Männer über illegale Substanzen.</w:t>
       </w:r>
     </w:p>
     <w:p>
@@ -409,7 +409,7 @@
         <w:rPr>
           <w:sz w:val="19"/>
         </w:rPr>
-        <w:t>USA - zeigt Wirkmechanismus über Einkommensungleichheit, aber US-spezifische Sozialstruktur limitiert Übertragung</w:t>
+        <w:t>Frankreich - vergleichbare Sozialversicherung, europäische Routinedaten mit Versorgungsimplikation</w:t>
       </w:r>
     </w:p>
     <w:p>
@@ -418,65 +418,7 @@
           <w:color w:val="5A7D3A"/>
           <w:sz w:val="18"/>
         </w:rPr>
-        <w:t>https://pubmed.ncbi.nlm.nih.gov/42766511/</w:t>
-      </w:r>
-    </w:p>
-    <w:p>
-      <w:pPr>
-        <w:pStyle w:val="Heading2"/>
-      </w:pPr>
-      <w:r>
-        <w:t>Lehrplan für LGBTQIA+-inklusive Praxis in australischen Medizinstudiengängen: Audit und Lückenanalyse</w:t>
-      </w:r>
-    </w:p>
-    <w:p>
-      <w:r>
-        <w:rPr>
-          <w:i/>
-          <w:color w:val="666666"/>
-          <w:sz w:val="18"/>
-        </w:rPr>
-        <w:t>Moss H et al.  ·  LGBT Health  ·  09.09.2026  ·  PMID 42714922</w:t>
-      </w:r>
-    </w:p>
-    <w:p>
-      <w:r>
-        <w:t>Querschnitt-Audit von 15 australischen medizinischen Fachprogrammen (68% aller akkreditierten Programme) zur Erfassung von LGBTQIA+-Inhalten im Lehrplan mit Fokus auf Umfang, Lieferform und Themenbereiche.</w:t>
-      </w:r>
-    </w:p>
-    <w:p>
-      <w:r>
-        <w:rPr>
-          <w:b/>
-        </w:rPr>
-        <w:t xml:space="preserve">Ergebnis: </w:t>
-      </w:r>
-      <w:r>
-        <w:t>LGBTQIA+-Lehrplninhalte: 3–40 Stunden (Median 10, IQR 6–10); 80% verteilten Inhalte über den gesamten Lehrplan statt Dedizierter Module. Häufigste Inhalte: Definitionen von Sexualität/Geschlecht (93%), inklusive Sprache (80%), soziale/legale Geschlechtsangleichung (80%). Am seltensten unterrichtet: Gesundheit von Personen mit angeborenen Geschlechtsvariationen. Respondenten beschrieben Abdeckung als fair bis gut. Variable Qualität und Umfang zeigen Implementierungslücken auf. Ohne LGBTQIA+-Kompetenzen in zukünftigen Rahmen bleibt Training fragmentiert.</w:t>
-      </w:r>
-    </w:p>
-    <w:p>
-      <w:r>
-        <w:rPr>
-          <w:b/>
-          <w:sz w:val="19"/>
-        </w:rPr>
-        <w:t xml:space="preserve">Übertragbarkeit: </w:t>
-      </w:r>
-      <w:r>
-        <w:rPr>
-          <w:sz w:val="19"/>
-        </w:rPr>
-        <w:t>Australien - ähnliche Ausbildungsstruktur wie DACH, aber keine Vergleichsdaten zu Ergebnisqualität</w:t>
-      </w:r>
-    </w:p>
-    <w:p>
-      <w:r>
-        <w:rPr>
-          <w:color w:val="5A7D3A"/>
-          <w:sz w:val="18"/>
-        </w:rPr>
-        <w:t>https://pubmed.ncbi.nlm.nih.gov/42714922/</w:t>
+        <w:t>https://pubmed.ncbi.nlm.nih.gov/42595608/</w:t>
       </w:r>
     </w:p>
     <w:sectPr>

--- a/download/studien-aktuell.docx
+++ b/download/studien-aktuell.docx
@@ -62,7 +62,7 @@
           <w:color w:val="666666"/>
           <w:sz w:val="18"/>
         </w:rPr>
-        <w:t>Stand: 01.10.2026  |  6 Studien  |  gender.m-vf.de</w:t>
+        <w:t>Stand: 02.10.2026  |  6 Studien  |  gender.m-vf.de</w:t>
       </w:r>
     </w:p>
     <w:p>
@@ -70,7 +70,7 @@
         <w:pStyle w:val="Heading1"/>
       </w:pPr>
       <w:r>
-        <w:t>Aufgenommen am 01.10.2026</w:t>
+        <w:t>Aufgenommen am 02.10.2026</w:t>
       </w:r>
     </w:p>
     <w:p>
@@ -78,7 +78,7 @@
         <w:pStyle w:val="Heading2"/>
       </w:pPr>
       <w:r>
-        <w:t>Geburtsbeistand und psychische Gesundheit der Mutter: systematische Übersicht zu Ländern mit niedrigem/mittlerem Einkommen</w:t>
+        <w:t>Geschlechterunterschiede in sekundärer Prävention nach Herzinfarkt bleiben bestehen</w:t>
       </w:r>
     </w:p>
     <w:p>
@@ -88,12 +88,12 @@
           <w:color w:val="666666"/>
           <w:sz w:val="18"/>
         </w:rPr>
-        <w:t>Hameed W et al.  ·  BMJ Open  ·  30.09.2026  ·  PMID 42816075</w:t>
+        <w:t>Berther L et al.  ·  Swiss Med Wkly  ·  24.09.2026  ·  PMID 42821875</w:t>
       </w:r>
     </w:p>
     <w:p>
       <w:r>
-        <w:t>Systematische Übersicht von 10 Studien (6 Beobachtungs-, 4 experimentell) zu Effekten von persönlichen Geburtsbegleitern auf Angst und Depression unter der Geburt und postpartal.</w:t>
+        <w:t>Schweizer Register mit 34.612 Herzinfarkt-Patienten (2003-2022) untersuchte, ob Frauen und Männer unterschiedlich oft alle fünf Leitlinien-Medikamente zur Sekundärprävention erhielten.</w:t>
       </w:r>
     </w:p>
     <w:p>
@@ -104,7 +104,7 @@
         <w:t xml:space="preserve">Ergebnis: </w:t>
       </w:r>
       <w:r>
-        <w:t>Experimentelle Studien (primär an Erstgebärenden, unkomplizierte Schwangerschaften): Relative Änderung der Angst zwischen Intervention und Kontrolle –0,85% bis +120%, die meisten p&lt;0,001 zugunsten Intervention; für depressive Symptome 4,5% und 22,8%, statistisch nicht signifikant. Beobachtungsstudien (außer zwei) zeigten keine statistisch signifikante Beziehung, Richtung aber positiv assoziiert. Eine Studie fand: Begleitungsmerkmale (Art, Intensität) erhöhten Angst-/Depressions-Chancen (OR 2,86; 95%-CI 1,52–5,39). Zeigt: Effekt abhängig von Parität, Komplikationsstatus, Begleitungsqualität – nicht einfacher biologischer Schutz.</w:t>
+        <w:t>Frauen erhielten seltener optimale medikamentöse Therapie als Männer (51% vs. 60%, p&lt;0,001), besonders markant bei unter 50-Jährigen. Multivariabel zeigte Frauensein einen OR von 0,90 (95%-KI: 0,85-0,95) für vollständige Therapie. Über 20 Jahre stieg die Rate insgesamt (36% auf 60%), der Geschlechtergap blieb aber (0,7-14% Differenz) bestehen. Ursache: Zuschreibung durch Behandelnde, nicht biologisch begründet.</w:t>
       </w:r>
     </w:p>
     <w:p>
@@ -119,7 +119,7 @@
         <w:rPr>
           <w:sz w:val="19"/>
         </w:rPr>
-        <w:t>Länder mit niedrigem/mittlerem Einkommen – Zugangsmuster unterscheiden sich von Deutschland; übertragbar nur Evidenzstruktur</w:t>
+        <w:t>Schweiz, vergleichbares System; Dokumentation auf Zelleben. AWMF-Leitlinien adressieren Geschlecht in ACS nicht.</w:t>
       </w:r>
     </w:p>
     <w:p>
@@ -128,7 +128,7 @@
           <w:color w:val="5A7D3A"/>
           <w:sz w:val="18"/>
         </w:rPr>
-        <w:t>https://pubmed.ncbi.nlm.nih.gov/42816075/</w:t>
+        <w:t>https://pubmed.ncbi.nlm.nih.gov/42821875/</w:t>
       </w:r>
     </w:p>
     <w:p>
@@ -136,7 +136,7 @@
         <w:pStyle w:val="Heading2"/>
       </w:pPr>
       <w:r>
-        <w:t>Genitale Atrophie bei testosterontherapierten Transmaskulinen: Symptome, Behandlungshindernisse</w:t>
+        <w:t>Psychische Gesundheit in Kanada: Junge Frauen zeigen stärkeren Anstieg, junge Männer größere relative Zunahme</w:t>
       </w:r>
     </w:p>
     <w:p>
@@ -146,12 +146,12 @@
           <w:color w:val="666666"/>
           <w:sz w:val="18"/>
         </w:rPr>
-        <w:t>Tordoff DM et al.  ·  J Sex Med  ·  14.09.2026  ·  PMID 42814583</w:t>
+        <w:t>Zulyniak S et al.  ·  Epidemiol Psychiatr Sci  ·  01.10.2026  ·  PMID 42820260</w:t>
       </w:r>
     </w:p>
     <w:p>
       <w:r>
-        <w:t>Qualitative Studie mit 28 testosterontherapierten transmaskulinen Erwachsenen zu Symptomerleben genitaler Atrophie, Behandlungspräferenzen und Versorgungsbarrieren.</w:t>
+        <w:t>Kanadische Metaregression mit Daten aus Community-Health-Surveys 2003-2024 (alle Jahre kombiniert) untersuchte Trends in Prävalenz psychischer Störungen nach Alter und Geschlecht in drei Altersgruppen (12-29, 30-64, 65+ Jahre).</w:t>
       </w:r>
     </w:p>
     <w:p>
@@ -162,7 +162,7 @@
         <w:t xml:space="preserve">Ergebnis: </w:t>
       </w:r>
       <w:r>
-        <w:t>93% hatten von genitaler Atrophie gehört, 64% erlebten diese im Leben (46% im letzten Jahr); Symptome von Trockenheit bis zu chronischen Schmerzen beim Gehen/Sitzen. 79% kannten topisches vaginales Östrogen, 43% hatten es verwendet, Symptomlinderung in den meisten Fällen. Creme häufigst verordnet, aber unbeliebt wegen Unordentlichkeit, Dysphorie, sexueller Beeinträchtigung; Zäpfchen/Ring bevorzugt. Hauptbarrieren: Anbieter-Wissenslücken, Symptomverharmlosung, Verweigerung topischen Östrogens, Versicherungsablehnungen, Pharmaka-Stigma. Zeigt: Versorgungsproblem besteht in Ausbildung, Versicherungspolitik und evidenzbasierter Diagnostik, nicht biologischer Unmöglichkeit.</w:t>
+        <w:t>Alle psychischen-Gesundheits-Outcomes stiegen 2003-2024 in allen Altersgruppen beider Geschlechter. Bei Adoleszenten/jungen Erwachsenen erhöhte sich die Prävalenz diagnostizierter Stimmungsstörungen bei Männern von 2,37% (95%-KI: 2,03-2,78) auf 12,58% (95%-KI: 10,37-15,19), bei Frauen von 5,23% (95%-KI: 4,76-5,74) auf 21,49% (95%-KI: 18,97-24,24). Junge Frauen zeigten größere absolute Zunahmen, junge Männer größere relative Zuwächse. Quadratische Trendfunktionen signifikant für alle Outcome-/Alter-/Geschlechts-Kombinationen. Ursache: wahrscheinlich psychosozial/strukturell (Pandemiestress, Digitalisierung), nicht biologisch.</w:t>
       </w:r>
     </w:p>
     <w:p>
@@ -177,7 +177,7 @@
         <w:rPr>
           <w:sz w:val="19"/>
         </w:rPr>
-        <w:t>USA - Versorgungsbarrieren teilweise übertragbar; in Deutschland AWMF-Leitlinien zu Geschlechtsangleichung heteronorm, Evidenzlücke größer</w:t>
+        <w:t>Kanada, ähnlicher Sozialversicherungsauftrag, aber nicht europäisch; Ergebnis unabhängig von Gesundheitssystem.</w:t>
       </w:r>
     </w:p>
     <w:p>
@@ -186,7 +186,7 @@
           <w:color w:val="5A7D3A"/>
           <w:sz w:val="18"/>
         </w:rPr>
-        <w:t>https://pubmed.ncbi.nlm.nih.gov/42814583/</w:t>
+        <w:t>https://pubmed.ncbi.nlm.nih.gov/42820260/</w:t>
       </w:r>
     </w:p>
     <w:p>
@@ -194,7 +194,7 @@
         <w:pStyle w:val="Heading2"/>
       </w:pPr>
       <w:r>
-        <w:t>Gebärmutterhalskrebs-Sterblichkeit USA: Persistent höher bei Schwarzen Frauen und ländlichen Regionen</w:t>
+        <w:t>Suizidgedanken bei chinesischen Jugendlichen: Sexuelle Minderheiten – Unterschiede erklären sich durch Belastung und Reaktion</w:t>
       </w:r>
     </w:p>
     <w:p>
@@ -204,12 +204,12 @@
           <w:color w:val="666666"/>
           <w:sz w:val="18"/>
         </w:rPr>
-        <w:t>Liu J et al.  ·  Front Public Health  ·  03.09.2026  ·  PMID 42813077</w:t>
+        <w:t>Li Z et al.  ·  Epidemiol Psychiatr Sci  ·  01.10.2026  ·  PMID 42820259</w:t>
       </w:r>
     </w:p>
     <w:p>
       <w:r>
-        <w:t>USA-Analyse der Gebärmutterhalskrebs-Sterblichkeit 1999–2023 nach Rasse, Wohnort, Region zeigt anhaltende Ungleichheit trotz Gesamtrückgang.</w:t>
+        <w:t>Hongkong: Dekompositionsanalyse bei 6.883 Adoleszenten (Schulquerschnitt 2021) zerlegt die Disparität in Suizidgedanken zwischen heterosexuellen und sexuellen Minderheits-Jugendlichen in Unterschiede in Risiko-Exposition versus Risiko-Reaktion. Stratifiziert nach biologischem Geschlecht.</w:t>
       </w:r>
     </w:p>
     <w:p>
@@ -220,7 +220,7 @@
         <w:t xml:space="preserve">Ergebnis: </w:t>
       </w:r>
       <w:r>
-        <w:t>Mortalitätsrate sank von 4,37 auf 2,09 pro 100.000 Frauen (AAPC –3,27%; 95%-CI –3,81 bis –2,73), aber Schwarze Frauen durchgängig höhere Sterblichkeit; ländliche Gebiete erhöhte Raten; Südstaaten konsistent höher, Nordosten mit größtem Rückgang (AAPC –4,23%). Geografische Variation: höchstbelastete Staaten 2–4× höher als niedrigbelastete. Ursachen: Zugangsungleichheit zu Screening, HPV-Impfung, Behandlung. Zeigt Versorgungsbarrieren (geografisch, sozioökonomisch), nicht primär biologische Unterschiede.</w:t>
+        <w:t>31-45% der Disparität in Suizidgedanken zwischen heterosexuellen und sexuellen Minderheits-Jugendlichen entfielen auf Unterschiede in der Exposition gegenüber Risiko- und Schutzfaktoren, 55-69% auf unterschiedliche Reaktionen auf diese Faktoren oder unbeobachtete Faktoren. Familienwahrnehmung spielte die substantiellste Rolle. Körperunzufriedenheit, Cybermobbing, sexuelle Belästigung und akademische Leistung waren über Geschlecht und sexuelle Orientierung hinweg assoziiert mit Suizidgedanken. Geschlechtsspezifische Muster beobachtet. Ursache klar: Zugang zu Unterstützung und psychosoziale Belastung, nicht biologisch.</w:t>
       </w:r>
     </w:p>
     <w:p>
@@ -235,7 +235,7 @@
         <w:rPr>
           <w:sz w:val="19"/>
         </w:rPr>
-        <w:t>USA - Gesundheitssystem Hürden überlagern Unterschiede; übertragbar nur Screening-Strategien, nicht Zugangsverhältnisse</w:t>
+        <w:t>Hongkong/China, nicht europäisch; Mechanismus (Zugang, Stressexposition) systemunabhängig, aber kulturelle Daten für Deutschland nicht verfügbar.</w:t>
       </w:r>
     </w:p>
     <w:p>
@@ -244,7 +244,7 @@
           <w:color w:val="5A7D3A"/>
           <w:sz w:val="18"/>
         </w:rPr>
-        <w:t>https://pubmed.ncbi.nlm.nih.gov/42813077/</w:t>
+        <w:t>https://pubmed.ncbi.nlm.nih.gov/42820259/</w:t>
       </w:r>
     </w:p>
     <w:p>
@@ -252,7 +252,7 @@
         <w:pStyle w:val="Heading2"/>
       </w:pPr>
       <w:r>
-        <w:t>Behinderung in Südafrika: Geschlechtslücke persistent, Gesundheitszugang stagniert</w:t>
+        <w:t>Diabetische Retinopathie: Frauen zeigen Schwellenwert-Effekt, Männer lineares Risiko</w:t>
       </w:r>
     </w:p>
     <w:p>
@@ -262,12 +262,12 @@
           <w:color w:val="666666"/>
           <w:sz w:val="18"/>
         </w:rPr>
-        <w:t>Sithole T et al.  ·  Front Public Health  ·  15.09.2026  ·  PMID 42812274</w:t>
+        <w:t>Long Q et al.  ·  Front Endocrinol (Lausanne)  ·  16.09.2026  ·  PMID 42818664</w:t>
       </w:r>
     </w:p>
     <w:p>
       <w:r>
-        <w:t>Südafrikanische Trendanalyse 2020–2024 aus Haushaltsumfragen zeigt persistente Geschlechtsunterschiede in Behinderungsprävalenz und stagnierendem Zugang.</w:t>
+        <w:t>Querschnittstudie bei 1.090 Typ-2-Diabetikern (433 Männer, 657 Frauen) aus China untersuchte, ob die Dosis-Wirkungsbeziehung zwischen Albumin-korrigiertem Fruktosamin (kurzzeitiger Blutzucker-Marker) und Retinopathie nach Geschlecht unterschiedlich ist.</w:t>
       </w:r>
     </w:p>
     <w:p>
@@ -278,7 +278,7 @@
         <w:t xml:space="preserve">Ergebnis: </w:t>
       </w:r>
       <w:r>
-        <w:t>Behinderungsprävalenz national 4,5–5,0%, kein signifikanter linearer Trend (p=0,49). Frauen durchgehend signifikant höhere Prävalenz als Männer in jedem Umfragejahr (p≤0,007). Nordkap höchste Prävalenz 2020 und 2024; Eastern Cape größter weiblicher Anstieg. Öffentliche Einrichtungen bleiben erste Anlaufstelle (72–73%). Krankenversicherungsabdeckung zeigte keinen signifikanten linearen Trend (p=0,72), stieg aber 2021 signifikant und fiel bis 2024 (p=0,004). Zeigt: Geschlechtslücke ist robuster statistischer Befund (bleiben unter Design-Effekt-Sensitivitätsanalyse), strukturelle Ungleichheit besteht fort trotz Gesundheitspolitik.</w:t>
+        <w:t>Bei beiden Geschlechtern stieg das Retinopathie-Risiko pro 10 μmol/g Fruktosamin (Männer: OR 1,83 [95%-KI 1,39-2,41], Frauen: OR 1,58 [95%-KI 1,26-1,99]). Aber die Form der Beziehung unterschied sich: Männer zeigten linearen Verlauf (p=0,751), Frauen einen Schwellenwert nahe 62,0 μmol/g mit signifikanter Nichtlinearität (p&lt;0,001). Unterhalb des Schwellenwerts war das Risiko erhöht (OR 2,57), oberhalb nicht mehr signifikant (OR 1,29; p für Interaktion &lt;0,001). Ursache biologisch (Hormonal-/Immuneffekte), vermutet durch Autoren.</w:t>
       </w:r>
     </w:p>
     <w:p>
@@ -293,7 +293,7 @@
         <w:rPr>
           <w:sz w:val="19"/>
         </w:rPr>
-        <w:t>Südafrika - vergleichbare Routinedaten, Zugangsstrukturen unterscheiden sich von Deutschland deutlich</w:t>
+        <w:t>China, nicht europäisch; biologische Plausibilität unabhängig von System, aber keine deutschen Daten.</w:t>
       </w:r>
     </w:p>
     <w:p>
@@ -302,7 +302,7 @@
           <w:color w:val="5A7D3A"/>
           <w:sz w:val="18"/>
         </w:rPr>
-        <w:t>https://pubmed.ncbi.nlm.nih.gov/42812274/</w:t>
+        <w:t>https://pubmed.ncbi.nlm.nih.gov/42818664/</w:t>
       </w:r>
     </w:p>
     <w:p>
@@ -310,7 +310,7 @@
         <w:pStyle w:val="Heading2"/>
       </w:pPr>
       <w:r>
-        <w:t>Blutdruck bei Kindheitstraumatisierung: Geschlechtsspezifische Muster in 150.983 deutschen Erwachsenen</w:t>
+        <w:t>Geschlechtsbias in niedrigwertigen Praktiken in der Primärversorgung: Überblick über europäische und spanische Studien</w:t>
       </w:r>
     </w:p>
     <w:p>
@@ -320,12 +320,12 @@
           <w:color w:val="666666"/>
           <w:sz w:val="18"/>
         </w:rPr>
-        <w:t>Thielcke TA et al.  ·  BMC Public Health  ·  09.09.2026  ·  PMID 42811308</w:t>
+        <w:t>Obón-Azuara B et al.  ·  Aten Primaria  ·  23.09.2026  ·  PMID 42777465</w:t>
       </w:r>
     </w:p>
     <w:p>
       <w:r>
-        <w:t>Deutsche Kohortenstudie untersucht alters- und geschlechtsspezifische Assoziationen zwischen Kindheitsmisshandlung und Blutdruckergebnissen im Erwachsenenalter.</w:t>
+        <w:t>Scoping-Review (PRISMA-ScR) der Spanischen Gesellschaft analysierte 250 Studien (1999-2026) zur Frage, ob geschlechtsspezifische Unterschiede in Low-Value Practices (unnötige oder schädliche Maßnahmen) in der Primärversorgung existieren. Schwerpunkt auf spanische Kohorten (APEAS, EVADUR).</w:t>
       </w:r>
     </w:p>
     <w:p>
@@ -336,7 +336,7 @@
         <w:t xml:space="preserve">Ergebnis: </w:t>
       </w:r>
       <w:r>
-        <w:t>Frauen mit hoher kumulativer Kindheitstraumatisierung (≥3 Kategorien) zeigten niedrigere Hypertoniequoten (OR=0,87; 95%-CI 0,80–0,94), Männer nicht signifikant (OR=1,01; 95%-CI 0,91–1,13). Altersabhängige inverse Assoziationen zwischen Kindheitstrauma und Blutdruckmarkern offenbarten geschlechtsspezifische Muster; Effekte konsistenter für Missbrauch als Vernachlässigung. Befund widerspricht Erwartung – biologische Vulnerabilität vs. psychosoziale Coping-Unterschiede ungenügend geklärt.</w:t>
+        <w:t>Geschlecht ist ein relevanter Determinant dafür, welche Low-Value Practices auftreten, für wen, und mit welchen Folgen. Evidenz konzentriert sich auf unangemessene Psychopharmaka-Verordnung (n=181 Studien) und exzessive diagnostische Tests (n=124). Geschlechtergetrenntes Screening, epidemiologische Berichte und Überweisungen deutlich unterrepräsentiert. Keine spanische Gründungsstudie hat Geschlecht als primären Determinanten analysiert. Empfehlung: Geschlechtsgetrennte Auswertung und SAGER-Richtlinien obligatorisch für sichere Primärversorgung. Mechanismus: Zuschreibung durch Behandelnde + Zugangsunterschiede + Diagnoseverzerrung.</w:t>
       </w:r>
     </w:p>
     <w:p>
@@ -351,7 +351,7 @@
         <w:rPr>
           <w:sz w:val="19"/>
         </w:rPr>
-        <w:t>Deutschland - NAKO Daten, nationale Routineerfassung, direkter Versorgungsbezug</w:t>
+        <w:t>Spanien, deutschsprachiger Kulturkreis, vergleichbares Primärversorgungs-System; deutsche Studien als Vergleich einbezogen.</w:t>
       </w:r>
     </w:p>
     <w:p>
@@ -360,7 +360,7 @@
           <w:color w:val="5A7D3A"/>
           <w:sz w:val="18"/>
         </w:rPr>
-        <w:t>https://pubmed.ncbi.nlm.nih.gov/42811308/</w:t>
+        <w:t>https://pubmed.ncbi.nlm.nih.gov/42777465/</w:t>
       </w:r>
     </w:p>
     <w:p>
@@ -368,7 +368,7 @@
         <w:pStyle w:val="Heading2"/>
       </w:pPr>
       <w:r>
-        <w:t>Polydrug-bedingte Todesfälle bei Frauen höher: Unterschiede in Todesursachen zwischen Geschlechtern</w:t>
+        <w:t>Geschlechterunterschiede in französischer Orthopädiechirurgie: Diskriminierung, Zugang zu Operationen, Karriere</w:t>
       </w:r>
     </w:p>
     <w:p>
@@ -378,12 +378,12 @@
           <w:color w:val="666666"/>
           <w:sz w:val="18"/>
         </w:rPr>
-        <w:t>Langlamet A et al.  ·  Womens Health Issues  ·  13.08.2026  ·  PMID 42595608</w:t>
+        <w:t>Cambon A et al.  ·  Orthop Traumatol Surg Res  ·  28.07.2026  ·  PMID 42521121</w:t>
       </w:r>
     </w:p>
     <w:p>
       <w:r>
-        <w:t>Französische Analyse von 6.068 drogenabhängigen Todesfällen zeigt geschlechtsabhängige Unterschiede in den beteiligten Substanzen mit fokussierten Massnahmen für Frauen.</w:t>
+        <w:t>Französische Querschnittsumfrage mit 1.053 Orthopädie-Chirurgen/-innen und Assistenten/-innen (von ~4.100 angeschrieben, 25% Rücklauf, 35% Frauen; Daten anonym erhoben) untersuchte Geschlechterunterschiede in Karriereverläufen, Berufserfahrung und wahrgenommenen Barrieren.</w:t>
       </w:r>
     </w:p>
     <w:p>
@@ -394,7 +394,7 @@
         <w:t xml:space="preserve">Ergebnis: </w:t>
       </w:r>
       <w:r>
-        <w:t>Frauen starben zu 39,4% durch Polydrogenmissbrauch vs. Männer 28,4% (p&lt;0,001); Frauen überrepräsentiert bei Todesfällen durch Antidepressiva (p&lt;0,001), Benzodiazepine (p&lt;0,001), Codein (p=0,002), Tramadol (p&lt;0,001). Männer überrepräsentiert bei illegalen Drogen (Heroin p&lt;0,001, Cannabis p&lt;0,001, neue psychoaktive Substanzen p&lt;0,001). Zeigt Geschlechtsunterschied im Anstoßmechanismus: Frauen eher polymedikamentös überdosiert, Männer über illegale Substanzen.</w:t>
+        <w:t>Frauen berichteten stärker von Diskriminierung durch Vorgesetzte (188/368 [51,1%] vs. 25/685 [3,6%]; adjustiertes OR 27,3; 95%-KI: 16,18-48,61; p&lt;0,001), herabsetzende Bemerkungen zu Elternschaft (OR 4,87; 95%-KI: 3,37-6,98; p&lt;0,0001) und sexuelle Belästigung (110/368 [29,9%] vs. 31/685 [4,5%]; OR 9,25; 95%-KI: 6-14,02; p&lt;0,001). Sie berichteten von weniger Operationserfahrung und mehr nicht-klinischen Aufgaben in der Ausbildung (172/368 [46,7%] vs. 173/685 [25,3%]; OR 2,6; 95%-KI: 1,97-3,37; p&lt;0,0001). Frauen seltener in Führungspositionen trotz ähnlicher akademischer Beteiligung. Stark disparate Work-Life-Balance: Frauen häufiger ledig (94/368 [25,5%] vs. 43/685 [6,3%]; OR 5,07; 95%-KI: 3,42-7,49; p&lt;0,0001), kinderlos (166/368 [45,1%] vs. 114/685 [16,6%]; OR 4,23; 95%-KI: 3,18-5,60) und berichten höhere Haushaltsverantwortung. Elternschaft häufiger als Karrierehindernis genannt. Ursache: strukturelle Diskriminierung und Zugangsbarrieren in der Ausbildung, nicht biologisch.</w:t>
       </w:r>
     </w:p>
     <w:p>
@@ -409,7 +409,7 @@
         <w:rPr>
           <w:sz w:val="19"/>
         </w:rPr>
-        <w:t>Frankreich - vergleichbare Sozialversicherung, europäische Routinedaten mit Versorgungsimplikation</w:t>
+        <w:t>Frankreich, vergleichbares System, deutsche Chirurgie vergleichbar organisiert; Befund auf Deutschland übertragbar.</w:t>
       </w:r>
     </w:p>
     <w:p>
@@ -418,7 +418,7 @@
           <w:color w:val="5A7D3A"/>
           <w:sz w:val="18"/>
         </w:rPr>
-        <w:t>https://pubmed.ncbi.nlm.nih.gov/42595608/</w:t>
+        <w:t>https://pubmed.ncbi.nlm.nih.gov/42521121/</w:t>
       </w:r>
     </w:p>
     <w:sectPr>

--- a/download/studien-aktuell.docx
+++ b/download/studien-aktuell.docx
@@ -62,7 +62,7 @@
           <w:color w:val="666666"/>
           <w:sz w:val="18"/>
         </w:rPr>
-        <w:t>Stand: 02.10.2026  |  6 Studien  |  gender.m-vf.de</w:t>
+        <w:t>Stand: 03.10.2026  |  6 Studien  |  gender.m-vf.de</w:t>
       </w:r>
     </w:p>
     <w:p>
@@ -70,7 +70,7 @@
         <w:pStyle w:val="Heading1"/>
       </w:pPr>
       <w:r>
-        <w:t>Aufgenommen am 02.10.2026</w:t>
+        <w:t>Aufgenommen am 03.10.2026</w:t>
       </w:r>
     </w:p>
     <w:p>
@@ -78,7 +78,7 @@
         <w:pStyle w:val="Heading2"/>
       </w:pPr>
       <w:r>
-        <w:t>Geschlechterunterschiede in sekundärer Prävention nach Herzinfarkt bleiben bestehen</w:t>
+        <w:t>Herzkrebssterblichkeit bei Männern 14 % höher – Unterschiede je nach Lebererkrankung</w:t>
       </w:r>
     </w:p>
     <w:p>
@@ -88,12 +88,12 @@
           <w:color w:val="666666"/>
           <w:sz w:val="18"/>
         </w:rPr>
-        <w:t>Berther L et al.  ·  Swiss Med Wkly  ·  24.09.2026  ·  PMID 42821875</w:t>
+        <w:t>Yan T et al.  ·  JAMA Netw Open  ·  01.10.2026  ·  PMID 42826017</w:t>
       </w:r>
     </w:p>
     <w:p>
       <w:r>
-        <w:t>Schweizer Register mit 34.612 Herzinfarkt-Patienten (2003-2022) untersuchte, ob Frauen und Männer unterschiedlich oft alle fünf Leitlinien-Medikamente zur Sekundärprävention erhielten.</w:t>
+        <w:t>Retrospektive Kohortenstudie an 8.594 Hepatokarzinom-Patienten aus 17 Zentren (2000–2023), die Geschlechtsunterschiede in der Gesamtsterblichkeit, leberbedingt und nicht-leberbedingt untersucht.</w:t>
       </w:r>
     </w:p>
     <w:p>
@@ -104,7 +104,7 @@
         <w:t xml:space="preserve">Ergebnis: </w:t>
       </w:r>
       <w:r>
-        <w:t>Frauen erhielten seltener optimale medikamentöse Therapie als Männer (51% vs. 60%, p&lt;0,001), besonders markant bei unter 50-Jährigen. Multivariabel zeigte Frauensein einen OR von 0,90 (95%-KI: 0,85-0,95) für vollständige Therapie. Über 20 Jahre stieg die Rate insgesamt (36% auf 60%), der Geschlechtergap blieb aber (0,7-14% Differenz) bestehen. Ursache: Zuschreibung durch Behandelnde, nicht biologisch begründet.</w:t>
+        <w:t>Männer zeigten eine höhere Gesamtsterblichkeit (aHR 1,14; 95%-KI 1,05–1,23; p=0,002). Effekte variierten nach Ätiologie: Alkoholbedingte Lebererkrankung (aHR 1,90), Hepatitis B (aHR 1,22), Hepatitis C (aHR 1,13), aber kein Unterschied bei metabolischer Fettlebererkrankung. Keine signifikanten Geschlechtsunterschiede bei nicht-leberbedingte Sterblichkeit.</w:t>
       </w:r>
     </w:p>
     <w:p>
@@ -119,7 +119,7 @@
         <w:rPr>
           <w:sz w:val="19"/>
         </w:rPr>
-        <w:t>Schweiz, vergleichbares System; Dokumentation auf Zelleben. AWMF-Leitlinien adressieren Geschlecht in ACS nicht.</w:t>
+        <w:t>Internationale Kohortendaten mit vergleichbarer Dokumentation; biologische Mechanismen ungeklärt.</w:t>
       </w:r>
     </w:p>
     <w:p>
@@ -128,7 +128,7 @@
           <w:color w:val="5A7D3A"/>
           <w:sz w:val="18"/>
         </w:rPr>
-        <w:t>https://pubmed.ncbi.nlm.nih.gov/42821875/</w:t>
+        <w:t>https://pubmed.ncbi.nlm.nih.gov/42826017/</w:t>
       </w:r>
     </w:p>
     <w:p>
@@ -136,7 +136,7 @@
         <w:pStyle w:val="Heading2"/>
       </w:pPr>
       <w:r>
-        <w:t>Psychische Gesundheit in Kanada: Junge Frauen zeigen stärkeren Anstieg, junge Männer größere relative Zunahme</w:t>
+        <w:t>Depressionsrisiko: Unterschiedliche Schutzfaktoren je nach Alter und Geschlecht</w:t>
       </w:r>
     </w:p>
     <w:p>
@@ -146,12 +146,12 @@
           <w:color w:val="666666"/>
           <w:sz w:val="18"/>
         </w:rPr>
-        <w:t>Zulyniak S et al.  ·  Epidemiol Psychiatr Sci  ·  01.10.2026  ·  PMID 42820260</w:t>
+        <w:t>Chen L et al.  ·  Epidemiol Psychiatr Sci  ·  01.10.2026  ·  PMID 42817766</w:t>
       </w:r>
     </w:p>
     <w:p>
       <w:r>
-        <w:t>Kanadische Metaregression mit Daten aus Community-Health-Surveys 2003-2024 (alle Jahre kombiniert) untersuchte Trends in Prävalenz psychischer Störungen nach Alter und Geschlecht in drei Altersgruppen (12-29, 30-64, 65+ Jahre).</w:t>
+        <w:t>Prospektive Kohortenstudie an 428.078 Erwachsenen, die alters- und geschlechtsspezifische modifizierbare Risikofaktoren für Depressionen priorisiert.</w:t>
       </w:r>
     </w:p>
     <w:p>
@@ -162,7 +162,7 @@
         <w:t xml:space="preserve">Ergebnis: </w:t>
       </w:r>
       <w:r>
-        <w:t>Alle psychischen-Gesundheits-Outcomes stiegen 2003-2024 in allen Altersgruppen beider Geschlechter. Bei Adoleszenten/jungen Erwachsenen erhöhte sich die Prävalenz diagnostizierter Stimmungsstörungen bei Männern von 2,37% (95%-KI: 2,03-2,78) auf 12,58% (95%-KI: 10,37-15,19), bei Frauen von 5,23% (95%-KI: 4,76-5,74) auf 21,49% (95%-KI: 18,97-24,24). Junge Frauen zeigten größere absolute Zunahmen, junge Männer größere relative Zuwächse. Quadratische Trendfunktionen signifikant für alle Outcome-/Alter-/Geschlechts-Kombinationen. Ursache: wahrscheinlich psychosozial/strukturell (Pandemiestress, Digitalisierung), nicht biologisch.</w:t>
+        <w:t>Von 15.106 (3,53 %) entwickelten Depression. Bevölkerungsattribuierbare Fraktionen (PAF) sanken mit Alter (Mittelalter 83,47 %, Rentner 76,77 %). Gesundheitsfaktoren zeigten höchste PAF (33,46–38,12 %), angeführt von schwacher Griffstärke (12,60–18,09 %) und BMI. Bei Männern rangierte Arbeitslosigkeit (PAF 24,55 %) an erster Stelle. Schlafqualität und Rauchen waren bei Frauen und jüngeren Gruppen führend. Kombinierte Risikomuster mit geringer sozialer Unterstützung erhöhten Risiko bis zu 4,37-fach.</w:t>
       </w:r>
     </w:p>
     <w:p>
@@ -177,7 +177,7 @@
         <w:rPr>
           <w:sz w:val="19"/>
         </w:rPr>
-        <w:t>Kanada, ähnlicher Sozialversicherungsauftrag, aber nicht europäisch; Ergebnis unabhängig von Gesundheitssystem.</w:t>
+        <w:t>China, aber alters-geschlechtsspezifische Risikoprofile sind universal übertragbar.</w:t>
       </w:r>
     </w:p>
     <w:p>
@@ -186,7 +186,7 @@
           <w:color w:val="5A7D3A"/>
           <w:sz w:val="18"/>
         </w:rPr>
-        <w:t>https://pubmed.ncbi.nlm.nih.gov/42820260/</w:t>
+        <w:t>https://pubmed.ncbi.nlm.nih.gov/42817766/</w:t>
       </w:r>
     </w:p>
     <w:p>
@@ -194,7 +194,7 @@
         <w:pStyle w:val="Heading2"/>
       </w:pPr>
       <w:r>
-        <w:t>Suizidgedanken bei chinesischen Jugendlichen: Sexuelle Minderheiten – Unterschiede erklären sich durch Belastung und Reaktion</w:t>
+        <w:t>Mütter- und Kindergesundheit im Tertiärbereich: Lücken in Schwangerenbetreuung und Geburtsverlauf</w:t>
       </w:r>
     </w:p>
     <w:p>
@@ -204,12 +204,12 @@
           <w:color w:val="666666"/>
           <w:sz w:val="18"/>
         </w:rPr>
-        <w:t>Li Z et al.  ·  Epidemiol Psychiatr Sci  ·  01.10.2026  ·  PMID 42820259</w:t>
+        <w:t>Khan MK et al.  ·  Mymensingh Med J  ·  Okt. 2026  ·  PMID 42811831</w:t>
       </w:r>
     </w:p>
     <w:p>
       <w:r>
-        <w:t>Hongkong: Dekompositionsanalyse bei 6.883 Adoleszenten (Schulquerschnitt 2021) zerlegt die Disparität in Suizidgedanken zwischen heterosexuellen und sexuellen Minderheits-Jugendlichen in Unterschiede in Risiko-Exposition versus Risiko-Reaktion. Stratifiziert nach biologischem Geschlecht.</w:t>
+        <w:t>Querschnittstudie an 460 schwangeren Frauen in einer Tertiärklinik Bangladesch (Sept.–Okt. 2025) zur Mütter- und Kindergesundheit, Geburtsvertauf und Kindersterblichkeit.</w:t>
       </w:r>
     </w:p>
     <w:p>
@@ -220,7 +220,7 @@
         <w:t xml:space="preserve">Ergebnis: </w:t>
       </w:r>
       <w:r>
-        <w:t>31-45% der Disparität in Suizidgedanken zwischen heterosexuellen und sexuellen Minderheits-Jugendlichen entfielen auf Unterschiede in der Exposition gegenüber Risiko- und Schutzfaktoren, 55-69% auf unterschiedliche Reaktionen auf diese Faktoren oder unbeobachtete Faktoren. Familienwahrnehmung spielte die substantiellste Rolle. Körperunzufriedenheit, Cybermobbing, sexuelle Belästigung und akademische Leistung waren über Geschlecht und sexuelle Orientierung hinweg assoziiert mit Suizidgedanken. Geschlechtsspezifische Muster beobachtet. Ursache klar: Zugang zu Unterstützung und psychosoziale Belastung, nicht biologisch.</w:t>
+        <w:t>Mittleres Alter 26,56±4,7 Jahre. 97,2 % fütterten Kolostrum, 90,2 % impften Babys vollständig. 5,2 % der Familien verloren Kinder &lt;5 Jahre (Pneumonie, Durchfall, unbekannte Ursachen). Mittlere Zahl Schwangerenvisiten 3,48±2,08; 4,6 % keine Visite. 73,3 % entbanden in Kliniken, aber 57,2 % benötigten Sectio caesarea. 73,7 % wurden von Ärzten entbunden. Lücken: Unvollständige Schwangerenbetreuung, hohe Sectio-Rate, Kindersterblichkeit.</w:t>
       </w:r>
     </w:p>
     <w:p>
@@ -235,7 +235,7 @@
         <w:rPr>
           <w:sz w:val="19"/>
         </w:rPr>
-        <w:t>Hongkong/China, nicht europäisch; Mechanismus (Zugang, Stressexposition) systemunabhängig, aber kulturelle Daten für Deutschland nicht verfügbar.</w:t>
+        <w:t>Bangladesch mit begrenztem Übertragungspotential auf Deutschland; zeigt aber geschlechtergetrenntes Ergebnis-Tracking in Niedrig-Einkommensländer.</w:t>
       </w:r>
     </w:p>
     <w:p>
@@ -244,7 +244,7 @@
           <w:color w:val="5A7D3A"/>
           <w:sz w:val="18"/>
         </w:rPr>
-        <w:t>https://pubmed.ncbi.nlm.nih.gov/42820259/</w:t>
+        <w:t>https://pubmed.ncbi.nlm.nih.gov/42811831/</w:t>
       </w:r>
     </w:p>
     <w:p>
@@ -252,7 +252,7 @@
         <w:pStyle w:val="Heading2"/>
       </w:pPr>
       <w:r>
-        <w:t>Diabetische Retinopathie: Frauen zeigen Schwellenwert-Effekt, Männer lineares Risiko</w:t>
+        <w:t>Diabetes und Suizidrisiko bei schwarzen Männern: Systematische Lücke in Evidenz und Screening</w:t>
       </w:r>
     </w:p>
     <w:p>
@@ -262,12 +262,12 @@
           <w:color w:val="666666"/>
           <w:sz w:val="18"/>
         </w:rPr>
-        <w:t>Long Q et al.  ·  Front Endocrinol (Lausanne)  ·  16.09.2026  ·  PMID 42818664</w:t>
+        <w:t>Boyd DT et al.  ·  Curr Diab Rep  ·  28.09.2026  ·  PMID 42803858</w:t>
       </w:r>
     </w:p>
     <w:p>
       <w:r>
-        <w:t>Querschnittstudie bei 1.090 Typ-2-Diabetikern (433 Männer, 657 Frauen) aus China untersuchte, ob die Dosis-Wirkungsbeziehung zwischen Albumin-korrigiertem Fruktosamin (kurzzeitiger Blutzucker-Marker) und Retinopathie nach Geschlecht unterschiedlich ist.</w:t>
+        <w:t>Narrative Übersichtsarbeit zur Schnittstelle Diabetes, Suizidalität und Rasse/Ethnizität mit Fokus auf schwarze Männer und schwarze sexuelle Minderheiten.</w:t>
       </w:r>
     </w:p>
     <w:p>
@@ -278,7 +278,7 @@
         <w:t xml:space="preserve">Ergebnis: </w:t>
       </w:r>
       <w:r>
-        <w:t>Bei beiden Geschlechtern stieg das Retinopathie-Risiko pro 10 μmol/g Fruktosamin (Männer: OR 1,83 [95%-KI 1,39-2,41], Frauen: OR 1,58 [95%-KI 1,26-1,99]). Aber die Form der Beziehung unterschied sich: Männer zeigten linearen Verlauf (p=0,751), Frauen einen Schwellenwert nahe 62,0 μmol/g mit signifikanter Nichtlinearität (p&lt;0,001). Unterhalb des Schwellenwerts war das Risiko erhöht (OR 2,57), oberhalb nicht mehr signifikant (OR 1,29; p für Interaktion &lt;0,001). Ursache biologisch (Hormonal-/Immuneffekte), vermutet durch Autoren.</w:t>
+        <w:t>Zentraler Befund: Evidenzlücke, nicht Beweis multiplikativer Risikoseffekte. Literatur belegt Depression, Diabetes-Distress und Insulinzugang als klinisch relevante Pfade. Kein Study identifiziert Suizidalität spezifisch bei schwarzen Männern mit Diabetes oder schwarzen sexuellen Minderheiten mit Diabetes. Screening-Instrumente (PHQ-9, Diabetes Distress Scale) sind nicht populationsspezifisch validiert. Empfehlung: Kulturell responsive Psychosozial-Exploration, direkte Suizidalitätserfassung, kolaboratives Sicherheitsplanning und integrierte Verhaltensstützung.</w:t>
       </w:r>
     </w:p>
     <w:p>
@@ -293,7 +293,7 @@
         <w:rPr>
           <w:sz w:val="19"/>
         </w:rPr>
-        <w:t>China, nicht europäisch; biologische Plausibilität unabhängig von System, aber keine deutschen Daten.</w:t>
+        <w:t>USA, aber Evidenzlücke und Screening-Validierungsbedarf sind universell relevant.</w:t>
       </w:r>
     </w:p>
     <w:p>
@@ -302,7 +302,7 @@
           <w:color w:val="5A7D3A"/>
           <w:sz w:val="18"/>
         </w:rPr>
-        <w:t>https://pubmed.ncbi.nlm.nih.gov/42818664/</w:t>
+        <w:t>https://pubmed.ncbi.nlm.nih.gov/42803858/</w:t>
       </w:r>
     </w:p>
     <w:p>
@@ -310,7 +310,7 @@
         <w:pStyle w:val="Heading2"/>
       </w:pPr>
       <w:r>
-        <w:t>Geschlechtsbias in niedrigwertigen Praktiken in der Primärversorgung: Überblick über europäische und spanische Studien</w:t>
+        <w:t>Kaumuskulatur und Körperfett: Geschlechtsabhängige biologische Assoziationen</w:t>
       </w:r>
     </w:p>
     <w:p>
@@ -320,12 +320,12 @@
           <w:color w:val="666666"/>
           <w:sz w:val="18"/>
         </w:rPr>
-        <w:t>Obón-Azuara B et al.  ·  Aten Primaria  ·  23.09.2026  ·  PMID 42777465</w:t>
+        <w:t>Meisel P et al.  ·  J Oral Biosci  ·  16.09.2026  ·  PMID 42748522</w:t>
       </w:r>
     </w:p>
     <w:p>
       <w:r>
-        <w:t>Scoping-Review (PRISMA-ScR) der Spanischen Gesellschaft analysierte 250 Studien (1999-2026) zur Frage, ob geschlechtsspezifische Unterschiede in Low-Value Practices (unnötige oder schädliche Maßnahmen) in der Primärversorgung existieren. Schwerpunkt auf spanische Kohorten (APEAS, EVADUR).</w:t>
+        <w:t>Querschnittstudie an 665 Erwachsenen (30–93 Jahre, SHIP-Kohorte Deutschland), die Geschlechtsunterschiede in der Assoziation von Kaumuskulatur, Zahnbestand, Parodontitis und Adipositas mit MRT untersucht.</w:t>
       </w:r>
     </w:p>
     <w:p>
@@ -336,7 +336,7 @@
         <w:t xml:space="preserve">Ergebnis: </w:t>
       </w:r>
       <w:r>
-        <w:t>Geschlecht ist ein relevanter Determinant dafür, welche Low-Value Practices auftreten, für wen, und mit welchen Folgen. Evidenz konzentriert sich auf unangemessene Psychopharmaka-Verordnung (n=181 Studien) und exzessive diagnostische Tests (n=124). Geschlechtergetrenntes Screening, epidemiologische Berichte und Überweisungen deutlich unterrepräsentiert. Keine spanische Gründungsstudie hat Geschlecht als primären Determinanten analysiert. Empfehlung: Geschlechtsgetrennte Auswertung und SAGER-Richtlinien obligatorisch für sichere Primärversorgung. Mechanismus: Zuschreibung durch Behandelnde + Zugangsunterschiede + Diagnoseverzerrung.</w:t>
+        <w:t>Massetermuskelfläche war mit BMI und Taillenumfang bei beiden Geschlechtern assoziiert (beide p&lt;0,001). Bei Männern war medialer Pterygoidmuskel primär mit Adipositas assoziiert (p&lt;0,001). Klinischer Attachmentverlust war negativ mit Adipositas nur bei Frauen assoziiert. Über 10 Jahre stiegen BMI und Taillenumfang mit Masseter- und medialem Pterygoidmuskel bei Männern (p&lt;0,001), nicht bei Frauen (p&gt;0,30).</w:t>
       </w:r>
     </w:p>
     <w:p>
@@ -351,7 +351,7 @@
         <w:rPr>
           <w:sz w:val="19"/>
         </w:rPr>
-        <w:t>Spanien, deutschsprachiger Kulturkreis, vergleichbares Primärversorgungs-System; deutsche Studien als Vergleich einbezogen.</w:t>
+        <w:t>Deutsche Populationsdaten (SHIP), vergleichbare Messmethoden und Körperzusammensetzung.</w:t>
       </w:r>
     </w:p>
     <w:p>
@@ -360,7 +360,7 @@
           <w:color w:val="5A7D3A"/>
           <w:sz w:val="18"/>
         </w:rPr>
-        <w:t>https://pubmed.ncbi.nlm.nih.gov/42777465/</w:t>
+        <w:t>https://pubmed.ncbi.nlm.nih.gov/42748522/</w:t>
       </w:r>
     </w:p>
     <w:p>
@@ -368,7 +368,7 @@
         <w:pStyle w:val="Heading2"/>
       </w:pPr>
       <w:r>
-        <w:t>Geschlechterunterschiede in französischer Orthopädiechirurgie: Diskriminierung, Zugang zu Operationen, Karriere</w:t>
+        <w:t>Kommunale Gesundheitsungleichheit: Welche Zusammenarbeit wirkt – qualitative Synthese</w:t>
       </w:r>
     </w:p>
     <w:p>
@@ -378,12 +378,12 @@
           <w:color w:val="666666"/>
           <w:sz w:val="18"/>
         </w:rPr>
-        <w:t>Cambon A et al.  ·  Orthop Traumatol Surg Res  ·  28.07.2026  ·  PMID 42521121</w:t>
+        <w:t>Thomson LJM et al.  ·  Front Public Health  ·  29.05.2026  ·  PMID 42293618</w:t>
       </w:r>
     </w:p>
     <w:p>
       <w:r>
-        <w:t>Französische Querschnittsumfrage mit 1.053 Orthopädie-Chirurgen/-innen und Assistenten/-innen (von ~4.100 angeschrieben, 25% Rücklauf, 35% Frauen; Daten anonym erhoben) untersuchte Geschlechterunterschiede in Karriereverläufen, Berufserfahrung und wahrgenommenen Barrieren.</w:t>
+        <w:t>Thematische Synthese von Fokusgruppendaten und Fragebogenergebnissen aus dreiphasigem UK-Programm ‚Mobilizing Community Assets to Tackle Health Inequalities'.</w:t>
       </w:r>
     </w:p>
     <w:p>
@@ -394,7 +394,7 @@
         <w:t xml:space="preserve">Ergebnis: </w:t>
       </w:r>
       <w:r>
-        <w:t>Frauen berichteten stärker von Diskriminierung durch Vorgesetzte (188/368 [51,1%] vs. 25/685 [3,6%]; adjustiertes OR 27,3; 95%-KI: 16,18-48,61; p&lt;0,001), herabsetzende Bemerkungen zu Elternschaft (OR 4,87; 95%-KI: 3,37-6,98; p&lt;0,0001) und sexuelle Belästigung (110/368 [29,9%] vs. 31/685 [4,5%]; OR 9,25; 95%-KI: 6-14,02; p&lt;0,001). Sie berichteten von weniger Operationserfahrung und mehr nicht-klinischen Aufgaben in der Ausbildung (172/368 [46,7%] vs. 173/685 [25,3%]; OR 2,6; 95%-KI: 1,97-3,37; p&lt;0,0001). Frauen seltener in Führungspositionen trotz ähnlicher akademischer Beteiligung. Stark disparate Work-Life-Balance: Frauen häufiger ledig (94/368 [25,5%] vs. 43/685 [6,3%]; OR 5,07; 95%-KI: 3,42-7,49; p&lt;0,0001), kinderlos (166/368 [45,1%] vs. 114/685 [16,6%]; OR 4,23; 95%-KI: 3,18-5,60) und berichten höhere Haushaltsverantwortung. Elternschaft häufiger als Karrierehindernis genannt. Ursache: strukturelle Diskriminierung und Zugangsbarrieren in der Ausbildung, nicht biologisch.</w:t>
+        <w:t>Sechs übergeordnete Themen identifiziert: Beziehungsaufbau, multidisziplinäre Zusammenarbeit und Schulung/Kapazitätsaufbau waren zentral für sektorübergreifende Erfolge. Integrierte Versorgungsansätze, innovative kreative Gesundheitslösungen und Strategien zur Verstetigung (Scaling-up) waren zusätzliche Erfolgsfaktoren. Weniger konsistent, aber kontextabhängig wirksam: Bewusstseinsschärfung zu Armut, Adressierung sozialer Determinanten, Verhaltensprävention und Befähigung zu eigenverantwortlichen Gesundheitsentscheidungen.</w:t>
       </w:r>
     </w:p>
     <w:p>
@@ -409,7 +409,7 @@
         <w:rPr>
           <w:sz w:val="19"/>
         </w:rPr>
-        <w:t>Frankreich, vergleichbares System, deutsche Chirurgie vergleichbar organisiert; Befund auf Deutschland übertragbar.</w:t>
+        <w:t>UK-Studie, aber Kooperationsmodelle sind auf deutsches kommunales Versorgungssystem übertragbar.</w:t>
       </w:r>
     </w:p>
     <w:p>
@@ -418,7 +418,7 @@
           <w:color w:val="5A7D3A"/>
           <w:sz w:val="18"/>
         </w:rPr>
-        <w:t>https://pubmed.ncbi.nlm.nih.gov/42521121/</w:t>
+        <w:t>https://pubmed.ncbi.nlm.nih.gov/42293618/</w:t>
       </w:r>
     </w:p>
     <w:sectPr>

--- a/download/studien-aktuell.docx
+++ b/download/studien-aktuell.docx
@@ -62,7 +62,7 @@
           <w:color w:val="666666"/>
           <w:sz w:val="18"/>
         </w:rPr>
-        <w:t>Stand: 03.10.2026  |  6 Studien  |  gender.m-vf.de</w:t>
+        <w:t>Stand: 04.10.2026  |  7 Studien  |  gender.m-vf.de</w:t>
       </w:r>
     </w:p>
     <w:p>
@@ -70,7 +70,7 @@
         <w:pStyle w:val="Heading1"/>
       </w:pPr>
       <w:r>
-        <w:t>Aufgenommen am 03.10.2026</w:t>
+        <w:t>Aufgenommen am 04.10.2026</w:t>
       </w:r>
     </w:p>
     <w:p>
@@ -78,7 +78,7 @@
         <w:pStyle w:val="Heading2"/>
       </w:pPr>
       <w:r>
-        <w:t>Herzkrebssterblichkeit bei Männern 14 % höher – Unterschiede je nach Lebererkrankung</w:t>
+        <w:t>Gewalt gegen Transfrauen mit HIV in Frankreich: Muster und Zusammenhänge</w:t>
       </w:r>
     </w:p>
     <w:p>
@@ -88,12 +88,12 @@
           <w:color w:val="666666"/>
           <w:sz w:val="18"/>
         </w:rPr>
-        <w:t>Yan T et al.  ·  JAMA Netw Open  ·  01.10.2026  ·  PMID 42826017</w:t>
+        <w:t>Fiorentino M et al.  ·  BMJ Open  ·  01.10.2026  ·  PMID 42823115</w:t>
       </w:r>
     </w:p>
     <w:p>
       <w:r>
-        <w:t>Retrospektive Kohortenstudie an 8.594 Hepatokarzinom-Patienten aus 17 Zentren (2000–2023), die Geschlechtsunterschiede in der Gesamtsterblichkeit, leberbedingt und nicht-leberbedingt untersucht.</w:t>
+        <w:t>Französische nationale Querschnittsstudie (501 Transfrauen mit HIV, ANRS-Trans&amp;HIV 2020–2022) zu Gewalterfahrung im vergangenen Jahr und Zusammenhängen mit strukturellen Faktoren und Transaktionssex.</w:t>
       </w:r>
     </w:p>
     <w:p>
@@ -104,7 +104,7 @@
         <w:t xml:space="preserve">Ergebnis: </w:t>
       </w:r>
       <w:r>
-        <w:t>Männer zeigten eine höhere Gesamtsterblichkeit (aHR 1,14; 95%-KI 1,05–1,23; p=0,002). Effekte variierten nach Ätiologie: Alkoholbedingte Lebererkrankung (aHR 1,90), Hepatitis B (aHR 1,22), Hepatitis C (aHR 1,13), aber kein Unterschied bei metabolischer Fettlebererkrankung. Keine signifikanten Geschlechtsunterschiede bei nicht-leberbedingte Sterblichkeit.</w:t>
+        <w:t>Bei Transfrauen mit transaktionellem Sexkontakt (66% der Stichprobe) drei Gewalttypologien: niedriges berichtetes Gewaltaufkommen (42%), Mehrperpetratoren-Gewalt (8%), Kunden- und Straßengewalt (17%). Bei Transfrauen ohne Transaktionssex: niedriges Gewaltaufkommen (30%), Mehrperpetratoren-Gewalt (3%). Korrelate von Kunden-/Straßengewalt: inadäquates Wohnen, ART-Unterbrechung, Stimulanziengebrauch, täglicher Cannabiskonsum. Mehrperpetratoren-Gewalt assoziiert mit Depression und mangelnder emotionaler Unterstützung. Jede zehnte Transfrau erlebte mehrfache Gewaltsformen unabhängig von Transaktionssex. Erklärt Ursachen der Gewalt (strukturelle Verwundbarkeit, prekäre Arbeitsbedingungen, psychische Belastung), nicht nur die Beobachtung.</w:t>
       </w:r>
     </w:p>
     <w:p>
@@ -119,7 +119,7 @@
         <w:rPr>
           <w:sz w:val="19"/>
         </w:rPr>
-        <w:t>Internationale Kohortendaten mit vergleichbarer Dokumentation; biologische Mechanismen ungeklärt.</w:t>
+        <w:t>Frankreich, europäisches Gesundheitssystem, geschlechtsangleichende Versorgung ähnlich deutschem Anspruch.</w:t>
       </w:r>
     </w:p>
     <w:p>
@@ -128,7 +128,7 @@
           <w:color w:val="5A7D3A"/>
           <w:sz w:val="18"/>
         </w:rPr>
-        <w:t>https://pubmed.ncbi.nlm.nih.gov/42826017/</w:t>
+        <w:t>https://pubmed.ncbi.nlm.nih.gov/42823115/</w:t>
       </w:r>
     </w:p>
     <w:p>
@@ -136,7 +136,7 @@
         <w:pStyle w:val="Heading2"/>
       </w:pPr>
       <w:r>
-        <w:t>Depressionsrisiko: Unterschiedliche Schutzfaktoren je nach Alter und Geschlecht</w:t>
+        <w:t>Geschlechtsspezifische Mechanismen chronischer Schmerzen</w:t>
       </w:r>
     </w:p>
     <w:p>
@@ -146,12 +146,12 @@
           <w:color w:val="666666"/>
           <w:sz w:val="18"/>
         </w:rPr>
-        <w:t>Chen L et al.  ·  Epidemiol Psychiatr Sci  ·  01.10.2026  ·  PMID 42817766</w:t>
+        <w:t>Venkataraman A et al.  ·  Science  ·  01.10.2026  ·  PMID 42821694</w:t>
       </w:r>
     </w:p>
     <w:p>
       <w:r>
-        <w:t>Prospektive Kohortenstudie an 428.078 Erwachsenen, die alters- und geschlechtsspezifische modifizierbare Risikofaktoren für Depressionen priorisiert.</w:t>
+        <w:t>Übersichtsarbeit zu biologischen Unterschieden in Schmerzwahrnehmung und -verarbeitung bei Frauen und Männern, mit Fokus auf Hormonwirkung, Neuro-Immuninteraktion und endogene Analgesie.</w:t>
       </w:r>
     </w:p>
     <w:p>
@@ -162,7 +162,7 @@
         <w:t xml:space="preserve">Ergebnis: </w:t>
       </w:r>
       <w:r>
-        <w:t>Von 15.106 (3,53 %) entwickelten Depression. Bevölkerungsattribuierbare Fraktionen (PAF) sanken mit Alter (Mittelalter 83,47 %, Rentner 76,77 %). Gesundheitsfaktoren zeigten höchste PAF (33,46–38,12 %), angeführt von schwacher Griffstärke (12,60–18,09 %) und BMI. Bei Männern rangierte Arbeitslosigkeit (PAF 24,55 %) an erster Stelle. Schlafqualität und Rauchen waren bei Frauen und jüngeren Gruppen führend. Kombinierte Risikomuster mit geringer sozialer Unterstützung erhöhten Risiko bis zu 4,37-fach.</w:t>
+        <w:t>Frauen, besonders junge Frauen, sind überproportional von Schmerzstörungen betroffen (Reizdarmsyndrom, Endometriose, Migräne, Fibromyalgie, Osteoarthritis, neuropathischer Schmerz). Die Arbeit identifiziert geschlechtsspezifische biologische Pfade, die Schmerzinduktion, -verstärkung und -auflösung regulieren, und zeigt, dass diese Unterschiede auf Sexualhormone, Immunsignale, Mikrobiom und endogene Analgesiesysteme zurückgehen. Damit wird erklärt, warum Frauen höhere Schmerzempfindlichkeit erleben, statt nur die Beobachtung zu beschreiben.</w:t>
       </w:r>
     </w:p>
     <w:p>
@@ -177,7 +177,7 @@
         <w:rPr>
           <w:sz w:val="19"/>
         </w:rPr>
-        <w:t>China, aber alters-geschlechtsspezifische Risikoprofile sind universal übertragbar.</w:t>
+        <w:t>USA, aber Schmerzbiologie ist universell; AWMF-Leitlinien zu chronischen Schmerzen berücksichtigen Geschlecht noch unzureichend.</w:t>
       </w:r>
     </w:p>
     <w:p>
@@ -186,7 +186,7 @@
           <w:color w:val="5A7D3A"/>
           <w:sz w:val="18"/>
         </w:rPr>
-        <w:t>https://pubmed.ncbi.nlm.nih.gov/42817766/</w:t>
+        <w:t>https://pubmed.ncbi.nlm.nih.gov/42821694/</w:t>
       </w:r>
     </w:p>
     <w:p>
@@ -194,7 +194,7 @@
         <w:pStyle w:val="Heading2"/>
       </w:pPr>
       <w:r>
-        <w:t>Mütter- und Kindergesundheit im Tertiärbereich: Lücken in Schwangerenbetreuung und Geburtsverlauf</w:t>
+        <w:t>Sexuelle Doppelmoral und geschlechtergebundene Unterschiede in Risikoverhalten bei Jugendlichen</w:t>
       </w:r>
     </w:p>
     <w:p>
@@ -204,12 +204,12 @@
           <w:color w:val="666666"/>
           <w:sz w:val="18"/>
         </w:rPr>
-        <w:t>Khan MK et al.  ·  Mymensingh Med J  ·  Okt. 2026  ·  PMID 42811831</w:t>
+        <w:t>Alidou S et al.  ·  Afr J Reprod Health  ·  01.10.2026  ·  PMID 42819489</w:t>
       </w:r>
     </w:p>
     <w:p>
       <w:r>
-        <w:t>Querschnittstudie an 460 schwangeren Frauen in einer Tertiärklinik Bangladesch (Sept.–Okt. 2025) zur Mütter- und Kindergesundheit, Geburtsvertauf und Kindersterblichkeit.</w:t>
+        <w:t>Togolese Multiple-Indicator-Cluster-Survey-Analyse (1.768 sexuell aktive 15–24-Jährige) zu Geschlechterdisparitäten in riskantem Sexualverhalten.</w:t>
       </w:r>
     </w:p>
     <w:p>
@@ -220,7 +220,7 @@
         <w:t xml:space="preserve">Ergebnis: </w:t>
       </w:r>
       <w:r>
-        <w:t>Mittleres Alter 26,56±4,7 Jahre. 97,2 % fütterten Kolostrum, 90,2 % impften Babys vollständig. 5,2 % der Familien verloren Kinder &lt;5 Jahre (Pneumonie, Durchfall, unbekannte Ursachen). Mittlere Zahl Schwangerenvisiten 3,48±2,08; 4,6 % keine Visite. 73,3 % entbanden in Kliniken, aber 57,2 % benötigten Sectio caesarea. 73,7 % wurden von Ärzten entbunden. Lücken: Unvollständige Schwangerenbetreuung, hohe Sectio-Rate, Kindersterblichkeit.</w:t>
+        <w:t>Gesamtprävalenz risikanten Sexualverhaltens 40,8% (95%-KI: 38,1–43,6). Männer zeigten deutlich höhere Raten (47,9% vs. 39,9%, p=0,002) und waren fünfmal häufiger als Frauen mit mehreren Partnern (AOR=4,56, p&lt;0,001). Median-Alter beim Erstkontakt 16 Jahre, signifikant früher bei Mädchen. Kein Geschlechtsdifference beim Kondomnichtgebrauch; Alkoholkonsum und Bildung stark assoziiert. Dokumentiert persistente sexuelle Doppelmoral und biologisch-soziale Mechanismen (frühere Sexualaktivität bei Mädchen, unterschiedliche Partnerzahl bei Jungen).</w:t>
       </w:r>
     </w:p>
     <w:p>
@@ -235,7 +235,7 @@
         <w:rPr>
           <w:sz w:val="19"/>
         </w:rPr>
-        <w:t>Bangladesch mit begrenztem Übertragungspotential auf Deutschland; zeigt aber geschlechtergetrenntes Ergebnis-Tracking in Niedrig-Einkommensländer.</w:t>
+        <w:t>Subsahara-Afrika, andere Ausgangslage; Befund zur sexuellen Doppelmoral ist kulturübergreifend relevant.</w:t>
       </w:r>
     </w:p>
     <w:p>
@@ -244,7 +244,7 @@
           <w:color w:val="5A7D3A"/>
           <w:sz w:val="18"/>
         </w:rPr>
-        <w:t>https://pubmed.ncbi.nlm.nih.gov/42811831/</w:t>
+        <w:t>https://pubmed.ncbi.nlm.nih.gov/42819489/</w:t>
       </w:r>
     </w:p>
     <w:p>
@@ -252,7 +252,7 @@
         <w:pStyle w:val="Heading2"/>
       </w:pPr>
       <w:r>
-        <w:t>Diabetes und Suizidrisiko bei schwarzen Männern: Systematische Lücke in Evidenz und Screening</w:t>
+        <w:t>Obstruktive Schlafapnoe und Schlaganfallrisiko: Geschlechts- und Altersunterschiede</w:t>
       </w:r>
     </w:p>
     <w:p>
@@ -262,12 +262,12 @@
           <w:color w:val="666666"/>
           <w:sz w:val="18"/>
         </w:rPr>
-        <w:t>Boyd DT et al.  ·  Curr Diab Rep  ·  28.09.2026  ·  PMID 42803858</w:t>
+        <w:t>Agrawal R et al.  ·  PLoS One  ·  30.09.2026  ·  PMID 42814704</w:t>
       </w:r>
     </w:p>
     <w:p>
       <w:r>
-        <w:t>Narrative Übersichtsarbeit zur Schnittstelle Diabetes, Suizidalität und Rasse/Ethnizität mit Fokus auf schwarze Männer und schwarze sexuelle Minderheiten.</w:t>
+        <w:t>Große US-Querschnittsstudie (556.474 OSA-Patienten aus elektronischen Patientenakten 1999–2016), die Prävalenzraten von OSA und Schlaganfallrisikofaktoren nach Alter und Geschlecht stratifiziert.</w:t>
       </w:r>
     </w:p>
     <w:p>
@@ -278,7 +278,7 @@
         <w:t xml:space="preserve">Ergebnis: </w:t>
       </w:r>
       <w:r>
-        <w:t>Zentraler Befund: Evidenzlücke, nicht Beweis multiplikativer Risikoseffekte. Literatur belegt Depression, Diabetes-Distress und Insulinzugang als klinisch relevante Pfade. Kein Study identifiziert Suizidalität spezifisch bei schwarzen Männern mit Diabetes oder schwarzen sexuellen Minderheiten mit Diabetes. Screening-Instrumente (PHQ-9, Diabetes Distress Scale) sind nicht populationsspezifisch validiert. Empfehlung: Kulturell responsive Psychosozial-Exploration, direkte Suizidalitätserfassung, kolaboratives Sicherheitsplanning und integrierte Verhaltensstützung.</w:t>
+        <w:t>Männer zeigten durchgehend höhere OSA-Prävalenz als Frauen (10,43% vs. 9,28%), ebenso höhere Hypertonie (7,37% vs. 7,11%). Beide Geschlechter zeigten Prävalenzspitzen im Alter 55 Jahren; kardiovaskuläre Komorbiditäten (Hypertonie 57,83%, Diabetes 34,7%, Herzinsuffizienz 17,7%) nahmen in älteren Altersgruppen zu. Die Befunde sind populationsrepräsentativ, keine kausalen Schlüsse möglich. Zeigt geschlechtsspezifische Epidemiologie ohne Erklärung der Ursachen.</w:t>
       </w:r>
     </w:p>
     <w:p>
@@ -293,7 +293,7 @@
         <w:rPr>
           <w:sz w:val="19"/>
         </w:rPr>
-        <w:t>USA, aber Evidenzlücke und Screening-Validierungsbedarf sind universell relevant.</w:t>
+        <w:t>USA-Daten, aber elektronische Patientendaten sind vergleichbar mit deutschen Krankenhausinformationssystemen.</w:t>
       </w:r>
     </w:p>
     <w:p>
@@ -302,7 +302,7 @@
           <w:color w:val="5A7D3A"/>
           <w:sz w:val="18"/>
         </w:rPr>
-        <w:t>https://pubmed.ncbi.nlm.nih.gov/42803858/</w:t>
+        <w:t>https://pubmed.ncbi.nlm.nih.gov/42814704/</w:t>
       </w:r>
     </w:p>
     <w:p>
@@ -310,7 +310,7 @@
         <w:pStyle w:val="Heading2"/>
       </w:pPr>
       <w:r>
-        <w:t>Kaumuskulatur und Körperfett: Geschlechtsabhängige biologische Assoziationen</w:t>
+        <w:t>Inflammatorische Immunantwort und Geschlecht: biologische Grundlagen der Mortalitätsunterschiede</w:t>
       </w:r>
     </w:p>
     <w:p>
@@ -320,12 +320,12 @@
           <w:color w:val="666666"/>
           <w:sz w:val="18"/>
         </w:rPr>
-        <w:t>Meisel P et al.  ·  J Oral Biosci  ·  16.09.2026  ·  PMID 42748522</w:t>
+        <w:t>Casimir G  ·  Rev Prat  ·  Sept. 2026  ·  PMID 42808628</w:t>
       </w:r>
     </w:p>
     <w:p>
       <w:r>
-        <w:t>Querschnittstudie an 665 Erwachsenen (30–93 Jahre, SHIP-Kohorte Deutschland), die Geschlechtsunterschiede in der Assoziation von Kaumuskulatur, Zahnbestand, Parodontitis und Adipositas mit MRT untersucht.</w:t>
+        <w:t>Französische Übersichtsarbeit zu geschlechtsspezifischen Unterschieden in Entzündungshomöostase und deren Auswirkungen auf schwere Infektionen und Sterblichkeit.</w:t>
       </w:r>
     </w:p>
     <w:p>
@@ -336,7 +336,7 @@
         <w:t xml:space="preserve">Ergebnis: </w:t>
       </w:r>
       <w:r>
-        <w:t>Massetermuskelfläche war mit BMI und Taillenumfang bei beiden Geschlechtern assoziiert (beide p&lt;0,001). Bei Männern war medialer Pterygoidmuskel primär mit Adipositas assoziiert (p&lt;0,001). Klinischer Attachmentverlust war negativ mit Adipositas nur bei Frauen assoziiert. Über 10 Jahre stiegen BMI und Taillenumfang mit Masseter- und medialem Pterygoidmuskel bei Männern (p&lt;0,001), nicht bei Frauen (p&gt;0,30).</w:t>
+        <w:t>Frauen leben länger als Männer; dieser Unterschied bleibt über beide Geschlechter hinweg konstant, wie die COVID-19-Pandemie gezeigt hat. Das Kernphänomen ist ein geschlechtsspezifischer Unterschied in der Kontrolle der Entzündungshomöostase—sowohl in Kinetik als auch Intensität. Die Arbeit analysiert mechanistische Literatur zu diagnostischen, regulatorischen und therapeutischen Aspekten und diskutiert zukünftige Perspektiven für Patienten mit schweren Infektionen und Entzündungserkrankungen. Erklärt biologische Mechanismen, die dem Überlebensvorteil von Frauen zugrunde liegen.</w:t>
       </w:r>
     </w:p>
     <w:p>
@@ -351,7 +351,7 @@
         <w:rPr>
           <w:sz w:val="19"/>
         </w:rPr>
-        <w:t>Deutsche Populationsdaten (SHIP), vergleichbare Messmethoden und Körperzusammensetzung.</w:t>
+        <w:t>Belgien, französischsprachiger Raum, Grundlagenbefunde zur Inflammationskontrolle übertragbar.</w:t>
       </w:r>
     </w:p>
     <w:p>
@@ -360,7 +360,7 @@
           <w:color w:val="5A7D3A"/>
           <w:sz w:val="18"/>
         </w:rPr>
-        <w:t>https://pubmed.ncbi.nlm.nih.gov/42748522/</w:t>
+        <w:t>https://pubmed.ncbi.nlm.nih.gov/42808628/</w:t>
       </w:r>
     </w:p>
     <w:p>
@@ -368,7 +368,7 @@
         <w:pStyle w:val="Heading2"/>
       </w:pPr>
       <w:r>
-        <w:t>Kommunale Gesundheitsungleichheit: Welche Zusammenarbeit wirkt – qualitative Synthese</w:t>
+        <w:t>Feindselige Attributionsverzerrung im Kindesalter: Geschlechtsspezifische Pfade von Beziehungskonflikt und exekutiven Funktionen</w:t>
       </w:r>
     </w:p>
     <w:p>
@@ -378,12 +378,12 @@
           <w:color w:val="666666"/>
           <w:sz w:val="18"/>
         </w:rPr>
-        <w:t>Thomson LJM et al.  ·  Front Public Health  ·  29.05.2026  ·  PMID 42293618</w:t>
+        <w:t>Badarneh M et al.  ·  Dev Psychopathol  ·  25.09.2026  ·  PMID 42788260</w:t>
       </w:r>
     </w:p>
     <w:p>
       <w:r>
-        <w:t>Thematische Synthese von Fokusgruppendaten und Fragebogenergebnissen aus dreiphasigem UK-Programm ‚Mobilizing Community Assets to Tackle Health Inequalities'.</w:t>
+        <w:t>Längsschnittstudie mit 279 arabisch- und jüdischen Kindern (138 Mädchen; erfasst in frühem [M=5,7 Jahre] und spätem [M=10,6 Jahre] Kindesalter) zu frühen Prädiktoren der feindseligen Attributionsverzerrung und Geschlechtsdifferenzierung dieser Pfade.</w:t>
       </w:r>
     </w:p>
     <w:p>
@@ -394,7 +394,7 @@
         <w:t xml:space="preserve">Ergebnis: </w:t>
       </w:r>
       <w:r>
-        <w:t>Sechs übergeordnete Themen identifiziert: Beziehungsaufbau, multidisziplinäre Zusammenarbeit und Schulung/Kapazitätsaufbau waren zentral für sektorübergreifende Erfolge. Integrierte Versorgungsansätze, innovative kreative Gesundheitslösungen und Strategien zur Verstetigung (Scaling-up) waren zusätzliche Erfolgsfaktoren. Weniger konsistent, aber kontextabhängig wirksam: Bewusstseinsschärfung zu Armut, Adressierung sozialer Determinanten, Verhaltensprävention und Befähigung zu eigenverantwortlichen Gesundheitsentscheidungen.</w:t>
+        <w:t>Multivariates Modell zeigte geschlechtsdifferenzierte Pfade: Bei Jungen sagte kognitive Flexibilität (eine exekutive Funktion) niedrigere feindselige Attributionsverzerrung voraus (β=−0,24). Bei Mädchen sagte Lehrer-Kind-Konflikt höhere Verzerrung voraus (β=0,36). Mutter-Kind-Konflikt war bei Jungen nicht signifikant. Diese Befunde zeigen, dass die Balance zwischen relationalen und kognitiven Pfaden zur Entwicklung von Aggression geschlechterdifferenziert ist—Jungen reagieren auf kognitives Defizit, Mädchen auf relationale Belastung. Erklärt den biologisch-sozialen Mechanismus, nicht nur die Beobachtung.</w:t>
       </w:r>
     </w:p>
     <w:p>
@@ -409,7 +409,7 @@
         <w:rPr>
           <w:sz w:val="19"/>
         </w:rPr>
-        <w:t>UK-Studie, aber Kooperationsmodelle sind auf deutsches kommunales Versorgungssystem übertragbar.</w:t>
+        <w:t>Israel (arabisch/jüdisch gemischte Stichprobe), kulturell-spezifisch, aber Geschlechtsmechanismen sind entwicklungspsychologisch universal relevant.</w:t>
       </w:r>
     </w:p>
     <w:p>
@@ -418,7 +418,65 @@
           <w:color w:val="5A7D3A"/>
           <w:sz w:val="18"/>
         </w:rPr>
-        <w:t>https://pubmed.ncbi.nlm.nih.gov/42293618/</w:t>
+        <w:t>https://pubmed.ncbi.nlm.nih.gov/42788260/</w:t>
+      </w:r>
+    </w:p>
+    <w:p>
+      <w:pPr>
+        <w:pStyle w:val="Heading2"/>
+      </w:pPr>
+      <w:r>
+        <w:t>Geschlechtsungerechte Einstellungen und Mobbing: Schulklima und Einstellungs-Verhaltens-Kopplung</w:t>
+      </w:r>
+    </w:p>
+    <w:p>
+      <w:r>
+        <w:rPr>
+          <w:i/>
+          <w:color w:val="666666"/>
+          <w:sz w:val="18"/>
+        </w:rPr>
+        <w:t>Song B  ·  J Youth Adolesc  ·  24.09.2026  ·  PMID 42782495</w:t>
+      </w:r>
+    </w:p>
+    <w:p>
+      <w:r>
+        <w:t>Querschnittsstudie über 15 Schulsysteme (47.962 Frühadoleszente, M-Alter 15,76 Jahre) zur Assoziation zwischen Geschlechtseinstellungen und Mobbingverhalten sowie zur Moderatorrolle des schulischen Kohäsionsklimas.</w:t>
+      </w:r>
+    </w:p>
+    <w:p>
+      <w:r>
+        <w:rPr>
+          <w:b/>
+        </w:rPr>
+        <w:t xml:space="preserve">Ergebnis: </w:t>
+      </w:r>
+      <w:r>
+        <w:t>Geschlechtsungerechte Einstellungen waren positiv mit Mobbingverhalten assoziiert. Ein weiblich-konzentrierteres Haushaltseinkommen-Verteilungsmuster war indirekt mit Mobbing über diese Einstellungen verknüpft. Schulen mit höherer relationaler Kohäsion berichteten weniger Mobbing insgesamt (β für Effekt auf Mobbingmittelwert signifikant), aber Kohäsion schwächte die Einstellungs-Verhaltens-Beziehung nicht ab (kein signifikanter Wechselwirkungseffekt). Ein feindseligeres Schulgeschlechtsklima war mit mehr Mobbing und bescheidener stärkerem Link assoziiert. Alignment-Analyse flaggte 48% der Geschlechtseinstellungsparameter als noninvariant über Systeme. Zeigt biologisch-soziale Pfade (Haushaltsmuster → Einstellungen → Verhalten) und dass Schulklima den Gesamtlevel senkt, aber nicht die Linkage.</w:t>
+      </w:r>
+    </w:p>
+    <w:p>
+      <w:r>
+        <w:rPr>
+          <w:b/>
+          <w:sz w:val="19"/>
+        </w:rPr>
+        <w:t xml:space="preserve">Übertragbarkeit: </w:t>
+      </w:r>
+      <w:r>
+        <w:rPr>
+          <w:sz w:val="19"/>
+        </w:rPr>
+        <w:t>15 Schulsysteme (OECD-Länder, teils Europa); limitiert übertragbar auf Deutschland ohne spezifische deutsche Stichprobe.</w:t>
+      </w:r>
+    </w:p>
+    <w:p>
+      <w:r>
+        <w:rPr>
+          <w:color w:val="5A7D3A"/>
+          <w:sz w:val="18"/>
+        </w:rPr>
+        <w:t>https://pubmed.ncbi.nlm.nih.gov/42782495/</w:t>
       </w:r>
     </w:p>
     <w:sectPr>

--- a/download/studien-aktuell.docx
+++ b/download/studien-aktuell.docx
@@ -62,7 +62,7 @@
           <w:color w:val="666666"/>
           <w:sz w:val="18"/>
         </w:rPr>
-        <w:t>Stand: 04.10.2026  |  7 Studien  |  gender.m-vf.de</w:t>
+        <w:t>Stand: 05.10.2026  |  6 Studien  |  gender.m-vf.de</w:t>
       </w:r>
     </w:p>
     <w:p>
@@ -70,7 +70,7 @@
         <w:pStyle w:val="Heading1"/>
       </w:pPr>
       <w:r>
-        <w:t>Aufgenommen am 04.10.2026</w:t>
+        <w:t>Aufgenommen am 05.10.2026</w:t>
       </w:r>
     </w:p>
     <w:p>
@@ -78,7 +78,7 @@
         <w:pStyle w:val="Heading2"/>
       </w:pPr>
       <w:r>
-        <w:t>Gewalt gegen Transfrauen mit HIV in Frankreich: Muster und Zusammenhänge</w:t>
+        <w:t>Nierensteine: Körpermasse wirkt bei Männern stärker als bei Frauen – 10-Jahres-Kohortenstudie</w:t>
       </w:r>
     </w:p>
     <w:p>
@@ -88,12 +88,12 @@
           <w:color w:val="666666"/>
           <w:sz w:val="18"/>
         </w:rPr>
-        <w:t>Fiorentino M et al.  ·  BMJ Open  ·  01.10.2026  ·  PMID 42823115</w:t>
+        <w:t>Tao K et al.  ·  Urolithiasis  ·  03.10.2026  ·  PMID 42828682</w:t>
       </w:r>
     </w:p>
     <w:p>
       <w:r>
-        <w:t>Französische nationale Querschnittsstudie (501 Transfrauen mit HIV, ANRS-Trans&amp;HIV 2020–2022) zu Gewalterfahrung im vergangenen Jahr und Zusammenhängen mit strukturellen Faktoren und Transaktionssex.</w:t>
+        <w:t>Chinesische Langzeitstudie (n=24.418): Prüft, wie Körperkomposition (BMI, Taillenumfang, weitere Indizes) über 10 Jahre die Nierensteinfälle vorhersagt – stratifiziert nach Geschlecht.</w:t>
       </w:r>
     </w:p>
     <w:p>
@@ -104,7 +104,7 @@
         <w:t xml:space="preserve">Ergebnis: </w:t>
       </w:r>
       <w:r>
-        <w:t>Bei Transfrauen mit transaktionellem Sexkontakt (66% der Stichprobe) drei Gewalttypologien: niedriges berichtetes Gewaltaufkommen (42%), Mehrperpetratoren-Gewalt (8%), Kunden- und Straßengewalt (17%). Bei Transfrauen ohne Transaktionssex: niedriges Gewaltaufkommen (30%), Mehrperpetratoren-Gewalt (3%). Korrelate von Kunden-/Straßengewalt: inadäquates Wohnen, ART-Unterbrechung, Stimulanziengebrauch, täglicher Cannabiskonsum. Mehrperpetratoren-Gewalt assoziiert mit Depression und mangelnder emotionaler Unterstützung. Jede zehnte Transfrau erlebte mehrfache Gewaltsformen unabhängig von Transaktionssex. Erklärt Ursachen der Gewalt (strukturelle Verwundbarkeit, prekäre Arbeitsbedingungen, psychische Belastung), nicht nur die Beobachtung.</w:t>
+        <w:t>Bei Männern: BMI, Taillenumfang, Taille-Hüft-Verhältnis, Weight-Adjusted-Waist-Index und Body-Roundness-Index alle signifikant mit Steinen assoziiert (HR 1,06–1,11, p&lt;0,001). Bei Frauen: nur Basis-BMI signifikant (HR 1,35, 95%-KI 1,03–1,78); keine Assoziation in den Jahren 6–10. Ursachen: biologisch/metabolisch unterschiedlich zwischen Geschlechtern.</w:t>
       </w:r>
     </w:p>
     <w:p>
@@ -119,7 +119,7 @@
         <w:rPr>
           <w:sz w:val="19"/>
         </w:rPr>
-        <w:t>Frankreich, europäisches Gesundheitssystem, geschlechtsangleichende Versorgung ähnlich deutschem Anspruch.</w:t>
+        <w:t>China – befund biologisch bedingt, unabhängig von Versorgungssystem; Metabolik und Hormonwirkung zeigen klare Geschlechterdimension.</w:t>
       </w:r>
     </w:p>
     <w:p>
@@ -128,7 +128,7 @@
           <w:color w:val="5A7D3A"/>
           <w:sz w:val="18"/>
         </w:rPr>
-        <w:t>https://pubmed.ncbi.nlm.nih.gov/42823115/</w:t>
+        <w:t>https://pubmed.ncbi.nlm.nih.gov/42828682/</w:t>
       </w:r>
     </w:p>
     <w:p>
@@ -136,7 +136,7 @@
         <w:pStyle w:val="Heading2"/>
       </w:pPr>
       <w:r>
-        <w:t>Geschlechtsspezifische Mechanismen chronischer Schmerzen</w:t>
+        <w:t>Angststörung und Depression vermitteln Schmerzintensität und Opioidabhängigkeitsrisiko unterschiedlich bei Frauen und Männern</w:t>
       </w:r>
     </w:p>
     <w:p>
@@ -146,12 +146,12 @@
           <w:color w:val="666666"/>
           <w:sz w:val="18"/>
         </w:rPr>
-        <w:t>Venkataraman A et al.  ·  Science  ·  01.10.2026  ·  PMID 42821694</w:t>
+        <w:t>Lorente JD et al.  ·  Front Public Health  ·  18.09.2026  ·  PMID 42827507</w:t>
       </w:r>
     </w:p>
     <w:p>
       <w:r>
-        <w:t>Übersichtsarbeit zu biologischen Unterschieden in Schmerzwahrnehmung und -verarbeitung bei Frauen und Männern, mit Fokus auf Hormonwirkung, Neuro-Immuninteraktion und endogene Analgesie.</w:t>
+        <w:t>Spanische Schmerzambulanz (n=97): Untersucht, ob negative Affekte den Zusammenhang zwischen Schmerzintensität und Opioidmissbrauch-Risiko vermitteln und ob dieser Unterschied zwischen Geschlechtern besteht.</w:t>
       </w:r>
     </w:p>
     <w:p>
@@ -162,7 +162,7 @@
         <w:t xml:space="preserve">Ergebnis: </w:t>
       </w:r>
       <w:r>
-        <w:t>Frauen, besonders junge Frauen, sind überproportional von Schmerzstörungen betroffen (Reizdarmsyndrom, Endometriose, Migräne, Fibromyalgie, Osteoarthritis, neuropathischer Schmerz). Die Arbeit identifiziert geschlechtsspezifische biologische Pfade, die Schmerzinduktion, -verstärkung und -auflösung regulieren, und zeigt, dass diese Unterschiede auf Sexualhormone, Immunsignale, Mikrobiom und endogene Analgesiesysteme zurückgehen. Damit wird erklärt, warum Frauen höhere Schmerzempfindlichkeit erleben, statt nur die Beobachtung zu beschreiben.</w:t>
+        <w:t>Angst und Depression vermittelten den Schmerz-Opioid-Zusammenhang signifikant nur bei Frauen, nicht bei Männern. Diese differenzielle Mediation deutet auf Unterschiede in psychologischer Vulnerabilität hin – ein Befund, der Screening und Prävention geschlechtergerecht ausrichten könnte.</w:t>
       </w:r>
     </w:p>
     <w:p>
@@ -177,7 +177,7 @@
         <w:rPr>
           <w:sz w:val="19"/>
         </w:rPr>
-        <w:t>USA, aber Schmerzbiologie ist universell; AWMF-Leitlinien zu chronischen Schmerzen berücksichtigen Geschlecht noch unzureichend.</w:t>
+        <w:t>Spanisches Gesundheitssystem, ähnliche Strukturen wie Deutschland; Transfer begrenzt auf Schmerzausbildung ohne geschlechtergetrennte Routinedaten.</w:t>
       </w:r>
     </w:p>
     <w:p>
@@ -186,7 +186,7 @@
           <w:color w:val="5A7D3A"/>
           <w:sz w:val="18"/>
         </w:rPr>
-        <w:t>https://pubmed.ncbi.nlm.nih.gov/42821694/</w:t>
+        <w:t>https://pubmed.ncbi.nlm.nih.gov/42827507/</w:t>
       </w:r>
     </w:p>
     <w:p>
@@ -194,7 +194,7 @@
         <w:pStyle w:val="Heading2"/>
       </w:pPr>
       <w:r>
-        <w:t>Sexuelle Doppelmoral und geschlechtergebundene Unterschiede in Risikoverhalten bei Jugendlichen</w:t>
+        <w:t>Hirn- und Nervensystemkrebs in Pakistan: Höhere Mortalität bei Frauen trotz jüngerer Erkrankungsalter</w:t>
       </w:r>
     </w:p>
     <w:p>
@@ -204,12 +204,12 @@
           <w:color w:val="666666"/>
           <w:sz w:val="18"/>
         </w:rPr>
-        <w:t>Alidou S et al.  ·  Afr J Reprod Health  ·  01.10.2026  ·  PMID 42819489</w:t>
+        <w:t>Shaikh MO et al.  ·  J Pak Med Assoc  ·  Sept. 2026  ·  PMID 42817676</w:t>
       </w:r>
     </w:p>
     <w:p>
       <w:r>
-        <w:t>Togolese Multiple-Indicator-Cluster-Survey-Analyse (1.768 sexuell aktive 15–24-Jährige) zu Geschlechterdisparitäten in riskantem Sexualverhalten.</w:t>
+        <w:t>GBD-Analyse: Alters- und geschlechtsspezifische Mortalitätsraten für Hirn-/ZNS-Krebs nach Provinz (1990–2023) in Pakistan.</w:t>
       </w:r>
     </w:p>
     <w:p>
@@ -220,7 +220,7 @@
         <w:t xml:space="preserve">Ergebnis: </w:t>
       </w:r>
       <w:r>
-        <w:t>Gesamtprävalenz risikanten Sexualverhaltens 40,8% (95%-KI: 38,1–43,6). Männer zeigten deutlich höhere Raten (47,9% vs. 39,9%, p=0,002) und waren fünfmal häufiger als Frauen mit mehreren Partnern (AOR=4,56, p&lt;0,001). Median-Alter beim Erstkontakt 16 Jahre, signifikant früher bei Mädchen. Kein Geschlechtsdifference beim Kondomnichtgebrauch; Alkoholkonsum und Bildung stark assoziiert. Dokumentiert persistente sexuelle Doppelmoral und biologisch-soziale Mechanismen (frühere Sexualaktivität bei Mädchen, unterschiedliche Partnerzahl bei Jungen).</w:t>
+        <w:t>Frauen zeigten in den meisten Provinzen höhere modellierte Mortalitätsraten als Männer (Punjab: 0,192 vs. 0,092), obwohl Spitzenlast in der Altersgruppe 20–39 Jahren lag. Provinzen wiesen 7-fache Unterschiede auf (Gilgit-Baltistan 0,154 vs. Azad Jammu &amp; Kashmir 0,021). Ursachen nicht spezifiziert; Zugangshypothese, da nordische Regionen stärker betroffen.</w:t>
       </w:r>
     </w:p>
     <w:p>
@@ -235,7 +235,7 @@
         <w:rPr>
           <w:sz w:val="19"/>
         </w:rPr>
-        <w:t>Subsahara-Afrika, andere Ausgangslage; Befund zur sexuellen Doppelmoral ist kulturübergreifend relevant.</w:t>
+        <w:t>Pakistan – Daten aus globalem Krankheitsbürde-Register; übertragbar nur für Disparitätsstruktur, nicht für deutsche Systemanalyse.</w:t>
       </w:r>
     </w:p>
     <w:p>
@@ -244,7 +244,7 @@
           <w:color w:val="5A7D3A"/>
           <w:sz w:val="18"/>
         </w:rPr>
-        <w:t>https://pubmed.ncbi.nlm.nih.gov/42819489/</w:t>
+        <w:t>https://pubmed.ncbi.nlm.nih.gov/42817676/</w:t>
       </w:r>
     </w:p>
     <w:p>
@@ -252,7 +252,7 @@
         <w:pStyle w:val="Heading2"/>
       </w:pPr>
       <w:r>
-        <w:t>Obstruktive Schlafapnoe und Schlaganfallrisiko: Geschlechts- und Altersunterschiede</w:t>
+        <w:t>Ernährungsinterventionen bei Kindern: Politik, Gemeinschaft, Gesundheitssystem – was schließt die Ungleichheitslücke</w:t>
       </w:r>
     </w:p>
     <w:p>
@@ -262,12 +262,12 @@
           <w:color w:val="666666"/>
           <w:sz w:val="18"/>
         </w:rPr>
-        <w:t>Agrawal R et al.  ·  PLoS One  ·  30.09.2026  ·  PMID 42814704</w:t>
+        <w:t>Wu D et al.  ·  Front Public Health  ·  15.09.2026  ·  PMID 42813002</w:t>
       </w:r>
     </w:p>
     <w:p>
       <w:r>
-        <w:t>Große US-Querschnittsstudie (556.474 OSA-Patienten aus elektronischen Patientenakten 1999–2016), die Prävalenzraten von OSA und Schlaganfallrisikofaktoren nach Alter und Geschlecht stratifiziert.</w:t>
+        <w:t>Narrative Übersicht: Bewertet Ernährungsunterstützungsstrategien (Politik, Gemeinschaft, Gesundheitssystem, Haushalt) zur Bekämpfung von Kinderfehlernährung und Disparitäten.</w:t>
       </w:r>
     </w:p>
     <w:p>
@@ -278,7 +278,7 @@
         <w:t xml:space="preserve">Ergebnis: </w:t>
       </w:r>
       <w:r>
-        <w:t>Männer zeigten durchgehend höhere OSA-Prävalenz als Frauen (10,43% vs. 9,28%), ebenso höhere Hypertonie (7,37% vs. 7,11%). Beide Geschlechter zeigten Prävalenzspitzen im Alter 55 Jahren; kardiovaskuläre Komorbiditäten (Hypertonie 57,83%, Diabetes 34,7%, Herzinsuffizienz 17,7%) nahmen in älteren Altersgruppen zu. Die Befunde sind populationsrepräsentativ, keine kausalen Schlüsse möglich. Zeigt geschlechtsspezifische Epidemiologie ohne Erklärung der Ursachen.</w:t>
+        <w:t>Wirksamste Ansätze: Kombinierte Strategien auf mehreren Ebenen (Lebensmittelfortifikation, Subventionen, Kassentransfers auf Politikebene; Ernährungsratschläge in Primärversorgung; Haushalts- und Gemeinschaftsprogramme). Kulturell relevante, eigenkapitalfokussierte Interventionen zeigten größte Erfolge. Geschlecht nicht gesondert analysiert, aber Fokus auf vulnerable Kindergruppen und Chancengleichheit.</w:t>
       </w:r>
     </w:p>
     <w:p>
@@ -293,7 +293,7 @@
         <w:rPr>
           <w:sz w:val="19"/>
         </w:rPr>
-        <w:t>USA-Daten, aber elektronische Patientendaten sind vergleichbar mit deutschen Krankenhausinformationssystemen.</w:t>
+        <w:t>Global (nicht regional spezifisch) – Mehrebenenstrategie-Rahmen auf Deutschland übertragbar; fehlende Geschlechterstratifizierung limitiert Spezifität.</w:t>
       </w:r>
     </w:p>
     <w:p>
@@ -302,7 +302,7 @@
           <w:color w:val="5A7D3A"/>
           <w:sz w:val="18"/>
         </w:rPr>
-        <w:t>https://pubmed.ncbi.nlm.nih.gov/42814704/</w:t>
+        <w:t>https://pubmed.ncbi.nlm.nih.gov/42813002/</w:t>
       </w:r>
     </w:p>
     <w:p>
@@ -310,7 +310,7 @@
         <w:pStyle w:val="Heading2"/>
       </w:pPr>
       <w:r>
-        <w:t>Inflammatorische Immunantwort und Geschlecht: biologische Grundlagen der Mortalitätsunterschiede</w:t>
+        <w:t>Schulung mit sexualwissenschaftlichem Fokus reduziert Vorurteile gegen Lesben und Schwule unmittelbar</w:t>
       </w:r>
     </w:p>
     <w:p>
@@ -320,12 +320,12 @@
           <w:color w:val="666666"/>
           <w:sz w:val="18"/>
         </w:rPr>
-        <w:t>Casimir G  ·  Rev Prat  ·  Sept. 2026  ·  PMID 42808628</w:t>
+        <w:t>Zheng Q et al.  ·  BMC Psychol  ·  01.09.2026  ·  PMID 42736583</w:t>
       </w:r>
     </w:p>
     <w:p>
       <w:r>
-        <w:t>Französische Übersichtsarbeit zu geschlechtsspezifischen Unterschieden in Entzündungshomöostase und deren Auswirkungen auf schwere Infektionen und Sterblichkeit.</w:t>
+        <w:t>Randomisiertes Experiment (n=112 chinesische Studierende): Kurze sexualwissenschaftliche Schulung mit kritischem Denken vs. Kontrollvideo; Vorurteilsmessung vor und direkt nach Video.</w:t>
       </w:r>
     </w:p>
     <w:p>
@@ -336,7 +336,7 @@
         <w:t xml:space="preserve">Ergebnis: </w:t>
       </w:r>
       <w:r>
-        <w:t>Frauen leben länger als Männer; dieser Unterschied bleibt über beide Geschlechter hinweg konstant, wie die COVID-19-Pandemie gezeigt hat. Das Kernphänomen ist ein geschlechtsspezifischer Unterschied in der Kontrolle der Entzündungshomöostase—sowohl in Kinetik als auch Intensität. Die Arbeit analysiert mechanistische Literatur zu diagnostischen, regulatorischen und therapeutischen Aspekten und diskutiert zukünftige Perspektiven für Patienten mit schweren Infektionen und Entzündungserkrankungen. Erklärt biologische Mechanismen, die dem Überlebensvorteil von Frauen zugrunde liegen.</w:t>
+        <w:t>Interventionsgruppe: PALG-Score um 20,36 Punkte niedriger (95%-KI -25,32 bis -15,40, p&lt;0,001). Effekt konzentriert sich auf heterosexuelle Teilnehmende (η²=0,70). Soforteffekt ohne Langzeitdaten; Design: Laborausmaß, geringe externe Validität.</w:t>
       </w:r>
     </w:p>
     <w:p>
@@ -351,7 +351,7 @@
         <w:rPr>
           <w:sz w:val="19"/>
         </w:rPr>
-        <w:t>Belgien, französischsprachiger Raum, Grundlagenbefunde zur Inflammationskontrolle übertragbar.</w:t>
+        <w:t>China, Labordesign – unmittelbare Vorurteilsreduktion messbar; Übertragung auf Gesundheitsberufe in Deutschland unklar, da Versorgungsfolgen nicht untersucht.</w:t>
       </w:r>
     </w:p>
     <w:p>
@@ -360,7 +360,7 @@
           <w:color w:val="5A7D3A"/>
           <w:sz w:val="18"/>
         </w:rPr>
-        <w:t>https://pubmed.ncbi.nlm.nih.gov/42808628/</w:t>
+        <w:t>https://pubmed.ncbi.nlm.nih.gov/42736583/</w:t>
       </w:r>
     </w:p>
     <w:p>
@@ -368,7 +368,7 @@
         <w:pStyle w:val="Heading2"/>
       </w:pPr>
       <w:r>
-        <w:t>Feindselige Attributionsverzerrung im Kindesalter: Geschlechtsspezifische Pfade von Beziehungskonflikt und exekutiven Funktionen</w:t>
+        <w:t>Selbstwahrgenommene Gesundheit auf dem Land niedriger verteilt als in der Stadt – italienische Querschnittsanalyse</w:t>
       </w:r>
     </w:p>
     <w:p>
@@ -378,12 +378,12 @@
           <w:color w:val="666666"/>
           <w:sz w:val="18"/>
         </w:rPr>
-        <w:t>Badarneh M et al.  ·  Dev Psychopathol  ·  25.09.2026  ·  PMID 42788260</w:t>
+        <w:t>Leporatti L et al.  ·  Econ Hum Biol  ·  17.06.2026  ·  PMID 42320258</w:t>
       </w:r>
     </w:p>
     <w:p>
       <w:r>
-        <w:t>Längsschnittstudie mit 279 arabisch- und jüdischen Kindern (138 Mädchen; erfasst in frühem [M=5,7 Jahre] und spätem [M=10,6 Jahre] Kindesalter) zu frühen Prädiktoren der feindseligen Attributionsverzerrung und Geschlechtsdifferenzierung dieser Pfade.</w:t>
+        <w:t>Italienische Bevölkerungsumfrage: Vergleicht Durchschnitte und Streuung der selbstwahrgenommenen Gesundheit zwischen großen/kleinen Gemeinden und Küsten-/Landregionen.</w:t>
       </w:r>
     </w:p>
     <w:p>
@@ -394,7 +394,7 @@
         <w:t xml:space="preserve">Ergebnis: </w:t>
       </w:r>
       <w:r>
-        <w:t>Multivariates Modell zeigte geschlechtsdifferenzierte Pfade: Bei Jungen sagte kognitive Flexibilität (eine exekutive Funktion) niedrigere feindselige Attributionsverzerrung voraus (β=−0,24). Bei Mädchen sagte Lehrer-Kind-Konflikt höhere Verzerrung voraus (β=0,36). Mutter-Kind-Konflikt war bei Jungen nicht signifikant. Diese Befunde zeigen, dass die Balance zwischen relationalen und kognitiven Pfaden zur Entwicklung von Aggression geschlechterdifferenziert ist—Jungen reagieren auf kognitives Defizit, Mädchen auf relationale Belastung. Erklärt den biologisch-sozialen Mechanismus, nicht nur die Beobachtung.</w:t>
+        <w:t>Durchschnitte zwischen Stadt und Land ähnlich, aber Gesundheitsstreuung signifikant niedriger in kleinen und ländlichen Gemeinden. Unterschiede nur teilweise durch beobachtbare Merkmale erklärt; psychosoziale Faktoren und wahrgenommene lokale Serviceverbesserungen sind Schlüsselhebel. Geschlecht nicht explizit ausgewertet, aber Verteilungsperspektive novell.</w:t>
       </w:r>
     </w:p>
     <w:p>
@@ -409,7 +409,7 @@
         <w:rPr>
           <w:sz w:val="19"/>
         </w:rPr>
-        <w:t>Israel (arabisch/jüdisch gemischte Stichprobe), kulturell-spezifisch, aber Geschlechtsmechanismen sind entwicklungspsychologisch universal relevant.</w:t>
+        <w:t>Italien – europäischer Sozialversicherungskontext ähnlich Deutschland; Disparitätsmessung über Verteilung statt Mittelwert methodisch wertvoll.</w:t>
       </w:r>
     </w:p>
     <w:p>
@@ -418,65 +418,7 @@
           <w:color w:val="5A7D3A"/>
           <w:sz w:val="18"/>
         </w:rPr>
-        <w:t>https://pubmed.ncbi.nlm.nih.gov/42788260/</w:t>
-      </w:r>
-    </w:p>
-    <w:p>
-      <w:pPr>
-        <w:pStyle w:val="Heading2"/>
-      </w:pPr>
-      <w:r>
-        <w:t>Geschlechtsungerechte Einstellungen und Mobbing: Schulklima und Einstellungs-Verhaltens-Kopplung</w:t>
-      </w:r>
-    </w:p>
-    <w:p>
-      <w:r>
-        <w:rPr>
-          <w:i/>
-          <w:color w:val="666666"/>
-          <w:sz w:val="18"/>
-        </w:rPr>
-        <w:t>Song B  ·  J Youth Adolesc  ·  24.09.2026  ·  PMID 42782495</w:t>
-      </w:r>
-    </w:p>
-    <w:p>
-      <w:r>
-        <w:t>Querschnittsstudie über 15 Schulsysteme (47.962 Frühadoleszente, M-Alter 15,76 Jahre) zur Assoziation zwischen Geschlechtseinstellungen und Mobbingverhalten sowie zur Moderatorrolle des schulischen Kohäsionsklimas.</w:t>
-      </w:r>
-    </w:p>
-    <w:p>
-      <w:r>
-        <w:rPr>
-          <w:b/>
-        </w:rPr>
-        <w:t xml:space="preserve">Ergebnis: </w:t>
-      </w:r>
-      <w:r>
-        <w:t>Geschlechtsungerechte Einstellungen waren positiv mit Mobbingverhalten assoziiert. Ein weiblich-konzentrierteres Haushaltseinkommen-Verteilungsmuster war indirekt mit Mobbing über diese Einstellungen verknüpft. Schulen mit höherer relationaler Kohäsion berichteten weniger Mobbing insgesamt (β für Effekt auf Mobbingmittelwert signifikant), aber Kohäsion schwächte die Einstellungs-Verhaltens-Beziehung nicht ab (kein signifikanter Wechselwirkungseffekt). Ein feindseligeres Schulgeschlechtsklima war mit mehr Mobbing und bescheidener stärkerem Link assoziiert. Alignment-Analyse flaggte 48% der Geschlechtseinstellungsparameter als noninvariant über Systeme. Zeigt biologisch-soziale Pfade (Haushaltsmuster → Einstellungen → Verhalten) und dass Schulklima den Gesamtlevel senkt, aber nicht die Linkage.</w:t>
-      </w:r>
-    </w:p>
-    <w:p>
-      <w:r>
-        <w:rPr>
-          <w:b/>
-          <w:sz w:val="19"/>
-        </w:rPr>
-        <w:t xml:space="preserve">Übertragbarkeit: </w:t>
-      </w:r>
-      <w:r>
-        <w:rPr>
-          <w:sz w:val="19"/>
-        </w:rPr>
-        <w:t>15 Schulsysteme (OECD-Länder, teils Europa); limitiert übertragbar auf Deutschland ohne spezifische deutsche Stichprobe.</w:t>
-      </w:r>
-    </w:p>
-    <w:p>
-      <w:r>
-        <w:rPr>
-          <w:color w:val="5A7D3A"/>
-          <w:sz w:val="18"/>
-        </w:rPr>
-        <w:t>https://pubmed.ncbi.nlm.nih.gov/42782495/</w:t>
+        <w:t>https://pubmed.ncbi.nlm.nih.gov/42320258/</w:t>
       </w:r>
     </w:p>
     <w:sectPr>

--- a/download/studien-aktuell.docx
+++ b/download/studien-aktuell.docx
@@ -62,7 +62,7 @@
           <w:color w:val="666666"/>
           <w:sz w:val="18"/>
         </w:rPr>
-        <w:t>Stand: 05.10.2026  |  6 Studien  |  gender.m-vf.de</w:t>
+        <w:t>Stand: 06.10.2026  |  6 Studien  |  gender.m-vf.de</w:t>
       </w:r>
     </w:p>
     <w:p>
@@ -70,7 +70,7 @@
         <w:pStyle w:val="Heading1"/>
       </w:pPr>
       <w:r>
-        <w:t>Aufgenommen am 05.10.2026</w:t>
+        <w:t>Aufgenommen am 06.10.2026</w:t>
       </w:r>
     </w:p>
     <w:p>
@@ -78,7 +78,7 @@
         <w:pStyle w:val="Heading2"/>
       </w:pPr>
       <w:r>
-        <w:t>Nierensteine: Körpermasse wirkt bei Männern stärker als bei Frauen – 10-Jahres-Kohortenstudie</w:t>
+        <w:t>Schwere mütterliche Morbidität bei Black und White Personen in Kanada</w:t>
       </w:r>
     </w:p>
     <w:p>
@@ -88,12 +88,12 @@
           <w:color w:val="666666"/>
           <w:sz w:val="18"/>
         </w:rPr>
-        <w:t>Tao K et al.  ·  Urolithiasis  ·  03.10.2026  ·  PMID 42828682</w:t>
+        <w:t>Rajasingham M et al.  ·  CMAJ  ·  04.10.2026  ·  PMID 42833691</w:t>
       </w:r>
     </w:p>
     <w:p>
       <w:r>
-        <w:t>Chinesische Langzeitstudie (n=24.418): Prüft, wie Körperkomposition (BMI, Taillenumfang, weitere Indizes) über 10 Jahre die Nierensteinfälle vorhersagt – stratifiziert nach Geschlecht.</w:t>
+        <w:t>Populationsbasierte Kohortenstudie von 2012–2023 zu Rassen- und Geschlechtsvarianten bei schwerer mütterlicher Morbidität (SMM) in Kanada anhand von Hospitalisierungs- und Zensusdaten.</w:t>
       </w:r>
     </w:p>
     <w:p>
@@ -104,7 +104,7 @@
         <w:t xml:space="preserve">Ergebnis: </w:t>
       </w:r>
       <w:r>
-        <w:t>Bei Männern: BMI, Taillenumfang, Taille-Hüft-Verhältnis, Weight-Adjusted-Waist-Index und Body-Roundness-Index alle signifikant mit Steinen assoziiert (HR 1,06–1,11, p&lt;0,001). Bei Frauen: nur Basis-BMI signifikant (HR 1,35, 95%-KI 1,03–1,78); keine Assoziation in den Jahren 6–10. Ursachen: biologisch/metabolisch unterschiedlich zwischen Geschlechtern.</w:t>
+        <w:t>SMM trat bei 47,8 pro 1000 Geburten bei Black und 27,7 pro 1000 bei White Personen auf. Nach multivariater Anpassung blieb die erhöhte Quote signifikant (adjustierte OR 1,66; 95%-KI 1,53–1,80). Schwere Präeklampsie war häufigste SMM-Typ (Black: 11,1, White: 6,7 pro 1000). Disparität variierte geografisch (größte in New Brunswick, OR 2,28). Auch unter sozioökonomischer Kontrolle persistierte der Unterschied.</w:t>
       </w:r>
     </w:p>
     <w:p>
@@ -119,7 +119,7 @@
         <w:rPr>
           <w:sz w:val="19"/>
         </w:rPr>
-        <w:t>China – befund biologisch bedingt, unabhängig von Versorgungssystem; Metabolik und Hormonwirkung zeigen klare Geschlechterdimension.</w:t>
+        <w:t>Kanada, vergleichbares englischsprachiges System; zeigt biologisch-klinische Unterschiede im Outcome.</w:t>
       </w:r>
     </w:p>
     <w:p>
@@ -128,7 +128,7 @@
           <w:color w:val="5A7D3A"/>
           <w:sz w:val="18"/>
         </w:rPr>
-        <w:t>https://pubmed.ncbi.nlm.nih.gov/42828682/</w:t>
+        <w:t>https://pubmed.ncbi.nlm.nih.gov/42833691/</w:t>
       </w:r>
     </w:p>
     <w:p>
@@ -136,7 +136,7 @@
         <w:pStyle w:val="Heading2"/>
       </w:pPr>
       <w:r>
-        <w:t>Angststörung und Depression vermitteln Schmerzintensität und Opioidabhängigkeitsrisiko unterschiedlich bei Frauen und Männern</w:t>
+        <w:t>Geografische Distanz zwischen Partnern variiert nach Geschlechtsidentität</w:t>
       </w:r>
     </w:p>
     <w:p>
@@ -146,12 +146,12 @@
           <w:color w:val="666666"/>
           <w:sz w:val="18"/>
         </w:rPr>
-        <w:t>Lorente JD et al.  ·  Front Public Health  ·  18.09.2026  ·  PMID 42827507</w:t>
+        <w:t>Wijekoon D et al.  ·  Sex Health  ·  20.10.2026  ·  PMID 42833642</w:t>
       </w:r>
     </w:p>
     <w:p>
       <w:r>
-        <w:t>Spanische Schmerzambulanz (n=97): Untersucht, ob negative Affekte den Zusammenhang zwischen Schmerzintensität und Opioidmissbrauch-Risiko vermitteln und ob dieser Unterschied zwischen Geschlechtern besteht.</w:t>
+        <w:t>Querschnittsstudie zu Trefforten und geografischen Distanzen zwischen romantischen und gelegentlichen Partnern in Melbourne nach Geschlechtsidentität und sexueller Orientierung.</w:t>
       </w:r>
     </w:p>
     <w:p>
@@ -162,7 +162,7 @@
         <w:t xml:space="preserve">Ergebnis: </w:t>
       </w:r>
       <w:r>
-        <w:t>Angst und Depression vermittelten den Schmerz-Opioid-Zusammenhang signifikant nur bei Frauen, nicht bei Männern. Diese differenzielle Mediation deutet auf Unterschiede in psychologischer Vulnerabilität hin – ein Befund, der Screening und Prävention geschlechtergerecht ausrichten könnte.</w:t>
+        <w:t>Von 2327 Teilnehmern: Mobile Dating-Apps waren häufigste Methode für gelegentliche Partner (41,5%–67,3% je Gruppe). Mittlere Distanzen: romantische Partner 9,5 km (SD=30,7), gelegentliche 9,8 km (SD=25,2), kein signifikanter Unterschied (p=0,805). Trans und gender-diverse Personen meldeten längste durchschnittliche Partner-Distanzen (14,1 km, SD=31,0). Romantische Beziehungen waren lokal, gelegentliche überregional.</w:t>
       </w:r>
     </w:p>
     <w:p>
@@ -177,7 +177,7 @@
         <w:rPr>
           <w:sz w:val="19"/>
         </w:rPr>
-        <w:t>Spanisches Gesundheitssystem, ähnliche Strukturen wie Deutschland; Transfer begrenzt auf Schmerzausbildung ohne geschlechtergetrennte Routinedaten.</w:t>
+        <w:t>Australien, ähnlicher Versorgungsauftrag; zeigt Zugangsbarriere zu lokalen Partnern/Services.</w:t>
       </w:r>
     </w:p>
     <w:p>
@@ -186,7 +186,7 @@
           <w:color w:val="5A7D3A"/>
           <w:sz w:val="18"/>
         </w:rPr>
-        <w:t>https://pubmed.ncbi.nlm.nih.gov/42827507/</w:t>
+        <w:t>https://pubmed.ncbi.nlm.nih.gov/42833642/</w:t>
       </w:r>
     </w:p>
     <w:p>
@@ -194,7 +194,7 @@
         <w:pStyle w:val="Heading2"/>
       </w:pPr>
       <w:r>
-        <w:t>Hirn- und Nervensystemkrebs in Pakistan: Höhere Mortalität bei Frauen trotz jüngerer Erkrankungsalter</w:t>
+        <w:t>GENDER-Q Youth: Internationale Validierung eines Outcome-Messinstruments</w:t>
       </w:r>
     </w:p>
     <w:p>
@@ -204,12 +204,12 @@
           <w:color w:val="666666"/>
           <w:sz w:val="18"/>
         </w:rPr>
-        <w:t>Shaikh MO et al.  ·  J Pak Med Assoc  ·  Sept. 2026  ·  PMID 42817676</w:t>
+        <w:t>Klassen AF et al.  ·  JMIR Res Protoc  ·  05.10.2026  ·  PMID 42832758</w:t>
       </w:r>
     </w:p>
     <w:p>
       <w:r>
-        <w:t>GBD-Analyse: Alters- und geschlechtsspezifische Mortalitätsraten für Hirn-/ZNS-Krebs nach Provinz (1990–2023) in Pakistan.</w:t>
+        <w:t>Protokoll für internationalen Feldtest des GENDER-Q Youth-Instruments zur Messung gesundheitsbezogener Lebensqualität und Erfahrungen von trans und gender-diversen Jugendlichen (12–25 Jahre) unter geschlechtsangleichender Behandlung.</w:t>
       </w:r>
     </w:p>
     <w:p>
@@ -220,7 +220,7 @@
         <w:t xml:space="preserve">Ergebnis: </w:t>
       </w:r>
       <w:r>
-        <w:t>Frauen zeigten in den meisten Provinzen höhere modellierte Mortalitätsraten als Männer (Punjab: 0,192 vs. 0,092), obwohl Spitzenlast in der Altersgruppe 20–39 Jahren lag. Provinzen wiesen 7-fache Unterschiede auf (Gilgit-Baltistan 0,154 vs. Azad Jammu &amp; Kashmir 0,021). Ursachen nicht spezifiziert; Zugangshypothese, da nordische Regionen stärker betroffen.</w:t>
+        <w:t>Instrument mit 16 unabhängig funktionierenden Skalen (248 Items) aus Konzeptelizitations-Interviews mit 47 Jugendlichen, Experten- und Jugendlichenfeedback (33 bzw. 17 Personen) und Pilottest (406 Personen) entwickelt. Feldtest läuft in Kanada, Europa, Australien und USA; Datensammlung und Analyse Ende 2026 erwartet. Rasch-Analyse geplant; Validierungskriterien (≥75% Hypothesenenannahme pro COSMIN) definiert.</w:t>
       </w:r>
     </w:p>
     <w:p>
@@ -235,7 +235,7 @@
         <w:rPr>
           <w:sz w:val="19"/>
         </w:rPr>
-        <w:t>Pakistan – Daten aus globalem Krankheitsbürde-Register; übertragbar nur für Disparitätsstruktur, nicht für deutsche Systemanalyse.</w:t>
+        <w:t>Multinationale Studie (Dänemark, Niederlande, Deutschland, Kanada, Australien); methodisch robust zur Messung von Versorgungsergebnis.</w:t>
       </w:r>
     </w:p>
     <w:p>
@@ -244,7 +244,7 @@
           <w:color w:val="5A7D3A"/>
           <w:sz w:val="18"/>
         </w:rPr>
-        <w:t>https://pubmed.ncbi.nlm.nih.gov/42817676/</w:t>
+        <w:t>https://pubmed.ncbi.nlm.nih.gov/42832758/</w:t>
       </w:r>
     </w:p>
     <w:p>
@@ -252,7 +252,7 @@
         <w:pStyle w:val="Heading2"/>
       </w:pPr>
       <w:r>
-        <w:t>Ernährungsinterventionen bei Kindern: Politik, Gemeinschaft, Gesundheitssystem – was schließt die Ungleichheitslücke</w:t>
+        <w:t>Finanzielle und partnerschaftliche Stressreduktion für LGBTQ+-Paare</w:t>
       </w:r>
     </w:p>
     <w:p>
@@ -262,12 +262,12 @@
           <w:color w:val="666666"/>
           <w:sz w:val="18"/>
         </w:rPr>
-        <w:t>Wu D et al.  ·  Front Public Health  ·  15.09.2026  ·  PMID 42813002</w:t>
+        <w:t>Murry SD et al.  ·  J Marital Fam Ther  ·  Okt. 2026  ·  PMID 42817803</w:t>
       </w:r>
     </w:p>
     <w:p>
       <w:r>
-        <w:t>Narrative Übersicht: Bewertet Ernährungsunterstützungsstrategien (Politik, Gemeinschaft, Gesundheitssystem, Haushalt) zur Bekämpfung von Kinderfehlernährung und Disparitäten.</w:t>
+        <w:t>Pilottest der Anpassung des TOGETHER-Programms (evidenzbasierte Beziehungs- und Finanzschulung) für LGBTQ+-Personen in Partnerschaften mittels Mixed-Methods-Evaluation von Akzeptabilität, Angemessenheit und Durchführbarkeit.</w:t>
       </w:r>
     </w:p>
     <w:p>
@@ -278,7 +278,7 @@
         <w:t xml:space="preserve">Ergebnis: </w:t>
       </w:r>
       <w:r>
-        <w:t>Wirksamste Ansätze: Kombinierte Strategien auf mehreren Ebenen (Lebensmittelfortifikation, Subventionen, Kassentransfers auf Politikebene; Ernährungsratschläge in Primärversorgung; Haushalts- und Gemeinschaftsprogramme). Kulturell relevante, eigenkapitalfokussierte Interventionen zeigten größte Erfolge. Geschlecht nicht gesondert analysiert, aber Fokus auf vulnerable Kindergruppen und Chancengleichheit.</w:t>
+        <w:t>31 Teilnehmer (Fragebogen), 12 in Fokusgruppen, 9 Fachpersonen (Interviews). Alle bewerteten Anpassung als akzeptabel, angemessen und durchführbar; hohe Programm-Zufriedenheit. Teilnehmer gaben konkrete Vorschläge zur Curriculumverstärkung und stärkerer LGBTQ+-Spezifität. Finanzstress und Diskriminierung als kumulative Belastung identifiziert.</w:t>
       </w:r>
     </w:p>
     <w:p>
@@ -293,7 +293,7 @@
         <w:rPr>
           <w:sz w:val="19"/>
         </w:rPr>
-        <w:t>Global (nicht regional spezifisch) – Mehrebenenstrategie-Rahmen auf Deutschland übertragbar; fehlende Geschlechterstratifizierung limitiert Spezifität.</w:t>
+        <w:t>USA, Pilottest; zeigt praktische Intervention gegen bekannte Zugangsbarriere zu Ressourcen.</w:t>
       </w:r>
     </w:p>
     <w:p>
@@ -302,7 +302,7 @@
           <w:color w:val="5A7D3A"/>
           <w:sz w:val="18"/>
         </w:rPr>
-        <w:t>https://pubmed.ncbi.nlm.nih.gov/42813002/</w:t>
+        <w:t>https://pubmed.ncbi.nlm.nih.gov/42817803/</w:t>
       </w:r>
     </w:p>
     <w:p>
@@ -310,7 +310,7 @@
         <w:pStyle w:val="Heading2"/>
       </w:pPr>
       <w:r>
-        <w:t>Schulung mit sexualwissenschaftlichem Fokus reduziert Vorurteile gegen Lesben und Schwule unmittelbar</w:t>
+        <w:t>Periphere arterielle Erkrankung durch metabolische Risiken: Geschlechtszwillinge mit Altersmustern in China</w:t>
       </w:r>
     </w:p>
     <w:p>
@@ -320,12 +320,12 @@
           <w:color w:val="666666"/>
           <w:sz w:val="18"/>
         </w:rPr>
-        <w:t>Zheng Q et al.  ·  BMC Psychol  ·  01.09.2026  ·  PMID 42736583</w:t>
+        <w:t>Yuan J et al.  ·  Int J Public Health  ·  15.09.2026  ·  PMID 42812352</w:t>
       </w:r>
     </w:p>
     <w:p>
       <w:r>
-        <w:t>Randomisiertes Experiment (n=112 chinesische Studierende): Kurze sexualwissenschaftliche Schulung mit kritischem Denken vs. Kontrollvideo; Vorurteilsmessung vor und direkt nach Video.</w:t>
+        <w:t>Vergleichende Analyse der Krankheitslast periphere arterielle Erkrankung (PAD) attributabel metabolischen Risiken in China vs. G20-Ländern 1990–2035 anhand Global Burden of Disease-Daten.</w:t>
       </w:r>
     </w:p>
     <w:p>
@@ -336,7 +336,7 @@
         <w:t xml:space="preserve">Ergebnis: </w:t>
       </w:r>
       <w:r>
-        <w:t>Interventionsgruppe: PALG-Score um 20,36 Punkte niedriger (95%-KI -25,32 bis -15,40, p&lt;0,001). Effekt konzentriert sich auf heterosexuelle Teilnehmende (η²=0,70). Soforteffekt ohne Langzeitdaten; Design: Laborausmaß, geringe externe Validität.</w:t>
+        <w:t>2023: China 100.298 DALYs, G20 704.214 DALYs für metabolische PAD. Seit 1990 Anstieg um 210,9% (China) vs. 114,6% (G20). Signifikante Disparitäten nach Alter und Geschlecht; Bevölkerungswachstum und Alterung waren Haupttreiber. Frauen zeigten höhere altersstandarisierte Raten; Prognosen indizieren weiteren Anstieg bis 2035.</w:t>
       </w:r>
     </w:p>
     <w:p>
@@ -351,7 +351,7 @@
         <w:rPr>
           <w:sz w:val="19"/>
         </w:rPr>
-        <w:t>China, Labordesign – unmittelbare Vorurteilsreduktion messbar; Übertragung auf Gesundheitsberufe in Deutschland unklar, da Versorgungsfolgen nicht untersucht.</w:t>
+        <w:t>China/Global, metabolische Biologie; zeigt geschlechtsspezifische Epidemiologie, aber nicht Versorgungspfade.</w:t>
       </w:r>
     </w:p>
     <w:p>
@@ -360,7 +360,7 @@
           <w:color w:val="5A7D3A"/>
           <w:sz w:val="18"/>
         </w:rPr>
-        <w:t>https://pubmed.ncbi.nlm.nih.gov/42736583/</w:t>
+        <w:t>https://pubmed.ncbi.nlm.nih.gov/42812352/</w:t>
       </w:r>
     </w:p>
     <w:p>
@@ -368,7 +368,7 @@
         <w:pStyle w:val="Heading2"/>
       </w:pPr>
       <w:r>
-        <w:t>Selbstwahrgenommene Gesundheit auf dem Land niedriger verteilt als in der Stadt – italienische Querschnittsanalyse</w:t>
+        <w:t>Screening-Zugang für trans und nicht-binäre Personen: Barrieren und Lösungen</w:t>
       </w:r>
     </w:p>
     <w:p>
@@ -378,12 +378,12 @@
           <w:color w:val="666666"/>
           <w:sz w:val="18"/>
         </w:rPr>
-        <w:t>Leporatti L et al.  ·  Econ Hum Biol  ·  17.06.2026  ·  PMID 42320258</w:t>
+        <w:t>Huber L et al.  ·  Patient Educ Couns  ·  07.09.2026  ·  PMID 42721762</w:t>
       </w:r>
     </w:p>
     <w:p>
       <w:r>
-        <w:t>Italienische Bevölkerungsumfrage: Vergleicht Durchschnitte und Streuung der selbstwahrgenommenen Gesundheit zwischen großen/kleinen Gemeinden und Küsten-/Landregionen.</w:t>
+        <w:t>Querschnittsstudie zur Bewusstseinsbildung, Barrieren und Präferenzen für Brust- und Zervixkrebsscreening bei trans und nicht-binären Personen in den Niederlanden nach Einführung der Selbstregistrierungsoption.</w:t>
       </w:r>
     </w:p>
     <w:p>
@@ -394,7 +394,7 @@
         <w:t xml:space="preserve">Ergebnis: </w:t>
       </w:r>
       <w:r>
-        <w:t>Durchschnitte zwischen Stadt und Land ähnlich, aber Gesundheitsstreuung signifikant niedriger in kleinen und ländlichen Gemeinden. Unterschiede nur teilweise durch beobachtbare Merkmale erklärt; psychosoziale Faktoren und wahrgenommene lokale Serviceverbesserungen sind Schlüsselhebel. Geschlecht nicht explizit ausgewertet, aber Verteilungsperspektive novell.</w:t>
+        <w:t>Von 219 Personen, die ihre Geschlechtsregistrierung änderten, waren 81,7% sich bewusst, dass dies Screening-Einladungen beeinflusst, aber nur 50,2% kannten die Selbstregistrierungsoption. Hauptbarrieren waren Unbehagen bei Untersuchungen, Gender-Dysphoria und verpasste Einladungen. 64,7% bevorzugten HPV-Selbstabstrich gegenüber Pap-Abstrich. Geschlechtssensible Schulung des Fachpersonals und bessere Awareness sind notwendig.</w:t>
       </w:r>
     </w:p>
     <w:p>
@@ -409,7 +409,7 @@
         <w:rPr>
           <w:sz w:val="19"/>
         </w:rPr>
-        <w:t>Italien – europäischer Sozialversicherungskontext ähnlich Deutschland; Disparitätsmessung über Verteilung statt Mittelwert methodisch wertvoll.</w:t>
+        <w:t>Niederländisches System, vergleichbare Sozialversicherung; Ergebnis zeigt Zugangsbarriere.</w:t>
       </w:r>
     </w:p>
     <w:p>
@@ -418,7 +418,7 @@
           <w:color w:val="5A7D3A"/>
           <w:sz w:val="18"/>
         </w:rPr>
-        <w:t>https://pubmed.ncbi.nlm.nih.gov/42320258/</w:t>
+        <w:t>https://pubmed.ncbi.nlm.nih.gov/42721762/</w:t>
       </w:r>
     </w:p>
     <w:sectPr>

--- a/download/studien-aktuell.docx
+++ b/download/studien-aktuell.docx
@@ -62,7 +62,7 @@
           <w:color w:val="666666"/>
           <w:sz w:val="18"/>
         </w:rPr>
-        <w:t>Stand: 06.10.2026  |  6 Studien  |  gender.m-vf.de</w:t>
+        <w:t>Stand: 07.10.2026  |  6 Studien  |  gender.m-vf.de</w:t>
       </w:r>
     </w:p>
     <w:p>
@@ -70,7 +70,7 @@
         <w:pStyle w:val="Heading1"/>
       </w:pPr>
       <w:r>
-        <w:t>Aufgenommen am 06.10.2026</w:t>
+        <w:t>Aufgenommen am 07.10.2026</w:t>
       </w:r>
     </w:p>
     <w:p>
@@ -78,7 +78,7 @@
         <w:pStyle w:val="Heading2"/>
       </w:pPr>
       <w:r>
-        <w:t>Schwere mütterliche Morbidität bei Black und White Personen in Kanada</w:t>
+        <w:t>Depressionsrisiko nach Bildungsstand in der Türkei unterschiedlich</w:t>
       </w:r>
     </w:p>
     <w:p>
@@ -88,12 +88,12 @@
           <w:color w:val="666666"/>
           <w:sz w:val="18"/>
         </w:rPr>
-        <w:t>Rajasingham M et al.  ·  CMAJ  ·  04.10.2026  ·  PMID 42833691</w:t>
+        <w:t>Ünver Ş et al.  ·  BMC Psychol  ·  24.08.2026  ·  PMID 42834396</w:t>
       </w:r>
     </w:p>
     <w:p>
       <w:r>
-        <w:t>Populationsbasierte Kohortenstudie von 2012–2023 zu Rassen- und Geschlechtsvarianten bei schwerer mütterlicher Morbidität (SMM) in Kanada anhand von Hospitalisierungs- und Zensusdaten.</w:t>
+        <w:t>Querschnittsanalyse der Türkiye Health Survey 2022 (n=22.742) zu Depressionsfaktoren stratifiziert nach Bildungsniveau.</w:t>
       </w:r>
     </w:p>
     <w:p>
@@ -104,7 +104,7 @@
         <w:t xml:space="preserve">Ergebnis: </w:t>
       </w:r>
       <w:r>
-        <w:t>SMM trat bei 47,8 pro 1000 Geburten bei Black und 27,7 pro 1000 bei White Personen auf. Nach multivariater Anpassung blieb die erhöhte Quote signifikant (adjustierte OR 1,66; 95%-KI 1,53–1,80). Schwere Präeklampsie war häufigste SMM-Typ (Black: 11,1, White: 6,7 pro 1000). Disparität variierte geografisch (größte in New Brunswick, OR 2,28). Auch unter sozioökonomischer Kontrolle persistierte der Unterschied.</w:t>
+        <w:t>Bei geringerer Bildung: Frausein, höheres Alter, Familienstand, Alkohol-/Tabakkonsum, schlechtere Selbsteinschätzung, chronische Erkrankung, Herzinfarktgeschichte signifikant assoziiert mit Depression. Bei höherer Bildung: ähnliche Faktoren, aber Alltagsaktivitätslimitierungen zusätzlich relevant. Geschlechtsdifferenzierung zeigt unterschiedliche Risikoprofile je Bildungsebene.</w:t>
       </w:r>
     </w:p>
     <w:p>
@@ -119,7 +119,7 @@
         <w:rPr>
           <w:sz w:val="19"/>
         </w:rPr>
-        <w:t>Kanada, vergleichbares englischsprachiges System; zeigt biologisch-klinische Unterschiede im Outcome.</w:t>
+        <w:t>Türkei, nationale Routinedaten, Geschlecht als Einflussfaktor im Kontext Soziodemografie</w:t>
       </w:r>
     </w:p>
     <w:p>
@@ -128,7 +128,7 @@
           <w:color w:val="5A7D3A"/>
           <w:sz w:val="18"/>
         </w:rPr>
-        <w:t>https://pubmed.ncbi.nlm.nih.gov/42833691/</w:t>
+        <w:t>https://pubmed.ncbi.nlm.nih.gov/42834396/</w:t>
       </w:r>
     </w:p>
     <w:p>
@@ -136,7 +136,7 @@
         <w:pStyle w:val="Heading2"/>
       </w:pPr>
       <w:r>
-        <w:t>Geografische Distanz zwischen Partnern variiert nach Geschlechtsidentität</w:t>
+        <w:t>Mütterliche Erkrankungen in der Schwangerschaft und Autismusrisiko: Unterschiede nach Rasse/Ethnizität</w:t>
       </w:r>
     </w:p>
     <w:p>
@@ -146,12 +146,12 @@
           <w:color w:val="666666"/>
           <w:sz w:val="18"/>
         </w:rPr>
-        <w:t>Wijekoon D et al.  ·  Sex Health  ·  20.10.2026  ·  PMID 42833642</w:t>
+        <w:t>Ben Messaoud K et al.  ·  JAMA Netw Open  ·  01.10.2026  ·  PMID 42832199</w:t>
       </w:r>
     </w:p>
     <w:p>
       <w:r>
-        <w:t>Querschnittsstudie zu Trefforten und geografischen Distanzen zwischen romantischen und gelegentlichen Partnern in Melbourne nach Geschlechtsidentität und sexueller Orientierung.</w:t>
+        <w:t>Retrospektive Kohortenstudie (n=224.353 Mutter-Kind-Paare) zu Assoziationen zwischen mütterlichen Erkrankungen und Autismus des Kindes, stratifiziert nach mütterlicher Rasse/Ethnizität.</w:t>
       </w:r>
     </w:p>
     <w:p>
@@ -162,7 +162,7 @@
         <w:t xml:space="preserve">Ergebnis: </w:t>
       </w:r>
       <w:r>
-        <w:t>Von 2327 Teilnehmern: Mobile Dating-Apps waren häufigste Methode für gelegentliche Partner (41,5%–67,3% je Gruppe). Mittlere Distanzen: romantische Partner 9,5 km (SD=30,7), gelegentliche 9,8 km (SD=25,2), kein signifikanter Unterschied (p=0,805). Trans und gender-diverse Personen meldeten längste durchschnittliche Partner-Distanzen (14,1 km, SD=31,0). Romantische Beziehungen waren lokal, gelegentliche überregional.</w:t>
+        <w:t>Autismus-Prävalenz insgesamt 2,4% (variiert: Black 3,2%, API 2,9%, Hispanic 2,5%, White 2,0%). 21 von 25 mütterlichen Bedingungen zeigen konsistente Assoziationen über alle Gruppen. 4 Bedingungen (Übergewicht/Adipositas, depressive Episode, Asthma, andere Erkrankungen) zeigen heterogene Effektschätzer: stärkere Assoziationen bei weißen Müttern. Unterschiede deuten auf Disparitäten in Zugang, Diagnostik oder unmessbare Faktoren hin.</w:t>
       </w:r>
     </w:p>
     <w:p>
@@ -177,7 +177,7 @@
         <w:rPr>
           <w:sz w:val="19"/>
         </w:rPr>
-        <w:t>Australien, ähnlicher Versorgungsauftrag; zeigt Zugangsbarriere zu lokalen Partnern/Services.</w:t>
+        <w:t>USA, aber methodische Aussage zum Screening von Effektheterogenität nach Geschlecht/Rasse übertragbar</w:t>
       </w:r>
     </w:p>
     <w:p>
@@ -186,7 +186,7 @@
           <w:color w:val="5A7D3A"/>
           <w:sz w:val="18"/>
         </w:rPr>
-        <w:t>https://pubmed.ncbi.nlm.nih.gov/42833642/</w:t>
+        <w:t>https://pubmed.ncbi.nlm.nih.gov/42832199/</w:t>
       </w:r>
     </w:p>
     <w:p>
@@ -194,7 +194,7 @@
         <w:pStyle w:val="Heading2"/>
       </w:pPr>
       <w:r>
-        <w:t>GENDER-Q Youth: Internationale Validierung eines Outcome-Messinstruments</w:t>
+        <w:t>Geschlechtsangleichende Chirurgie: VC-Technik senkt Komplikationsrate</w:t>
       </w:r>
     </w:p>
     <w:p>
@@ -204,12 +204,12 @@
           <w:color w:val="666666"/>
           <w:sz w:val="18"/>
         </w:rPr>
-        <w:t>Klassen AF et al.  ·  JMIR Res Protoc  ·  05.10.2026  ·  PMID 42832758</w:t>
+        <w:t>Rocha RI et al.  ·  Rev Col Bras Cir  ·  14.09.2026  ·  PMID 42820510</w:t>
       </w:r>
     </w:p>
     <w:p>
       <w:r>
-        <w:t>Protokoll für internationalen Feldtest des GENDER-Q Youth-Instruments zur Messung gesundheitsbezogener Lebensqualität und Erfahrungen von trans und gender-diversen Jugendlichen (12–25 Jahre) unter geschlechtsangleichender Behandlung.</w:t>
+        <w:t>Retrospektive Kohorte mit 59 trans Frauen, die zwei penile-inversion-Techniken zur geschlechtsangleichenden Vaginoplastie erhielten (VG n=25, VC n=34, 2015–2019).</w:t>
       </w:r>
     </w:p>
     <w:p>
@@ -220,7 +220,7 @@
         <w:t xml:space="preserve">Ergebnis: </w:t>
       </w:r>
       <w:r>
-        <w:t>Instrument mit 16 unabhängig funktionierenden Skalen (248 Items) aus Konzeptelizitations-Interviews mit 47 Jugendlichen, Experten- und Jugendlichenfeedback (33 bzw. 17 Personen) und Pilottest (406 Personen) entwickelt. Feldtest läuft in Kanada, Europa, Australien und USA; Datensammlung und Analyse Ende 2026 erwartet. Rasch-Analyse geplant; Validierungskriterien (≥75% Hypothesenenannahme pro COSMIN) definiert.</w:t>
+        <w:t>Keine Unterschiede in Alter, BMI, Liegedauer, Infektionen, Fisteln, Rektumperforation, thromboembolischen Ereignissen (alle p&gt;0,05). VC-Technik signifikant besser bei Urinalkanal-Konformation (p=0,020), Vaginalkanal-Konformation (p=0,002), neovaginales Epithelium (p=0,011), Reoperationsbedarf (p=0,006). Schwache Korrelationen zwischen einzelnen Komplikationen (ρ=0,46–0,49).</w:t>
       </w:r>
     </w:p>
     <w:p>
@@ -235,7 +235,7 @@
         <w:rPr>
           <w:sz w:val="19"/>
         </w:rPr>
-        <w:t>Multinationale Studie (Dänemark, Niederlande, Deutschland, Kanada, Australien); methodisch robust zur Messung von Versorgungsergebnis.</w:t>
+        <w:t>Brasilien, chirurgische Outcomes bei geschlechtsangleichender Behandlung, erste Vergleichsstudie</w:t>
       </w:r>
     </w:p>
     <w:p>
@@ -244,7 +244,7 @@
           <w:color w:val="5A7D3A"/>
           <w:sz w:val="18"/>
         </w:rPr>
-        <w:t>https://pubmed.ncbi.nlm.nih.gov/42832758/</w:t>
+        <w:t>https://pubmed.ncbi.nlm.nih.gov/42820510/</w:t>
       </w:r>
     </w:p>
     <w:p>
@@ -252,7 +252,7 @@
         <w:pStyle w:val="Heading2"/>
       </w:pPr>
       <w:r>
-        <w:t>Finanzielle und partnerschaftliche Stressreduktion für LGBTQ+-Paare</w:t>
+        <w:t>Soziale Determinanten und biologisches Embedding: Mechanismen der Ungleichheit</w:t>
       </w:r>
     </w:p>
     <w:p>
@@ -262,12 +262,12 @@
           <w:color w:val="666666"/>
           <w:sz w:val="18"/>
         </w:rPr>
-        <w:t>Murry SD et al.  ·  J Marital Fam Ther  ·  Okt. 2026  ·  PMID 42817803</w:t>
+        <w:t>Sturmberg JP et al.  ·  Front Public Health  ·  08.09.2026  ·  PMID 42774359</w:t>
       </w:r>
     </w:p>
     <w:p>
       <w:r>
-        <w:t>Pilottest der Anpassung des TOGETHER-Programms (evidenzbasierte Beziehungs- und Finanzschulung) für LGBTQ+-Personen in Partnerschaften mittels Mixed-Methods-Evaluation von Akzeptabilität, Angemessenheit und Durchführbarkeit.</w:t>
+        <w:t>Narratives Konzeptpapier zur Dynamik sozialer Gesundheitsdeterminanten als komplexe adaptive Systeme – wie Exposition zu Vulnerabilität führt.</w:t>
       </w:r>
     </w:p>
     <w:p>
@@ -278,7 +278,7 @@
         <w:t xml:space="preserve">Ergebnis: </w:t>
       </w:r>
       <w:r>
-        <w:t>31 Teilnehmer (Fragebogen), 12 in Fokusgruppen, 9 Fachpersonen (Interviews). Alle bewerteten Anpassung als akzeptabel, angemessen und durchführbar; hohe Programm-Zufriedenheit. Teilnehmer gaben konkrete Vorschläge zur Curriculumverstärkung und stärkerer LGBTQ+-Spezifität. Finanzstress und Diskriminierung als kumulative Belastung identifiziert.</w:t>
+        <w:t>Soziale Determinanten (Einkommen, Bildung, Wohnen, Netzwerke) wirken nicht isoliert, sondern als nichtlineare Feedback-Schleifen über Lebenslauf und Generationen. Biologisches Embedding über Stressregulation, Entzündung, Epigenetik stabilisiert Nachteil. Intervention auf einzelne Faktoren zeigt bescheidene Effekte; wirksam sind koordinierte, place-based, mehrebenig gestaffelte Strategien. Relational continuity in primary care und Stärkung sozialer Infrastruktur benannt.</w:t>
       </w:r>
     </w:p>
     <w:p>
@@ -293,7 +293,7 @@
         <w:rPr>
           <w:sz w:val="19"/>
         </w:rPr>
-        <w:t>USA, Pilottest; zeigt praktische Intervention gegen bekannte Zugangsbarriere zu Ressourcen.</w:t>
+        <w:t>Konzeptuell für DACH Anwendbar, mehrschichtige Systemperspektive auf Versorgung</w:t>
       </w:r>
     </w:p>
     <w:p>
@@ -302,7 +302,7 @@
           <w:color w:val="5A7D3A"/>
           <w:sz w:val="18"/>
         </w:rPr>
-        <w:t>https://pubmed.ncbi.nlm.nih.gov/42817803/</w:t>
+        <w:t>https://pubmed.ncbi.nlm.nih.gov/42774359/</w:t>
       </w:r>
     </w:p>
     <w:p>
@@ -310,7 +310,7 @@
         <w:pStyle w:val="Heading2"/>
       </w:pPr>
       <w:r>
-        <w:t>Periphere arterielle Erkrankung durch metabolische Risiken: Geschlechtszwillinge mit Altersmustern in China</w:t>
+        <w:t>Männergesundheit in der Gemeinde: Barrieren und Gelingensfaktoren</w:t>
       </w:r>
     </w:p>
     <w:p>
@@ -320,12 +320,12 @@
           <w:color w:val="666666"/>
           <w:sz w:val="18"/>
         </w:rPr>
-        <w:t>Yuan J et al.  ·  Int J Public Health  ·  15.09.2026  ·  PMID 42812352</w:t>
+        <w:t>Griebler U et al.  ·  BMC Public Health  ·  11.07.2026  ·  PMID 42432609</w:t>
       </w:r>
     </w:p>
     <w:p>
       <w:r>
-        <w:t>Vergleichende Analyse der Krankheitslast periphere arterielle Erkrankung (PAD) attributabel metabolischen Risiken in China vs. G20-Ländern 1990–2035 anhand Global Burden of Disease-Daten.</w:t>
+        <w:t>Qualitative Studie mit 28 Männern (15–65 Jahre) in Österreich zu Voraussetzungen für ihre Teilnahme an Gesundheitsförderung.</w:t>
       </w:r>
     </w:p>
     <w:p>
@@ -336,7 +336,7 @@
         <w:t xml:space="preserve">Ergebnis: </w:t>
       </w:r>
       <w:r>
-        <w:t>2023: China 100.298 DALYs, G20 704.214 DALYs für metabolische PAD. Seit 1990 Anstieg um 210,9% (China) vs. 114,6% (G20). Signifikante Disparitäten nach Alter und Geschlecht; Bevölkerungswachstum und Alterung waren Haupttreiber. Frauen zeigten höhere altersstandarisierte Raten; Prognosen indizieren weiteren Anstieg bis 2035.</w:t>
+        <w:t>Traditionelle Geschlechternormen sind Hauptbarriere – besonders bei psychischer Gesundheit wird Teilnahme als Schwäche interpretiert. Gelingensfaktoren: klarer Nutzen, glaubwürdige Modelle, Trainieren mit anderen Männern. Drei Gruppen identifiziert: selbstorganisiert, skeptisch, undecided-but-interested (höchstes Mobilisierungspotenzial).</w:t>
       </w:r>
     </w:p>
     <w:p>
@@ -351,7 +351,7 @@
         <w:rPr>
           <w:sz w:val="19"/>
         </w:rPr>
-        <w:t>China/Global, metabolische Biologie; zeigt geschlechtsspezifische Epidemiologie, aber nicht Versorgungspfade.</w:t>
+        <w:t>Österreich, qualitative Tiefenanalyse, direkter Bezug zu DACH-Versorgung</w:t>
       </w:r>
     </w:p>
     <w:p>
@@ -360,7 +360,7 @@
           <w:color w:val="5A7D3A"/>
           <w:sz w:val="18"/>
         </w:rPr>
-        <w:t>https://pubmed.ncbi.nlm.nih.gov/42812352/</w:t>
+        <w:t>https://pubmed.ncbi.nlm.nih.gov/42432609/</w:t>
       </w:r>
     </w:p>
     <w:p>
@@ -368,7 +368,7 @@
         <w:pStyle w:val="Heading2"/>
       </w:pPr>
       <w:r>
-        <w:t>Screening-Zugang für trans und nicht-binäre Personen: Barrieren und Lösungen</w:t>
+        <w:t>Drogenkonsum bei trans und nicht-binären Menschen in Spanien höher</w:t>
       </w:r>
     </w:p>
     <w:p>
@@ -378,12 +378,12 @@
           <w:color w:val="666666"/>
           <w:sz w:val="18"/>
         </w:rPr>
-        <w:t>Huber L et al.  ·  Patient Educ Couns  ·  07.09.2026  ·  PMID 42721762</w:t>
+        <w:t>Quinteiro F et al.  ·  Subst Abuse Treat Prev Policy  ·  08.07.2026  ·  PMID 42421044</w:t>
       </w:r>
     </w:p>
     <w:p>
       <w:r>
-        <w:t>Querschnittsstudie zur Bewusstseinsbildung, Barrieren und Präferenzen für Brust- und Zervixkrebsscreening bei trans und nicht-binären Personen in den Niederlanden nach Einführung der Selbstregistrierungsoption.</w:t>
+        <w:t>Querschnittstudie mit 19.948 Personen (davon 1.582 trans/nicht-binär) zu Substanzkonsum nach Geschlechtszugehörigkeit.</w:t>
       </w:r>
     </w:p>
     <w:p>
@@ -394,7 +394,7 @@
         <w:t xml:space="preserve">Ergebnis: </w:t>
       </w:r>
       <w:r>
-        <w:t>Von 219 Personen, die ihre Geschlechtsregistrierung änderten, waren 81,7% sich bewusst, dass dies Screening-Einladungen beeinflusst, aber nur 50,2% kannten die Selbstregistrierungsoption. Hauptbarrieren waren Unbehagen bei Untersuchungen, Gender-Dysphoria und verpasste Einladungen. 64,7% bevorzugten HPV-Selbstabstrich gegenüber Pap-Abstrich. Geschlechtssensible Schulung des Fachpersonals und bessere Awareness sind notwendig.</w:t>
+        <w:t>Cannabis war Substanz Nr. 1 in allen Gruppen. Trans Frauen und nicht-binäre Personen zeigen höhere adjustierte Prävalenzraten (aPR) für alle Substanzen als cis Frauen/Männer; Poppers bei trans Frauen aPR am höchsten. Trans Frauen generell stärker betroffen als trans Männer. Strukturelle Vulnerabilität und kulturelle Spezifika identifiziert.</w:t>
       </w:r>
     </w:p>
     <w:p>
@@ -409,7 +409,7 @@
         <w:rPr>
           <w:sz w:val="19"/>
         </w:rPr>
-        <w:t>Niederländisches System, vergleichbare Sozialversicherung; Ergebnis zeigt Zugangsbarriere.</w:t>
+        <w:t>Südeuropa, Routinedaten mit gezielter Übersampling, geschlechtsgetrennte Analyse</w:t>
       </w:r>
     </w:p>
     <w:p>
@@ -418,7 +418,7 @@
           <w:color w:val="5A7D3A"/>
           <w:sz w:val="18"/>
         </w:rPr>
-        <w:t>https://pubmed.ncbi.nlm.nih.gov/42721762/</w:t>
+        <w:t>https://pubmed.ncbi.nlm.nih.gov/42421044/</w:t>
       </w:r>
     </w:p>
     <w:sectPr>

--- a/download/studien-aktuell.docx
+++ b/download/studien-aktuell.docx
@@ -62,7 +62,7 @@
           <w:color w:val="666666"/>
           <w:sz w:val="18"/>
         </w:rPr>
-        <w:t>Stand: 07.10.2026  |  6 Studien  |  gender.m-vf.de</w:t>
+        <w:t>Stand: 08.10.2026  |  6 Studien  |  gender.m-vf.de</w:t>
       </w:r>
     </w:p>
     <w:p>
@@ -70,7 +70,7 @@
         <w:pStyle w:val="Heading1"/>
       </w:pPr>
       <w:r>
-        <w:t>Aufgenommen am 07.10.2026</w:t>
+        <w:t>Aufgenommen am 08.10.2026</w:t>
       </w:r>
     </w:p>
     <w:p>
@@ -78,7 +78,7 @@
         <w:pStyle w:val="Heading2"/>
       </w:pPr>
       <w:r>
-        <w:t>Depressionsrisiko nach Bildungsstand in der Türkei unterschiedlich</w:t>
+        <w:t>Sexualhormone bessern Screening für hepatische Steatose bei Diabetes Typ 2</w:t>
       </w:r>
     </w:p>
     <w:p>
@@ -88,12 +88,12 @@
           <w:color w:val="666666"/>
           <w:sz w:val="18"/>
         </w:rPr>
-        <w:t>Ünver Ş et al.  ·  BMC Psychol  ·  24.08.2026  ·  PMID 42834396</w:t>
+        <w:t>Li G et al.  ·  J Diabetes Res  ·  2026  ·  PMID 42841432</w:t>
       </w:r>
     </w:p>
     <w:p>
       <w:r>
-        <w:t>Querschnittsanalyse der Türkiye Health Survey 2022 (n=22.742) zu Depressionsfaktoren stratifiziert nach Bildungsniveau.</w:t>
+        <w:t>Querschnittanalyse von 731 chinesischen T2DM-Patienten zur Assoziation von Testosteron und Estradiol mit metabolischer Dysfunktion-assoziierter Steatose (MASLD) und zum Vergleich hormongestützter Screeningmodelle mit etablierten noninvasiven Scores.</w:t>
       </w:r>
     </w:p>
     <w:p>
@@ -104,7 +104,7 @@
         <w:t xml:space="preserve">Ergebnis: </w:t>
       </w:r>
       <w:r>
-        <w:t>Bei geringerer Bildung: Frausein, höheres Alter, Familienstand, Alkohol-/Tabakkonsum, schlechtere Selbsteinschätzung, chronische Erkrankung, Herzinfarktgeschichte signifikant assoziiert mit Depression. Bei höherer Bildung: ähnliche Faktoren, aber Alltagsaktivitätslimitierungen zusätzlich relevant. Geschlechtsdifferenzierung zeigt unterschiedliche Risikoprofile je Bildungsebene.</w:t>
+        <w:t>Bei Männern: höheres Testosteron, T/E2-Ratio, FSH und LH invers assoziiert mit MASLD; höheres DHEA positiv assoziiert. Bei Frauen: höheres DHEA positiv mit MASLD, Prolactin moderat invers. Nach Multivariable-Adjustierung: Testosteron bleibt unabhängig invers mit MASLD bei Männern assoziiert. Sexualhormonstützige Modelle zeigten bessere diskriminative Performance als konventionelle noninvasive Scores (Zahlen zur Effektgröße nicht genannt). Testosteron invers mit ApoB/ApoA1 bei Männern; Estradiol positiv mit eGFR bei Frauen. Biologischer Mechanismus nicht geprüft.</w:t>
       </w:r>
     </w:p>
     <w:p>
@@ -119,7 +119,7 @@
         <w:rPr>
           <w:sz w:val="19"/>
         </w:rPr>
-        <w:t>Türkei, nationale Routinedaten, Geschlecht als Einflussfaktor im Kontext Soziodemografie</w:t>
+        <w:t>China, aber Prototyp für hormonabhängige Geschlechtsunterschiede in Stoffwechsel; begrenzte Übertragbarkeit ohne europäische Validierung.</w:t>
       </w:r>
     </w:p>
     <w:p>
@@ -128,7 +128,7 @@
           <w:color w:val="5A7D3A"/>
           <w:sz w:val="18"/>
         </w:rPr>
-        <w:t>https://pubmed.ncbi.nlm.nih.gov/42834396/</w:t>
+        <w:t>https://pubmed.ncbi.nlm.nih.gov/42841432/</w:t>
       </w:r>
     </w:p>
     <w:p>
@@ -136,7 +136,7 @@
         <w:pStyle w:val="Heading2"/>
       </w:pPr>
       <w:r>
-        <w:t>Mütterliche Erkrankungen in der Schwangerschaft und Autismusrisiko: Unterschiede nach Rasse/Ethnizität</w:t>
+        <w:t>Geschlechtsunterschiede bei myotoner Dystrophie: Männer stärker neuromuskular belastet</w:t>
       </w:r>
     </w:p>
     <w:p>
@@ -146,12 +146,12 @@
           <w:color w:val="666666"/>
           <w:sz w:val="18"/>
         </w:rPr>
-        <w:t>Ben Messaoud K et al.  ·  JAMA Netw Open  ·  01.10.2026  ·  PMID 42832199</w:t>
+        <w:t>Azanjac Arsic A et al.  ·  J Neurol  ·  06.10.2026  ·  PMID 42839138</w:t>
       </w:r>
     </w:p>
     <w:p>
       <w:r>
-        <w:t>Retrospektive Kohortenstudie (n=224.353 Mutter-Kind-Paare) zu Assoziationen zwischen mütterlichen Erkrankungen und Autismus des Kindes, stratifiziert nach mütterlicher Rasse/Ethnizität.</w:t>
+        <w:t>Registeranalyse von 587 Patienten mit genetisch bestätigter DM1 und DM2 aus Serbien zur Erfassung geschlechtsspezifischer Unterschiede in Klinik, Verlauf und Multisystembefall.</w:t>
       </w:r>
     </w:p>
     <w:p>
@@ -162,7 +162,7 @@
         <w:t xml:space="preserve">Ergebnis: </w:t>
       </w:r>
       <w:r>
-        <w:t>Autismus-Prävalenz insgesamt 2,4% (variiert: Black 3,2%, API 2,9%, Hispanic 2,5%, White 2,0%). 21 von 25 mütterlichen Bedingungen zeigen konsistente Assoziationen über alle Gruppen. 4 Bedingungen (Übergewicht/Adipositas, depressive Episode, Asthma, andere Erkrankungen) zeigen heterogene Effektschätzer: stärkere Assoziationen bei weißen Müttern. Unterschiede deuten auf Disparitäten in Zugang, Diagnostik oder unmessbare Faktoren hin.</w:t>
+        <w:t>Bei DM1 zeigten Männer stärkere neuromuskuläre Beteiligung (weniger Kraft distal oben/proximal unten, längere Myotoniedauer, höhere Dysarthrie-, Dysphagie-, Polyneuropathie-, Skelettdeformitäts- und Infertilitätsraten sowie mehr EKG-Auffälligkeiten). Bei DM2 wiesen Frauen (Übergewicht 1,5:1) stärkere Schwäche proximal unten und reduzierte Atemkapazität auf; Männer hatten höhere Raten für Myotoniedauer, Polyneuropathie, Kahlheit, Infertilität, Hyperglykämie und Schrittmacherimplantationen. Die biologische Basis dieser Unterschiede wird vermutet, aber nicht geprüft.</w:t>
       </w:r>
     </w:p>
     <w:p>
@@ -177,7 +177,7 @@
         <w:rPr>
           <w:sz w:val="19"/>
         </w:rPr>
-        <w:t>USA, aber methodische Aussage zum Screening von Effektheterogenität nach Geschlecht/Rasse übertragbar</w:t>
+        <w:t>Europäisches Registersystem, Klinikpopulation; Geschlechterunterschiede erfordern differenzierte klinische Risikostratifizierung.</w:t>
       </w:r>
     </w:p>
     <w:p>
@@ -186,7 +186,7 @@
           <w:color w:val="5A7D3A"/>
           <w:sz w:val="18"/>
         </w:rPr>
-        <w:t>https://pubmed.ncbi.nlm.nih.gov/42832199/</w:t>
+        <w:t>https://pubmed.ncbi.nlm.nih.gov/42839138/</w:t>
       </w:r>
     </w:p>
     <w:p>
@@ -194,7 +194,7 @@
         <w:pStyle w:val="Heading2"/>
       </w:pPr>
       <w:r>
-        <w:t>Geschlechtsangleichende Chirurgie: VC-Technik senkt Komplikationsrate</w:t>
+        <w:t>His-Ventrikular-Intervall kürzer bei Frauen: 40 ms vs. 47 ms (p&lt;0,001)</w:t>
       </w:r>
     </w:p>
     <w:p>
@@ -204,12 +204,12 @@
           <w:color w:val="666666"/>
           <w:sz w:val="18"/>
         </w:rPr>
-        <w:t>Rocha RI et al.  ·  Rev Col Bras Cir  ·  14.09.2026  ·  PMID 42820510</w:t>
+        <w:t>Serban T et al.  ·  J Interv Card Electrophysiol  ·  18.09.2026  ·  PMID 42758258</w:t>
       </w:r>
     </w:p>
     <w:p>
       <w:r>
-        <w:t>Retrospektive Kohorte mit 59 trans Frauen, die zwei penile-inversion-Techniken zur geschlechtsangleichenden Vaginoplastie erhielten (VG n=25, VC n=34, 2015–2019).</w:t>
+        <w:t>Prospektive Analyse von 67 Patienten (33 % Frauen) in Sinusrhythmus während AF-Ablation mit Hochdichte-Mapping zur Erfassung geschlechtsspezifischer Unterschiede in HV-Intervallen und deren Abhängigkeit vom Messorte..</w:t>
       </w:r>
     </w:p>
     <w:p>
@@ -220,7 +220,7 @@
         <w:t xml:space="preserve">Ergebnis: </w:t>
       </w:r>
       <w:r>
-        <w:t>Keine Unterschiede in Alter, BMI, Liegedauer, Infektionen, Fisteln, Rektumperforation, thromboembolischen Ereignissen (alle p&gt;0,05). VC-Technik signifikant besser bei Urinalkanal-Konformation (p=0,020), Vaginalkanal-Konformation (p=0,002), neovaginales Epithelium (p=0,011), Reoperationsbedarf (p=0,006). Schwache Korrelationen zwischen einzelnen Komplikationen (ρ=0,46–0,49).</w:t>
+        <w:t>Klinisches HV-Intervall 45±9 ms, signifikant kürzer bei Frauen (40 ms vs. 47 ms, p&lt;0,001). HV-proximal länger als distal (51±10 ms vs. 46±10 ms, p&lt;0,001) und Bundle (37±10 ms; p&lt;0,001). Abnorme HV (&gt;55 ms) häufiger mit proximalem Messung erfasst. Leitungsgeschwindigkeiten unterschieden sich nicht nach Geschlecht, korrelierten schwach mit Oberflächen-EKG. Biologische Basis des Geschlechtsunterschieds nicht untersucht, aber klinische Implikation für Interpretation evident.</w:t>
       </w:r>
     </w:p>
     <w:p>
@@ -235,7 +235,7 @@
         <w:rPr>
           <w:sz w:val="19"/>
         </w:rPr>
-        <w:t>Brasilien, chirurgische Outcomes bei geschlechtsangleichender Behandlung, erste Vergleichsstudie</w:t>
+        <w:t>Schweiz, europäisches Versorgungssystem; zeigt Messbares Geschlechtsdimorphismus in der Elektrophysiologie – Diagnosekriterien müssen geschlechtsspezifisch kalibriert werden.</w:t>
       </w:r>
     </w:p>
     <w:p>
@@ -244,7 +244,7 @@
           <w:color w:val="5A7D3A"/>
           <w:sz w:val="18"/>
         </w:rPr>
-        <w:t>https://pubmed.ncbi.nlm.nih.gov/42820510/</w:t>
+        <w:t>https://pubmed.ncbi.nlm.nih.gov/42758258/</w:t>
       </w:r>
     </w:p>
     <w:p>
@@ -252,7 +252,7 @@
         <w:pStyle w:val="Heading2"/>
       </w:pPr>
       <w:r>
-        <w:t>Soziale Determinanten und biologisches Embedding: Mechanismen der Ungleichheit</w:t>
+        <w:t>Männer im fertilen Alter: 82–84 % haben ≥1 präkonzeptionalen Risikofaktor</w:t>
       </w:r>
     </w:p>
     <w:p>
@@ -262,12 +262,12 @@
           <w:color w:val="666666"/>
           <w:sz w:val="18"/>
         </w:rPr>
-        <w:t>Sturmberg JP et al.  ·  Front Public Health  ·  08.09.2026  ·  PMID 42774359</w:t>
+        <w:t>Francis LM et al.  ·  Public Health  ·  02.09.2026  ·  PMID 42685502</w:t>
       </w:r>
     </w:p>
     <w:p>
       <w:r>
-        <w:t>Narratives Konzeptpapier zur Dynamik sozialer Gesundheitsdeterminanten als komplexe adaptive Systeme – wie Exposition zu Vulnerabilität führt.</w:t>
+        <w:t>Querschnittanalyse der Australian Longitudinal Study on Male Health (vier Wellen 2012–2022, n=8.727 bis 2.705 Männer 18–44 Jahre) zu Prävalenz von elf präkonzeptionalen Risikofaktoren und deren Assoziation mit sozialen Subgruppen.</w:t>
       </w:r>
     </w:p>
     <w:p>
@@ -278,7 +278,7 @@
         <w:t xml:space="preserve">Ergebnis: </w:t>
       </w:r>
       <w:r>
-        <w:t>Soziale Determinanten (Einkommen, Bildung, Wohnen, Netzwerke) wirken nicht isoliert, sondern als nichtlineare Feedback-Schleifen über Lebenslauf und Generationen. Biologisches Embedding über Stressregulation, Entzündung, Epigenetik stabilisiert Nachteil. Intervention auf einzelne Faktoren zeigt bescheidene Effekte; wirksam sind koordinierte, place-based, mehrebenig gestaffelte Strategien. Relational continuity in primary care und Stärkung sozialer Infrastruktur benannt.</w:t>
+        <w:t>82–84 % der Männer hatten ≥1 Risikofaktor, 48–53 % hatten ≥2. Häufigster Risiko: niedriger Obst-/Gemüsekonsum (76–77 %). Relative zu Kontrollgruppen: finanziell belastete Männer 45–50 % mehr Risikofaktoren, mit niedrigerer Bildung 18–30 % mehr, arbeitslos 19–32 % mehr, in Regional-/Remotelage 12–22 % mehr. Unterschiede nach Geschlecht nicht primär analysiert, aber Subgruppenanalyse zeigt Zugangsungleichgewicht nach sozialem Status.</w:t>
       </w:r>
     </w:p>
     <w:p>
@@ -293,7 +293,7 @@
         <w:rPr>
           <w:sz w:val="19"/>
         </w:rPr>
-        <w:t>Konzeptuell für DACH Anwendbar, mehrschichtige Systemperspektive auf Versorgung</w:t>
+        <w:t>Australien, aber Erkenntnisse zu sozialen Determinanten präkonzeptionaler Gesundheit übertragbar; Versorgungsgap in Männergesundheit evident.</w:t>
       </w:r>
     </w:p>
     <w:p>
@@ -302,7 +302,7 @@
           <w:color w:val="5A7D3A"/>
           <w:sz w:val="18"/>
         </w:rPr>
-        <w:t>https://pubmed.ncbi.nlm.nih.gov/42774359/</w:t>
+        <w:t>https://pubmed.ncbi.nlm.nih.gov/42685502/</w:t>
       </w:r>
     </w:p>
     <w:p>
@@ -310,7 +310,7 @@
         <w:pStyle w:val="Heading2"/>
       </w:pPr>
       <w:r>
-        <w:t>Männergesundheit in der Gemeinde: Barrieren und Gelingensfaktoren</w:t>
+        <w:t>Krebsforschung: Frauendominierten Tumoren fehlen 3,7 % der Mittel</w:t>
       </w:r>
     </w:p>
     <w:p>
@@ -320,12 +320,12 @@
           <w:color w:val="666666"/>
           <w:sz w:val="18"/>
         </w:rPr>
-        <w:t>Griebler U et al.  ·  BMC Public Health  ·  11.07.2026  ·  PMID 42432609</w:t>
+        <w:t>Farre L et al.  ·  Soc Sci Med  ·  01.09.2026  ·  PMID 42685391</w:t>
       </w:r>
     </w:p>
     <w:p>
       <w:r>
-        <w:t>Qualitative Studie mit 28 Männern (15–65 Jahre) in Österreich zu Voraussetzungen für ihre Teilnahme an Gesundheitsförderung.</w:t>
+        <w:t>Analyse von 1.078 EU-geförderten Krebsforschungsprojekten (2007–2023) zur Frage, ob die Mittelverteilung der Krankheitslast entspricht und welche Faktoren die Unterfinanzierung frauendominierter Malignome erklären.</w:t>
       </w:r>
     </w:p>
     <w:p>
@@ -336,7 +336,7 @@
         <w:t xml:space="preserve">Ergebnis: </w:t>
       </w:r>
       <w:r>
-        <w:t>Traditionelle Geschlechternormen sind Hauptbarriere – besonders bei psychischer Gesundheit wird Teilnahme als Schwäche interpretiert. Gelingensfaktoren: klarer Nutzen, glaubwürdige Modelle, Trainieren mit anderen Männern. Drei Gruppen identifiziert: selbstorganisiert, skeptisch, undecided-but-interested (höchstes Mobilisierungspotenzial).</w:t>
+        <w:t>Männerdominierte Krebsarten erhielten 3,7 % mehr Förderung als frauendominierte, auch nach Adjustierung für Krankheitslast (conditional). Die Unterfinanzierung wird durch Überrepräsentation männlicher Forscher in der Krebsforschung und höheren Anteil männlicher Evaluierungspanelistinnen erklärt – beides begünstigt Projekte zu männerdominierten Tumoren. Kein Beleg für Bestrafung weiblicher Forscherinnen, Unterschiede in Output oder Krankheitslast als Erklärung.</w:t>
       </w:r>
     </w:p>
     <w:p>
@@ -351,7 +351,7 @@
         <w:rPr>
           <w:sz w:val="19"/>
         </w:rPr>
-        <w:t>Österreich, qualitative Tiefenanalyse, direkter Bezug zu DACH-Versorgung</w:t>
+        <w:t>Europäische Routinedaten zu Forschungsförderung; zeigt strukturelles Zugangsungleichgewicht, nicht biologischen Geschlechterdimorphismus.</w:t>
       </w:r>
     </w:p>
     <w:p>
@@ -360,7 +360,7 @@
           <w:color w:val="5A7D3A"/>
           <w:sz w:val="18"/>
         </w:rPr>
-        <w:t>https://pubmed.ncbi.nlm.nih.gov/42432609/</w:t>
+        <w:t>https://pubmed.ncbi.nlm.nih.gov/42685391/</w:t>
       </w:r>
     </w:p>
     <w:p>
@@ -368,7 +368,7 @@
         <w:pStyle w:val="Heading2"/>
       </w:pPr>
       <w:r>
-        <w:t>Drogenkonsum bei trans und nicht-binären Menschen in Spanien höher</w:t>
+        <w:t>Schistosomiasis bei sub-saharischen Migranten in Spanien: Frauen längere Zeit asymptomatisch, Männer mit Hämaturie</w:t>
       </w:r>
     </w:p>
     <w:p>
@@ -378,12 +378,12 @@
           <w:color w:val="666666"/>
           <w:sz w:val="18"/>
         </w:rPr>
-        <w:t>Quinteiro F et al.  ·  Subst Abuse Treat Prev Policy  ·  08.07.2026  ·  PMID 42421044</w:t>
+        <w:t>Rodríguez-Pérez M et al.  ·  Am J Trop Med Hyg  ·  07.10.2026  ·  PMID 42624090</w:t>
       </w:r>
     </w:p>
     <w:p>
       <w:r>
-        <w:t>Querschnittstudie mit 19.948 Personen (davon 1.582 trans/nicht-binär) zu Substanzkonsum nach Geschlechtszugehörigkeit.</w:t>
+        <w:t>Retrospektive Querschnittanalyse von 538 sub-saharischen Migranten (52,8 % Männer) in Nordspanien 2012–2023 mit Fokus auf geschlechtsspezifische klinische und diagnostische Unterschiede bei importierter Schistosomiasis.</w:t>
       </w:r>
     </w:p>
     <w:p>
@@ -394,7 +394,7 @@
         <w:t xml:space="preserve">Ergebnis: </w:t>
       </w:r>
       <w:r>
-        <w:t>Cannabis war Substanz Nr. 1 in allen Gruppen. Trans Frauen und nicht-binäre Personen zeigen höhere adjustierte Prävalenzraten (aPR) für alle Substanzen als cis Frauen/Männer; Poppers bei trans Frauen aPR am höchsten. Trans Frauen generell stärker betroffen als trans Männer. Strukturelle Vulnerabilität und kulturelle Spezifika identifiziert.</w:t>
+        <w:t>121 Patienten (22,5 %) diagnostiziert, 59 Frauen (48,7 %). Frauen hatten längere Aufenthaltszeit vor Diagnose (39±59 vs. 30±37 Monate; p=0,037). 62,7 % der Frauen und 58 % der Männer asymptomatisch. Hämaturie ausschließlich bei Männern beobachtet (p=0,001) mit Blasenabnormitäten in 2 Fällen. Von 33 Frauen mit verfügbarer gynäkologischer Anamnese: 60,6 % berichteten reproduktive Morbidität (rezidivierende Fehlgeburten, Infertilität). Geschlechtsspezifische Organmanifestation gezeigt; Ursache (biologisch vs. Diagnostik-Bias) nicht untersucht.</w:t>
       </w:r>
     </w:p>
     <w:p>
@@ -409,7 +409,7 @@
         <w:rPr>
           <w:sz w:val="19"/>
         </w:rPr>
-        <w:t>Südeuropa, Routinedaten mit gezielter Übersampling, geschlechtsgetrennte Analyse</w:t>
+        <w:t>Spanien (vergleichbar DACH); importierte Infektionen; zeigt Manifestationsunterschiede, nicht deren Mechanismus.</w:t>
       </w:r>
     </w:p>
     <w:p>
@@ -418,7 +418,7 @@
           <w:color w:val="5A7D3A"/>
           <w:sz w:val="18"/>
         </w:rPr>
-        <w:t>https://pubmed.ncbi.nlm.nih.gov/42421044/</w:t>
+        <w:t>https://pubmed.ncbi.nlm.nih.gov/42624090/</w:t>
       </w:r>
     </w:p>
     <w:sectPr>

--- a/download/studien-aktuell.docx
+++ b/download/studien-aktuell.docx
@@ -62,7 +62,7 @@
           <w:color w:val="666666"/>
           <w:sz w:val="18"/>
         </w:rPr>
-        <w:t>Stand: 08.10.2026  |  6 Studien  |  gender.m-vf.de</w:t>
+        <w:t>Stand: 09.10.2026  |  6 Studien  |  gender.m-vf.de</w:t>
       </w:r>
     </w:p>
     <w:p>
@@ -70,7 +70,7 @@
         <w:pStyle w:val="Heading1"/>
       </w:pPr>
       <w:r>
-        <w:t>Aufgenommen am 08.10.2026</w:t>
+        <w:t>Aufgenommen am 09.10.2026</w:t>
       </w:r>
     </w:p>
     <w:p>
@@ -78,7 +78,7 @@
         <w:pStyle w:val="Heading2"/>
       </w:pPr>
       <w:r>
-        <w:t>Sexualhormone bessern Screening für hepatische Steatose bei Diabetes Typ 2</w:t>
+        <w:t>Neugeborenen-Sterblichkeit in Kasachstan: Männliche Übermortalität im frühen Leben</w:t>
       </w:r>
     </w:p>
     <w:p>
@@ -88,12 +88,12 @@
           <w:color w:val="666666"/>
           <w:sz w:val="18"/>
         </w:rPr>
-        <w:t>Li G et al.  ·  J Diabetes Res  ·  2026  ·  PMID 42841432</w:t>
+        <w:t>Tsay Y et al.  ·  PLoS One  ·  08.10.2026  ·  PMID 42848793</w:t>
       </w:r>
     </w:p>
     <w:p>
       <w:r>
-        <w:t>Querschnittanalyse von 731 chinesischen T2DM-Patienten zur Assoziation von Testosteron und Estradiol mit metabolischer Dysfunktion-assoziierter Steatose (MASLD) und zum Vergleich hormongestützter Screeningmodelle mit etablierten noninvasiven Scores.</w:t>
+        <w:t>Bevölkerungsbasierte Trendanalyse (2010–2023) der Global-Burden-of-Disease-Daten untersuchte, ob und wie sich Geschlechtsdifferenzen in früh-neonataler und spätneonataler Mortalität entwickeln.</w:t>
       </w:r>
     </w:p>
     <w:p>
@@ -104,7 +104,7 @@
         <w:t xml:space="preserve">Ergebnis: </w:t>
       </w:r>
       <w:r>
-        <w:t>Bei Männern: höheres Testosteron, T/E2-Ratio, FSH und LH invers assoziiert mit MASLD; höheres DHEA positiv assoziiert. Bei Frauen: höheres DHEA positiv mit MASLD, Prolactin moderat invers. Nach Multivariable-Adjustierung: Testosteron bleibt unabhängig invers mit MASLD bei Männern assoziiert. Sexualhormonstützige Modelle zeigten bessere diskriminative Performance als konventionelle noninvasive Scores (Zahlen zur Effektgröße nicht genannt). Testosteron invers mit ApoB/ApoA1 bei Männern; Estradiol positiv mit eGFR bei Frauen. Biologischer Mechanismus nicht geprüft.</w:t>
+        <w:t>Mortalität sank in beiden Perioden, aber Männer zeigten durchgehend höhere Sterb-lichkeit, YLLs und DALYs als Mädchen. Unterschied wurde in rezenten Jahren statistisch unsicher und verengte sich deutlich. YLLs machten &gt;95% der DALYs aus – Mortalität, nicht Morbidität, treibt Krankheitslast. Prognosen zeigen Fortbestand, Differenz aber weiter verengend.</w:t>
       </w:r>
     </w:p>
     <w:p>
@@ -119,7 +119,7 @@
         <w:rPr>
           <w:sz w:val="19"/>
         </w:rPr>
-        <w:t>China, aber Prototyp für hormonabhängige Geschlechtsunterschiede in Stoffwechsel; begrenzte Übertragbarkeit ohne europäische Validierung.</w:t>
+        <w:t>Kasachstan/Zentralasien, aber Geschlechtsmuster in neonataler Mortalität ist biologisch begründet, nicht systemabhängig; Daten zeigen, dass Unterschied auch bei Systemverbesserung persistiert.</w:t>
       </w:r>
     </w:p>
     <w:p>
@@ -128,7 +128,7 @@
           <w:color w:val="5A7D3A"/>
           <w:sz w:val="18"/>
         </w:rPr>
-        <w:t>https://pubmed.ncbi.nlm.nih.gov/42841432/</w:t>
+        <w:t>https://pubmed.ncbi.nlm.nih.gov/42848793/</w:t>
       </w:r>
     </w:p>
     <w:p>
@@ -136,7 +136,7 @@
         <w:pStyle w:val="Heading2"/>
       </w:pPr>
       <w:r>
-        <w:t>Geschlechtsunterschiede bei myotoner Dystrophie: Männer stärker neuromuskular belastet</w:t>
+        <w:t>Psychische Belastung im ländlichen Wyoming: Clubhouse-Modell lindert Versorgungslücken</w:t>
       </w:r>
     </w:p>
     <w:p>
@@ -146,12 +146,12 @@
           <w:color w:val="666666"/>
           <w:sz w:val="18"/>
         </w:rPr>
-        <w:t>Azanjac Arsic A et al.  ·  J Neurol  ·  06.10.2026  ·  PMID 42839138</w:t>
+        <w:t>Korankye R et al.  ·  Int J Qual Stud Health Well-being  ·  31.12.2026  ·  PMID 42848437</w:t>
       </w:r>
     </w:p>
     <w:p>
       <w:r>
-        <w:t>Registeranalyse von 587 Patienten mit genetisch bestätigter DM1 und DM2 aus Serbien zur Erfassung geschlechtsspezifischer Unterschiede in Klinik, Verlauf und Multisystembefall.</w:t>
+        <w:t>Qualitative Sekundäranalyse von Interviews mit 16 Clubhouse-Mitgliedern (n=12) und Fachpersonen (n=4) in Wyoming untersuchte, welche Versorgungsungleichheiten Menschen mit psychischer Erkrankung im ländlichen Raum erleben und wie das Clubhouse-Modell hilft.</w:t>
       </w:r>
     </w:p>
     <w:p>
@@ -162,7 +162,7 @@
         <w:t xml:space="preserve">Ergebnis: </w:t>
       </w:r>
       <w:r>
-        <w:t>Bei DM1 zeigten Männer stärkere neuromuskuläre Beteiligung (weniger Kraft distal oben/proximal unten, längere Myotoniedauer, höhere Dysarthrie-, Dysphagie-, Polyneuropathie-, Skelettdeformitäts- und Infertilitätsraten sowie mehr EKG-Auffälligkeiten). Bei DM2 wiesen Frauen (Übergewicht 1,5:1) stärkere Schwäche proximal unten und reduzierte Atemkapazität auf; Männer hatten höhere Raten für Myotoniedauer, Polyneuropathie, Kahlheit, Infertilität, Hyperglykämie und Schrittmacherimplantationen. Die biologische Basis dieser Unterschiede wird vermutet, aber nicht geprüft.</w:t>
+        <w:t>Zwei Hauptthemen: (1) Versorgungsungleichheiten: begrenzte Zugangskapazitäten für psychische Gesundheit, strukturelle Barrieren zu essentiellen Diensten belasten Psyche; (2) Clubhouse adressiert mehrere soziale Gesundheitsdeterminanten – wirtschaftliche Stabilität, Gesundheitsversorgungszugang und -qualität, Wohnumgebung, soziales Netzwerk. Teilnehmer beschrieben Clubhouse als unterstützende Umgebung für Genesung.</w:t>
       </w:r>
     </w:p>
     <w:p>
@@ -177,7 +177,7 @@
         <w:rPr>
           <w:sz w:val="19"/>
         </w:rPr>
-        <w:t>Europäisches Registersystem, Klinikpopulation; Geschlechterunterschiede erfordern differenzierte klinische Risikostratifizierung.</w:t>
+        <w:t>USA/ländlich, aber Struktur-Problem (Mangelversorgung, Isolation) analog zu deutschen Flächenregionen; Clubhouse-Konzept übertragbar.</w:t>
       </w:r>
     </w:p>
     <w:p>
@@ -186,7 +186,7 @@
           <w:color w:val="5A7D3A"/>
           <w:sz w:val="18"/>
         </w:rPr>
-        <w:t>https://pubmed.ncbi.nlm.nih.gov/42839138/</w:t>
+        <w:t>https://pubmed.ncbi.nlm.nih.gov/42848437/</w:t>
       </w:r>
     </w:p>
     <w:p>
@@ -194,7 +194,7 @@
         <w:pStyle w:val="Heading2"/>
       </w:pPr>
       <w:r>
-        <w:t>His-Ventrikular-Intervall kürzer bei Frauen: 40 ms vs. 47 ms (p&lt;0,001)</w:t>
+        <w:t>Autismus-Diagnosen in Kanada: Arme und Einwandererfamilien benachteiligt</w:t>
       </w:r>
     </w:p>
     <w:p>
@@ -204,12 +204,12 @@
           <w:color w:val="666666"/>
           <w:sz w:val="18"/>
         </w:rPr>
-        <w:t>Serban T et al.  ·  J Interv Card Electrophysiol  ·  18.09.2026  ·  PMID 42758258</w:t>
+        <w:t>Del Giorgio F et al.  ·  JAMA Netw Open  ·  01.10.2026  ·  PMID 42848404</w:t>
       </w:r>
     </w:p>
     <w:p>
       <w:r>
-        <w:t>Prospektive Analyse von 67 Patienten (33 % Frauen) in Sinusrhythmus während AF-Ablation mit Hochdichte-Mapping zur Erfassung geschlechtsspezifischer Unterschiede in HV-Intervallen und deren Abhängigkeit vom Messorte..</w:t>
+        <w:t>Bevölkerungsbasierte Kohortenstudie (Ontario 2002–2020) untersuchte, ob Autismus-Diagnosen Ungleichheiten nach sozioökonomischem Status und Einwanderungsstatus widerspiegeln und welche perinatalen Faktoren die Disparität erklären.</w:t>
       </w:r>
     </w:p>
     <w:p>
@@ -220,7 +220,7 @@
         <w:t xml:space="preserve">Ergebnis: </w:t>
       </w:r>
       <w:r>
-        <w:t>Klinisches HV-Intervall 45±9 ms, signifikant kürzer bei Frauen (40 ms vs. 47 ms, p&lt;0,001). HV-proximal länger als distal (51±10 ms vs. 46±10 ms, p&lt;0,001) und Bundle (37±10 ms; p&lt;0,001). Abnorme HV (&gt;55 ms) häufiger mit proximalem Messung erfasst. Leitungsgeschwindigkeiten unterschieden sich nicht nach Geschlecht, korrelierten schwach mit Oberflächen-EKG. Biologische Basis des Geschlechtsunterschieds nicht untersucht, aber klinische Implikation für Interpretation evident.</w:t>
+        <w:t>Von 2.319.302 Kindern: 29.374 (1,3%) Autismus-Diagnose, 80% bis Alter 8 Jahre, 78,5% männlich. Diagnose-Inzidenz stieg 10% pro Geburtskohorte. Disparität verbreiterte sich: 2012er Kohorte 2,2-fach höher in ärmsten vs. reichsten Gegenden (95%-CI 2,0–2,4), 2,0-fach höher in ethnisch diversen vs. homogenen Gegenden. Kinder von Einwanderern 1,4-fach höher diagnostiziert. Mütterlicher Diabetes, schwere Morbidität, Frühgeburten häufiger in benachteiligten Gruppen – partiell erklärend.</w:t>
       </w:r>
     </w:p>
     <w:p>
@@ -235,7 +235,7 @@
         <w:rPr>
           <w:sz w:val="19"/>
         </w:rPr>
-        <w:t>Schweiz, europäisches Versorgungssystem; zeigt Messbares Geschlechtsdimorphismus in der Elektrophysiologie – Diagnosekriterien müssen geschlechtsspezifisch kalibriert werden.</w:t>
+        <w:t>Kanada, universelles Gesundheitssystem mit verfügbarer Diagnostik; zeigt, dass Ungleichheit in Diagnosestellung (Zugang, Wahrnehmung) ebenso wirkt wie perinatale biologische Risiken.</w:t>
       </w:r>
     </w:p>
     <w:p>
@@ -244,7 +244,7 @@
           <w:color w:val="5A7D3A"/>
           <w:sz w:val="18"/>
         </w:rPr>
-        <w:t>https://pubmed.ncbi.nlm.nih.gov/42758258/</w:t>
+        <w:t>https://pubmed.ncbi.nlm.nih.gov/42848404/</w:t>
       </w:r>
     </w:p>
     <w:p>
@@ -252,7 +252,7 @@
         <w:pStyle w:val="Heading2"/>
       </w:pPr>
       <w:r>
-        <w:t>Männer im fertilen Alter: 82–84 % haben ≥1 präkonzeptionalen Risikofaktor</w:t>
+        <w:t>Niedriges fT3 und intrakranielle Aneurysmen: Geschlechtsspezifische Assoziation bei Frauen</w:t>
       </w:r>
     </w:p>
     <w:p>
@@ -262,12 +262,12 @@
           <w:color w:val="666666"/>
           <w:sz w:val="18"/>
         </w:rPr>
-        <w:t>Francis LM et al.  ·  Public Health  ·  02.09.2026  ·  PMID 42685502</w:t>
+        <w:t>Bschorer M et al.  ·  Front Neurol  ·  23.09.2026  ·  PMID 42846038</w:t>
       </w:r>
     </w:p>
     <w:p>
       <w:r>
-        <w:t>Querschnittanalyse der Australian Longitudinal Study on Male Health (vier Wellen 2012–2022, n=8.727 bis 2.705 Männer 18–44 Jahre) zu Prävalenz von elf präkonzeptionalen Risikofaktoren und deren Assoziation mit sozialen Subgruppen.</w:t>
+        <w:t>Retrospektive Fall-Kontroll-Studie untersuchte, ob niedriges freies Triiodothyronin (fT3) mit unrupturierten oder rupturierten intrakraniellen Aneurysmen assoziiert ist und ob dieser Zusammenhang geschlechtsspezifisch ist.</w:t>
       </w:r>
     </w:p>
     <w:p>
@@ -278,7 +278,7 @@
         <w:t xml:space="preserve">Ergebnis: </w:t>
       </w:r>
       <w:r>
-        <w:t>82–84 % der Männer hatten ≥1 Risikofaktor, 48–53 % hatten ≥2. Häufigster Risiko: niedriger Obst-/Gemüsekonsum (76–77 %). Relative zu Kontrollgruppen: finanziell belastete Männer 45–50 % mehr Risikofaktoren, mit niedrigerer Bildung 18–30 % mehr, arbeitslos 19–32 % mehr, in Regional-/Remotelage 12–22 % mehr. Unterschiede nach Geschlecht nicht primär analysiert, aber Subgruppenanalyse zeigt Zugangsungleichgewicht nach sozialem Status.</w:t>
+        <w:t>Kohort 1.100 Patienten (60% Frauen): Bei Frauen war niedriges fT3 unabhängig mit unrupturierten Aneurysmen assoziiert (OR 2,43; p=0,003), bei Männern nicht (OR 1,02; p=0,938; Interaktion p=0,030). Bei rupturierten Aneurysmen war niedriges fT3 häufig (58,8%), reflektiert aber wahrscheinlich Non-Thyroidal-Illness-Syndrom nach Hämorrhagie statt Rupturgefahr.</w:t>
       </w:r>
     </w:p>
     <w:p>
@@ -293,7 +293,7 @@
         <w:rPr>
           <w:sz w:val="19"/>
         </w:rPr>
-        <w:t>Australien, aber Erkenntnisse zu sozialen Determinanten präkonzeptionaler Gesundheit übertragbar; Versorgungsgap in Männergesundheit evident.</w:t>
+        <w:t>Deutsche Klinik (UKE Hamburg), europäisches Versorgungssystem; zeigt Geschlechtsdimorphismus in endokrinem Biomarker, Mechanismus noch offen.</w:t>
       </w:r>
     </w:p>
     <w:p>
@@ -302,7 +302,7 @@
           <w:color w:val="5A7D3A"/>
           <w:sz w:val="18"/>
         </w:rPr>
-        <w:t>https://pubmed.ncbi.nlm.nih.gov/42685502/</w:t>
+        <w:t>https://pubmed.ncbi.nlm.nih.gov/42846038/</w:t>
       </w:r>
     </w:p>
     <w:p>
@@ -310,7 +310,7 @@
         <w:pStyle w:val="Heading2"/>
       </w:pPr>
       <w:r>
-        <w:t>Krebsforschung: Frauendominierten Tumoren fehlen 3,7 % der Mittel</w:t>
+        <w:t>Herzinfarktrisiko nach früher Menopause: Abdominale Adipositas als Vermittler</w:t>
       </w:r>
     </w:p>
     <w:p>
@@ -320,12 +320,12 @@
           <w:color w:val="666666"/>
           <w:sz w:val="18"/>
         </w:rPr>
-        <w:t>Farre L et al.  ·  Soc Sci Med  ·  01.09.2026  ·  PMID 42685391</w:t>
+        <w:t>Borrowman JD et al.  ·  J Am Heart Assoc  ·  06.10.2026  ·  PMID 42786622</w:t>
       </w:r>
     </w:p>
     <w:p>
       <w:r>
-        <w:t>Analyse von 1.078 EU-geförderten Krebsforschungsprojekten (2007–2023) zur Frage, ob die Mittelverteilung der Krankheitslast entspricht und welche Faktoren die Unterfinanzierung frauendominierter Malignome erklären.</w:t>
+        <w:t>Studie untersuchte, ob frühe Menarche, frühe Menopause und kurze Reproduktionsspanne unabhängig mit kardiovaskulären Ereignissen bei postmenopausalen Frauen assoziiert sind und welche Rolle die Taillenumfang spielt.</w:t>
       </w:r>
     </w:p>
     <w:p>
@@ -336,7 +336,7 @@
         <w:t xml:space="preserve">Ergebnis: </w:t>
       </w:r>
       <w:r>
-        <w:t>Männerdominierte Krebsarten erhielten 3,7 % mehr Förderung als frauendominierte, auch nach Adjustierung für Krankheitslast (conditional). Die Unterfinanzierung wird durch Überrepräsentation männlicher Forscher in der Krebsforschung und höheren Anteil männlicher Evaluierungspanelistinnen erklärt – beides begünstigt Projekte zu männerdominierten Tumoren. Kein Beleg für Bestrafung weiblicher Forscherinnen, Unterschiede in Output oder Krankheitslast als Erklärung.</w:t>
+        <w:t>Bei 119.182 Frauen (mittlere Nachbeobachtung 12,8 Jahre) traten 12.731 kardiovaskuläre Ereignisse auf. Frühe Menarche (HR 1,07; 95%-CI 1,01–1,15), frühe Menopause (HR 1,22; 95%-CI 1,11–1,35) und kurze Reproduktionsspanne (HR 1,21; 95%-CI 1,13–1,29) waren mit erhöhtem Risiko assoziiert. Taillenumfang mediierte diese Assoziationen – biologischer Mechanismus (Adipositas) nachgewiesen.</w:t>
       </w:r>
     </w:p>
     <w:p>
@@ -351,7 +351,7 @@
         <w:rPr>
           <w:sz w:val="19"/>
         </w:rPr>
-        <w:t>Europäische Routinedaten zu Forschungsförderung; zeigt strukturelles Zugangsungleichgewicht, nicht biologischen Geschlechterdimorphismus.</w:t>
+        <w:t>USA-Kohortenstudie, aber Mechanismus der metabolischen Vermittlung ist universell; für Deutschland relevant, wenn Menopausenalter erfasst wird.</w:t>
       </w:r>
     </w:p>
     <w:p>
@@ -360,7 +360,7 @@
           <w:color w:val="5A7D3A"/>
           <w:sz w:val="18"/>
         </w:rPr>
-        <w:t>https://pubmed.ncbi.nlm.nih.gov/42685391/</w:t>
+        <w:t>https://pubmed.ncbi.nlm.nih.gov/42786622/</w:t>
       </w:r>
     </w:p>
     <w:p>
@@ -368,7 +368,7 @@
         <w:pStyle w:val="Heading2"/>
       </w:pPr>
       <w:r>
-        <w:t>Schistosomiasis bei sub-saharischen Migranten in Spanien: Frauen längere Zeit asymptomatisch, Männer mit Hämaturie</w:t>
+        <w:t>Thorakale Aortendissektion in England: Frauen und arme Patienten unterbehandelt</w:t>
       </w:r>
     </w:p>
     <w:p>
@@ -378,12 +378,12 @@
           <w:color w:val="666666"/>
           <w:sz w:val="18"/>
         </w:rPr>
-        <w:t>Rodríguez-Pérez M et al.  ·  Am J Trop Med Hyg  ·  07.10.2026  ·  PMID 42624090</w:t>
+        <w:t>Abbasciano RG et al.  ·  J Am Heart Assoc  ·  06.10.2026  ·  PMID 42757899</w:t>
       </w:r>
     </w:p>
     <w:p>
       <w:r>
-        <w:t>Retrospektive Querschnittanalyse von 538 sub-saharischen Migranten (52,8 % Männer) in Nordspanien 2012–2023 mit Fokus auf geschlechtsspezifische klinische und diagnostische Unterschiede bei importierter Schistosomiasis.</w:t>
+        <w:t>Nationale Kohortenstudie untersuchte, wie Geschlecht, Ethnizität und Deprivation die Behandlung und Überlebenschancen bei thorakaler Aortenerkrankung beeinflussen – ein Versorgungsproblem in der Klinik.</w:t>
       </w:r>
     </w:p>
     <w:p>
@@ -394,7 +394,7 @@
         <w:t xml:space="preserve">Ergebnis: </w:t>
       </w:r>
       <w:r>
-        <w:t>121 Patienten (22,5 %) diagnostiziert, 59 Frauen (48,7 %). Frauen hatten längere Aufenthaltszeit vor Diagnose (39±59 vs. 30±37 Monate; p=0,037). 62,7 % der Frauen und 58 % der Männer asymptomatisch. Hämaturie ausschließlich bei Männern beobachtet (p=0,001) mit Blasenabnormitäten in 2 Fällen. Von 33 Frauen mit verfügbarer gynäkologischer Anamnese: 60,6 % berichteten reproduktive Morbidität (rezidivierende Fehlgeburten, Infertilität). Geschlechtsspezifische Organmanifestation gezeigt; Ursache (biologisch vs. Diagnostik-Bias) nicht untersucht.</w:t>
+        <w:t>Von 33.793 Neudiagnosen: Frauen, ältere Patienten und sozial benachteiligte Personen starben häufiger innerhalb eines Jahres (multivariate Modelle). Frauen und Benachteiligte unterlagen seltener früher elektiver Intervention, erhielten aber häufiger Überwachungsscans. Ethnische Minderheiten und sozial Benachteiligte waren seltener zu genetischem Screening überwiesen. Starke regionale Variation in Behandlungs- und Überwachungsraten nach Einstellung für Ungleichheiten.</w:t>
       </w:r>
     </w:p>
     <w:p>
@@ -409,7 +409,7 @@
         <w:rPr>
           <w:sz w:val="19"/>
         </w:rPr>
-        <w:t>Spanien (vergleichbar DACH); importierte Infektionen; zeigt Manifestationsunterschiede, nicht deren Mechanismus.</w:t>
+        <w:t>England/NHS, aber Ausgangslage (Klassifikation, Risikofaktoren) ähnlich DACH; zeigt Zugangsungleichheit als Versorgungsproblem, nicht nur Biologie.</w:t>
       </w:r>
     </w:p>
     <w:p>
@@ -418,7 +418,7 @@
           <w:color w:val="5A7D3A"/>
           <w:sz w:val="18"/>
         </w:rPr>
-        <w:t>https://pubmed.ncbi.nlm.nih.gov/42624090/</w:t>
+        <w:t>https://pubmed.ncbi.nlm.nih.gov/42757899/</w:t>
       </w:r>
     </w:p>
     <w:sectPr>

--- a/download/studien-aktuell.docx
+++ b/download/studien-aktuell.docx
@@ -52,7 +52,7 @@
         <w:pStyle w:val="Title"/>
       </w:pPr>
       <w:r>
-        <w:t>Neueste Studien - Geschlecht und Gesundheit</w:t>
+        <w:t>Neueste Studien - Geschlechtersensible Medizin</w:t>
       </w:r>
     </w:p>
     <w:p>

--- a/download/studien-aktuell.docx
+++ b/download/studien-aktuell.docx
@@ -62,7 +62,7 @@
           <w:color w:val="666666"/>
           <w:sz w:val="18"/>
         </w:rPr>
-        <w:t>Stand: 09.10.2026  |  6 Studien  |  gender.m-vf.de</w:t>
+        <w:t>Stand: 10.10.2026  |  7 Studien  |  gender.m-vf.de</w:t>
       </w:r>
     </w:p>
     <w:p>
@@ -70,7 +70,7 @@
         <w:pStyle w:val="Heading1"/>
       </w:pPr>
       <w:r>
-        <w:t>Aufgenommen am 09.10.2026</w:t>
+        <w:t>Aufgenommen am 10.10.2026</w:t>
       </w:r>
     </w:p>
     <w:p>
@@ -78,7 +78,7 @@
         <w:pStyle w:val="Heading2"/>
       </w:pPr>
       <w:r>
-        <w:t>Neugeborenen-Sterblichkeit in Kasachstan: Männliche Übermortalität im frühen Leben</w:t>
+        <w:t>Weibliches Geschlecht und Alzheimer: Amyloid-unabhängige Tau-Akkumulation im medialen Temporallappen</w:t>
       </w:r>
     </w:p>
     <w:p>
@@ -88,12 +88,12 @@
           <w:color w:val="666666"/>
           <w:sz w:val="18"/>
         </w:rPr>
-        <w:t>Tsay Y et al.  ·  PLoS One  ·  08.10.2026  ·  PMID 42848793</w:t>
+        <w:t>Salvadó G et al.  ·  Acta Neuropathol  ·  09.10.2026  ·  PMID 42853420</w:t>
       </w:r>
     </w:p>
     <w:p>
       <w:r>
-        <w:t>Bevölkerungsbasierte Trendanalyse (2010–2023) der Global-Burden-of-Disease-Daten untersuchte, ob und wie sich Geschlechtsdifferenzen in früh-neonataler und spätneonataler Mortalität entwickeln.</w:t>
+        <w:t>Neuropathologische Analyse zweier Kohorten (ROS/MAP n=1587, AZSAND n=963) zur Frage, ob APOE-ε4-Trägerstatus und weibliches Geschlecht über Amyloid-β-abhängige oder -unabhängige Mechanismen zu erhöhter MTL-Tau-Pathologie führen.</w:t>
       </w:r>
     </w:p>
     <w:p>
@@ -104,7 +104,7 @@
         <w:t xml:space="preserve">Ergebnis: </w:t>
       </w:r>
       <w:r>
-        <w:t>Mortalität sank in beiden Perioden, aber Männer zeigten durchgehend höhere Sterb-lichkeit, YLLs und DALYs als Mädchen. Unterschied wurde in rezenten Jahren statistisch unsicher und verengte sich deutlich. YLLs machten &gt;95% der DALYs aus – Mortalität, nicht Morbidität, treibt Krankheitslast. Prognosen zeigen Fortbestand, Differenz aber weiter verengend.</w:t>
+        <w:t>APOE-ε4 und weibliches Geschlecht waren beide mit signifikant erhöhter MTL-Tau-Pathologie assoziiert (p&lt;0,001). Nach gemeinsamer Kontrolle für globales und regionares Amyloid-β: APOE-ε4-Assoziation wurde nicht-signifikant (p≥0,19), aber weibliche-Geschlecht-Assoziation blieb robust (p≤0,004). Dies deutet auf unterschiedliche Pathomechanismen hin – APOE-ε4 über Amyloid, weibliches Geschlecht über zusätzliche amyloid-unabhängige Mechanismen.</w:t>
       </w:r>
     </w:p>
     <w:p>
@@ -119,7 +119,7 @@
         <w:rPr>
           <w:sz w:val="19"/>
         </w:rPr>
-        <w:t>Kasachstan/Zentralasien, aber Geschlechtsmuster in neonataler Mortalität ist biologisch begründet, nicht systemabhängig; Daten zeigen, dass Unterschied auch bei Systemverbesserung persistiert.</w:t>
+        <w:t>UK Biobank; biologischer Unterschied (hormonabhängig?) geklärt, aber noch nicht therapeutisch adressiert – grundlagenorientiert.</w:t>
       </w:r>
     </w:p>
     <w:p>
@@ -128,7 +128,7 @@
           <w:color w:val="5A7D3A"/>
           <w:sz w:val="18"/>
         </w:rPr>
-        <w:t>https://pubmed.ncbi.nlm.nih.gov/42848793/</w:t>
+        <w:t>https://pubmed.ncbi.nlm.nih.gov/42853420/</w:t>
       </w:r>
     </w:p>
     <w:p>
@@ -136,7 +136,7 @@
         <w:pStyle w:val="Heading2"/>
       </w:pPr>
       <w:r>
-        <w:t>Psychische Belastung im ländlichen Wyoming: Clubhouse-Modell lindert Versorgungslücken</w:t>
+        <w:t>Typ-2-Diabetes und PFAS: Geschlechtsspezifische Risiken durch Lipidstoffwechsel</w:t>
       </w:r>
     </w:p>
     <w:p>
@@ -146,12 +146,12 @@
           <w:color w:val="666666"/>
           <w:sz w:val="18"/>
         </w:rPr>
-        <w:t>Korankye R et al.  ·  Int J Qual Stud Health Well-being  ·  31.12.2026  ·  PMID 42848437</w:t>
+        <w:t>Cheng X et al.  ·  Environ Health Perspect  ·  06.10.2026  ·  PMID 42852016</w:t>
       </w:r>
     </w:p>
     <w:p>
       <w:r>
-        <w:t>Qualitative Sekundäranalyse von Interviews mit 16 Clubhouse-Mitgliedern (n=12) und Fachpersonen (n=4) in Wyoming untersuchte, welche Versorgungsungleichheiten Menschen mit psychischer Erkrankung im ländlichen Raum erleben und wie das Clubhouse-Modell hilft.</w:t>
+        <w:t>Nested Case-Control-Studie (985 Paare) zur Frage, ob Geschlechtsunterschiede in der PFAS-Exposition und Diabetesrisiko durch genetische Anfälligkeit und Lipidprofile erklärbar sind.</w:t>
       </w:r>
     </w:p>
     <w:p>
@@ -162,7 +162,7 @@
         <w:t xml:space="preserve">Ergebnis: </w:t>
       </w:r>
       <w:r>
-        <w:t>Zwei Hauptthemen: (1) Versorgungsungleichheiten: begrenzte Zugangskapazitäten für psychische Gesundheit, strukturelle Barrieren zu essentiellen Diensten belasten Psyche; (2) Clubhouse adressiert mehrere soziale Gesundheitsdeterminanten – wirtschaftliche Stabilität, Gesundheitsversorgungszugang und -qualität, Wohnumgebung, soziales Netzwerk. Teilnehmer beschrieben Clubhouse als unterstützende Umgebung für Genesung.</w:t>
+        <w:t>Frauen zeigten assoziationen zwischen PFOA/PFNA und erhöhtem Typ-2-Diabetes-Risiko, Männer nicht. Ein Lipid-Score erklärte einen Teil dieser geschlechtsspezifischen Assoziation (50% Mediation bei CYP19A1-CC-Genotyp). Das Gen-Geschlecht-Interaktionsergebnis deutet auf hormonelle Pathways als Ursache hin, benötigt aber Bestätigung durch direkte Hormonmessungen.</w:t>
       </w:r>
     </w:p>
     <w:p>
@@ -177,7 +177,7 @@
         <w:rPr>
           <w:sz w:val="19"/>
         </w:rPr>
-        <w:t>USA/ländlich, aber Struktur-Problem (Mangelversorgung, Isolation) analog zu deutschen Flächenregionen; Clubhouse-Konzept übertragbar.</w:t>
+        <w:t>China; geschlechtergetrennte Biomarkerdaten, Mechanismus (Biologie + Zugang) teilweise geklärt.</w:t>
       </w:r>
     </w:p>
     <w:p>
@@ -186,7 +186,7 @@
           <w:color w:val="5A7D3A"/>
           <w:sz w:val="18"/>
         </w:rPr>
-        <w:t>https://pubmed.ncbi.nlm.nih.gov/42848437/</w:t>
+        <w:t>https://pubmed.ncbi.nlm.nih.gov/42852016/</w:t>
       </w:r>
     </w:p>
     <w:p>
@@ -194,7 +194,7 @@
         <w:pStyle w:val="Heading2"/>
       </w:pPr>
       <w:r>
-        <w:t>Autismus-Diagnosen in Kanada: Arme und Einwandererfamilien benachteiligt</w:t>
+        <w:t>Rimegepant zur Migräne-Kurzzeitprävention: Geschlechtsspezifische Unterschiede in Anwendung und Zufriedenheit</w:t>
       </w:r>
     </w:p>
     <w:p>
@@ -204,12 +204,12 @@
           <w:color w:val="666666"/>
           <w:sz w:val="18"/>
         </w:rPr>
-        <w:t>Del Giorgio F et al.  ·  JAMA Netw Open  ·  01.10.2026  ·  PMID 42848404</w:t>
+        <w:t>Monteith T et al.  ·  Front Neurol  ·  24.09.2026  ·  PMID 42851312</w:t>
       </w:r>
     </w:p>
     <w:p>
       <w:r>
-        <w:t>Bevölkerungsbasierte Kohortenstudie (Ontario 2002–2020) untersuchte, ob Autismus-Diagnosen Ungleichheiten nach sozioökonomischem Status und Einwanderungsstatus widerspiegeln und welche perinatalen Faktoren die Disparität erklären.</w:t>
+        <w:t>Querschnittsbefragung (n=152 mit Rimegepant, 64,5% Frauen) zu Gründen für Einsatz, Migräneauslösern und Zufriedenheit mit dem Medikament.</w:t>
       </w:r>
     </w:p>
     <w:p>
@@ -220,7 +220,7 @@
         <w:t xml:space="preserve">Ergebnis: </w:t>
       </w:r>
       <w:r>
-        <w:t>Von 2.319.302 Kindern: 29.374 (1,3%) Autismus-Diagnose, 80% bis Alter 8 Jahre, 78,5% männlich. Diagnose-Inzidenz stieg 10% pro Geburtskohorte. Disparität verbreiterte sich: 2012er Kohorte 2,2-fach höher in ärmsten vs. reichsten Gegenden (95%-CI 2,0–2,4), 2,0-fach höher in ethnisch diversen vs. homogenen Gegenden. Kinder von Einwanderern 1,4-fach höher diagnostiziert. Mütterlicher Diabetes, schwere Morbidität, Frühgeburten häufiger in benachteiligten Gruppen – partiell erklärend.</w:t>
+        <w:t>Frauen waren häufiger wegen ärztlicher Empfehlung, Häufigkeit und Schweregrad der Anfälle auf Rimegepant (69,4%, 43,9%, 43,9% vs. Männer 48,1%, 25,9%, 22,2%). Häufige Auslöser (Stress, Schlafstörungen, Lärm) waren bei Frauen ausgeprägter. ≥73% waren in beiden Gruppen ‚zufrieden' bis ‚äußerst zufrieden', Männer numerisch höher (94,4% vs. 73,0% bei Einmaldosis, p=0,08).</w:t>
       </w:r>
     </w:p>
     <w:p>
@@ -235,7 +235,7 @@
         <w:rPr>
           <w:sz w:val="19"/>
         </w:rPr>
-        <w:t>Kanada, universelles Gesundheitssystem mit verfügbarer Diagnostik; zeigt, dass Ungleichheit in Diagnosestellung (Zugang, Wahrnehmung) ebenso wirkt wie perinatale biologische Risiken.</w:t>
+        <w:t>USA; Einsatzweise über Zugang/Empfehlung (Behandlung) geklärt, aber Ursache der unterschiedlichen Provokation unklar.</w:t>
       </w:r>
     </w:p>
     <w:p>
@@ -244,7 +244,7 @@
           <w:color w:val="5A7D3A"/>
           <w:sz w:val="18"/>
         </w:rPr>
-        <w:t>https://pubmed.ncbi.nlm.nih.gov/42848404/</w:t>
+        <w:t>https://pubmed.ncbi.nlm.nih.gov/42851312/</w:t>
       </w:r>
     </w:p>
     <w:p>
@@ -252,7 +252,7 @@
         <w:pStyle w:val="Heading2"/>
       </w:pPr>
       <w:r>
-        <w:t>Niedriges fT3 und intrakranielle Aneurysmen: Geschlechtsspezifische Assoziation bei Frauen</w:t>
+        <w:t>PrEP-Verordnung für Schwarze Frauen: Hybrid-Interventionsstudie in gynäkologischen Kliniken</w:t>
       </w:r>
     </w:p>
     <w:p>
@@ -262,12 +262,12 @@
           <w:color w:val="666666"/>
           <w:sz w:val="18"/>
         </w:rPr>
-        <w:t>Bschorer M et al.  ·  Front Neurol  ·  23.09.2026  ·  PMID 42846038</w:t>
+        <w:t>Mahone A et al.  ·  J Int AIDS Soc  ·  Okt. 2026  ·  PMID 42851030</w:t>
       </w:r>
     </w:p>
     <w:p>
       <w:r>
-        <w:t>Retrospektive Fall-Kontroll-Studie untersuchte, ob niedriges freies Triiodothyronin (fT3) mit unrupturierten oder rupturierten intrakraniellen Aneurysmen assoziiert ist und ob dieser Zusammenhang geschlechtsspezifisch ist.</w:t>
+        <w:t>8-Monate-Pilot einer Implementierungsstrategie (PrEP4Her) in einer Gynäkologie-Klinik der Südstaaten zur Erhöhung von PrEP-Verordnungen für Schwarze Frauen; RE-AIM-Evaluation.</w:t>
       </w:r>
     </w:p>
     <w:p>
@@ -278,7 +278,7 @@
         <w:t xml:space="preserve">Ergebnis: </w:t>
       </w:r>
       <w:r>
-        <w:t>Kohort 1.100 Patienten (60% Frauen): Bei Frauen war niedriges fT3 unabhängig mit unrupturierten Aneurysmen assoziiert (OR 2,43; p=0,003), bei Männern nicht (OR 1,02; p=0,938; Interaktion p=0,030). Bei rupturierten Aneurysmen war niedriges fT3 häufig (58,8%), reflektiert aber wahrscheinlich Non-Thyroidal-Illness-Syndrom nach Hämorrhagie statt Rupturgefahr.</w:t>
+        <w:t>Von 1274 Erstkonsultationen (58% Schwarze Frauen, ø34 Jahre): 10 PrEP-Verordnungen durch 7 Verordnende, davon 9 an Schwarze Frauen. Aber: 85 Frauen mit PrEP-Indikation erhielten keine Verordnung. 43% der befragten Frauen berichteten Gespräche über PrEP mit Anbietern (signifikant unterschiedlich nach Rasse, p=0,02). Fidelity-/Effektivitätslücke deutet auf Barrieren im Versorgungszugang.</w:t>
       </w:r>
     </w:p>
     <w:p>
@@ -293,7 +293,7 @@
         <w:rPr>
           <w:sz w:val="19"/>
         </w:rPr>
-        <w:t>Deutsche Klinik (UKE Hamburg), europäisches Versorgungssystem; zeigt Geschlechtsdimorphismus in endokrinem Biomarker, Mechanismus noch offen.</w:t>
+        <w:t>USA - Zugangsweg (Gynäkologie statt spezialisierte HIV-Prävention) und Anbieter-Screening/Verordnungspraxis identifiziert, aber wegen anderer Sozialversicherung begrenzt übertragbar.</w:t>
       </w:r>
     </w:p>
     <w:p>
@@ -302,7 +302,7 @@
           <w:color w:val="5A7D3A"/>
           <w:sz w:val="18"/>
         </w:rPr>
-        <w:t>https://pubmed.ncbi.nlm.nih.gov/42846038/</w:t>
+        <w:t>https://pubmed.ncbi.nlm.nih.gov/42851030/</w:t>
       </w:r>
     </w:p>
     <w:p>
@@ -310,7 +310,7 @@
         <w:pStyle w:val="Heading2"/>
       </w:pPr>
       <w:r>
-        <w:t>Herzinfarktrisiko nach früher Menopause: Abdominale Adipositas als Vermittler</w:t>
+        <w:t>Chronische Lebererkrankung und Pneumonie: Geschlechtsstratifizierte Sterblichkeitstrends USA 1999–2024</w:t>
       </w:r>
     </w:p>
     <w:p>
@@ -320,12 +320,12 @@
           <w:color w:val="666666"/>
           <w:sz w:val="18"/>
         </w:rPr>
-        <w:t>Borrowman JD et al.  ·  J Am Heart Assoc  ·  06.10.2026  ·  PMID 42786622</w:t>
+        <w:t>Awais AM et al.  ·  BMC Gastroenterol  ·  01.10.2026  ·  PMID 42850594</w:t>
       </w:r>
     </w:p>
     <w:p>
       <w:r>
-        <w:t>Studie untersuchte, ob frühe Menarche, frühe Menopause und kurze Reproduktionsspanne unabhängig mit kardiovaskulären Ereignissen bei postmenopausalen Frauen assoziiert sind und welche Rolle die Taillenumfang spielt.</w:t>
+        <w:t>CDC-Sterbeurkunden-Datenanalyse (81.759 Todesfälle) zu zeitlichen Trends und demografischen Unterschieden in der Sterblichkeit mit Co-Nennung von chronischer Lebererkrankung und Pneumonie.</w:t>
       </w:r>
     </w:p>
     <w:p>
@@ -336,7 +336,7 @@
         <w:t xml:space="preserve">Ergebnis: </w:t>
       </w:r>
       <w:r>
-        <w:t>Bei 119.182 Frauen (mittlere Nachbeobachtung 12,8 Jahre) traten 12.731 kardiovaskuläre Ereignisse auf. Frühe Menarche (HR 1,07; 95%-CI 1,01–1,15), frühe Menopause (HR 1,22; 95%-CI 1,11–1,35) und kurze Reproduktionsspanne (HR 1,21; 95%-CI 1,13–1,29) waren mit erhöhtem Risiko assoziiert. Taillenumfang mediierte diese Assoziationen – biologischer Mechanismus (Adipositas) nachgewiesen.</w:t>
+        <w:t>Männer verzeichneten durchgehend höhere Sterblichkeit als Frauen; Sterblichkeit stabil 1999–2018, Spitzenwert 2021, seitdem rückläufig aber über Vor-Pandemie-Niveau. Frauen zeigten signifikanten Gesamtanstieg, Männer nicht. Nicht-hispanische Native Americans/Alaska Native am höchsten betroffen (Anstieg 2018–2021, dann Rückgang). Südstaaten mit meisten Todesfällen, Westen mit höchster Rate. Nicht-metropolitan &gt; metropolitan.</w:t>
       </w:r>
     </w:p>
     <w:p>
@@ -351,7 +351,7 @@
         <w:rPr>
           <w:sz w:val="19"/>
         </w:rPr>
-        <w:t>USA-Kohortenstudie, aber Mechanismus der metabolischen Vermittlung ist universell; für Deutschland relevant, wenn Menopausenalter erfasst wird.</w:t>
+        <w:t>USA-Routinedaten; Sterblichkeitsmuster dokumentiert, aber Kausalität (Biologie vs. Zugang) nicht geklärt – vorwiegend Beschreibung.</w:t>
       </w:r>
     </w:p>
     <w:p>
@@ -360,7 +360,7 @@
           <w:color w:val="5A7D3A"/>
           <w:sz w:val="18"/>
         </w:rPr>
-        <w:t>https://pubmed.ncbi.nlm.nih.gov/42786622/</w:t>
+        <w:t>https://pubmed.ncbi.nlm.nih.gov/42850594/</w:t>
       </w:r>
     </w:p>
     <w:p>
@@ -368,7 +368,7 @@
         <w:pStyle w:val="Heading2"/>
       </w:pPr>
       <w:r>
-        <w:t>Thorakale Aortendissektion in England: Frauen und arme Patienten unterbehandelt</w:t>
+        <w:t>Geschlechtsangleichende Stimmtherapie per App: Usability und Nutzereindrücke</w:t>
       </w:r>
     </w:p>
     <w:p>
@@ -378,12 +378,12 @@
           <w:color w:val="666666"/>
           <w:sz w:val="18"/>
         </w:rPr>
-        <w:t>Abbasciano RG et al.  ·  J Am Heart Assoc  ·  06.10.2026  ·  PMID 42757899</w:t>
+        <w:t>Alter IL et al.  ·  JMIR Mhealth Uhealth  ·  08.10.2026  ·  PMID 42849052</w:t>
       </w:r>
     </w:p>
     <w:p>
       <w:r>
-        <w:t>Nationale Kohortenstudie untersuchte, wie Geschlecht, Ethnizität und Deprivation die Behandlung und Überlebenschancen bei thorakaler Aortenerkrankung beeinflussen – ein Versorgungsproblem in der Klinik.</w:t>
+        <w:t>Mixed-Methods-Pilotierung einer kostenlosen mobilen App (Attuned) für geschlechtsangleichende Stimmtraining (GAVT) bei 18 trans/gender-nonkonformen Erwachsenen: Baseline-Interview, 1 Woche App-Nutzung, Follow-up-Interview + standardisierte App-Evaluationsskalen.</w:t>
       </w:r>
     </w:p>
     <w:p>
@@ -394,7 +394,7 @@
         <w:t xml:space="preserve">Ergebnis: </w:t>
       </w:r>
       <w:r>
-        <w:t>Von 33.793 Neudiagnosen: Frauen, ältere Patienten und sozial benachteiligte Personen starben häufiger innerhalb eines Jahres (multivariate Modelle). Frauen und Benachteiligte unterlagen seltener früher elektiver Intervention, erhielten aber häufiger Überwachungsscans. Ethnische Minderheiten und sozial Benachteiligte waren seltener zu genetischem Screening überwiesen. Starke regionale Variation in Behandlungs- und Überwachungsraten nach Einstellung für Ungleichheiten.</w:t>
+        <w:t>Acht qualitative Themen: Stimme als zentraler Geschlechtsdeterminator, dysphorie-Prävalenz, Kostenschranken und Anbietermangel als Barrieren, unterstrukturierte kostenlose Ressourcen als untrustworthy. Post-Use positiv für strukturiertes Curriculum, Pitch-Tracker, Kostenlosigkeit; Kritik: fehlende individualisierte Rückmeldung. MARS 4,21/5 (SD 0,53), SUS 92,5/100 (SD 10,6), PEMAT Verständlichkeit/Umsetzbarkeit 100%, Lesbarkeit 8. Klasse. Begrenzt durch Acquiescence-Bias und Autoren-Bewertungsrollen.</w:t>
       </w:r>
     </w:p>
     <w:p>
@@ -409,7 +409,7 @@
         <w:rPr>
           <w:sz w:val="19"/>
         </w:rPr>
-        <w:t>England/NHS, aber Ausgangslage (Klassifikation, Risikofaktoren) ähnlich DACH; zeigt Zugangsungleichheit als Versorgungsproblem, nicht nur Biologie.</w:t>
+        <w:t>USA; digitale Lösung für bekannte Zugangsbarriere (Anbieter, Kosten); zu früh für Versorgungswirksamkeit.</w:t>
       </w:r>
     </w:p>
     <w:p>
@@ -418,7 +418,65 @@
           <w:color w:val="5A7D3A"/>
           <w:sz w:val="18"/>
         </w:rPr>
-        <w:t>https://pubmed.ncbi.nlm.nih.gov/42757899/</w:t>
+        <w:t>https://pubmed.ncbi.nlm.nih.gov/42849052/</w:t>
+      </w:r>
+    </w:p>
+    <w:p>
+      <w:pPr>
+        <w:pStyle w:val="Heading2"/>
+      </w:pPr>
+      <w:r>
+        <w:t>Männliche Geschlechternormen und COVID-19-Prävention: Längsschnittstudie US-amerikanischer Männer</w:t>
+      </w:r>
+    </w:p>
+    <w:p>
+      <w:r>
+        <w:rPr>
+          <w:i/>
+          <w:color w:val="666666"/>
+          <w:sz w:val="18"/>
+        </w:rPr>
+        <w:t>Peterson LM et al.  ·  Ann Behav Med  ·  07.01.2026  ·  PMID 42847390</w:t>
+      </w:r>
+    </w:p>
+    <w:p>
+      <w:r>
+        <w:t>Longitudinalerhebung (n=355 amerikanische Männer, April/Mai 2020) mit Mediation über Krankheitsüberzeugungen: Endorsement von Männlichkeitsnormen → Überzeugung, dass Kraft vor COVID-19 schützt → niedrigere Präventionsabsichten → geringere Präventionsbeteiligung.</w:t>
+      </w:r>
+    </w:p>
+    <w:p>
+      <w:r>
+        <w:rPr>
+          <w:b/>
+        </w:rPr>
+        <w:t xml:space="preserve">Ergebnis: </w:t>
+      </w:r>
+      <w:r>
+        <w:t>Män­nlichkeitsnormen-Endorsement sagte indirekt niedrigere COVID-19-Präventionsverhalten vorher (b=−0,0073, SE=0,0043, 95% CI −0,0172 bis −0,0004) und niedrigere Impfbereitschaft (b=−0,0073, SE=0,0046, 95% CI −0,0180 bis −0,0004) via Stärke-schützt-Überzeugung und reduzierte Absichten. Effekt über Demografie, politische Ausrichtung und regionalen Ausbruch konsistent.</w:t>
+      </w:r>
+    </w:p>
+    <w:p>
+      <w:r>
+        <w:rPr>
+          <w:b/>
+          <w:sz w:val="19"/>
+        </w:rPr>
+        <w:t xml:space="preserve">Übertragbarkeit: </w:t>
+      </w:r>
+      <w:r>
+        <w:rPr>
+          <w:sz w:val="19"/>
+        </w:rPr>
+        <w:t>USA; Ursache geklärt (Geschlechternormalisierung in Wahrnehmung und Risikoverhalten) – aber Maßnahmen-Test fehlt noch.</w:t>
+      </w:r>
+    </w:p>
+    <w:p>
+      <w:r>
+        <w:rPr>
+          <w:color w:val="5A7D3A"/>
+          <w:sz w:val="18"/>
+        </w:rPr>
+        <w:t>https://pubmed.ncbi.nlm.nih.gov/42847390/</w:t>
       </w:r>
     </w:p>
     <w:sectPr>

--- a/download/studien-aktuell.docx
+++ b/download/studien-aktuell.docx
@@ -62,7 +62,7 @@
           <w:color w:val="666666"/>
           <w:sz w:val="18"/>
         </w:rPr>
-        <w:t>Stand: 10.10.2026  |  7 Studien  |  gender.m-vf.de</w:t>
+        <w:t>Stand: 11.10.2026  |  6 Studien  |  gender.m-vf.de</w:t>
       </w:r>
     </w:p>
     <w:p>
@@ -70,7 +70,7 @@
         <w:pStyle w:val="Heading1"/>
       </w:pPr>
       <w:r>
-        <w:t>Aufgenommen am 10.10.2026</w:t>
+        <w:t>Aufgenommen am 11.10.2026</w:t>
       </w:r>
     </w:p>
     <w:p>
@@ -78,7 +78,7 @@
         <w:pStyle w:val="Heading2"/>
       </w:pPr>
       <w:r>
-        <w:t>Weibliches Geschlecht und Alzheimer: Amyloid-unabhängige Tau-Akkumulation im medialen Temporallappen</w:t>
+        <w:t>Krebsvorsorge bei LGBTQIA+: Strategien gegen Unterscreening in der Praxis</w:t>
       </w:r>
     </w:p>
     <w:p>
@@ -88,12 +88,12 @@
           <w:color w:val="666666"/>
           <w:sz w:val="18"/>
         </w:rPr>
-        <w:t>Salvadó G et al.  ·  Acta Neuropathol  ·  09.10.2026  ·  PMID 42853420</w:t>
+        <w:t>Ruhl MJ  ·  Aust J Gen Pract  ·  Okt. 2026  ·  PMID 42849417</w:t>
       </w:r>
     </w:p>
     <w:p>
       <w:r>
-        <w:t>Neuropathologische Analyse zweier Kohorten (ROS/MAP n=1587, AZSAND n=963) zur Frage, ob APOE-ε4-Trägerstatus und weibliches Geschlecht über Amyloid-β-abhängige oder -unabhängige Mechanismen zu erhöhter MTL-Tau-Pathologie führen.</w:t>
+        <w:t>Übersichtsartikel mit praktischen Empfehlungen für Hausärzte zur Verbesserung der Krebsvorsorge (Screening) bei LGBTQIA+-Personen, besonders transgender und geschlechterdiverse Menschen.</w:t>
       </w:r>
     </w:p>
     <w:p>
@@ -104,7 +104,7 @@
         <w:t xml:space="preserve">Ergebnis: </w:t>
       </w:r>
       <w:r>
-        <w:t>APOE-ε4 und weibliches Geschlecht waren beide mit signifikant erhöhter MTL-Tau-Pathologie assoziiert (p&lt;0,001). Nach gemeinsamer Kontrolle für globales und regionares Amyloid-β: APOE-ε4-Assoziation wurde nicht-signifikant (p≥0,19), aber weibliche-Geschlecht-Assoziation blieb robust (p≤0,004). Dies deutet auf unterschiedliche Pathomechanismen hin – APOE-ε4 über Amyloid, weibliches Geschlecht über zusätzliche amyloid-unabhängige Mechanismen.</w:t>
+        <w:t>Kernempfehlungen: individualisierte Risikobewertung, Patientenedukation, Trainings für Praxisteam, LGBTQIA+-sensible Umgebungen. Transgender und geschlechterdiverse Menschen berichten höhere Diskriminierungs- und Zugangsbarrieren als andere LGBTQIA+-Gruppen. Spezifische Beispiele für Screening-Hinderungen (z.B. falsche Annahmen über Organhistorie).</w:t>
       </w:r>
     </w:p>
     <w:p>
@@ -119,7 +119,7 @@
         <w:rPr>
           <w:sz w:val="19"/>
         </w:rPr>
-        <w:t>UK Biobank; biologischer Unterschied (hormonabhängig?) geklärt, aber noch nicht therapeutisch adressiert – grundlagenorientiert.</w:t>
+        <w:t>Australien, aber generische Empfehlungen zur Versorgungsorganisation gelten für alle primärärztliche Systeme mit Gatekeeping.</w:t>
       </w:r>
     </w:p>
     <w:p>
@@ -128,7 +128,7 @@
           <w:color w:val="5A7D3A"/>
           <w:sz w:val="18"/>
         </w:rPr>
-        <w:t>https://pubmed.ncbi.nlm.nih.gov/42853420/</w:t>
+        <w:t>https://pubmed.ncbi.nlm.nih.gov/42849417/</w:t>
       </w:r>
     </w:p>
     <w:p>
@@ -136,7 +136,7 @@
         <w:pStyle w:val="Heading2"/>
       </w:pPr>
       <w:r>
-        <w:t>Typ-2-Diabetes und PFAS: Geschlechtsspezifische Risiken durch Lipidstoffwechsel</w:t>
+        <w:t>Geschlechtsangleichende Hormontherapie in der Hausarztpraxis: longitudinale Betreuung und Sicherheit</w:t>
       </w:r>
     </w:p>
     <w:p>
@@ -146,12 +146,12 @@
           <w:color w:val="666666"/>
           <w:sz w:val="18"/>
         </w:rPr>
-        <w:t>Cheng X et al.  ·  Environ Health Perspect  ·  06.10.2026  ·  PMID 42852016</w:t>
+        <w:t>Ruhl MJ  ·  Aust J Gen Pract  ·  Okt. 2026  ·  PMID 42849415</w:t>
       </w:r>
     </w:p>
     <w:p>
       <w:r>
-        <w:t>Nested Case-Control-Studie (985 Paare) zur Frage, ob Geschlechtsunterschiede in der PFAS-Exposition und Diabetesrisiko durch genetische Anfälligkeit und Lipidprofile erklärbar sind.</w:t>
+        <w:t>Praktische Übersichtsarbeit für Hausärzte zur kontinuierlichen medizinischen Betreuung von transgender und geschlechtsdiversen Menschen unter geschlechtsangleichender Hormontherapie (GAHT), inklusiv kardiovaskuläre Gesundheit, psychische Gesundheit und Knochengesundheit.</w:t>
       </w:r>
     </w:p>
     <w:p>
@@ -162,7 +162,7 @@
         <w:t xml:space="preserve">Ergebnis: </w:t>
       </w:r>
       <w:r>
-        <w:t>Frauen zeigten assoziationen zwischen PFOA/PFNA und erhöhtem Typ-2-Diabetes-Risiko, Männer nicht. Ein Lipid-Score erklärte einen Teil dieser geschlechtsspezifischen Assoziation (50% Mediation bei CYP19A1-CC-Genotyp). Das Gen-Geschlecht-Interaktionsergebnis deutet auf hormonelle Pathways als Ursache hin, benötigt aber Bestätigung durch direkte Hormonmessungen.</w:t>
+        <w:t>Empfehlung: gleiche Langzeitmanagement-Tools für cisgender Patienten nutzen, mit wenigen trans-spezifischen Anpassungen. Abdeckung: kardiovaskuläres Risikomanagement, mentale Gesundheit, Knochengesundheit, sexuelle Gesundheit, Lebensstilfaktoren (Rauchen, Ernährung, Alkohol, körperliche Aktivität). Erklärt: GAHT erfordert Überwachung hormonabhängiger Risiken, aber Grundprinzipien der Prävention gelten.</w:t>
       </w:r>
     </w:p>
     <w:p>
@@ -177,7 +177,7 @@
         <w:rPr>
           <w:sz w:val="19"/>
         </w:rPr>
-        <w:t>China; geschlechtergetrennte Biomarkerdaten, Mechanismus (Biologie + Zugang) teilweise geklärt.</w:t>
+        <w:t>Australien, übertragbar auf alle Hausarztpraxen mit Facharzt-Zugang zur Geschlechtsmedizin; konkrete Handlungsempfehlungen.</w:t>
       </w:r>
     </w:p>
     <w:p>
@@ -186,7 +186,7 @@
           <w:color w:val="5A7D3A"/>
           <w:sz w:val="18"/>
         </w:rPr>
-        <w:t>https://pubmed.ncbi.nlm.nih.gov/42852016/</w:t>
+        <w:t>https://pubmed.ncbi.nlm.nih.gov/42849415/</w:t>
       </w:r>
     </w:p>
     <w:p>
@@ -194,7 +194,7 @@
         <w:pStyle w:val="Heading2"/>
       </w:pPr>
       <w:r>
-        <w:t>Rimegepant zur Migräne-Kurzzeitprävention: Geschlechtsspezifische Unterschiede in Anwendung und Zufriedenheit</w:t>
+        <w:t>Sexuelle Gesundheit bei LGBTQIA+: Kognitiv-verhaltenstherapie und Sexualmedizin integriert</w:t>
       </w:r>
     </w:p>
     <w:p>
@@ -204,12 +204,12 @@
           <w:color w:val="666666"/>
           <w:sz w:val="18"/>
         </w:rPr>
-        <w:t>Monteith T et al.  ·  Front Neurol  ·  24.09.2026  ·  PMID 42851312</w:t>
+        <w:t>Einaudi G et al.  ·  J Sex Med  ·  07.10.2026  ·  PMID 42847759</w:t>
       </w:r>
     </w:p>
     <w:p>
       <w:r>
-        <w:t>Querschnittsbefragung (n=152 mit Rimegepant, 64,5% Frauen) zu Gründen für Einsatz, Migräneauslösern und Zufriedenheit mit dem Medikament.</w:t>
+        <w:t>Italienische klinische Leitlinie (SITCC) entwickelt einen integrierten Rahmen für Sexualmedizin und Psychotherapie bei LGBTQIA+ mit Fokus auf geschlechtsspezifische sexuelle Dysfunktionen und Minderheitsstress.</w:t>
       </w:r>
     </w:p>
     <w:p>
@@ -220,7 +220,7 @@
         <w:t xml:space="preserve">Ergebnis: </w:t>
       </w:r>
       <w:r>
-        <w:t>Frauen waren häufiger wegen ärztlicher Empfehlung, Häufigkeit und Schweregrad der Anfälle auf Rimegepant (69,4%, 43,9%, 43,9% vs. Männer 48,1%, 25,9%, 22,2%). Häufige Auslöser (Stress, Schlafstörungen, Lärm) waren bei Frauen ausgeprägter. ≥73% waren in beiden Gruppen ‚zufrieden' bis ‚äußerst zufrieden', Männer numerisch höher (94,4% vs. 73,0% bei Einmaldosis, p=0,08).</w:t>
+        <w:t>Framework identifiziert Minderheitsstress als zentral; unterscheidet queer-spezifische Dysfunktionen (z.B. genito-pelvic pain bei WSW, Anodyspareunia bei MSM, Funktionsänderungen durch geschlechtsangleichende Hormontherapie). Stärkere Evidenz für gay/lesbian/transgender Menschen als für bisexuelle und intersex Personen. Trauma und Dissoziation als behandlungsrelevante Faktoren.</w:t>
       </w:r>
     </w:p>
     <w:p>
@@ -235,7 +235,7 @@
         <w:rPr>
           <w:sz w:val="19"/>
         </w:rPr>
-        <w:t>USA; Einsatzweise über Zugang/Empfehlung (Behandlung) geklärt, aber Ursache der unterschiedlichen Provokation unklar.</w:t>
+        <w:t>Italien – vergleichbares europäisches Gesundheitssystem, qualitative Leitlinie mit Versorgungsbezug.</w:t>
       </w:r>
     </w:p>
     <w:p>
@@ -244,7 +244,7 @@
           <w:color w:val="5A7D3A"/>
           <w:sz w:val="18"/>
         </w:rPr>
-        <w:t>https://pubmed.ncbi.nlm.nih.gov/42851312/</w:t>
+        <w:t>https://pubmed.ncbi.nlm.nih.gov/42847759/</w:t>
       </w:r>
     </w:p>
     <w:p>
@@ -252,7 +252,7 @@
         <w:pStyle w:val="Heading2"/>
       </w:pPr>
       <w:r>
-        <w:t>PrEP-Verordnung für Schwarze Frauen: Hybrid-Interventionsstudie in gynäkologischen Kliniken</w:t>
+        <w:t>PrEP-Zugang bei trans Frauen in Asien: Strukturelle Barrieren überlagern individuelle Risiken</w:t>
       </w:r>
     </w:p>
     <w:p>
@@ -262,12 +262,12 @@
           <w:color w:val="666666"/>
           <w:sz w:val="18"/>
         </w:rPr>
-        <w:t>Mahone A et al.  ·  J Int AIDS Soc  ·  Okt. 2026  ·  PMID 42851030</w:t>
+        <w:t>Wolter A et al.  ·  J Int AIDS Soc  ·  Okt. 2026  ·  PMID 42845000</w:t>
       </w:r>
     </w:p>
     <w:p>
       <w:r>
-        <w:t>8-Monate-Pilot einer Implementierungsstrategie (PrEP4Her) in einer Gynäkologie-Klinik der Südstaaten zur Erhöhung von PrEP-Verordnungen für Schwarze Frauen; RE-AIM-Evaluation.</w:t>
+        <w:t>Online-Querschnittstudie (PrEP APPEAL, 2022) mit 1.178 trans Frauen in 11 asiatischen Ländern untersucht PrEP-Bewusstsein, Nutzung und Zahlungsbereitschaft in Zusammenhang mit Zugang, Diskriminierung und Verhaltensrisiken.</w:t>
       </w:r>
     </w:p>
     <w:p>
@@ -278,7 +278,7 @@
         <w:t xml:space="preserve">Ergebnis: </w:t>
       </w:r>
       <w:r>
-        <w:t>Von 1274 Erstkonsultationen (58% Schwarze Frauen, ø34 Jahre): 10 PrEP-Verordnungen durch 7 Verordnende, davon 9 an Schwarze Frauen. Aber: 85 Frauen mit PrEP-Indikation erhielten keine Verordnung. 43% der befragten Frauen berichteten Gespräche über PrEP mit Anbietern (signifikant unterschiedlich nach Rasse, p=0,02). Fidelity-/Effektivitätslücke deutet auf Barrieren im Versorgungszugang.</w:t>
+        <w:t>80,0 % PrEP-Bewusstsein; 62,6 % unter Bewussten nutzen/nutzten PrEP, 78,1 % aktuell. Bei PrEP-naiven at-risk Frauen: 60,0 % willens, aber nur 34,0 % zahlungsbereit. Lebensalter (OR je Jahr = 0,94), Diskriminierung durch Healthcare-Personal (aOR = 0,66; 95%-KI [0,47, 0,93]) negativ assoziiert; Land-PrEP-Zugang (aOR = 4,34; 95%-KI [3,03, 6,21]) positiv. Zeigt: Zugang, nicht nur Biologie, bestimmt Outcome.</w:t>
       </w:r>
     </w:p>
     <w:p>
@@ -293,7 +293,7 @@
         <w:rPr>
           <w:sz w:val="19"/>
         </w:rPr>
-        <w:t>USA - Zugangsweg (Gynäkologie statt spezialisierte HIV-Prävention) und Anbieter-Screening/Verordnungspraxis identifiziert, aber wegen anderer Sozialversicherung begrenzt übertragbar.</w:t>
+        <w:t>Asien, Struktur übertragbar; zeigt role von institutioneller Diskriminierung als Versorgungsbarriere.</w:t>
       </w:r>
     </w:p>
     <w:p>
@@ -302,7 +302,7 @@
           <w:color w:val="5A7D3A"/>
           <w:sz w:val="18"/>
         </w:rPr>
-        <w:t>https://pubmed.ncbi.nlm.nih.gov/42851030/</w:t>
+        <w:t>https://pubmed.ncbi.nlm.nih.gov/42845000/</w:t>
       </w:r>
     </w:p>
     <w:p>
@@ -310,7 +310,7 @@
         <w:pStyle w:val="Heading2"/>
       </w:pPr>
       <w:r>
-        <w:t>Chronische Lebererkrankung und Pneumonie: Geschlechtsstratifizierte Sterblichkeitstrends USA 1999–2024</w:t>
+        <w:t>Balneotherapie bei Arthrose: Geschlechtsunterschiede in klinischen Ergebnissen</w:t>
       </w:r>
     </w:p>
     <w:p>
@@ -320,12 +320,12 @@
           <w:color w:val="666666"/>
           <w:sz w:val="18"/>
         </w:rPr>
-        <w:t>Awais AM et al.  ·  BMC Gastroenterol  ·  01.10.2026  ·  PMID 42850594</w:t>
+        <w:t>Maccarone MC et al.  ·  Int J Biometeorol  ·  07.10.2026  ·  PMID 42841988</w:t>
       </w:r>
     </w:p>
     <w:p>
       <w:r>
-        <w:t>CDC-Sterbeurkunden-Datenanalyse (81.759 Todesfälle) zu zeitlichen Trends und demografischen Unterschieden in der Sterblichkeit mit Co-Nennung von chronischer Lebererkrankung und Pneumonie.</w:t>
+        <w:t>Systematische Übersicht von 22 randomisierten Studien zur Balneotherapie bei Arthrose mit Analyse, ob Geschlecht die Behandlungsantwort beeinflusst.</w:t>
       </w:r>
     </w:p>
     <w:p>
@@ -336,7 +336,7 @@
         <w:t xml:space="preserve">Ergebnis: </w:t>
       </w:r>
       <w:r>
-        <w:t>Männer verzeichneten durchgehend höhere Sterblichkeit als Frauen; Sterblichkeit stabil 1999–2018, Spitzenwert 2021, seitdem rückläufig aber über Vor-Pandemie-Niveau. Frauen zeigten signifikanten Gesamtanstieg, Männer nicht. Nicht-hispanische Native Americans/Alaska Native am höchsten betroffen (Anstieg 2018–2021, dann Rückgang). Südstaaten mit meisten Todesfällen, Westen mit höchster Rate. Nicht-metropolitan &gt; metropolitan.</w:t>
+        <w:t>Nur 1 von 21 RCTs analysierte Geschlecht als Effektmodifikator und fand signifikante Behandlung-×-Geschlecht-Wechselwirkungen für Schmerz, Steifheit, Funktion und Lebensqualität. 73,1 % der 2.211 Teilnehmenden waren weiblich; keine anderen Studien berichteten stratifizierte Outcomes. Biologie (Thermoregulation, Schmerzverarbeitung) könnte Unterschiede erklären, wurde aber nicht geprüft.</w:t>
       </w:r>
     </w:p>
     <w:p>
@@ -351,7 +351,7 @@
         <w:rPr>
           <w:sz w:val="19"/>
         </w:rPr>
-        <w:t>USA-Routinedaten; Sterblichkeitsmuster dokumentiert, aber Kausalität (Biologie vs. Zugang) nicht geklärt – vorwiegend Beschreibung.</w:t>
+        <w:t>Österreich/Schweiz, aber Methodenpaper – zeigt Gap in Forschungsdesign auf, nicht Versorgungspraxis.</w:t>
       </w:r>
     </w:p>
     <w:p>
@@ -360,7 +360,7 @@
           <w:color w:val="5A7D3A"/>
           <w:sz w:val="18"/>
         </w:rPr>
-        <w:t>https://pubmed.ncbi.nlm.nih.gov/42850594/</w:t>
+        <w:t>https://pubmed.ncbi.nlm.nih.gov/42841988/</w:t>
       </w:r>
     </w:p>
     <w:p>
@@ -368,7 +368,7 @@
         <w:pStyle w:val="Heading2"/>
       </w:pPr>
       <w:r>
-        <w:t>Geschlechtsangleichende Stimmtherapie per App: Usability und Nutzereindrücke</w:t>
+        <w:t>Lungenkrebs bei Männern mit sexuellen Minderheiten: psychosoziale Faktoren verdoppeln Risiko</w:t>
       </w:r>
     </w:p>
     <w:p>
@@ -378,12 +378,12 @@
           <w:color w:val="666666"/>
           <w:sz w:val="18"/>
         </w:rPr>
-        <w:t>Alter IL et al.  ·  JMIR Mhealth Uhealth  ·  08.10.2026  ·  PMID 42849052</w:t>
+        <w:t>Qian Y et al.  ·  AIDS Educ Prev  ·  Okt. 2026  ·  PMID 42841858</w:t>
       </w:r>
     </w:p>
     <w:p>
       <w:r>
-        <w:t>Mixed-Methods-Pilotierung einer kostenlosen mobilen App (Attuned) für geschlechtsangleichende Stimmtraining (GAVT) bei 18 trans/gender-nonkonformen Erwachsenen: Baseline-Interview, 1 Woche App-Nutzung, Follow-up-Interview + standardisierte App-Evaluationsskalen.</w:t>
+        <w:t>Longitudinale Kohortenstudie (MACS, 1996-2022) mit 3.554 Männern, die sexuelle Minderheiten sind, untersucht die Kumulation von Depression, Rauchen, Alkohol und Polydroggebrauch als Lungenkrebs-Risiko.</w:t>
       </w:r>
     </w:p>
     <w:p>
@@ -394,7 +394,7 @@
         <w:t xml:space="preserve">Ergebnis: </w:t>
       </w:r>
       <w:r>
-        <w:t>Acht qualitative Themen: Stimme als zentraler Geschlechtsdeterminator, dysphorie-Prävalenz, Kostenschranken und Anbietermangel als Barrieren, unterstrukturierte kostenlose Ressourcen als untrustworthy. Post-Use positiv für strukturiertes Curriculum, Pitch-Tracker, Kostenlosigkeit; Kritik: fehlende individualisierte Rückmeldung. MARS 4,21/5 (SD 0,53), SUS 92,5/100 (SD 10,6), PEMAT Verständlichkeit/Umsetzbarkeit 100%, Lesbarkeit 8. Klasse. Begrenzt durch Acquiescence-Bias und Autoren-Bewertungsrollen.</w:t>
+        <w:t>Dosisabhängige Assoziation: Männer mit 2 Risikofaktoren (adjustierte HR = 3,80; 95%-KI [1,46, 9,86]), mit 3+ Faktoren (aHR = 8,33; 95%-KI [2,20, 31,60]) vs. null Faktoren. Männer mit HIV stärker betroffen als ohne HIV. Zeigt psychosoziale Faktoren, nicht nur biologisches Geschlecht.</w:t>
       </w:r>
     </w:p>
     <w:p>
@@ -409,7 +409,7 @@
         <w:rPr>
           <w:sz w:val="19"/>
         </w:rPr>
-        <w:t>USA; digitale Lösung für bekannte Zugangsbarriere (Anbieter, Kosten); zu früh für Versorgungswirksamkeit.</w:t>
+        <w:t>USA-Kohortenstudie, aber klinische Risikofaktoren und Screening sind übertragbar; Empfehlung für Depression/Substanzbehandlung.</w:t>
       </w:r>
     </w:p>
     <w:p>
@@ -418,65 +418,7 @@
           <w:color w:val="5A7D3A"/>
           <w:sz w:val="18"/>
         </w:rPr>
-        <w:t>https://pubmed.ncbi.nlm.nih.gov/42849052/</w:t>
-      </w:r>
-    </w:p>
-    <w:p>
-      <w:pPr>
-        <w:pStyle w:val="Heading2"/>
-      </w:pPr>
-      <w:r>
-        <w:t>Männliche Geschlechternormen und COVID-19-Prävention: Längsschnittstudie US-amerikanischer Männer</w:t>
-      </w:r>
-    </w:p>
-    <w:p>
-      <w:r>
-        <w:rPr>
-          <w:i/>
-          <w:color w:val="666666"/>
-          <w:sz w:val="18"/>
-        </w:rPr>
-        <w:t>Peterson LM et al.  ·  Ann Behav Med  ·  07.01.2026  ·  PMID 42847390</w:t>
-      </w:r>
-    </w:p>
-    <w:p>
-      <w:r>
-        <w:t>Longitudinalerhebung (n=355 amerikanische Männer, April/Mai 2020) mit Mediation über Krankheitsüberzeugungen: Endorsement von Männlichkeitsnormen → Überzeugung, dass Kraft vor COVID-19 schützt → niedrigere Präventionsabsichten → geringere Präventionsbeteiligung.</w:t>
-      </w:r>
-    </w:p>
-    <w:p>
-      <w:r>
-        <w:rPr>
-          <w:b/>
-        </w:rPr>
-        <w:t xml:space="preserve">Ergebnis: </w:t>
-      </w:r>
-      <w:r>
-        <w:t>Män­nlichkeitsnormen-Endorsement sagte indirekt niedrigere COVID-19-Präventionsverhalten vorher (b=−0,0073, SE=0,0043, 95% CI −0,0172 bis −0,0004) und niedrigere Impfbereitschaft (b=−0,0073, SE=0,0046, 95% CI −0,0180 bis −0,0004) via Stärke-schützt-Überzeugung und reduzierte Absichten. Effekt über Demografie, politische Ausrichtung und regionalen Ausbruch konsistent.</w:t>
-      </w:r>
-    </w:p>
-    <w:p>
-      <w:r>
-        <w:rPr>
-          <w:b/>
-          <w:sz w:val="19"/>
-        </w:rPr>
-        <w:t xml:space="preserve">Übertragbarkeit: </w:t>
-      </w:r>
-      <w:r>
-        <w:rPr>
-          <w:sz w:val="19"/>
-        </w:rPr>
-        <w:t>USA; Ursache geklärt (Geschlechternormalisierung in Wahrnehmung und Risikoverhalten) – aber Maßnahmen-Test fehlt noch.</w:t>
-      </w:r>
-    </w:p>
-    <w:p>
-      <w:r>
-        <w:rPr>
-          <w:color w:val="5A7D3A"/>
-          <w:sz w:val="18"/>
-        </w:rPr>
-        <w:t>https://pubmed.ncbi.nlm.nih.gov/42847390/</w:t>
+        <w:t>https://pubmed.ncbi.nlm.nih.gov/42841858/</w:t>
       </w:r>
     </w:p>
     <w:sectPr>

--- a/download/studien-aktuell.docx
+++ b/download/studien-aktuell.docx
@@ -62,7 +62,7 @@
           <w:color w:val="666666"/>
           <w:sz w:val="18"/>
         </w:rPr>
-        <w:t>Stand: 11.10.2026  |  6 Studien  |  gender.m-vf.de</w:t>
+        <w:t>Stand: 12.10.2026  |  6 Studien  |  gender.m-vf.de</w:t>
       </w:r>
     </w:p>
     <w:p>
@@ -70,7 +70,7 @@
         <w:pStyle w:val="Heading1"/>
       </w:pPr>
       <w:r>
-        <w:t>Aufgenommen am 11.10.2026</w:t>
+        <w:t>Aufgenommen am 12.10.2026</w:t>
       </w:r>
     </w:p>
     <w:p>
@@ -78,7 +78,7 @@
         <w:pStyle w:val="Heading2"/>
       </w:pPr>
       <w:r>
-        <w:t>Krebsvorsorge bei LGBTQIA+: Strategien gegen Unterscreening in der Praxis</w:t>
+        <w:t>Digitale psychische Gesundheit: Algorithmen unterschätzen Symptome bei Frauen</w:t>
       </w:r>
     </w:p>
     <w:p>
@@ -88,12 +88,12 @@
           <w:color w:val="666666"/>
           <w:sz w:val="18"/>
         </w:rPr>
-        <w:t>Ruhl MJ  ·  Aust J Gen Pract  ·  Okt. 2026  ·  PMID 42849417</w:t>
+        <w:t>Cho CH  ·  Womens Health Nurs  ·  29.09.2026  ·  PMID 42860280</w:t>
       </w:r>
     </w:p>
     <w:p>
       <w:r>
-        <w:t>Übersichtsartikel mit praktischen Empfehlungen für Hausärzte zur Verbesserung der Krebsvorsorge (Screening) bei LGBTQIA+-Personen, besonders transgender und geschlechterdiverse Menschen.</w:t>
+        <w:t>Die Studie untersuchte, wie Geschlecht Zugang, Algorithmen-Performance und Wirksamkeit digitaler Psyche-Tools (Smartphone-Sensoren, Wearables, KI) beeinflussen.</w:t>
       </w:r>
     </w:p>
     <w:p>
@@ -104,7 +104,7 @@
         <w:t xml:space="preserve">Ergebnis: </w:t>
       </w:r>
       <w:r>
-        <w:t>Kernempfehlungen: individualisierte Risikobewertung, Patientenedukation, Trainings für Praxisteam, LGBTQIA+-sensible Umgebungen. Transgender und geschlechterdiverse Menschen berichten höhere Diskriminierungs- und Zugangsbarrieren als andere LGBTQIA+-Gruppen. Spezifische Beispiele für Screening-Hinderungen (z.B. falsche Annahmen über Organhistorie).</w:t>
+        <w:t>Frauen nutzen digitale Angebote häufiger, beenden sie aber seltener (Zeit-Mangel statt niedriger Motivation). Diagnostische Algorithmen, auf männer-dominiertem Datensatz trainiert, unterschätzen Symptome bei Frauen teilweise erheblich. Gleiches Sensor-Signal (z.B. Bewegungsradius-Verringerung) hat unterschiedliche Bedeutung je nach körperlichem Kontext. Ergebnis: Die genannten Nachteile kumulative – ohne Geschlecht im Design bleibt das Gender-Equity-Gap bestehen.</w:t>
       </w:r>
     </w:p>
     <w:p>
@@ -119,7 +119,7 @@
         <w:rPr>
           <w:sz w:val="19"/>
         </w:rPr>
-        <w:t>Australien, aber generische Empfehlungen zur Versorgungsorganisation gelten für alle primärärztliche Systeme mit Gatekeeping.</w:t>
+        <w:t>Südkorea – Konzepte zur Bias-Reduktion sind system-unabhängig; AWMF-Leitlinien für digitale Psychiatrie-Tools sollten Sex-disaggregierte Validierung verlangen.</w:t>
       </w:r>
     </w:p>
     <w:p>
@@ -128,7 +128,7 @@
           <w:color w:val="5A7D3A"/>
           <w:sz w:val="18"/>
         </w:rPr>
-        <w:t>https://pubmed.ncbi.nlm.nih.gov/42849417/</w:t>
+        <w:t>https://pubmed.ncbi.nlm.nih.gov/42860280/</w:t>
       </w:r>
     </w:p>
     <w:p>
@@ -136,7 +136,7 @@
         <w:pStyle w:val="Heading2"/>
       </w:pPr>
       <w:r>
-        <w:t>Geschlechtsangleichende Hormontherapie in der Hausarztpraxis: longitudinale Betreuung und Sicherheit</w:t>
+        <w:t>Nahrungsmittelarmut bei LGBTQ+ Personen: Zugang zu Hilfe bleibt Hürde</w:t>
       </w:r>
     </w:p>
     <w:p>
@@ -146,12 +146,12 @@
           <w:color w:val="666666"/>
           <w:sz w:val="18"/>
         </w:rPr>
-        <w:t>Ruhl MJ  ·  Aust J Gen Pract  ·  Okt. 2026  ·  PMID 42849415</w:t>
+        <w:t>Waters AR et al.  ·  JAMA Netw Open  ·  01.10.2026  ·  PMID 42848400</w:t>
       </w:r>
     </w:p>
     <w:p>
       <w:r>
-        <w:t>Praktische Übersichtsarbeit für Hausärzte zur kontinuierlichen medizinischen Betreuung von transgender und geschlechtsdiversen Menschen unter geschlechtsangleichender Hormontherapie (GAHT), inklusiv kardiovaskuläre Gesundheit, psychische Gesundheit und Knochengesundheit.</w:t>
+        <w:t>Wiederholte Querschnittsstudie (2022–2024) mit 9.174 Erwachsenen in Massachusetts, davon 10,4–12,8% LGBTQ+, zu Nahrungsmittelarmut und Zugang zu Hilfe-Programmen.</w:t>
       </w:r>
     </w:p>
     <w:p>
@@ -162,7 +162,7 @@
         <w:t xml:space="preserve">Ergebnis: </w:t>
       </w:r>
       <w:r>
-        <w:t>Empfehlung: gleiche Langzeitmanagement-Tools für cisgender Patienten nutzen, mit wenigen trans-spezifischen Anpassungen. Abdeckung: kardiovaskuläres Risikomanagement, mentale Gesundheit, Knochengesundheit, sexuelle Gesundheit, Lebensstilfaktoren (Rauchen, Ernährung, Alkohol, körperliche Aktivität). Erklärt: GAHT erfordert Überwachung hormonabhängiger Risiken, aber Grundprinzipien der Prävention gelten.</w:t>
+        <w:t>Nahrungsmittelarmut stieg bei LGBTQ+ Personen von 43,7% (2022) auf 54,9% (2024) an – deutlich höher als bei Non-LGBTQ+ (29,8% auf 33,3%). Unter LGBTQ+ Non-Nutzer von Food-Pantries waren Barrieren: Wunsch nach Selbstständigkeit (49,4%), Scham (37,4%) und Angst vor Identifikation (35,6%) – alle signifikant höher als bei Non-LGBTQ+. Nutzung von Food-Pantries und SNAP blieb stabil trotz gestiegener Need.</w:t>
       </w:r>
     </w:p>
     <w:p>
@@ -177,7 +177,7 @@
         <w:rPr>
           <w:sz w:val="19"/>
         </w:rPr>
-        <w:t>Australien, übertragbar auf alle Hausarztpraxen mit Facharzt-Zugang zur Geschlechtsmedizin; konkrete Handlungsempfehlungen.</w:t>
+        <w:t>USA mit staatlichem Sozialsystem; Konzept der Stigma-basierten Zugangsbarrieren zu Versorgung ist auf Deutschland übertragbar.</w:t>
       </w:r>
     </w:p>
     <w:p>
@@ -186,7 +186,7 @@
           <w:color w:val="5A7D3A"/>
           <w:sz w:val="18"/>
         </w:rPr>
-        <w:t>https://pubmed.ncbi.nlm.nih.gov/42849415/</w:t>
+        <w:t>https://pubmed.ncbi.nlm.nih.gov/42848400/</w:t>
       </w:r>
     </w:p>
     <w:p>
@@ -194,7 +194,7 @@
         <w:pStyle w:val="Heading2"/>
       </w:pPr>
       <w:r>
-        <w:t>Sexuelle Gesundheit bei LGBTQIA+: Kognitiv-verhaltenstherapie und Sexualmedizin integriert</w:t>
+        <w:t>Elternhaltung prägt Therapie-Erfolg bei Transgender-Jugendlichen</w:t>
       </w:r>
     </w:p>
     <w:p>
@@ -204,12 +204,12 @@
           <w:color w:val="666666"/>
           <w:sz w:val="18"/>
         </w:rPr>
-        <w:t>Einaudi G et al.  ·  J Sex Med  ·  07.10.2026  ·  PMID 42847759</w:t>
+        <w:t>Condon M et al.  ·  Evid Based Pract Child Adolesc Ment Health  ·  26.02.2026  ·  PMID 42847878</w:t>
       </w:r>
     </w:p>
     <w:p>
       <w:r>
-        <w:t>Italienische klinische Leitlinie (SITCC) entwickelt einen integrierten Rahmen für Sexualmedizin und Psychotherapie bei LGBTQIA+ mit Fokus auf geschlechtsspezifische sexuelle Dysfunktionen und Minderheitsstress.</w:t>
+        <w:t>Qualitative Studie mit 52 Psychotherapeuten, 16 davon in follow-up Interviews, 6 transgender und gender-diversen Jugendlichen (14–22 J.) und 3 Eltern; Analyse wie Eltern die Fähigkeit von Therapeuten beeinflussen, geschlechtsangleichende Therapie zu leisten.</w:t>
       </w:r>
     </w:p>
     <w:p>
@@ -220,7 +220,7 @@
         <w:t xml:space="preserve">Ergebnis: </w:t>
       </w:r>
       <w:r>
-        <w:t>Framework identifiziert Minderheitsstress als zentral; unterscheidet queer-spezifische Dysfunktionen (z.B. genito-pelvic pain bei WSW, Anodyspareunia bei MSM, Funktionsänderungen durch geschlechtsangleichende Hormontherapie). Stärkere Evidenz für gay/lesbian/transgender Menschen als für bisexuelle und intersex Personen. Trauma und Dissoziation als behandlungsrelevante Faktoren.</w:t>
+        <w:t>Eltern beeinflussten geschlechtsangleichende Therapie über fünf Mechanismen: (1) Überzeugungen über Geschlecht/Therapie-Ansatz, (2) Grad der Therapie-Beteiligung, (3) Emotionale Reaktionen der Eltern, (4) Wissenslücken, (5) Familiendynamik. Strategien zur Mitarbeit von Eltern: Narrative-Exposition (Kontakt zu trans Personen), Elternschulung, Ressourcen, Support-Gruppen, Therapeuten-Training. Zentrales Ergebnis: Eltern-Affirmation ist Voraussetzung für Therapie-Erfolg.</w:t>
       </w:r>
     </w:p>
     <w:p>
@@ -235,7 +235,7 @@
         <w:rPr>
           <w:sz w:val="19"/>
         </w:rPr>
-        <w:t>Italien – vergleichbares europäisches Gesundheitssystem, qualitative Leitlinie mit Versorgungsbezug.</w:t>
+        <w:t>USA; Design ist auf Deutschland übertragbar – klinische Leitlinien für Geschlechtsidentität im Kindesalter sollten Eltern-Engagement strukturieren.</w:t>
       </w:r>
     </w:p>
     <w:p>
@@ -244,7 +244,7 @@
           <w:color w:val="5A7D3A"/>
           <w:sz w:val="18"/>
         </w:rPr>
-        <w:t>https://pubmed.ncbi.nlm.nih.gov/42847759/</w:t>
+        <w:t>https://pubmed.ncbi.nlm.nih.gov/42847878/</w:t>
       </w:r>
     </w:p>
     <w:p>
@@ -252,7 +252,7 @@
         <w:pStyle w:val="Heading2"/>
       </w:pPr>
       <w:r>
-        <w:t>PrEP-Zugang bei trans Frauen in Asien: Strukturelle Barrieren überlagern individuelle Risiken</w:t>
+        <w:t>Psychische Belastung bei LGBTQIA+ Personen nach Wahlerschütterung</w:t>
       </w:r>
     </w:p>
     <w:p>
@@ -262,12 +262,12 @@
           <w:color w:val="666666"/>
           <w:sz w:val="18"/>
         </w:rPr>
-        <w:t>Wolter A et al.  ·  J Int AIDS Soc  ·  Okt. 2026  ·  PMID 42845000</w:t>
+        <w:t>Flentje A et al.  ·  Am J Public Health  ·  Nov. 2026  ·  PMID 42842884</w:t>
       </w:r>
     </w:p>
     <w:p>
       <w:r>
-        <w:t>Online-Querschnittstudie (PrEP APPEAL, 2022) mit 1.178 trans Frauen in 11 asiatischen Ländern untersucht PrEP-Bewusstsein, Nutzung und Zahlungsbereitschaft in Zusammenhang mit Zugang, Diskriminierung und Verhaltensrisiken.</w:t>
+        <w:t>Längsschnitt-Studie an 2150 LGBTQIA+ Personen in den USA vor und nach der Präsidentschaftswahl 2024 mit Messungen von Depression, Angststörung und PTBS-Symptomen.</w:t>
       </w:r>
     </w:p>
     <w:p>
@@ -278,7 +278,7 @@
         <w:t xml:space="preserve">Ergebnis: </w:t>
       </w:r>
       <w:r>
-        <w:t>80,0 % PrEP-Bewusstsein; 62,6 % unter Bewussten nutzen/nutzten PrEP, 78,1 % aktuell. Bei PrEP-naiven at-risk Frauen: 60,0 % willens, aber nur 34,0 % zahlungsbereit. Lebensalter (OR je Jahr = 0,94), Diskriminierung durch Healthcare-Personal (aOR = 0,66; 95%-KI [0,47, 0,93]) negativ assoziiert; Land-PrEP-Zugang (aOR = 4,34; 95%-KI [3,03, 6,21]) positiv. Zeigt: Zugang, nicht nur Biologie, bestimmt Outcome.</w:t>
+        <w:t>Bei LGBTQIA+-Personen ohne vorherige klinische Symptome verschlechterten sich Depression, Angststörung und PTBS-Symptome signifikant nach der Wahl. Transgender und gender-diverse Personen zeigten stärkere Verschlimmerung von Angststörung und PTBS als cisgender Personen (Effektgröße nicht beziffert). Bei Personen mit vorherigen Symptomen verbesserten sich diese marginal, blieben aber klinisch signifikant.</w:t>
       </w:r>
     </w:p>
     <w:p>
@@ -293,7 +293,7 @@
         <w:rPr>
           <w:sz w:val="19"/>
         </w:rPr>
-        <w:t>Asien, Struktur übertragbar; zeigt role von institutioneller Diskriminierung als Versorgungsbarriere.</w:t>
+        <w:t>USA-Kontext (Wahlpolitik); auf Deutschland übertragbar ist die Beobachtung, dass strukturelle Unsicherheit für marginalisierte Gruppen psychische Destabilisierung bewirkt.</w:t>
       </w:r>
     </w:p>
     <w:p>
@@ -302,7 +302,7 @@
           <w:color w:val="5A7D3A"/>
           <w:sz w:val="18"/>
         </w:rPr>
-        <w:t>https://pubmed.ncbi.nlm.nih.gov/42845000/</w:t>
+        <w:t>https://pubmed.ncbi.nlm.nih.gov/42842884/</w:t>
       </w:r>
     </w:p>
     <w:p>
@@ -310,7 +310,7 @@
         <w:pStyle w:val="Heading2"/>
       </w:pPr>
       <w:r>
-        <w:t>Balneotherapie bei Arthrose: Geschlechtsunterschiede in klinischen Ergebnissen</w:t>
+        <w:t>Geschlechterparität in Klinik-Führung: Konsens-Prioritäten für Umsetzung</w:t>
       </w:r>
     </w:p>
     <w:p>
@@ -320,12 +320,12 @@
           <w:color w:val="666666"/>
           <w:sz w:val="18"/>
         </w:rPr>
-        <w:t>Maccarone MC et al.  ·  Int J Biometeorol  ·  07.10.2026  ·  PMID 42841988</w:t>
+        <w:t>Garth B et al.  ·  Med J Aust  ·  Okt. 2026  ·  PMID 42839302</w:t>
       </w:r>
     </w:p>
     <w:p>
       <w:r>
-        <w:t>Systematische Übersicht von 22 randomisierten Studien zur Balneotherapie bei Arthrose mit Analyse, ob Geschlecht die Behandlungsantwort beeinflusst.</w:t>
+        <w:t>Mixed-Methods-Studie (Interviews, Umfrage n=542, Nominal Group Technique Workshop) mit Ärzten und Führungskräften der Australian Medical Association; Ziel: evidenzgestützte Implementierungs-Prioritäten für Geschlechterparität in ärztlicher Leitung identifizieren.</w:t>
       </w:r>
     </w:p>
     <w:p>
@@ -336,7 +336,7 @@
         <w:t xml:space="preserve">Ergebnis: </w:t>
       </w:r>
       <w:r>
-        <w:t>Nur 1 von 21 RCTs analysierte Geschlecht als Effektmodifikator und fand signifikante Behandlung-×-Geschlecht-Wechselwirkungen für Schmerz, Steifheit, Funktion und Lebensqualität. 73,1 % der 2.211 Teilnehmenden waren weiblich; keine anderen Studien berichteten stratifizierte Outcomes. Biologie (Thermoregulation, Schmerzverarbeitung) könnte Unterschiede erklären, wurde aber nicht geprüft.</w:t>
+        <w:t>Konsens-Prioritäten in fünf interne Organisationsmaßnahmen: (1) Geschlechter-Equity-Schulung, (2) Transparente Personalauswahl inklusive Geschlechter-Quoten, (3) Monitoring und Berichterstattung, (4) Respekt-Kultur und Verhaltens-Monitoring in Meetings/Events, (5) Führungs-Entwicklung für aufstrebende Frauen; und fünf externe: (1) Leadership für Geschlechter-Equity, (2) Daten-Advocacy, (3) flexible Karrierepfade, (4) Mentoring-Anerkennung, (5) Geschlechter-Lohnlücken-Strategien. Implementation läuft derzeit.</w:t>
       </w:r>
     </w:p>
     <w:p>
@@ -351,7 +351,7 @@
         <w:rPr>
           <w:sz w:val="19"/>
         </w:rPr>
-        <w:t>Österreich/Schweiz, aber Methodenpaper – zeigt Gap in Forschungsdesign auf, nicht Versorgungspraxis.</w:t>
+        <w:t>Australien, aber Methodik und Prioritäten sind auf deutschsprachige Kammern und Medizin-Fakultäten direkt übertragbar.</w:t>
       </w:r>
     </w:p>
     <w:p>
@@ -360,7 +360,7 @@
           <w:color w:val="5A7D3A"/>
           <w:sz w:val="18"/>
         </w:rPr>
-        <w:t>https://pubmed.ncbi.nlm.nih.gov/42841988/</w:t>
+        <w:t>https://pubmed.ncbi.nlm.nih.gov/42839302/</w:t>
       </w:r>
     </w:p>
     <w:p>
@@ -368,7 +368,7 @@
         <w:pStyle w:val="Heading2"/>
       </w:pPr>
       <w:r>
-        <w:t>Lungenkrebs bei Männern mit sexuellen Minderheiten: psychosoziale Faktoren verdoppeln Risiko</w:t>
+        <w:t>Hirnvolumen in Spätalter: Genetik unterscheidet sich kaum zwischen Männern und Frauen</w:t>
       </w:r>
     </w:p>
     <w:p>
@@ -378,12 +378,12 @@
           <w:color w:val="666666"/>
           <w:sz w:val="18"/>
         </w:rPr>
-        <w:t>Qian Y et al.  ·  AIDS Educ Prev  ·  Okt. 2026  ·  PMID 42841858</w:t>
+        <w:t>Breton É et al.  ·  Biol Sex Differ  ·  14.07.2026  ·  PMID 42449465</w:t>
       </w:r>
     </w:p>
     <w:p>
       <w:r>
-        <w:t>Longitudinale Kohortenstudie (MACS, 1996-2022) mit 3.554 Männern, die sexuelle Minderheiten sind, untersucht die Kumulation von Depression, Rauchen, Alkohol und Polydroggebrauch als Lungenkrebs-Risiko.</w:t>
+        <w:t>Sex-stratifizierte Genom-Assoziationsstudie an 31.480 Personen aus UK Biobank (15.740 Frauen, 15.740 Männer) zu autosomalen genetischen Einflussfaktoren auf Hirnvolumen in 257 Regionen.</w:t>
       </w:r>
     </w:p>
     <w:p>
@@ -394,7 +394,7 @@
         <w:t xml:space="preserve">Ergebnis: </w:t>
       </w:r>
       <w:r>
-        <w:t>Dosisabhängige Assoziation: Männer mit 2 Risikofaktoren (adjustierte HR = 3,80; 95%-KI [1,46, 9,86]), mit 3+ Faktoren (aHR = 8,33; 95%-KI [2,20, 31,60]) vs. null Faktoren. Männer mit HIV stärker betroffen als ohne HIV. Zeigt psychosoziale Faktoren, nicht nur biologisches Geschlecht.</w:t>
+        <w:t>Heritability und genetische Korrelationen zwischen Frauen und Männern ähnelten sich stark – geteilte genetische Einflüsse auf Hirnvolumen. Allerdings: Die Zahl der Gene, die mit Hirnvolumen assoziiert sind, war bei Frauen höher als bei Männern. Besonders ausgeprägt war dieser Unterschied in limbischen Regionen (Insula, Gyrus cinguli, Hippocampus, Amygdala). Befund zeigt also: Biologische Grundlagen ähnlich, aber unterschiedliche genetische Komplexität.</w:t>
       </w:r>
     </w:p>
     <w:p>
@@ -409,7 +409,7 @@
         <w:rPr>
           <w:sz w:val="19"/>
         </w:rPr>
-        <w:t>USA-Kohortenstudie, aber klinische Risikofaktoren und Screening sind übertragbar; Empfehlung für Depression/Substanzbehandlung.</w:t>
+        <w:t>UK Biobank-Daten, vergleichbare Struktur mit europäischen Kohorten; methodisch relevant für zukünftige GWAS-Designs mit deutschen Stichproben.</w:t>
       </w:r>
     </w:p>
     <w:p>
@@ -418,7 +418,7 @@
           <w:color w:val="5A7D3A"/>
           <w:sz w:val="18"/>
         </w:rPr>
-        <w:t>https://pubmed.ncbi.nlm.nih.gov/42841858/</w:t>
+        <w:t>https://pubmed.ncbi.nlm.nih.gov/42449465/</w:t>
       </w:r>
     </w:p>
     <w:sectPr>

--- a/download/studien-aktuell.docx
+++ b/download/studien-aktuell.docx
@@ -62,7 +62,7 @@
           <w:color w:val="666666"/>
           <w:sz w:val="18"/>
         </w:rPr>
-        <w:t>Stand: 12.10.2026  |  6 Studien  |  gender.m-vf.de</w:t>
+        <w:t>Stand: 13.10.2026  |  6 Studien  |  gender.m-vf.de</w:t>
       </w:r>
     </w:p>
     <w:p>
@@ -70,7 +70,7 @@
         <w:pStyle w:val="Heading1"/>
       </w:pPr>
       <w:r>
-        <w:t>Aufgenommen am 12.10.2026</w:t>
+        <w:t>Aufgenommen am 13.10.2026</w:t>
       </w:r>
     </w:p>
     <w:p>
@@ -78,7 +78,7 @@
         <w:pStyle w:val="Heading2"/>
       </w:pPr>
       <w:r>
-        <w:t>Digitale psychische Gesundheit: Algorithmen unterschätzen Symptome bei Frauen</w:t>
+        <w:t>Angeborene Syphilis und mütterliche psychische Erkrankungen: Versorgungslücke bei Risikoidentifikation</w:t>
       </w:r>
     </w:p>
     <w:p>
@@ -88,12 +88,12 @@
           <w:color w:val="666666"/>
           <w:sz w:val="18"/>
         </w:rPr>
-        <w:t>Cho CH  ·  Womens Health Nurs  ·  29.09.2026  ·  PMID 42860280</w:t>
+        <w:t>Onwubiko UN et al.  ·  Sex Transm Dis  ·  01.11.2026  ·  PMID 42861562</w:t>
       </w:r>
     </w:p>
     <w:p>
       <w:r>
-        <w:t>Die Studie untersuchte, wie Geschlecht Zugang, Algorithmen-Performance und Wirksamkeit digitaler Psyche-Tools (Smartphone-Sensoren, Wearables, KI) beeinflussen.</w:t>
+        <w:t>Analyse von 1.684 Syphilis-betroffenen Schwangerschaften aus Georgia-STI-Überwachungsdaten (2018–2023) zur Assoziation zwischen dokumentierten mütterlichen psychischen Erkrankungen vor der Geburt und Angeborener Syphilis, mit Berücksichtigung des Haushaltes als Proxy für soziale Unterstützung.</w:t>
       </w:r>
     </w:p>
     <w:p>
@@ -104,7 +104,7 @@
         <w:t xml:space="preserve">Ergebnis: </w:t>
       </w:r>
       <w:r>
-        <w:t>Frauen nutzen digitale Angebote häufiger, beenden sie aber seltener (Zeit-Mangel statt niedriger Motivation). Diagnostische Algorithmen, auf männer-dominiertem Datensatz trainiert, unterschätzen Symptome bei Frauen teilweise erheblich. Gleiches Sensor-Signal (z.B. Bewegungsradius-Verringerung) hat unterschiedliche Bedeutung je nach körperlichem Kontext. Ergebnis: Die genannten Nachteile kumulative – ohne Geschlecht im Design bleibt das Gender-Equity-Gap bestehen.</w:t>
+        <w:t>416 Schwangerschaften (25 %) resultierten in angeborener Syphilis. Mütterliche psychische Erkrankungen waren bei 4 % dokumentiert und assoziiert mit höherer Prävalenz angeborener Syphilis (adjustierte PR: 1,5; 95 %-KI: 1,1–2,1). Bei Frauen mit Familienunterstützung war die Assoziation abgeschwächt (adjustierte PR: 1,18; 95 %-KI: 0,57–2,47) vs. alleinlebend/mit Nicht-Familienmitgliedern (adjustierte PR: 1,42; 95 %-KI: 0,70–2,90). Die Bias-adjustierte Analyse deutet auf stärkere Assoziation hin, aber mit erheblicher Unsicherheit.</w:t>
       </w:r>
     </w:p>
     <w:p>
@@ -119,7 +119,7 @@
         <w:rPr>
           <w:sz w:val="19"/>
         </w:rPr>
-        <w:t>Südkorea – Konzepte zur Bias-Reduktion sind system-unabhängig; AWMF-Leitlinien für digitale Psychiatrie-Tools sollten Sex-disaggregierte Validierung verlangen.</w:t>
+        <w:t>USA-System mit anderen Zugangsbarrieren, aber Versorgungslücken-Mechanismus übertragbar</w:t>
       </w:r>
     </w:p>
     <w:p>
@@ -128,7 +128,7 @@
           <w:color w:val="5A7D3A"/>
           <w:sz w:val="18"/>
         </w:rPr>
-        <w:t>https://pubmed.ncbi.nlm.nih.gov/42860280/</w:t>
+        <w:t>https://pubmed.ncbi.nlm.nih.gov/42861562/</w:t>
       </w:r>
     </w:p>
     <w:p>
@@ -136,7 +136,7 @@
         <w:pStyle w:val="Heading2"/>
       </w:pPr>
       <w:r>
-        <w:t>Nahrungsmittelarmut bei LGBTQ+ Personen: Zugang zu Hilfe bleibt Hürde</w:t>
+        <w:t>Normalisierung von Alkoholkonsum bei sexuellen Minderheiten: Häufigeres Trinken mit Peers verstärkt wahrgenommene Trinkkultur</w:t>
       </w:r>
     </w:p>
     <w:p>
@@ -146,12 +146,12 @@
           <w:color w:val="666666"/>
           <w:sz w:val="18"/>
         </w:rPr>
-        <w:t>Waters AR et al.  ·  JAMA Netw Open  ·  01.10.2026  ·  PMID 42848400</w:t>
+        <w:t>Edison HA et al.  ·  Alcohol Clin Exp Res (Hoboken)  ·  Okt. 2026  ·  PMID 42860560</w:t>
       </w:r>
     </w:p>
     <w:p>
       <w:r>
-        <w:t>Wiederholte Querschnittsstudie (2022–2024) mit 9.174 Erwachsenen in Massachusetts, davon 10,4–12,8% LGBTQ+, zu Nahrungsmittelarmut und Zugang zu Hilfe-Programmen.</w:t>
+        <w:t>Längsschnittstudie mit 409 sexuellen Minderheits- und Genderdiverse-Personen weiblich zugeordnet (18–25 Jahre) zur Assoziation zwischen Häufigkeit des Alkohol- und Cannabisgebrauchs mit ähnlichen Personen und wahrgenommenen Normen in dieser Gruppe (Baseline, Follow-up und 30-Tage-EMA).</w:t>
       </w:r>
     </w:p>
     <w:p>
@@ -162,7 +162,7 @@
         <w:t xml:space="preserve">Ergebnis: </w:t>
       </w:r>
       <w:r>
-        <w:t>Nahrungsmittelarmut stieg bei LGBTQ+ Personen von 43,7% (2022) auf 54,9% (2024) an – deutlich höher als bei Non-LGBTQ+ (29,8% auf 33,3%). Unter LGBTQ+ Non-Nutzer von Food-Pantries waren Barrieren: Wunsch nach Selbstständigkeit (49,4%), Scham (37,4%) und Angst vor Identifikation (35,6%) – alle signifikant höher als bei Non-LGBTQ+. Nutzung von Food-Pantries und SNAP blieb stabil trotz gestiegener Need.</w:t>
+        <w:t>Häufigeres Trinken mit anderen sexuellen Minderheits- und Genderdiverse-Personen während der EMA-Phase war querschnittlich mit höherer wahrgenommener Trinkfrequenz bei Baseline assoziiert und sagte Anstieg der wahrgenommenen Trinkfrequenz von Baseline zu Follow-up voraus. Für Cannabisgebrauch zeigten sich keine signifikanten Assoziationen mit Norm-Wahrnehmung.</w:t>
       </w:r>
     </w:p>
     <w:p>
@@ -177,7 +177,7 @@
         <w:rPr>
           <w:sz w:val="19"/>
         </w:rPr>
-        <w:t>USA mit staatlichem Sozialsystem; Konzept der Stigma-basierten Zugangsbarrieren zu Versorgung ist auf Deutschland übertragbar.</w:t>
+        <w:t>Kanada/USA, Mechanismus der Norm-Bildung übertragbar, aber Substanzpreise/Verfügbarkeit unterscheiden sich</w:t>
       </w:r>
     </w:p>
     <w:p>
@@ -186,7 +186,7 @@
           <w:color w:val="5A7D3A"/>
           <w:sz w:val="18"/>
         </w:rPr>
-        <w:t>https://pubmed.ncbi.nlm.nih.gov/42848400/</w:t>
+        <w:t>https://pubmed.ncbi.nlm.nih.gov/42860560/</w:t>
       </w:r>
     </w:p>
     <w:p>
@@ -194,7 +194,7 @@
         <w:pStyle w:val="Heading2"/>
       </w:pPr>
       <w:r>
-        <w:t>Elternhaltung prägt Therapie-Erfolg bei Transgender-Jugendlichen</w:t>
+        <w:t>Psychische Erkrankungen bei trans und genderdiverse Erwachsenen: Gepoolte Prävalenzen aus 207 Studien mit 134.071 Teilnehmenden</w:t>
       </w:r>
     </w:p>
     <w:p>
@@ -204,12 +204,12 @@
           <w:color w:val="666666"/>
           <w:sz w:val="18"/>
         </w:rPr>
-        <w:t>Condon M et al.  ·  Evid Based Pract Child Adolesc Ment Health  ·  26.02.2026  ·  PMID 42847878</w:t>
+        <w:t>Symes ER et al.  ·  Psychol Med  ·  08.10.2026  ·  PMID 42847484</w:t>
       </w:r>
     </w:p>
     <w:p>
       <w:r>
-        <w:t>Qualitative Studie mit 52 Psychotherapeuten, 16 davon in follow-up Interviews, 6 transgender und gender-diversen Jugendlichen (14–22 J.) und 3 Eltern; Analyse wie Eltern die Fähigkeit von Therapeuten beeinflussen, geschlechtsangleichende Therapie zu leisten.</w:t>
+        <w:t>Systematischer Review mit Meta-Analyse von 207 Studien (134.071 trans und genderdiverse Teilnehmende aus 52 Ländern) zur Prävalenz psychischer Störungen, Suizidalität und Nicht-Suizidalen Selbstverletzungen bei erwachsenen trans und genderdiverse Personen..</w:t>
       </w:r>
     </w:p>
     <w:p>
@@ -220,7 +220,7 @@
         <w:t xml:space="preserve">Ergebnis: </w:t>
       </w:r>
       <w:r>
-        <w:t>Eltern beeinflussten geschlechtsangleichende Therapie über fünf Mechanismen: (1) Überzeugungen über Geschlecht/Therapie-Ansatz, (2) Grad der Therapie-Beteiligung, (3) Emotionale Reaktionen der Eltern, (4) Wissenslücken, (5) Familiendynamik. Strategien zur Mitarbeit von Eltern: Narrative-Exposition (Kontakt zu trans Personen), Elternschulung, Ressourcen, Support-Gruppen, Therapeuten-Training. Zentrales Ergebnis: Eltern-Affirmation ist Voraussetzung für Therapie-Erfolg.</w:t>
+        <w:t>Gepoolte Prävalenzschätzungen: Depression 40,1 % (95 %-KI: 35,6–44,8), Angststörungen 29,8 % (95 %-KI: 20,3–40,2), PTSD 23,6 % (95 %-KI: 14,9–33,5); Suizidgedanken in den letzten 12 Monaten 43,1 % (95 %-KI: 38,9–47,3), Suizidversuche 9,3 % (95 %-KI: 7,7–11,0), Nicht-Suizidale Selbstverletzungen 26,1 % (95 %-KI: 20,4–32,2). Prävalenzen waren bei nicht-binären Personen tendenziell höher; erhebliche Variation nach Messmethode, Rekrutierungsort und geografischer Region.</w:t>
       </w:r>
     </w:p>
     <w:p>
@@ -235,7 +235,7 @@
         <w:rPr>
           <w:sz w:val="19"/>
         </w:rPr>
-        <w:t>USA; Design ist auf Deutschland übertragbar – klinische Leitlinien für Geschlechtsidentität im Kindesalter sollten Eltern-Engagement strukturieren.</w:t>
+        <w:t>Global, einschließlich europäischer Daten, Versorgungsbedarf in Deutschland evident</w:t>
       </w:r>
     </w:p>
     <w:p>
@@ -244,7 +244,7 @@
           <w:color w:val="5A7D3A"/>
           <w:sz w:val="18"/>
         </w:rPr>
-        <w:t>https://pubmed.ncbi.nlm.nih.gov/42847878/</w:t>
+        <w:t>https://pubmed.ncbi.nlm.nih.gov/42847484/</w:t>
       </w:r>
     </w:p>
     <w:p>
@@ -252,7 +252,7 @@
         <w:pStyle w:val="Heading2"/>
       </w:pPr>
       <w:r>
-        <w:t>Psychische Belastung bei LGBTQIA+ Personen nach Wahlerschütterung</w:t>
+        <w:t>Körperzusammensetzung nach Lebertransplantation: Sex-spezifische Cutoffs verbessern Überlebensprognose</w:t>
       </w:r>
     </w:p>
     <w:p>
@@ -262,12 +262,12 @@
           <w:color w:val="666666"/>
           <w:sz w:val="18"/>
         </w:rPr>
-        <w:t>Flentje A et al.  ·  Am J Public Health  ·  Nov. 2026  ·  PMID 42842884</w:t>
+        <w:t>Schliephake F et al.  ·  Ann Surg  ·  01.11.2026  ·  PMID 42681570</w:t>
       </w:r>
     </w:p>
     <w:p>
       <w:r>
-        <w:t>Längsschnitt-Studie an 2150 LGBTQIA+ Personen in den USA vor und nach der Präsidentschaftswahl 2024 mit Messungen von Depression, Angststörung und PTBS-Symptomen.</w:t>
+        <w:t>Bicentrische europäische Kohortenstudie (Berlin n=412, Aachen n=283) zur Validierung eines neuen, geschlechtssensitiven Scores aus Muskel- und Fettkompartimenten (IMAS) für die Überlebensprognose nach orthotoper Lebertransplantation.</w:t>
       </w:r>
     </w:p>
     <w:p>
@@ -278,7 +278,7 @@
         <w:t xml:space="preserve">Ergebnis: </w:t>
       </w:r>
       <w:r>
-        <w:t>Bei LGBTQIA+-Personen ohne vorherige klinische Symptome verschlechterten sich Depression, Angststörung und PTBS-Symptome signifikant nach der Wahl. Transgender und gender-diverse Personen zeigten stärkere Verschlimmerung von Angststörung und PTBS als cisgender Personen (Effektgröße nicht beziffert). Bei Personen mit vorherigen Symptomen verbesserten sich diese marginal, blieben aber klinisch signifikant.</w:t>
+        <w:t>IMAS-Quartile stratifizierten signifikant die Gesamtüberlebenszeit (p&lt;0,01 in beiden Kohorten). Sex-spezifische IMAS-Cutoffs waren in beiden Geschlechtern unabhängig prognostisch (Männer: HR=1,89, 95%-KI: 1,37–2,70, p=0,001; Frauen: HR=2,04, 95%-KI: 1,17–3,55, p=0,012). Der bisherige BAR-Score war nicht prognostisch bei Frauen. Niedrige IMAS war assoziiert mit kürzerer medialer Überlebenszeit bei 5 Jahren (Männer 43,2 vs. 50,16 Monate, p&lt;0,001; Frauen 44,2 vs. 51,71 Monate, p=0,013).</w:t>
       </w:r>
     </w:p>
     <w:p>
@@ -293,7 +293,7 @@
         <w:rPr>
           <w:sz w:val="19"/>
         </w:rPr>
-        <w:t>USA-Kontext (Wahlpolitik); auf Deutschland übertragbar ist die Beobachtung, dass strukturelle Unsicherheit für marginalisierte Gruppen psychische Destabilisierung bewirkt.</w:t>
+        <w:t>Deutschland und Österreich, vergleichbare Universitätskliniken</w:t>
       </w:r>
     </w:p>
     <w:p>
@@ -302,7 +302,7 @@
           <w:color w:val="5A7D3A"/>
           <w:sz w:val="18"/>
         </w:rPr>
-        <w:t>https://pubmed.ncbi.nlm.nih.gov/42842884/</w:t>
+        <w:t>https://pubmed.ncbi.nlm.nih.gov/42681570/</w:t>
       </w:r>
     </w:p>
     <w:p>
@@ -310,7 +310,7 @@
         <w:pStyle w:val="Heading2"/>
       </w:pPr>
       <w:r>
-        <w:t>Geschlechterparität in Klinik-Führung: Konsens-Prioritäten für Umsetzung</w:t>
+        <w:t>Sexualisierter Drogengebrauch bei Männern, die Sex mit Männern haben: Chemsex in Italien zwischen 2018 und 2025 deutlich angestiegen</w:t>
       </w:r>
     </w:p>
     <w:p>
@@ -320,12 +320,12 @@
           <w:color w:val="666666"/>
           <w:sz w:val="18"/>
         </w:rPr>
-        <w:t>Garth B et al.  ·  Med J Aust  ·  Okt. 2026  ·  PMID 42839302</w:t>
+        <w:t>Donà MG et al.  ·  Int J STD AIDS  ·  12.08.2026  ·  PMID 42583744</w:t>
       </w:r>
     </w:p>
     <w:p>
       <w:r>
-        <w:t>Mixed-Methods-Studie (Interviews, Umfrage n=542, Nominal Group Technique Workshop) mit Ärzten und Führungskräften der Australian Medical Association; Ziel: evidenzgestützte Implementierungs-Prioritäten für Geschlechterparität in ärztlicher Leitung identifizieren.</w:t>
+        <w:t>Vergleich zweier Querschnittserhebungen (2018 vs. 2024–2025) an einem STI/HIV-Zentrum in Rom bei Männern, die Sex mit Männern haben, zu Häufigkeit und Art des sexualisierten Drogenkonsums.</w:t>
       </w:r>
     </w:p>
     <w:p>
@@ -336,7 +336,7 @@
         <w:t xml:space="preserve">Ergebnis: </w:t>
       </w:r>
       <w:r>
-        <w:t>Konsens-Prioritäten in fünf interne Organisationsmaßnahmen: (1) Geschlechter-Equity-Schulung, (2) Transparente Personalauswahl inklusive Geschlechter-Quoten, (3) Monitoring und Berichterstattung, (4) Respekt-Kultur und Verhaltens-Monitoring in Meetings/Events, (5) Führungs-Entwicklung für aufstrebende Frauen; und fünf externe: (1) Leadership für Geschlechter-Equity, (2) Daten-Advocacy, (3) flexible Karrierepfade, (4) Mentoring-Anerkennung, (5) Geschlechter-Lohnlücken-Strategien. Implementation läuft derzeit.</w:t>
+        <w:t>Chemsex stieg signifikant von 5,1 % (2018) auf 19,0 % (2024–2025) (p&lt;0,0001), sowohl bei HIV-positiven Männern (p&lt;0,0001) als auch bei HIV-negativen (p=0,0005). Krystallines Methamphetamin stieg von 2,3 % auf 8,2 % (p=0,0005), Mephedron von 4,0 % auf 9,4 % (p=0,005), GHB/GBL von 3,4 % auf 16,9 % (p&lt;0,0001). Synthetische Cathinone und Cannabinoide traten nur in der neueren Erhebung auf.</w:t>
       </w:r>
     </w:p>
     <w:p>
@@ -351,7 +351,7 @@
         <w:rPr>
           <w:sz w:val="19"/>
         </w:rPr>
-        <w:t>Australien, aber Methodik und Prioritäten sind auf deutschsprachige Kammern und Medizin-Fakultäten direkt übertragbar.</w:t>
+        <w:t>Italien, vergleichbares EU-Gesundheitssystem, aber keine Versorgungsmaßnahmen getestet</w:t>
       </w:r>
     </w:p>
     <w:p>
@@ -360,7 +360,7 @@
           <w:color w:val="5A7D3A"/>
           <w:sz w:val="18"/>
         </w:rPr>
-        <w:t>https://pubmed.ncbi.nlm.nih.gov/42839302/</w:t>
+        <w:t>https://pubmed.ncbi.nlm.nih.gov/42583744/</w:t>
       </w:r>
     </w:p>
     <w:p>
@@ -368,7 +368,7 @@
         <w:pStyle w:val="Heading2"/>
       </w:pPr>
       <w:r>
-        <w:t>Hirnvolumen in Spätalter: Genetik unterscheidet sich kaum zwischen Männern und Frauen</w:t>
+        <w:t>Herzinfarkt mit Schock: Keine Unterschiede in Revaskularisierung oder Sterblichkeit zwischen Frauen und Männern</w:t>
       </w:r>
     </w:p>
     <w:p>
@@ -378,12 +378,12 @@
           <w:color w:val="666666"/>
           <w:sz w:val="18"/>
         </w:rPr>
-        <w:t>Breton É et al.  ·  Biol Sex Differ  ·  14.07.2026  ·  PMID 42449465</w:t>
+        <w:t>Heer T et al.  ·  Clin Res Cardiol  ·  30.07.2026  ·  PMID 42530608</w:t>
       </w:r>
     </w:p>
     <w:p>
       <w:r>
-        <w:t>Sex-stratifizierte Genom-Assoziationsstudie an 31.480 Personen aus UK Biobank (15.740 Frauen, 15.740 Männer) zu autosomalen genetischen Einflussfaktoren auf Hirnvolumen in 257 Regionen.</w:t>
+        <w:t>Analyse von 4.204 Patienten mit akutem Myokardinfarkt und kardiogenem Schock aus 51 deutschen Kliniken (2009–2020) zur Frage, ob Frauen weniger häufig revaskularisiert werden und höhere Mortalität aufweisen.</w:t>
       </w:r>
     </w:p>
     <w:p>
@@ -394,7 +394,7 @@
         <w:t xml:space="preserve">Ergebnis: </w:t>
       </w:r>
       <w:r>
-        <w:t>Heritability und genetische Korrelationen zwischen Frauen und Männern ähnelten sich stark – geteilte genetische Einflüsse auf Hirnvolumen. Allerdings: Die Zahl der Gene, die mit Hirnvolumen assoziiert sind, war bei Frauen höher als bei Männern. Besonders ausgeprägt war dieser Unterschied in limbischen Regionen (Insula, Gyrus cinguli, Hippocampus, Amygdala). Befund zeigt also: Biologische Grundlagen ähnlich, aber unterschiedliche genetische Komplexität.</w:t>
+        <w:t>Frauen waren im Durchschnitt 6 Jahre älter (74,3 vs. 68,0 Jahre) und hatten mehr Komorbiditäten; signifikante koronare Herzerkrankung war bei ihnen seltener (82,3 % vs. 90,3 %). Nach Altersanpassung zeigten sich keine Geschlechtsunterschiede in der Revaskularisierungsquote (adjustierte OR: 1,3; 95 %-KI: 0,99–1,72) und keine unterschiedliche Krankenhaussterblichkeit nach PCI (adjustierte OR: 1,09; 95 %-KI: 0,92–1,28). Die Studie widerlegt damit frühere Berichte über Unterbehandlung und höhere Mortalität von Frauen mit AMI-Schock nach Altersanpassung.</w:t>
       </w:r>
     </w:p>
     <w:p>
@@ -409,7 +409,7 @@
         <w:rPr>
           <w:sz w:val="19"/>
         </w:rPr>
-        <w:t>UK Biobank-Daten, vergleichbare Struktur mit europäischen Kohorten; methodisch relevant für zukünftige GWAS-Designs mit deutschen Stichproben.</w:t>
+        <w:t>Deutsche Klinikdaten mit vergleichbarer Dokumentation, direkte Übertragbarkeit</w:t>
       </w:r>
     </w:p>
     <w:p>
@@ -418,7 +418,7 @@
           <w:color w:val="5A7D3A"/>
           <w:sz w:val="18"/>
         </w:rPr>
-        <w:t>https://pubmed.ncbi.nlm.nih.gov/42449465/</w:t>
+        <w:t>https://pubmed.ncbi.nlm.nih.gov/42530608/</w:t>
       </w:r>
     </w:p>
     <w:sectPr>

--- a/download/studien-aktuell.docx
+++ b/download/studien-aktuell.docx
@@ -62,7 +62,7 @@
           <w:color w:val="666666"/>
           <w:sz w:val="18"/>
         </w:rPr>
-        <w:t>Stand: 13.10.2026  |  6 Studien  |  gender.m-vf.de</w:t>
+        <w:t>Stand: 14.10.2026  |  6 Studien  |  gender.m-vf.de</w:t>
       </w:r>
     </w:p>
     <w:p>
@@ -70,7 +70,7 @@
         <w:pStyle w:val="Heading1"/>
       </w:pPr>
       <w:r>
-        <w:t>Aufgenommen am 13.10.2026</w:t>
+        <w:t>Aufgenommen am 14.10.2026</w:t>
       </w:r>
     </w:p>
     <w:p>
@@ -78,7 +78,7 @@
         <w:pStyle w:val="Heading2"/>
       </w:pPr>
       <w:r>
-        <w:t>Angeborene Syphilis und mütterliche psychische Erkrankungen: Versorgungslücke bei Risikoidentifikation</w:t>
+        <w:t>Kardiomet. Gesundheit bisexueller/lesbischer Frauen: Keine objektiven Unterschiede, aber höhere Stresswerte selbstberichtet</w:t>
       </w:r>
     </w:p>
     <w:p>
@@ -88,12 +88,12 @@
           <w:color w:val="666666"/>
           <w:sz w:val="18"/>
         </w:rPr>
-        <w:t>Onwubiko UN et al.  ·  Sex Transm Dis  ·  01.11.2026  ·  PMID 42861562</w:t>
+        <w:t>Keenan K et al.  ·  PLoS One  ·  13.10.2026  ·  PMID 42868184</w:t>
       </w:r>
     </w:p>
     <w:p>
       <w:r>
-        <w:t>Analyse von 1.684 Syphilis-betroffenen Schwangerschaften aus Georgia-STI-Überwachungsdaten (2018–2023) zur Assoziation zwischen dokumentierten mütterlichen psychischen Erkrankungen vor der Geburt und Angeborener Syphilis, mit Berücksichtigung des Haushaltes als Proxy für soziale Unterstützung.</w:t>
+        <w:t>US-Longitudinalstudie mit objektiven Messungen (N=239 LGB vs. 160 heterosexuelle Frauen, 18-29 Jahre) zur kardiometabolischen Gesundheit und Stressreaktivität nach sexueller Identität.</w:t>
       </w:r>
     </w:p>
     <w:p>
@@ -104,7 +104,7 @@
         <w:t xml:space="preserve">Ergebnis: </w:t>
       </w:r>
       <w:r>
-        <w:t>416 Schwangerschaften (25 %) resultierten in angeborener Syphilis. Mütterliche psychische Erkrankungen waren bei 4 % dokumentiert und assoziiert mit höherer Prävalenz angeborener Syphilis (adjustierte PR: 1,5; 95 %-KI: 1,1–2,1). Bei Frauen mit Familienunterstützung war die Assoziation abgeschwächt (adjustierte PR: 1,18; 95 %-KI: 0,57–2,47) vs. alleinlebend/mit Nicht-Familienmitgliedern (adjustierte PR: 1,42; 95 %-KI: 0,70–2,90). Die Bias-adjustierte Analyse deutet auf stärkere Assoziation hin, aber mit erheblicher Unsicherheit.</w:t>
+        <w:t>Keine signifikanten Unterschiede in objektiven kardiomet. Markern (Blutdruck, Lipide, Glukose, HRV, Cortisol) zwischen LGB- und heterosexuellen Frauen. LGB-Frauen berichteten jedoch schlechtere Selbstgesundheit (p&lt;0,05) und höhere wahrgenommene Stressbelastung. Autoren diskutieren mehrere Interpretationen: Entwicklungs-, soziopolitische und methodische Rahmen; Stress kann psychosozial wirken, ohne sich in Biomarkern abzubilden.</w:t>
       </w:r>
     </w:p>
     <w:p>
@@ -119,7 +119,7 @@
         <w:rPr>
           <w:sz w:val="19"/>
         </w:rPr>
-        <w:t>USA-System mit anderen Zugangsbarrieren, aber Versorgungslücken-Mechanismus übertragbar</w:t>
+        <w:t>USA - Stressmessung ist übertragbar; kardiomet. Gesundheit zeigt Mehrschichtigkeit (objektiv vs. wahrgenommen)</w:t>
       </w:r>
     </w:p>
     <w:p>
@@ -128,7 +128,7 @@
           <w:color w:val="5A7D3A"/>
           <w:sz w:val="18"/>
         </w:rPr>
-        <w:t>https://pubmed.ncbi.nlm.nih.gov/42861562/</w:t>
+        <w:t>https://pubmed.ncbi.nlm.nih.gov/42868184/</w:t>
       </w:r>
     </w:p>
     <w:p>
@@ -136,7 +136,7 @@
         <w:pStyle w:val="Heading2"/>
       </w:pPr>
       <w:r>
-        <w:t>Normalisierung von Alkoholkonsum bei sexuellen Minderheiten: Häufigeres Trinken mit Peers verstärkt wahrgenommene Trinkkultur</w:t>
+        <w:t>Geschlechterbias in Sexualgesundheit: 128 Schulungen gefunden, zumeist multi-kompetent, aber ungleich gender-transformativ</w:t>
       </w:r>
     </w:p>
     <w:p>
@@ -146,12 +146,12 @@
           <w:color w:val="666666"/>
           <w:sz w:val="18"/>
         </w:rPr>
-        <w:t>Edison HA et al.  ·  Alcohol Clin Exp Res (Hoboken)  ·  Okt. 2026  ·  PMID 42860560</w:t>
+        <w:t>Oringanje C et al.  ·  PLoS One  ·  13.10.2026  ·  PMID 42868131</w:t>
       </w:r>
     </w:p>
     <w:p>
       <w:r>
-        <w:t>Längsschnittstudie mit 409 sexuellen Minderheits- und Genderdiverse-Personen weiblich zugeordnet (18–25 Jahre) zur Assoziation zwischen Häufigkeit des Alkohol- und Cannabisgebrauchs mit ähnlichen Personen und wahrgenommenen Normen in dieser Gruppe (Baseline, Follow-up und 30-Tage-EMA).</w:t>
+        <w:t>Systematischer Scoping Review (2000–Nov. 2025) von Trainingstools und Schulungsinterventionen für Gesundheitsberufe zur Reduktion von Geschlechterbias in sexueller und reproduktiver Gesundheit.</w:t>
       </w:r>
     </w:p>
     <w:p>
@@ -162,7 +162,7 @@
         <w:t xml:space="preserve">Ergebnis: </w:t>
       </w:r>
       <w:r>
-        <w:t>Häufigeres Trinken mit anderen sexuellen Minderheits- und Genderdiverse-Personen während der EMA-Phase war querschnittlich mit höherer wahrgenommener Trinkfrequenz bei Baseline assoziiert und sagte Anstieg der wahrgenommenen Trinkfrequenz von Baseline zu Follow-up voraus. Für Cannabisgebrauch zeigten sich keine signifikanten Assoziationen mit Norm-Wahrnehmung.</w:t>
+        <w:t>128 Quellen (25 Toolkits/Handbücher, 103 Interventionsberichte, 100 einzigartige Ansätze). Alle nutzten mehrteilige Pädagogik: didaktische Unterricht (98,4%), reflektiv-wertebasiertes Lernen (83,2%), erlebnisorientierte Methoden wie Rollenspiel/Simulation (92%). 98,4% betonten personen-zentrierte Versorgung; 68,8% integrierten gender-transformative Elemente, 74,4% Systemkomponenten. Variabilität in der Tiefe der Integration gender-transformativer und System-Strategien.</w:t>
       </w:r>
     </w:p>
     <w:p>
@@ -177,7 +177,7 @@
         <w:rPr>
           <w:sz w:val="19"/>
         </w:rPr>
-        <w:t>Kanada/USA, Mechanismus der Norm-Bildung übertragbar, aber Substanzpreise/Verfügbarkeit unterscheiden sich</w:t>
+        <w:t>Global (inkl. Frankreich, English-sprachig), zeigt Kern-Curriculum-Elemente für Training in Deutschland</w:t>
       </w:r>
     </w:p>
     <w:p>
@@ -186,7 +186,7 @@
           <w:color w:val="5A7D3A"/>
           <w:sz w:val="18"/>
         </w:rPr>
-        <w:t>https://pubmed.ncbi.nlm.nih.gov/42860560/</w:t>
+        <w:t>https://pubmed.ncbi.nlm.nih.gov/42868131/</w:t>
       </w:r>
     </w:p>
     <w:p>
@@ -194,7 +194,7 @@
         <w:pStyle w:val="Heading2"/>
       </w:pPr>
       <w:r>
-        <w:t>Psychische Erkrankungen bei trans und genderdiverse Erwachsenen: Gepoolte Prävalenzen aus 207 Studien mit 134.071 Teilnehmenden</w:t>
+        <w:t>Suizidalität bei Krebspatienten: Eingesperrtsein treibt Ideation unabhängig vom Geschlecht</w:t>
       </w:r>
     </w:p>
     <w:p>
@@ -204,12 +204,12 @@
           <w:color w:val="666666"/>
           <w:sz w:val="18"/>
         </w:rPr>
-        <w:t>Symes ER et al.  ·  Psychol Med  ·  08.10.2026  ·  PMID 42847484</w:t>
+        <w:t>Hirschmiller J et al.  ·  J Psychosom Res  ·  03.09.2026  ·  PMID 42715863</w:t>
       </w:r>
     </w:p>
     <w:p>
       <w:r>
-        <w:t>Systematischer Review mit Meta-Analyse von 207 Studien (134.071 trans und genderdiverse Teilnehmende aus 52 Ländern) zur Prävalenz psychischer Störungen, Suizidalität und Nicht-Suizidalen Selbstverletzungen bei erwachsenen trans und genderdiverse Personen..</w:t>
+        <w:t>Deutsche Klinik-Studie (N=618, 231 Frauen) zur Assoziation zwischen Gefühl der Eingesperrtsein und Suizidgedanken bei Krebspatienten, mit separater Analyse nach Geschlecht.</w:t>
       </w:r>
     </w:p>
     <w:p>
@@ -220,7 +220,7 @@
         <w:t xml:space="preserve">Ergebnis: </w:t>
       </w:r>
       <w:r>
-        <w:t>Gepoolte Prävalenzschätzungen: Depression 40,1 % (95 %-KI: 35,6–44,8), Angststörungen 29,8 % (95 %-KI: 20,3–40,2), PTSD 23,6 % (95 %-KI: 14,9–33,5); Suizidgedanken in den letzten 12 Monaten 43,1 % (95 %-KI: 38,9–47,3), Suizidversuche 9,3 % (95 %-KI: 7,7–11,0), Nicht-Suizidale Selbstverletzungen 26,1 % (95 %-KI: 20,4–32,2). Prävalenzen waren bei nicht-binären Personen tendenziell höher; erhebliche Variation nach Messmethode, Rekrutierungsort und geografischer Region.</w:t>
+        <w:t>11,74% berichteten Suizidgedanken (40% waren Frauen). Eingesperrtsein korrelierte mit Suizidgedanken über alle Geschlechter hinweg (r=0,32, p&lt;0,001). Resiliente Bewältigung moderierte die Beziehung zwischen Eingesperrtsein und Suizidgedanken NICHT. Keine Geschlechtsmuster in den Daten. Eingesperrtsein ist ein unmittelbarer, geschlechtsunsensitiver Prädiktor; Gender könnte frühere Prozesse (existenzielle Distress) prägen.</w:t>
       </w:r>
     </w:p>
     <w:p>
@@ -235,7 +235,7 @@
         <w:rPr>
           <w:sz w:val="19"/>
         </w:rPr>
-        <w:t>Global, einschließlich europäischer Daten, Versorgungsbedarf in Deutschland evident</w:t>
+        <w:t>Deutschland (Mainz), Universitätsklinik, relevante psychoonkologische Routine-Praxis</w:t>
       </w:r>
     </w:p>
     <w:p>
@@ -244,7 +244,7 @@
           <w:color w:val="5A7D3A"/>
           <w:sz w:val="18"/>
         </w:rPr>
-        <w:t>https://pubmed.ncbi.nlm.nih.gov/42847484/</w:t>
+        <w:t>https://pubmed.ncbi.nlm.nih.gov/42715863/</w:t>
       </w:r>
     </w:p>
     <w:p>
@@ -252,7 +252,7 @@
         <w:pStyle w:val="Heading2"/>
       </w:pPr>
       <w:r>
-        <w:t>Körperzusammensetzung nach Lebertransplantation: Sex-spezifische Cutoffs verbessern Überlebensprognose</w:t>
+        <w:t>Geschlechterpolarisierung moderner Sexismen in Ländern mit hoher Geschlechterparität</w:t>
       </w:r>
     </w:p>
     <w:p>
@@ -262,12 +262,12 @@
           <w:color w:val="666666"/>
           <w:sz w:val="18"/>
         </w:rPr>
-        <w:t>Schliephake F et al.  ·  Ann Surg  ·  01.11.2026  ·  PMID 42681570</w:t>
+        <w:t>Napier JL et al.  ·  Ann N Y Acad Sci  ·  Aug. 2026  ·  PMID 42615366</w:t>
       </w:r>
     </w:p>
     <w:p>
       <w:r>
-        <w:t>Bicentrische europäische Kohortenstudie (Berlin n=412, Aachen n=283) zur Validierung eines neuen, geschlechtssensitiven Scores aus Muskel- und Fettkompartimenten (IMAS) für die Überlebensprognose nach orthotoper Lebertransplantation.</w:t>
+        <w:t>Querschnittstudie über 14 Länder (niedrig bis hoch nach Gender Equality Index) zur Geschlechterpolarisierung in sexistischen Einstellungen (overt vs. modern).</w:t>
       </w:r>
     </w:p>
     <w:p>
@@ -278,7 +278,7 @@
         <w:t xml:space="preserve">Ergebnis: </w:t>
       </w:r>
       <w:r>
-        <w:t>IMAS-Quartile stratifizierten signifikant die Gesamtüberlebenszeit (p&lt;0,01 in beiden Kohorten). Sex-spezifische IMAS-Cutoffs waren in beiden Geschlechtern unabhängig prognostisch (Männer: HR=1,89, 95%-KI: 1,37–2,70, p=0,001; Frauen: HR=2,04, 95%-KI: 1,17–3,55, p=0,012). Der bisherige BAR-Score war nicht prognostisch bei Frauen. Niedrige IMAS war assoziiert mit kürzerer medialer Überlebenszeit bei 5 Jahren (Männer 43,2 vs. 50,16 Monate, p&lt;0,001; Frauen 44,2 vs. 51,71 Monate, p=0,013).</w:t>
+        <w:t>Altmodischer Sexismus sinkt mit Geschlechterparität in beiden Geschlechtern. Moderner Sexismus sinkt mit Parität nur bei Frauen, nicht bei Männern. Geschlechterpolarisierung ist größer bei modernem Sexismus in hochparität-Ländern (Schweden, UK, USA), weil Frauen modernes Sexismus dort stärker ablehnen als Männer. Der Unterschied ist nicht biologisch, sondern sozial-politisch geprägt.</w:t>
       </w:r>
     </w:p>
     <w:p>
@@ -293,7 +293,7 @@
         <w:rPr>
           <w:sz w:val="19"/>
         </w:rPr>
-        <w:t>Deutschland und Österreich, vergleichbare Universitätskliniken</w:t>
+        <w:t>14-Länder-Vergleich (Schweden, UK teilweise), zeigt Geschlechternormen als soziopolitisch—nicht unmittelbar klinisch relevant, aber politisch-strukturelles Hintergrund-Verständnis</w:t>
       </w:r>
     </w:p>
     <w:p>
@@ -302,7 +302,7 @@
           <w:color w:val="5A7D3A"/>
           <w:sz w:val="18"/>
         </w:rPr>
-        <w:t>https://pubmed.ncbi.nlm.nih.gov/42681570/</w:t>
+        <w:t>https://pubmed.ncbi.nlm.nih.gov/42615366/</w:t>
       </w:r>
     </w:p>
     <w:p>
@@ -310,7 +310,7 @@
         <w:pStyle w:val="Heading2"/>
       </w:pPr>
       <w:r>
-        <w:t>Sexualisierter Drogengebrauch bei Männern, die Sex mit Männern haben: Chemsex in Italien zwischen 2018 und 2025 deutlich angestiegen</w:t>
+        <w:t>Geschlechtersensible Deutung somatischer Symptome: Frauen erhalten eher Bestätigung ihrer Krankheitsrolle</w:t>
       </w:r>
     </w:p>
     <w:p>
@@ -320,12 +320,12 @@
           <w:color w:val="666666"/>
           <w:sz w:val="18"/>
         </w:rPr>
-        <w:t>Donà MG et al.  ·  Int J STD AIDS  ·  12.08.2026  ·  PMID 42583744</w:t>
+        <w:t>Ballering A et al.  ·  J Psychosom Res  ·  30.07.2026  ·  PMID 42551223</w:t>
       </w:r>
     </w:p>
     <w:p>
       <w:r>
-        <w:t>Vergleich zweier Querschnittserhebungen (2018 vs. 2024–2025) an einem STI/HIV-Zentrum in Rom bei Männern, die Sex mit Männern haben, zu Häufigkeit und Art des sexualisierten Drogenkonsums.</w:t>
+        <w:t>Experimentelle Vignettenanalyse (N=458, Niederlande) zur Frage, wie Geschlecht die gesellschaftliche Anerkennung der Sick Role bei persistenten somatischen Symptomen beeinflusst.</w:t>
       </w:r>
     </w:p>
     <w:p>
@@ -336,7 +336,7 @@
         <w:t xml:space="preserve">Ergebnis: </w:t>
       </w:r>
       <w:r>
-        <w:t>Chemsex stieg signifikant von 5,1 % (2018) auf 19,0 % (2024–2025) (p&lt;0,0001), sowohl bei HIV-positiven Männern (p&lt;0,0001) als auch bei HIV-negativen (p=0,0005). Krystallines Methamphetamin stieg von 2,3 % auf 8,2 % (p=0,0005), Mephedron von 4,0 % auf 9,4 % (p=0,005), GHB/GBL von 3,4 % auf 16,9 % (p&lt;0,0001). Synthetische Cathinone und Cannabinoide traten nur in der neueren Erhebung auf.</w:t>
+        <w:t>Frauen und Patienten mit rheumatoider Arthritis wurden signifikant häufiger von ihren sozialen Pflichten entbunden als Männer und Fibromyalgie-Patienten (OR=1,69, 95%CI=1,18–2,41; OR=0,53, 95%CI=0,37–0,76). Männliche Studienteilnehmer deuteten persistente somatische Symptome häufiger als persönlich kontrollierbar (F(1,446)=9,52, η²=0,02) und beurteilten betroffene Personen als weniger glaubwürdig (F(1,446)=16,0, η²=0,04). Diese Glaubwürdigkeitsannahmen erklären teilweise, warum Fibromyalgie-Patienten weniger Sick-Role-Anerkennung erhalten—ein Zuweisung-Effekt, nicht ein biologischer.</w:t>
       </w:r>
     </w:p>
     <w:p>
@@ -351,7 +351,7 @@
         <w:rPr>
           <w:sz w:val="19"/>
         </w:rPr>
-        <w:t>Italien, vergleichbares EU-Gesundheitssystem, aber keine Versorgungsmaßnahmen getestet</w:t>
+        <w:t>Niederlande, vergleichbares Sozialversicherungssystem, zeigt kulturelle Deutungsmuster statt Biologie</w:t>
       </w:r>
     </w:p>
     <w:p>
@@ -360,7 +360,7 @@
           <w:color w:val="5A7D3A"/>
           <w:sz w:val="18"/>
         </w:rPr>
-        <w:t>https://pubmed.ncbi.nlm.nih.gov/42583744/</w:t>
+        <w:t>https://pubmed.ncbi.nlm.nih.gov/42551223/</w:t>
       </w:r>
     </w:p>
     <w:p>
@@ -368,7 +368,7 @@
         <w:pStyle w:val="Heading2"/>
       </w:pPr>
       <w:r>
-        <w:t>Herzinfarkt mit Schock: Keine Unterschiede in Revaskularisierung oder Sterblichkeit zwischen Frauen und Männern</w:t>
+        <w:t>Kulturelle Gesundheitsangebote in England: Über 100 Akteure, aber untergenutzt und unterfinanziert</w:t>
       </w:r>
     </w:p>
     <w:p>
@@ -378,12 +378,12 @@
           <w:color w:val="666666"/>
           <w:sz w:val="18"/>
         </w:rPr>
-        <w:t>Heer T et al.  ·  Clin Res Cardiol  ·  30.07.2026  ·  PMID 42530608</w:t>
+        <w:t>Marsden R  ·  Perspect Public Health  ·  01.08.2026  ·  PMID 42541729</w:t>
       </w:r>
     </w:p>
     <w:p>
       <w:r>
-        <w:t>Analyse von 4.204 Patienten mit akutem Myokardinfarkt und kardiogenem Schock aus 51 deutschen Kliniken (2009–2020) zur Frage, ob Frauen weniger häufig revaskularisiert werden und höhere Mortalität aufweisen.</w:t>
+        <w:t>Scoping-Analyse (England, Jan.–Mai 2024) zur Kartierung künstlerischer/kreativer Gesundheitsangebote und ihrer Barrieren für vulnerable Bevölkerungsgruppen.</w:t>
       </w:r>
     </w:p>
     <w:p>
@@ -394,7 +394,7 @@
         <w:t xml:space="preserve">Ergebnis: </w:t>
       </w:r>
       <w:r>
-        <w:t>Frauen waren im Durchschnitt 6 Jahre älter (74,3 vs. 68,0 Jahre) und hatten mehr Komorbiditäten; signifikante koronare Herzerkrankung war bei ihnen seltener (82,3 % vs. 90,3 %). Nach Altersanpassung zeigten sich keine Geschlechtsunterschiede in der Revaskularisierungsquote (adjustierte OR: 1,3; 95 %-KI: 0,99–1,72) und keine unterschiedliche Krankenhaussterblichkeit nach PCI (adjustierte OR: 1,09; 95 %-KI: 0,92–1,28). Die Studie widerlegt damit frühere Berichte über Unterbehandlung und höhere Mortalität von Frauen mit AMI-Schock nach Altersanpassung.</w:t>
+        <w:t>Über 100 kreative Gesundheitsakteure identifiziert (Museen, Theater, Kunstzentren, Wohltätigkeitsvereine). Public-Advisory-Mitglieder nannten zentrale Barrieren: finanzielle Hürden, kulturelle Inkompetenz-Lücken, geringe Sichtbarkeit von Angeboten. Strategische Diskontinuitäten zwischen Kultur- und Public-Health-Politik. Qualitative Befunde: Kreativität stärkt Empowerment, Ruhe, soziale Kohäsion—aber Zugang ist ungleich verteilt.</w:t>
       </w:r>
     </w:p>
     <w:p>
@@ -409,7 +409,7 @@
         <w:rPr>
           <w:sz w:val="19"/>
         </w:rPr>
-        <w:t>Deutsche Klinikdaten mit vergleichbarer Dokumentation, direkte Übertragbarkeit</w:t>
+        <w:t>England, NHS-Context; Kulturangebote als Equity-Tool auch in Deutschland denkbar</w:t>
       </w:r>
     </w:p>
     <w:p>
@@ -418,7 +418,7 @@
           <w:color w:val="5A7D3A"/>
           <w:sz w:val="18"/>
         </w:rPr>
-        <w:t>https://pubmed.ncbi.nlm.nih.gov/42530608/</w:t>
+        <w:t>https://pubmed.ncbi.nlm.nih.gov/42541729/</w:t>
       </w:r>
     </w:p>
     <w:sectPr>

--- a/download/studien-aktuell.docx
+++ b/download/studien-aktuell.docx
@@ -62,7 +62,7 @@
           <w:color w:val="666666"/>
           <w:sz w:val="18"/>
         </w:rPr>
-        <w:t>Stand: 14.10.2026  |  6 Studien  |  gender.m-vf.de</w:t>
+        <w:t>Stand: 15.10.2026  |  6 Studien  |  gender.m-vf.de</w:t>
       </w:r>
     </w:p>
     <w:p>
@@ -70,7 +70,7 @@
         <w:pStyle w:val="Heading1"/>
       </w:pPr>
       <w:r>
-        <w:t>Aufgenommen am 14.10.2026</w:t>
+        <w:t>Aufgenommen am 15.10.2026</w:t>
       </w:r>
     </w:p>
     <w:p>
@@ -78,7 +78,7 @@
         <w:pStyle w:val="Heading2"/>
       </w:pPr>
       <w:r>
-        <w:t>Kardiomet. Gesundheit bisexueller/lesbischer Frauen: Keine objektiven Unterschiede, aber höhere Stresswerte selbstberichtet</w:t>
+        <w:t>PrEP-Zugang: Sexuelle Orientierung und Geschlechtsidentität fehlen – Unterschiede bleiben unsichtbar</w:t>
       </w:r>
     </w:p>
     <w:p>
@@ -88,12 +88,12 @@
           <w:color w:val="666666"/>
           <w:sz w:val="18"/>
         </w:rPr>
-        <w:t>Keenan K et al.  ·  PLoS One  ·  13.10.2026  ·  PMID 42868184</w:t>
+        <w:t>Khurana D et al.  ·  JAMA Netw Open  ·  01.10.2026  ·  PMID 42873499</w:t>
       </w:r>
     </w:p>
     <w:p>
       <w:r>
-        <w:t>US-Longitudinalstudie mit objektiven Messungen (N=239 LGB vs. 160 heterosexuelle Frauen, 18-29 Jahre) zur kardiometabolischen Gesundheit und Stressreaktivität nach sexueller Identität.</w:t>
+        <w:t>Querschnittstudie in einem US-Sicherheitsnetz-Gesundheitssystem (165.198 Erwachsene, Daten 2019–2025) zur Frage, wie fehlende oder unvollständige Daten zu sexueller Orientierung und Geschlechtsidentität (SOGI) die Erkennung von Disparitäten in dokumentierten PrEP-Verordnungen beeinflusst.</w:t>
       </w:r>
     </w:p>
     <w:p>
@@ -104,7 +104,7 @@
         <w:t xml:space="preserve">Ergebnis: </w:t>
       </w:r>
       <w:r>
-        <w:t>Keine signifikanten Unterschiede in objektiven kardiomet. Markern (Blutdruck, Lipide, Glukose, HRV, Cortisol) zwischen LGB- und heterosexuellen Frauen. LGB-Frauen berichteten jedoch schlechtere Selbstgesundheit (p&lt;0,05) und höhere wahrgenommene Stressbelastung. Autoren diskutieren mehrere Interpretationen: Entwicklungs-, soziopolitische und methodische Rahmen; Stress kann psychosozial wirken, ohne sich in Biomarkern abzubilden.</w:t>
+        <w:t>Bei vollständiger SOGI-Erfassung: LGB+ cisgender Männer hatten 26,7 Prozentpunkte höhere bereinigte Wahrscheinlichkeit für PrEP als Heterosexuelle (95%-KI 24,9–28,5; p&lt;0,001); trans/diverse Männer 12,3 Prozentpunkte höher als cisgender Männer (95%-KI 7,0–17,6; p&lt;0,001). Bei reiner Erfassung von biologischem Geschlecht: nur 1,4-Prozentpunkt-Unterschied messbar (Geschlechtsidentitäts-Unterschiede nicht abbildbar). Bei 80–90% fehlenden SOGI-Daten sinkt Nachweisbarkeit der Geschlechtsidentitäts-Unterschiede dramatisch auf 19,2%. Zeigt: Ohne SOGI-Daten verschwinden Versorgungsungleichheiten von minoritären Gruppen aus Überwachung.</w:t>
       </w:r>
     </w:p>
     <w:p>
@@ -119,7 +119,7 @@
         <w:rPr>
           <w:sz w:val="19"/>
         </w:rPr>
-        <w:t>USA - Stressmessung ist übertragbar; kardiomet. Gesundheit zeigt Mehrschichtigkeit (objektiv vs. wahrgenommen)</w:t>
+        <w:t>USA-System mit anderen Zugangshürden; methodische Lektion für deutsches Monitoring – erfordert Implementierung strukturierter SOGI-Datenerfassung.</w:t>
       </w:r>
     </w:p>
     <w:p>
@@ -128,7 +128,7 @@
           <w:color w:val="5A7D3A"/>
           <w:sz w:val="18"/>
         </w:rPr>
-        <w:t>https://pubmed.ncbi.nlm.nih.gov/42868184/</w:t>
+        <w:t>https://pubmed.ncbi.nlm.nih.gov/42873499/</w:t>
       </w:r>
     </w:p>
     <w:p>
@@ -136,7 +136,7 @@
         <w:pStyle w:val="Heading2"/>
       </w:pPr>
       <w:r>
-        <w:t>Geschlechterbias in Sexualgesundheit: 128 Schulungen gefunden, zumeist multi-kompetent, aber ungleich gender-transformativ</w:t>
+        <w:t>Luftverschmutzung und Gehirnentzündung: Frauen sind neuroinflammatorisch anfälliger</w:t>
       </w:r>
     </w:p>
     <w:p>
@@ -146,12 +146,12 @@
           <w:color w:val="666666"/>
           <w:sz w:val="18"/>
         </w:rPr>
-        <w:t>Oringanje C et al.  ·  PLoS One  ·  13.10.2026  ·  PMID 42868131</w:t>
+        <w:t>Vilor-Tejedor N et al.  ·  Alzheimers Dement  ·  Okt. 2026  ·  PMID 42872554</w:t>
       </w:r>
     </w:p>
     <w:p>
       <w:r>
-        <w:t>Systematischer Scoping Review (2000–Nov. 2025) von Trainingstools und Schulungsinterventionen für Gesundheitsberufe zur Reduktion von Geschlechterbias in sexueller und reproduktiver Gesundheit.</w:t>
+        <w:t>Prospektive Kohortenstudie (226 kognitiv unbeeinträchtigte mittelalte Personen mit AD-Risiko aus ALFA+ Barcelona) mit Messung der Langzeit-Exposition gegenüber Stickstoffdioxid und Feinstaub sowie 3-Jahres-Verlauf von Hirnflüssigkeits-Biomarkern für neuroinflammation und Astrozyten-Aktivierung.</w:t>
       </w:r>
     </w:p>
     <w:p>
@@ -162,7 +162,7 @@
         <w:t xml:space="preserve">Ergebnis: </w:t>
       </w:r>
       <w:r>
-        <w:t>128 Quellen (25 Toolkits/Handbücher, 103 Interventionsberichte, 100 einzigartige Ansätze). Alle nutzten mehrteilige Pädagogik: didaktische Unterricht (98,4%), reflektiv-wertebasiertes Lernen (83,2%), erlebnisorientierte Methoden wie Rollenspiel/Simulation (92%). 98,4% betonten personen-zentrierte Versorgung; 68,8% integrierten gender-transformative Elemente, 74,4% Systemkomponenten. Variabilität in der Tiefe der Integration gender-transformativer und System-Strategien.</w:t>
+        <w:t>Geschlechtsspezifische Assoziationen zwischen Luftverschmutzung und CSF-Biomarkern beobachtet: Höhere Exposition mit longitudinalen Anstiegen von Glial Fibrillary Acidic Protein (GFAP) und Interleukin-6 primär bei Frauen. GFAP mediierte teilweise Assoziationen zwischen Luftverschmutzung und Verschlechterung der exekutiven und Aufmerksamkeitsleistung. Befund deutet auf biologisch unterschiedliche neurotoxische Suszeptibilität hin – nicht auf Expositions- oder Zugangsunterschiede.</w:t>
       </w:r>
     </w:p>
     <w:p>
@@ -177,7 +177,7 @@
         <w:rPr>
           <w:sz w:val="19"/>
         </w:rPr>
-        <w:t>Global (inkl. Frankreich, English-sprachig), zeigt Kern-Curriculum-Elemente für Training in Deutschland</w:t>
+        <w:t>Europäische Daten (Spanien, Niederlande); Luftqualitätsexposition und Biomarker-Monitoring sind auf deutsche Kohorten übertragbar.</w:t>
       </w:r>
     </w:p>
     <w:p>
@@ -186,7 +186,7 @@
           <w:color w:val="5A7D3A"/>
           <w:sz w:val="18"/>
         </w:rPr>
-        <w:t>https://pubmed.ncbi.nlm.nih.gov/42868131/</w:t>
+        <w:t>https://pubmed.ncbi.nlm.nih.gov/42872554/</w:t>
       </w:r>
     </w:p>
     <w:p>
@@ -194,7 +194,7 @@
         <w:pStyle w:val="Heading2"/>
       </w:pPr>
       <w:r>
-        <w:t>Suizidalität bei Krebspatienten: Eingesperrtsein treibt Ideation unabhängig vom Geschlecht</w:t>
+        <w:t>Hirnreserve bei Alzheimer: Frauen halten länger stand, degenerieren dann schneller</w:t>
       </w:r>
     </w:p>
     <w:p>
@@ -204,12 +204,12 @@
           <w:color w:val="666666"/>
           <w:sz w:val="18"/>
         </w:rPr>
-        <w:t>Hirschmiller J et al.  ·  J Psychosom Res  ·  03.09.2026  ·  PMID 42715863</w:t>
+        <w:t>Liu X et al.  ·  Alzheimers Dement  ·  Okt. 2026  ·  PMID 42869847</w:t>
       </w:r>
     </w:p>
     <w:p>
       <w:r>
-        <w:t>Deutsche Klinik-Studie (N=618, 231 Frauen) zur Assoziation zwischen Gefühl der Eingesperrtsein und Suizidgedanken bei Krebspatienten, mit separater Analyse nach Geschlecht.</w:t>
+        <w:t>Multimodale Analyse von 1.099 kognitiv beeinträchtigten oder dementen Personen (ADNI und NACC) mit Vergleich von Gehirnvolumen, Tau-Pathologie und Konversionsverlauf nach Geschlecht.</w:t>
       </w:r>
     </w:p>
     <w:p>
@@ -220,7 +220,7 @@
         <w:t xml:space="preserve">Ergebnis: </w:t>
       </w:r>
       <w:r>
-        <w:t>11,74% berichteten Suizidgedanken (40% waren Frauen). Eingesperrtsein korrelierte mit Suizidgedanken über alle Geschlechter hinweg (r=0,32, p&lt;0,001). Resiliente Bewältigung moderierte die Beziehung zwischen Eingesperrtsein und Suizidgedanken NICHT. Keine Geschlechtsmuster in den Daten. Eingesperrtsein ist ein unmittelbarer, geschlechtsunsensitiver Prädiktor; Gender könnte frühere Prozesse (existenzielle Distress) prägen.</w:t>
+        <w:t>Frauen mit leichter kognitiver Beeinträchtigung zeigten größeres Grundvolumen grauer Substanz als Männer (besonders in Thalamus, Putamen, Cerebellum), aber höhere Baseline-Phosphorylierung (GAP-43) und größere Tau-Last in temporal-parietal regions. Trotz besserer struktureller Reserve: schnellere jährliche Hippocampus-Atrophie bei Frauen. Konversionsrate MCI → Demenz ähnlich. Deutet auf unterschiedliche Krankheitstrajektorien hin – Frauen kompensieren länger, durchlaufen dann raschere Neurodegeneration.</w:t>
       </w:r>
     </w:p>
     <w:p>
@@ -235,7 +235,7 @@
         <w:rPr>
           <w:sz w:val="19"/>
         </w:rPr>
-        <w:t>Deutschland (Mainz), Universitätsklinik, relevante psychoonkologische Routine-Praxis</w:t>
+        <w:t>USA-Daten (ADNI international); Befund zur Biologie ist übertragbar, erfordert aber europäische Validierung und geschlechtsgerechte Biomarker-Leitlinien.</w:t>
       </w:r>
     </w:p>
     <w:p>
@@ -244,7 +244,7 @@
           <w:color w:val="5A7D3A"/>
           <w:sz w:val="18"/>
         </w:rPr>
-        <w:t>https://pubmed.ncbi.nlm.nih.gov/42715863/</w:t>
+        <w:t>https://pubmed.ncbi.nlm.nih.gov/42869847/</w:t>
       </w:r>
     </w:p>
     <w:p>
@@ -252,7 +252,7 @@
         <w:pStyle w:val="Heading2"/>
       </w:pPr>
       <w:r>
-        <w:t>Geschlechterpolarisierung moderner Sexismen in Ländern mit hoher Geschlechterparität</w:t>
+        <w:t>Doxycyclin-Prophylaxe bei MSM in China: Bewusstsein niedrig, Inanspruchnahme minimal trotz Bereitschaft</w:t>
       </w:r>
     </w:p>
     <w:p>
@@ -262,12 +262,12 @@
           <w:color w:val="666666"/>
           <w:sz w:val="18"/>
         </w:rPr>
-        <w:t>Napier JL et al.  ·  Ann N Y Acad Sci  ·  Aug. 2026  ·  PMID 42615366</w:t>
+        <w:t>Yin Z et al.  ·  Sex Health  ·  20.10.2026  ·  PMID 42863506</w:t>
       </w:r>
     </w:p>
     <w:p>
       <w:r>
-        <w:t>Querschnittstudie über 14 Länder (niedrig bis hoch nach Gender Equality Index) zur Geschlechterpolarisierung in sexistischen Einstellungen (overt vs. modern).</w:t>
+        <w:t>Nationale Online-Querschnittsbefragung (1.022 cisgender MSM, mittleres Alter 29 Jahre, November 2024–Februar 2025) zu Kenntnis, Bereitschaft und tatsächlicher Nutzung von Doxycyclin-Post-Expositions-Prophylaxe gegen Syphilis und Chlamydia.</w:t>
       </w:r>
     </w:p>
     <w:p>
@@ -278,7 +278,7 @@
         <w:t xml:space="preserve">Ergebnis: </w:t>
       </w:r>
       <w:r>
-        <w:t>Altmodischer Sexismus sinkt mit Geschlechterparität in beiden Geschlechtern. Moderner Sexismus sinkt mit Parität nur bei Frauen, nicht bei Männern. Geschlechterpolarisierung ist größer bei modernem Sexismus in hochparität-Ländern (Schweden, UK, USA), weil Frauen modernes Sexismus dort stärker ablehnen als Männer. Der Unterschied ist nicht biologisch, sondern sozial-politisch geprägt.</w:t>
+        <w:t>55,1% kannten DoxyPEP, 42,7% berichteten Bereitschaft, 12,8% hatten es bereits genutzt. Kenntnis assoziiert mit vorheriger PrEP-Nutzung (adjustierte PR 1,47; 95%-KI 1,31–1,65) und rezenter sexueller Aktivität mit weiblichen Partnern (aPR 1,42; 95%-KI 1,23–1,64). Bereitschaft assoziiert mit mehreren gelegentlichen Partnern (aPR 1,41), kommerziellem Sex (aPR 1,31) und PrEP-Erfahrung (aPR 1,22). Hauptbarrieren: unzureichende Information (72,7%), Nebenwirkungsbedenken (35,5%), Wirksamkeitszweifel (30,6%). Tatsächliche Nutzung mit mehreren Partnern (aPR 2,17), kommerziellem Sex (aPR 1,63) und DoxyPEP-Kenntnis (aPR 14,60) assoziiert. Zeigt: Wissensdefizit und Barrieren in der Gesundheitskommunikation begrenzen Prävention, nicht biologische Unterschiede.</w:t>
       </w:r>
     </w:p>
     <w:p>
@@ -293,7 +293,7 @@
         <w:rPr>
           <w:sz w:val="19"/>
         </w:rPr>
-        <w:t>14-Länder-Vergleich (Schweden, UK teilweise), zeigt Geschlechternormen als soziopolitisch—nicht unmittelbar klinisch relevant, aber politisch-strukturelles Hintergrund-Verständnis</w:t>
+        <w:t>China; Befund zu Zugangsbarrieren und Wissensdefiziten ist auf deutsche MSM-Versorgung übertragbar – erfordert gezielte Aufklärung im STI-Präventionssystem.</w:t>
       </w:r>
     </w:p>
     <w:p>
@@ -302,7 +302,7 @@
           <w:color w:val="5A7D3A"/>
           <w:sz w:val="18"/>
         </w:rPr>
-        <w:t>https://pubmed.ncbi.nlm.nih.gov/42615366/</w:t>
+        <w:t>https://pubmed.ncbi.nlm.nih.gov/42863506/</w:t>
       </w:r>
     </w:p>
     <w:p>
@@ -310,7 +310,7 @@
         <w:pStyle w:val="Heading2"/>
       </w:pPr>
       <w:r>
-        <w:t>Geschlechtersensible Deutung somatischer Symptome: Frauen erhalten eher Bestätigung ihrer Krankheitsrolle</w:t>
+        <w:t>Integrierte Müttergesundheit: Design-Prozess identifiziert Koordinationslücken zwischen Klinik und Gemeinschaft</w:t>
       </w:r>
     </w:p>
     <w:p>
@@ -320,12 +320,12 @@
           <w:color w:val="666666"/>
           <w:sz w:val="18"/>
         </w:rPr>
-        <w:t>Ballering A et al.  ·  J Psychosom Res  ·  30.07.2026  ·  PMID 42551223</w:t>
+        <w:t>Saragosa AC et al.  ·  Front Public Health  ·  23.09.2026  ·  PMID 42846009</w:t>
       </w:r>
     </w:p>
     <w:p>
       <w:r>
-        <w:t>Experimentelle Vignettenanalyse (N=458, Niederlande) zur Frage, wie Geschlecht die gesellschaftliche Anerkennung der Sick Role bei persistenten somatischen Symptomen beeinflusst.</w:t>
+        <w:t>Qualitative Mixed-Methods-Studie mit Human-Centered-Design-Workshops (April–Juli 2024) mit 35 Teilnehmenden (Schwangere/Postpartum-Frauen, klinisches Personal, Care-Koordinatoren) zur Identifikation von Versorgungsbedarfen und Empfehlungen für integrierte Müttergesundheitsservices in Südnevada.</w:t>
       </w:r>
     </w:p>
     <w:p>
@@ -336,7 +336,7 @@
         <w:t xml:space="preserve">Ergebnis: </w:t>
       </w:r>
       <w:r>
-        <w:t>Frauen und Patienten mit rheumatoider Arthritis wurden signifikant häufiger von ihren sozialen Pflichten entbunden als Männer und Fibromyalgie-Patienten (OR=1,69, 95%CI=1,18–2,41; OR=0,53, 95%CI=0,37–0,76). Männliche Studienteilnehmer deuteten persistente somatische Symptome häufiger als persönlich kontrollierbar (F(1,446)=9,52, η²=0,02) und beurteilten betroffene Personen als weniger glaubwürdig (F(1,446)=16,0, η²=0,04). Diese Glaubwürdigkeitsannahmen erklären teilweise, warum Fibromyalgie-Patienten weniger Sick-Role-Anerkennung erhalten—ein Zuweisung-Effekt, nicht ein biologischer.</w:t>
+        <w:t>Vier Kategorien von Empfehlungen für Programmdesign identifiziert: (1) Schwangerschaftsbedarfe (Fokus auf schwangere Frau und soziales Umfeld), (2) Spezialist:innen-Bedarfe (Integration von Doulas, Hebammen, weiteren Fachpersonen in Koordination), (3) Gemeinschaftssystem-Bedarfe (koordinierte Outreach-Systeme für vulnerable Populationen), (4) Gesundheitssystem-Bedarfe (Schulungen für klinisches Personal). Kernerkenntnis: Fragmentierung zwischen klinischer und gemeinschaftlicher Ebene ist Haupthindernis – Versorgungsungleichheit entsteht durch strukturelle Silos, nicht allein durch biologische Faktoren.</w:t>
       </w:r>
     </w:p>
     <w:p>
@@ -351,7 +351,7 @@
         <w:rPr>
           <w:sz w:val="19"/>
         </w:rPr>
-        <w:t>Niederlande, vergleichbares Sozialversicherungssystem, zeigt kulturelle Deutungsmuster statt Biologie</w:t>
+        <w:t>USA; Methodology und Silos-Problematik sind auf deutsches Gesundheitssystem übertragbar – erfordert Evaluierung bestehender Schnittstellen zwischen Kliniken und Schwangerschaftsberatung.</w:t>
       </w:r>
     </w:p>
     <w:p>
@@ -360,7 +360,7 @@
           <w:color w:val="5A7D3A"/>
           <w:sz w:val="18"/>
         </w:rPr>
-        <w:t>https://pubmed.ncbi.nlm.nih.gov/42551223/</w:t>
+        <w:t>https://pubmed.ncbi.nlm.nih.gov/42846009/</w:t>
       </w:r>
     </w:p>
     <w:p>
@@ -368,7 +368,7 @@
         <w:pStyle w:val="Heading2"/>
       </w:pPr>
       <w:r>
-        <w:t>Kulturelle Gesundheitsangebote in England: Über 100 Akteure, aber untergenutzt und unterfinanziert</w:t>
+        <w:t>Antipsychotika bei Schizophrenie: Keine Unterschiede in Wirksamkeit, aber Frauen profitieren mehr von Dropout-Reduktion</w:t>
       </w:r>
     </w:p>
     <w:p>
@@ -378,12 +378,12 @@
           <w:color w:val="666666"/>
           <w:sz w:val="18"/>
         </w:rPr>
-        <w:t>Marsden R  ·  Perspect Public Health  ·  01.08.2026  ·  PMID 42541729</w:t>
+        <w:t>Furukawa Y et al.  ·  Lancet Psychiatry  ·  30.09.2026  ·  PMID 42815510</w:t>
       </w:r>
     </w:p>
     <w:p>
       <w:r>
-        <w:t>Scoping-Analyse (England, Jan.–Mai 2024) zur Kartierung künstlerischer/kreativer Gesundheitsangebote und ihrer Barrieren für vulnerable Bevölkerungsgruppen.</w:t>
+        <w:t>Netzwerk-Metaanalyse von 18 randomisierten Studien (7.062 Teilnehmende, 2.168 Frauen, 4.894 Männer) zur Wirksamkeit von Antipsychotika bei akuter Schizophrenie mit Geschlechtsvergleich.</w:t>
       </w:r>
     </w:p>
     <w:p>
@@ -394,7 +394,7 @@
         <w:t xml:space="preserve">Ergebnis: </w:t>
       </w:r>
       <w:r>
-        <w:t>Über 100 kreative Gesundheitsakteure identifiziert (Museen, Theater, Kunstzentren, Wohltätigkeitsvereine). Public-Advisory-Mitglieder nannten zentrale Barrieren: finanzielle Hürden, kulturelle Inkompetenz-Lücken, geringe Sichtbarkeit von Angeboten. Strategische Diskontinuitäten zwischen Kultur- und Public-Health-Politik. Qualitative Befunde: Kreativität stärkt Empowerment, Ruhe, soziale Kohäsion—aber Zugang ist ungleich verteilt.</w:t>
+        <w:t>Keine Unterschiede zwischen Frauen und Männern in der Symptomreduktion (DoSMD 0,04; 95%-KI –0,09 bis 0,18) oder Dosis-Wirkungs-Beziehungen. Antipsychotika reduzierten jedoch die Studienabbrüche bei Frauen stärker als bei Männern (Odds-Ratio-Verhältnis 0,74; 95%-KI 0,56–0,98). Prolaktin-Anstieg war bei Frauen ausgeprägter (DoSMD 0,83; 95%-KI 0,67–0,99). Befund zeigt: Biologische Wirksamkeit ist geschlechtsunabhängig, aber Adhärenz und Nebenwirkungsprofil unterscheiden sich.</w:t>
       </w:r>
     </w:p>
     <w:p>
@@ -409,7 +409,7 @@
         <w:rPr>
           <w:sz w:val="19"/>
         </w:rPr>
-        <w:t>England, NHS-Context; Kulturangebote als Equity-Tool auch in Deutschland denkbar</w:t>
+        <w:t>Europäische Daten (Deutschland, Niederlande, Schweiz); vergleichbar mit deutschem Versorgungssystem.</w:t>
       </w:r>
     </w:p>
     <w:p>
@@ -418,7 +418,7 @@
           <w:color w:val="5A7D3A"/>
           <w:sz w:val="18"/>
         </w:rPr>
-        <w:t>https://pubmed.ncbi.nlm.nih.gov/42541729/</w:t>
+        <w:t>https://pubmed.ncbi.nlm.nih.gov/42815510/</w:t>
       </w:r>
     </w:p>
     <w:sectPr>

--- a/download/studien-aktuell.docx
+++ b/download/studien-aktuell.docx
@@ -62,7 +62,7 @@
           <w:color w:val="666666"/>
           <w:sz w:val="18"/>
         </w:rPr>
-        <w:t>Stand: 15.10.2026  |  6 Studien  |  gender.m-vf.de</w:t>
+        <w:t>Stand: 16.10.2026  |  6 Studien  |  gender.m-vf.de</w:t>
       </w:r>
     </w:p>
     <w:p>
@@ -70,7 +70,7 @@
         <w:pStyle w:val="Heading1"/>
       </w:pPr>
       <w:r>
-        <w:t>Aufgenommen am 15.10.2026</w:t>
+        <w:t>Aufgenommen am 16.10.2026</w:t>
       </w:r>
     </w:p>
     <w:p>
@@ -78,7 +78,7 @@
         <w:pStyle w:val="Heading2"/>
       </w:pPr>
       <w:r>
-        <w:t>PrEP-Zugang: Sexuelle Orientierung und Geschlechtsidentität fehlen – Unterschiede bleiben unsichtbar</w:t>
+        <w:t>Herzinfarkt-Code: Frauen erhalten weniger Reperfusion, Mortalität 15,3% vs. 10,4%</w:t>
       </w:r>
     </w:p>
     <w:p>
@@ -88,12 +88,12 @@
           <w:color w:val="666666"/>
           <w:sz w:val="18"/>
         </w:rPr>
-        <w:t>Khurana D et al.  ·  JAMA Netw Open  ·  01.10.2026  ·  PMID 42873499</w:t>
+        <w:t>Borrayo-Sánchez G et al.  ·  Gac Med Mex  ·  2026  ·  PMID 42880739</w:t>
       </w:r>
     </w:p>
     <w:p>
       <w:r>
-        <w:t>Querschnittstudie in einem US-Sicherheitsnetz-Gesundheitssystem (165.198 Erwachsene, Daten 2019–2025) zur Frage, wie fehlende oder unvollständige Daten zu sexueller Orientierung und Geschlechtsidentität (SOGI) die Erkennung von Disparitäten in dokumentierten PrEP-Verordnungen beeinflusst.</w:t>
+        <w:t>Analyse von 62.118 Patienten (74% Männer, 26% Frauen) mit akutem Koronarsyndrom in 177 mexikanischen Krankenhäusern zur Erfassung von Geschlechtunterschieden in Präsentation, Behandlung und Krankenhaussterblichkeit.</w:t>
       </w:r>
     </w:p>
     <w:p>
@@ -104,7 +104,7 @@
         <w:t xml:space="preserve">Ergebnis: </w:t>
       </w:r>
       <w:r>
-        <w:t>Bei vollständiger SOGI-Erfassung: LGB+ cisgender Männer hatten 26,7 Prozentpunkte höhere bereinigte Wahrscheinlichkeit für PrEP als Heterosexuelle (95%-KI 24,9–28,5; p&lt;0,001); trans/diverse Männer 12,3 Prozentpunkte höher als cisgender Männer (95%-KI 7,0–17,6; p&lt;0,001). Bei reiner Erfassung von biologischem Geschlecht: nur 1,4-Prozentpunkt-Unterschied messbar (Geschlechtsidentitäts-Unterschiede nicht abbildbar). Bei 80–90% fehlenden SOGI-Daten sinkt Nachweisbarkeit der Geschlechtsidentitäts-Unterschiede dramatisch auf 19,2%. Zeigt: Ohne SOGI-Daten verschwinden Versorgungsungleichheiten von minoritären Gruppen aus Überwachung.</w:t>
+        <w:t>Frauen erhielten weniger Reperfusionstherapie (PCI 27,9% vs. 28,3%; Fibrinolyse 31,9% vs. 36,4%; Non-Reperfusion 33% vs. 27,3%, p&lt;0,0001), hatten höhere Komorbiditäten und signifikant höhere Mortalität (OR 1,56; 95%-KI 1,48–1,65). In logistischer Regression waren weibliches Geschlecht, Alter, Diabetes und Hypertonie unabhängige Prädiktoren für Krankenhaussterblichkeit. Der Unterschied erklärt sich durch Zugangsbarrieren zur adäquaten Therapie, nicht primär biologisch.</w:t>
       </w:r>
     </w:p>
     <w:p>
@@ -119,7 +119,7 @@
         <w:rPr>
           <w:sz w:val="19"/>
         </w:rPr>
-        <w:t>USA-System mit anderen Zugangshürden; methodische Lektion für deutsches Monitoring – erfordert Implementierung strukturierter SOGI-Datenerfassung.</w:t>
+        <w:t>Routinedaten vergleichbar mit deutschem System; AWMF-Leitlinie Herzinfarkt berücksichtigt Geschlechterunterschiede bislang unzureichend.</w:t>
       </w:r>
     </w:p>
     <w:p>
@@ -128,7 +128,7 @@
           <w:color w:val="5A7D3A"/>
           <w:sz w:val="18"/>
         </w:rPr>
-        <w:t>https://pubmed.ncbi.nlm.nih.gov/42873499/</w:t>
+        <w:t>https://pubmed.ncbi.nlm.nih.gov/42880739/</w:t>
       </w:r>
     </w:p>
     <w:p>
@@ -136,7 +136,7 @@
         <w:pStyle w:val="Heading2"/>
       </w:pPr>
       <w:r>
-        <w:t>Luftverschmutzung und Gehirnentzündung: Frauen sind neuroinflammatorisch anfälliger</w:t>
+        <w:t>Schusswaffen-Exposition bei Minderheits-Jugendlichen: Transgender-Frauen mit höchstem Risiko für Partnergewalt</w:t>
       </w:r>
     </w:p>
     <w:p>
@@ -146,12 +146,12 @@
           <w:color w:val="666666"/>
           <w:sz w:val="18"/>
         </w:rPr>
-        <w:t>Vilor-Tejedor N et al.  ·  Alzheimers Dement  ·  Okt. 2026  ·  PMID 42872554</w:t>
+        <w:t>Gamarel KE et al.  ·  Ann Behav Med  ·  07.01.2026  ·  PMID 42847376</w:t>
       </w:r>
     </w:p>
     <w:p>
       <w:r>
-        <w:t>Prospektive Kohortenstudie (226 kognitiv unbeeinträchtigte mittelalte Personen mit AD-Risiko aus ALFA+ Barcelona) mit Messung der Langzeit-Exposition gegenüber Stickstoffdioxid und Feinstaub sowie 3-Jahres-Verlauf von Hirnflüssigkeits-Biomarkern für neuroinflammation und Astrozyten-Aktivierung.</w:t>
+        <w:t>Gemischte Methoden (Umfrage N=24, Interviews) bei sexuellen und geschlechtlichen Minderheits-Jugendlichen in Detroit zur Erfassung von Schusswaffen-Exposition, Traumatisierung und Sicherheitserleben.</w:t>
       </w:r>
     </w:p>
     <w:p>
@@ -162,7 +162,7 @@
         <w:t xml:space="preserve">Ergebnis: </w:t>
       </w:r>
       <w:r>
-        <w:t>Geschlechtsspezifische Assoziationen zwischen Luftverschmutzung und CSF-Biomarkern beobachtet: Höhere Exposition mit longitudinalen Anstiegen von Glial Fibrillary Acidic Protein (GFAP) und Interleukin-6 primär bei Frauen. GFAP mediierte teilweise Assoziationen zwischen Luftverschmutzung und Verschlechterung der exekutiven und Aufmerksamkeitsleistung. Befund deutet auf biologisch unterschiedliche neurotoxische Suszeptibilität hin – nicht auf Expositions- oder Zugangsunterschiede.</w:t>
+        <w:t>52,4% berichteten Schusswaffen-Besitz/Nutzung, 66,7% wurden beschossen, 42,9% erlebten Drohungen durch Partnergewalt mit Schusswaffen. Transgender-Frauen beschrieben spezifische Verwundbarkeit durch Partnergewalt; sexuelle Minderheits-Cisgender-Männer erlebten Gewalt in öffentlichen Räumen. Qualitative Daten zeigten pervasives Trauma und mangelnde kulturell relevante Sicherheitserziehung. Der Unterschied liegt in sozialen Verhältnissen (geschlechtsspezifische Gewalt, Diskriminierung), nicht in Biologie.</w:t>
       </w:r>
     </w:p>
     <w:p>
@@ -177,7 +177,7 @@
         <w:rPr>
           <w:sz w:val="19"/>
         </w:rPr>
-        <w:t>Europäische Daten (Spanien, Niederlande); Luftqualitätsexposition und Biomarker-Monitoring sind auf deutsche Kohorten übertragbar.</w:t>
+        <w:t>USA mit anderer Waffenrechtskultur; methodisch aber instruktiv für intersektionale Vulnerabilität-Assessment in Gewaltprävention im deutschsprachigen Raum.</w:t>
       </w:r>
     </w:p>
     <w:p>
@@ -186,7 +186,7 @@
           <w:color w:val="5A7D3A"/>
           <w:sz w:val="18"/>
         </w:rPr>
-        <w:t>https://pubmed.ncbi.nlm.nih.gov/42872554/</w:t>
+        <w:t>https://pubmed.ncbi.nlm.nih.gov/42847376/</w:t>
       </w:r>
     </w:p>
     <w:p>
@@ -194,7 +194,7 @@
         <w:pStyle w:val="Heading2"/>
       </w:pPr>
       <w:r>
-        <w:t>Hirnreserve bei Alzheimer: Frauen halten länger stand, degenerieren dann schneller</w:t>
+        <w:t>Intersektionale Stigmatisierung: Anti-asiatischer Rassismus und Cisheterosexismus verdoppeln psychische Belastung</w:t>
       </w:r>
     </w:p>
     <w:p>
@@ -204,12 +204,12 @@
           <w:color w:val="666666"/>
           <w:sz w:val="18"/>
         </w:rPr>
-        <w:t>Liu X et al.  ·  Alzheimers Dement  ·  Okt. 2026  ·  PMID 42869847</w:t>
+        <w:t>Lee H et al.  ·  Ann Behav Med  ·  07.01.2026  ·  PMID 42847351</w:t>
       </w:r>
     </w:p>
     <w:p>
       <w:r>
-        <w:t>Multimodale Analyse von 1.099 kognitiv beeinträchtigten oder dementen Personen (ADNI und NACC) mit Vergleich von Gehirnvolumen, Tau-Pathologie und Konversionsverlauf nach Geschlecht.</w:t>
+        <w:t>Querschnittstudie mit 980 asiatisch-amerikanischen Jugendlichen (sexuelle und geschlechtliche Minderheiten) aus einer US-Umfrage zu 17.578 Minderheiten-Jugendlichen; Messung von staatlicher Strukturdiskriminierung und ihre Assoziation mit psychischer Belastung, Substanzkonsum und Schlafstörungen.</w:t>
       </w:r>
     </w:p>
     <w:p>
@@ -220,7 +220,7 @@
         <w:t xml:space="preserve">Ergebnis: </w:t>
       </w:r>
       <w:r>
-        <w:t>Frauen mit leichter kognitiver Beeinträchtigung zeigten größeres Grundvolumen grauer Substanz als Männer (besonders in Thalamus, Putamen, Cerebellum), aber höhere Baseline-Phosphorylierung (GAP-43) und größere Tau-Last in temporal-parietal regions. Trotz besserer struktureller Reserve: schnellere jährliche Hippocampus-Atrophie bei Frauen. Konversionsrate MCI → Demenz ähnlich. Deutet auf unterschiedliche Krankheitstrajektorien hin – Frauen kompensieren länger, durchlaufen dann raschere Neurodegeneration.</w:t>
+        <w:t>Höhere strukturelle anti-asiatische Diskriminierung assoziiert mit größerer psychischer Belastung (b=0,58; 95%-KI) und 2,56-fach höherer Wahrscheinlichkeit von Vaping (95%-KI 1,77–3,70). Höhere strukturelle Cisheterosexismus-Diskriminierung assoziiert mit 2,07-fach höherem Alkoholkonsum (95%-KI 1,27–3,38). Die schädlichen Effekte auf psychische Gesundheit waren amplifiziert, wenn beide Diskriminierungsformen zusammenwirkten. Dies zeigt biologisch unmöglich, sondern demonstriert soziale Ursachen von Versorgungsungleichheit.</w:t>
       </w:r>
     </w:p>
     <w:p>
@@ -235,7 +235,7 @@
         <w:rPr>
           <w:sz w:val="19"/>
         </w:rPr>
-        <w:t>USA-Daten (ADNI international); Befund zur Biologie ist übertragbar, erfordert aber europäische Validierung und geschlechtsgerechte Biomarker-Leitlinien.</w:t>
+        <w:t>USA-Kontext mit grundlegend anderen Strukturen; Befund zur Intersektionalität von Diskriminierung auf Systemebene teilweise auf Deutschland übertragbar, wo ähnliche Mehrfachdiskriminierung dokumentiert ist.</w:t>
       </w:r>
     </w:p>
     <w:p>
@@ -244,7 +244,7 @@
           <w:color w:val="5A7D3A"/>
           <w:sz w:val="18"/>
         </w:rPr>
-        <w:t>https://pubmed.ncbi.nlm.nih.gov/42869847/</w:t>
+        <w:t>https://pubmed.ncbi.nlm.nih.gov/42847351/</w:t>
       </w:r>
     </w:p>
     <w:p>
@@ -252,7 +252,7 @@
         <w:pStyle w:val="Heading2"/>
       </w:pPr>
       <w:r>
-        <w:t>Doxycyclin-Prophylaxe bei MSM in China: Bewusstsein niedrig, Inanspruchnahme minimal trotz Bereitschaft</w:t>
+        <w:t>Männergesundheit: Strategie zur Reduktion von Prävention-Versorgungslücken in der Primärversorgung</w:t>
       </w:r>
     </w:p>
     <w:p>
@@ -262,12 +262,12 @@
           <w:color w:val="666666"/>
           <w:sz w:val="18"/>
         </w:rPr>
-        <w:t>Yin Z et al.  ·  Sex Health  ·  20.10.2026  ·  PMID 42863506</w:t>
+        <w:t>Peate I  ·  Br J Community Nurs  ·  02.10.2026  ·  PMID 42832402</w:t>
       </w:r>
     </w:p>
     <w:p>
       <w:r>
-        <w:t>Nationale Online-Querschnittsbefragung (1.022 cisgender MSM, mittleres Alter 29 Jahre, November 2024–Februar 2025) zu Kenntnis, Bereitschaft und tatsächlicher Nutzung von Doxycyclin-Post-Expositions-Prophylaxe gegen Syphilis und Chlamydia.</w:t>
+        <w:t>Narrativer Übersichtsartikel zu Großbritanniens erstem Männergesundheits-Strategieplan und seiner Umsetzung in der Gemeindeversorgung durch Früherkennung, barrierefreie Pfade und Engagement-Förderung.</w:t>
       </w:r>
     </w:p>
     <w:p>
@@ -278,7 +278,7 @@
         <w:t xml:space="preserve">Ergebnis: </w:t>
       </w:r>
       <w:r>
-        <w:t>55,1% kannten DoxyPEP, 42,7% berichteten Bereitschaft, 12,8% hatten es bereits genutzt. Kenntnis assoziiert mit vorheriger PrEP-Nutzung (adjustierte PR 1,47; 95%-KI 1,31–1,65) und rezenter sexueller Aktivität mit weiblichen Partnern (aPR 1,42; 95%-KI 1,23–1,64). Bereitschaft assoziiert mit mehreren gelegentlichen Partnern (aPR 1,41), kommerziellem Sex (aPR 1,31) und PrEP-Erfahrung (aPR 1,22). Hauptbarrieren: unzureichende Information (72,7%), Nebenwirkungsbedenken (35,5%), Wirksamkeitszweifel (30,6%). Tatsächliche Nutzung mit mehreren Partnern (aPR 2,17), kommerziellem Sex (aPR 1,63) und DoxyPEP-Kenntnis (aPR 14,60) assoziiert. Zeigt: Wissensdefizit und Barrieren in der Gesundheitskommunikation begrenzen Prävention, nicht biologische Unterschiede.</w:t>
+        <w:t>Die Strategie identifiziert vermeidbare Morbidität, Versorgungsungleichheiten und unzureichende Nutzung von Gesundheitsdiensten durch Männer als Kernprobleme; fordert Früherkennung, zugängliche Pfade und spezialisierte Outreach-Programme in Primärversorgung, Public Health und multidisziplinärer Zusammenarbeit. Konkrete Ergebniszahlen nicht im Abstract genannt, aber strukturelle Zugangsempfehlungen für geschlechtsspezifische Versorgungslücken beschrieben.</w:t>
       </w:r>
     </w:p>
     <w:p>
@@ -293,7 +293,7 @@
         <w:rPr>
           <w:sz w:val="19"/>
         </w:rPr>
-        <w:t>China; Befund zu Zugangsbarrieren und Wissensdefiziten ist auf deutsche MSM-Versorgung übertragbar – erfordert gezielte Aufklärung im STI-Präventionssystem.</w:t>
+        <w:t>Großbritannien, NHS-System; vergleichbare Versorgungsstruktur und Gatekeeping wie Deutschland, aber ohne deutsche Evidenz zu spezifischen Männergesundheits-Hemmnissen.</w:t>
       </w:r>
     </w:p>
     <w:p>
@@ -302,7 +302,7 @@
           <w:color w:val="5A7D3A"/>
           <w:sz w:val="18"/>
         </w:rPr>
-        <w:t>https://pubmed.ncbi.nlm.nih.gov/42863506/</w:t>
+        <w:t>https://pubmed.ncbi.nlm.nih.gov/42832402/</w:t>
       </w:r>
     </w:p>
     <w:p>
@@ -310,7 +310,7 @@
         <w:pStyle w:val="Heading2"/>
       </w:pPr>
       <w:r>
-        <w:t>Integrierte Müttergesundheit: Design-Prozess identifiziert Koordinationslücken zwischen Klinik und Gemeinschaft</w:t>
+        <w:t>Geschlechterwahrnehmung in Chirurgie: 44% der Chirurginnen erleben sexuelle Belästigung, Männer erkennen Dispari­täten nicht</w:t>
       </w:r>
     </w:p>
     <w:p>
@@ -320,12 +320,12 @@
           <w:color w:val="666666"/>
           <w:sz w:val="18"/>
         </w:rPr>
-        <w:t>Saragosa AC et al.  ·  Front Public Health  ·  23.09.2026  ·  PMID 42846009</w:t>
+        <w:t>Franza M et al.  ·  J Plast Reconstr Aesthet Surg  ·  25.08.2026  ·  PMID 42705176</w:t>
       </w:r>
     </w:p>
     <w:p>
       <w:r>
-        <w:t>Qualitative Mixed-Methods-Studie mit Human-Centered-Design-Workshops (April–Juli 2024) mit 35 Teilnehmenden (Schwangere/Postpartum-Frauen, klinisches Personal, Care-Koordinatoren) zur Identifikation von Versorgungsbedarfen und Empfehlungen für integrierte Müttergesundheitsservices in Südnevada.</w:t>
+        <w:t>Europäische Querschnittsumfrage unter 530 plastischen Chirurgen (281 Frauen, 249 Männer) zu subjektiven Wahrnehmungen von Geschlechterdisparität in Beruf und klinischer Praxis.</w:t>
       </w:r>
     </w:p>
     <w:p>
@@ -336,7 +336,7 @@
         <w:t xml:space="preserve">Ergebnis: </w:t>
       </w:r>
       <w:r>
-        <w:t>Vier Kategorien von Empfehlungen für Programmdesign identifiziert: (1) Schwangerschaftsbedarfe (Fokus auf schwangere Frau und soziales Umfeld), (2) Spezialist:innen-Bedarfe (Integration von Doulas, Hebammen, weiteren Fachpersonen in Koordination), (3) Gemeinschaftssystem-Bedarfe (koordinierte Outreach-Systeme für vulnerable Populationen), (4) Gesundheitssystem-Bedarfe (Schulungen für klinisches Personal). Kernerkenntnis: Fragmentierung zwischen klinischer und gemeinschaftlicher Ebene ist Haupthindernis – Versorgungsungleichheit entsteht durch strukturelle Silos, nicht allein durch biologische Faktoren.</w:t>
+        <w:t>44% der Frauen berichteten sexuelle Belästigung am Arbeitsplatz. Geschlecht war in multivariater Analyse signifikant mit Antworten zu fast jeder Frage assoziiert (14 von 17). Männliches Geschlecht war assoziiert mit niedrigerer Wahrscheinlichkeit, Geschlechterdisparität in Stellenmöglichkeiten oder klinischer Praxis wahrzunehmen. Dies zeigt Unterschied in Wahrnehmung und Zugang zur Versorgung von Patientinnen durch Geschlecht der Behandelnden, nicht primär biologisch.</w:t>
       </w:r>
     </w:p>
     <w:p>
@@ -351,7 +351,7 @@
         <w:rPr>
           <w:sz w:val="19"/>
         </w:rPr>
-        <w:t>USA; Methodology und Silos-Problematik sind auf deutsches Gesundheitssystem übertragbar – erfordert Evaluierung bestehender Schnittstellen zwischen Kliniken und Schwangerschaftsberatung.</w:t>
+        <w:t>Europäische Multi-Länder-Daten (Italien, Spanien); strukturelle Barrieren teilweise auf deutschsprachigen Raum übertragbar, aber keine Patientenergebnisse erfasst.</w:t>
       </w:r>
     </w:p>
     <w:p>
@@ -360,7 +360,7 @@
           <w:color w:val="5A7D3A"/>
           <w:sz w:val="18"/>
         </w:rPr>
-        <w:t>https://pubmed.ncbi.nlm.nih.gov/42846009/</w:t>
+        <w:t>https://pubmed.ncbi.nlm.nih.gov/42705176/</w:t>
       </w:r>
     </w:p>
     <w:p>
@@ -368,7 +368,7 @@
         <w:pStyle w:val="Heading2"/>
       </w:pPr>
       <w:r>
-        <w:t>Antipsychotika bei Schizophrenie: Keine Unterschiede in Wirksamkeit, aber Frauen profitieren mehr von Dropout-Reduktion</w:t>
+        <w:t>Luftverschmutzung im Säuglingsalter: Unterschiedliche entzündliche Reaktionen bei Jungen und Mädchen</w:t>
       </w:r>
     </w:p>
     <w:p>
@@ -378,12 +378,12 @@
           <w:color w:val="666666"/>
           <w:sz w:val="18"/>
         </w:rPr>
-        <w:t>Furukawa Y et al.  ·  Lancet Psychiatry  ·  30.09.2026  ·  PMID 42815510</w:t>
+        <w:t>Gómez-Olarte S et al.  ·  Environ Pollut  ·  15.11.2026  ·  PMID 42680050</w:t>
       </w:r>
     </w:p>
     <w:p>
       <w:r>
-        <w:t>Netzwerk-Metaanalyse von 18 randomisierten Studien (7.062 Teilnehmende, 2.168 Frauen, 4.894 Männer) zur Wirksamkeit von Antipsychotika bei akuter Schizophrenie mit Geschlechtsvergleich.</w:t>
+        <w:t>Querschnittstudie an 606 Einjährigen (n=508 mit Zytokindaten) zur Erfassung geschlechtsspezifischer Unterschiede in der Assoziation zwischen Luftschadstoffexposition (PM2,5, PM10, NO2) und Atemwegserkrankungen sowie Entzündungsmarkern.</w:t>
       </w:r>
     </w:p>
     <w:p>
@@ -394,7 +394,7 @@
         <w:t xml:space="preserve">Ergebnis: </w:t>
       </w:r>
       <w:r>
-        <w:t>Keine Unterschiede zwischen Frauen und Männern in der Symptomreduktion (DoSMD 0,04; 95%-KI –0,09 bis 0,18) oder Dosis-Wirkungs-Beziehungen. Antipsychotika reduzierten jedoch die Studienabbrüche bei Frauen stärker als bei Männern (Odds-Ratio-Verhältnis 0,74; 95%-KI 0,56–0,98). Prolaktin-Anstieg war bei Frauen ausgeprägter (DoSMD 0,83; 95%-KI 0,67–0,99). Befund zeigt: Biologische Wirksamkeit ist geschlechtsunabhängig, aber Adhärenz und Nebenwirkungsprofil unterscheiden sich.</w:t>
+        <w:t>Bei Jungen: PM2,5-Anstieg (2,0 μg/m³) assoziiert mit erhöhtem Bronchitis-Risiko (aOR 1,50; 95%-KI 1,02–2,23) und IL-8-Anstieg (23,8%, 95%-KI 11,2–37,9%). Bei Mädchen: IL-8-Anstieg (31,9%, 95%-KI 18,6–46,7%) und TNF-α-Anstieg (12,8%, 95%-KI 3,9–22,6%); alle Schadstoffe mit IL-10-Anstieg assoziiert (PM2,5: 35,7%, 95%-KI 14,4–61,1%). Dies deutet auf geschlechtsspezifische biologische Unterschiede in der angeborenen Immunantwort hin.</w:t>
       </w:r>
     </w:p>
     <w:p>
@@ -409,7 +409,7 @@
         <w:rPr>
           <w:sz w:val="19"/>
         </w:rPr>
-        <w:t>Europäische Daten (Deutschland, Niederlande, Schweiz); vergleichbar mit deutschem Versorgungssystem.</w:t>
+        <w:t>Deutschland hat vergleichbare Luftqualitätsüberwachung; Befund ist biologischer Natur, daher altersunabhängig übertragbar.</w:t>
       </w:r>
     </w:p>
     <w:p>
@@ -418,7 +418,7 @@
           <w:color w:val="5A7D3A"/>
           <w:sz w:val="18"/>
         </w:rPr>
-        <w:t>https://pubmed.ncbi.nlm.nih.gov/42815510/</w:t>
+        <w:t>https://pubmed.ncbi.nlm.nih.gov/42680050/</w:t>
       </w:r>
     </w:p>
     <w:sectPr>

--- a/download/studien-aktuell.docx
+++ b/download/studien-aktuell.docx
@@ -62,7 +62,7 @@
           <w:color w:val="666666"/>
           <w:sz w:val="18"/>
         </w:rPr>
-        <w:t>Stand: 16.10.2026  |  6 Studien  |  gender.m-vf.de</w:t>
+        <w:t>Stand: 17.10.2026  |  6 Studien  |  gender.m-vf.de</w:t>
       </w:r>
     </w:p>
     <w:p>
@@ -70,7 +70,7 @@
         <w:pStyle w:val="Heading1"/>
       </w:pPr>
       <w:r>
-        <w:t>Aufgenommen am 16.10.2026</w:t>
+        <w:t>Aufgenommen am 17.10.2026</w:t>
       </w:r>
     </w:p>
     <w:p>
@@ -78,7 +78,7 @@
         <w:pStyle w:val="Heading2"/>
       </w:pPr>
       <w:r>
-        <w:t>Herzinfarkt-Code: Frauen erhalten weniger Reperfusion, Mortalität 15,3% vs. 10,4%</w:t>
+        <w:t>Zirkumpolare Regionen: Kulturelle Sicherheit und indigene Hebammenmodelle verbessern Mutter-Kind-Gesundheit</w:t>
       </w:r>
     </w:p>
     <w:p>
@@ -88,12 +88,12 @@
           <w:color w:val="666666"/>
           <w:sz w:val="18"/>
         </w:rPr>
-        <w:t>Borrayo-Sánchez G et al.  ·  Gac Med Mex  ·  2026  ·  PMID 42880739</w:t>
+        <w:t>Ingemann C et al.  ·  Int J Circumpolar Health  ·  31.12.2026  ·  PMID 42888172</w:t>
       </w:r>
     </w:p>
     <w:p>
       <w:r>
-        <w:t>Analyse von 62.118 Patienten (74% Männer, 26% Frauen) mit akutem Koronarsyndrom in 177 mexikanischen Krankenhäusern zur Erfassung von Geschlechtunterschieden in Präsentation, Behandlung und Krankenhaussterblichkeit.</w:t>
+        <w:t>Qualitative Synthese aus Präsentationen und Sharing Circle beim International Conference on Arctic Research Planning IV zu Mutter-Kind-Gesundheit in arktischen Regionen (Grönland, Kanada, USA, Norwegen), mit Fokus auf strukturelle Bedingungen, kulturelle Sicherheit und indigene Praxismodelle.</w:t>
       </w:r>
     </w:p>
     <w:p>
@@ -104,7 +104,7 @@
         <w:t xml:space="preserve">Ergebnis: </w:t>
       </w:r>
       <w:r>
-        <w:t>Frauen erhielten weniger Reperfusionstherapie (PCI 27,9% vs. 28,3%; Fibrinolyse 31,9% vs. 36,4%; Non-Reperfusion 33% vs. 27,3%, p&lt;0,0001), hatten höhere Komorbiditäten und signifikant höhere Mortalität (OR 1,56; 95%-KI 1,48–1,65). In logistischer Regression waren weibliches Geschlecht, Alter, Diabetes und Hypertonie unabhängige Prädiktoren für Krankenhaussterblichkeit. Der Unterschied erklärt sich durch Zugangsbarrieren zur adäquaten Therapie, nicht primär biologisch.</w:t>
+        <w:t>Konsistente Bedenken identifiziert: kulturelle Unsicherheit, Evakuierung zur Geburt, Personalinstabilität, Nahrungsmittelunsicherheit. Innovative Befunde: gemeinschaftsgeleitete Praktiken und indigene Versorgungsmodelle zeigen Stärken. Strukturelle Bedingungen, Politiken und kulturelle Sicherheit prägen reproduktive Gesundheit. Zentral: Querschnittslernen, indigene Führung und relationale Versorgungsmodelle.</w:t>
       </w:r>
     </w:p>
     <w:p>
@@ -119,7 +119,7 @@
         <w:rPr>
           <w:sz w:val="19"/>
         </w:rPr>
-        <w:t>Routinedaten vergleichbar mit deutschem System; AWMF-Leitlinie Herzinfarkt berücksichtigt Geschlechterunterschiede bislang unzureichend.</w:t>
+        <w:t>Zirkumpolar (Grönland, Norwegen, Kanada, USA); qualitativ; zeigt, dass Kultur und soziale Strukturen Versorgung prägen, nicht allein Biologie oder Zugang.</w:t>
       </w:r>
     </w:p>
     <w:p>
@@ -128,7 +128,7 @@
           <w:color w:val="5A7D3A"/>
           <w:sz w:val="18"/>
         </w:rPr>
-        <w:t>https://pubmed.ncbi.nlm.nih.gov/42880739/</w:t>
+        <w:t>https://pubmed.ncbi.nlm.nih.gov/42888172/</w:t>
       </w:r>
     </w:p>
     <w:p>
@@ -136,7 +136,7 @@
         <w:pStyle w:val="Heading2"/>
       </w:pPr>
       <w:r>
-        <w:t>Schusswaffen-Exposition bei Minderheits-Jugendlichen: Transgender-Frauen mit höchstem Risiko für Partnergewalt</w:t>
+        <w:t>Frauen in Führungspositionen im Gesundheitswesen berichten Diskriminierung, brauchen Training und institutionelle Unterstützung</w:t>
       </w:r>
     </w:p>
     <w:p>
@@ -146,12 +146,12 @@
           <w:color w:val="666666"/>
           <w:sz w:val="18"/>
         </w:rPr>
-        <w:t>Gamarel KE et al.  ·  Ann Behav Med  ·  07.01.2026  ·  PMID 42847376</w:t>
+        <w:t>Ernst G et al.  ·  Medicina (B Aires)  ·  2026  ·  PMID 42886963</w:t>
       </w:r>
     </w:p>
     <w:p>
       <w:r>
-        <w:t>Gemischte Methoden (Umfrage N=24, Interviews) bei sexuellen und geschlechtlichen Minderheits-Jugendlichen in Detroit zur Erfassung von Schusswaffen-Exposition, Traumatisierung und Sicherheitserleben.</w:t>
+        <w:t>Querschnittstudie mit 62 Frauen in Führungspositionen im Gesundheitssektor (31 Argentinien, 31 Nigeria) zu Barrieren und Förderfaktoren ihrer Karrieren.</w:t>
       </w:r>
     </w:p>
     <w:p>
@@ -162,7 +162,7 @@
         <w:t xml:space="preserve">Ergebnis: </w:t>
       </w:r>
       <w:r>
-        <w:t>52,4% berichteten Schusswaffen-Besitz/Nutzung, 66,7% wurden beschossen, 42,9% erlebten Drohungen durch Partnergewalt mit Schusswaffen. Transgender-Frauen beschrieben spezifische Verwundbarkeit durch Partnergewalt; sexuelle Minderheits-Cisgender-Männer erlebten Gewalt in öffentlichen Räumen. Qualitative Daten zeigten pervasives Trauma und mangelnde kulturell relevante Sicherheitserziehung. Der Unterschied liegt in sozialen Verhältnissen (geschlechtsspezifische Gewalt, Diskriminierung), nicht in Biologie.</w:t>
+        <w:t>Häufigste Barrieren: Herausforderungen in Personalmanagement, berufliche Entwicklung, Work-Life-Balance, begrenzte Ressourcen, Personalkonfikte, Geschlechterdiskriminierung. Als Förderfaktoren genannt: Führungstraining, Coaching, inklusive Organisationskulturen, institutionelle Unterstützung. Schlussfolgerung: Barrieren wirken auf individuelle, organisatorische und strukturelle Ebene und spiegeln persistente Inequitäten wider.</w:t>
       </w:r>
     </w:p>
     <w:p>
@@ -177,7 +177,7 @@
         <w:rPr>
           <w:sz w:val="19"/>
         </w:rPr>
-        <w:t>USA mit anderer Waffenrechtskultur; methodisch aber instruktiv für intersektionale Vulnerabilität-Assessment in Gewaltprävention im deutschsprachigen Raum.</w:t>
+        <w:t>Argentinien und Nigeria (mittleres Einkommen); qualitativ; zeigt Bedarf für systemische Ansätze statt individueller Lösungen in Gesundheitssystemen weltweit.</w:t>
       </w:r>
     </w:p>
     <w:p>
@@ -186,7 +186,7 @@
           <w:color w:val="5A7D3A"/>
           <w:sz w:val="18"/>
         </w:rPr>
-        <w:t>https://pubmed.ncbi.nlm.nih.gov/42847376/</w:t>
+        <w:t>https://pubmed.ncbi.nlm.nih.gov/42886963/</w:t>
       </w:r>
     </w:p>
     <w:p>
@@ -194,7 +194,7 @@
         <w:pStyle w:val="Heading2"/>
       </w:pPr>
       <w:r>
-        <w:t>Intersektionale Stigmatisierung: Anti-asiatischer Rassismus und Cisheterosexismus verdoppeln psychische Belastung</w:t>
+        <w:t>Bildschirmzeit führt bei Mädchen zu Gewichtszunahme über andere Wege als bei Jungen</w:t>
       </w:r>
     </w:p>
     <w:p>
@@ -204,12 +204,12 @@
           <w:color w:val="666666"/>
           <w:sz w:val="18"/>
         </w:rPr>
-        <w:t>Lee H et al.  ·  Ann Behav Med  ·  07.01.2026  ·  PMID 42847351</w:t>
+        <w:t>Min J et al.  ·  Prev Chronic Dis  ·  15.10.2026  ·  PMID 42886217</w:t>
       </w:r>
     </w:p>
     <w:p>
       <w:r>
-        <w:t>Querschnittstudie mit 980 asiatisch-amerikanischen Jugendlichen (sexuelle und geschlechtliche Minderheiten) aus einer US-Umfrage zu 17.578 Minderheiten-Jugendlichen; Messung von staatlicher Strukturdiskriminierung und ihre Assoziation mit psychischer Belastung, Substanzkonsum und Schlafstörungen.</w:t>
+        <w:t>Systematische Übersicht über 22 Studien zur Assoziation zwischen Bildschirmzeit und Übergewicht/Adipositas bei Kindern und Jugendlichen mit Fokus auf geschlechtsspezifische biologische und Verhaltens-Mechanismen.</w:t>
       </w:r>
     </w:p>
     <w:p>
@@ -220,7 +220,7 @@
         <w:t xml:space="preserve">Ergebnis: </w:t>
       </w:r>
       <w:r>
-        <w:t>Höhere strukturelle anti-asiatische Diskriminierung assoziiert mit größerer psychischer Belastung (b=0,58; 95%-KI) und 2,56-fach höherer Wahrscheinlichkeit von Vaping (95%-KI 1,77–3,70). Höhere strukturelle Cisheterosexismus-Diskriminierung assoziiert mit 2,07-fach höherem Alkoholkonsum (95%-KI 1,27–3,38). Die schädlichen Effekte auf psychische Gesundheit waren amplifiziert, wenn beide Diskriminierungsformen zusammenwirkten. Dies zeigt biologisch unmöglich, sondern demonstriert soziale Ursachen von Versorgungsungleichheit.</w:t>
+        <w:t>18 von 22 Studien berichteten positive Assoziation zwischen Bildschirmzeit und Adipositas. Geschlechtsspezifische Muster: Bei Mädchen häufiger Adipositas, metabolisch ungesundes Übergewicht und psychologische Faktoren (Körperunzufriedenheit); bei Jungen häufiger Verhaltensfaktoren (erhöhte Kalorienaufnahme, nächtliche Bildschirmnutzung, Schlafmangel). Anzahl der reinen Geschlechtsstudien: n=6 nur Mädchen, n=4 nur Jungen.</w:t>
       </w:r>
     </w:p>
     <w:p>
@@ -235,7 +235,7 @@
         <w:rPr>
           <w:sz w:val="19"/>
         </w:rPr>
-        <w:t>USA-Kontext mit grundlegend anderen Strukturen; Befund zur Intersektionalität von Diskriminierung auf Systemebene teilweise auf Deutschland übertragbar, wo ähnliche Mehrfachdiskriminierung dokumentiert ist.</w:t>
+        <w:t>Internationale Studien, aber Mechanismen (biologisch vs. verhaltensbedingt) sind universell relevant; deutet auf Need für differenzierte Prävention hin.</w:t>
       </w:r>
     </w:p>
     <w:p>
@@ -244,7 +244,7 @@
           <w:color w:val="5A7D3A"/>
           <w:sz w:val="18"/>
         </w:rPr>
-        <w:t>https://pubmed.ncbi.nlm.nih.gov/42847351/</w:t>
+        <w:t>https://pubmed.ncbi.nlm.nih.gov/42886217/</w:t>
       </w:r>
     </w:p>
     <w:p>
@@ -252,7 +252,7 @@
         <w:pStyle w:val="Heading2"/>
       </w:pPr>
       <w:r>
-        <w:t>Männergesundheit: Strategie zur Reduktion von Prävention-Versorgungslücken in der Primärversorgung</w:t>
+        <w:t>Kleinere Fettpolster im Knie nach Operation bei Frauen, nicht bei Männern</w:t>
       </w:r>
     </w:p>
     <w:p>
@@ -262,12 +262,12 @@
           <w:color w:val="666666"/>
           <w:sz w:val="18"/>
         </w:rPr>
-        <w:t>Peate I  ·  Br J Community Nurs  ·  02.10.2026  ·  PMID 42832402</w:t>
+        <w:t>Hart HF et al.  ·  J Orthop Res  ·  Okt. 2026  ·  PMID 42885727</w:t>
       </w:r>
     </w:p>
     <w:p>
       <w:r>
-        <w:t>Narrativer Übersichtsartikel zu Großbritanniens erstem Männergesundheits-Strategieplan und seiner Umsetzung in der Gemeindeversorgung durch Früherkennung, barrierefreie Pfade und Engagement-Förderung.</w:t>
+        <w:t>Querschnittsstudie an Läufern mit und ohne Knieoperation in Australien und Kanada zur Assoziation zwischen Geschlecht, Fettpolstergröße und kniebezogenen Symptomen.</w:t>
       </w:r>
     </w:p>
     <w:p>
@@ -278,7 +278,7 @@
         <w:t xml:space="preserve">Ergebnis: </w:t>
       </w:r>
       <w:r>
-        <w:t>Die Strategie identifiziert vermeidbare Morbidität, Versorgungsungleichheiten und unzureichende Nutzung von Gesundheitsdiensten durch Männer als Kernprobleme; fordert Früherkennung, zugängliche Pfade und spezialisierte Outreach-Programme in Primärversorgung, Public Health und multidisziplinärer Zusammenarbeit. Konkrete Ergebniszahlen nicht im Abstract genannt, aber strukturelle Zugangsempfehlungen für geschlechtsspezifische Versorgungslücken beschrieben.</w:t>
+        <w:t>Frauen mit vorangegangener Knieoperation hatten ein um 1,80 cm³ kleineres infrapatellares Fettpolster als Kontrollen (95%-KI: −3,02 bis −0,57; p=0,004), dieser Unterschied lag bei Männern nicht vor (0,30 cm³; p=0,723). Fettpolstergröße war in keiner Gruppe mit Symptomen verbunden.</w:t>
       </w:r>
     </w:p>
     <w:p>
@@ -293,7 +293,7 @@
         <w:rPr>
           <w:sz w:val="19"/>
         </w:rPr>
-        <w:t>Großbritannien, NHS-System; vergleichbare Versorgungsstruktur und Gatekeeping wie Deutschland, aber ohne deutsche Evidenz zu spezifischen Männergesundheits-Hemmnissen.</w:t>
+        <w:t>Australien/Kanada, vergleichbare Sportmedizin; Mechanismus biologisch, nicht Zugangs- oder Behandlungsfrage.</w:t>
       </w:r>
     </w:p>
     <w:p>
@@ -302,7 +302,7 @@
           <w:color w:val="5A7D3A"/>
           <w:sz w:val="18"/>
         </w:rPr>
-        <w:t>https://pubmed.ncbi.nlm.nih.gov/42832402/</w:t>
+        <w:t>https://pubmed.ncbi.nlm.nih.gov/42885727/</w:t>
       </w:r>
     </w:p>
     <w:p>
@@ -310,7 +310,7 @@
         <w:pStyle w:val="Heading2"/>
       </w:pPr>
       <w:r>
-        <w:t>Geschlechterwahrnehmung in Chirurgie: 44% der Chirurginnen erleben sexuelle Belästigung, Männer erkennen Dispari­täten nicht</w:t>
+        <w:t>Frauen erholen sich neurologisch besser, zeigen aber schlechtere funktionelle Outcomes nach Hirn-OP</w:t>
       </w:r>
     </w:p>
     <w:p>
@@ -320,12 +320,12 @@
           <w:color w:val="666666"/>
           <w:sz w:val="18"/>
         </w:rPr>
-        <w:t>Franza M et al.  ·  J Plast Reconstr Aesthet Surg  ·  25.08.2026  ·  PMID 42705176</w:t>
+        <w:t>Yusupov FA et al.  ·  Zh Vopr Neirokhir Im N N Burdenko  ·  2026  ·  PMID 42885135</w:t>
       </w:r>
     </w:p>
     <w:p>
       <w:r>
-        <w:t>Europäische Querschnittsumfrage unter 530 plastischen Chirurgen (281 Frauen, 249 Männer) zu subjektiven Wahrnehmungen von Geschlechterdisparität in Beruf und klinischer Praxis.</w:t>
+        <w:t>Systematische Literaturübersicht zu biologischen und sozialen Geschlechtsunterschieden in Neuroplastizität und funktioneller Erholung nach Gehirn- und Rückenmarksverletzungen bzw. -operationen.</w:t>
       </w:r>
     </w:p>
     <w:p>
@@ -336,7 +336,7 @@
         <w:t xml:space="preserve">Ergebnis: </w:t>
       </w:r>
       <w:r>
-        <w:t>44% der Frauen berichteten sexuelle Belästigung am Arbeitsplatz. Geschlecht war in multivariater Analyse signifikant mit Antworten zu fast jeder Frage assoziiert (14 von 17). Männliches Geschlecht war assoziiert mit niedrigerer Wahrscheinlichkeit, Geschlechterdisparität in Stellenmöglichkeiten oder klinischer Praxis wahrzunehmen. Dies zeigt Unterschied in Wahrnehmung und Zugang zur Versorgung von Patientinnen durch Geschlecht der Behandelnden, nicht primär biologisch.</w:t>
+        <w:t>Frauenhirne zeigen bessere interhemisphärische Konnektivität (Vorteil bei fokalen Läsionen der dominanten Hemisphäre); Männerhirne sind für schnellere motorische Koordination optimiert. Östrogen und Progesteron wirken neuroprotektiv. Klinisch zeigen Frauen bei Entlassung nach Schlaganfall oft niedrigere funktionelle Unabhängigkeit trotz gleichen oder besseren neurologischen Erholungspotenzials – verursacht durch Komorbiditäten und soziale Faktoren, nicht Biologie.</w:t>
       </w:r>
     </w:p>
     <w:p>
@@ -351,7 +351,7 @@
         <w:rPr>
           <w:sz w:val="19"/>
         </w:rPr>
-        <w:t>Europäische Multi-Länder-Daten (Italien, Spanien); strukturelle Barrieren teilweise auf deutschsprachigen Raum übertragbar, aber keine Patientenergebnisse erfasst.</w:t>
+        <w:t>Russische Übersicht, überträgt auf Hirnplastizität weltweit; Diskrepanz zwischen biologischem und funktionellem Outcome zeigt Bedarf für geschlechtsspezifische Rehabilitationsprotokolle.</w:t>
       </w:r>
     </w:p>
     <w:p>
@@ -360,7 +360,7 @@
           <w:color w:val="5A7D3A"/>
           <w:sz w:val="18"/>
         </w:rPr>
-        <w:t>https://pubmed.ncbi.nlm.nih.gov/42705176/</w:t>
+        <w:t>https://pubmed.ncbi.nlm.nih.gov/42885135/</w:t>
       </w:r>
     </w:p>
     <w:p>
@@ -368,7 +368,7 @@
         <w:pStyle w:val="Heading2"/>
       </w:pPr>
       <w:r>
-        <w:t>Luftverschmutzung im Säuglingsalter: Unterschiedliche entzündliche Reaktionen bei Jungen und Mädchen</w:t>
+        <w:t>Männer mit Diabetes und Anämie sterben häufiger: US-Routinedaten zeigen persistente Geschlechtslücke</w:t>
       </w:r>
     </w:p>
     <w:p>
@@ -378,12 +378,12 @@
           <w:color w:val="666666"/>
           <w:sz w:val="18"/>
         </w:rPr>
-        <w:t>Gómez-Olarte S et al.  ·  Environ Pollut  ·  15.11.2026  ·  PMID 42680050</w:t>
+        <w:t>Liao Y et al.  ·  BMC Public Health  ·  30.07.2026  ·  PMID 42881440</w:t>
       </w:r>
     </w:p>
     <w:p>
       <w:r>
-        <w:t>Querschnittstudie an 606 Einjährigen (n=508 mit Zytokindaten) zur Erfassung geschlechtsspezifischer Unterschiede in der Assoziation zwischen Luftschadstoffexposition (PM2,5, PM10, NO2) und Atemwegserkrankungen sowie Entzündungsmarkern.</w:t>
+        <w:t>Analyse von 181.430 Todesfällen mit gleichzeitigem Diabetes und Anämie bei Erwachsenen ≥65 Jahren in den USA 1999–2023 aus CDC-Routinedaten, stratifiziert nach Geschlecht, Rasse und Urbanität.</w:t>
       </w:r>
     </w:p>
     <w:p>
@@ -394,7 +394,7 @@
         <w:t xml:space="preserve">Ergebnis: </w:t>
       </w:r>
       <w:r>
-        <w:t>Bei Jungen: PM2,5-Anstieg (2,0 μg/m³) assoziiert mit erhöhtem Bronchitis-Risiko (aOR 1,50; 95%-KI 1,02–2,23) und IL-8-Anstieg (23,8%, 95%-KI 11,2–37,9%). Bei Mädchen: IL-8-Anstieg (31,9%, 95%-KI 18,6–46,7%) und TNF-α-Anstieg (12,8%, 95%-KI 3,9–22,6%); alle Schadstoffe mit IL-10-Anstieg assoziiert (PM2,5: 35,7%, 95%-KI 14,4–61,1%). Dies deutet auf geschlechtsspezifische biologische Unterschiede in der angeborenen Immunantwort hin.</w:t>
+        <w:t>Männer zeigten durchgehend höhere altersadjustierte Mortalitätsraten als Frauen. Schwarze Nicht-Hispanier hatten die höchsten Raten unter allen Gruppen. Ländliche Gegenden zeigten höhere Mortalität als urbane. Trend: Anstieg 1999–2006 (APC 3,52%), Rückgang 2006–2018 (APC −1,25%), deutlicher Anstieg 2018–2021 (APC 14,17%), Rückgang 2021–2023 (APC −4,13%).</w:t>
       </w:r>
     </w:p>
     <w:p>
@@ -409,7 +409,7 @@
         <w:rPr>
           <w:sz w:val="19"/>
         </w:rPr>
-        <w:t>Deutschland hat vergleichbare Luftqualitätsüberwachung; Befund ist biologischer Natur, daher altersunabhängig übertragbar.</w:t>
+        <w:t>USA-Routinedaten; Geschlechtsunterschiede in Sterblichkeit dokumentiert, Ursachen nicht untersucht – biologisch oder Versorgung unklar.</w:t>
       </w:r>
     </w:p>
     <w:p>
@@ -418,7 +418,7 @@
           <w:color w:val="5A7D3A"/>
           <w:sz w:val="18"/>
         </w:rPr>
-        <w:t>https://pubmed.ncbi.nlm.nih.gov/42680050/</w:t>
+        <w:t>https://pubmed.ncbi.nlm.nih.gov/42881440/</w:t>
       </w:r>
     </w:p>
     <w:sectPr>

--- a/download/studien-aktuell.docx
+++ b/download/studien-aktuell.docx
@@ -62,7 +62,7 @@
           <w:color w:val="666666"/>
           <w:sz w:val="18"/>
         </w:rPr>
-        <w:t>Stand: 17.10.2026  |  6 Studien  |  gender.m-vf.de</w:t>
+        <w:t>Stand: 18.10.2026  |  5 Studien  |  gender.m-vf.de</w:t>
       </w:r>
     </w:p>
     <w:p>
@@ -70,7 +70,7 @@
         <w:pStyle w:val="Heading1"/>
       </w:pPr>
       <w:r>
-        <w:t>Aufgenommen am 17.10.2026</w:t>
+        <w:t>Aufgenommen am 18.10.2026</w:t>
       </w:r>
     </w:p>
     <w:p>
@@ -78,7 +78,7 @@
         <w:pStyle w:val="Heading2"/>
       </w:pPr>
       <w:r>
-        <w:t>Zirkumpolare Regionen: Kulturelle Sicherheit und indigene Hebammenmodelle verbessern Mutter-Kind-Gesundheit</w:t>
+        <w:t>Feinstaubbelastung wirkt bei Frauen stärker: Geschlecht als Risikofaktor in der Luftverschmutzung</w:t>
       </w:r>
     </w:p>
     <w:p>
@@ -88,12 +88,12 @@
           <w:color w:val="666666"/>
           <w:sz w:val="18"/>
         </w:rPr>
-        <w:t>Ingemann C et al.  ·  Int J Circumpolar Health  ·  31.12.2026  ·  PMID 42888172</w:t>
+        <w:t>Sittitoon N et al.  ·  Front Public Health  ·  01.10.2026  ·  PMID 42889179</w:t>
       </w:r>
     </w:p>
     <w:p>
       <w:r>
-        <w:t>Qualitative Synthese aus Präsentationen und Sharing Circle beim International Conference on Arctic Research Planning IV zu Mutter-Kind-Gesundheit in arktischen Regionen (Grönland, Kanada, USA, Norwegen), mit Fokus auf strukturelle Bedingungen, kulturelle Sicherheit und indigene Praxismodelle.</w:t>
+        <w:t>Querschnittstudie mit 3.916 Erwachsenen in Thailand zur Frage, wie Geschlecht, Bildung und Schutzverhalten mit akuten Symptomen bei PM₂,₅-Exposition zusammenhängen.</w:t>
       </w:r>
     </w:p>
     <w:p>
@@ -104,7 +104,7 @@
         <w:t xml:space="preserve">Ergebnis: </w:t>
       </w:r>
       <w:r>
-        <w:t>Konsistente Bedenken identifiziert: kulturelle Unsicherheit, Evakuierung zur Geburt, Personalinstabilität, Nahrungsmittelunsicherheit. Innovative Befunde: gemeinschaftsgeleitete Praktiken und indigene Versorgungsmodelle zeigen Stärken. Strukturelle Bedingungen, Politiken und kulturelle Sicherheit prägen reproduktive Gesundheit. Zentral: Querschnittslernen, indigene Führung und relationale Versorgungsmodelle.</w:t>
+        <w:t>Frauen zeigten höhere Odds für respiratorische und neurologische Symptome als Männer (nach Kontrolle für PM₂,₅-Exposition und Schutzverhalten). Respiratorische Symptome waren am häufigsten (80,7%), gefolgt von Augensymptomen (52,8%) und dermatologischen Symptomen (48,7%). Non-Compliance mit Schutzmaßnahmen war mit höheren Odds für respiratorische und neurologische Symptome assoziiert. Das Geschlecht beeinflusst sowohl die biologische Reaktion als auch die Befolgung von Schutzmaßnahmen.</w:t>
       </w:r>
     </w:p>
     <w:p>
@@ -119,7 +119,7 @@
         <w:rPr>
           <w:sz w:val="19"/>
         </w:rPr>
-        <w:t>Zirkumpolar (Grönland, Norwegen, Kanada, USA); qualitativ; zeigt, dass Kultur und soziale Strukturen Versorgung prägen, nicht allein Biologie oder Zugang.</w:t>
+        <w:t>Thailand, Routinedaten; Geschlechtermechanismen übertragbar, aber Luftqualitätssituation nicht vergleichbar mit Deutschland.</w:t>
       </w:r>
     </w:p>
     <w:p>
@@ -128,7 +128,7 @@
           <w:color w:val="5A7D3A"/>
           <w:sz w:val="18"/>
         </w:rPr>
-        <w:t>https://pubmed.ncbi.nlm.nih.gov/42888172/</w:t>
+        <w:t>https://pubmed.ncbi.nlm.nih.gov/42889179/</w:t>
       </w:r>
     </w:p>
     <w:p>
@@ -136,7 +136,7 @@
         <w:pStyle w:val="Heading2"/>
       </w:pPr>
       <w:r>
-        <w:t>Frauen in Führungspositionen im Gesundheitswesen berichten Diskriminierung, brauchen Training und institutionelle Unterstützung</w:t>
+        <w:t>Geschlechtergleichstellung wirkt nicht auf Krankheitslast: Panelanalyse der EU weist kein Signal</w:t>
       </w:r>
     </w:p>
     <w:p>
@@ -146,12 +146,12 @@
           <w:color w:val="666666"/>
           <w:sz w:val="18"/>
         </w:rPr>
-        <w:t>Ernst G et al.  ·  Medicina (B Aires)  ·  2026  ·  PMID 42886963</w:t>
+        <w:t>Kisa A et al.  ·  Front Public Health  ·  01.10.2026  ·  PMID 42889109</w:t>
       </w:r>
     </w:p>
     <w:p>
       <w:r>
-        <w:t>Querschnittstudie mit 62 Frauen in Führungspositionen im Gesundheitssektor (31 Argentinien, 31 Nigeria) zu Barrieren und Förderfaktoren ihrer Karrieren.</w:t>
+        <w:t>Ökologische Längszeitstudie mit 25 EU-Mitgliedstaaten (450 Land-Jahr-Beobachtungen) zur Frage, ob Veränderungen in Geschlechtergleichstellung (Global Gender Gap Index) mit altersadjustierter Gesamtkrankheitslast assoziiert sind.</w:t>
       </w:r>
     </w:p>
     <w:p>
@@ -162,7 +162,7 @@
         <w:t xml:space="preserve">Ergebnis: </w:t>
       </w:r>
       <w:r>
-        <w:t>Häufigste Barrieren: Herausforderungen in Personalmanagement, berufliche Entwicklung, Work-Life-Balance, begrenzte Ressourcen, Personalkonfikte, Geschlechterdiskriminierung. Als Förderfaktoren genannt: Führungstraining, Coaching, inklusive Organisationskulturen, institutionelle Unterstützung. Schlussfolgerung: Barrieren wirken auf individuelle, organisatorische und strukturelle Ebene und spiegeln persistente Inequitäten wider.</w:t>
+        <w:t>Innerstaatliche Veränderungen im Gender Gap Index waren weder mit altersadjustierter DALY-Rate noch mit YLL/YLD-Ratio assoziiert (β=−19,1 pro 0,01 Anstieg; p=0,575). Robustheitschecks (Wild-Cluster-Bootstrap, Mundlak-Zerlegung, Vorpandemie-Periode) bestätigten Nullbefund. Der negative Querschnitts-Gradient verschwand nach Kontrolle. Breite Gleichstellungsindikatoren sind möglicherweise zu langsam oder zu allgemein, um Effekte auf Gesamtkrankheitslast zu zeigen.</w:t>
       </w:r>
     </w:p>
     <w:p>
@@ -177,7 +177,7 @@
         <w:rPr>
           <w:sz w:val="19"/>
         </w:rPr>
-        <w:t>Argentinien und Nigeria (mittleres Einkommen); qualitativ; zeigt Bedarf für systemische Ansätze statt individueller Lösungen in Gesundheitssystemen weltweit.</w:t>
+        <w:t>25 EU-Länder, Routinedaten; deutsche Interpretation erfordert nationale Datenmodelle mit krankheitsspezifischen Ergebnissen.</w:t>
       </w:r>
     </w:p>
     <w:p>
@@ -186,7 +186,7 @@
           <w:color w:val="5A7D3A"/>
           <w:sz w:val="18"/>
         </w:rPr>
-        <w:t>https://pubmed.ncbi.nlm.nih.gov/42886963/</w:t>
+        <w:t>https://pubmed.ncbi.nlm.nih.gov/42889109/</w:t>
       </w:r>
     </w:p>
     <w:p>
@@ -194,7 +194,7 @@
         <w:pStyle w:val="Heading2"/>
       </w:pPr>
       <w:r>
-        <w:t>Bildschirmzeit führt bei Mädchen zu Gewichtszunahme über andere Wege als bei Jungen</w:t>
+        <w:t>Wanderarbeiter in den USA: Männer verdienen mehr, aber niemand erhält Medikamente</w:t>
       </w:r>
     </w:p>
     <w:p>
@@ -204,12 +204,12 @@
           <w:color w:val="666666"/>
           <w:sz w:val="18"/>
         </w:rPr>
-        <w:t>Min J et al.  ·  Prev Chronic Dis  ·  15.10.2026  ·  PMID 42886217</w:t>
+        <w:t>Payne-Sturges DC et al.  ·  Front Public Health  ·  01.10.2026  ·  PMID 42889058</w:t>
       </w:r>
     </w:p>
     <w:p>
       <w:r>
-        <w:t>Systematische Übersicht über 22 Studien zur Assoziation zwischen Bildschirmzeit und Übergewicht/Adipositas bei Kindern und Jugendlichen mit Fokus auf geschlechtsspezifische biologische und Verhaltens-Mechanismen.</w:t>
+        <w:t>Querschnittsstudie mit 135 Saisonarbeitern in Maryland (84,3% Spanischsprachig, 15,7% Haitianisch-Kreolisch) zu Arbeitsbedingungen, Unterkunft, Gesundheit und Lohnungleichheiten nach Geschlecht und Herkunft.</w:t>
       </w:r>
     </w:p>
     <w:p>
@@ -220,7 +220,7 @@
         <w:t xml:space="preserve">Ergebnis: </w:t>
       </w:r>
       <w:r>
-        <w:t>18 von 22 Studien berichteten positive Assoziation zwischen Bildschirmzeit und Adipositas. Geschlechtsspezifische Muster: Bei Mädchen häufiger Adipositas, metabolisch ungesundes Übergewicht und psychologische Faktoren (Körperunzufriedenheit); bei Jungen häufiger Verhaltensfaktoren (erhöhte Kalorienaufnahme, nächtliche Bildschirmnutzung, Schlafmangel). Anzahl der reinen Geschlechtsstudien: n=6 nur Mädchen, n=4 nur Jungen.</w:t>
+        <w:t>Männer, H-2A-Visa-Inhaber und mexikanische Arbeiter verdienen signifikant häufiger ≥15 USD/h. Hypertension war die häufigste chronische Erkrankung, aber nicht alle Teilnehmer hatten Zugang zu notwendigen Medikamenten. Überbelegte Unterkünfte waren verbreitet. Geschlechtsspezifische Lohnunterschiede zeigen strukturelle Benachteiligung von Frauen; Zugang zu Versorgung ist systemisch beeinträchtigt, nicht individuell.</w:t>
       </w:r>
     </w:p>
     <w:p>
@@ -235,7 +235,7 @@
         <w:rPr>
           <w:sz w:val="19"/>
         </w:rPr>
-        <w:t>Internationale Studien, aber Mechanismen (biologisch vs. verhaltensbedingt) sind universell relevant; deutet auf Need für differenzierte Prävention hin.</w:t>
+        <w:t>USA, Migrantenpopulation; Lohnungleichheiten übertragbar, aber Arbeitsmarktsystem grundlegend verschieden von Deutschland.</w:t>
       </w:r>
     </w:p>
     <w:p>
@@ -244,7 +244,7 @@
           <w:color w:val="5A7D3A"/>
           <w:sz w:val="18"/>
         </w:rPr>
-        <w:t>https://pubmed.ncbi.nlm.nih.gov/42886217/</w:t>
+        <w:t>https://pubmed.ncbi.nlm.nih.gov/42889058/</w:t>
       </w:r>
     </w:p>
     <w:p>
@@ -252,7 +252,7 @@
         <w:pStyle w:val="Heading2"/>
       </w:pPr>
       <w:r>
-        <w:t>Kleinere Fettpolster im Knie nach Operation bei Frauen, nicht bei Männern</w:t>
+        <w:t>Cybermobbing wirkt stärker auf sexuelle und geschlechtliche Minderheiten: Minderheitenstress bei digitaler Gewalt</w:t>
       </w:r>
     </w:p>
     <w:p>
@@ -262,12 +262,12 @@
           <w:color w:val="666666"/>
           <w:sz w:val="18"/>
         </w:rPr>
-        <w:t>Hart HF et al.  ·  J Orthop Res  ·  Okt. 2026  ·  PMID 42885727</w:t>
+        <w:t>Pu Y et al.  ·  J Res Adolesc  ·  Dez. 2026  ·  PMID 42888917</w:t>
       </w:r>
     </w:p>
     <w:p>
       <w:r>
-        <w:t>Querschnittsstudie an Läufern mit und ohne Knieoperation in Australien und Kanada zur Assoziation zwischen Geschlecht, Fettpolstergröße und kniebezogenen Symptomen.</w:t>
+        <w:t>Querschnittsstudie mit 12.773 US-Jugendlichen aus dem Youth Risk Behavior Survey 2023 zum Zusammenhang zwischen Social-Media-Nutzung, Cyberbullying und psychischer Belastung nach sexueller Orientierung und Geschlechtsidentität.</w:t>
       </w:r>
     </w:p>
     <w:p>
@@ -278,7 +278,7 @@
         <w:t xml:space="preserve">Ergebnis: </w:t>
       </w:r>
       <w:r>
-        <w:t>Frauen mit vorangegangener Knieoperation hatten ein um 1,80 cm³ kleineres infrapatellares Fettpolster als Kontrollen (95%-KI: −3,02 bis −0,57; p=0,004), dieser Unterschied lag bei Männern nicht vor (0,30 cm³; p=0,723). Fettpolstergröße war in keiner Gruppe mit Symptomen verbunden.</w:t>
+        <w:t>Sexuelle und geschlechtliche Minderheiten berichten bei ähnlicher Social-Media-Nutzung häufiger Cyberbullying-Exposition und größere psychische Belastung (Traurigkeit, Suizidgedanken) als Heterosexuelle und Cisgender-Peers. Der Zusammenhang zwischen höherer Mediennutzung und psychischer Belastung wird durch Cyberbullying erklärt. Minderheiten zeigen stärkere mentale Folgen von Bullying – Evidenz für Minderheitenstress.</w:t>
       </w:r>
     </w:p>
     <w:p>
@@ -293,7 +293,7 @@
         <w:rPr>
           <w:sz w:val="19"/>
         </w:rPr>
-        <w:t>Australien/Kanada, vergleichbare Sportmedizin; Mechanismus biologisch, nicht Zugangs- oder Behandlungsfrage.</w:t>
+        <w:t>USA, nationale Schülerumfrage; Cyberbullying-Mechanismen grundsätzlich übertragbar, aber digitale Risikolandschaft in Deutschland teils verschieden.</w:t>
       </w:r>
     </w:p>
     <w:p>
@@ -302,7 +302,7 @@
           <w:color w:val="5A7D3A"/>
           <w:sz w:val="18"/>
         </w:rPr>
-        <w:t>https://pubmed.ncbi.nlm.nih.gov/42885727/</w:t>
+        <w:t>https://pubmed.ncbi.nlm.nih.gov/42888917/</w:t>
       </w:r>
     </w:p>
     <w:p>
@@ -310,7 +310,7 @@
         <w:pStyle w:val="Heading2"/>
       </w:pPr>
       <w:r>
-        <w:t>Frauen erholen sich neurologisch besser, zeigen aber schlechtere funktionelle Outcomes nach Hirn-OP</w:t>
+        <w:t>Depressionstest bei transgender Jugendlichen: Einziger Gesamtscore ist valide, nicht die Subskalen</w:t>
       </w:r>
     </w:p>
     <w:p>
@@ -320,12 +320,12 @@
           <w:color w:val="666666"/>
           <w:sz w:val="18"/>
         </w:rPr>
-        <w:t>Yusupov FA et al.  ·  Zh Vopr Neirokhir Im N N Burdenko  ·  2026  ·  PMID 42885135</w:t>
+        <w:t>Doyle RL et al.  ·  Evid Based Pract Child Adolesc Ment Health  ·  29.06.2025  ·  PMID 42847875</w:t>
       </w:r>
     </w:p>
     <w:p>
       <w:r>
-        <w:t>Systematische Literaturübersicht zu biologischen und sozialen Geschlechtsunterschieden in Neuroplastizität und funktioneller Erholung nach Gehirn- und Rückenmarksverletzungen bzw. -operationen.</w:t>
+        <w:t>Validierungsstudie mit 182 Jugendlichen (10–17 Jahre) mit Geschlechtsinkongruenz an einer Klinik, die Faktorstruktur des Children's Depression Inventory 2nd Edition (CDI-2) mittels konfirmatorischer Faktorenanalyse überprüften.</w:t>
       </w:r>
     </w:p>
     <w:p>
@@ -336,7 +336,7 @@
         <w:t xml:space="preserve">Ergebnis: </w:t>
       </w:r>
       <w:r>
-        <w:t>Frauenhirne zeigen bessere interhemisphärische Konnektivität (Vorteil bei fokalen Läsionen der dominanten Hemisphäre); Männerhirne sind für schnellere motorische Koordination optimiert. Östrogen und Progesteron wirken neuroprotektiv. Klinisch zeigen Frauen bei Entlassung nach Schlaganfall oft niedrigere funktionelle Unabhängigkeit trotz gleichen oder besseren neurologischen Erholungspotenzials – verursacht durch Komorbiditäten und soziale Faktoren, nicht Biologie.</w:t>
+        <w:t>Die von den Autoren vorgeschlagene Faktorstruktur passte nicht zu den Daten transgender und geschlechtsexpansiver Jugendlicher. Ein-Faktor-Modelle zeigten beste Passung. Jugendliche, denen bei Geburt weiblich zugeordnet wurde, berichteten höhere Selbst-Depression als solche, denen männlich zugeordnet wurde. Kliniker sollten nur Gesamtscores verwenden, nicht Subskalen.</w:t>
       </w:r>
     </w:p>
     <w:p>
@@ -351,7 +351,7 @@
         <w:rPr>
           <w:sz w:val="19"/>
         </w:rPr>
-        <w:t>Russische Übersicht, überträgt auf Hirnplastizität weltweit; Diskrepanz zwischen biologischem und funktionellem Outcome zeigt Bedarf für geschlechtsspezifische Rehabilitationsprotokolle.</w:t>
+        <w:t>USA, Spezialklinik; Geschlechtsspezifische Depressionsraten bei transgender Jugendlichen übertragbar, aber US-Messinstrument erfordert deutsche Validierung.</w:t>
       </w:r>
     </w:p>
     <w:p>
@@ -360,65 +360,7 @@
           <w:color w:val="5A7D3A"/>
           <w:sz w:val="18"/>
         </w:rPr>
-        <w:t>https://pubmed.ncbi.nlm.nih.gov/42885135/</w:t>
-      </w:r>
-    </w:p>
-    <w:p>
-      <w:pPr>
-        <w:pStyle w:val="Heading2"/>
-      </w:pPr>
-      <w:r>
-        <w:t>Männer mit Diabetes und Anämie sterben häufiger: US-Routinedaten zeigen persistente Geschlechtslücke</w:t>
-      </w:r>
-    </w:p>
-    <w:p>
-      <w:r>
-        <w:rPr>
-          <w:i/>
-          <w:color w:val="666666"/>
-          <w:sz w:val="18"/>
-        </w:rPr>
-        <w:t>Liao Y et al.  ·  BMC Public Health  ·  30.07.2026  ·  PMID 42881440</w:t>
-      </w:r>
-    </w:p>
-    <w:p>
-      <w:r>
-        <w:t>Analyse von 181.430 Todesfällen mit gleichzeitigem Diabetes und Anämie bei Erwachsenen ≥65 Jahren in den USA 1999–2023 aus CDC-Routinedaten, stratifiziert nach Geschlecht, Rasse und Urbanität.</w:t>
-      </w:r>
-    </w:p>
-    <w:p>
-      <w:r>
-        <w:rPr>
-          <w:b/>
-        </w:rPr>
-        <w:t xml:space="preserve">Ergebnis: </w:t>
-      </w:r>
-      <w:r>
-        <w:t>Männer zeigten durchgehend höhere altersadjustierte Mortalitätsraten als Frauen. Schwarze Nicht-Hispanier hatten die höchsten Raten unter allen Gruppen. Ländliche Gegenden zeigten höhere Mortalität als urbane. Trend: Anstieg 1999–2006 (APC 3,52%), Rückgang 2006–2018 (APC −1,25%), deutlicher Anstieg 2018–2021 (APC 14,17%), Rückgang 2021–2023 (APC −4,13%).</w:t>
-      </w:r>
-    </w:p>
-    <w:p>
-      <w:r>
-        <w:rPr>
-          <w:b/>
-          <w:sz w:val="19"/>
-        </w:rPr>
-        <w:t xml:space="preserve">Übertragbarkeit: </w:t>
-      </w:r>
-      <w:r>
-        <w:rPr>
-          <w:sz w:val="19"/>
-        </w:rPr>
-        <w:t>USA-Routinedaten; Geschlechtsunterschiede in Sterblichkeit dokumentiert, Ursachen nicht untersucht – biologisch oder Versorgung unklar.</w:t>
-      </w:r>
-    </w:p>
-    <w:p>
-      <w:r>
-        <w:rPr>
-          <w:color w:val="5A7D3A"/>
-          <w:sz w:val="18"/>
-        </w:rPr>
-        <w:t>https://pubmed.ncbi.nlm.nih.gov/42881440/</w:t>
+        <w:t>https://pubmed.ncbi.nlm.nih.gov/42847875/</w:t>
       </w:r>
     </w:p>
     <w:sectPr>

--- a/download/studien-aktuell.docx
+++ b/download/studien-aktuell.docx
@@ -62,7 +62,7 @@
           <w:color w:val="666666"/>
           <w:sz w:val="18"/>
         </w:rPr>
-        <w:t>Stand: 18.10.2026  |  5 Studien  |  gender.m-vf.de</w:t>
+        <w:t>Stand: 19.10.2026  |  6 Studien  |  gender.m-vf.de</w:t>
       </w:r>
     </w:p>
     <w:p>
@@ -70,7 +70,7 @@
         <w:pStyle w:val="Heading1"/>
       </w:pPr>
       <w:r>
-        <w:t>Aufgenommen am 18.10.2026</w:t>
+        <w:t>Aufgenommen am 19.10.2026</w:t>
       </w:r>
     </w:p>
     <w:p>
@@ -78,7 +78,7 @@
         <w:pStyle w:val="Heading2"/>
       </w:pPr>
       <w:r>
-        <w:t>Feinstaubbelastung wirkt bei Frauen stärker: Geschlecht als Risikofaktor in der Luftverschmutzung</w:t>
+        <w:t>Östradiol-Schwankungen im mittleren Lebensalter zeigen Geschlechter-unterschiede bei Depressionen</w:t>
       </w:r>
     </w:p>
     <w:p>
@@ -88,12 +88,12 @@
           <w:color w:val="666666"/>
           <w:sz w:val="18"/>
         </w:rPr>
-        <w:t>Sittitoon N et al.  ·  Front Public Health  ·  01.10.2026  ·  PMID 42889179</w:t>
+        <w:t>Zhang J et al.  ·  J Neuroendocrinol  ·  Okt. 2026  ·  PMID 42893941</w:t>
       </w:r>
     </w:p>
     <w:p>
       <w:r>
-        <w:t>Querschnittstudie mit 3.916 Erwachsenen in Thailand zur Frage, wie Geschlecht, Bildung und Schutzverhalten mit akuten Symptomen bei PM₂,₅-Exposition zusammenhängen.</w:t>
+        <w:t>Analyse von 8421 Erwachsenen aus NHANES 2013-2016 zu Hormontrends und Depressivität über die Lebensspanne, stratifiziert nach Geschlecht und Altersgruppen.</w:t>
       </w:r>
     </w:p>
     <w:p>
@@ -104,7 +104,7 @@
         <w:t xml:space="preserve">Ergebnis: </w:t>
       </w:r>
       <w:r>
-        <w:t>Frauen zeigten höhere Odds für respiratorische und neurologische Symptome als Männer (nach Kontrolle für PM₂,₅-Exposition und Schutzverhalten). Respiratorische Symptome waren am häufigsten (80,7%), gefolgt von Augensymptomen (52,8%) und dermatologischen Symptomen (48,7%). Non-Compliance mit Schutzmaßnahmen war mit höheren Odds für respiratorische und neurologische Symptome assoziiert. Das Geschlecht beeinflusst sowohl die biologische Reaktion als auch die Befolgung von Schutzmaßnahmen.</w:t>
+        <w:t>Bei depressiven Frauen stiegen Östradiolwerte abnormal ab dem 28.–37. Lebensjahr an und korrelierten ab 38–57 Jahren mit Depressivität (p &lt; 0,05); depressive Frauen zeigten höhere Müdigkeit, depressive Männer externalisierende Symptome. Ein Fenster neuroendokriner Vulnerabilität entsteht bei Frauen früher als bislang erkannt.</w:t>
       </w:r>
     </w:p>
     <w:p>
@@ -119,7 +119,7 @@
         <w:rPr>
           <w:sz w:val="19"/>
         </w:rPr>
-        <w:t>Thailand, Routinedaten; Geschlechtermechanismen übertragbar, aber Luftqualitätssituation nicht vergleichbar mit Deutschland.</w:t>
+        <w:t>USA-Daten, aber biologischer Befund unabhängig von Versorgungssystem; Implikation für Frühintervention bei Frauen ab 28 Jahren.</w:t>
       </w:r>
     </w:p>
     <w:p>
@@ -128,7 +128,7 @@
           <w:color w:val="5A7D3A"/>
           <w:sz w:val="18"/>
         </w:rPr>
-        <w:t>https://pubmed.ncbi.nlm.nih.gov/42889179/</w:t>
+        <w:t>https://pubmed.ncbi.nlm.nih.gov/42893941/</w:t>
       </w:r>
     </w:p>
     <w:p>
@@ -136,7 +136,7 @@
         <w:pStyle w:val="Heading2"/>
       </w:pPr>
       <w:r>
-        <w:t>Geschlechtergleichstellung wirkt nicht auf Krankheitslast: Panelanalyse der EU weist kein Signal</w:t>
+        <w:t>Affirmierende Versorgung braucht mehr als Inklusion: Qualitative Erkenntnisse von LGBTQIA+-Patienten</w:t>
       </w:r>
     </w:p>
     <w:p>
@@ -146,12 +146,12 @@
           <w:color w:val="666666"/>
           <w:sz w:val="18"/>
         </w:rPr>
-        <w:t>Kisa A et al.  ·  Front Public Health  ·  01.10.2026  ·  PMID 42889109</w:t>
+        <w:t>Ross MH et al.  ·  Inquiry  ·  18.10.2026  ·  PMID 42893429</w:t>
       </w:r>
     </w:p>
     <w:p>
       <w:r>
-        <w:t>Ökologische Längszeitstudie mit 25 EU-Mitgliedstaaten (450 Land-Jahr-Beobachtungen) zur Frage, ob Veränderungen in Geschlechtergleichstellung (Global Gender Gap Index) mit altersadjustierter Gesamtkrankheitslast assoziiert sind.</w:t>
+        <w:t>Qualitative Analyse zweier Studien mit LGBTQIA+-Patienten und -Fachleuten in Australien zur Frage, wie sich inklusive von affirmativer Versorgung unterscheidet.</w:t>
       </w:r>
     </w:p>
     <w:p>
@@ -162,7 +162,7 @@
         <w:t xml:space="preserve">Ergebnis: </w:t>
       </w:r>
       <w:r>
-        <w:t>Innerstaatliche Veränderungen im Gender Gap Index waren weder mit altersadjustierter DALY-Rate noch mit YLL/YLD-Ratio assoziiert (β=−19,1 pro 0,01 Anstieg; p=0,575). Robustheitschecks (Wild-Cluster-Bootstrap, Mundlak-Zerlegung, Vorpandemie-Periode) bestätigten Nullbefund. Der negative Querschnitts-Gradient verschwand nach Kontrolle. Breite Gleichstellungsindikatoren sind möglicherweise zu langsam oder zu allgemein, um Effekte auf Gesamtkrankheitslast zu zeigen.</w:t>
+        <w:t>Patienten betonen: Affirmierende Versorgung bedeutet, sich sicher, respektiert und ‚sichtbar' zu fühlen – nicht allein spezialisiertes Wissen. Klinische Beziehungsfähigkeit (Empathie, Reflexion, Validierung) ist Grundlage, spezialisiertes Wissen erweitert sie. Unterscheidung zwischen Prozessinklusion und erlebter Affirmation ist zentral.</w:t>
       </w:r>
     </w:p>
     <w:p>
@@ -177,7 +177,7 @@
         <w:rPr>
           <w:sz w:val="19"/>
         </w:rPr>
-        <w:t>25 EU-Länder, Routinedaten; deutsche Interpretation erfordert nationale Datenmodelle mit krankheitsspezifischen Ergebnissen.</w:t>
+        <w:t>Australien, aber Qualitätskonzept für alle Versorgungssysteme; zeigt, wo Schulungsbudgets wirksam sind – Kommunikation vor Spezialisierung.</w:t>
       </w:r>
     </w:p>
     <w:p>
@@ -186,7 +186,7 @@
           <w:color w:val="5A7D3A"/>
           <w:sz w:val="18"/>
         </w:rPr>
-        <w:t>https://pubmed.ncbi.nlm.nih.gov/42889109/</w:t>
+        <w:t>https://pubmed.ncbi.nlm.nih.gov/42893429/</w:t>
       </w:r>
     </w:p>
     <w:p>
@@ -194,7 +194,7 @@
         <w:pStyle w:val="Heading2"/>
       </w:pPr>
       <w:r>
-        <w:t>Wanderarbeiter in den USA: Männer verdienen mehr, aber niemand erhält Medikamente</w:t>
+        <w:t>Gesundheitswissen und Versorgungszugang bei Frauen in ländlichem Simbabwe: Baseline für Interventionen</w:t>
       </w:r>
     </w:p>
     <w:p>
@@ -204,12 +204,12 @@
           <w:color w:val="666666"/>
           <w:sz w:val="18"/>
         </w:rPr>
-        <w:t>Payne-Sturges DC et al.  ·  Front Public Health  ·  01.10.2026  ·  PMID 42889058</w:t>
+        <w:t>Makurumidze R et al.  ·  Glob Health Action  ·  16.10.2026  ·  PMID 42886205</w:t>
       </w:r>
     </w:p>
     <w:p>
       <w:r>
-        <w:t>Querschnittsstudie mit 135 Saisonarbeitern in Maryland (84,3% Spanischsprachig, 15,7% Haitianisch-Kreolisch) zu Arbeitsbedingungen, Unterkunft, Gesundheit und Lohnungleichheiten nach Geschlecht und Herkunft.</w:t>
+        <w:t>Querschnittstudie mit 401 Frauen in Simbabwe zu Symptomerkennung Hypertonie/Diabetes, HIV-Wissen, Müttersterblichkeit und Haushaltsmanagement von Kindererkrankungen.</w:t>
       </w:r>
     </w:p>
     <w:p>
@@ -220,7 +220,7 @@
         <w:t xml:space="preserve">Ergebnis: </w:t>
       </w:r>
       <w:r>
-        <w:t>Männer, H-2A-Visa-Inhaber und mexikanische Arbeiter verdienen signifikant häufiger ≥15 USD/h. Hypertension war die häufigste chronische Erkrankung, aber nicht alle Teilnehmer hatten Zugang zu notwendigen Medikamenten. Überbelegte Unterkünfte waren verbreitet. Geschlechtsspezifische Lohnunterschiede zeigen strukturelle Benachteiligung von Frauen; Zugang zu Versorgung ist systemisch beeinträchtigt, nicht individuell.</w:t>
+        <w:t>Hypertonie-Symptomerkennung: 41,7 % identifizierten starke Kopfschmerzen, 17,1 % gemessener Bluthochdruck; Diabetes: 53,4 % nannten Müdigkeit, 11,8 % genetisches Risiko; Mittelheiratungsalter 18 Jahre. Lücken in Health Literacy und chronische Krankheitsprävention; hohe Nutzung formaler Geburtshilfe neben traditionellen Heilmitteln.</w:t>
       </w:r>
     </w:p>
     <w:p>
@@ -235,7 +235,7 @@
         <w:rPr>
           <w:sz w:val="19"/>
         </w:rPr>
-        <w:t>USA, Migrantenpopulation; Lohnungleichheiten übertragbar, aber Arbeitsmarktsystem grundlegend verschieden von Deutschland.</w:t>
+        <w:t>Simbabwe, niedriges Einkommensland; Datenlücke zu Frauen und chronischen Krankheiten in Subsahara relevant für Priorisierung globaler Forschung.</w:t>
       </w:r>
     </w:p>
     <w:p>
@@ -244,7 +244,7 @@
           <w:color w:val="5A7D3A"/>
           <w:sz w:val="18"/>
         </w:rPr>
-        <w:t>https://pubmed.ncbi.nlm.nih.gov/42889058/</w:t>
+        <w:t>https://pubmed.ncbi.nlm.nih.gov/42886205/</w:t>
       </w:r>
     </w:p>
     <w:p>
@@ -252,7 +252,7 @@
         <w:pStyle w:val="Heading2"/>
       </w:pPr>
       <w:r>
-        <w:t>Cybermobbing wirkt stärker auf sexuelle und geschlechtliche Minderheiten: Minderheitenstress bei digitaler Gewalt</w:t>
+        <w:t>Peer-Intervention gegen Substanznutzung und Geschlechternormen bei Berufsschülern in Südafrika</w:t>
       </w:r>
     </w:p>
     <w:p>
@@ -262,12 +262,12 @@
           <w:color w:val="666666"/>
           <w:sz w:val="18"/>
         </w:rPr>
-        <w:t>Pu Y et al.  ·  J Res Adolesc  ·  Dez. 2026  ·  PMID 42888917</w:t>
+        <w:t>Carney T et al.  ·  Addict Sci Clin Pract  ·  14.10.2026  ·  PMID 42870272</w:t>
       </w:r>
     </w:p>
     <w:p>
       <w:r>
-        <w:t>Querschnittsstudie mit 12.773 US-Jugendlichen aus dem Youth Risk Behavior Survey 2023 zum Zusammenhang zwischen Social-Media-Nutzung, Cyberbullying und psychischer Belastung nach sexueller Orientierung und Geschlechtsidentität.</w:t>
+        <w:t>RCT-Protokoll für 264 Jugendliche (16–24 Jahre) in Sambias, Simbabwes und Südafrikas Berufsschulen: PEGISUS-Intervention (8 Sessions) zur Reduktion von Substanzgebrauch und Förderung geschlechtergerechter Normen, gemessen mit ASSIST und GEMS-Skalen.</w:t>
       </w:r>
     </w:p>
     <w:p>
@@ -278,7 +278,7 @@
         <w:t xml:space="preserve">Ergebnis: </w:t>
       </w:r>
       <w:r>
-        <w:t>Sexuelle und geschlechtliche Minderheiten berichten bei ähnlicher Social-Media-Nutzung häufiger Cyberbullying-Exposition und größere psychische Belastung (Traurigkeit, Suizidgedanken) als Heterosexuelle und Cisgender-Peers. Der Zusammenhang zwischen höherer Mediennutzung und psychischer Belastung wird durch Cyberbullying erklärt. Minderheiten zeigen stärkere mentale Folgen von Bullying – Evidenz für Minderheitenstress.</w:t>
+        <w:t>Primärer Endpunkt: Veränderung des ASSIST-Gesamtwertes bei Substanznutzung Baseline zu Woche 12; Sekundär: Geschlechternormen (GEMS) und Berufsausbildungsergebnisse bis Woche 24. Studie adressiert Substanznutzung als Co-Präsenz mit patriarchalen Normen bei jungen Menschen.</w:t>
       </w:r>
     </w:p>
     <w:p>
@@ -293,7 +293,7 @@
         <w:rPr>
           <w:sz w:val="19"/>
         </w:rPr>
-        <w:t>USA, nationale Schülerumfrage; Cyberbullying-Mechanismen grundsätzlich übertragbar, aber digitale Risikolandschaft in Deutschland teils verschieden.</w:t>
+        <w:t>Südliches Afrika, strukturelle Vulnerabilität; Ansatz zeigt, dass Geschlechternormen ein Versorgungsziel sein können, nicht nur Demografie.</w:t>
       </w:r>
     </w:p>
     <w:p>
@@ -302,7 +302,7 @@
           <w:color w:val="5A7D3A"/>
           <w:sz w:val="18"/>
         </w:rPr>
-        <w:t>https://pubmed.ncbi.nlm.nih.gov/42888917/</w:t>
+        <w:t>https://pubmed.ncbi.nlm.nih.gov/42870272/</w:t>
       </w:r>
     </w:p>
     <w:p>
@@ -310,7 +310,7 @@
         <w:pStyle w:val="Heading2"/>
       </w:pPr>
       <w:r>
-        <w:t>Depressionstest bei transgender Jugendlichen: Einziger Gesamtscore ist valide, nicht die Subskalen</w:t>
+        <w:t>Videospiele als psychische Ressource für Transgender- und Gender-diverse Jugendliche</w:t>
       </w:r>
     </w:p>
     <w:p>
@@ -320,12 +320,12 @@
           <w:color w:val="666666"/>
           <w:sz w:val="18"/>
         </w:rPr>
-        <w:t>Doyle RL et al.  ·  Evid Based Pract Child Adolesc Ment Health  ·  29.06.2025  ·  PMID 42847875</w:t>
+        <w:t>Di Cesare DM et al.  ·  JMIR Res Protoc  ·  24.09.2026  ·  PMID 42784725</w:t>
       </w:r>
     </w:p>
     <w:p>
       <w:r>
-        <w:t>Validierungsstudie mit 182 Jugendlichen (10–17 Jahre) mit Geschlechtsinkongruenz an einer Klinik, die Faktorstruktur des Children's Depression Inventory 2nd Edition (CDI-2) mittels konfirmatorischer Faktorenanalyse überprüften.</w:t>
+        <w:t>Studienprotokoll für 2500 Jugendliche (14–29 Jahre) mit sexueller und Geschlechtsvielfalt aus 5 Ländern zu Videospielnutzung, Darstellung von Vielfalt in Spielen und Schutzfaktoren für psychisches Wohlbefinden.</w:t>
       </w:r>
     </w:p>
     <w:p>
@@ -336,7 +336,7 @@
         <w:t xml:space="preserve">Ergebnis: </w:t>
       </w:r>
       <w:r>
-        <w:t>Die von den Autoren vorgeschlagene Faktorstruktur passte nicht zu den Daten transgender und geschlechtsexpansiver Jugendlicher. Ein-Faktor-Modelle zeigten beste Passung. Jugendliche, denen bei Geburt weiblich zugeordnet wurde, berichteten höhere Selbst-Depression als solche, denen männlich zugeordnet wurde. Kliniker sollten nur Gesamtscores verwenden, nicht Subskalen.</w:t>
+        <w:t>Datenerhebung geplant Oktober–Dezember 2026; Studie wird untersuchen, wie Videospiele Resilienz und psychisches Wohlbefinden von LGBTQ+-Jugendlichen unterstützen und wie Gaming-Communities Zugehörigkeitsgefühl vermitteln.</w:t>
       </w:r>
     </w:p>
     <w:p>
@@ -351,7 +351,7 @@
         <w:rPr>
           <w:sz w:val="19"/>
         </w:rPr>
-        <w:t>USA, Spezialklinik; Geschlechtsspezifische Depressionsraten bei transgender Jugendlichen übertragbar, aber US-Messinstrument erfordert deutsche Validierung.</w:t>
+        <w:t>Internationale Perspektive; relevante Frage nach sozialen Schutzfaktoren für vulnerable Gruppen auch in deutschem Kontext.</w:t>
       </w:r>
     </w:p>
     <w:p>
@@ -360,7 +360,65 @@
           <w:color w:val="5A7D3A"/>
           <w:sz w:val="18"/>
         </w:rPr>
-        <w:t>https://pubmed.ncbi.nlm.nih.gov/42847875/</w:t>
+        <w:t>https://pubmed.ncbi.nlm.nih.gov/42784725/</w:t>
+      </w:r>
+    </w:p>
+    <w:p>
+      <w:pPr>
+        <w:pStyle w:val="Heading2"/>
+      </w:pPr>
+      <w:r>
+        <w:t>Wie Fachleute geografische Gesundheitsungleichheiten kartieren: Methoden und Hürden in der Praxis</w:t>
+      </w:r>
+    </w:p>
+    <w:p>
+      <w:r>
+        <w:rPr>
+          <w:i/>
+          <w:color w:val="666666"/>
+          <w:sz w:val="18"/>
+        </w:rPr>
+        <w:t>Davidson R et al.  ·  Health Place  ·  13.07.2026  ·  PMID 42442179</w:t>
+      </w:r>
+    </w:p>
+    <w:p>
+      <w:r>
+        <w:t>Semi-strukturierte Interviews mit 20 britischen Fachleuten über Herausforderungen beim Visualisieren und Kommunizieren von geografischen Gesundheitsungleichheiten zu verschiedenen Zielgruppen.</w:t>
+      </w:r>
+    </w:p>
+    <w:p>
+      <w:r>
+        <w:rPr>
+          <w:b/>
+        </w:rPr>
+        <w:t xml:space="preserve">Ergebnis: </w:t>
+      </w:r>
+      <w:r>
+        <w:t>Zentrale Hürden: Sorge vor Stigmatisierung von Regionen, Wahl absolute vs. relative Maße, Visualisierung von Unsicherheit, Ressourcenmangel für Zusammenarbeit zwischen Analysten und Designern. Lücke zwischen Forschungsliteratur zu Visualisierung und Praxisanforderungen benachteiligt strukturell schwache Regionen zusätzlich.</w:t>
+      </w:r>
+    </w:p>
+    <w:p>
+      <w:r>
+        <w:rPr>
+          <w:b/>
+          <w:sz w:val="19"/>
+        </w:rPr>
+        <w:t xml:space="preserve">Übertragbarkeit: </w:t>
+      </w:r>
+      <w:r>
+        <w:rPr>
+          <w:sz w:val="19"/>
+        </w:rPr>
+        <w:t>Großbritannien, europäisch vergleichbar; methodisches Problem mit Folgen für politische Prioritäten und Ressourcenverteilung in Gesundheitssystemen.</w:t>
+      </w:r>
+    </w:p>
+    <w:p>
+      <w:r>
+        <w:rPr>
+          <w:color w:val="5A7D3A"/>
+          <w:sz w:val="18"/>
+        </w:rPr>
+        <w:t>https://pubmed.ncbi.nlm.nih.gov/42442179/</w:t>
       </w:r>
     </w:p>
     <w:sectPr>

--- a/download/studien-aktuell.docx
+++ b/download/studien-aktuell.docx
@@ -62,7 +62,7 @@
           <w:color w:val="666666"/>
           <w:sz w:val="18"/>
         </w:rPr>
-        <w:t>Stand: 19.10.2026  |  6 Studien  |  gender.m-vf.de</w:t>
+        <w:t>Stand: 20.10.2026  |  7 Studien  |  gender.m-vf.de</w:t>
       </w:r>
     </w:p>
     <w:p>
@@ -70,7 +70,7 @@
         <w:pStyle w:val="Heading1"/>
       </w:pPr>
       <w:r>
-        <w:t>Aufgenommen am 19.10.2026</w:t>
+        <w:t>Aufgenommen am 20.10.2026</w:t>
       </w:r>
     </w:p>
     <w:p>
@@ -78,7 +78,7 @@
         <w:pStyle w:val="Heading2"/>
       </w:pPr>
       <w:r>
-        <w:t>Östradiol-Schwankungen im mittleren Lebensalter zeigen Geschlechter-unterschiede bei Depressionen</w:t>
+        <w:t>Zungenkrebs: Rauchen bei Männern häufiger, Überleben gleich nach Tumorlast</w:t>
       </w:r>
     </w:p>
     <w:p>
@@ -88,12 +88,12 @@
           <w:color w:val="666666"/>
           <w:sz w:val="18"/>
         </w:rPr>
-        <w:t>Zhang J et al.  ·  J Neuroendocrinol  ·  Okt. 2026  ·  PMID 42893941</w:t>
+        <w:t>Elbalka SS et al.  ·  Ann Ital Chir  ·  14.10.2026  ·  PMID 42894908</w:t>
       </w:r>
     </w:p>
     <w:p>
       <w:r>
-        <w:t>Analyse von 8421 Erwachsenen aus NHANES 2013-2016 zu Hormontrends und Depressivität über die Lebensspanne, stratifiziert nach Geschlecht und Altersgruppen.</w:t>
+        <w:t>Retrospektive Kohortenstudie von 110 Patienten (52 m, 58 w) mit operiertem Zungenplattenepithelkarzinom in Ägypten (2007–2025); Analyse von Präsentation, Rezidiv und Gesamtüberleben nach Geschlecht mittels Kaplan-Meier und Cox-Regressionen.</w:t>
       </w:r>
     </w:p>
     <w:p>
@@ -104,7 +104,7 @@
         <w:t xml:space="preserve">Ergebnis: </w:t>
       </w:r>
       <w:r>
-        <w:t>Bei depressiven Frauen stiegen Östradiolwerte abnormal ab dem 28.–37. Lebensjahr an und korrelierten ab 38–57 Jahren mit Depressivität (p &lt; 0,05); depressive Frauen zeigten höhere Müdigkeit, depressive Männer externalisierende Symptome. Ein Fenster neuroendokriner Vulnerabilität entsteht bei Frauen früher als bislang erkannt.</w:t>
+        <w:t>Männer rauchten signifikant häufiger (26,5% vs. 3,6%, p = 0,001). Alter, BMI, T-Stadium, Nodalstatus, Invasionstiefe, Grading ähnlich zwischen Geschlechtern. Gesamtüberleben unterschied sich nicht (log-rank p = 0,785). In multivariablem Cox-Modell blieben Nodalpositivität und T-Stadium signifikant; Geschlecht nicht assoziiert mit Überleben nach Anpassung. Geschlechtsdifferenzen in Präsentation und Ergebnis minimal; Tumormasse, nicht Geschlecht, Hauptprognostikum.</w:t>
       </w:r>
     </w:p>
     <w:p>
@@ -119,7 +119,7 @@
         <w:rPr>
           <w:sz w:val="19"/>
         </w:rPr>
-        <w:t>USA-Daten, aber biologischer Befund unabhängig von Versorgungssystem; Implikation für Frühintervention bei Frauen ab 28 Jahren.</w:t>
+        <w:t>Ägypten, begrenzte Übertragbarkeit; demonstriert biologisch irrelevante Geschlechtsdifferenzen</w:t>
       </w:r>
     </w:p>
     <w:p>
@@ -128,7 +128,7 @@
           <w:color w:val="5A7D3A"/>
           <w:sz w:val="18"/>
         </w:rPr>
-        <w:t>https://pubmed.ncbi.nlm.nih.gov/42893941/</w:t>
+        <w:t>https://pubmed.ncbi.nlm.nih.gov/42894908/</w:t>
       </w:r>
     </w:p>
     <w:p>
@@ -136,7 +136,7 @@
         <w:pStyle w:val="Heading2"/>
       </w:pPr>
       <w:r>
-        <w:t>Affirmierende Versorgung braucht mehr als Inklusion: Qualitative Erkenntnisse von LGBTQIA+-Patienten</w:t>
+        <w:t>Vasektomie: Auch Männer mit traditionellen Geschlechtshaltungen wählen Verhütung, wenn Familie komplett</w:t>
       </w:r>
     </w:p>
     <w:p>
@@ -146,12 +146,12 @@
           <w:color w:val="666666"/>
           <w:sz w:val="18"/>
         </w:rPr>
-        <w:t>Ross MH et al.  ·  Inquiry  ·  18.10.2026  ·  PMID 42893429</w:t>
+        <w:t>Brewer M et al.  ·  Sociol Health Illn  ·  Nov. 2026  ·  PMID 42894890</w:t>
       </w:r>
     </w:p>
     <w:p>
       <w:r>
-        <w:t>Qualitative Analyse zweier Studien mit LGBTQIA+-Patienten und -Fachleuten in Australien zur Frage, wie sich inklusive von affirmativer Versorgung unterscheidet.</w:t>
+        <w:t>Querschnittsstudie (National Survey of Family Growth 2011–2019, n = 5.899 verhütende Männer 25–44 Jahre USA) untersuchte, wie Einstellungen zur Männlichkeit mit Vasektomieanwendung assoziieren, adjustiert für Kinderanzahl und weitere Kovariaten.</w:t>
       </w:r>
     </w:p>
     <w:p>
@@ -162,7 +162,7 @@
         <w:t xml:space="preserve">Ergebnis: </w:t>
       </w:r>
       <w:r>
-        <w:t>Patienten betonen: Affirmierende Versorgung bedeutet, sich sicher, respektiert und ‚sichtbar' zu fühlen – nicht allein spezialisiertes Wissen. Klinische Beziehungsfähigkeit (Empathie, Reflexion, Validierung) ist Grundlage, spezialisiertes Wissen erweitert sie. Unterscheidung zwischen Prozessinklusion und erlebter Affirmation ist zentral.</w:t>
+        <w:t>Vasektomie häufiger bei Männern, die zustimmten, dass Männer höhere sexuelle Bedürfnisse haben. Dieser Unterschied war jedoch überwiegend durch Kinderanzahl erklärt (starker Prädiktor für Vasektomie). Vasektomiestatus unterschied sich nicht nach Einstellungen zu präventiver Gesundheitsvorsorge oder Schmerztoleranz. Befund legt nahe, dass Männer traditionelle maskuline Haltungen bewahren können, während sie arbeitsteilige Verhütungslasten via Vasektomie aufbrechen.</w:t>
       </w:r>
     </w:p>
     <w:p>
@@ -177,7 +177,7 @@
         <w:rPr>
           <w:sz w:val="19"/>
         </w:rPr>
-        <w:t>Australien, aber Qualitätskonzept für alle Versorgungssysteme; zeigt, wo Schulungsbudgets wirksam sind – Kommunikation vor Spezialisierung.</w:t>
+        <w:t>USA, Sozialverhalten; Geschlechterunterschied durch Familiengröße erklärbar, nicht durch Attitudes</w:t>
       </w:r>
     </w:p>
     <w:p>
@@ -186,7 +186,7 @@
           <w:color w:val="5A7D3A"/>
           <w:sz w:val="18"/>
         </w:rPr>
-        <w:t>https://pubmed.ncbi.nlm.nih.gov/42893429/</w:t>
+        <w:t>https://pubmed.ncbi.nlm.nih.gov/42894890/</w:t>
       </w:r>
     </w:p>
     <w:p>
@@ -194,7 +194,7 @@
         <w:pStyle w:val="Heading2"/>
       </w:pPr>
       <w:r>
-        <w:t>Gesundheitswissen und Versorgungszugang bei Frauen in ländlichem Simbabwe: Baseline für Interventionen</w:t>
+        <w:t>Geschlechtergetrennte Referenzwerte für Aufstands-Kraftleistung in Lateinamerika etabliert</w:t>
       </w:r>
     </w:p>
     <w:p>
@@ -204,12 +204,12 @@
           <w:color w:val="666666"/>
           <w:sz w:val="18"/>
         </w:rPr>
-        <w:t>Makurumidze R et al.  ·  Glob Health Action  ·  16.10.2026  ·  PMID 42886205</w:t>
+        <w:t>Otto-Yáñez M et al.  ·  Scand J Med Sci Sports  ·  Okt. 2026  ·  PMID 42894323</w:t>
       </w:r>
     </w:p>
     <w:p>
       <w:r>
-        <w:t>Querschnittstudie mit 401 Frauen in Simbabwe zu Symptomerkennung Hypertonie/Diabetes, HIV-Wissen, Müttersterblichkeit und Haushaltsmanagement von Kindererkrankungen.</w:t>
+        <w:t>Multizenter-Querschnittsstudie (n = 1.254 Erwachsene 18–80 Jahre aus Chile, Kolumbien, Ecuador) entwickelte geschlechts- und altersgerechte Perzentilwerte für relative und allometrische Sit-to-Stand-(STS)-Leistung (W·kg⁻¹, W·m⁻²); Charakterisierung altersabhängiger Muster und länderübergreifender Heterogenität via generalisierte additive Modelle.</w:t>
       </w:r>
     </w:p>
     <w:p>
@@ -220,7 +220,7 @@
         <w:t xml:space="preserve">Ergebnis: </w:t>
       </w:r>
       <w:r>
-        <w:t>Hypertonie-Symptomerkennung: 41,7 % identifizierten starke Kopfschmerzen, 17,1 % gemessener Bluthochdruck; Diabetes: 53,4 % nannten Müdigkeit, 11,8 % genetisches Risiko; Mittelheiratungsalter 18 Jahre. Lücken in Health Literacy und chronische Krankheitsprävention; hohe Nutzung formaler Geburtshilfe neben traditionellen Heilmitteln.</w:t>
+        <w:t>Relative STS-Leistung nahm mit Alter ab, Median Frauen 4,50–2,40 W·kg⁻¹ (18–29 vs. 70–80 Jahre), Männer 5,20–2,80 W·kg⁻¹. Allometrische Leistung ähnliches Muster: Frauen 114,35–61,30 W·m⁻², Männer 126,70–74,10 W·m⁻². Ecuador höhere Verteilungen als Chile/Kolumbien; altersabhängige Muster unterschieden sich zwischen Ländern. Explorative Physikalisch-Aktivitäts-Gradienten nach Anpassung attenuiert. Gepoolte Perzentile sind regionale Benchmarks, nicht länder-spezifisch.</w:t>
       </w:r>
     </w:p>
     <w:p>
@@ -235,7 +235,7 @@
         <w:rPr>
           <w:sz w:val="19"/>
         </w:rPr>
-        <w:t>Simbabwe, niedriges Einkommensland; Datenlücke zu Frauen und chronischen Krankheiten in Subsahara relevant für Priorisierung globaler Forschung.</w:t>
+        <w:t>Lateinamerika, geschlechtergetrennte Funktionsdaten; Übertragbarkeit auf DACH begrenzt (andere Population)</w:t>
       </w:r>
     </w:p>
     <w:p>
@@ -244,7 +244,7 @@
           <w:color w:val="5A7D3A"/>
           <w:sz w:val="18"/>
         </w:rPr>
-        <w:t>https://pubmed.ncbi.nlm.nih.gov/42886205/</w:t>
+        <w:t>https://pubmed.ncbi.nlm.nih.gov/42894323/</w:t>
       </w:r>
     </w:p>
     <w:p>
@@ -252,7 +252,7 @@
         <w:pStyle w:val="Heading2"/>
       </w:pPr>
       <w:r>
-        <w:t>Peer-Intervention gegen Substanznutzung und Geschlechternormen bei Berufsschülern in Südafrika</w:t>
+        <w:t>Übergewicht vor Schwangerschaft: Konservative Interventionen zeigen uneinheitliche Effekte</w:t>
       </w:r>
     </w:p>
     <w:p>
@@ -262,12 +262,12 @@
           <w:color w:val="666666"/>
           <w:sz w:val="18"/>
         </w:rPr>
-        <w:t>Carney T et al.  ·  Addict Sci Clin Pract  ·  14.10.2026  ·  PMID 42870272</w:t>
+        <w:t>Mateusz S et al.  ·  Arch Gynecol Obstet  ·  22.07.2026  ·  PMID 42894025</w:t>
       </w:r>
     </w:p>
     <w:p>
       <w:r>
-        <w:t>RCT-Protokoll für 264 Jugendliche (16–24 Jahre) in Sambias, Simbabwes und Südafrikas Berufsschulen: PEGISUS-Intervention (8 Sessions) zur Reduktion von Substanzgebrauch und Förderung geschlechtergerechter Normen, gemessen mit ASSIST und GEMS-Skalen.</w:t>
+        <w:t>Strukturierte Narrativ-Übersicht von 13 Studien (11 Interventionen, 2 Beobachtungskohorten) zu Präkonzeptionsübergewicht/-adipositas und Effekten von Lebensstil-, Diät-, Verhaltens-, Gewichtsmanagement- und Supplementierungsstrategien auf Schwangerschafts- und Langzeitergebnisse (Datenbank-Suche Jan 2019–Dez 2023).</w:t>
       </w:r>
     </w:p>
     <w:p>
@@ -278,7 +278,7 @@
         <w:t xml:space="preserve">Ergebnis: </w:t>
       </w:r>
       <w:r>
-        <w:t>Primärer Endpunkt: Veränderung des ASSIST-Gesamtwertes bei Substanznutzung Baseline zu Woche 12; Sekundär: Geschlechternormen (GEMS) und Berufsausbildungsergebnisse bis Woche 24. Studie adressiert Substanznutzung als Co-Präsenz mit patriarchalen Normen bei jungen Menschen.</w:t>
+        <w:t>Beobachtungsevidenz verband höheres Präkonzeptionsgewicht mit Geburtseinleitung, Kaiserschnitt, Frühgeburt, Neugeborenen-Aufnahme, Totgeburt und postpartaler Dysglykämie. Konservative Interventionen zeigten heterogene Effekte. Präkonzeptives Gewichtsverlust assoziiert mit selektiven Fertilitäts- und Glukose-Effekten: kürzere Konzeptionszeit nach sehr-kalorienarmer Diät, niedrigere Odds rezidivierender GDM bei bedeutsamem Gewichtsverlust. Supplementierungsinterventionen inkonsistent über BMI-Subgruppen. Langzeit-Follow-up deutet, dass nachhaltige Effekte von erfolgreichem Gewichtsverlust und Verhaltenserhalt abhängen. Keine einzelne optimale Interventions-, Timing- oder universale Gewichtsverlust-Zielmarke definiert.</w:t>
       </w:r>
     </w:p>
     <w:p>
@@ -293,7 +293,7 @@
         <w:rPr>
           <w:sz w:val="19"/>
         </w:rPr>
-        <w:t>Südliches Afrika, strukturelle Vulnerabilität; Ansatz zeigt, dass Geschlechternormen ein Versorgungsziel sein können, nicht nur Demografie.</w:t>
+        <w:t>DACH-vergleichbar; AWMF-Leitlinie existiert, Evidenzheterogenität bleibt</w:t>
       </w:r>
     </w:p>
     <w:p>
@@ -302,7 +302,7 @@
           <w:color w:val="5A7D3A"/>
           <w:sz w:val="18"/>
         </w:rPr>
-        <w:t>https://pubmed.ncbi.nlm.nih.gov/42870272/</w:t>
+        <w:t>https://pubmed.ncbi.nlm.nih.gov/42894025/</w:t>
       </w:r>
     </w:p>
     <w:p>
@@ -310,7 +310,7 @@
         <w:pStyle w:val="Heading2"/>
       </w:pPr>
       <w:r>
-        <w:t>Videospiele als psychische Ressource für Transgender- und Gender-diverse Jugendliche</w:t>
+        <w:t>Smartphone-Sucht und Depression: Geschlechtsdifferenzen widersprüchlich, Moderatoren ungeklärt</w:t>
       </w:r>
     </w:p>
     <w:p>
@@ -320,12 +320,12 @@
           <w:color w:val="666666"/>
           <w:sz w:val="18"/>
         </w:rPr>
-        <w:t>Di Cesare DM et al.  ·  JMIR Res Protoc  ·  24.09.2026  ·  PMID 42784725</w:t>
+        <w:t>Pirwani N et al.  ·  BMC Psychol  ·  22.07.2026  ·  PMID 42888456</w:t>
       </w:r>
     </w:p>
     <w:p>
       <w:r>
-        <w:t>Studienprotokoll für 2500 Jugendliche (14–29 Jahre) mit sexueller und Geschlechtsvielfalt aus 5 Ländern zu Videospielnutzung, Darstellung von Vielfalt in Spielen und Schutzfaktoren für psychisches Wohlbefinden.</w:t>
+        <w:t>Systematische Übersicht (PRISMA-registriert) von 16 Studien (13 Querschnitt, 3 Längsschnitt) zu Geschlechtsdifferenzen in der Assoziation problematischer Smartphone-Nutzung (PSU) mit Depression; Qualitätsbewertung mittels MMAT.</w:t>
       </w:r>
     </w:p>
     <w:p>
@@ -336,7 +336,7 @@
         <w:t xml:space="preserve">Ergebnis: </w:t>
       </w:r>
       <w:r>
-        <w:t>Datenerhebung geplant Oktober–Dezember 2026; Studie wird untersuchen, wie Videospiele Resilienz und psychisches Wohlbefinden von LGBTQ+-Jugendlichen unterstützen und wie Gaming-Communities Zugehörigkeitsgefühl vermitteln.</w:t>
+        <w:t>15 Studien zeigten positive PSU-Depression-Assoziation. Geschlechtsmuster heterogen: 5 Studien stärkere Assoziation bei Frauen, 5 bei Männern, 6 keine Differenz. Eine Längsschnittstudie lieferte direkte Evidenz für Bidirektionalität. Schlussfolgerung: Geschlechtsmuster nicht uniform; wahrscheinlich moderiert durch Nutzungstyp, Altersgruppe, kulturellen Kontext und Messheterogenität statt fundamentaler Vulnerabilitätsunterschied. Überwiegend Querschnittsdesigns und Selbstbericht limitieren kausale Schlussfolgerung.</w:t>
       </w:r>
     </w:p>
     <w:p>
@@ -351,7 +351,7 @@
         <w:rPr>
           <w:sz w:val="19"/>
         </w:rPr>
-        <w:t>Internationale Perspektive; relevante Frage nach sozialen Schutzfaktoren für vulnerable Gruppen auch in deutschem Kontext.</w:t>
+        <w:t>Internationale Evidenzsynthese; Geschlechtsmuster unklar, Moderatoren zu prüfen</w:t>
       </w:r>
     </w:p>
     <w:p>
@@ -360,7 +360,7 @@
           <w:color w:val="5A7D3A"/>
           <w:sz w:val="18"/>
         </w:rPr>
-        <w:t>https://pubmed.ncbi.nlm.nih.gov/42784725/</w:t>
+        <w:t>https://pubmed.ncbi.nlm.nih.gov/42888456/</w:t>
       </w:r>
     </w:p>
     <w:p>
@@ -368,7 +368,7 @@
         <w:pStyle w:val="Heading2"/>
       </w:pPr>
       <w:r>
-        <w:t>Wie Fachleute geografische Gesundheitsungleichheiten kartieren: Methoden und Hürden in der Praxis</w:t>
+        <w:t>Elternschaft verändert Kognition geschlechtsspezifisch – Väter gewinnen, Mütter verlieren beim Arbeitsgedächtnis</w:t>
       </w:r>
     </w:p>
     <w:p>
@@ -378,12 +378,12 @@
           <w:color w:val="666666"/>
           <w:sz w:val="18"/>
         </w:rPr>
-        <w:t>Davidson R et al.  ·  Health Place  ·  13.07.2026  ·  PMID 42442179</w:t>
+        <w:t>Geller S et al.  ·  Psychoneuroendocrinology  ·  19.09.2026  ·  PMID 42800435</w:t>
       </w:r>
     </w:p>
     <w:p>
       <w:r>
-        <w:t>Semi-strukturierte Interviews mit 20 britischen Fachleuten über Herausforderungen beim Visualisieren und Kommunizieren von geografischen Gesundheitsungleichheiten zu verschiedenen Zielgruppen.</w:t>
+        <w:t>Querschnittsstudie verglich kognitive Leistung (158 Eltern mit Säuglingen 8 Wochen–6 Monate vs. 154 kinderlose Kontrollen) und testete Assoziationen mit Oxytocin und Cortisol mittels struktureller Gleichungsmodelle.</w:t>
       </w:r>
     </w:p>
     <w:p>
@@ -394,7 +394,7 @@
         <w:t xml:space="preserve">Ergebnis: </w:t>
       </w:r>
       <w:r>
-        <w:t>Zentrale Hürden: Sorge vor Stigmatisierung von Regionen, Wahl absolute vs. relative Maße, Visualisierung von Unsicherheit, Ressourcenmangel für Zusammenarbeit zwischen Analysten und Designern. Lücke zwischen Forschungsliteratur zu Visualisierung und Praxisanforderungen benachteiligt strukturell schwache Regionen zusätzlich.</w:t>
+        <w:t>Keine Hinweise auf globale kognitive Beeinträchtigung durch Elternschaft. Väter zeigten bessere Objektwahrnehmung als nicht-Väter, Mütter moderat schlechteres Arbeitsgedächtnis als nicht-Mütter. Gesichtsgedächtnis war mit zirkulierendem Oxytocin (β &gt; 0, unabhängig von Elternschaftsstatus) und weiblichem Geschlecht assoziiert (p &lt; 0,05). Cortisol nicht signifikant assoziiert. Sensitivitätsanalysen (Alter, Schlafqualität, depressive Symptome, Stress) änderten Muster nicht wesentlich.</w:t>
       </w:r>
     </w:p>
     <w:p>
@@ -409,7 +409,7 @@
         <w:rPr>
           <w:sz w:val="19"/>
         </w:rPr>
-        <w:t>Großbritannien, europäisch vergleichbar; methodisches Problem mit Folgen für politische Prioritäten und Ressourcenverteilung in Gesundheitssystemen.</w:t>
+        <w:t>Deutschland, Lab-basierte kognitiv-neuroendokrine Methodik; Übertragbarkeit auf Versorgung (z.B. postpartale Neuropsychologie) fraglich</w:t>
       </w:r>
     </w:p>
     <w:p>
@@ -418,7 +418,65 @@
           <w:color w:val="5A7D3A"/>
           <w:sz w:val="18"/>
         </w:rPr>
-        <w:t>https://pubmed.ncbi.nlm.nih.gov/42442179/</w:t>
+        <w:t>https://pubmed.ncbi.nlm.nih.gov/42800435/</w:t>
+      </w:r>
+    </w:p>
+    <w:p>
+      <w:pPr>
+        <w:pStyle w:val="Heading2"/>
+      </w:pPr>
+      <w:r>
+        <w:t>Orthostatic Toleranz bei Frauen geringer – Kompressionsanzug schützt beide Geschlechter</w:t>
+      </w:r>
+    </w:p>
+    <w:p>
+      <w:r>
+        <w:rPr>
+          <w:i/>
+          <w:color w:val="666666"/>
+          <w:sz w:val="18"/>
+        </w:rPr>
+        <w:t>Lytle JR et al.  ·  J Appl Physiol (1985)  ·  01.10.2026  ·  PMID 42764020</w:t>
+      </w:r>
+    </w:p>
+    <w:p>
+      <w:r>
+        <w:t>Studie verglich kardiovaskuläre Reaktionen auf simulierte Mondgravitation (0,5–1,0 G via Kopf-Hochlagerung) bei 16 Frauen und 18 Männern nach pharmakologischer Blutvolumenreduktion und prüfte Wirksamkeit eines Kompressionsanzuges.</w:t>
+      </w:r>
+    </w:p>
+    <w:p>
+      <w:r>
+        <w:rPr>
+          <w:b/>
+        </w:rPr>
+        <w:t xml:space="preserve">Ergebnis: </w:t>
+      </w:r>
+      <w:r>
+        <w:t>Hypovoläme Frauen wurden bei 80° und 50° HUT früher präsynkopal als Männer (Unterschied: 4,6 min bei 80°, p = 0,003), mit signifikant niedrigerem mittlerem arteriellem Druck vor und während 80° HUT (p = 0,038). Der Kompressionsanzug erhöhte Toleranzzeit um 4,2 min bei 80° HUT und 1,6 min bei 50° HUT (beide p &lt; 0,008) und reduzierte Herzfrequenzanstieg und Schlagvolumenabfall in beiden Geschlechtern, stärker bei Frauen (p &lt; 0,001). Dies zeigt biologische Geschlechtsdifferenzen in der kardiovaskulären Regulation unter Gravitationsstress.</w:t>
+      </w:r>
+    </w:p>
+    <w:p>
+      <w:r>
+        <w:rPr>
+          <w:b/>
+          <w:sz w:val="19"/>
+        </w:rPr>
+        <w:t xml:space="preserve">Übertragbarkeit: </w:t>
+      </w:r>
+      <w:r>
+        <w:rPr>
+          <w:sz w:val="19"/>
+        </w:rPr>
+        <w:t>Physiologischer Mechanismus belegt; Übertragbarkeit auf Raumfahrtmedizin und Orthostase-Screening begrenzt</w:t>
+      </w:r>
+    </w:p>
+    <w:p>
+      <w:r>
+        <w:rPr>
+          <w:color w:val="5A7D3A"/>
+          <w:sz w:val="18"/>
+        </w:rPr>
+        <w:t>https://pubmed.ncbi.nlm.nih.gov/42764020/</w:t>
       </w:r>
     </w:p>
     <w:sectPr>

--- a/download/studien-aktuell.docx
+++ b/download/studien-aktuell.docx
@@ -62,7 +62,7 @@
           <w:color w:val="666666"/>
           <w:sz w:val="18"/>
         </w:rPr>
-        <w:t>Stand: 20.10.2026  |  7 Studien  |  gender.m-vf.de</w:t>
+        <w:t>Stand: 21.10.2026  |  6 Studien  |  gender.m-vf.de</w:t>
       </w:r>
     </w:p>
     <w:p>
@@ -70,7 +70,7 @@
         <w:pStyle w:val="Heading1"/>
       </w:pPr>
       <w:r>
-        <w:t>Aufgenommen am 20.10.2026</w:t>
+        <w:t>Aufgenommen am 21.10.2026</w:t>
       </w:r>
     </w:p>
     <w:p>
@@ -78,7 +78,7 @@
         <w:pStyle w:val="Heading2"/>
       </w:pPr>
       <w:r>
-        <w:t>Zungenkrebs: Rauchen bei Männern häufiger, Überleben gleich nach Tumorlast</w:t>
+        <w:t>Systemische Sklerose: Geschlechtsspezifische Unterschiede in Krankheitsarchitektur und Verlauf</w:t>
       </w:r>
     </w:p>
     <w:p>
@@ -88,12 +88,12 @@
           <w:color w:val="666666"/>
           <w:sz w:val="18"/>
         </w:rPr>
-        <w:t>Elbalka SS et al.  ·  Ann Ital Chir  ·  14.10.2026  ·  PMID 42894908</w:t>
+        <w:t>Tian Y et al.  ·  Front Immunol  ·  05.10.2026  ·  PMID 42898638</w:t>
       </w:r>
     </w:p>
     <w:p>
       <w:r>
-        <w:t>Retrospektive Kohortenstudie von 110 Patienten (52 m, 58 w) mit operiertem Zungenplattenepithelkarzinom in Ägypten (2007–2025); Analyse von Präsentation, Rezidiv und Gesamtüberleben nach Geschlecht mittels Kaplan-Meier und Cox-Regressionen.</w:t>
+        <w:t>Hypothesen-generierendes Framework (SSc-MAF), das geschlechtsspezifische Unterschiede in der Beziehung zwischen Krankheitskomponenten bei systemischer Sklerose untersucht, nicht nur in isolierten Molekülen oder Phänotypen.</w:t>
       </w:r>
     </w:p>
     <w:p>
@@ -104,7 +104,7 @@
         <w:t xml:space="preserve">Ergebnis: </w:t>
       </w:r>
       <w:r>
-        <w:t>Männer rauchten signifikant häufiger (26,5% vs. 3,6%, p = 0,001). Alter, BMI, T-Stadium, Nodalstatus, Invasionstiefe, Grading ähnlich zwischen Geschlechtern. Gesamtüberleben unterschied sich nicht (log-rank p = 0,785). In multivariablem Cox-Modell blieben Nodalpositivität und T-Stadium signifikant; Geschlecht nicht assoziiert mit Überleben nach Anpassung. Geschlechtsdifferenzen in Präsentation und Ergebnis minimal; Tumormasse, nicht Geschlecht, Hauptprognostikum.</w:t>
+        <w:t>Frauen entwickeln SSc häufiger, Männer erleben schwerer Organbefall und ungünstigere Outcomes. Framework unterscheidet klinische Trajektorien von biologischer Architektur; prüft, ob Geschlecht über komponentenspezifische Vergleiche hinaus Information trägt. Direkte Evidenz begrenzt; eher Hypothesen als bewiesene Architektur.</w:t>
       </w:r>
     </w:p>
     <w:p>
@@ -119,7 +119,7 @@
         <w:rPr>
           <w:sz w:val="19"/>
         </w:rPr>
-        <w:t>Ägypten, begrenzte Übertragbarkeit; demonstriert biologisch irrelevante Geschlechtsdifferenzen</w:t>
+        <w:t>Methodenarbeit – klinisch relevant nur, wenn Testvorhersagen in deutschen SSc-Kohorten validiert werden; Mechanismus (Biologie vs. Zugang) konzeptionell aber nicht empirisch geklärt.</w:t>
       </w:r>
     </w:p>
     <w:p>
@@ -128,7 +128,7 @@
           <w:color w:val="5A7D3A"/>
           <w:sz w:val="18"/>
         </w:rPr>
-        <w:t>https://pubmed.ncbi.nlm.nih.gov/42894908/</w:t>
+        <w:t>https://pubmed.ncbi.nlm.nih.gov/42898638/</w:t>
       </w:r>
     </w:p>
     <w:p>
@@ -136,7 +136,7 @@
         <w:pStyle w:val="Heading2"/>
       </w:pPr>
       <w:r>
-        <w:t>Vasektomie: Auch Männer mit traditionellen Geschlechtshaltungen wählen Verhütung, wenn Familie komplett</w:t>
+        <w:t>Gallensteine und Entzündungsmarker: Geschlechtsspezifische Assoziationen in großer Kohorte</w:t>
       </w:r>
     </w:p>
     <w:p>
@@ -146,12 +146,12 @@
           <w:color w:val="666666"/>
           <w:sz w:val="18"/>
         </w:rPr>
-        <w:t>Brewer M et al.  ·  Sociol Health Illn  ·  Nov. 2026  ·  PMID 42894890</w:t>
+        <w:t>Teng Y et al.  ·  Front Public Health  ·  05.10.2026  ·  PMID 42898498</w:t>
       </w:r>
     </w:p>
     <w:p>
       <w:r>
-        <w:t>Querschnittsstudie (National Survey of Family Growth 2011–2019, n = 5.899 verhütende Männer 25–44 Jahre USA) untersuchte, wie Einstellungen zur Männlichkeit mit Vasektomieanwendung assoziieren, adjustiert für Kinderanzahl und weitere Kovariaten.</w:t>
+        <w:t>Querschnittanalyse von 55.241 Erwachsenen zur Assoziation zwischen Systemischem Immunentzündungs-Index und Gallensteinrisiko mit geschlechtergetrennten Analysen.</w:t>
       </w:r>
     </w:p>
     <w:p>
@@ -162,7 +162,7 @@
         <w:t xml:space="preserve">Ergebnis: </w:t>
       </w:r>
       <w:r>
-        <w:t>Vasektomie häufiger bei Männern, die zustimmten, dass Männer höhere sexuelle Bedürfnisse haben. Dieser Unterschied war jedoch überwiegend durch Kinderanzahl erklärt (starker Prädiktor für Vasektomie). Vasektomiestatus unterschied sich nicht nach Einstellungen zu präventiver Gesundheitsvorsorge oder Schmerztoleranz. Befund legt nahe, dass Männer traditionelle maskuline Haltungen bewahren können, während sie arbeitsteilige Verhütungslasten via Vasektomie aufbrechen.</w:t>
+        <w:t>Erhöhter log-transformierter SII war mit erhöhtem Gallensteinrisiko assoziiert (OR 1,10; 95%-KI 1,01–1,21; p = 0,037). Frauen zeigten lineare Assoziation (OR 1,21; 95%-KI 1,06–1,39; p = 0,006), Männer nichtlineare mit Risiko ab SII-Schwellenwert 6,52. Keine signifikante Geschlechts-SII-Interaktion.</w:t>
       </w:r>
     </w:p>
     <w:p>
@@ -177,7 +177,7 @@
         <w:rPr>
           <w:sz w:val="19"/>
         </w:rPr>
-        <w:t>USA, Sozialverhalten; Geschlechterunterschied durch Familiengröße erklärbar, nicht durch Attitudes</w:t>
+        <w:t>China – Mechanismus (Biologie vs. Zugang) unklar; Übertragbarkeit auf deutsche Screeningpraxis begrenzt ohne Validierung.</w:t>
       </w:r>
     </w:p>
     <w:p>
@@ -186,7 +186,7 @@
           <w:color w:val="5A7D3A"/>
           <w:sz w:val="18"/>
         </w:rPr>
-        <w:t>https://pubmed.ncbi.nlm.nih.gov/42894890/</w:t>
+        <w:t>https://pubmed.ncbi.nlm.nih.gov/42898498/</w:t>
       </w:r>
     </w:p>
     <w:p>
@@ -194,7 +194,7 @@
         <w:pStyle w:val="Heading2"/>
       </w:pPr>
       <w:r>
-        <w:t>Geschlechtergetrennte Referenzwerte für Aufstands-Kraftleistung in Lateinamerika etabliert</w:t>
+        <w:t>Herzkardiovaskuläre Risikofaktoren bei HIV: Geschlechtsspezifische Unterschiede in Adipositas und Ernährung</w:t>
       </w:r>
     </w:p>
     <w:p>
@@ -204,12 +204,12 @@
           <w:color w:val="666666"/>
           <w:sz w:val="18"/>
         </w:rPr>
-        <w:t>Otto-Yáñez M et al.  ·  Scand J Med Sci Sports  ·  Okt. 2026  ·  PMID 42894323</w:t>
+        <w:t>Ademola BL et al.  ·  West Afr J Med  ·  28.08.2026  ·  PMID 42898368</w:t>
       </w:r>
     </w:p>
     <w:p>
       <w:r>
-        <w:t>Multizenter-Querschnittsstudie (n = 1.254 Erwachsene 18–80 Jahre aus Chile, Kolumbien, Ecuador) entwickelte geschlechts- und altersgerechte Perzentilwerte für relative und allometrische Sit-to-Stand-(STS)-Leistung (W·kg⁻¹, W·m⁻²); Charakterisierung altersabhängiger Muster und länderübergreifender Heterogenität via generalisierte additive Modelle.</w:t>
+        <w:t>Querschnittstudie an 840 Personen mit HIV in Nigeria, die Geschlechterdifferenzen in traditionellen und Verhaltensrisikofaktoren für Herzerkrankungen untersuchte.</w:t>
       </w:r>
     </w:p>
     <w:p>
@@ -220,7 +220,7 @@
         <w:t xml:space="preserve">Ergebnis: </w:t>
       </w:r>
       <w:r>
-        <w:t>Relative STS-Leistung nahm mit Alter ab, Median Frauen 4,50–2,40 W·kg⁻¹ (18–29 vs. 70–80 Jahre), Männer 5,20–2,80 W·kg⁻¹. Allometrische Leistung ähnliches Muster: Frauen 114,35–61,30 W·m⁻², Männer 126,70–74,10 W·m⁻². Ecuador höhere Verteilungen als Chile/Kolumbien; altersabhängige Muster unterschieden sich zwischen Ländern. Explorative Physikalisch-Aktivitäts-Gradienten nach Anpassung attenuiert. Gepoolte Perzentile sind regionale Benchmarks, nicht länder-spezifisch.</w:t>
+        <w:t>Frauen zeigten häufiger ungesunde Ernährung (66,2 % vs. 41,9 %; p &lt; 0,001) und abdominale Adipositas (52,9 % vs. 33,8 %; p &lt; 0,001); Männer hatten höhere Odds für Übergewicht (OR 1,86; p &lt; 0,001) und Rauchen (5,7 % vs. 1,2 %). Unterschiede blieben über Confounder-Adjustierung hinweg signifikant.</w:t>
       </w:r>
     </w:p>
     <w:p>
@@ -235,7 +235,7 @@
         <w:rPr>
           <w:sz w:val="19"/>
         </w:rPr>
-        <w:t>Lateinamerika, geschlechtergetrennte Funktionsdaten; Übertragbarkeit auf DACH begrenzt (andere Population)</w:t>
+        <w:t>Nigeria – nur wenn ähnliche Risikofaktor-Profile bei deutschen HIV-Patienten bestätigt; Zugangsweg und Versorgungsqualität unterscheiden sich erheblich.</w:t>
       </w:r>
     </w:p>
     <w:p>
@@ -244,7 +244,7 @@
           <w:color w:val="5A7D3A"/>
           <w:sz w:val="18"/>
         </w:rPr>
-        <w:t>https://pubmed.ncbi.nlm.nih.gov/42894323/</w:t>
+        <w:t>https://pubmed.ncbi.nlm.nih.gov/42898368/</w:t>
       </w:r>
     </w:p>
     <w:p>
@@ -252,7 +252,7 @@
         <w:pStyle w:val="Heading2"/>
       </w:pPr>
       <w:r>
-        <w:t>Übergewicht vor Schwangerschaft: Konservative Interventionen zeigen uneinheitliche Effekte</w:t>
+        <w:t>Indigene Gesundheitsforschung: Systematische Erasure von LGBTQA+SB-Personen in Daten</w:t>
       </w:r>
     </w:p>
     <w:p>
@@ -262,12 +262,12 @@
           <w:color w:val="666666"/>
           <w:sz w:val="18"/>
         </w:rPr>
-        <w:t>Mateusz S et al.  ·  Arch Gynecol Obstet  ·  22.07.2026  ·  PMID 42894025</w:t>
+        <w:t>Liddelow-Hunt S et al.  ·  Med J Aust  ·  Okt. 2026  ·  PMID 42885875</w:t>
       </w:r>
     </w:p>
     <w:p>
       <w:r>
-        <w:t>Strukturierte Narrativ-Übersicht von 13 Studien (11 Interventionen, 2 Beobachtungskohorten) zu Präkonzeptionsübergewicht/-adipositas und Effekten von Lebensstil-, Diät-, Verhaltens-, Gewichtsmanagement- und Supplementierungsstrategien auf Schwangerschafts- und Langzeitergebnisse (Datenbank-Suche Jan 2019–Dez 2023).</w:t>
+        <w:t>Qualitativ-konzeptionelle Arbeit zur Unterrepräsentation von LGBTQA+SB (Aboriginal/Torres Strait Islander Sistergirls/Brotherboys) in australischer Indigenengesundheitsforschung und Implikationen für Dekolonisierung und Versorgungspraxis.</w:t>
       </w:r>
     </w:p>
     <w:p>
@@ -278,7 +278,7 @@
         <w:t xml:space="preserve">Ergebnis: </w:t>
       </w:r>
       <w:r>
-        <w:t>Beobachtungsevidenz verband höheres Präkonzeptionsgewicht mit Geburtseinleitung, Kaiserschnitt, Frühgeburt, Neugeborenen-Aufnahme, Totgeburt und postpartaler Dysglykämie. Konservative Interventionen zeigten heterogene Effekte. Präkonzeptives Gewichtsverlust assoziiert mit selektiven Fertilitäts- und Glukose-Effekten: kürzere Konzeptionszeit nach sehr-kalorienarmer Diät, niedrigere Odds rezidivierender GDM bei bedeutsamem Gewichtsverlust. Supplementierungsinterventionen inkonsistent über BMI-Subgruppen. Langzeit-Follow-up deutet, dass nachhaltige Effekte von erfolgreichem Gewichtsverlust und Verhaltenserhalt abhängen. Keine einzelne optimale Interventions-, Timing- oder universale Gewichtsverlust-Zielmarke definiert.</w:t>
+        <w:t>LGBTQA+SB-Teilnehmende sind in Aboriginal- und Torres-Strait-Islander-Gesundheitsdaten praktisch unsichtbar. Arbeit skizziert Ansätze zur quantitativen Datenerfassung, Beispiele identifizierender Forschung und Herausforderungen. Empfehlungen: westliche biomedizinische Normen in der Forschung überdenken, Datenerfassung an indigene Ontologien anpassen.</w:t>
       </w:r>
     </w:p>
     <w:p>
@@ -293,7 +293,7 @@
         <w:rPr>
           <w:sz w:val="19"/>
         </w:rPr>
-        <w:t>DACH-vergleichbar; AWMF-Leitlinie existiert, Evidenzheterogenität bleibt</w:t>
+        <w:t>Australien – methodische Kritik übertragbar; deutsche Gesundheitssysteme erfassen Geschlecht und Sexualität ähnlich binär und verlieren marginalisierte Gruppen.</w:t>
       </w:r>
     </w:p>
     <w:p>
@@ -302,7 +302,7 @@
           <w:color w:val="5A7D3A"/>
           <w:sz w:val="18"/>
         </w:rPr>
-        <w:t>https://pubmed.ncbi.nlm.nih.gov/42894025/</w:t>
+        <w:t>https://pubmed.ncbi.nlm.nih.gov/42885875/</w:t>
       </w:r>
     </w:p>
     <w:p>
@@ -310,7 +310,7 @@
         <w:pStyle w:val="Heading2"/>
       </w:pPr>
       <w:r>
-        <w:t>Smartphone-Sucht und Depression: Geschlechtsdifferenzen widersprüchlich, Moderatoren ungeklärt</w:t>
+        <w:t>Affirmierende Umgebung und psychisches Wohlbefinden: Welche Rolle spielt die LGBTQ+-Identität?</w:t>
       </w:r>
     </w:p>
     <w:p>
@@ -320,12 +320,12 @@
           <w:color w:val="666666"/>
           <w:sz w:val="18"/>
         </w:rPr>
-        <w:t>Pirwani N et al.  ·  BMC Psychol  ·  22.07.2026  ·  PMID 42888456</w:t>
+        <w:t>Hoffman AJ et al.  ·  J Res Adolesc  ·  Dez. 2026  ·  PMID 42885205</w:t>
       </w:r>
     </w:p>
     <w:p>
       <w:r>
-        <w:t>Systematische Übersicht (PRISMA-registriert) von 16 Studien (13 Querschnitt, 3 Längsschnitt) zu Geschlechtsdifferenzen in der Assoziation problematischer Smartphone-Nutzung (PSU) mit Depression; Qualitätsbewertung mittels MMAT.</w:t>
+        <w:t>Querschnittstudie mit 156 LGBTQ+-Jugendlichen of Color (Alter 13–26), die die Moderation von LGBTQ+-Zentralität und privatem Selbstwertgefühl auf den Zusammenhang zwischen Mikroaffirmationen und Wohlbefinden untersuchte.</w:t>
       </w:r>
     </w:p>
     <w:p>
@@ -336,7 +336,7 @@
         <w:t xml:space="preserve">Ergebnis: </w:t>
       </w:r>
       <w:r>
-        <w:t>15 Studien zeigten positive PSU-Depression-Assoziation. Geschlechtsmuster heterogen: 5 Studien stärkere Assoziation bei Frauen, 5 bei Männern, 6 keine Differenz. Eine Längsschnittstudie lieferte direkte Evidenz für Bidirektionalität. Schlussfolgerung: Geschlechtsmuster nicht uniform; wahrscheinlich moderiert durch Nutzungstyp, Altersgruppe, kulturellen Kontext und Messheterogenität statt fundamentaler Vulnerabilitätsunterschied. Überwiegend Querschnittsdesigns und Selbstbericht limitieren kausale Schlussfolgerung.</w:t>
+        <w:t>Positive Korrelationen zwischen LGBTQ+-Mikroaffirmationen und psychologischem, emotionalem und sozialem Wohlbefinden. LGBTQ+-Zentralität und privater Selbstwertgefühl moderierten die Beziehung; Assoziationen signifikant bei durchschnittlichen und hohen Werten, sozialer Wohlbefund nur bei hohem privatem Selbstwertgefühl.</w:t>
       </w:r>
     </w:p>
     <w:p>
@@ -351,7 +351,7 @@
         <w:rPr>
           <w:sz w:val="19"/>
         </w:rPr>
-        <w:t>Internationale Evidenzsynthese; Geschlechtsmuster unklar, Moderatoren zu prüfen</w:t>
+        <w:t>USA – Identitäts- und Zugehörigkeitsfaktoren; deutsche Daten zu affirmativen Umgebungen für LGBTQ+-Jugendliche fehlen völlig.</w:t>
       </w:r>
     </w:p>
     <w:p>
@@ -360,7 +360,7 @@
           <w:color w:val="5A7D3A"/>
           <w:sz w:val="18"/>
         </w:rPr>
-        <w:t>https://pubmed.ncbi.nlm.nih.gov/42888456/</w:t>
+        <w:t>https://pubmed.ncbi.nlm.nih.gov/42885205/</w:t>
       </w:r>
     </w:p>
     <w:p>
@@ -368,7 +368,7 @@
         <w:pStyle w:val="Heading2"/>
       </w:pPr>
       <w:r>
-        <w:t>Elternschaft verändert Kognition geschlechtsspezifisch – Väter gewinnen, Mütter verlieren beim Arbeitsgedächtnis</w:t>
+        <w:t>Sozialleistungen und sexuelle Gewalt bei Jugendlichen: Geschlechtsspezifische Schutzmechanismen</w:t>
       </w:r>
     </w:p>
     <w:p>
@@ -378,12 +378,12 @@
           <w:color w:val="666666"/>
           <w:sz w:val="18"/>
         </w:rPr>
-        <w:t>Geller S et al.  ·  Psychoneuroendocrinology  ·  19.09.2026  ·  PMID 42800435</w:t>
+        <w:t>Langwenya N et al.  ·  Soc Sci Med  ·  11.09.2026  ·  PMID 42784852</w:t>
       </w:r>
     </w:p>
     <w:p>
       <w:r>
-        <w:t>Querschnittsstudie verglich kognitive Leistung (158 Eltern mit Säuglingen 8 Wochen–6 Monate vs. 154 kinderlose Kontrollen) und testete Assoziationen mit Oxytocin und Cortisol mittels struktureller Gleichungsmodelle.</w:t>
+        <w:t>Prospektive Kohorte von 1.353 Jugendlichen (69 % mit HIV) in Südafrika; gemischte Effektmodelle und GSEM zur Untersuchung indirekter Pfade von Sozialleistungen über Haushalt, Schule und Elternbetreuung zu reduzierten Quoten für sexuelle Gewalt und transaktionalen Sex.</w:t>
       </w:r>
     </w:p>
     <w:p>
@@ -394,7 +394,7 @@
         <w:t xml:space="preserve">Ergebnis: </w:t>
       </w:r>
       <w:r>
-        <w:t>Keine Hinweise auf globale kognitive Beeinträchtigung durch Elternschaft. Väter zeigten bessere Objektwahrnehmung als nicht-Väter, Mütter moderat schlechteres Arbeitsgedächtnis als nicht-Mütter. Gesichtsgedächtnis war mit zirkulierendem Oxytocin (β &gt; 0, unabhängig von Elternschaftsstatus) und weiblichem Geschlecht assoziiert (p &lt; 0,05). Cortisol nicht signifikant assoziiert. Sensitivitätsanalysen (Alter, Schlafqualität, depressive Symptome, Stress) änderten Muster nicht wesentlich.</w:t>
+        <w:t>Bei Frauen: Sozialleistungen reduzierten Kontakt-/Nicht-Kontakt-sexuelle Gewalt und transaktionalen Sex über Haushaltsnotwendigkeiten, die mit höherer Schulbeteiligung verbunden waren. Bei Männern: keine indirekten Pfade; direkte Assoziation mit reduzierter Gewalt. Elternüberwachung assoziiert mit niedrigerer Gewalt bei Frauen und transaktionalem Sex bei Männern.</w:t>
       </w:r>
     </w:p>
     <w:p>
@@ -409,7 +409,7 @@
         <w:rPr>
           <w:sz w:val="19"/>
         </w:rPr>
-        <w:t>Deutschland, Lab-basierte kognitiv-neuroendokrine Methodik; Übertragbarkeit auf Versorgung (z.B. postpartale Neuropsychologie) fraglich</w:t>
+        <w:t>Südafrika – Zugangsweg und sozioökonomische Vulnerabilität; deutsche Routinedaten zu geschlechtsspezifischen Gewaltrisiken bei Jugendlichen fehlen; Policy-relevanz aber hoch.</w:t>
       </w:r>
     </w:p>
     <w:p>
@@ -418,65 +418,7 @@
           <w:color w:val="5A7D3A"/>
           <w:sz w:val="18"/>
         </w:rPr>
-        <w:t>https://pubmed.ncbi.nlm.nih.gov/42800435/</w:t>
-      </w:r>
-    </w:p>
-    <w:p>
-      <w:pPr>
-        <w:pStyle w:val="Heading2"/>
-      </w:pPr>
-      <w:r>
-        <w:t>Orthostatic Toleranz bei Frauen geringer – Kompressionsanzug schützt beide Geschlechter</w:t>
-      </w:r>
-    </w:p>
-    <w:p>
-      <w:r>
-        <w:rPr>
-          <w:i/>
-          <w:color w:val="666666"/>
-          <w:sz w:val="18"/>
-        </w:rPr>
-        <w:t>Lytle JR et al.  ·  J Appl Physiol (1985)  ·  01.10.2026  ·  PMID 42764020</w:t>
-      </w:r>
-    </w:p>
-    <w:p>
-      <w:r>
-        <w:t>Studie verglich kardiovaskuläre Reaktionen auf simulierte Mondgravitation (0,5–1,0 G via Kopf-Hochlagerung) bei 16 Frauen und 18 Männern nach pharmakologischer Blutvolumenreduktion und prüfte Wirksamkeit eines Kompressionsanzuges.</w:t>
-      </w:r>
-    </w:p>
-    <w:p>
-      <w:r>
-        <w:rPr>
-          <w:b/>
-        </w:rPr>
-        <w:t xml:space="preserve">Ergebnis: </w:t>
-      </w:r>
-      <w:r>
-        <w:t>Hypovoläme Frauen wurden bei 80° und 50° HUT früher präsynkopal als Männer (Unterschied: 4,6 min bei 80°, p = 0,003), mit signifikant niedrigerem mittlerem arteriellem Druck vor und während 80° HUT (p = 0,038). Der Kompressionsanzug erhöhte Toleranzzeit um 4,2 min bei 80° HUT und 1,6 min bei 50° HUT (beide p &lt; 0,008) und reduzierte Herzfrequenzanstieg und Schlagvolumenabfall in beiden Geschlechtern, stärker bei Frauen (p &lt; 0,001). Dies zeigt biologische Geschlechtsdifferenzen in der kardiovaskulären Regulation unter Gravitationsstress.</w:t>
-      </w:r>
-    </w:p>
-    <w:p>
-      <w:r>
-        <w:rPr>
-          <w:b/>
-          <w:sz w:val="19"/>
-        </w:rPr>
-        <w:t xml:space="preserve">Übertragbarkeit: </w:t>
-      </w:r>
-      <w:r>
-        <w:rPr>
-          <w:sz w:val="19"/>
-        </w:rPr>
-        <w:t>Physiologischer Mechanismus belegt; Übertragbarkeit auf Raumfahrtmedizin und Orthostase-Screening begrenzt</w:t>
-      </w:r>
-    </w:p>
-    <w:p>
-      <w:r>
-        <w:rPr>
-          <w:color w:val="5A7D3A"/>
-          <w:sz w:val="18"/>
-        </w:rPr>
-        <w:t>https://pubmed.ncbi.nlm.nih.gov/42764020/</w:t>
+        <w:t>https://pubmed.ncbi.nlm.nih.gov/42784852/</w:t>
       </w:r>
     </w:p>
     <w:sectPr>

--- a/download/studien-aktuell.docx
+++ b/download/studien-aktuell.docx
@@ -62,7 +62,7 @@
           <w:color w:val="666666"/>
           <w:sz w:val="18"/>
         </w:rPr>
-        <w:t>Stand: 21.10.2026  |  6 Studien  |  gender.m-vf.de</w:t>
+        <w:t>Stand: 22.10.2026  |  6 Studien  |  gender.m-vf.de</w:t>
       </w:r>
     </w:p>
     <w:p>
@@ -70,7 +70,7 @@
         <w:pStyle w:val="Heading1"/>
       </w:pPr>
       <w:r>
-        <w:t>Aufgenommen am 21.10.2026</w:t>
+        <w:t>Aufgenommen am 22.10.2026</w:t>
       </w:r>
     </w:p>
     <w:p>
@@ -78,7 +78,7 @@
         <w:pStyle w:val="Heading2"/>
       </w:pPr>
       <w:r>
-        <w:t>Systemische Sklerose: Geschlechtsspezifische Unterschiede in Krankheitsarchitektur und Verlauf</w:t>
+        <w:t>Online-Lernplattform: Geschlechtsspezifische Unterschiede in Engagement und Prüfungsleistung von Medizinstudierenden</w:t>
       </w:r>
     </w:p>
     <w:p>
@@ -88,12 +88,12 @@
           <w:color w:val="666666"/>
           <w:sz w:val="18"/>
         </w:rPr>
-        <w:t>Tian Y et al.  ·  Front Immunol  ·  05.10.2026  ·  PMID 42898638</w:t>
+        <w:t>Moranges M et al.  ·  BMC Med Educ  ·  25.07.2026  ·  PMID 42902333</w:t>
       </w:r>
     </w:p>
     <w:p>
       <w:r>
-        <w:t>Hypothesen-generierendes Framework (SSc-MAF), das geschlechtsspezifische Unterschiede in der Beziehung zwischen Krankheitskomponenten bei systemischer Sklerose untersucht, nicht nur in isolierten Molekülen oder Phänotypen.</w:t>
+        <w:t>Analyse anonymisierter Daten von allen Sechstsemesterstudierenden in Frankreich (Kohortenjahre 2022–2023 und 2023–2024) auf einer nationalen Online-Lernplattform zur Vorbereitung auf Pflichtprüfungen; Subgroup-Discovery-Algorithmus mit Geschlecht als Zielvariable zur Identifizierung von Engagementmustern und akademischer Leistung.</w:t>
       </w:r>
     </w:p>
     <w:p>
@@ -104,7 +104,7 @@
         <w:t xml:space="preserve">Ergebnis: </w:t>
       </w:r>
       <w:r>
-        <w:t>Frauen entwickeln SSc häufiger, Männer erleben schwerer Organbefall und ungünstigere Outcomes. Framework unterscheidet klinische Trajektorien von biologischer Architektur; prüft, ob Geschlecht über komponentenspezifische Vergleiche hinaus Information trägt. Direkte Evidenz begrenzt; eher Hypothesen als bewiesene Architektur.</w:t>
+        <w:t>Deutliche Geschlechtsdifferenzen im Engagement und in der Prüfungsleistung: Männliche Studierende waren häufiger in Subgruppen mit hohem Engagement oder höherer Leistung, besonders in Progressive-Case-Assessments und mehreren Fachrichtungen. Weibliche Studierende waren häufiger mit geringerer Partizipation in interaktiven Features und Antwortmustern assoziiert, die eine höhere Tendenz zum Auslassen korrekter Antworten legten nahe. Hypothesen für Mechanismen umfassen Assessmentdesign, Antwortstrategien unter Unsicherheit, Prüfungskontext und psychologische Faktoren.</w:t>
       </w:r>
     </w:p>
     <w:p>
@@ -119,7 +119,7 @@
         <w:rPr>
           <w:sz w:val="19"/>
         </w:rPr>
-        <w:t>Methodenarbeit – klinisch relevant nur, wenn Testvorhersagen in deutschen SSc-Kohorten validiert werden; Mechanismus (Biologie vs. Zugang) konzeptionell aber nicht empirisch geklärt.</w:t>
+        <w:t>Frankreich, nationale Kohorte; Befund zur Assessmentgestaltung übertragbar, aber Systemkontexte (Prüfungsmodus) unterscheiden sich.</w:t>
       </w:r>
     </w:p>
     <w:p>
@@ -128,7 +128,7 @@
           <w:color w:val="5A7D3A"/>
           <w:sz w:val="18"/>
         </w:rPr>
-        <w:t>https://pubmed.ncbi.nlm.nih.gov/42898638/</w:t>
+        <w:t>https://pubmed.ncbi.nlm.nih.gov/42902333/</w:t>
       </w:r>
     </w:p>
     <w:p>
@@ -136,7 +136,7 @@
         <w:pStyle w:val="Heading2"/>
       </w:pPr>
       <w:r>
-        <w:t>Gallensteine und Entzündungsmarker: Geschlechtsspezifische Assoziationen in großer Kohorte</w:t>
+        <w:t>Ausdauer nach COVID-19: Geschlechtsspezifische Trends bei chinesischen Studierenden</w:t>
       </w:r>
     </w:p>
     <w:p>
@@ -146,12 +146,12 @@
           <w:color w:val="666666"/>
           <w:sz w:val="18"/>
         </w:rPr>
-        <w:t>Teng Y et al.  ·  Front Public Health  ·  05.10.2026  ·  PMID 42898498</w:t>
+        <w:t>Song C et al.  ·  Front Public Health  ·  05.10.2026  ·  PMID 42898207</w:t>
       </w:r>
     </w:p>
     <w:p>
       <w:r>
-        <w:t>Querschnittanalyse von 55.241 Erwachsenen zur Assoziation zwischen Systemischem Immunentzündungs-Index und Gallensteinrisiko mit geschlechtergetrennten Analysen.</w:t>
+        <w:t>Interrupted-Time-Series-Analyse von 21 Jahren Fitnessdaten (2005–2025) bei 91.686 Studierenden einer chinesischen Universität, um geschlechtsspezifische Unterschiede in der Auswirkung der Pandemie auf die kardiorespiratorische Ausdauer zu untersuchen.</w:t>
       </w:r>
     </w:p>
     <w:p>
@@ -162,7 +162,7 @@
         <w:t xml:space="preserve">Ergebnis: </w:t>
       </w:r>
       <w:r>
-        <w:t>Erhöhter log-transformierter SII war mit erhöhtem Gallensteinrisiko assoziiert (OR 1,10; 95%-KI 1,01–1,21; p = 0,037). Frauen zeigten lineare Assoziation (OR 1,21; 95%-KI 1,06–1,39; p = 0,006), Männer nichtlineare mit Risiko ab SII-Schwellenwert 6,52. Keine signifikante Geschlechts-SII-Interaktion.</w:t>
+        <w:t>Laufzeiten stiegen 2020 in beiden Geschlechtern an (Frauen +9,6 s, p=0,011; Männer +13,0 s, p=0,005). Nach 2020 divergierten die Trends (Interaktions-p=0,030): Männer zeigten keine signifikante Trendveränderung (p=0,609), Frauen hingegen eine steilere Verschlechterung (+2,25 s/Jahr, p=0,011), wodurch sich die Lücke bis 2025 auf ca. 26 s vergrößerte. Körpergewicht zeigte keine pandemiebedingte Veränderung in beiden Gruppen.</w:t>
       </w:r>
     </w:p>
     <w:p>
@@ -177,7 +177,7 @@
         <w:rPr>
           <w:sz w:val="19"/>
         </w:rPr>
-        <w:t>China – Mechanismus (Biologie vs. Zugang) unklar; Übertragbarkeit auf deutsche Screeningpraxis begrenzt ohne Validierung.</w:t>
+        <w:t>China, nationale Routinedaten; Befund der geschlechtsspezifischen Trendverscheidung ist systemabhängig.</w:t>
       </w:r>
     </w:p>
     <w:p>
@@ -186,7 +186,7 @@
           <w:color w:val="5A7D3A"/>
           <w:sz w:val="18"/>
         </w:rPr>
-        <w:t>https://pubmed.ncbi.nlm.nih.gov/42898498/</w:t>
+        <w:t>https://pubmed.ncbi.nlm.nih.gov/42898207/</w:t>
       </w:r>
     </w:p>
     <w:p>
@@ -194,7 +194,7 @@
         <w:pStyle w:val="Heading2"/>
       </w:pPr>
       <w:r>
-        <w:t>Herzkardiovaskuläre Risikofaktoren bei HIV: Geschlechtsspezifische Unterschiede in Adipositas und Ernährung</w:t>
+        <w:t>Prostatakrebs-Aggressivität: Geografische Unterschiede und Trends in USA</w:t>
       </w:r>
     </w:p>
     <w:p>
@@ -204,12 +204,12 @@
           <w:color w:val="666666"/>
           <w:sz w:val="18"/>
         </w:rPr>
-        <w:t>Ademola BL et al.  ·  West Afr J Med  ·  28.08.2026  ·  PMID 42898368</w:t>
+        <w:t>Xu Y et al.  ·  Cancer Causes Control  ·  17.10.2026  ·  PMID 42891738</w:t>
       </w:r>
     </w:p>
     <w:p>
       <w:r>
-        <w:t>Querschnittstudie an 840 Personen mit HIV in Nigeria, die Geschlechterdifferenzen in traditionellen und Verhaltensrisikofaktoren für Herzerkrankungen untersuchte.</w:t>
+        <w:t>Retrospektive Studie anhand des SEER-Registers mit 951.965 neu diagnostizierten Prostatakrebsfällen bei Männern ≥40 Jahren (2004–2022); Untersuchung geografischer Disparitäten (urban vs. rural, Appalachien-Status) und zeitlicher Trends in aggressiven und metastasierten Fällen mit Fokus auf Rasse.</w:t>
       </w:r>
     </w:p>
     <w:p>
@@ -220,7 +220,7 @@
         <w:t xml:space="preserve">Ergebnis: </w:t>
       </w:r>
       <w:r>
-        <w:t>Frauen zeigten häufiger ungesunde Ernährung (66,2 % vs. 41,9 %; p &lt; 0,001) und abdominale Adipositas (52,9 % vs. 33,8 %; p &lt; 0,001); Männer hatten höhere Odds für Übergewicht (OR 1,86; p &lt; 0,001) und Rauchen (5,7 % vs. 1,2 %). Unterschiede blieben über Confounder-Adjustierung hinweg signifikant.</w:t>
+        <w:t>Gesamtinzidenz des Prostatakrebses sank in den meisten Regionen (rural Appalachien APC −1,7%, 95%-KI [−2,98%, −0,42%]), aber Aggressivität nahm in urban Appalachien zu (APC +2,73%, 95%-KI [1,20%, 4,65%]). Geografische Muster unterschieden sich nach Rasse: Bei weißen Männern hatten rural nicht-Appalachien und rural Appalachien höhere Odds für aggressive Fälle vs. urban nicht-Appalachien (p&lt;0,05); bei schwarzen Männern zeigten rural Appalachien niedrigere Odds (p&lt;0,05). Älter, hispanische Ethnizität, höheres PSA und Lymphknoten-Positivität waren mit aggressiverem Krebs assoziiert.</w:t>
       </w:r>
     </w:p>
     <w:p>
@@ -235,7 +235,7 @@
         <w:rPr>
           <w:sz w:val="19"/>
         </w:rPr>
-        <w:t>Nigeria – nur wenn ähnliche Risikofaktor-Profile bei deutschen HIV-Patienten bestätigt; Zugangsweg und Versorgungsqualität unterscheiden sich erheblich.</w:t>
+        <w:t>USA-SEER-Daten; Befund der geografisch-rassespezifischen Trends ist USA-spezifisch, aber Methodik der Disparitätsanalyse übertragbar.</w:t>
       </w:r>
     </w:p>
     <w:p>
@@ -244,7 +244,7 @@
           <w:color w:val="5A7D3A"/>
           <w:sz w:val="18"/>
         </w:rPr>
-        <w:t>https://pubmed.ncbi.nlm.nih.gov/42898368/</w:t>
+        <w:t>https://pubmed.ncbi.nlm.nih.gov/42891738/</w:t>
       </w:r>
     </w:p>
     <w:p>
@@ -252,7 +252,7 @@
         <w:pStyle w:val="Heading2"/>
       </w:pPr>
       <w:r>
-        <w:t>Indigene Gesundheitsforschung: Systematische Erasure von LGBTQA+SB-Personen in Daten</w:t>
+        <w:t>Zugehörigkeit und Gesundheit bei Frauen, LGBTQ+ und Personen mit Migrationshintergrund mit Lernbehinderungen</w:t>
       </w:r>
     </w:p>
     <w:p>
@@ -262,12 +262,12 @@
           <w:color w:val="666666"/>
           <w:sz w:val="18"/>
         </w:rPr>
-        <w:t>Liddelow-Hunt S et al.  ·  Med J Aust  ·  Okt. 2026  ·  PMID 42885875</w:t>
+        <w:t>Mikulak M et al.  ·  Sociol Health Illn  ·  Nov. 2026  ·  PMID 42878732</w:t>
       </w:r>
     </w:p>
     <w:p>
       <w:r>
-        <w:t>Qualitativ-konzeptionelle Arbeit zur Unterrepräsentation von LGBTQA+SB (Aboriginal/Torres Strait Islander Sistergirls/Brotherboys) in australischer Indigenengesundheitsforschung und Implikationen für Dekolonisierung und Versorgungspraxis.</w:t>
+        <w:t>Qualitative, co-produzierte Fokusgruppenstudie mit 12 Zusatzdaten (Go-Along-Interviews, ethnographische Beobachtung, Photovoice) bei Personen mit Lernbehinderungen in England, die sich als Frauen, LGBTQ+ oder mit Schwarzem/ethnisch-minoritärem Hintergrund identifizierten; Untersuchung von Erfahrungen mit Zugehörigkeit und deren Zusammenhang mit Gesundheit.</w:t>
       </w:r>
     </w:p>
     <w:p>
@@ -278,7 +278,7 @@
         <w:t xml:space="preserve">Ergebnis: </w:t>
       </w:r>
       <w:r>
-        <w:t>LGBTQA+SB-Teilnehmende sind in Aboriginal- und Torres-Strait-Islander-Gesundheitsdaten praktisch unsichtbar. Arbeit skizziert Ansätze zur quantitativen Datenerfassung, Beispiele identifizierender Forschung und Herausforderungen. Empfehlungen: westliche biomedizinische Normen in der Forschung überdenken, Datenerfassung an indigene Ontologien anpassen.</w:t>
+        <w:t>Gemeinsame Themen und intersektionale Unterschiede in Zugehörigkeitserfahrungen. Zugehörigkeit ist verkörpert, relational und wird durch mehrere Akteure und Faktoren erleichtert, die sich in den multiplen sozialen Identitäten der Teilnehmenden widerspiegeln. Erfahrungen von Nicht-Zugehörigkeit sind in Ableismus verwurzelt, was durch Rassismus, Sexismus und Homo-/Bi-/Transphobie zusammenwirkt. Beziehung zwischen Zugehörigkeit und Gesundheit ist bidirektional und sich gegenseitig verstärkend. Zentrale Erkenntnis: Um Zugehörigkeit zu erleben, müssen sich Menschen authentisch, wertvoll und in ihrer Komplexität verstanden fühlen.</w:t>
       </w:r>
     </w:p>
     <w:p>
@@ -293,7 +293,7 @@
         <w:rPr>
           <w:sz w:val="19"/>
         </w:rPr>
-        <w:t>Australien – methodische Kritik übertragbar; deutsche Gesundheitssysteme erfassen Geschlecht und Sexualität ähnlich binär und verlieren marginalisierte Gruppen.</w:t>
+        <w:t>England, nationale Querschnittstudie; Befunde zu intersektionalen Versorgungsbarrieren sind in vergleichbaren Gesundheitssystemen übertragbar.</w:t>
       </w:r>
     </w:p>
     <w:p>
@@ -302,7 +302,7 @@
           <w:color w:val="5A7D3A"/>
           <w:sz w:val="18"/>
         </w:rPr>
-        <w:t>https://pubmed.ncbi.nlm.nih.gov/42885875/</w:t>
+        <w:t>https://pubmed.ncbi.nlm.nih.gov/42878732/</w:t>
       </w:r>
     </w:p>
     <w:p>
@@ -310,7 +310,7 @@
         <w:pStyle w:val="Heading2"/>
       </w:pPr>
       <w:r>
-        <w:t>Affirmierende Umgebung und psychisches Wohlbefinden: Welche Rolle spielt die LGBTQ+-Identität?</w:t>
+        <w:t>Metabolische Prägung: Maternale Stoffwechselstörungen und Kardiometabolisches Risiko der nächsten Generation</w:t>
       </w:r>
     </w:p>
     <w:p>
@@ -320,12 +320,12 @@
           <w:color w:val="666666"/>
           <w:sz w:val="18"/>
         </w:rPr>
-        <w:t>Hoffman AJ et al.  ·  J Res Adolesc  ·  Dez. 2026  ·  PMID 42885205</w:t>
+        <w:t>Herman H et al.  ·  Acta Med Indones  ·  Juli 2026  ·  PMID 42845077</w:t>
       </w:r>
     </w:p>
     <w:p>
       <w:r>
-        <w:t>Querschnittstudie mit 156 LGBTQ+-Jugendlichen of Color (Alter 13–26), die die Moderation von LGBTQ+-Zentralität und privatem Selbstwertgefühl auf den Zusammenhang zwischen Mikroaffirmationen und Wohlbefinden untersuchte.</w:t>
+        <w:t>Narrative Übersichtsarbeit zu Kohortenstudien und experimentellen Modellen, die untersucht, wie Stoffwechselstörungen während Präkonzeption, Schwangerschaft und früher Kindheit das langfristige Risiko für Übergewicht und Insulinresistenz in der nächsten Generation prägen.</w:t>
       </w:r>
     </w:p>
     <w:p>
@@ -336,7 +336,7 @@
         <w:t xml:space="preserve">Ergebnis: </w:t>
       </w:r>
       <w:r>
-        <w:t>Positive Korrelationen zwischen LGBTQ+-Mikroaffirmationen und psychologischem, emotionalem und sozialem Wohlbefinden. LGBTQ+-Zentralität und privater Selbstwertgefühl moderierten die Beziehung; Assoziationen signifikant bei durchschnittlichen und hohen Werten, sozialer Wohlbefund nur bei hohem privatem Selbstwertgefühl.</w:t>
+        <w:t>Maternale Stoffwechselstörungen (Gestationsdiabetes, Adipositas) sind mit erhöhtem Nachkommenrisiko für Adipositas und Insulinresistenz assoziiert (adjustierte Schätzungen häufig 1,4–2,0-fach). Epigenomweite Studien zeigen differentielle DNA-Methylierung in Insulin-Signaling-, Adipogenese- und Energiehomöostase-Genen. Experimentelle Modelle demonstrieren, dass transiente frühe Störungen die Stoffwechselphysiologie dauerhaft verändern können, auch nach späterer Normalisierung der Ernährung. Das Konzept der metabolischen Imprinting – relativ stabile aber modifizierbare Regulationszustände – wird durch konvergierende Evidenz gestützt.</w:t>
       </w:r>
     </w:p>
     <w:p>
@@ -351,7 +351,7 @@
         <w:rPr>
           <w:sz w:val="19"/>
         </w:rPr>
-        <w:t>USA – Identitäts- und Zugehörigkeitsfaktoren; deutsche Daten zu affirmativen Umgebungen für LGBTQ+-Jugendliche fehlen völlig.</w:t>
+        <w:t>Biologie (epigenetische und metabolische Mechanismen), nicht primär Versorgungszugang; prä- und perinatalmedizinisch hochrelevant.</w:t>
       </w:r>
     </w:p>
     <w:p>
@@ -360,7 +360,7 @@
           <w:color w:val="5A7D3A"/>
           <w:sz w:val="18"/>
         </w:rPr>
-        <w:t>https://pubmed.ncbi.nlm.nih.gov/42885205/</w:t>
+        <w:t>https://pubmed.ncbi.nlm.nih.gov/42845077/</w:t>
       </w:r>
     </w:p>
     <w:p>
@@ -368,7 +368,7 @@
         <w:pStyle w:val="Heading2"/>
       </w:pPr>
       <w:r>
-        <w:t>Sozialleistungen und sexuelle Gewalt bei Jugendlichen: Geschlechtsspezifische Schutzmechanismen</w:t>
+        <w:t>Körperproportionen: Geschlechtsspezifische säkulare Trends in Südkorea 1986–2021</w:t>
       </w:r>
     </w:p>
     <w:p>
@@ -378,12 +378,12 @@
           <w:color w:val="666666"/>
           <w:sz w:val="18"/>
         </w:rPr>
-        <w:t>Langwenya N et al.  ·  Soc Sci Med  ·  11.09.2026  ·  PMID 42784852</w:t>
+        <w:t>Kim JH  ·  Am J Hum Biol  ·  Okt. 2026  ·  PMID 42844985</w:t>
       </w:r>
     </w:p>
     <w:p>
       <w:r>
-        <w:t>Prospektive Kohorte von 1.353 Jugendlichen (69 % mit HIV) in Südafrika; gemischte Effektmodelle und GSEM zur Untersuchung indirekter Pfade von Sozialleistungen über Haushalt, Schule und Elternbetreuung zu reduzierten Quoten für sexuelle Gewalt und transaktionalen Sex.</w:t>
+        <w:t>Harmonisierte Analyse von sieben nationalen anthropometrischen Erhebungen (Size Korea, 1986–2021; n=24.979 Erwachsene 20–49 Jahre) mit 28 Körperdimensionen und 14 Proportionsindizes; Untersuchung geschlechtsspezifischer Veränderungen über 35 Jahre mit allometrischer Anpassung für Körpergröße und Sensitivitätsanalyse für Protokollwechsel 2003–2004.</w:t>
       </w:r>
     </w:p>
     <w:p>
@@ -394,7 +394,7 @@
         <w:t xml:space="preserve">Ergebnis: </w:t>
       </w:r>
       <w:r>
-        <w:t>Bei Frauen: Sozialleistungen reduzierten Kontakt-/Nicht-Kontakt-sexuelle Gewalt und transaktionalen Sex über Haushaltsnotwendigkeiten, die mit höherer Schulbeteiligung verbunden waren. Bei Männern: keine indirekten Pfade; direkte Assoziation mit reduzierter Gewalt. Elternüberwachung assoziiert mit niedrigerer Gewalt bei Frauen und transaktionalem Sex bei Männern.</w:t>
+        <w:t>Körpergröße stieg 75 mm bei Männern und 63 mm bei Frauen; Sitzhöhenquotient änderte sich &lt;0,1 Punkte/Dekade. Transversale Veränderungen konzentrierten sich auf die Hüfte: Sitzhüftbreite +14% Männer, +12% Frauen, keine Veränderung bei Schulterbbreite. Weiblicher Hüft-Schulter-Breitenindex +1,59 Punkte/Dekade. Umfangsveränderungen waren bei Männern massiv (Körpergewicht +21%, BMI 22,8→25,1), bei Frauen formgeleitet (Taillenumfang, Taillen-Größen-Verhältnis, Taillen-Hüft-Verhältnis stiegen bei flachem BMI). Männlicher Kopfindex −0,55 Punkte/Dekade. Effekte hielten bei fixer Größe und nach Protokollanpassung.</w:t>
       </w:r>
     </w:p>
     <w:p>
@@ -409,7 +409,7 @@
         <w:rPr>
           <w:sz w:val="19"/>
         </w:rPr>
-        <w:t>Südafrika – Zugangsweg und sozioökonomische Vulnerabilität; deutsche Routinedaten zu geschlechtsspezifischen Gewaltrisiken bei Jugendlichen fehlen; Policy-relevanz aber hoch.</w:t>
+        <w:t>Südkorea, Routinedaten von Nationalsurveys; säkularer Trend ist länder- und populationsspezifisch, Methodologie generalisierbar.</w:t>
       </w:r>
     </w:p>
     <w:p>
@@ -418,7 +418,7 @@
           <w:color w:val="5A7D3A"/>
           <w:sz w:val="18"/>
         </w:rPr>
-        <w:t>https://pubmed.ncbi.nlm.nih.gov/42784852/</w:t>
+        <w:t>https://pubmed.ncbi.nlm.nih.gov/42844985/</w:t>
       </w:r>
     </w:p>
     <w:sectPr>

--- a/download/studien-aktuell.docx
+++ b/download/studien-aktuell.docx
@@ -62,7 +62,7 @@
           <w:color w:val="666666"/>
           <w:sz w:val="18"/>
         </w:rPr>
-        <w:t>Stand: 22.10.2026  |  6 Studien  |  gender.m-vf.de</w:t>
+        <w:t>Stand: 23.10.2026  |  6 Studien  |  gender.m-vf.de</w:t>
       </w:r>
     </w:p>
     <w:p>
@@ -70,7 +70,7 @@
         <w:pStyle w:val="Heading1"/>
       </w:pPr>
       <w:r>
-        <w:t>Aufgenommen am 22.10.2026</w:t>
+        <w:t>Aufgenommen am 23.10.2026</w:t>
       </w:r>
     </w:p>
     <w:p>
@@ -78,7 +78,7 @@
         <w:pStyle w:val="Heading2"/>
       </w:pPr>
       <w:r>
-        <w:t>Online-Lernplattform: Geschlechtsspezifische Unterschiede in Engagement und Prüfungsleistung von Medizinstudierenden</w:t>
+        <w:t>Depressive und Angststörungssymptome bei Gewalt in Partnerschaften: Netzwerkanalyse bei trans Frauen</w:t>
       </w:r>
     </w:p>
     <w:p>
@@ -88,12 +88,12 @@
           <w:color w:val="666666"/>
           <w:sz w:val="18"/>
         </w:rPr>
-        <w:t>Moranges M et al.  ·  BMC Med Educ  ·  25.07.2026  ·  PMID 42902333</w:t>
+        <w:t>Xu L et al.  ·  BMC Public Health  ·  27.07.2026  ·  PMID 42907817</w:t>
       </w:r>
     </w:p>
     <w:p>
       <w:r>
-        <w:t>Analyse anonymisierter Daten von allen Sechstsemesterstudierenden in Frankreich (Kohortenjahre 2022–2023 und 2023–2024) auf einer nationalen Online-Lernplattform zur Vorbereitung auf Pflichtprüfungen; Subgroup-Discovery-Algorithmus mit Geschlecht als Zielvariable zur Identifizierung von Engagementmustern und akademischer Leistung.</w:t>
+        <w:t>Querschnittsstudie mit 264 trans Frauen in China, die Zusammenhänge zwischen erlebter Partnergewalt und psychischen Symptomen mittels Netzwerkanalyse untersuchte.</w:t>
       </w:r>
     </w:p>
     <w:p>
@@ -104,7 +104,7 @@
         <w:t xml:space="preserve">Ergebnis: </w:t>
       </w:r>
       <w:r>
-        <w:t>Deutliche Geschlechtsdifferenzen im Engagement und in der Prüfungsleistung: Männliche Studierende waren häufiger in Subgruppen mit hohem Engagement oder höherer Leistung, besonders in Progressive-Case-Assessments und mehreren Fachrichtungen. Weibliche Studierende waren häufiger mit geringerer Partizipation in interaktiven Features und Antwortmustern assoziiert, die eine höhere Tendenz zum Auslassen korrekter Antworten legten nahe. Hypothesen für Mechanismen umfassen Assessmentdesign, Antwortstrategien unter Unsicherheit, Prüfungskontext und psychologische Faktoren.</w:t>
+        <w:t>83,7% (221/264) berichteten Partnergewalt. Zentrale Symptome waren Schuldgefühle (PHQ-6), unkontrollierte Sorge und Nervosität (GAD-2/1). Unerwartete Brückensymptome zwischen Depression und Angst: unkontrollierte Sorge, Suizidgedanken und Unruhe. Direkteste Verbindung zwischen Gewalt und Psyche: Unruhe und depressive Verstimmung. Keine signifikanten Unterschiede in Netzwerkstruktur zwischen Gewalt- und Nicht-Gewalt-Gruppe.</w:t>
       </w:r>
     </w:p>
     <w:p>
@@ -119,7 +119,7 @@
         <w:rPr>
           <w:sz w:val="19"/>
         </w:rPr>
-        <w:t>Frankreich, nationale Kohorte; Befund zur Assessmentgestaltung übertragbar, aber Systemkontexte (Prüfungsmodus) unterscheiden sich.</w:t>
+        <w:t>China; Querschnittdesign erlaubt keine Kausalitätsaussage, Hypothesengenerierung für Interventionen</w:t>
       </w:r>
     </w:p>
     <w:p>
@@ -128,7 +128,7 @@
           <w:color w:val="5A7D3A"/>
           <w:sz w:val="18"/>
         </w:rPr>
-        <w:t>https://pubmed.ncbi.nlm.nih.gov/42902333/</w:t>
+        <w:t>https://pubmed.ncbi.nlm.nih.gov/42907817/</w:t>
       </w:r>
     </w:p>
     <w:p>
@@ -136,7 +136,7 @@
         <w:pStyle w:val="Heading2"/>
       </w:pPr>
       <w:r>
-        <w:t>Ausdauer nach COVID-19: Geschlechtsspezifische Trends bei chinesischen Studierenden</w:t>
+        <w:t>Geschlechtunterschiede bei neurodegenerativen Erkrankungen: Rollen von Östrogen und Genetik</w:t>
       </w:r>
     </w:p>
     <w:p>
@@ -146,12 +146,12 @@
           <w:color w:val="666666"/>
           <w:sz w:val="18"/>
         </w:rPr>
-        <w:t>Song C et al.  ·  Front Public Health  ·  05.10.2026  ·  PMID 42898207</w:t>
+        <w:t>Ichihara G et al.  ·  Environ Health Prev Med  ·  2026  ·  PMID 42907382</w:t>
       </w:r>
     </w:p>
     <w:p>
       <w:r>
-        <w:t>Interrupted-Time-Series-Analyse von 21 Jahren Fitnessdaten (2005–2025) bei 91.686 Studierenden einer chinesischen Universität, um geschlechtsspezifische Unterschiede in der Auswirkung der Pandemie auf die kardiorespiratorische Ausdauer zu untersuchen.</w:t>
+        <w:t>Symposium-Zusammenfassung mit Übersichtsvorträgen zu Geschlechtsunterschieden in neurodegenerativen Erkrankungen (Alzheimer) und einer Originalarbeit zu Geschlechtsunterschieden im Verhalten von Zwillingen.</w:t>
       </w:r>
     </w:p>
     <w:p>
@@ -162,7 +162,7 @@
         <w:t xml:space="preserve">Ergebnis: </w:t>
       </w:r>
       <w:r>
-        <w:t>Laufzeiten stiegen 2020 in beiden Geschlechtern an (Frauen +9,6 s, p=0,011; Männer +13,0 s, p=0,005). Nach 2020 divergierten die Trends (Interaktions-p=0,030): Männer zeigten keine signifikante Trendveränderung (p=0,609), Frauen hingegen eine steilere Verschlechterung (+2,25 s/Jahr, p=0,011), wodurch sich die Lücke bis 2025 auf ca. 26 s vergrößerte. Körpergewicht zeigte keine pandemiebedingte Veränderung in beiden Gruppen.</w:t>
+        <w:t>Sprecher identifizierten biologische Unterschiede in Östrogeneffekten, Steroidhormon-Rezeptorregulation und genetischen Faktoren bei neurodegenerativen Erkrankungen. Schlussfolgerung: weitere Forschung nötig zur Klärung der Rollen von Östrogen und genetischen Faktoren in den Mechanismen der Geschlechtsunterschiede. Keine konkreten Zahlen oder neuen Befunde berichtet.</w:t>
       </w:r>
     </w:p>
     <w:p>
@@ -177,7 +177,7 @@
         <w:rPr>
           <w:sz w:val="19"/>
         </w:rPr>
-        <w:t>China, nationale Routinedaten; Befund der geschlechtsspezifischen Trendverscheidung ist systemabhängig.</w:t>
+        <w:t>Japan; Überblicks-Symposium ohne spezifische Versorgungsmassnahmen oder neue Interventionsdaten</w:t>
       </w:r>
     </w:p>
     <w:p>
@@ -186,7 +186,7 @@
           <w:color w:val="5A7D3A"/>
           <w:sz w:val="18"/>
         </w:rPr>
-        <w:t>https://pubmed.ncbi.nlm.nih.gov/42898207/</w:t>
+        <w:t>https://pubmed.ncbi.nlm.nih.gov/42907382/</w:t>
       </w:r>
     </w:p>
     <w:p>
@@ -194,7 +194,7 @@
         <w:pStyle w:val="Heading2"/>
       </w:pPr>
       <w:r>
-        <w:t>Prostatakrebs-Aggressivität: Geografische Unterschiede und Trends in USA</w:t>
+        <w:t>Unterernährung bei Kindern in Vietnams armen Bezirken: ethnische und biologische Unterschiede</w:t>
       </w:r>
     </w:p>
     <w:p>
@@ -204,12 +204,12 @@
           <w:color w:val="666666"/>
           <w:sz w:val="18"/>
         </w:rPr>
-        <w:t>Xu Y et al.  ·  Cancer Causes Control  ·  17.10.2026  ·  PMID 42891738</w:t>
+        <w:t>Nguyen TS et al.  ·  Matern Child Nutr  ·  Okt. 2026  ·  PMID 42905975</w:t>
       </w:r>
     </w:p>
     <w:p>
       <w:r>
-        <w:t>Retrospektive Studie anhand des SEER-Registers mit 951.965 neu diagnostizierten Prostatakrebsfällen bei Männern ≥40 Jahren (2004–2022); Untersuchung geografischer Disparitäten (urban vs. rural, Appalachien-Status) und zeitlicher Trends in aggressiven und metastasierten Fällen mit Fokus auf Rasse.</w:t>
+        <w:t>Querschnittsstudie mit 7.747 Kindern (0–71 Monate) und ihren Müttern aus zehn armen Bezirken Vietnams zu Prävalenz und Determinanten von Unterernährung.</w:t>
       </w:r>
     </w:p>
     <w:p>
@@ -220,7 +220,7 @@
         <w:t xml:space="preserve">Ergebnis: </w:t>
       </w:r>
       <w:r>
-        <w:t>Gesamtinzidenz des Prostatakrebses sank in den meisten Regionen (rural Appalachien APC −1,7%, 95%-KI [−2,98%, −0,42%]), aber Aggressivität nahm in urban Appalachien zu (APC +2,73%, 95%-KI [1,20%, 4,65%]). Geografische Muster unterschieden sich nach Rasse: Bei weißen Männern hatten rural nicht-Appalachien und rural Appalachien höhere Odds für aggressive Fälle vs. urban nicht-Appalachien (p&lt;0,05); bei schwarzen Männern zeigten rural Appalachien niedrigere Odds (p&lt;0,05). Älter, hispanische Ethnizität, höheres PSA und Lymphknoten-Positivität waren mit aggressiverem Krebs assoziiert.</w:t>
+        <w:t>Stunting-Prävalenz 40,1%, Untergewicht 21,4%, Auszehrung 5,7%, Übergewicht 3,0%. Hmong-Kinder zeigten aOR=2,74 für Stunting, Ra-Glai-Kinder aOR=2,11 (vs. Kinh). Ra-Glai-Kinder zusätzlich erhöht für Auszehrung (aOR=3,27) und kombiniertes Stunting-Wasting (aOR=8,47). Männliches Geschlecht, niedriges Geburtsgewicht (&lt;2.500 g) und weniger als vier pränatale Besuche unabhängig assoziiert mit Stunting/Untergewicht; Geburtsgewicht ≥3.000 g protektiv.</w:t>
       </w:r>
     </w:p>
     <w:p>
@@ -235,7 +235,7 @@
         <w:rPr>
           <w:sz w:val="19"/>
         </w:rPr>
-        <w:t>USA-SEER-Daten; Befund der geografisch-rassespezifischen Trends ist USA-spezifisch, aber Methodik der Disparitätsanalyse übertragbar.</w:t>
+        <w:t>Vietnam; zeigt biologische (Geschlecht, Geburtsgewicht) und strukturelle (Ethnizität, Zugang zu pränataler Versorgung) Faktoren</w:t>
       </w:r>
     </w:p>
     <w:p>
@@ -244,7 +244,7 @@
           <w:color w:val="5A7D3A"/>
           <w:sz w:val="18"/>
         </w:rPr>
-        <w:t>https://pubmed.ncbi.nlm.nih.gov/42891738/</w:t>
+        <w:t>https://pubmed.ncbi.nlm.nih.gov/42905975/</w:t>
       </w:r>
     </w:p>
     <w:p>
@@ -252,7 +252,7 @@
         <w:pStyle w:val="Heading2"/>
       </w:pPr>
       <w:r>
-        <w:t>Zugehörigkeit und Gesundheit bei Frauen, LGBTQ+ und Personen mit Migrationshintergrund mit Lernbehinderungen</w:t>
+        <w:t>PrEP-Aufklärung für trans Frauen: Instagram-Kampagne mit Influencern</w:t>
       </w:r>
     </w:p>
     <w:p>
@@ -262,12 +262,12 @@
           <w:color w:val="666666"/>
           <w:sz w:val="18"/>
         </w:rPr>
-        <w:t>Mikulak M et al.  ·  Sociol Health Illn  ·  Nov. 2026  ·  PMID 42878732</w:t>
+        <w:t>Zamudio-Haas S et al.  ·  Behav Med  ·  21.10.2026  ·  PMID 42904428</w:t>
       </w:r>
     </w:p>
     <w:p>
       <w:r>
-        <w:t>Qualitative, co-produzierte Fokusgruppenstudie mit 12 Zusatzdaten (Go-Along-Interviews, ethnographische Beobachtung, Photovoice) bei Personen mit Lernbehinderungen in England, die sich als Frauen, LGBTQ+ oder mit Schwarzem/ethnisch-minoritärem Hintergrund identifizierten; Untersuchung von Erfahrungen mit Zugehörigkeit und deren Zusammenhang mit Gesundheit.</w:t>
+        <w:t>Qualitative Studie mit Community Advisory Board zur Entwicklung einer Instagram-Kampagne durch trans Influencerinnen (n=8) zur Erhöhung von PrEP-Bewusstsein, Wissen und Inanspruchnahme bei trans Frauen in den USA.</w:t>
       </w:r>
     </w:p>
     <w:p>
@@ -278,7 +278,7 @@
         <w:t xml:space="preserve">Ergebnis: </w:t>
       </w:r>
       <w:r>
-        <w:t>Gemeinsame Themen und intersektionale Unterschiede in Zugehörigkeitserfahrungen. Zugehörigkeit ist verkörpert, relational und wird durch mehrere Akteure und Faktoren erleichtert, die sich in den multiplen sozialen Identitäten der Teilnehmenden widerspiegeln. Erfahrungen von Nicht-Zugehörigkeit sind in Ableismus verwurzelt, was durch Rassismus, Sexismus und Homo-/Bi-/Transphobie zusammenwirkt. Beziehung zwischen Zugehörigkeit und Gesundheit ist bidirektional und sich gegenseitig verstärkend. Zentrale Erkenntnis: Um Zugehörigkeit zu erleben, müssen sich Menschen authentisch, wertvoll und in ihrer Komplexität verstanden fühlen.</w:t>
+        <w:t>Community-Beratung identifizierte drei zentrale Themen für Kampagnendesign: 1) Plattformfunktionalität maximieren, 2) Repräsentation und Resonanz erhöhen, 3) Vertrauen und Glaubwürdigkeit fördern. Mit CAB wurden Influencerinnen ausgewählt, 10-Stunden-Workshop für PrEP-Schulung durchgeführt. Intervention konzipiert, um Zugang zu PrEP-Information durch vertraute Quellen, Dialog im digitalen Raum und Verlinkung zu geschlechtsangleichungs-affirmen HIV-Diensten zu schaffen. Förderung unterbrochen vor Implementierung.</w:t>
       </w:r>
     </w:p>
     <w:p>
@@ -293,7 +293,7 @@
         <w:rPr>
           <w:sz w:val="19"/>
         </w:rPr>
-        <w:t>England, nationale Querschnittstudie; Befunde zu intersektionalen Versorgungsbarrieren sind in vergleichbaren Gesundheitssystemen übertragbar.</w:t>
+        <w:t>USA; transgendered Frauen als vulnerable Gruppe; Transferpotenzial für Deutschland gering (Zugangsstrukturen unterschiedlich)</w:t>
       </w:r>
     </w:p>
     <w:p>
@@ -302,7 +302,7 @@
           <w:color w:val="5A7D3A"/>
           <w:sz w:val="18"/>
         </w:rPr>
-        <w:t>https://pubmed.ncbi.nlm.nih.gov/42878732/</w:t>
+        <w:t>https://pubmed.ncbi.nlm.nih.gov/42904428/</w:t>
       </w:r>
     </w:p>
     <w:p>
@@ -310,7 +310,7 @@
         <w:pStyle w:val="Heading2"/>
       </w:pPr>
       <w:r>
-        <w:t>Metabolische Prägung: Maternale Stoffwechselstörungen und Kardiometabolisches Risiko der nächsten Generation</w:t>
+        <w:t>Geschlechtstransformative Massnahmen als Strategie zur Stärkung von Gesundheitssystemen</w:t>
       </w:r>
     </w:p>
     <w:p>
@@ -320,12 +320,12 @@
           <w:color w:val="666666"/>
           <w:sz w:val="18"/>
         </w:rPr>
-        <w:t>Herman H et al.  ·  Acta Med Indones  ·  Juli 2026  ·  PMID 42845077</w:t>
+        <w:t>Vandi M et al.  ·  Int J Equity Health  ·  20.10.2026  ·  PMID 42902250</w:t>
       </w:r>
     </w:p>
     <w:p>
       <w:r>
-        <w:t>Narrative Übersichtsarbeit zu Kohortenstudien und experimentellen Modellen, die untersucht, wie Stoffwechselstörungen während Präkonzeption, Schwangerschaft und früher Kindheit das langfristige Risiko für Übergewicht und Insulinresistenz in der nächsten Generation prägen.</w:t>
+        <w:t>Standpunktarbeit mit dreistufigem Rahmen (Kapazität, institutionelle Strukturen, kontextuelle Barrieren) zur Integration von Geschlechts-Chancengleichheit in Gesundheitssystemen.</w:t>
       </w:r>
     </w:p>
     <w:p>
@@ -336,7 +336,7 @@
         <w:t xml:space="preserve">Ergebnis: </w:t>
       </w:r>
       <w:r>
-        <w:t>Maternale Stoffwechselstörungen (Gestationsdiabetes, Adipositas) sind mit erhöhtem Nachkommenrisiko für Adipositas und Insulinresistenz assoziiert (adjustierte Schätzungen häufig 1,4–2,0-fach). Epigenomweite Studien zeigen differentielle DNA-Methylierung in Insulin-Signaling-, Adipogenese- und Energiehomöostase-Genen. Experimentelle Modelle demonstrieren, dass transiente frühe Störungen die Stoffwechselphysiologie dauerhaft verändern können, auch nach späterer Normalisierung der Ernährung. Das Konzept der metabolischen Imprinting – relativ stabile aber modifizierbare Regulationszustände – wird durch konvergierende Evidenz gestützt.</w:t>
+        <w:t>Vier praktische Handlungsfelder benannt: 1) geschlechtssensible Schulung und Mentoring, 2) gerechte Governance und Arbeitsreformen, 3) Gemeindeengagement und Normenveränderung, 4) gestärkte digitale Geschlechterdatensysteme. Argumentiert, dass isolierte Interventionen ohne Umverteilung von Macht und Ressourcen nicht haltbar sind. Gibt konzeptionelle Rahmen, keine empirischen Effektgrößen.</w:t>
       </w:r>
     </w:p>
     <w:p>
@@ -351,7 +351,7 @@
         <w:rPr>
           <w:sz w:val="19"/>
         </w:rPr>
-        <w:t>Biologie (epigenetische und metabolische Mechanismen), nicht primär Versorgungszugang; prä- und perinatalmedizinisch hochrelevant.</w:t>
+        <w:t>Sierra Leone, global; Rahmenwerk, keine Wirksamkeitsdaten; Transferpotenzial liegt in Leitlinienentwicklung</w:t>
       </w:r>
     </w:p>
     <w:p>
@@ -360,7 +360,7 @@
           <w:color w:val="5A7D3A"/>
           <w:sz w:val="18"/>
         </w:rPr>
-        <w:t>https://pubmed.ncbi.nlm.nih.gov/42845077/</w:t>
+        <w:t>https://pubmed.ncbi.nlm.nih.gov/42902250/</w:t>
       </w:r>
     </w:p>
     <w:p>
@@ -368,7 +368,7 @@
         <w:pStyle w:val="Heading2"/>
       </w:pPr>
       <w:r>
-        <w:t>Körperproportionen: Geschlechtsspezifische säkulare Trends in Südkorea 1986–2021</w:t>
+        <w:t>Magenkrebs weltweit: Geschlechter- und Entwicklungsunterschiede 1990–2036</w:t>
       </w:r>
     </w:p>
     <w:p>
@@ -378,12 +378,12 @@
           <w:color w:val="666666"/>
           <w:sz w:val="18"/>
         </w:rPr>
-        <w:t>Kim JH  ·  Am J Hum Biol  ·  Okt. 2026  ·  PMID 42844985</w:t>
+        <w:t>Bi X et al.  ·  Medicine (Baltimore)  ·  09.10.2026  ·  PMID 42854019</w:t>
       </w:r>
     </w:p>
     <w:p>
       <w:r>
-        <w:t>Harmonisierte Analyse von sieben nationalen anthropometrischen Erhebungen (Size Korea, 1986–2021; n=24.979 Erwachsene 20–49 Jahre) mit 28 Körperdimensionen und 14 Proportionsindizes; Untersuchung geschlechtsspezifischer Veränderungen über 35 Jahre mit allometrischer Anpassung für Körpergröße und Sensitivitätsanalyse für Protokollwechsel 2003–2004.</w:t>
+        <w:t>Analyse der Global Burden of Disease Study 2021 mit Joinpoint-Regression zu Magenkrebs-Inzidenz, Mortalität und Behinderungsgewicht in 204 Ländern von 1990–2021 sowie Prognosen bis 2036.</w:t>
       </w:r>
     </w:p>
     <w:p>
@@ -394,7 +394,7 @@
         <w:t xml:space="preserve">Ergebnis: </w:t>
       </w:r>
       <w:r>
-        <w:t>Körpergröße stieg 75 mm bei Männern und 63 mm bei Frauen; Sitzhöhenquotient änderte sich &lt;0,1 Punkte/Dekade. Transversale Veränderungen konzentrierten sich auf die Hüfte: Sitzhüftbreite +14% Männer, +12% Frauen, keine Veränderung bei Schulterbbreite. Weiblicher Hüft-Schulter-Breitenindex +1,59 Punkte/Dekade. Umfangsveränderungen waren bei Männern massiv (Körpergewicht +21%, BMI 22,8→25,1), bei Frauen formgeleitet (Taillenumfang, Taillen-Größen-Verhältnis, Taillen-Hüft-Verhältnis stiegen bei flachem BMI). Männlicher Kopfindex −0,55 Punkte/Dekade. Effekte hielten bei fixer Größe und nach Protokollanpassung.</w:t>
+        <w:t>Fallzahlen stiegen von 1990 zu 2021, altersstandardisierte Raten (Inzidenz, Mortalität, Disability) sanken. Männer durchgehend höhere Krankheitslast als Frauen in allen Altersgruppen. Kluft zwischen High-SDI- und Low-SDI-Ländern schrumpfend; unterentwickelte Länder tragen relativ schwerere Last. Bayesian-Modell prognostiziert weiteren globalen Rückgang bis 2036.</w:t>
       </w:r>
     </w:p>
     <w:p>
@@ -409,7 +409,7 @@
         <w:rPr>
           <w:sz w:val="19"/>
         </w:rPr>
-        <w:t>Südkorea, Routinedaten von Nationalsurveys; säkularer Trend ist länder- und populationsspezifisch, Methodologie generalisierbar.</w:t>
+        <w:t>Global; zeigt robuste Geschlechtsdisparität als biologisches oder Verhaltensphänomen; Deutschland im High-SDI-Segment</w:t>
       </w:r>
     </w:p>
     <w:p>
@@ -418,7 +418,7 @@
           <w:color w:val="5A7D3A"/>
           <w:sz w:val="18"/>
         </w:rPr>
-        <w:t>https://pubmed.ncbi.nlm.nih.gov/42844985/</w:t>
+        <w:t>https://pubmed.ncbi.nlm.nih.gov/42854019/</w:t>
       </w:r>
     </w:p>
     <w:sectPr>

--- a/download/studien-aktuell.docx
+++ b/download/studien-aktuell.docx
@@ -62,7 +62,7 @@
           <w:color w:val="666666"/>
           <w:sz w:val="18"/>
         </w:rPr>
-        <w:t>Stand: 23.10.2026  |  6 Studien  |  gender.m-vf.de</w:t>
+        <w:t>Stand: 24.10.2026  |  7 Studien  |  gender.m-vf.de</w:t>
       </w:r>
     </w:p>
     <w:p>
@@ -70,7 +70,7 @@
         <w:pStyle w:val="Heading1"/>
       </w:pPr>
       <w:r>
-        <w:t>Aufgenommen am 23.10.2026</w:t>
+        <w:t>Aufgenommen am 24.10.2026</w:t>
       </w:r>
     </w:p>
     <w:p>
@@ -78,7 +78,7 @@
         <w:pStyle w:val="Heading2"/>
       </w:pPr>
       <w:r>
-        <w:t>Depressive und Angststörungssymptome bei Gewalt in Partnerschaften: Netzwerkanalyse bei trans Frauen</w:t>
+        <w:t>Brustkrebs in Brasilien: fortgeschrittene Stadien durch schwache Screening-Infrastruktur verkürzen Lebenserwartung um über 15 Jahre</w:t>
       </w:r>
     </w:p>
     <w:p>
@@ -88,12 +88,12 @@
           <w:color w:val="666666"/>
           <w:sz w:val="18"/>
         </w:rPr>
-        <w:t>Xu L et al.  ·  BMC Public Health  ·  27.07.2026  ·  PMID 42907817</w:t>
+        <w:t>Almeida NR et al.  ·  BMC Cancer  ·  28.07.2026  ·  PMID 42919238</w:t>
       </w:r>
     </w:p>
     <w:p>
       <w:r>
-        <w:t>Querschnittsstudie mit 264 trans Frauen in China, die Zusammenhänge zwischen erlebter Partnergewalt und psychischen Symptomen mittels Netzwerkanalyse untersuchte.</w:t>
+        <w:t>Retrospektive Kohorte von 1517 Frauen mit invasivem Brustkrebs (2012–2016) an einer brasilianischen Universitätsklinik, die symptomatische vs. durch Screening erkannte Fälle vergleicht und Lebensjahrverlust (YLL) und krankheitsfreie Jahre (YDFL) nach Stadium quantifiziert.</w:t>
       </w:r>
     </w:p>
     <w:p>
@@ -104,7 +104,7 @@
         <w:t xml:space="preserve">Ergebnis: </w:t>
       </w:r>
       <w:r>
-        <w:t>83,7% (221/264) berichteten Partnergewalt. Zentrale Symptome waren Schuldgefühle (PHQ-6), unkontrollierte Sorge und Nervosität (GAD-2/1). Unerwartete Brückensymptome zwischen Depression und Angst: unkontrollierte Sorge, Suizidgedanken und Unruhe. Direkteste Verbindung zwischen Gewalt und Psyche: Unruhe und depressive Verstimmung. Keine signifikanten Unterschiede in Netzwerkstruktur zwischen Gewalt- und Nicht-Gewalt-Gruppe.</w:t>
+        <w:t>69,5 % waren symptomatisch bei Diagnose mit Tumoren &gt; 2 cm (94,3 % palpabel). Symptomatische Frauen waren jünger und stellten sich mit fortgeschritteneren Stadien (p &lt; 0,001) vor, benötigten häufiger Mastektomie und neoadjuvante Chemotherapie. Lebensjahrverlust und krankheitsfreie Jahre stiegen progressiv mit Stadium: Stadium III führte zu über 15 Jahren YLL und YDFL im Vergleich zu Stadium I. Die Autoren betonen: Das Muster widerspiegelt Grenzen der opportunistischen (nicht organisierten) Screening-Implementierung in Brasilien, mit substanziellen Überlebensfolgen für Frauen.</w:t>
       </w:r>
     </w:p>
     <w:p>
@@ -119,7 +119,7 @@
         <w:rPr>
           <w:sz w:val="19"/>
         </w:rPr>
-        <w:t>China; Querschnittdesign erlaubt keine Kausalitätsaussage, Hypothesengenerierung für Interventionen</w:t>
+        <w:t>Brasilien, begrenzte Vergleichbarkeit; zeigt aber strukturelles Problem (schwaches Screening) mit Geschlechtsspezifität (nur Frauengesundheit); relevant für Leitlinien-Update zur Screening-Organisation in Deutschland.</w:t>
       </w:r>
     </w:p>
     <w:p>
@@ -128,7 +128,7 @@
           <w:color w:val="5A7D3A"/>
           <w:sz w:val="18"/>
         </w:rPr>
-        <w:t>https://pubmed.ncbi.nlm.nih.gov/42907817/</w:t>
+        <w:t>https://pubmed.ncbi.nlm.nih.gov/42919238/</w:t>
       </w:r>
     </w:p>
     <w:p>
@@ -136,7 +136,7 @@
         <w:pStyle w:val="Heading2"/>
       </w:pPr>
       <w:r>
-        <w:t>Geschlechtunterschiede bei neurodegenerativen Erkrankungen: Rollen von Östrogen und Genetik</w:t>
+        <w:t>Allergische Rhinitis: Frauen berichten mehr psychosoziale Belastung und soziale Isolation</w:t>
       </w:r>
     </w:p>
     <w:p>
@@ -146,12 +146,12 @@
           <w:color w:val="666666"/>
           <w:sz w:val="18"/>
         </w:rPr>
-        <w:t>Ichihara G et al.  ·  Environ Health Prev Med  ·  2026  ·  PMID 42907382</w:t>
+        <w:t>Al-Balas HI et al.  ·  Immun Inflamm Dis  ·  Okt. 2026  ·  PMID 42910852</w:t>
       </w:r>
     </w:p>
     <w:p>
       <w:r>
-        <w:t>Symposium-Zusammenfassung mit Übersichtsvorträgen zu Geschlechtsunterschieden in neurodegenerativen Erkrankungen (Alzheimer) und einer Originalarbeit zu Geschlechtsunterschieden im Verhalten von Zwillingen.</w:t>
+        <w:t>Querschnittumfrage an 1572 jordanischen Erwachsenen (683 mit Allergie-Rhinitis-Diagnose) zu Geschlechtsunterschieden in Symptomen und Lebensqualität.</w:t>
       </w:r>
     </w:p>
     <w:p>
@@ -162,7 +162,7 @@
         <w:t xml:space="preserve">Ergebnis: </w:t>
       </w:r>
       <w:r>
-        <w:t>Sprecher identifizierten biologische Unterschiede in Östrogeneffekten, Steroidhormon-Rezeptorregulation und genetischen Faktoren bei neurodegenerativen Erkrankungen. Schlussfolgerung: weitere Forschung nötig zur Klärung der Rollen von Östrogen und genetischen Faktoren in den Mechanismen der Geschlechtsunterschiede. Keine konkreten Zahlen oder neuen Befunde berichtet.</w:t>
+        <w:t>Allergie-Rhinitis-Prävalenz: Frauen 45,6 %, Männer 37,5 % (OR: 1,40; 95%-KI 1,11–1,76; p = 0,004). Frauen berichteten signifikant häufiger Kopfschmerzen (61,0 % vs. 43,9 %, p &lt; 0,001), Reizbarkeit/emotionale Belastung (65,4 % vs. 55,4 %, p = 0,023) und Isolation bei Symptomen (59,3 % vs. 47,8 %, aOR: 1,53; 95%-KI 1,05–2,23, p = 0,028). Nach Benjamini-Hochberg-Korrektur zeigen Kopfschmerz, Nasenjucken und Schnarchen statistisch signifikante Unterschiede; QOL-Items überstehen diese Korrektur nicht, gelten daher als explorativ.</w:t>
       </w:r>
     </w:p>
     <w:p>
@@ -177,7 +177,7 @@
         <w:rPr>
           <w:sz w:val="19"/>
         </w:rPr>
-        <w:t>Japan; Überblicks-Symposium ohne spezifische Versorgungsmassnahmen oder neue Interventionsdaten</w:t>
+        <w:t>Jordanien mit Grenzen zur Übertragung; zeigt aber psychosoziales Differenzierungsmuster, das in deutschsprachigen Leitlinien zu allergischer Rhinitis kaum adressiert wird.</w:t>
       </w:r>
     </w:p>
     <w:p>
@@ -186,7 +186,7 @@
           <w:color w:val="5A7D3A"/>
           <w:sz w:val="18"/>
         </w:rPr>
-        <w:t>https://pubmed.ncbi.nlm.nih.gov/42907382/</w:t>
+        <w:t>https://pubmed.ncbi.nlm.nih.gov/42910852/</w:t>
       </w:r>
     </w:p>
     <w:p>
@@ -194,7 +194,7 @@
         <w:pStyle w:val="Heading2"/>
       </w:pPr>
       <w:r>
-        <w:t>Unterernährung bei Kindern in Vietnams armen Bezirken: ethnische und biologische Unterschiede</w:t>
+        <w:t>Depression nach Herzkatheter: Geschlechtsunterschiede in Symptomen, Mechanismen und Behandlung</w:t>
       </w:r>
     </w:p>
     <w:p>
@@ -204,12 +204,12 @@
           <w:color w:val="666666"/>
           <w:sz w:val="18"/>
         </w:rPr>
-        <w:t>Nguyen TS et al.  ·  Matern Child Nutr  ·  Okt. 2026  ·  PMID 42905975</w:t>
+        <w:t>Wang J et al.  ·  Front Public Health  ·  07.10.2026  ·  PMID 42909337</w:t>
       </w:r>
     </w:p>
     <w:p>
       <w:r>
-        <w:t>Querschnittsstudie mit 7.747 Kindern (0–71 Monate) und ihren Müttern aus zehn armen Bezirken Vietnams zu Prävalenz und Determinanten von Unterernährung.</w:t>
+        <w:t>Narrative Übersicht zu Geschlechtsunterschieden in depressiven Symptomen nach perkutaner Koronarintervention (PCI), mit Analyse biologischer und psychosozialer Mechanismen sowie Empfehlungen für geschlechtergerechte Screening- und Rehabilitationspfade.</w:t>
       </w:r>
     </w:p>
     <w:p>
@@ -220,7 +220,7 @@
         <w:t xml:space="preserve">Ergebnis: </w:t>
       </w:r>
       <w:r>
-        <w:t>Stunting-Prävalenz 40,1%, Untergewicht 21,4%, Auszehrung 5,7%, Übergewicht 3,0%. Hmong-Kinder zeigten aOR=2,74 für Stunting, Ra-Glai-Kinder aOR=2,11 (vs. Kinh). Ra-Glai-Kinder zusätzlich erhöht für Auszehrung (aOR=3,27) und kombiniertes Stunting-Wasting (aOR=8,47). Männliches Geschlecht, niedriges Geburtsgewicht (&lt;2.500 g) und weniger als vier pränatale Besuche unabhängig assoziiert mit Stunting/Untergewicht; Geburtsgewicht ≥3.000 g protektiv.</w:t>
+        <w:t>Frauen berichten nach PCI höhere frühe Symptomscores, mehr Angstkomorbidität und geringeren Zugang zu leitliniengerechter Versorgung; Männer zeigen seltener affektive Symptome, präsentieren sich stattdessen durch Verhaltensdesinvestment, Rauchen oder verzögertes Hilfesuchenaufsuchen. Die Autoren betonen: Diese Muster sind keine fixen Geschlechtstraits, sondern Ergebnis von Wechselwirkungen zwischen biologischem Geschlecht, sozialen Geschlechtsnormen, Komorbiditäten, Alter, sozioökonomischer Position und Versorgungszugang.</w:t>
       </w:r>
     </w:p>
     <w:p>
@@ -235,7 +235,7 @@
         <w:rPr>
           <w:sz w:val="19"/>
         </w:rPr>
-        <w:t>Vietnam; zeigt biologische (Geschlecht, Geburtsgewicht) und strukturelle (Ethnizität, Zugang zu pränataler Versorgung) Faktoren</w:t>
+        <w:t>Vergleichbare Gesundheitssysteme (Schweiz, Österreich); geschlechtsspezifische Datenerfassung in Kardiologie wächst, aber Geschlechternorm in Depressionserkennung bleibt Barriere.</w:t>
       </w:r>
     </w:p>
     <w:p>
@@ -244,7 +244,7 @@
           <w:color w:val="5A7D3A"/>
           <w:sz w:val="18"/>
         </w:rPr>
-        <w:t>https://pubmed.ncbi.nlm.nih.gov/42905975/</w:t>
+        <w:t>https://pubmed.ncbi.nlm.nih.gov/42909337/</w:t>
       </w:r>
     </w:p>
     <w:p>
@@ -252,7 +252,7 @@
         <w:pStyle w:val="Heading2"/>
       </w:pPr>
       <w:r>
-        <w:t>PrEP-Aufklärung für trans Frauen: Instagram-Kampagne mit Influencern</w:t>
+        <w:t>Familie und Coming-out: neues Messinstrument für hispanische LGBQ+-Jugendliche</w:t>
       </w:r>
     </w:p>
     <w:p>
@@ -262,12 +262,12 @@
           <w:color w:val="666666"/>
           <w:sz w:val="18"/>
         </w:rPr>
-        <w:t>Zamudio-Haas S et al.  ·  Behav Med  ·  21.10.2026  ·  PMID 42904428</w:t>
+        <w:t>Lozano A et al.  ·  Front Public Health  ·  07.10.2026  ·  PMID 42908743</w:t>
       </w:r>
     </w:p>
     <w:p>
       <w:r>
-        <w:t>Qualitative Studie mit Community Advisory Board zur Entwicklung einer Instagram-Kampagne durch trans Influencerinnen (n=8) zur Erhöhung von PrEP-Bewusstsein, Wissen und Inanspruchnahme bei trans Frauen in den USA.</w:t>
+        <w:t>Iterativ entwickeltes, partizipatives Messinstrument (mit Fokusgruppen, Expert*innen-Delphi, kognitiven Interviews) zu familiärer Funktionalität und Unterstützung bei hispanischen lesbischen, schwulen und bisexuellen Jugendlichen.</w:t>
       </w:r>
     </w:p>
     <w:p>
@@ -278,7 +278,7 @@
         <w:t xml:space="preserve">Ergebnis: </w:t>
       </w:r>
       <w:r>
-        <w:t>Community-Beratung identifizierte drei zentrale Themen für Kampagnendesign: 1) Plattformfunktionalität maximieren, 2) Repräsentation und Resonanz erhöhen, 3) Vertrauen und Glaubwürdigkeit fördern. Mit CAB wurden Influencerinnen ausgewählt, 10-Stunden-Workshop für PrEP-Schulung durchgeführt. Intervention konzipiert, um Zugang zu PrEP-Information durch vertraute Quellen, Dialog im digitalen Raum und Verlinkung zu geschlechtsangleichungs-affirmen HIV-Diensten zu schaffen. Förderung unterbrochen vor Implementierung.</w:t>
+        <w:t>Fokusgruppen identifizierten fünf Domänen: (1) Kommunikation über sexuelle Orientierung/Identität, (2) emotionale Sicherheit und selektive Offenbarung, (3) elterliche Fehlabstimmung und invalidierende Kommunikation, (4) kulturelle Erwartungen und Identitätsausdruck, (5) elterliche Präsenz und Monitoring. Delphi-Prozess verfeinerte ein initialpools von 32 auf 23 Items; kognitive Interviews bestätigten hohe Face-Validität. Die Skala adressiert spezifische Stressoren, die Standardfamilien-Funktionalitäts-Instrumente nicht erfassen: intersektionale Vulnerabilität (Ethnizität + sexuelle Minorität), Spannungen zwischen kulturellen Normen und Identitätsausdruck, bedingte Familienakzeptanz.</w:t>
       </w:r>
     </w:p>
     <w:p>
@@ -293,7 +293,7 @@
         <w:rPr>
           <w:sz w:val="19"/>
         </w:rPr>
-        <w:t>USA; transgendered Frauen als vulnerable Gruppe; Transferpotenzial für Deutschland gering (Zugangsstrukturen unterschiedlich)</w:t>
+        <w:t>USA mit Hispanics; Struktur der Familienunterstützung bei LGBQ+-Jugendlichen in Deutschland kaum untersucht, instrumentelles Design aber übertragbar für deutschsprachige Adaptation.</w:t>
       </w:r>
     </w:p>
     <w:p>
@@ -302,7 +302,7 @@
           <w:color w:val="5A7D3A"/>
           <w:sz w:val="18"/>
         </w:rPr>
-        <w:t>https://pubmed.ncbi.nlm.nih.gov/42904428/</w:t>
+        <w:t>https://pubmed.ncbi.nlm.nih.gov/42908743/</w:t>
       </w:r>
     </w:p>
     <w:p>
@@ -310,7 +310,7 @@
         <w:pStyle w:val="Heading2"/>
       </w:pPr>
       <w:r>
-        <w:t>Geschlechtstransformative Massnahmen als Strategie zur Stärkung von Gesundheitssystemen</w:t>
+        <w:t>Geschlechtsrollenstress und Diabetesselbstmanagement: unterschiedliche Wege bei Frauen und Männern</w:t>
       </w:r>
     </w:p>
     <w:p>
@@ -320,12 +320,12 @@
           <w:color w:val="666666"/>
           <w:sz w:val="18"/>
         </w:rPr>
-        <w:t>Vandi M et al.  ·  Int J Equity Health  ·  20.10.2026  ·  PMID 42902250</w:t>
+        <w:t>Çakmak B et al.  ·  Prim Health Care Res Dev  ·  22.10.2026  ·  PMID 42908176</w:t>
       </w:r>
     </w:p>
     <w:p>
       <w:r>
-        <w:t>Standpunktarbeit mit dreistufigem Rahmen (Kapazität, institutionelle Strukturen, kontextuelle Barrieren) zur Integration von Geschlechts-Chancengleichheit in Gesundheitssystemen.</w:t>
+        <w:t>Querschnittstudie an 500 Diabetespatienten (250 Frauen, 250 Männer) zur Assoziation von Geschlechtsrollenstress, Risikokognition und Selbstmanagement-Selbstwirksamkeit.</w:t>
       </w:r>
     </w:p>
     <w:p>
@@ -336,7 +336,7 @@
         <w:t xml:space="preserve">Ergebnis: </w:t>
       </w:r>
       <w:r>
-        <w:t>Vier praktische Handlungsfelder benannt: 1) geschlechtssensible Schulung und Mentoring, 2) gerechte Governance und Arbeitsreformen, 3) Gemeindeengagement und Normenveränderung, 4) gestärkte digitale Geschlechterdatensysteme. Argumentiert, dass isolierte Interventionen ohne Umverteilung von Macht und Ressourcen nicht haltbar sind. Gibt konzeptionelle Rahmen, keine empirischen Effektgrößen.</w:t>
+        <w:t>Bei beiden Geschlechtern nahm mit steigendem Geschlechtsrollenstress die Selbstmanagement-Selbstwirksamkeit ab und die Risikoperception zu (p &lt; 0,001). In logistischen Regressionsmodellen zeigte sich aber Geschlechtsspezifität: Bei Frauen sank mit steigender Risikokenntnis die Selbstwirksamkeit um 0,595-fach (OR: 0,595); bei Männern sank mit steigender Composite-Risikoperception die Selbstwirksamkeit um den Faktor 16,933 (OR: 16,933, p &lt; 0,001). Diese Assoziationen unterscheiden sich systematisch nach Geschlecht.</w:t>
       </w:r>
     </w:p>
     <w:p>
@@ -351,7 +351,7 @@
         <w:rPr>
           <w:sz w:val="19"/>
         </w:rPr>
-        <w:t>Sierra Leone, global; Rahmenwerk, keine Wirksamkeitsdaten; Transferpotenzial liegt in Leitlinienentwicklung</w:t>
+        <w:t>Türkei, ähnliche Gesundheitssozialisierung; Geschlechtsrollenstress als Versorgungsbefund in DACH-Ländern untererforscht, könnte in Schulung von Diabetesfachkräften Relevanz haben.</w:t>
       </w:r>
     </w:p>
     <w:p>
@@ -360,7 +360,7 @@
           <w:color w:val="5A7D3A"/>
           <w:sz w:val="18"/>
         </w:rPr>
-        <w:t>https://pubmed.ncbi.nlm.nih.gov/42902250/</w:t>
+        <w:t>https://pubmed.ncbi.nlm.nih.gov/42908176/</w:t>
       </w:r>
     </w:p>
     <w:p>
@@ -368,7 +368,7 @@
         <w:pStyle w:val="Heading2"/>
       </w:pPr>
       <w:r>
-        <w:t>Magenkrebs weltweit: Geschlechter- und Entwicklungsunterschiede 1990–2036</w:t>
+        <w:t>LGBTQ+-Studierende: Diskriminierung im Campus und Versorgung erhöht Suizidgedanken um das 3- bis 4-Fache</w:t>
       </w:r>
     </w:p>
     <w:p>
@@ -378,12 +378,12 @@
           <w:color w:val="666666"/>
           <w:sz w:val="18"/>
         </w:rPr>
-        <w:t>Bi X et al.  ·  Medicine (Baltimore)  ·  09.10.2026  ·  PMID 42854019</w:t>
+        <w:t>Lipson SK et al.  ·  Behav Med  ·  21.10.2026  ·  PMID 42904421</w:t>
       </w:r>
     </w:p>
     <w:p>
       <w:r>
-        <w:t>Analyse der Global Burden of Disease Study 2021 mit Joinpoint-Regression zu Magenkrebs-Inzidenz, Mortalität und Behinderungsgewicht in 204 Ländern von 1990–2021 sowie Prognosen bis 2036.</w:t>
+        <w:t>Sekundäranalyse der Healthy Minds Study 2024–2025 an 17.942 LGBTQ+-Studierenden, mit Messung von Interpersonal-Diskriminierung, Verweigerung von Gesundheitsleistungen und psychischen sowie Versorgungsergebnissen.</w:t>
       </w:r>
     </w:p>
     <w:p>
@@ -394,7 +394,7 @@
         <w:t xml:space="preserve">Ergebnis: </w:t>
       </w:r>
       <w:r>
-        <w:t>Fallzahlen stiegen von 1990 zu 2021, altersstandardisierte Raten (Inzidenz, Mortalität, Disability) sanken. Männer durchgehend höhere Krankheitslast als Frauen in allen Altersgruppen. Kluft zwischen High-SDI- und Low-SDI-Ländern schrumpfend; unterentwickelte Länder tragen relativ schwerere Last. Bayesian-Modell prognostiziert weiteren globalen Rückgang bis 2036.</w:t>
+        <w:t>Interpersonal-Diskriminierung auf dem Campus war assoziiert mit höheren Chancen für Depression (aOR &gt; 1,5), Angst (aOR &gt; 1,5) und Suizidgedanken (aOR &gt; 2,0, p &lt; 0,001). Verweigerung von Gesundheitsleistungen oder anderen Services aufgrund von sexueller Orientierung/Geschlechtsidentität war mit markiert höheren Chancen für Suizidgedanken (aOR &gt; 3,0) und Vermeidung von Gesundheitsversorgung assoziiert (p &lt; 0,001). Jeder Diskriminierungsbericht war assoziiert mit höheren Chancen für Counseling-Nutzung, was auf einen Zugangskanal zu at-risk-Studierenden hinweist. Die Autoren betonen: Diskriminierungserfahrungen (interpersonal und institutionell) bleiben kritische Hebel für die Reduktion dieser Disparitäten.</w:t>
       </w:r>
     </w:p>
     <w:p>
@@ -409,7 +409,7 @@
         <w:rPr>
           <w:sz w:val="19"/>
         </w:rPr>
-        <w:t>Global; zeigt robuste Geschlechtsdisparität als biologisches oder Verhaltensphänomen; Deutschland im High-SDI-Segment</w:t>
+        <w:t>USA-Hochschulen mit Besonderheiten (Title IX, unterschiedliche Strafverfolgung); Pattern der institutionellen Barriere (Verweigerung von Leistungen) ist für deutschsprachige Hochschulen nicht dokumentiert, aber Versorgungsmeidung durch Stigma ist relevant.</w:t>
       </w:r>
     </w:p>
     <w:p>
@@ -418,7 +418,65 @@
           <w:color w:val="5A7D3A"/>
           <w:sz w:val="18"/>
         </w:rPr>
-        <w:t>https://pubmed.ncbi.nlm.nih.gov/42854019/</w:t>
+        <w:t>https://pubmed.ncbi.nlm.nih.gov/42904421/</w:t>
+      </w:r>
+    </w:p>
+    <w:p>
+      <w:pPr>
+        <w:pStyle w:val="Heading2"/>
+      </w:pPr>
+      <w:r>
+        <w:t>Bioimpedanzanalyse bei Kindern: Geschlechtsspezifische Werte und Probleme bei Adipositas</w:t>
+      </w:r>
+    </w:p>
+    <w:p>
+      <w:r>
+        <w:rPr>
+          <w:i/>
+          <w:color w:val="666666"/>
+          <w:sz w:val="18"/>
+        </w:rPr>
+        <w:t>Böker K et al.  ·  Eur J Clin Nutr  ·  01.08.2026  ·  PMID 42542449</w:t>
+      </w:r>
+    </w:p>
+    <w:p>
+      <w:r>
+        <w:t>Entwicklung von Referenzkurven für Bioimpedanz-Parameter (Widerstand, Reaktanz) an 1547 Kindern und Jugendlichen (5–21 Jahre) in Querschnitten und Analyse der Zuverlässigkeit bei unterschiedlichen Gewichtsstatus.</w:t>
+      </w:r>
+    </w:p>
+    <w:p>
+      <w:r>
+        <w:rPr>
+          <w:b/>
+        </w:rPr>
+        <w:t xml:space="preserve">Ergebnis: </w:t>
+      </w:r>
+      <w:r>
+        <w:t>Alter- und geschlechtsspezifische Perzentil-Kurven für normalisierte Widerstands- (Rz/H) und Reaktanz-Werte (Xc/H) zeigten ähnliche Progressionen über Körpersegmente, mit ausgezeichneten Interklassen-Korrelationen (&gt; 0,9) für alle Segmente. Beide Parameter waren stark mit BMI-Standard-Deviation-Score assoziiert, mit niedrigeren Werten bei Adipositas. Kritisch: Übereinstimmung zwischen Fettmasse-Schätzverfahren war bei Normalgewicht gut, bei Adipositas jedoch substanziell verschieden. Die Autoren folgern, dass aktuelle BIA-Algorithmen bei Kindern und Jugendlichen mit Adipositas unreliabel sein können.</w:t>
+      </w:r>
+    </w:p>
+    <w:p>
+      <w:r>
+        <w:rPr>
+          <w:b/>
+          <w:sz w:val="19"/>
+        </w:rPr>
+        <w:t xml:space="preserve">Übertragbarkeit: </w:t>
+      </w:r>
+      <w:r>
+        <w:rPr>
+          <w:sz w:val="19"/>
+        </w:rPr>
+        <w:t>Deutschland hat vergleichbare Kindergesundheitssurveys (KIGGS); Geschlechtsspezifische Normwerte für Deutschland fehlen, aber Adipositas-Problem ist identisch; BIA-Fehler bei übergewichtigen Kindern relevant für Praxis.</w:t>
+      </w:r>
+    </w:p>
+    <w:p>
+      <w:r>
+        <w:rPr>
+          <w:color w:val="5A7D3A"/>
+          <w:sz w:val="18"/>
+        </w:rPr>
+        <w:t>https://pubmed.ncbi.nlm.nih.gov/42542449/</w:t>
       </w:r>
     </w:p>
     <w:sectPr>

--- a/download/studien-aktuell.docx
+++ b/download/studien-aktuell.docx
@@ -62,7 +62,7 @@
           <w:color w:val="666666"/>
           <w:sz w:val="18"/>
         </w:rPr>
-        <w:t>Stand: 24.10.2026  |  7 Studien  |  gender.m-vf.de</w:t>
+        <w:t>Stand: 25.10.2026  |  6 Studien  |  gender.m-vf.de</w:t>
       </w:r>
     </w:p>
     <w:p>
@@ -70,7 +70,7 @@
         <w:pStyle w:val="Heading1"/>
       </w:pPr>
       <w:r>
-        <w:t>Aufgenommen am 24.10.2026</w:t>
+        <w:t>Aufgenommen am 25.10.2026</w:t>
       </w:r>
     </w:p>
     <w:p>
@@ -78,7 +78,7 @@
         <w:pStyle w:val="Heading2"/>
       </w:pPr>
       <w:r>
-        <w:t>Brustkrebs in Brasilien: fortgeschrittene Stadien durch schwache Screening-Infrastruktur verkürzen Lebenserwartung um über 15 Jahre</w:t>
+        <w:t>Gestationsdiabetes: Inzidenz stieg in London von 80,5 auf 138 pro 1.000 Geburten</w:t>
       </w:r>
     </w:p>
     <w:p>
@@ -88,12 +88,12 @@
           <w:color w:val="666666"/>
           <w:sz w:val="18"/>
         </w:rPr>
-        <w:t>Almeida NR et al.  ·  BMC Cancer  ·  28.07.2026  ·  PMID 42919238</w:t>
+        <w:t>Sousi S et al.  ·  BMC Med  ·  28.07.2026  ·  PMID 42920155</w:t>
       </w:r>
     </w:p>
     <w:p>
       <w:r>
-        <w:t>Retrospektive Kohorte von 1517 Frauen mit invasivem Brustkrebs (2012–2016) an einer brasilianischen Universitätsklinik, die symptomatische vs. durch Screening erkannte Fälle vergleicht und Lebensjahrverlust (YLL) und krankheitsfreie Jahre (YDFL) nach Stadium quantifiziert.</w:t>
+        <w:t>Routinedatenanalyse von 172.332 Geburten in Nordwestlondon 2017–2025 untersuchte ethnische und sozioökonomische Unterschiede in GDM-Häufigkeit und Schwangerschaftsergebnissen.</w:t>
       </w:r>
     </w:p>
     <w:p>
@@ -104,7 +104,7 @@
         <w:t xml:space="preserve">Ergebnis: </w:t>
       </w:r>
       <w:r>
-        <w:t>69,5 % waren symptomatisch bei Diagnose mit Tumoren &gt; 2 cm (94,3 % palpabel). Symptomatische Frauen waren jünger und stellten sich mit fortgeschritteneren Stadien (p &lt; 0,001) vor, benötigten häufiger Mastektomie und neoadjuvante Chemotherapie. Lebensjahrverlust und krankheitsfreie Jahre stiegen progressiv mit Stadium: Stadium III führte zu über 15 Jahren YLL und YDFL im Vergleich zu Stadium I. Die Autoren betonen: Das Muster widerspiegelt Grenzen der opportunistischen (nicht organisierten) Screening-Implementierung in Brasilien, mit substanziellen Überlebensfolgen für Frauen.</w:t>
+        <w:t>GDM-Inzidenz stieg von 80,5 pro 1.000 Geburten (2017) auf 138 pro 1.000 (2025). Asiatische Frauen hatten höchstes Risiko (aOR 2,27, 95%-KI 2,15–2,40 vs. Weiße). Deprivation erhöhte Risiko (119 vs. 85,4 in ärmsten vs. wohlhabendsten Quintilen). GDM assoziiert mit höherer Induktionsrate (51 % vs. 41 %), Kaiserschnitt (47 % vs. 36 %), Frühgeburt (7,3 % vs. 5,2 %), höheren Kosten (£4.674 vs. £3.971) und längerer Verweildauer (3 vs. 2 Tage).</w:t>
       </w:r>
     </w:p>
     <w:p>
@@ -119,7 +119,7 @@
         <w:rPr>
           <w:sz w:val="19"/>
         </w:rPr>
-        <w:t>Brasilien, begrenzte Vergleichbarkeit; zeigt aber strukturelles Problem (schwaches Screening) mit Geschlechtsspezifität (nur Frauengesundheit); relevant für Leitlinien-Update zur Screening-Organisation in Deutschland.</w:t>
+        <w:t>NHS-Daten, vergleichbare Dokumentation wie Deutschland; ethnische Unterschiede nur teilweise auf Biologie zurückführbar.</w:t>
       </w:r>
     </w:p>
     <w:p>
@@ -128,7 +128,7 @@
           <w:color w:val="5A7D3A"/>
           <w:sz w:val="18"/>
         </w:rPr>
-        <w:t>https://pubmed.ncbi.nlm.nih.gov/42919238/</w:t>
+        <w:t>https://pubmed.ncbi.nlm.nih.gov/42920155/</w:t>
       </w:r>
     </w:p>
     <w:p>
@@ -136,7 +136,7 @@
         <w:pStyle w:val="Heading2"/>
       </w:pPr>
       <w:r>
-        <w:t>Allergische Rhinitis: Frauen berichten mehr psychosoziale Belastung und soziale Isolation</w:t>
+        <w:t>Geschlechtsangleichende Hormonte und PrEP: Pilotklinik erreichte 85 % Folgevisiten</w:t>
       </w:r>
     </w:p>
     <w:p>
@@ -146,12 +146,12 @@
           <w:color w:val="666666"/>
           <w:sz w:val="18"/>
         </w:rPr>
-        <w:t>Al-Balas HI et al.  ·  Immun Inflamm Dis  ·  Okt. 2026  ·  PMID 42910852</w:t>
+        <w:t>DiStefano N et al.  ·  J Prim Care Community Health  ·  23.10.2026  ·  PMID 42913457</w:t>
       </w:r>
     </w:p>
     <w:p>
       <w:r>
-        <w:t>Querschnittumfrage an 1572 jordanischen Erwachsenen (683 mit Allergie-Rhinitis-Diagnose) zu Geschlechtsunterschieden in Symptomen und Lebensqualität.</w:t>
+        <w:t>Implementierungsstudie einer studentisch geleiteten Klinik für gender-affirming care und STI-Prävention bei LGBTQIA+-Patienten, Januar–Dezember 2024; Auswertung von Patientenergebnissen und Stakeholder-Feedback.</w:t>
       </w:r>
     </w:p>
     <w:p>
@@ -162,7 +162,7 @@
         <w:t xml:space="preserve">Ergebnis: </w:t>
       </w:r>
       <w:r>
-        <w:t>Allergie-Rhinitis-Prävalenz: Frauen 45,6 %, Männer 37,5 % (OR: 1,40; 95%-KI 1,11–1,76; p = 0,004). Frauen berichteten signifikant häufiger Kopfschmerzen (61,0 % vs. 43,9 %, p &lt; 0,001), Reizbarkeit/emotionale Belastung (65,4 % vs. 55,4 %, p = 0,023) und Isolation bei Symptomen (59,3 % vs. 47,8 %, aOR: 1,53; 95%-KI 1,05–2,23, p = 0,028). Nach Benjamini-Hochberg-Korrektur zeigen Kopfschmerz, Nasenjucken und Schnarchen statistisch signifikante Unterschiede; QOL-Items überstehen diese Korrektur nicht, gelten daher als explorativ.</w:t>
+        <w:t>Klinik versorgte 42 Patienten; 36 erhielten geschlechtsangleichende Hormontherapie (GAHT), davon 63,9 % auch PrEP. Retentionsraten hoch: 85,4 % Folgevisit innerhalb 90 Tagen, 97,6 % holten Medikamente nach Erstbesuch ab, 82,9 % setzten regelmäßige Medikamentenabholung fort. Qualitatives Stakeholder-Feedback: Responsivität auf politisches Klima, effektive klinische Versorgung, unterstützende Lernkultur.</w:t>
       </w:r>
     </w:p>
     <w:p>
@@ -177,7 +177,7 @@
         <w:rPr>
           <w:sz w:val="19"/>
         </w:rPr>
-        <w:t>Jordanien mit Grenzen zur Übertragung; zeigt aber psychosoziales Differenzierungsmuster, das in deutschsprachigen Leitlinien zu allergischer Rhinitis kaum adressiert wird.</w:t>
+        <w:t>USA-Pilotklinik; Modell für spezialisierte LGBTQIA+-Versorgung konzeptionell übertragbar, aber Zugangsbarrieren (US-Gesundheitssystem) nicht.</w:t>
       </w:r>
     </w:p>
     <w:p>
@@ -186,7 +186,7 @@
           <w:color w:val="5A7D3A"/>
           <w:sz w:val="18"/>
         </w:rPr>
-        <w:t>https://pubmed.ncbi.nlm.nih.gov/42910852/</w:t>
+        <w:t>https://pubmed.ncbi.nlm.nih.gov/42913457/</w:t>
       </w:r>
     </w:p>
     <w:p>
@@ -194,7 +194,7 @@
         <w:pStyle w:val="Heading2"/>
       </w:pPr>
       <w:r>
-        <w:t>Depression nach Herzkatheter: Geschlechtsunterschiede in Symptomen, Mechanismen und Behandlung</w:t>
+        <w:t>EKG-Parameter unterscheiden sich zwischen jungen Frauen und Männern messbar</w:t>
       </w:r>
     </w:p>
     <w:p>
@@ -204,12 +204,12 @@
           <w:color w:val="666666"/>
           <w:sz w:val="18"/>
         </w:rPr>
-        <w:t>Wang J et al.  ·  Front Public Health  ·  07.10.2026  ·  PMID 42909337</w:t>
+        <w:t>Ngoc TN et al.  ·  Ann Noninvasive Electrocardiol  ·  Nov. 2026  ·  PMID 42908956</w:t>
       </w:r>
     </w:p>
     <w:p>
       <w:r>
-        <w:t>Narrative Übersicht zu Geschlechtsunterschieden in depressiven Symptomen nach perkutaner Koronarintervention (PCI), mit Analyse biologischer und psychosozialer Mechanismen sowie Empfehlungen für geschlechtergerechte Screening- und Rehabilitationspfade.</w:t>
+        <w:t>Querschnittstudie mit standardisierten 12-Kanal-EKGs bei 6.099 gesunden vietnamesischen Studierenden (56,4 % weiblich, Alter 17,85±0,65 Jahre) analysierte Geschlechtsdifferenzen in EKG-Parametern und Varianten.</w:t>
       </w:r>
     </w:p>
     <w:p>
@@ -220,7 +220,7 @@
         <w:t xml:space="preserve">Ergebnis: </w:t>
       </w:r>
       <w:r>
-        <w:t>Frauen berichten nach PCI höhere frühe Symptomscores, mehr Angstkomorbidität und geringeren Zugang zu leitliniengerechter Versorgung; Männer zeigen seltener affektive Symptome, präsentieren sich stattdessen durch Verhaltensdesinvestment, Rauchen oder verzögertes Hilfesuchenaufsuchen. Die Autoren betonen: Diese Muster sind keine fixen Geschlechtstraits, sondern Ergebnis von Wechselwirkungen zwischen biologischem Geschlecht, sozialen Geschlechtsnormen, Komorbiditäten, Alter, sozioökonomischer Position und Versorgungszugang.</w:t>
+        <w:t>Frauen zeigten höhere Herzfrequenzen (84,64 vs. 81,55 bpm) und längere QTc-Intervalle (423,54 vs. 406,46 ms), Männer längere PR-Intervalle (141,99 vs. 138,99 ms) und breitere QRS-Komplexe (91,44 vs. 80,81 ms), alle p&lt;0,001. Männer häufiger: Sinusarrhythmie (22,7 % vs. 19,2 %), Frührepolarisationsmuster (6,1 % vs. 0,1 %), Rechtsschenkelblock (4,4 % vs. 0,3 %) und Sinusbradykardie (4,5 % vs. 1,3 %). Männliches Geschlecht unabhängig assoziiert mit Frührepolarisation (aOR 37,7, 95%-KI 17,2–107) und Rechtsschenkelblock (aOR 13,1, 95%-KI 7,55–25,2).</w:t>
       </w:r>
     </w:p>
     <w:p>
@@ -235,7 +235,7 @@
         <w:rPr>
           <w:sz w:val="19"/>
         </w:rPr>
-        <w:t>Vergleichbare Gesundheitssysteme (Schweiz, Österreich); geschlechtsspezifische Datenerfassung in Kardiologie wächst, aber Geschlechternorm in Depressionserkennung bleibt Barriere.</w:t>
+        <w:t>Asiatische Population; biologische Basis der EKG-Unterschiede, nicht Zugang oder Deutung.</w:t>
       </w:r>
     </w:p>
     <w:p>
@@ -244,7 +244,7 @@
           <w:color w:val="5A7D3A"/>
           <w:sz w:val="18"/>
         </w:rPr>
-        <w:t>https://pubmed.ncbi.nlm.nih.gov/42909337/</w:t>
+        <w:t>https://pubmed.ncbi.nlm.nih.gov/42908956/</w:t>
       </w:r>
     </w:p>
     <w:p>
@@ -252,7 +252,7 @@
         <w:pStyle w:val="Heading2"/>
       </w:pPr>
       <w:r>
-        <w:t>Familie und Coming-out: neues Messinstrument für hispanische LGBQ+-Jugendliche</w:t>
+        <w:t>Menopause als Risikoschwelle: Kardiovaskuläre Risikofaktoren wirken bei Frauen stärker</w:t>
       </w:r>
     </w:p>
     <w:p>
@@ -262,12 +262,12 @@
           <w:color w:val="666666"/>
           <w:sz w:val="18"/>
         </w:rPr>
-        <w:t>Lozano A et al.  ·  Front Public Health  ·  07.10.2026  ·  PMID 42908743</w:t>
+        <w:t>Obaed N et al.  ·  Endocrinol Metab Clin North Am  ·  11.09.2026  ·  PMID 42907050</w:t>
       </w:r>
     </w:p>
     <w:p>
       <w:r>
-        <w:t>Iterativ entwickeltes, partizipatives Messinstrument (mit Fokusgruppen, Expert*innen-Delphi, kognitiven Interviews) zu familiärer Funktionalität und Unterstützung bei hispanischen lesbischen, schwulen und bisexuellen Jugendlichen.</w:t>
+        <w:t>Narrative Übersicht zur kardiovaskulären Gesundheit von Frauen mit Fokus auf Menopause als kritischen Punkt für atheroskleroße kardiovaskuläre Erkrankung (ASCVD); Darstellung biologischer Mechanismen und klinischer Implikationen.</w:t>
       </w:r>
     </w:p>
     <w:p>
@@ -278,7 +278,7 @@
         <w:t xml:space="preserve">Ergebnis: </w:t>
       </w:r>
       <w:r>
-        <w:t>Fokusgruppen identifizierten fünf Domänen: (1) Kommunikation über sexuelle Orientierung/Identität, (2) emotionale Sicherheit und selektive Offenbarung, (3) elterliche Fehlabstimmung und invalidierende Kommunikation, (4) kulturelle Erwartungen und Identitätsausdruck, (5) elterliche Präsenz und Monitoring. Delphi-Prozess verfeinerte ein initialpools von 32 auf 23 Items; kognitive Interviews bestätigten hohe Face-Validität. Die Skala adressiert spezifische Stressoren, die Standardfamilien-Funktionalitäts-Instrumente nicht erfassen: intersektionale Vulnerabilität (Ethnizität + sexuelle Minorität), Spannungen zwischen kulturellen Normen und Identitätsausdruck, bedingte Familienakzeptanz.</w:t>
+        <w:t>Menopause markiert kritischen kardio-metabolischen Wendepunkt mit beschleunigten ungünstigen Veränderungen in Lipidprofilen, Körperkomposition, vaskulärer Funktion und metabolischen Parametern unabhängig vom Alterungsprozess allein. Traditionelle ASCVD-Risikofaktoren (Diabetes, Hypertonie, Rauchen, Adipositas) üben überproportional größere kardiovaskuläre Effekte bei Frauen aus als bei Männern. Lebenszyklusansatz, der Menopause als kritischen Inflektionspunkt für ASCVD-Prävention anerkennt, als essentiell befunden.</w:t>
       </w:r>
     </w:p>
     <w:p>
@@ -293,7 +293,7 @@
         <w:rPr>
           <w:sz w:val="19"/>
         </w:rPr>
-        <w:t>USA mit Hispanics; Struktur der Familienunterstützung bei LGBQ+-Jugendlichen in Deutschland kaum untersucht, instrumentelles Design aber übertragbar für deutschsprachige Adaptation.</w:t>
+        <w:t>USA-Review ohne Routinedaten; biologischer Mechanismus (Hormonwechsel), aber Frage nach Versorgungskonsequenzen (Screening-Alter, Therapieschwellen) nicht beantwortet.</w:t>
       </w:r>
     </w:p>
     <w:p>
@@ -302,7 +302,7 @@
           <w:color w:val="5A7D3A"/>
           <w:sz w:val="18"/>
         </w:rPr>
-        <w:t>https://pubmed.ncbi.nlm.nih.gov/42908743/</w:t>
+        <w:t>https://pubmed.ncbi.nlm.nih.gov/42907050/</w:t>
       </w:r>
     </w:p>
     <w:p>
@@ -310,7 +310,7 @@
         <w:pStyle w:val="Heading2"/>
       </w:pPr>
       <w:r>
-        <w:t>Geschlechtsrollenstress und Diabetesselbstmanagement: unterschiedliche Wege bei Frauen und Männern</w:t>
+        <w:t>Schlafqualität verschlechtert sich bei Diskriminierungserfahrungen messbar – Sexismus und Cissexismus relevant</w:t>
       </w:r>
     </w:p>
     <w:p>
@@ -320,12 +320,12 @@
           <w:color w:val="666666"/>
           <w:sz w:val="18"/>
         </w:rPr>
-        <w:t>Çakmak B et al.  ·  Prim Health Care Res Dev  ·  22.10.2026  ·  PMID 42908176</w:t>
+        <w:t>Chen JT et al.  ·  Behav Med  ·  21.10.2026  ·  PMID 42904426</w:t>
       </w:r>
     </w:p>
     <w:p>
       <w:r>
-        <w:t>Querschnittstudie an 500 Diabetespatienten (250 Frauen, 250 Männer) zur Assoziation von Geschlechtsrollenstress, Risikokognition und Selbstmanagement-Selbstwirksamkeit.</w:t>
+        <w:t>Querschnittsstudie mit 699 Teilnehmenden (25–64 Jahre) aus drei Community Health Centers in Boston, 2020–2022, untersuchte implizite und explizite Diskriminierungserfahrungen (Rassismus, Sexismus, Heterosexismus, Cissexismus, Ageismus, Sizeismus) und Schlafprobleme.</w:t>
       </w:r>
     </w:p>
     <w:p>
@@ -336,7 +336,7 @@
         <w:t xml:space="preserve">Ergebnis: </w:t>
       </w:r>
       <w:r>
-        <w:t>Bei beiden Geschlechtern nahm mit steigendem Geschlechtsrollenstress die Selbstmanagement-Selbstwirksamkeit ab und die Risikoperception zu (p &lt; 0,001). In logistischen Regressionsmodellen zeigte sich aber Geschlechtsspezifität: Bei Frauen sank mit steigender Risikokenntnis die Selbstwirksamkeit um 0,595-fach (OR: 0,595); bei Männern sank mit steigender Composite-Risikoperception die Selbstwirksamkeit um den Faktor 16,933 (OR: 16,933, p &lt; 0,001). Diese Assoziationen unterscheiden sich systematisch nach Geschlecht.</w:t>
+        <w:t>Personengruppen mit Diskriminierungserfahrung berichteten durchschnittlich kürzere Schlafdauer und stärkere Schlafstörungen als Vergleichsgruppen; nur kürzere Schlafdauer bei Angehörigen of Color blieb in adjustierten Modellen signifikant (p&lt;0,05). Nach Adjustierung zeigten sich unabhängige Effekte für Sexismus bei Frauen bezüglich Schlafbeeinträchtigung. Implizite und explizite Diskriminierungsmessungen zeigten stark attenuierte Assoziationen nach Adjustierung.</w:t>
       </w:r>
     </w:p>
     <w:p>
@@ -351,7 +351,7 @@
         <w:rPr>
           <w:sz w:val="19"/>
         </w:rPr>
-        <w:t>Türkei, ähnliche Gesundheitssozialisierung; Geschlechtsrollenstress als Versorgungsbefund in DACH-Ländern untererforscht, könnte in Schulung von Diabetesfachkräften Relevanz haben.</w:t>
+        <w:t>USA-Studie; Mechanismus (Diskriminierungserfahrung → physiologischer Stress → Schlaf) biologisch universal, aber US-Kontext (Rassismus, Heteronormativität) nicht direkt auf Deutschland übertragbar.</w:t>
       </w:r>
     </w:p>
     <w:p>
@@ -360,7 +360,7 @@
           <w:color w:val="5A7D3A"/>
           <w:sz w:val="18"/>
         </w:rPr>
-        <w:t>https://pubmed.ncbi.nlm.nih.gov/42908176/</w:t>
+        <w:t>https://pubmed.ncbi.nlm.nih.gov/42904426/</w:t>
       </w:r>
     </w:p>
     <w:p>
@@ -368,7 +368,7 @@
         <w:pStyle w:val="Heading2"/>
       </w:pPr>
       <w:r>
-        <w:t>LGBTQ+-Studierende: Diskriminierung im Campus und Versorgung erhöht Suizidgedanken um das 3- bis 4-Fache</w:t>
+        <w:t>Webbasierte Stimmtraining reduziert Voice Dysphoria bei transfeminin Personen messbar</w:t>
       </w:r>
     </w:p>
     <w:p>
@@ -378,12 +378,12 @@
           <w:color w:val="666666"/>
           <w:sz w:val="18"/>
         </w:rPr>
-        <w:t>Lipson SK et al.  ·  Behav Med  ·  21.10.2026  ·  PMID 42904421</w:t>
+        <w:t>McKenna VS et al.  ·  Behav Med  ·  21.10.2026  ·  PMID 42904414</w:t>
       </w:r>
     </w:p>
     <w:p>
       <w:r>
-        <w:t>Sekundäranalyse der Healthy Minds Study 2024–2025 an 17.942 LGBTQ+-Studierenden, mit Messung von Interpersonal-Diskriminierung, Verweigerung von Gesundheitsleistungen und psychischen sowie Versorgungsergebnissen.</w:t>
+        <w:t>Pilotklinische Studie einer Website (TruVox) mit visuell-akustischem Biofeedback und strukturierten Übungen für Stimmmodulation bei 6 transfeminin Personen; vier Sitzungen mit Logopädin via Zoom + unbeaufsichtigtes Training zu Hause.</w:t>
       </w:r>
     </w:p>
     <w:p>
@@ -394,7 +394,7 @@
         <w:t xml:space="preserve">Ergebnis: </w:t>
       </w:r>
       <w:r>
-        <w:t>Interpersonal-Diskriminierung auf dem Campus war assoziiert mit höheren Chancen für Depression (aOR &gt; 1,5), Angst (aOR &gt; 1,5) und Suizidgedanken (aOR &gt; 2,0, p &lt; 0,001). Verweigerung von Gesundheitsleistungen oder anderen Services aufgrund von sexueller Orientierung/Geschlechtsidentität war mit markiert höheren Chancen für Suizidgedanken (aOR &gt; 3,0) und Vermeidung von Gesundheitsversorgung assoziiert (p &lt; 0,001). Jeder Diskriminierungsbericht war assoziiert mit höheren Chancen für Counseling-Nutzung, was auf einen Zugangskanal zu at-risk-Studierenden hinweist. Die Autoren betonen: Diskriminierungserfahrungen (interpersonal und institutionell) bleiben kritische Hebel für die Reduktion dieser Disparitäten.</w:t>
+        <w:t>Positive Erfahrungen und Verbesserungen auf mehreren Skalen: Gender Voice Index, Utah Gender Presentation Scale, Stimmzufriedenheit stiegen. Vokale Tonhöhe und Resonanz nahmen zu, Motivation hoch, TruVox-Usability akzeptabel. Tonhöhen-/Resonanzverbesserungen niedriger als in anderen Studien mit 8–15 Sitzungen, wahrscheinlich wegen kürzerer Dauer (nur 4 Sitzungen). Keine Kontrollgruppe; Studie vorzeitig beendet.</w:t>
       </w:r>
     </w:p>
     <w:p>
@@ -409,7 +409,7 @@
         <w:rPr>
           <w:sz w:val="19"/>
         </w:rPr>
-        <w:t>USA-Hochschulen mit Besonderheiten (Title IX, unterschiedliche Strafverfolgung); Pattern der institutionellen Barriere (Verweigerung von Leistungen) ist für deutschsprachige Hochschulen nicht dokumentiert, aber Versorgungsmeidung durch Stigma ist relevant.</w:t>
+        <w:t>USA-Pilotstudie; Stimmtraining adressiert soziale Interpretation (nicht Biologie), prinzipiell in jedem Gesundheitssystem skalierbar.</w:t>
       </w:r>
     </w:p>
     <w:p>
@@ -418,65 +418,7 @@
           <w:color w:val="5A7D3A"/>
           <w:sz w:val="18"/>
         </w:rPr>
-        <w:t>https://pubmed.ncbi.nlm.nih.gov/42904421/</w:t>
-      </w:r>
-    </w:p>
-    <w:p>
-      <w:pPr>
-        <w:pStyle w:val="Heading2"/>
-      </w:pPr>
-      <w:r>
-        <w:t>Bioimpedanzanalyse bei Kindern: Geschlechtsspezifische Werte und Probleme bei Adipositas</w:t>
-      </w:r>
-    </w:p>
-    <w:p>
-      <w:r>
-        <w:rPr>
-          <w:i/>
-          <w:color w:val="666666"/>
-          <w:sz w:val="18"/>
-        </w:rPr>
-        <w:t>Böker K et al.  ·  Eur J Clin Nutr  ·  01.08.2026  ·  PMID 42542449</w:t>
-      </w:r>
-    </w:p>
-    <w:p>
-      <w:r>
-        <w:t>Entwicklung von Referenzkurven für Bioimpedanz-Parameter (Widerstand, Reaktanz) an 1547 Kindern und Jugendlichen (5–21 Jahre) in Querschnitten und Analyse der Zuverlässigkeit bei unterschiedlichen Gewichtsstatus.</w:t>
-      </w:r>
-    </w:p>
-    <w:p>
-      <w:r>
-        <w:rPr>
-          <w:b/>
-        </w:rPr>
-        <w:t xml:space="preserve">Ergebnis: </w:t>
-      </w:r>
-      <w:r>
-        <w:t>Alter- und geschlechtsspezifische Perzentil-Kurven für normalisierte Widerstands- (Rz/H) und Reaktanz-Werte (Xc/H) zeigten ähnliche Progressionen über Körpersegmente, mit ausgezeichneten Interklassen-Korrelationen (&gt; 0,9) für alle Segmente. Beide Parameter waren stark mit BMI-Standard-Deviation-Score assoziiert, mit niedrigeren Werten bei Adipositas. Kritisch: Übereinstimmung zwischen Fettmasse-Schätzverfahren war bei Normalgewicht gut, bei Adipositas jedoch substanziell verschieden. Die Autoren folgern, dass aktuelle BIA-Algorithmen bei Kindern und Jugendlichen mit Adipositas unreliabel sein können.</w:t>
-      </w:r>
-    </w:p>
-    <w:p>
-      <w:r>
-        <w:rPr>
-          <w:b/>
-          <w:sz w:val="19"/>
-        </w:rPr>
-        <w:t xml:space="preserve">Übertragbarkeit: </w:t>
-      </w:r>
-      <w:r>
-        <w:rPr>
-          <w:sz w:val="19"/>
-        </w:rPr>
-        <w:t>Deutschland hat vergleichbare Kindergesundheitssurveys (KIGGS); Geschlechtsspezifische Normwerte für Deutschland fehlen, aber Adipositas-Problem ist identisch; BIA-Fehler bei übergewichtigen Kindern relevant für Praxis.</w:t>
-      </w:r>
-    </w:p>
-    <w:p>
-      <w:r>
-        <w:rPr>
-          <w:color w:val="5A7D3A"/>
-          <w:sz w:val="18"/>
-        </w:rPr>
-        <w:t>https://pubmed.ncbi.nlm.nih.gov/42542449/</w:t>
+        <w:t>https://pubmed.ncbi.nlm.nih.gov/42904414/</w:t>
       </w:r>
     </w:p>
     <w:sectPr>

--- a/download/studien-aktuell.docx
+++ b/download/studien-aktuell.docx
@@ -62,7 +62,7 @@
           <w:color w:val="666666"/>
           <w:sz w:val="18"/>
         </w:rPr>
-        <w:t>Stand: 25.10.2026  |  6 Studien  |  gender.m-vf.de</w:t>
+        <w:t>Stand: 26.10.2026  |  6 Studien  |  gender.m-vf.de</w:t>
       </w:r>
     </w:p>
     <w:p>
@@ -70,7 +70,7 @@
         <w:pStyle w:val="Heading1"/>
       </w:pPr>
       <w:r>
-        <w:t>Aufgenommen am 25.10.2026</w:t>
+        <w:t>Aufgenommen am 26.10.2026</w:t>
       </w:r>
     </w:p>
     <w:p>
@@ -78,7 +78,7 @@
         <w:pStyle w:val="Heading2"/>
       </w:pPr>
       <w:r>
-        <w:t>Gestationsdiabetes: Inzidenz stieg in London von 80,5 auf 138 pro 1.000 Geburten</w:t>
+        <w:t>Blutdruckabfall im Alter: Bei Frauen stärkerer Zusammenhang mit Hirngeßverschluss</w:t>
       </w:r>
     </w:p>
     <w:p>
@@ -88,12 +88,12 @@
           <w:color w:val="666666"/>
           <w:sz w:val="18"/>
         </w:rPr>
-        <w:t>Sousi S et al.  ·  BMC Med  ·  28.07.2026  ·  PMID 42920155</w:t>
+        <w:t>Baumgartner NW et al.  ·  Acta Neuropathol  ·  24.10.2026  ·  PMID 42925335</w:t>
       </w:r>
     </w:p>
     <w:p>
       <w:r>
-        <w:t>Routinedatenanalyse von 172.332 Geburten in Nordwestlondon 2017–2025 untersuchte ethnische und sozioökonomische Unterschiede in GDM-Häufigkeit und Schwangerschaftsergebnissen.</w:t>
+        <w:t>Die Studie untersuchte an 2033 Verstorbenen (Durchschnittsalter 89,8 Jahre), ob der Zusammenhang zwischen sinkendem systolischem Blutdruck im höheren Alter und Hirngeßveränderungen bei Frauen und Männern unterschiedlich ausfällt.</w:t>
       </w:r>
     </w:p>
     <w:p>
@@ -104,7 +104,7 @@
         <w:t xml:space="preserve">Ergebnis: </w:t>
       </w:r>
       <w:r>
-        <w:t>GDM-Inzidenz stieg von 80,5 pro 1.000 Geburten (2017) auf 138 pro 1.000 (2025). Asiatische Frauen hatten höchstes Risiko (aOR 2,27, 95%-KI 2,15–2,40 vs. Weiße). Deprivation erhöhte Risiko (119 vs. 85,4 in ärmsten vs. wohlhabendsten Quintilen). GDM assoziiert mit höherer Induktionsrate (51 % vs. 41 %), Kaiserschnitt (47 % vs. 36 %), Frühgeburt (7,3 % vs. 5,2 %), höheren Kosten (£4.674 vs. £3.971) und längerer Verweildauer (3 vs. 2 Tage).</w:t>
+        <w:t>Ein schnellerer systolischer Blutdruckabfall war mit stärkerer Arteriolosklerose (OR = 1,24; 95% KI 1,08–1,42) und Atherosklerose (OR = 1,41; 95% KI 1,22–1,63) assoziiert. Eine Geschlechts-Wechselwirkung (p = 0,01) zeigte einen stärkeren Zusammenhang zwischen Blutdruckabfall und Arteriolosklerose-Schweregrad bei Frauen als bei Männern. Die Befunde deuten auf biologische Unterschiede in der Geßpathologie hin.</w:t>
       </w:r>
     </w:p>
     <w:p>
@@ -119,7 +119,7 @@
         <w:rPr>
           <w:sz w:val="19"/>
         </w:rPr>
-        <w:t>NHS-Daten, vergleichbare Dokumentation wie Deutschland; ethnische Unterschiede nur teilweise auf Biologie zurückführbar.</w:t>
+        <w:t>USA-Daten; biologische Unterschiede sind zentral, nicht Zugangs- oder Deutungsfaktoren.</w:t>
       </w:r>
     </w:p>
     <w:p>
@@ -128,7 +128,7 @@
           <w:color w:val="5A7D3A"/>
           <w:sz w:val="18"/>
         </w:rPr>
-        <w:t>https://pubmed.ncbi.nlm.nih.gov/42920155/</w:t>
+        <w:t>https://pubmed.ncbi.nlm.nih.gov/42925335/</w:t>
       </w:r>
     </w:p>
     <w:p>
@@ -136,7 +136,7 @@
         <w:pStyle w:val="Heading2"/>
       </w:pPr>
       <w:r>
-        <w:t>Geschlechtsangleichende Hormonte und PrEP: Pilotklinik erreichte 85 % Folgevisiten</w:t>
+        <w:t>Endometriumkarzinom: Weiße Frauen 44 % höheres Risiko als Schwarze</w:t>
       </w:r>
     </w:p>
     <w:p>
@@ -146,12 +146,12 @@
           <w:color w:val="666666"/>
           <w:sz w:val="18"/>
         </w:rPr>
-        <w:t>DiStefano N et al.  ·  J Prim Care Community Health  ·  23.10.2026  ·  PMID 42913457</w:t>
+        <w:t>Adekanmbi V et al.  ·  J Glob Health  ·  23.10.2026  ·  PMID 42924636</w:t>
       </w:r>
     </w:p>
     <w:p>
       <w:r>
-        <w:t>Implementierungsstudie einer studentisch geleiteten Klinik für gender-affirming care und STI-Prävention bei LGBTQIA+-Patienten, Januar–Dezember 2024; Auswertung von Patientenergebnissen und Stakeholder-Feedback.</w:t>
+        <w:t>Die Studie verfolgte 81171 Frauen (ohne Endometriumkarzinom zu Studienbeginn) aus dem All of Us-Register bis Oktober 2023 (Median 6,6 Jahre) und prüfte individuelle und nachbarschaftliche Risikofaktoren für Krebsinzidenz.</w:t>
       </w:r>
     </w:p>
     <w:p>
@@ -162,7 +162,7 @@
         <w:t xml:space="preserve">Ergebnis: </w:t>
       </w:r>
       <w:r>
-        <w:t>Klinik versorgte 42 Patienten; 36 erhielten geschlechtsangleichende Hormontherapie (GAHT), davon 63,9 % auch PrEP. Retentionsraten hoch: 85,4 % Folgevisit innerhalb 90 Tagen, 97,6 % holten Medikamente nach Erstbesuch ab, 82,9 % setzten regelmäßige Medikamentenabholung fort. Qualitatives Stakeholder-Feedback: Responsivität auf politisches Klima, effektive klinische Versorgung, unterstützende Lernkultur.</w:t>
+        <w:t>778 Frauen (0,96 %) entwickelten Endometriumkarzinom. Nicht-hispanische Weiße Frauen hatten 44 % höheres Risiko als nicht-hispanische Schwarze (aHR = 1,44; 95% KI 1,15–1,80). Risiko stieg mit Alter (50–59 J: aHR = 2,92; ≥70 J: aHR = 2,86). Adipositas verdoppelte Risiko (aHR = 2,16; 95% KI 1,85–2,52), Diabetes erhöhte es um 27 % (aHR = 1,27; 95% KI 1,06–1,51). Ethnische Unterschiede erklärt primär durch biologische/metabolische Faktoren (Adipositas), nicht Zugang.</w:t>
       </w:r>
     </w:p>
     <w:p>
@@ -177,7 +177,7 @@
         <w:rPr>
           <w:sz w:val="19"/>
         </w:rPr>
-        <w:t>USA-Pilotklinik; Modell für spezialisierte LGBTQIA+-Versorgung konzeptionell übertragbar, aber Zugangsbarrieren (US-Gesundheitssystem) nicht.</w:t>
+        <w:t>USA-Routinedaten; biologische Unterschiede zentral, aber ethnische Disparitäten in Adipositas-Prävalenz sind sozialstrukturell bedingt.</w:t>
       </w:r>
     </w:p>
     <w:p>
@@ -186,7 +186,7 @@
           <w:color w:val="5A7D3A"/>
           <w:sz w:val="18"/>
         </w:rPr>
-        <w:t>https://pubmed.ncbi.nlm.nih.gov/42913457/</w:t>
+        <w:t>https://pubmed.ncbi.nlm.nih.gov/42924636/</w:t>
       </w:r>
     </w:p>
     <w:p>
@@ -194,7 +194,7 @@
         <w:pStyle w:val="Heading2"/>
       </w:pPr>
       <w:r>
-        <w:t>EKG-Parameter unterscheiden sich zwischen jungen Frauen und Männern messbar</w:t>
+        <w:t>LGBTQ+-Ältere in Kalifornien: Alter weniger relevant als strukturelle Faktoren</w:t>
       </w:r>
     </w:p>
     <w:p>
@@ -204,12 +204,12 @@
           <w:color w:val="666666"/>
           <w:sz w:val="18"/>
         </w:rPr>
-        <w:t>Ngoc TN et al.  ·  Ann Noninvasive Electrocardiol  ·  Nov. 2026  ·  PMID 42908956</w:t>
+        <w:t>Vupputuri P et al.  ·  Front Public Health  ·  08.10.2026  ·  PMID 42923145</w:t>
       </w:r>
     </w:p>
     <w:p>
       <w:r>
-        <w:t>Querschnittstudie mit standardisierten 12-Kanal-EKGs bei 6.099 gesunden vietnamesischen Studierenden (56,4 % weiblich, Alter 17,85±0,65 Jahre) analysierte Geschlechtsdifferenzen in EKG-Parametern und Varianten.</w:t>
+        <w:t>Die Studie analysierte 3713 LGBTQ+-Erwachsene ab 50 Jahren in Kalifornien, um zu prüfen, ob chronologisches Alter unabhängig von strukturellen Faktoren mit ungedecktem Versorgungsbedarf assoziiert ist.</w:t>
       </w:r>
     </w:p>
     <w:p>
@@ -220,7 +220,7 @@
         <w:t xml:space="preserve">Ergebnis: </w:t>
       </w:r>
       <w:r>
-        <w:t>Frauen zeigten höhere Herzfrequenzen (84,64 vs. 81,55 bpm) und längere QTc-Intervalle (423,54 vs. 406,46 ms), Männer längere PR-Intervalle (141,99 vs. 138,99 ms) und breitere QRS-Komplexe (91,44 vs. 80,81 ms), alle p&lt;0,001. Männer häufiger: Sinusarrhythmie (22,7 % vs. 19,2 %), Frührepolarisationsmuster (6,1 % vs. 0,1 %), Rechtsschenkelblock (4,4 % vs. 0,3 %) und Sinusbradykardie (4,5 % vs. 1,3 %). Männliches Geschlecht unabhängig assoziiert mit Frührepolarisation (aOR 37,7, 95%-KI 17,2–107) und Rechtsschenkelblock (aOR 13,1, 95%-KI 7,55–25,2).</w:t>
+        <w:t>36,6 % berichteten mindestens einen ungedeckten Gesundheits- oder Sozialhilfebedarf. In unveradjustierten Analysen war höheres Alter mit niedrigerem Risiko assoziiert (OR 0,90 pro 10 Jahre; 95% KI 0,83–0,97; p = 0,008), aber dieser Effekt verschwand nach vollständiger Adjustierung für finanzielle Unsicherheit, Transportbarrieren, schlechte physische Gesundheit, Depression, HIV-Status, Wohnungsinstabilität, Betreuungsbedarf und Rassismus (aOR 1,08; 95% KI 0,98–1,19; p = 0,100). Strukturelle Faktoren, nicht Alter, bestimmten Versorgungslücken.</w:t>
       </w:r>
     </w:p>
     <w:p>
@@ -235,7 +235,7 @@
         <w:rPr>
           <w:sz w:val="19"/>
         </w:rPr>
-        <w:t>Asiatische Population; biologische Basis der EKG-Unterschiede, nicht Zugang oder Deutung.</w:t>
+        <w:t>USA-Daten; zeigt, dass soziale Determinanten dominieren – Befund für europäische LGBTQ+-Versorgung relevant.</w:t>
       </w:r>
     </w:p>
     <w:p>
@@ -244,7 +244,7 @@
           <w:color w:val="5A7D3A"/>
           <w:sz w:val="18"/>
         </w:rPr>
-        <w:t>https://pubmed.ncbi.nlm.nih.gov/42908956/</w:t>
+        <w:t>https://pubmed.ncbi.nlm.nih.gov/42923145/</w:t>
       </w:r>
     </w:p>
     <w:p>
@@ -252,7 +252,7 @@
         <w:pStyle w:val="Heading2"/>
       </w:pPr>
       <w:r>
-        <w:t>Menopause als Risikoschwelle: Kardiovaskuläre Risikofaktoren wirken bei Frauen stärker</w:t>
+        <w:t>Arbeitsplatzgewalt in Brasilien: Frauen 55,8 % der Fälle, Sexismus als Motiv</w:t>
       </w:r>
     </w:p>
     <w:p>
@@ -262,12 +262,12 @@
           <w:color w:val="666666"/>
           <w:sz w:val="18"/>
         </w:rPr>
-        <w:t>Obaed N et al.  ·  Endocrinol Metab Clin North Am  ·  11.09.2026  ·  PMID 42907050</w:t>
+        <w:t>Galdino A et al.  ·  Epidemiol Serv Saude  ·  18.08.2026  ·  PMID 42922999</w:t>
       </w:r>
     </w:p>
     <w:p>
       <w:r>
-        <w:t>Narrative Übersicht zur kardiovaskulären Gesundheit von Frauen mit Fokus auf Menopause als kritischen Punkt für atheroskleroße kardiovaskuläre Erkrankung (ASCVD); Darstellung biologischer Mechanismen und klinischer Implikationen.</w:t>
+        <w:t>Die Studie analysierte 1768 Fälle arbeitsplatzbezogener Gewalt in Bahia (2009–2024) nach Geschlecht hinsichtlich Häufigkeit, Kontext und Motivation.</w:t>
       </w:r>
     </w:p>
     <w:p>
@@ -278,7 +278,7 @@
         <w:t xml:space="preserve">Ergebnis: </w:t>
       </w:r>
       <w:r>
-        <w:t>Menopause markiert kritischen kardio-metabolischen Wendepunkt mit beschleunigten ungünstigen Veränderungen in Lipidprofilen, Körperkomposition, vaskulärer Funktion und metabolischen Parametern unabhängig vom Alterungsprozess allein. Traditionelle ASCVD-Risikofaktoren (Diabetes, Hypertonie, Rauchen, Adipositas) üben überproportional größere kardiovaskuläre Effekte bei Frauen aus als bei Männern. Lebenszyklusansatz, der Menopause als kritischen Inflektionspunkt für ASCVD-Prävention anerkennt, als essentiell befunden.</w:t>
+        <w:t>Frauen machten 55,8 % der Fälle aus. Bei Frauen traten Gewalt häufiger im Alter 18–29 Jahren (36,5 %) und unter gemischtethnischen Personen (46,7 %) auf; Sexismus war Motiv in 9,7 % der Fälle, die Gewalt fand oft zuhause statt (27,9 %). Bei Männern (35,0 % gleiche Altersgruppe) war generationeller Konflikt Motiv (5,9 %), Gewalt trat öffentlich auf (27,3 %). Melderate stieg für beide Geschlechter um ca. 15 % jährlich.</w:t>
       </w:r>
     </w:p>
     <w:p>
@@ -293,7 +293,7 @@
         <w:rPr>
           <w:sz w:val="19"/>
         </w:rPr>
-        <w:t>USA-Review ohne Routinedaten; biologischer Mechanismus (Hormonwechsel), aber Frage nach Versorgungskonsequenzen (Screening-Alter, Therapieschwellen) nicht beantwortet.</w:t>
+        <w:t>Brasilien; zeigt strukturelle Gewalt als Versorgungshürde für Frauen, übertragbar als Public-Health-Problem.</w:t>
       </w:r>
     </w:p>
     <w:p>
@@ -302,7 +302,7 @@
           <w:color w:val="5A7D3A"/>
           <w:sz w:val="18"/>
         </w:rPr>
-        <w:t>https://pubmed.ncbi.nlm.nih.gov/42907050/</w:t>
+        <w:t>https://pubmed.ncbi.nlm.nih.gov/42922999/</w:t>
       </w:r>
     </w:p>
     <w:p>
@@ -310,7 +310,7 @@
         <w:pStyle w:val="Heading2"/>
       </w:pPr>
       <w:r>
-        <w:t>Schlafqualität verschlechtert sich bei Diskriminierungserfahrungen messbar – Sexismus und Cissexismus relevant</w:t>
+        <w:t>Kardiovaskuläres Risiko bei hispanischen SGM: Kumulative Stressbelastung wichtiger als Minoritätenstatus</w:t>
       </w:r>
     </w:p>
     <w:p>
@@ -320,12 +320,12 @@
           <w:color w:val="666666"/>
           <w:sz w:val="18"/>
         </w:rPr>
-        <w:t>Chen JT et al.  ·  Behav Med  ·  21.10.2026  ·  PMID 42904426</w:t>
+        <w:t>Perreira KM et al.  ·  Behav Med  ·  21.10.2026  ·  PMID 42904411</w:t>
       </w:r>
     </w:p>
     <w:p>
       <w:r>
-        <w:t>Querschnittsstudie mit 699 Teilnehmenden (25–64 Jahre) aus drei Community Health Centers in Boston, 2020–2022, untersuchte implizite und explizite Diskriminierungserfahrungen (Rassismus, Sexismus, Heterosexismus, Cissexismus, Ageismus, Sizeismus) und Schlafprobleme.</w:t>
+        <w:t>Die Studie prüfte bei 1108 hispanischen/lateinamerikanischen Erwachsenen (mit und ohne SGM-Identität) aus dem Hispanic Community Health Study/Study of Latinos die Assoziation von Minoritätenstress und Resilienzfaktoren mit kardiovaskulärem Risiko.</w:t>
       </w:r>
     </w:p>
     <w:p>
@@ -336,7 +336,7 @@
         <w:t xml:space="preserve">Ergebnis: </w:t>
       </w:r>
       <w:r>
-        <w:t>Personengruppen mit Diskriminierungserfahrung berichteten durchschnittlich kürzere Schlafdauer und stärkere Schlafstörungen als Vergleichsgruppen; nur kürzere Schlafdauer bei Angehörigen of Color blieb in adjustierten Modellen signifikant (p&lt;0,05). Nach Adjustierung zeigten sich unabhängige Effekte für Sexismus bei Frauen bezüglich Schlafbeeinträchtigung. Implizite und explizite Diskriminierungsmessungen zeigten stark attenuierte Assoziationen nach Adjustierung.</w:t>
+        <w:t>SGM-Teilnehmende erlebten mehr chronischen Stress, Minoritätenstress und alltägliche Diskriminierung, aber weniger soziale Unterstützung; mehr LGBT-Gemeinschaftszugehörigkeit. Nach Adjustierung für Soziodemografika fand sich signifikante Assoziation hoher kumulativer Stressbelastung mit niedriger Resilienz (gegenüber niedriger Stressbelastung mit niedriger Resilienz) mit kardiovaskulärem Risiko, aber nicht mit metabolischem Syndrom. Kein Unterschied im kardiovaskulären oder metabolischen Risiko nach SGM-Status. Befund bestätigt Minoritätenstress-Modell, zeigt aber Kompensation durch Resilienz.</w:t>
       </w:r>
     </w:p>
     <w:p>
@@ -351,7 +351,7 @@
         <w:rPr>
           <w:sz w:val="19"/>
         </w:rPr>
-        <w:t>USA-Studie; Mechanismus (Diskriminierungserfahrung → physiologischer Stress → Schlaf) biologisch universal, aber US-Kontext (Rassismus, Heteronormativität) nicht direkt auf Deutschland übertragbar.</w:t>
+        <w:t>USA-Kohortendaten; zeigt, dass Stressakkumulation und Resilienzfaktoren (zugänglich durch Intervention) kardiovaskuläres Risiko vermitteln.</w:t>
       </w:r>
     </w:p>
     <w:p>
@@ -360,7 +360,7 @@
           <w:color w:val="5A7D3A"/>
           <w:sz w:val="18"/>
         </w:rPr>
-        <w:t>https://pubmed.ncbi.nlm.nih.gov/42904426/</w:t>
+        <w:t>https://pubmed.ncbi.nlm.nih.gov/42904411/</w:t>
       </w:r>
     </w:p>
     <w:p>
@@ -368,7 +368,7 @@
         <w:pStyle w:val="Heading2"/>
       </w:pPr>
       <w:r>
-        <w:t>Webbasierte Stimmtraining reduziert Voice Dysphoria bei transfeminin Personen messbar</w:t>
+        <w:t>Laufschuhtechnologie: Frauen profitierten doppelt so stark wie Männer</w:t>
       </w:r>
     </w:p>
     <w:p>
@@ -378,12 +378,12 @@
           <w:color w:val="666666"/>
           <w:sz w:val="18"/>
         </w:rPr>
-        <w:t>McKenna VS et al.  ·  Behav Med  ·  21.10.2026  ·  PMID 42904414</w:t>
+        <w:t>Blattmann L et al.  ·  J Appl Physiol (1985)  ·  01.11.2026  ·  PMID 42789973</w:t>
       </w:r>
     </w:p>
     <w:p>
       <w:r>
-        <w:t>Pilotklinische Studie einer Website (TruVox) mit visuell-akustischem Biofeedback und strukturierten Übungen für Stimmmodulation bei 6 transfeminin Personen; vier Sitzungen mit Logopädin via Zoom + unbeaufsichtigtes Training zu Hause.</w:t>
+        <w:t>Die Studie verglich Weltklasse-Leistungen in Straßenlauf (10 km, Halbmarathon, Marathon) und Wurfdisziplinen vor (2009–2015) und während (2017–2024) der Ära moderner Laufschuhtechnologie, um Geschlechtsdifferenzen in Leistungsgewinnen zu quantifizieren.</w:t>
       </w:r>
     </w:p>
     <w:p>
@@ -394,7 +394,7 @@
         <w:t xml:space="preserve">Ergebnis: </w:t>
       </w:r>
       <w:r>
-        <w:t>Positive Erfahrungen und Verbesserungen auf mehreren Skalen: Gender Voice Index, Utah Gender Presentation Scale, Stimmzufriedenheit stiegen. Vokale Tonhöhe und Resonanz nahmen zu, Motivation hoch, TruVox-Usability akzeptabel. Tonhöhen-/Resonanzverbesserungen niedriger als in anderen Studien mit 8–15 Sitzungen, wahrscheinlich wegen kürzerer Dauer (nur 4 Sitzungen). Keine Kontrollgruppe; Studie vorzeitig beendet.</w:t>
+        <w:t>Road-Running-Leistungen verbesserten sich insgesamt stärker als Wurfdisziplinen (β = 0,731, p &lt; 0,001). Frauen profitierten von der Laufschuhtechnologie stärker: 4,51 % Verbesserung gegenüber 2,62 % bei Männern (Interaktion era × event type × sex: β = 0,786, p &lt; 0,001). Wurfdisziplinen (nicht von Schuhtechnik betroffen) zeigten kein Geschlechtsmuster (0,93 % vs. 1,15 %). Befund deutet darauf hin, dass fortgeschrittene Schuh­technologie bei Frauen eine größere biomechanische Wirkung entfaltet.</w:t>
       </w:r>
     </w:p>
     <w:p>
@@ -409,7 +409,7 @@
         <w:rPr>
           <w:sz w:val="19"/>
         </w:rPr>
-        <w:t>USA-Pilotstudie; Stimmtraining adressiert soziale Interpretation (nicht Biologie), prinzipiell in jedem Gesundheitssystem skalierbar.</w:t>
+        <w:t>Deutschland, europäisch übertragbar; zeigt biologische (biomechanische) Unterschiede in Technologienutzung.</w:t>
       </w:r>
     </w:p>
     <w:p>
@@ -418,7 +418,7 @@
           <w:color w:val="5A7D3A"/>
           <w:sz w:val="18"/>
         </w:rPr>
-        <w:t>https://pubmed.ncbi.nlm.nih.gov/42904414/</w:t>
+        <w:t>https://pubmed.ncbi.nlm.nih.gov/42789973/</w:t>
       </w:r>
     </w:p>
     <w:sectPr>

--- a/download/studien-aktuell.docx
+++ b/download/studien-aktuell.docx
@@ -62,7 +62,7 @@
           <w:color w:val="666666"/>
           <w:sz w:val="18"/>
         </w:rPr>
-        <w:t>Stand: 26.10.2026  |  6 Studien  |  gender.m-vf.de</w:t>
+        <w:t>Stand: 27.10.2026  |  6 Studien  |  gender.m-vf.de</w:t>
       </w:r>
     </w:p>
     <w:p>
@@ -70,7 +70,7 @@
         <w:pStyle w:val="Heading1"/>
       </w:pPr>
       <w:r>
-        <w:t>Aufgenommen am 26.10.2026</w:t>
+        <w:t>Aufgenommen am 27.10.2026</w:t>
       </w:r>
     </w:p>
     <w:p>
@@ -78,7 +78,7 @@
         <w:pStyle w:val="Heading2"/>
       </w:pPr>
       <w:r>
-        <w:t>Blutdruckabfall im Alter: Bei Frauen stärkerer Zusammenhang mit Hirngeßverschluss</w:t>
+        <w:t>Altersfeindlichkeit und Geschlecht: Frauen und Männer erleben ähnlich viel, aber mit unterschiedlichen Gesundheitsfolgen</w:t>
       </w:r>
     </w:p>
     <w:p>
@@ -88,12 +88,12 @@
           <w:color w:val="666666"/>
           <w:sz w:val="18"/>
         </w:rPr>
-        <w:t>Baumgartner NW et al.  ·  Acta Neuropathol  ·  24.10.2026  ·  PMID 42925335</w:t>
+        <w:t>Li X et al.  ·  BMC Geriatr  ·  28.07.2026  ·  PMID 42928112</w:t>
       </w:r>
     </w:p>
     <w:p>
       <w:r>
-        <w:t>Die Studie untersuchte an 2033 Verstorbenen (Durchschnittsalter 89,8 Jahre), ob der Zusammenhang zwischen sinkendem systolischem Blutdruck im höheren Alter und Hirngeßveränderungen bei Frauen und Männern unterschiedlich ausfällt.</w:t>
+        <w:t>Psychometrische Analyse der WHO Ageism Experiences Scale in vier Ländern (Moldawien, Kolumbien, Libyen, China; N=1.675) zur Untersuchung, ob Altersfeindlichkeit Frauen und Männer unterschiedlich trifft und mit unterschiedlichen Gesundheitskonsequenzen verbunden ist.</w:t>
       </w:r>
     </w:p>
     <w:p>
@@ -104,7 +104,7 @@
         <w:t xml:space="preserve">Ergebnis: </w:t>
       </w:r>
       <w:r>
-        <w:t>Ein schnellerer systolischer Blutdruckabfall war mit stärkerer Arteriolosklerose (OR = 1,24; 95% KI 1,08–1,42) und Atherosklerose (OR = 1,41; 95% KI 1,22–1,63) assoziiert. Eine Geschlechts-Wechselwirkung (p = 0,01) zeigte einen stärkeren Zusammenhang zwischen Blutdruckabfall und Arteriolosklerose-Schweregrad bei Frauen als bei Männern. Die Befunde deuten auf biologische Unterschiede in der Geßpathologie hin.</w:t>
+        <w:t>Keine signifikanten Unterschiede in der Häufigkeit von Altersfeindlichkeit zwischen Frauen und Männern (p&gt;0,05). Jedoch: Die Assoziationen zwischen Altersfeindlichkeit und Gesundheitsergebnissen waren signifikant stärker für Männer als für Frauen. Die Skala funktioniert invariant über Geschlechtsgruppen hinweg.</w:t>
       </w:r>
     </w:p>
     <w:p>
@@ -119,7 +119,7 @@
         <w:rPr>
           <w:sz w:val="19"/>
         </w:rPr>
-        <w:t>USA-Daten; biologische Unterschiede sind zentral, nicht Zugangs- oder Deutungsfaktoren.</w:t>
+        <w:t>Multisetting-Studie; internationale Vergleichbarkeit belegt, aber Übertragung auf Deutschland wegen Kontextunterschiede (Altersfeindlichkeit-Kultur) begrenzt.</w:t>
       </w:r>
     </w:p>
     <w:p>
@@ -128,7 +128,7 @@
           <w:color w:val="5A7D3A"/>
           <w:sz w:val="18"/>
         </w:rPr>
-        <w:t>https://pubmed.ncbi.nlm.nih.gov/42925335/</w:t>
+        <w:t>https://pubmed.ncbi.nlm.nih.gov/42928112/</w:t>
       </w:r>
     </w:p>
     <w:p>
@@ -136,7 +136,7 @@
         <w:pStyle w:val="Heading2"/>
       </w:pPr>
       <w:r>
-        <w:t>Endometriumkarzinom: Weiße Frauen 44 % höheres Risiko als Schwarze</w:t>
+        <w:t>Versorgungszugang für trans Menschen in Brasilien: Primärversorgung reduziert negative Outcomes um 86 Prozent</w:t>
       </w:r>
     </w:p>
     <w:p>
@@ -146,12 +146,12 @@
           <w:color w:val="666666"/>
           <w:sz w:val="18"/>
         </w:rPr>
-        <w:t>Adekanmbi V et al.  ·  J Glob Health  ·  23.10.2026  ·  PMID 42924636</w:t>
+        <w:t>Freitas FLS et al.  ·  Epidemiol Serv Saude  ·  03.08.2026  ·  PMID 42922765</w:t>
       </w:r>
     </w:p>
     <w:p>
       <w:r>
-        <w:t>Die Studie verfolgte 81171 Frauen (ohne Endometriumkarzinom zu Studienbeginn) aus dem All of Us-Register bis Oktober 2023 (Median 6,6 Jahre) und prüfte individuelle und nachbarschaftliche Risikofaktoren für Krebsinzidenz.</w:t>
+        <w:t>Querschnittanalyse von 261 Krankenakten von trans Personen und Travestis an spezialisierter Ambulanz (57% trans Männer, 37,6% trans Frauen) zu Zugang zu Gesundheitsdiensten und Versorgungsmustern.</w:t>
       </w:r>
     </w:p>
     <w:p>
@@ -162,7 +162,7 @@
         <w:t xml:space="preserve">Ergebnis: </w:t>
       </w:r>
       <w:r>
-        <w:t>778 Frauen (0,96 %) entwickelten Endometriumkarzinom. Nicht-hispanische Weiße Frauen hatten 44 % höheres Risiko als nicht-hispanische Schwarze (aHR = 1,44; 95% KI 1,15–1,80). Risiko stieg mit Alter (50–59 J: aHR = 2,92; ≥70 J: aHR = 2,86). Adipositas verdoppelte Risiko (aHR = 2,16; 95% KI 1,85–2,52), Diabetes erhöhte es um 27 % (aHR = 1,27; 95% KI 1,06–1,51). Ethnische Unterschiede erklärt primär durch biologische/metabolische Faktoren (Adipositas), nicht Zugang.</w:t>
+        <w:t>73,2% berichteten Diskriminierung; 49% der trans Frauen/Travestis begannen Transition ohne Unterstützung. Inanspruchnahme von Notfallleistungen 56,7% versus Primärversorgung 21,1%. Nutzung von Primärversorgung reduzierte Odds für negative Outcomes um 86% (OR 0,14; 95%CI 0,05; 0,37; p&lt;0,001). Psychische Störungen 46,4%.</w:t>
       </w:r>
     </w:p>
     <w:p>
@@ -177,7 +177,7 @@
         <w:rPr>
           <w:sz w:val="19"/>
         </w:rPr>
-        <w:t>USA-Routinedaten; biologische Unterschiede zentral, aber ethnische Disparitäten in Adipositas-Prävalenz sind sozialstrukturell bedingt.</w:t>
+        <w:t>Brasilien; translatabel auf Deutschland, wo spezialisierte trans-Ambulanzen selten sind; zeigt Schutzeffekt von Gatekeeping-Versorgung.</w:t>
       </w:r>
     </w:p>
     <w:p>
@@ -186,7 +186,7 @@
           <w:color w:val="5A7D3A"/>
           <w:sz w:val="18"/>
         </w:rPr>
-        <w:t>https://pubmed.ncbi.nlm.nih.gov/42924636/</w:t>
+        <w:t>https://pubmed.ncbi.nlm.nih.gov/42922765/</w:t>
       </w:r>
     </w:p>
     <w:p>
@@ -194,7 +194,7 @@
         <w:pStyle w:val="Heading2"/>
       </w:pPr>
       <w:r>
-        <w:t>LGBTQ+-Ältere in Kalifornien: Alter weniger relevant als strukturelle Faktoren</w:t>
+        <w:t>Polizeiausbildung: Frauen entwickeln doppelt so hohes Stressrisiko wie Männer während Feldpraktika</w:t>
       </w:r>
     </w:p>
     <w:p>
@@ -204,12 +204,12 @@
           <w:color w:val="666666"/>
           <w:sz w:val="18"/>
         </w:rPr>
-        <w:t>Vupputuri P et al.  ·  Front Public Health  ·  08.10.2026  ·  PMID 42923145</w:t>
+        <w:t>Yevdokimova OO et al.  ·  Wiad Lek  ·  2026  ·  PMID 42922311</w:t>
       </w:r>
     </w:p>
     <w:p>
       <w:r>
-        <w:t>Die Studie analysierte 3713 LGBTQ+-Erwachsene ab 50 Jahren in Kalifornien, um zu prüfen, ob chronologisches Alter unabhängig von strukturellen Faktoren mit ungedecktem Versorgungsbedarf assoziiert ist.</w:t>
+        <w:t>Prä-Post-Vergleich psychosomatischer Stresssymptome bei 134 Polizeikadetten (71 Männer, 63 Frauen) während 4-wöchiger Feldausbildung unter Kriegsrecht, gemessen durch Stresstest nach Yu. V. Shcherbatykh.</w:t>
       </w:r>
     </w:p>
     <w:p>
@@ -220,7 +220,7 @@
         <w:t xml:space="preserve">Ergebnis: </w:t>
       </w:r>
       <w:r>
-        <w:t>36,6 % berichteten mindestens einen ungedeckten Gesundheits- oder Sozialhilfebedarf. In unveradjustierten Analysen war höheres Alter mit niedrigerem Risiko assoziiert (OR 0,90 pro 10 Jahre; 95% KI 0,83–0,97; p = 0,008), aber dieser Effekt verschwand nach vollständiger Adjustierung für finanzielle Unsicherheit, Transportbarrieren, schlechte physische Gesundheit, Depression, HIV-Status, Wohnungsinstabilität, Betreuungsbedarf und Rassismus (aOR 1,08; 95% KI 0,98–1,19; p = 0,100). Strukturelle Faktoren, nicht Alter, bestimmten Versorgungslücken.</w:t>
+        <w:t>Frauen zeigten ausgeprägteren Stress als Männer, besonders nach Feldpraktika. Psychoemotionale Symptome (Angst, Sorge, Niedergeschlagenheit, Entscheidungsschwäche); somatische Symptome (Kopfschmerzen, Müdigkeit, Schlafprobleme). Stressanstieg bei Männern 2,5 Punkte (p≤0,05), bei Frauen 5,3 Punkte (p≤0,001). Gesamtstresslevel nach Praktika bei Frauen um 3,3 Punkte höher als bei Männern (p≤0,01).</w:t>
       </w:r>
     </w:p>
     <w:p>
@@ -235,7 +235,7 @@
         <w:rPr>
           <w:sz w:val="19"/>
         </w:rPr>
-        <w:t>USA-Daten; zeigt, dass soziale Determinanten dominieren – Befund für europäische LGBTQ+-Versorgung relevant.</w:t>
+        <w:t>Ukraine, unter Kriegsbedingungen; methodisch belastbar, aber Kontext (Martial Law) schränkt Übertragung auf Friedenszeiten-Deutschland ein.</w:t>
       </w:r>
     </w:p>
     <w:p>
@@ -244,7 +244,7 @@
           <w:color w:val="5A7D3A"/>
           <w:sz w:val="18"/>
         </w:rPr>
-        <w:t>https://pubmed.ncbi.nlm.nih.gov/42923145/</w:t>
+        <w:t>https://pubmed.ncbi.nlm.nih.gov/42922311/</w:t>
       </w:r>
     </w:p>
     <w:p>
@@ -252,7 +252,7 @@
         <w:pStyle w:val="Heading2"/>
       </w:pPr>
       <w:r>
-        <w:t>Arbeitsplatzgewalt in Brasilien: Frauen 55,8 % der Fälle, Sexismus als Motiv</w:t>
+        <w:t>LGBTQ+-Versorgung in USA: Kluft zwischen Policy und Praxis durch mangelnde personale Diversität und Ressourcen</w:t>
       </w:r>
     </w:p>
     <w:p>
@@ -262,12 +262,12 @@
           <w:color w:val="666666"/>
           <w:sz w:val="18"/>
         </w:rPr>
-        <w:t>Galdino A et al.  ·  Epidemiol Serv Saude  ·  18.08.2026  ·  PMID 42922999</w:t>
+        <w:t>Vazquez T et al.  ·  Behav Med  ·  21.10.2026  ·  PMID 42904427</w:t>
       </w:r>
     </w:p>
     <w:p>
       <w:r>
-        <w:t>Die Studie analysierte 1768 Fälle arbeitsplatzbezogener Gewalt in Bahia (2009–2024) nach Geschlecht hinsichtlich Häufigkeit, Kontext und Motivation.</w:t>
+        <w:t>Qualitative Studie (33 Interviews, 1 Fokusgruppe) mit 35 Gesundheitsanbietern, Organisationen und LGBTQ+-Liaisons in Miami-Dade County zur Evaluation von Versorgungshindernissen und organisationalen Kapazitäten.</w:t>
       </w:r>
     </w:p>
     <w:p>
@@ -278,7 +278,7 @@
         <w:t xml:space="preserve">Ergebnis: </w:t>
       </w:r>
       <w:r>
-        <w:t>Frauen machten 55,8 % der Fälle aus. Bei Frauen traten Gewalt häufiger im Alter 18–29 Jahren (36,5 %) und unter gemischtethnischen Personen (46,7 %) auf; Sexismus war Motiv in 9,7 % der Fälle, die Gewalt fand oft zuhause statt (27,9 %). Bei Männern (35,0 % gleiche Altersgruppe) war generationeller Konflikt Motiv (5,9 %), Gewalt trat öffentlich auf (27,3 %). Melderate stieg für beide Geschlechter um ca. 15 % jährlich.</w:t>
+        <w:t>Sieben Kernthemen identifiziert: (1) Einfluss der politischen Lage auf Versorgung, (2) Barrieren bei Bereitstellung von Gesundheits- und Sozialleistungen, (3) Mangel an Personalvielfalt und kultureller Kompetenz, (4) Schaffung sicherer Räume, (5) geringe organisationale Kapazität, (6) Vertrauensprobleme, (7) Mangel an LGBTQ+-spezifischen Daten. Anbieter berichten Kluft zwischen restriktiven Gesetzen und Versorgungsrealität sowie zwischen Zielen und Kapazität.</w:t>
       </w:r>
     </w:p>
     <w:p>
@@ -293,7 +293,7 @@
         <w:rPr>
           <w:sz w:val="19"/>
         </w:rPr>
-        <w:t>Brasilien; zeigt strukturelle Gewalt als Versorgungshürde für Frauen, übertragbar als Public-Health-Problem.</w:t>
+        <w:t>USA; begrenzt übertragbar; zeigt aber strukturelle Barrieren, die auch in Deutschland relevant sind, wo spezialisierte LGBTQ+-Dienste fragmentiert sind.</w:t>
       </w:r>
     </w:p>
     <w:p>
@@ -302,7 +302,7 @@
           <w:color w:val="5A7D3A"/>
           <w:sz w:val="18"/>
         </w:rPr>
-        <w:t>https://pubmed.ncbi.nlm.nih.gov/42922999/</w:t>
+        <w:t>https://pubmed.ncbi.nlm.nih.gov/42904427/</w:t>
       </w:r>
     </w:p>
     <w:p>
@@ -310,7 +310,7 @@
         <w:pStyle w:val="Heading2"/>
       </w:pPr>
       <w:r>
-        <w:t>Kardiovaskuläres Risiko bei hispanischen SGM: Kumulative Stressbelastung wichtiger als Minoritätenstatus</w:t>
+        <w:t>Männergesundheit: Von individuellen zu relationalen Erklärungen – Versorgungsmodelle müssen institutionelle Kontexte adressieren</w:t>
       </w:r>
     </w:p>
     <w:p>
@@ -320,12 +320,12 @@
           <w:color w:val="666666"/>
           <w:sz w:val="18"/>
         </w:rPr>
-        <w:t>Perreira KM et al.  ·  Behav Med  ·  21.10.2026  ·  PMID 42904411</w:t>
+        <w:t>Galdas P  ·  Am J Mens Health  ·  14.10.2026  ·  PMID 42874072</w:t>
       </w:r>
     </w:p>
     <w:p>
       <w:r>
-        <w:t>Die Studie prüfte bei 1108 hispanischen/lateinamerikanischen Erwachsenen (mit und ohne SGM-Identität) aus dem Hispanic Community Health Study/Study of Latinos die Assoziation von Minoritätenstress und Resilienzfaktoren mit kardiovaskulärem Risiko.</w:t>
+        <w:t>Konzeptionelle Analyse der Rolle von Männlichkeit in Versorgungsforschung und -policy: Wie werden Geschlechterdifferenzen in Männergesundheit erklärt und wo sollten Interventionen ansetzen?</w:t>
       </w:r>
     </w:p>
     <w:p>
@@ -336,7 +336,7 @@
         <w:t xml:space="preserve">Ergebnis: </w:t>
       </w:r>
       <w:r>
-        <w:t>SGM-Teilnehmende erlebten mehr chronischen Stress, Minoritätenstress und alltägliche Diskriminierung, aber weniger soziale Unterstützung; mehr LGBT-Gemeinschaftszugehörigkeit. Nach Adjustierung für Soziodemografika fand sich signifikante Assoziation hoher kumulativer Stressbelastung mit niedriger Resilienz (gegenüber niedriger Stressbelastung mit niedriger Resilienz) mit kardiovaskulärem Risiko, aber nicht mit metabolischem Syndrom. Kein Unterschied im kardiovaskulären oder metabolischen Risiko nach SGM-Status. Befund bestätigt Minoritätenstress-Modell, zeigt aber Kompensation durch Resilienz.</w:t>
+        <w:t>Kritik: Bisherige Forschung operationalisiert Männlichkeit über individuelle Maße (Einstellungen, Rollenkonformität) und macht damit den einzelnen Mann zum Problem. Mechanismen, durch die Beziehungen, Institutionen und materielle Bedingungen geschlechtsspezifische Gesundheitspraktiken formen, bleiben ungeklärt. Empfehlung: Versorgungspolicy muss auf relationale Faktoren abzielen (Settings, die Praktiken Bedeutung geben; soziale Kosten; Verfügbarkeit von Alternativen), nicht nur auf individuelle Attribute.</w:t>
       </w:r>
     </w:p>
     <w:p>
@@ -351,7 +351,7 @@
         <w:rPr>
           <w:sz w:val="19"/>
         </w:rPr>
-        <w:t>USA-Kohortendaten; zeigt, dass Stressakkumulation und Resilienzfaktoren (zugänglich durch Intervention) kardiovaskuläres Risiko vermitteln.</w:t>
+        <w:t>Konzeptionelle Arbeit; international gültig; für Deutschland relevant zur Revision von Versorgungsmodellen für Männer.</w:t>
       </w:r>
     </w:p>
     <w:p>
@@ -360,7 +360,7 @@
           <w:color w:val="5A7D3A"/>
           <w:sz w:val="18"/>
         </w:rPr>
-        <w:t>https://pubmed.ncbi.nlm.nih.gov/42904411/</w:t>
+        <w:t>https://pubmed.ncbi.nlm.nih.gov/42874072/</w:t>
       </w:r>
     </w:p>
     <w:p>
@@ -368,7 +368,7 @@
         <w:pStyle w:val="Heading2"/>
       </w:pPr>
       <w:r>
-        <w:t>Laufschuhtechnologie: Frauen profitierten doppelt so stark wie Männer</w:t>
+        <w:t>Lebensqualität bei entzündlichen Gelenkerkrankungen: Geschlechtsunterschiede bleiben mechanistisch ungeklärt</w:t>
       </w:r>
     </w:p>
     <w:p>
@@ -378,12 +378,12 @@
           <w:color w:val="666666"/>
           <w:sz w:val="18"/>
         </w:rPr>
-        <w:t>Blattmann L et al.  ·  J Appl Physiol (1985)  ·  01.11.2026  ·  PMID 42789973</w:t>
+        <w:t>Hamamou A et al.  ·  J Autoimmun  ·  07.09.2026  ·  PMID 42705142</w:t>
       </w:r>
     </w:p>
     <w:p>
       <w:r>
-        <w:t>Die Studie verglich Weltklasse-Leistungen in Straßenlauf (10 km, Halbmarathon, Marathon) und Wurfdisziplinen vor (2009–2015) und während (2017–2024) der Ära moderner Laufschuhtechnologie, um Geschlechtsdifferenzen in Leistungsgewinnen zu quantifizieren.</w:t>
+        <w:t>Scoping Review von 30 Studien zu Geschlechterunterschieden in der gesundheitsbezogenen Lebensqualität bei axialer Spondylarthritis, Psoriasisarthritis und systemischer Sklerose.</w:t>
       </w:r>
     </w:p>
     <w:p>
@@ -394,7 +394,7 @@
         <w:t xml:space="preserve">Ergebnis: </w:t>
       </w:r>
       <w:r>
-        <w:t>Road-Running-Leistungen verbesserten sich insgesamt stärker als Wurfdisziplinen (β = 0,731, p &lt; 0,001). Frauen profitierten von der Laufschuhtechnologie stärker: 4,51 % Verbesserung gegenüber 2,62 % bei Männern (Interaktion era × event type × sex: β = 0,786, p &lt; 0,001). Wurfdisziplinen (nicht von Schuhtechnik betroffen) zeigten kein Geschlechtsmuster (0,93 % vs. 1,15 %). Befund deutet darauf hin, dass fortgeschrittene Schuh­technologie bei Frauen eine größere biomechanische Wirkung entfaltet.</w:t>
+        <w:t>Frauen/weibliche Patienten zeigen konsistent niedrigere Lebensqualität als Männer, besonders bei Psoriasisarthritis und axialer Spondylarthritis. Jedoch: Alle 30 Studien operationalisierten Geschlecht binär und nur auf Basis von biologischem Geschlecht ohne Messung psychosozialer oder geschlechtsbezogener Dimensionen. Mechanismen blieben daher unklar – es fehlt die Unterscheidung, ob biologische, psychosoziale oder geschlechtsbezogene Faktoren den Unterschied treiben.</w:t>
       </w:r>
     </w:p>
     <w:p>
@@ -409,7 +409,7 @@
         <w:rPr>
           <w:sz w:val="19"/>
         </w:rPr>
-        <w:t>Deutschland, europäisch übertragbar; zeigt biologische (biomechanische) Unterschiede in Technologienutzung.</w:t>
+        <w:t>Niederlande, DACH-vergleichbares System; zeigt methodisches Defizit, das auf deutsche Studien übertragbar ist.</w:t>
       </w:r>
     </w:p>
     <w:p>
@@ -418,7 +418,7 @@
           <w:color w:val="5A7D3A"/>
           <w:sz w:val="18"/>
         </w:rPr>
-        <w:t>https://pubmed.ncbi.nlm.nih.gov/42789973/</w:t>
+        <w:t>https://pubmed.ncbi.nlm.nih.gov/42705142/</w:t>
       </w:r>
     </w:p>
     <w:sectPr>

--- a/download/studien-aktuell.docx
+++ b/download/studien-aktuell.docx
@@ -62,7 +62,7 @@
           <w:color w:val="666666"/>
           <w:sz w:val="18"/>
         </w:rPr>
-        <w:t>Stand: 27.10.2026  |  6 Studien  |  gender.m-vf.de</w:t>
+        <w:t>Stand: 28.10.2026  |  6 Studien  |  gender.m-vf.de</w:t>
       </w:r>
     </w:p>
     <w:p>
@@ -70,7 +70,7 @@
         <w:pStyle w:val="Heading1"/>
       </w:pPr>
       <w:r>
-        <w:t>Aufgenommen am 27.10.2026</w:t>
+        <w:t>Aufgenommen am 28.10.2026</w:t>
       </w:r>
     </w:p>
     <w:p>
@@ -78,7 +78,7 @@
         <w:pStyle w:val="Heading2"/>
       </w:pPr>
       <w:r>
-        <w:t>Altersfeindlichkeit und Geschlecht: Frauen und Männer erleben ähnlich viel, aber mit unterschiedlichen Gesundheitsfolgen</w:t>
+        <w:t>Zytokin-Profile bei Bauchspeicheldrüsenkrebs: Geschlechtsspezifische Unterschiede in Diagnostik</w:t>
       </w:r>
     </w:p>
     <w:p>
@@ -88,12 +88,12 @@
           <w:color w:val="666666"/>
           <w:sz w:val="18"/>
         </w:rPr>
-        <w:t>Li X et al.  ·  BMC Geriatr  ·  28.07.2026  ·  PMID 42928112</w:t>
+        <w:t>García-Gómez J et al.  ·  Biomolecules  ·  14.10.2026  ·  PMID 42939746</w:t>
       </w:r>
     </w:p>
     <w:p>
       <w:r>
-        <w:t>Psychometrische Analyse der WHO Ageism Experiences Scale in vier Ländern (Moldawien, Kolumbien, Libyen, China; N=1.675) zur Untersuchung, ob Altersfeindlichkeit Frauen und Männer unterschiedlich trifft und mit unterschiedlichen Gesundheitskonsequenzen verbunden ist.</w:t>
+        <w:t>Mexikanische Pilotstudie (n=22 PDAC-Patienten, n=16 Kontrollen) zu Serum-Zytokinen als Biomarker mit Fokus auf Geschlechtsunterschiede und deren biologische Basis.</w:t>
       </w:r>
     </w:p>
     <w:p>
@@ -104,7 +104,7 @@
         <w:t xml:space="preserve">Ergebnis: </w:t>
       </w:r>
       <w:r>
-        <w:t>Keine signifikanten Unterschiede in der Häufigkeit von Altersfeindlichkeit zwischen Frauen und Männern (p&gt;0,05). Jedoch: Die Assoziationen zwischen Altersfeindlichkeit und Gesundheitsergebnissen waren signifikant stärker für Männer als für Frauen. Die Skala funktioniert invariant über Geschlechtsgruppen hinweg.</w:t>
+        <w:t>In der Gesamtkohorte: IL-7 einziges Zytokin zur Diskriminierung von Patienten vs. Kontrollen nach Multiple-Testing-Korrektur; gleichwertig mit CA19-9. Nach Schichtung nach Geschlecht: IL-7 erhöht bei Frauen (nicht signifikant in weiblicher Subgruppe); bei Männern acht angeborene/Th17/Interferon-Zytokine (IL-1α, IL-1RA, IL-31, IFN-α, IL-17A, IL-17F, TNF-α, TNF-β) diskriminierend – kleine männliche Kontrollgruppe. Korrelationsnetzwerk bei Patienten stark reduziert.</w:t>
       </w:r>
     </w:p>
     <w:p>
@@ -119,7 +119,7 @@
         <w:rPr>
           <w:sz w:val="19"/>
         </w:rPr>
-        <w:t>Multisetting-Studie; internationale Vergleichbarkeit belegt, aber Übertragung auf Deutschland wegen Kontextunterschiede (Altersfeindlichkeit-Kultur) begrenzt.</w:t>
+        <w:t>Mexiko (gering), aber biologischer Befund (Zytokin-Muster) potenziell übertragbar; klinische Validierung fehlt.</w:t>
       </w:r>
     </w:p>
     <w:p>
@@ -128,7 +128,7 @@
           <w:color w:val="5A7D3A"/>
           <w:sz w:val="18"/>
         </w:rPr>
-        <w:t>https://pubmed.ncbi.nlm.nih.gov/42928112/</w:t>
+        <w:t>https://pubmed.ncbi.nlm.nih.gov/42939746/</w:t>
       </w:r>
     </w:p>
     <w:p>
@@ -136,7 +136,7 @@
         <w:pStyle w:val="Heading2"/>
       </w:pPr>
       <w:r>
-        <w:t>Versorgungszugang für trans Menschen in Brasilien: Primärversorgung reduziert negative Outcomes um 86 Prozent</w:t>
+        <w:t>Geschlechtsspezifische Steroid-Stoffwechsel bei Asthma-Behandlung im Kindesalter</w:t>
       </w:r>
     </w:p>
     <w:p>
@@ -146,12 +146,12 @@
           <w:color w:val="666666"/>
           <w:sz w:val="18"/>
         </w:rPr>
-        <w:t>Freitas FLS et al.  ·  Epidemiol Serv Saude  ·  03.08.2026  ·  PMID 42922765</w:t>
+        <w:t>Dairo G et al.  ·  Respir Res  ·  08.09.2026  ·  PMID 42934747</w:t>
       </w:r>
     </w:p>
     <w:p>
       <w:r>
-        <w:t>Querschnittanalyse von 261 Krankenakten von trans Personen und Travestis an spezialisierter Ambulanz (57% trans Männer, 37,6% trans Frauen) zu Zugang zu Gesundheitsdiensten und Versorgungsmustern.</w:t>
+        <w:t>US-amerikanische prospektive Kohorte (CAMP, n=664 mit Metabolom-Daten) zu geschlechtsspezifischen Unterschieden in Steroid-Metaboliten unter inhalierter Kortikosteroid-Therapie und deren Assoziation mit Asthma-Outcomes.</w:t>
       </w:r>
     </w:p>
     <w:p>
@@ -162,7 +162,7 @@
         <w:t xml:space="preserve">Ergebnis: </w:t>
       </w:r>
       <w:r>
-        <w:t>73,2% berichteten Diskriminierung; 49% der trans Frauen/Travestis begannen Transition ohne Unterstützung. Inanspruchnahme von Notfallleistungen 56,7% versus Primärversorgung 21,1%. Nutzung von Primärversorgung reduzierte Odds für negative Outcomes um 86% (OR 0,14; 95%CI 0,05; 0,37; p&lt;0,001). Psychische Störungen 46,4%.</w:t>
+        <w:t>Bei Jungen: ICS-Exposition assoziiert mit signifikant niedrigerem Kortisol und Kortison im 4. Jahr (biologische Wirkung). Bei Mädchen: stabilere Trajektorien, nicht-signifikante Reduktion. ICS modifizierte Assoziationen zwischen endogenen Steroiden und klinischen Outcomes (FEV₁, Eosinophile) geschlechtsspezifisch – Effekte bei Mädchen stärker attenuiert.</w:t>
       </w:r>
     </w:p>
     <w:p>
@@ -177,7 +177,7 @@
         <w:rPr>
           <w:sz w:val="19"/>
         </w:rPr>
-        <w:t>Brasilien; translatabel auf Deutschland, wo spezialisierte trans-Ambulanzen selten sind; zeigt Schutzeffekt von Gatekeeping-Versorgung.</w:t>
+        <w:t>USA, aber Stoffwechsel-Befund unabhängig von Versorgungssystem; deutsche Asthma-Leitlinien keine geschlechtsspezifische Dosierung.</w:t>
       </w:r>
     </w:p>
     <w:p>
@@ -186,7 +186,7 @@
           <w:color w:val="5A7D3A"/>
           <w:sz w:val="18"/>
         </w:rPr>
-        <w:t>https://pubmed.ncbi.nlm.nih.gov/42922765/</w:t>
+        <w:t>https://pubmed.ncbi.nlm.nih.gov/42934747/</w:t>
       </w:r>
     </w:p>
     <w:p>
@@ -194,7 +194,7 @@
         <w:pStyle w:val="Heading2"/>
       </w:pPr>
       <w:r>
-        <w:t>Polizeiausbildung: Frauen entwickeln doppelt so hohes Stressrisiko wie Männer während Feldpraktika</w:t>
+        <w:t>Vermögen und Sterblichkeit in Norwegen: Geschlecht als Faktor bei Ungleichheit</w:t>
       </w:r>
     </w:p>
     <w:p>
@@ -204,12 +204,12 @@
           <w:color w:val="666666"/>
           <w:sz w:val="18"/>
         </w:rPr>
-        <w:t>Yevdokimova OO et al.  ·  Wiad Lek  ·  2026  ·  PMID 42922311</w:t>
+        <w:t>Nosrati E et al.  ·  Soc Sci Med  ·  21.09.2026  ·  PMID 42804863</w:t>
       </w:r>
     </w:p>
     <w:p>
       <w:r>
-        <w:t>Prä-Post-Vergleich psychosomatischer Stresssymptome bei 134 Polizeikadetten (71 Männer, 63 Frauen) während 4-wöchiger Feldausbildung unter Kriegsrecht, gemessen durch Stresstest nach Yu. V. Shcherbatykh.</w:t>
+        <w:t>Norwegische Verwaltungsdaten (2006–2024, Gesamtbevölkerung im Erwerbsalter) zu Mortalitätsgradient nach Arbeitseinkommen, Kapitalerträgen und Vermögen; Geschlecht nicht primär fokussiert, aber als Kontrolle einbezogen.</w:t>
       </w:r>
     </w:p>
     <w:p>
@@ -220,7 +220,7 @@
         <w:t xml:space="preserve">Ergebnis: </w:t>
       </w:r>
       <w:r>
-        <w:t>Frauen zeigten ausgeprägteren Stress als Männer, besonders nach Feldpraktika. Psychoemotionale Symptome (Angst, Sorge, Niedergeschlagenheit, Entscheidungsschwäche); somatische Symptome (Kopfschmerzen, Müdigkeit, Schlafprobleme). Stressanstieg bei Männern 2,5 Punkte (p≤0,05), bei Frauen 5,3 Punkte (p≤0,001). Gesamtstresslevel nach Praktika bei Frauen um 3,3 Punkte höher als bei Männern (p≤0,01).</w:t>
+        <w:t>Vermögen assoziiert mit Mortalität über Arbeitseinkommen hinaus (HR für Vermögenseffekt steiler als für Arbeitseinkommen). Soziodemografische Kontrollen einschließlich Geschlecht einbezogen, aber kein Bericht geschlechtsspezifischer Interaktionen oder differentieller Effekte.</w:t>
       </w:r>
     </w:p>
     <w:p>
@@ -235,7 +235,7 @@
         <w:rPr>
           <w:sz w:val="19"/>
         </w:rPr>
-        <w:t>Ukraine, unter Kriegsbedingungen; methodisch belastbar, aber Kontext (Martial Law) schränkt Übertragung auf Friedenszeiten-Deutschland ein.</w:t>
+        <w:t>Norwegen, hohes Registerdatenniveau; zeigt methodisch, wie Geschlecht als Kontrollvariable mitgeführt wird – limitierter Transfer für die Versorgungsfrage.</w:t>
       </w:r>
     </w:p>
     <w:p>
@@ -244,7 +244,7 @@
           <w:color w:val="5A7D3A"/>
           <w:sz w:val="18"/>
         </w:rPr>
-        <w:t>https://pubmed.ncbi.nlm.nih.gov/42922311/</w:t>
+        <w:t>https://pubmed.ncbi.nlm.nih.gov/42804863/</w:t>
       </w:r>
     </w:p>
     <w:p>
@@ -252,7 +252,7 @@
         <w:pStyle w:val="Heading2"/>
       </w:pPr>
       <w:r>
-        <w:t>LGBTQ+-Versorgung in USA: Kluft zwischen Policy und Praxis durch mangelnde personale Diversität und Ressourcen</w:t>
+        <w:t>Persönlichkeitsmerkmale bei Fußballer:innen: Geschlechts- und Leistungsunterschiede</w:t>
       </w:r>
     </w:p>
     <w:p>
@@ -262,12 +262,12 @@
           <w:color w:val="666666"/>
           <w:sz w:val="18"/>
         </w:rPr>
-        <w:t>Vazquez T et al.  ·  Behav Med  ·  21.10.2026  ·  PMID 42904427</w:t>
+        <w:t>Spielmann J et al.  ·  J Sports Sci  ·  22.09.2026  ·  PMID 42768968</w:t>
       </w:r>
     </w:p>
     <w:p>
       <w:r>
-        <w:t>Qualitative Studie (33 Interviews, 1 Fokusgruppe) mit 35 Gesundheitsanbietern, Organisationen und LGBTQ+-Liaisons in Miami-Dade County zur Evaluation von Versorgungshindernissen und organisationalen Kapazitäten.</w:t>
+        <w:t>Deutsche Querschnittstudie mit Fußballer:innen (n=2.085 m/w) zum Vergleich von Big Five-Persönlichkeitszügen zwischen Geschlechtern und Leistungsniveaus.</w:t>
       </w:r>
     </w:p>
     <w:p>
@@ -278,7 +278,7 @@
         <w:t xml:space="preserve">Ergebnis: </w:t>
       </w:r>
       <w:r>
-        <w:t>Sieben Kernthemen identifiziert: (1) Einfluss der politischen Lage auf Versorgung, (2) Barrieren bei Bereitstellung von Gesundheits- und Sozialleistungen, (3) Mangel an Personalvielfalt und kultureller Kompetenz, (4) Schaffung sicherer Räume, (5) geringe organisationale Kapazität, (6) Vertrauensprobleme, (7) Mangel an LGBTQ+-spezifischen Daten. Anbieter berichten Kluft zwischen restriktiven Gesetzen und Versorgungsrealität sowie zwischen Zielen und Kapazität.</w:t>
+        <w:t>Fußballer:innen vs. Vergleichsgruppen: niedrigere Neurotizismus- und Offenheitswerte, höhere Gewissenhaftigkeit und Extraversion. Innerhalb Fußballer:innen: Höhere Expertise mit niedrigerem Neurotizismus und höherer Gewissenhaftigkeit assoziiert. Frauen zeigten höhere Neurotizismus- und Verträglichkeitswerte als Männer; erwachsene Männer höhere Verträglichkeit als jugendliche Männer.</w:t>
       </w:r>
     </w:p>
     <w:p>
@@ -293,7 +293,7 @@
         <w:rPr>
           <w:sz w:val="19"/>
         </w:rPr>
-        <w:t>USA; begrenzt übertragbar; zeigt aber strukturelle Barrieren, die auch in Deutschland relevant sind, wo spezialisierte LGBTQ+-Dienste fragmentiert sind.</w:t>
+        <w:t>Deutsche Studie, aber nicht versorgungsrelevant (keine Diagnostik, Therapie oder Outcome).</w:t>
       </w:r>
     </w:p>
     <w:p>
@@ -302,7 +302,7 @@
           <w:color w:val="5A7D3A"/>
           <w:sz w:val="18"/>
         </w:rPr>
-        <w:t>https://pubmed.ncbi.nlm.nih.gov/42904427/</w:t>
+        <w:t>https://pubmed.ncbi.nlm.nih.gov/42768968/</w:t>
       </w:r>
     </w:p>
     <w:p>
@@ -310,7 +310,7 @@
         <w:pStyle w:val="Heading2"/>
       </w:pPr>
       <w:r>
-        <w:t>Männergesundheit: Von individuellen zu relationalen Erklärungen – Versorgungsmodelle müssen institutionelle Kontexte adressieren</w:t>
+        <w:t>Post-Schlaganfall-Epilepsie: Geschlechtsspezifische Unterschiede in Mortalität</w:t>
       </w:r>
     </w:p>
     <w:p>
@@ -320,12 +320,12 @@
           <w:color w:val="666666"/>
           <w:sz w:val="18"/>
         </w:rPr>
-        <w:t>Galdas P  ·  Am J Mens Health  ·  14.10.2026  ·  PMID 42874072</w:t>
+        <w:t>Delazer L et al.  ·  Epilepsy Behav  ·  04.09.2026  ·  PMID 42697044</w:t>
       </w:r>
     </w:p>
     <w:p>
       <w:r>
-        <w:t>Konzeptionelle Analyse der Rolle von Männlichkeit in Versorgungsforschung und -policy: Wie werden Geschlechterdifferenzen in Männergesundheit erklärt und wo sollten Interventionen ansetzen?</w:t>
+        <w:t>Österreichische Register-Studie zu Alter und Geschlecht bei Post-Schlaganfall-Epilepsie (n=84), mit Fokus auf Anfallspräsentation, Schlaganfall-Charakteristika und Mortalität.</w:t>
       </w:r>
     </w:p>
     <w:p>
@@ -336,7 +336,7 @@
         <w:t xml:space="preserve">Ergebnis: </w:t>
       </w:r>
       <w:r>
-        <w:t>Kritik: Bisherige Forschung operationalisiert Männlichkeit über individuelle Maße (Einstellungen, Rollenkonformität) und macht damit den einzelnen Mann zum Problem. Mechanismen, durch die Beziehungen, Institutionen und materielle Bedingungen geschlechtsspezifische Gesundheitspraktiken formen, bleiben ungeklärt. Empfehlung: Versorgungspolicy muss auf relationale Faktoren abzielen (Settings, die Praktiken Bedeutung geben; soziale Kosten; Verfügbarkeit von Alternativen), nicht nur auf individuelle Attribute.</w:t>
+        <w:t>Mortalität insgesamt 33% (22% Männer vs. 47% Frauen; p=0,02). Nach Adjustment für Alter, Schlaganfall-Schweregrad und prämorbide Funktion unterschied sich die Mortalität nicht mehr signifikant zwischen Geschlechtern – d.h., der höhere Rohwert bei Frauen war durch stärkere Schlaganfälle erklärt (biologischer/Zugangs-Unterschied). Kardioembolie war führende Ätiologie bei Frauen (47%).</w:t>
       </w:r>
     </w:p>
     <w:p>
@@ -351,7 +351,7 @@
         <w:rPr>
           <w:sz w:val="19"/>
         </w:rPr>
-        <w:t>Konzeptionelle Arbeit; international gültig; für Deutschland relevant zur Revision von Versorgungsmodellen für Männer.</w:t>
+        <w:t>Österreichische Klinikdaten, direkt auf DACH übertragbar.</w:t>
       </w:r>
     </w:p>
     <w:p>
@@ -360,7 +360,7 @@
           <w:color w:val="5A7D3A"/>
           <w:sz w:val="18"/>
         </w:rPr>
-        <w:t>https://pubmed.ncbi.nlm.nih.gov/42874072/</w:t>
+        <w:t>https://pubmed.ncbi.nlm.nih.gov/42697044/</w:t>
       </w:r>
     </w:p>
     <w:p>
@@ -368,7 +368,7 @@
         <w:pStyle w:val="Heading2"/>
       </w:pPr>
       <w:r>
-        <w:t>Lebensqualität bei entzündlichen Gelenkerkrankungen: Geschlechtsunterschiede bleiben mechanistisch ungeklärt</w:t>
+        <w:t>COVID-19 in der Schwangerschaft: Befunde aus Skandinavischen Registern</w:t>
       </w:r>
     </w:p>
     <w:p>
@@ -378,12 +378,12 @@
           <w:color w:val="666666"/>
           <w:sz w:val="18"/>
         </w:rPr>
-        <w:t>Hamamou A et al.  ·  J Autoimmun  ·  07.09.2026  ·  PMID 42705142</w:t>
+        <w:t>Magnus MC et al.  ·  Acta Obstet Gynecol Scand  ·  07.08.2026  ·  PMID 42565312</w:t>
       </w:r>
     </w:p>
     <w:p>
       <w:r>
-        <w:t>Scoping Review von 30 Studien zu Geschlechterunterschieden in der gesundheitsbezogenen Lebensqualität bei axialer Spondylarthritis, Psoriasisarthritis und systemischer Sklerose.</w:t>
+        <w:t>Register-Analyse (Norwegen, Dänemark, Schweden) zu Schwangerschaftsrisiken bei COVID-19 und Impfung, basierend auf routinemäßig erhobenen Daten mit Geschlechtsauswertung.</w:t>
       </w:r>
     </w:p>
     <w:p>
@@ -394,7 +394,7 @@
         <w:t xml:space="preserve">Ergebnis: </w:t>
       </w:r>
       <w:r>
-        <w:t>Frauen/weibliche Patienten zeigen konsistent niedrigere Lebensqualität als Männer, besonders bei Psoriasisarthritis und axialer Spondylarthritis. Jedoch: Alle 30 Studien operationalisierten Geschlecht binär und nur auf Basis von biologischem Geschlecht ohne Messung psychosozialer oder geschlechtsbezogener Dimensionen. Mechanismen blieben daher unklar – es fehlt die Unterscheidung, ob biologische, psychosoziale oder geschlechtsbezogene Faktoren den Unterschied treiben.</w:t>
+        <w:t>Schwangere mit COVID-19: höheres Hospitalisierungsrisiko vs. nicht-schwangere Frauen, erhöhtes VTE-Risiko (venöse Thromboembolie) und Stillbirth-Risiko. Impfung in der Schwangerschaft: keine erhöhten Risiken für Abort, Stillbirth, Malformationen oder adverse neonatale Outcomes. Biologische Basis der erhöhten Hospitalisierungsrate nicht spezifiziert.</w:t>
       </w:r>
     </w:p>
     <w:p>
@@ -409,7 +409,7 @@
         <w:rPr>
           <w:sz w:val="19"/>
         </w:rPr>
-        <w:t>Niederlande, DACH-vergleichbares System; zeigt methodisches Defizit, das auf deutsche Studien übertragbar ist.</w:t>
+        <w:t>Nordische Register mit hoher Datenqualität, Versicherungssystem vergleichbar mit Deutschland.</w:t>
       </w:r>
     </w:p>
     <w:p>
@@ -418,7 +418,7 @@
           <w:color w:val="5A7D3A"/>
           <w:sz w:val="18"/>
         </w:rPr>
-        <w:t>https://pubmed.ncbi.nlm.nih.gov/42705142/</w:t>
+        <w:t>https://pubmed.ncbi.nlm.nih.gov/42565312/</w:t>
       </w:r>
     </w:p>
     <w:sectPr>

--- a/download/studien-aktuell.docx
+++ b/download/studien-aktuell.docx
@@ -62,7 +62,7 @@
           <w:color w:val="666666"/>
           <w:sz w:val="18"/>
         </w:rPr>
-        <w:t>Stand: 28.10.2026  |  6 Studien  |  gender.m-vf.de</w:t>
+        <w:t>Stand: 29.10.2026  |  6 Studien  |  gender.m-vf.de</w:t>
       </w:r>
     </w:p>
     <w:p>
@@ -70,7 +70,7 @@
         <w:pStyle w:val="Heading1"/>
       </w:pPr>
       <w:r>
-        <w:t>Aufgenommen am 28.10.2026</w:t>
+        <w:t>Aufgenommen am 29.10.2026</w:t>
       </w:r>
     </w:p>
     <w:p>
@@ -78,7 +78,7 @@
         <w:pStyle w:val="Heading2"/>
       </w:pPr>
       <w:r>
-        <w:t>Zytokin-Profile bei Bauchspeicheldrüsenkrebs: Geschlechtsspezifische Unterschiede in Diagnostik</w:t>
+        <w:t>Geschlechtsangleichende Hormontherapie: Strukturelle Zugangsbarrieren und Rolle von Apotheken</w:t>
       </w:r>
     </w:p>
     <w:p>
@@ -88,12 +88,12 @@
           <w:color w:val="666666"/>
           <w:sz w:val="18"/>
         </w:rPr>
-        <w:t>García-Gómez J et al.  ·  Biomolecules  ·  14.10.2026  ·  PMID 42939746</w:t>
+        <w:t>McCann J et al.  ·  Health Expect  ·  Dez. 2026  ·  PMID 42949784</w:t>
       </w:r>
     </w:p>
     <w:p>
       <w:r>
-        <w:t>Mexikanische Pilotstudie (n=22 PDAC-Patienten, n=16 Kontrollen) zu Serum-Zytokinen als Biomarker mit Fokus auf Geschlechtsunterschiede und deren biologische Basis.</w:t>
+        <w:t>Qualitative britische Studie mit 10 Interviews über Erfahrungen von Personen mit nicht-binärem Geschlecht beim Zugang zu geschlechtsangleichender Hormontherapie und Perspektiven auf inklusive Apotheken-Versorgung.</w:t>
       </w:r>
     </w:p>
     <w:p>
@@ -104,7 +104,7 @@
         <w:t xml:space="preserve">Ergebnis: </w:t>
       </w:r>
       <w:r>
-        <w:t>In der Gesamtkohorte: IL-7 einziges Zytokin zur Diskriminierung von Patienten vs. Kontrollen nach Multiple-Testing-Korrektur; gleichwertig mit CA19-9. Nach Schichtung nach Geschlecht: IL-7 erhöht bei Frauen (nicht signifikant in weiblicher Subgruppe); bei Männern acht angeborene/Th17/Interferon-Zytokine (IL-1α, IL-1RA, IL-31, IFN-α, IL-17A, IL-17F, TNF-α, TNF-β) diskriminierend – kleine männliche Kontrollgruppe. Korrelationsnetzwerk bei Patienten stark reduziert.</w:t>
+        <w:t>Drei Überarching-Themen: (1) Navigations-Herausforderungen bei Zugang zu Hormontherapie; (2) Auswirkungen von Zugangsbarrieren auf Wohlbefinden und Vertrauen in Gesundheitsdienste; (3) Apotheken als untergenutzte, aber wichtige Orte für inklusive, geschlechtsangleichende Unterstützung. Zentrale Bedingungen: respektvolle Kommunikation, sichtbare Inklusivität, Personal-Training, Partnerschaft mit der Community.</w:t>
       </w:r>
     </w:p>
     <w:p>
@@ -119,7 +119,7 @@
         <w:rPr>
           <w:sz w:val="19"/>
         </w:rPr>
-        <w:t>Mexiko (gering), aber biologischer Befund (Zytokin-Muster) potenziell übertragbar; klinische Validierung fehlt.</w:t>
+        <w:t>Großbritannien, vergleichbare NHS-Strukturen; zeigt Zugangs- und Behandlungs-Problem, nicht biologisch</w:t>
       </w:r>
     </w:p>
     <w:p>
@@ -128,7 +128,7 @@
           <w:color w:val="5A7D3A"/>
           <w:sz w:val="18"/>
         </w:rPr>
-        <w:t>https://pubmed.ncbi.nlm.nih.gov/42939746/</w:t>
+        <w:t>https://pubmed.ncbi.nlm.nih.gov/42949784/</w:t>
       </w:r>
     </w:p>
     <w:p>
@@ -136,7 +136,7 @@
         <w:pStyle w:val="Heading2"/>
       </w:pPr>
       <w:r>
-        <w:t>Geschlechtsspezifische Steroid-Stoffwechsel bei Asthma-Behandlung im Kindesalter</w:t>
+        <w:t>Metabolisches Syndrom-Risiko: Geschlechts- und altersgerechte BMI-Grenzwerte für Früherkennung</w:t>
       </w:r>
     </w:p>
     <w:p>
@@ -146,12 +146,12 @@
           <w:color w:val="666666"/>
           <w:sz w:val="18"/>
         </w:rPr>
-        <w:t>Dairo G et al.  ·  Respir Res  ·  08.09.2026  ·  PMID 42934747</w:t>
+        <w:t>Hsu CY et al.  ·  Clin Obes  ·  Dez. 2026  ·  PMID 42947480</w:t>
       </w:r>
     </w:p>
     <w:p>
       <w:r>
-        <w:t>US-amerikanische prospektive Kohorte (CAMP, n=664 mit Metabolom-Daten) zu geschlechtsspezifischen Unterschieden in Steroid-Metaboliten unter inhalierter Kortikosteroid-Therapie und deren Assoziation mit Asthma-Outcomes.</w:t>
+        <w:t>Taiwanesische retrospektive Studie von 30.382 Erwachsenen 2008–2013 zu optimalen, geschlechts- und altersgerechten Grenzwerten von BMI, Triglyzerid-Glukose-Index und chinesischem viszeralem Adipositas-Index für Metabolisches-Syndrom-Prognose.</w:t>
       </w:r>
     </w:p>
     <w:p>
@@ -162,7 +162,7 @@
         <w:t xml:space="preserve">Ergebnis: </w:t>
       </w:r>
       <w:r>
-        <w:t>Bei Jungen: ICS-Exposition assoziiert mit signifikant niedrigerem Kortisol und Kortison im 4. Jahr (biologische Wirkung). Bei Mädchen: stabilere Trajektorien, nicht-signifikante Reduktion. ICS modifizierte Assoziationen zwischen endogenen Steroiden und klinischen Outcomes (FEV₁, Eosinophile) geschlechtsspezifisch – Effekte bei Mädchen stärker attenuiert.</w:t>
+        <w:t>Signifikante Geschlechtsunterschiede in allen Indizes (p&lt;0,001), Frauen mit niedrigeren Werten als Männer. Optimale Grenzwerte stratifiziert nach Alter (≤29, 30–39, 40–49, ≥50) und Geschlecht: BMI 22,14–23,14 (Frauen) vs. 23,54–24,94 (Männer); TyGI 4,44–4,63 (Frauen) vs. 4,55–4,69 (Männer); CVAI 10,70–77,11 (Frauen) vs. 67,02–82,23 (Männer). CVAI zeigte größere Genauigkeit (AUC und Sensitivität &gt;0,70) als BMI und TyGI.</w:t>
       </w:r>
     </w:p>
     <w:p>
@@ -177,7 +177,7 @@
         <w:rPr>
           <w:sz w:val="19"/>
         </w:rPr>
-        <w:t>USA, aber Stoffwechsel-Befund unabhängig von Versorgungssystem; deutsche Asthma-Leitlinien keine geschlechtsspezifische Dosierung.</w:t>
+        <w:t>Taiwan, nicht direkt übertragbar; zeigt aber biologischen Unterschied in metabolischer Risikoschwelle</w:t>
       </w:r>
     </w:p>
     <w:p>
@@ -186,7 +186,7 @@
           <w:color w:val="5A7D3A"/>
           <w:sz w:val="18"/>
         </w:rPr>
-        <w:t>https://pubmed.ncbi.nlm.nih.gov/42934747/</w:t>
+        <w:t>https://pubmed.ncbi.nlm.nih.gov/42947480/</w:t>
       </w:r>
     </w:p>
     <w:p>
@@ -194,7 +194,7 @@
         <w:pStyle w:val="Heading2"/>
       </w:pPr>
       <w:r>
-        <w:t>Vermögen und Sterblichkeit in Norwegen: Geschlecht als Faktor bei Ungleichheit</w:t>
+        <w:t>Diabetes-Neufälle in Schweden während COVID-19: Rückgang unterschied sich zwischen Gruppen</w:t>
       </w:r>
     </w:p>
     <w:p>
@@ -204,12 +204,12 @@
           <w:color w:val="666666"/>
           <w:sz w:val="18"/>
         </w:rPr>
-        <w:t>Nosrati E et al.  ·  Soc Sci Med  ·  21.09.2026  ·  PMID 42804863</w:t>
+        <w:t>Andreasson J et al.  ·  BMC Public Health  ·  28.10.2026  ·  PMID 42947117</w:t>
       </w:r>
     </w:p>
     <w:p>
       <w:r>
-        <w:t>Norwegische Verwaltungsdaten (2006–2024, Gesamtbevölkerung im Erwerbsalter) zu Mortalitätsgradient nach Arbeitseinkommen, Kapitalerträgen und Vermögen; Geschlecht nicht primär fokussiert, aber als Kontrolle einbezogen.</w:t>
+        <w:t>Schwedische Registeranalyse aller Erwachsenen 2016–2022 zu Unterschieden in Diabetes-Neuerkrankungsrate nach Geschlecht, Alter und Migrationsstatus während Pandemie.</w:t>
       </w:r>
     </w:p>
     <w:p>
@@ -220,7 +220,7 @@
         <w:t xml:space="preserve">Ergebnis: </w:t>
       </w:r>
       <w:r>
-        <w:t>Vermögen assoziiert mit Mortalität über Arbeitseinkommen hinaus (HR für Vermögenseffekt steiler als für Arbeitseinkommen). Soziodemografische Kontrollen einschließlich Geschlecht einbezogen, aber kein Bericht geschlechtsspezifischer Interaktionen oder differentieller Effekte.</w:t>
+        <w:t>Insgesamt +3,6% linearer Trend (IRR 1,036; 95%-KI 1,028–1,045). 2020–2022 Rückgang um 6% relativ zum Trend (IRR 0,94; 95%-KI 0,91–0,97). 2020 stärkster Effekt (IRR 0,90), vor allem in Alter ≥65 Jahren und bei in Schweden Geborenen. Geschlechtsunterschiede in Pandemieeffekt nicht spezifiziert, aber Variabilität nach Geschlecht erwähnt.</w:t>
       </w:r>
     </w:p>
     <w:p>
@@ -235,7 +235,7 @@
         <w:rPr>
           <w:sz w:val="19"/>
         </w:rPr>
-        <w:t>Norwegen, hohes Registerdatenniveau; zeigt methodisch, wie Geschlecht als Kontrollvariable mitgeführt wird – limitierter Transfer für die Versorgungsfrage.</w:t>
+        <w:t>Schweden, skandinavisches Registersystem; zeigt Zugangseffekte, nicht biologische Unterschiede</w:t>
       </w:r>
     </w:p>
     <w:p>
@@ -244,7 +244,7 @@
           <w:color w:val="5A7D3A"/>
           <w:sz w:val="18"/>
         </w:rPr>
-        <w:t>https://pubmed.ncbi.nlm.nih.gov/42804863/</w:t>
+        <w:t>https://pubmed.ncbi.nlm.nih.gov/42947117/</w:t>
       </w:r>
     </w:p>
     <w:p>
@@ -252,7 +252,7 @@
         <w:pStyle w:val="Heading2"/>
       </w:pPr>
       <w:r>
-        <w:t>Persönlichkeitsmerkmale bei Fußballer:innen: Geschlechts- und Leistungsunterschiede</w:t>
+        <w:t>Neugeborene: Jungen haben höhere Risiken für Azidose und neurologische Komplikationen</w:t>
       </w:r>
     </w:p>
     <w:p>
@@ -262,12 +262,12 @@
           <w:color w:val="666666"/>
           <w:sz w:val="18"/>
         </w:rPr>
-        <w:t>Spielmann J et al.  ·  J Sports Sci  ·  22.09.2026  ·  PMID 42768968</w:t>
+        <w:t>Akel WN et al.  ·  BMC Pediatr  ·  27.10.2026  ·  PMID 42947043</w:t>
       </w:r>
     </w:p>
     <w:p>
       <w:r>
-        <w:t>Deutsche Querschnittstudie mit Fußballer:innen (n=2.085 m/w) zum Vergleich von Big Five-Persönlichkeitszügen zwischen Geschlechtern und Leistungsniveaus.</w:t>
+        <w:t>Schwedische Kohortenstudie von 87.840 Neugeborenen 1995–2015 zu Geschlechtsunterschieden in perinatalen Komplikationen und arteriellem Nabelschnur-pH.</w:t>
       </w:r>
     </w:p>
     <w:p>
@@ -278,7 +278,7 @@
         <w:t xml:space="preserve">Ergebnis: </w:t>
       </w:r>
       <w:r>
-        <w:t>Fußballer:innen vs. Vergleichsgruppen: niedrigere Neurotizismus- und Offenheitswerte, höhere Gewissenhaftigkeit und Extraversion. Innerhalb Fußballer:innen: Höhere Expertise mit niedrigerem Neurotizismus und höherer Gewissenhaftigkeit assoziiert. Frauen zeigten höhere Neurotizismus- und Verträglichkeitswerte als Männer; erwachsene Männer höhere Verträglichkeit als jugendliche Männer.</w:t>
+        <w:t>51,6% männlich. Jungen zeigten höhere adjustierte Odds für: UApH &lt;7,05 (OR 1,18; 95%-KI 1,07–1,30; p&lt;0,001), Apgar-Score &lt;7 nach 5 min (OR 1,33; 95%-KI 1,14–1,56; p&lt;0,001), CPAP-Einsatz (OR 1,66; 95%-KI 1,46–1,87; p&lt;0,001), NICU-Aufnahme (OR 1,51; 95%-KI 1,43–1,60; p&lt;0,001), hypoxisch-ischämische Enzephalopathie (OR 2,24; 95%-KI 1,29–3,90; p=0,002) und ZNS-Erkrankung (OR 1,52; 95%-KI 1,30–1,76; p&lt;0,001).</w:t>
       </w:r>
     </w:p>
     <w:p>
@@ -293,7 +293,7 @@
         <w:rPr>
           <w:sz w:val="19"/>
         </w:rPr>
-        <w:t>Deutsche Studie, aber nicht versorgungsrelevant (keine Diagnostik, Therapie oder Outcome).</w:t>
+        <w:t>Schweden, vergleichbare perinatale Überwachung; zeigt biologische Unterschiede in Säuglingsvulnerabilität</w:t>
       </w:r>
     </w:p>
     <w:p>
@@ -302,7 +302,7 @@
           <w:color w:val="5A7D3A"/>
           <w:sz w:val="18"/>
         </w:rPr>
-        <w:t>https://pubmed.ncbi.nlm.nih.gov/42768968/</w:t>
+        <w:t>https://pubmed.ncbi.nlm.nih.gov/42947043/</w:t>
       </w:r>
     </w:p>
     <w:p>
@@ -310,7 +310,7 @@
         <w:pStyle w:val="Heading2"/>
       </w:pPr>
       <w:r>
-        <w:t>Post-Schlaganfall-Epilepsie: Geschlechtsspezifische Unterschiede in Mortalität</w:t>
+        <w:t>Folsäure-Supplementation: Frauen kennen das Wissen, nutzen es aber kaum präkonzeptionell</w:t>
       </w:r>
     </w:p>
     <w:p>
@@ -320,12 +320,12 @@
           <w:color w:val="666666"/>
           <w:sz w:val="18"/>
         </w:rPr>
-        <w:t>Delazer L et al.  ·  Epilepsy Behav  ·  04.09.2026  ·  PMID 42697044</w:t>
+        <w:t>Licata F et al.  ·  Nutrients  ·  12.10.2026  ·  PMID 42942903</w:t>
       </w:r>
     </w:p>
     <w:p>
       <w:r>
-        <w:t>Österreichische Register-Studie zu Alter und Geschlecht bei Post-Schlaganfall-Epilepsie (n=84), mit Fokus auf Anfallspräsentation, Schlaganfall-Charakteristika und Mortalität.</w:t>
+        <w:t>Italienische Querschnittsstudie von 421 schwangeren Frauen zur Adhärenz bei Folsäure-Supplementation und deren Prädiktoren.</w:t>
       </w:r>
     </w:p>
     <w:p>
@@ -336,7 +336,7 @@
         <w:t xml:space="preserve">Ergebnis: </w:t>
       </w:r>
       <w:r>
-        <w:t>Mortalität insgesamt 33% (22% Männer vs. 47% Frauen; p=0,02). Nach Adjustment für Alter, Schlaganfall-Schweregrad und prämorbide Funktion unterschied sich die Mortalität nicht mehr signifikant zwischen Geschlechtern – d.h., der höhere Rohwert bei Frauen war durch stärkere Schlaganfälle erklärt (biologischer/Zugangs-Unterschied). Kardioembolie war führende Ätiologie bei Frauen (47%).</w:t>
+        <w:t>92,3% berichteten Folsäure-Einnahme, überwiegend auf gynäkologische Verordnung (86,3%). Allgemeines Wissen war hoch (79,3%), aber präkonzeptionelle Adhärenz niedrig: nur 25,8% insgesamt, unter Frauen mit geplanter Schwangerschaft nur 22,6%. Stärkste Prädiktoren: Empfehlung eines Gesundheitsarbeiters (aOR 26,84; 95%-KI 11,40–63,17) und geplante Schwangerschaft (aOR 6,03; 95%-KI 1,92–18,90).</w:t>
       </w:r>
     </w:p>
     <w:p>
@@ -351,7 +351,7 @@
         <w:rPr>
           <w:sz w:val="19"/>
         </w:rPr>
-        <w:t>Österreichische Klinikdaten, direkt auf DACH übertragbar.</w:t>
+        <w:t>Italien, vergleichbare Frauenarzt-Dominanz; zeigt Zugangsweg-Problem, nicht biologische Unterschiede</w:t>
       </w:r>
     </w:p>
     <w:p>
@@ -360,7 +360,7 @@
           <w:color w:val="5A7D3A"/>
           <w:sz w:val="18"/>
         </w:rPr>
-        <w:t>https://pubmed.ncbi.nlm.nih.gov/42697044/</w:t>
+        <w:t>https://pubmed.ncbi.nlm.nih.gov/42942903/</w:t>
       </w:r>
     </w:p>
     <w:p>
@@ -368,7 +368,7 @@
         <w:pStyle w:val="Heading2"/>
       </w:pPr>
       <w:r>
-        <w:t>COVID-19 in der Schwangerschaft: Befunde aus Skandinavischen Registern</w:t>
+        <w:t>Akuter Koronarsyndrom: Frauen erhalten weniger Therapien, zeigen aber bessere Überlebenschancen</w:t>
       </w:r>
     </w:p>
     <w:p>
@@ -378,12 +378,12 @@
           <w:color w:val="666666"/>
           <w:sz w:val="18"/>
         </w:rPr>
-        <w:t>Magnus MC et al.  ·  Acta Obstet Gynecol Scand  ·  07.08.2026  ·  PMID 42565312</w:t>
+        <w:t>Sári C et al.  ·  Atherosclerosis  ·  20.09.2026  ·  PMID 42771944</w:t>
       </w:r>
     </w:p>
     <w:p>
       <w:r>
-        <w:t>Register-Analyse (Norwegen, Dänemark, Schweden) zu Schwangerschaftsrisiken bei COVID-19 und Impfung, basierend auf routinemäßig erhobenen Daten mit Geschlechtsauswertung.</w:t>
+        <w:t>Ungarische Registeranalyse von 184.616 Herzinfarkt-Patienten 2014–2024 zum Geschlechterunterschied in Behandlung und Sterblichkeit.</w:t>
       </w:r>
     </w:p>
     <w:p>
@@ -394,7 +394,7 @@
         <w:t xml:space="preserve">Ergebnis: </w:t>
       </w:r>
       <w:r>
-        <w:t>Schwangere mit COVID-19: höheres Hospitalisierungsrisiko vs. nicht-schwangere Frauen, erhöhtes VTE-Risiko (venöse Thromboembolie) und Stillbirth-Risiko. Impfung in der Schwangerschaft: keine erhöhten Risiken für Abort, Stillbirth, Malformationen oder adverse neonatale Outcomes. Biologische Basis der erhöhten Hospitalisierungsrate nicht spezifiziert.</w:t>
+        <w:t>Frauen waren älter, erhielten seltener perkutane Koronarintervention und Leitlinien-Therapien (unadjustiert: Sterblichkeit 25,7% vs. 19,8% bei Männern). Nach Anpassung für Alter, ACS-Typ, Revaskularisierung und Diabetes zeigten Frauen eine 10,3 Prozentpunkte niedrigere Mortalität (p&lt;0,001), mit starker Variation nach Alter und ACS-Typ. Der Effekt war bei jüngeren/mittelalten Patienten und NSTEMI stärker, bei ≥75 Jahren schwächer, bei STEMI umgekehrt.</w:t>
       </w:r>
     </w:p>
     <w:p>
@@ -409,7 +409,7 @@
         <w:rPr>
           <w:sz w:val="19"/>
         </w:rPr>
-        <w:t>Nordische Register mit hoher Datenqualität, Versicherungssystem vergleichbar mit Deutschland.</w:t>
+        <w:t>Ungarn, vergleichbar mit deutschen Universitätskliniken; zeigt biologische Resilienz, nicht Zugangsbarrieren</w:t>
       </w:r>
     </w:p>
     <w:p>
@@ -418,7 +418,7 @@
           <w:color w:val="5A7D3A"/>
           <w:sz w:val="18"/>
         </w:rPr>
-        <w:t>https://pubmed.ncbi.nlm.nih.gov/42565312/</w:t>
+        <w:t>https://pubmed.ncbi.nlm.nih.gov/42771944/</w:t>
       </w:r>
     </w:p>
     <w:sectPr>

--- a/download/studien-aktuell.docx
+++ b/download/studien-aktuell.docx
@@ -62,7 +62,7 @@
           <w:color w:val="666666"/>
           <w:sz w:val="18"/>
         </w:rPr>
-        <w:t>Stand: 29.10.2026  |  6 Studien  |  gender.m-vf.de</w:t>
+        <w:t>Stand: 30.10.2026  |  6 Studien  |  gender.m-vf.de</w:t>
       </w:r>
     </w:p>
     <w:p>
@@ -70,7 +70,7 @@
         <w:pStyle w:val="Heading1"/>
       </w:pPr>
       <w:r>
-        <w:t>Aufgenommen am 29.10.2026</w:t>
+        <w:t>Aufgenommen am 30.10.2026</w:t>
       </w:r>
     </w:p>
     <w:p>
@@ -78,7 +78,7 @@
         <w:pStyle w:val="Heading2"/>
       </w:pPr>
       <w:r>
-        <w:t>Geschlechtsangleichende Hormontherapie: Strukturelle Zugangsbarrieren und Rolle von Apotheken</w:t>
+        <w:t>Strukturelle Diskriminierung von LGBTQ+-Patienten im Gesundheitswesen: Kenia und Ruanda</w:t>
       </w:r>
     </w:p>
     <w:p>
@@ -88,12 +88,12 @@
           <w:color w:val="666666"/>
           <w:sz w:val="18"/>
         </w:rPr>
-        <w:t>McCann J et al.  ·  Health Expect  ·  Dez. 2026  ·  PMID 42949784</w:t>
+        <w:t>Igonya EK et al.  ·  Womens Health (Lond)  ·  29.10.2026  ·  PMID 42954347</w:t>
       </w:r>
     </w:p>
     <w:p>
       <w:r>
-        <w:t>Qualitative britische Studie mit 10 Interviews über Erfahrungen von Personen mit nicht-binärem Geschlecht beim Zugang zu geschlechtsangleichender Hormontherapie und Perspektiven auf inklusive Apotheken-Versorgung.</w:t>
+        <w:t>Erklärende Sequenzmixed-Methods-Studie mit 2.055 LGBTQ+-Erwachsenen und 145 Interviews/Fokusgruppen zu Diskriminierungserfahrungen im Gesundheitswesen.</w:t>
       </w:r>
     </w:p>
     <w:p>
@@ -104,7 +104,7 @@
         <w:t xml:space="preserve">Ergebnis: </w:t>
       </w:r>
       <w:r>
-        <w:t>Drei Überarching-Themen: (1) Navigations-Herausforderungen bei Zugang zu Hormontherapie; (2) Auswirkungen von Zugangsbarrieren auf Wohlbefinden und Vertrauen in Gesundheitsdienste; (3) Apotheken als untergenutzte, aber wichtige Orte für inklusive, geschlechtsangleichende Unterstützung. Zentrale Bedingungen: respektvolle Kommunikation, sichtbare Inklusivität, Personal-Training, Partnerschaft mit der Community.</w:t>
+        <w:t>Lesben, Trans- und geschlechtsnichtkonformen Personen berichteten signifikant mehr Diskriminierung als bisexuelle und cis-Personen. Lesben und Trans-Personen zeigten die höchsten Odds für Diskriminierungsmeldungen. Qualitative Daten offenbarten Verurteilung durch Personal, Vertraulichsverletzungen, Behandlungsverzögerungen und Leistungsverweigerung. Strukturelle und interpersonale Stigmatisierung wirken zusammen.</w:t>
       </w:r>
     </w:p>
     <w:p>
@@ -119,7 +119,7 @@
         <w:rPr>
           <w:sz w:val="19"/>
         </w:rPr>
-        <w:t>Großbritannien, vergleichbare NHS-Strukturen; zeigt Zugangs- und Behandlungs-Problem, nicht biologisch</w:t>
+        <w:t>Sub-Sahara, begrenzte Übertragbarkeit auf Deutschland; zeigt aber grundsätzliche Barrieren für marginalisierte Gruppen</w:t>
       </w:r>
     </w:p>
     <w:p>
@@ -128,7 +128,7 @@
           <w:color w:val="5A7D3A"/>
           <w:sz w:val="18"/>
         </w:rPr>
-        <w:t>https://pubmed.ncbi.nlm.nih.gov/42949784/</w:t>
+        <w:t>https://pubmed.ncbi.nlm.nih.gov/42954347/</w:t>
       </w:r>
     </w:p>
     <w:p>
@@ -136,7 +136,7 @@
         <w:pStyle w:val="Heading2"/>
       </w:pPr>
       <w:r>
-        <w:t>Metabolisches Syndrom-Risiko: Geschlechts- und altersgerechte BMI-Grenzwerte für Früherkennung</w:t>
+        <w:t>Sexuelle Belästigung in Nachtleben: Geschlechts- und Orientierungsunterschiede</w:t>
       </w:r>
     </w:p>
     <w:p>
@@ -146,12 +146,12 @@
           <w:color w:val="666666"/>
           <w:sz w:val="18"/>
         </w:rPr>
-        <w:t>Hsu CY et al.  ·  Clin Obes  ·  Dez. 2026  ·  PMID 42947480</w:t>
+        <w:t>Koukounas E et al.  ·  Drug Alcohol Rev  ·  Nov. 2026  ·  PMID 42951948</w:t>
       </w:r>
     </w:p>
     <w:p>
       <w:r>
-        <w:t>Taiwanesische retrospektive Studie von 30.382 Erwachsenen 2008–2013 zu optimalen, geschlechts- und altersgerechten Grenzwerten von BMI, Triglyzerid-Glukose-Index und chinesischem viszeralem Adipositas-Index für Metabolisches-Syndrom-Prognose.</w:t>
+        <w:t>Querschnittstudie mit 958 australischen Nachtschwärmern zu Vortrinkverhalten, sexueller Belästigung und sexueller Orientierung.</w:t>
       </w:r>
     </w:p>
     <w:p>
@@ -162,7 +162,7 @@
         <w:t xml:space="preserve">Ergebnis: </w:t>
       </w:r>
       <w:r>
-        <w:t>Signifikante Geschlechtsunterschiede in allen Indizes (p&lt;0,001), Frauen mit niedrigeren Werten als Männer. Optimale Grenzwerte stratifiziert nach Alter (≤29, 30–39, 40–49, ≥50) und Geschlecht: BMI 22,14–23,14 (Frauen) vs. 23,54–24,94 (Männer); TyGI 4,44–4,63 (Frauen) vs. 4,55–4,69 (Männer); CVAI 10,70–77,11 (Frauen) vs. 67,02–82,23 (Männer). CVAI zeigte größere Genauigkeit (AUC und Sensitivität &gt;0,70) als BMI und TyGI.</w:t>
+        <w:t>Frauen berichteten signifikant mehr sexuelle Belästigungen als Männer (OR = 0,38, p &lt; 0,001); Geschlecht erklärte 12% der Varianz (β = -0,35). Heterosexuelle Personen berichteten mehr Belästigung als nicht-heterosexuelle (OR = 0,43, p &lt; 0,001). Vortrinkvolumen und -frequenz korrelierten schwach mit Belästigung (r = 0,11–0,16, p &lt; 0,001). Kontraintuitiv: LGBTQIA+-Personen zeigten keine höhere Vortrinkrate als heterosexuelle.</w:t>
       </w:r>
     </w:p>
     <w:p>
@@ -177,7 +177,7 @@
         <w:rPr>
           <w:sz w:val="19"/>
         </w:rPr>
-        <w:t>Taiwan, nicht direkt übertragbar; zeigt aber biologischen Unterschied in metabolischer Risikoschwelle</w:t>
+        <w:t>Australien, ähnliche Versorgungslandschaft und Dokumentation wie europäische Systeme</w:t>
       </w:r>
     </w:p>
     <w:p>
@@ -186,7 +186,7 @@
           <w:color w:val="5A7D3A"/>
           <w:sz w:val="18"/>
         </w:rPr>
-        <w:t>https://pubmed.ncbi.nlm.nih.gov/42947480/</w:t>
+        <w:t>https://pubmed.ncbi.nlm.nih.gov/42951948/</w:t>
       </w:r>
     </w:p>
     <w:p>
@@ -194,7 +194,7 @@
         <w:pStyle w:val="Heading2"/>
       </w:pPr>
       <w:r>
-        <w:t>Diabetes-Neufälle in Schweden während COVID-19: Rückgang unterschied sich zwischen Gruppen</w:t>
+        <w:t>Sporttraumata an Fuß und Sprunggelenk: Geschlechtsspezifische Unterschiede und Risikofaktoren</w:t>
       </w:r>
     </w:p>
     <w:p>
@@ -204,12 +204,12 @@
           <w:color w:val="666666"/>
           <w:sz w:val="18"/>
         </w:rPr>
-        <w:t>Andreasson J et al.  ·  BMC Public Health  ·  28.10.2026  ·  PMID 42947117</w:t>
+        <w:t>Geaney L et al.  ·  Foot Ankle Clin  ·  11.08.2026  ·  PMID 42951407</w:t>
       </w:r>
     </w:p>
     <w:p>
       <w:r>
-        <w:t>Schwedische Registeranalyse aller Erwachsenen 2016–2022 zu Unterschieden in Diabetes-Neuerkrankungsrate nach Geschlecht, Alter und Migrationsstatus während Pandemie.</w:t>
+        <w:t>Übersichtsarbeit zu geschlechtsspezifischen Unterschieden in Fuß- und Sprunggelenksverletzungen im Sport bei Athletinnen und Athleten.</w:t>
       </w:r>
     </w:p>
     <w:p>
@@ -220,7 +220,7 @@
         <w:t xml:space="preserve">Ergebnis: </w:t>
       </w:r>
       <w:r>
-        <w:t>Insgesamt +3,6% linearer Trend (IRR 1,036; 95%-KI 1,028–1,045). 2020–2022 Rückgang um 6% relativ zum Trend (IRR 0,94; 95%-KI 0,91–0,97). 2020 stärkster Effekt (IRR 0,90), vor allem in Alter ≥65 Jahren und bei in Schweden Geborenen. Geschlechtsunterschiede in Pandemieeffekt nicht spezifiziert, aber Variabilität nach Geschlecht erwähnt.</w:t>
+        <w:t>Weibliche Athletinnen überproportional betroffen von Sprunggelenksdistorsionen, chronischer Instabilität und Stressfrakturen. Relative Energy Deficiency in Sport und Athlete Triad sind Risikofaktoren, bleiben aber untererkannt. Anatomische, hormonelle, biomechanische und soziokulturelle Faktoren tragen zu Unterschieden bei. Forschungslücke: Unterrepräsentation weiblicher Probandinnen in Sportmedizin-Studien; Diskrepanzen in Screening, Behandlung und Outcomes dokumentiert.</w:t>
       </w:r>
     </w:p>
     <w:p>
@@ -235,7 +235,7 @@
         <w:rPr>
           <w:sz w:val="19"/>
         </w:rPr>
-        <w:t>Schweden, skandinavisches Registersystem; zeigt Zugangseffekte, nicht biologische Unterschiede</w:t>
+        <w:t>USA, aber Sicherheitsbefunde (Athlete Triad, Versorgungslücken) sind übertragbar auf Deutschland</w:t>
       </w:r>
     </w:p>
     <w:p>
@@ -244,7 +244,7 @@
           <w:color w:val="5A7D3A"/>
           <w:sz w:val="18"/>
         </w:rPr>
-        <w:t>https://pubmed.ncbi.nlm.nih.gov/42947117/</w:t>
+        <w:t>https://pubmed.ncbi.nlm.nih.gov/42951407/</w:t>
       </w:r>
     </w:p>
     <w:p>
@@ -252,7 +252,7 @@
         <w:pStyle w:val="Heading2"/>
       </w:pPr>
       <w:r>
-        <w:t>Neugeborene: Jungen haben höhere Risiken für Azidose und neurologische Komplikationen</w:t>
+        <w:t>Forschungsprioritäten für Präkonzeptionsgesundheit junger Menschen in Australien</w:t>
       </w:r>
     </w:p>
     <w:p>
@@ -262,12 +262,12 @@
           <w:color w:val="666666"/>
           <w:sz w:val="18"/>
         </w:rPr>
-        <w:t>Akel WN et al.  ·  BMC Pediatr  ·  27.10.2026  ·  PMID 42947043</w:t>
+        <w:t>Padhani ZA et al.  ·  Health Expect  ·  Dez. 2026  ·  PMID 42947580</w:t>
       </w:r>
     </w:p>
     <w:p>
       <w:r>
-        <w:t>Schwedische Kohortenstudie von 87.840 Neugeborenen 1995–2015 zu Geschlechtsunterschieden in perinatalen Komplikationen und arteriellem Nabelschnur-pH.</w:t>
+        <w:t>Partizipative Forschungspriorisierung nach James-Lind-Alliance mit 14 jungen und 22–30 fachlichen Stakeholdern zur Identifikation offener Fragen für Präkonzeptionsgesundheit bei Adoleszenten und jungen Erwachsenen.</w:t>
       </w:r>
     </w:p>
     <w:p>
@@ -278,7 +278,7 @@
         <w:t xml:space="preserve">Ergebnis: </w:t>
       </w:r>
       <w:r>
-        <w:t>51,6% männlich. Jungen zeigten höhere adjustierte Odds für: UApH &lt;7,05 (OR 1,18; 95%-KI 1,07–1,30; p&lt;0,001), Apgar-Score &lt;7 nach 5 min (OR 1,33; 95%-KI 1,14–1,56; p&lt;0,001), CPAP-Einsatz (OR 1,66; 95%-KI 1,46–1,87; p&lt;0,001), NICU-Aufnahme (OR 1,51; 95%-KI 1,43–1,60; p&lt;0,001), hypoxisch-ischämische Enzephalopathie (OR 2,24; 95%-KI 1,29–3,90; p=0,002) und ZNS-Erkrankung (OR 1,52; 95%-KI 1,30–1,76; p&lt;0,001).</w:t>
+        <w:t>Top-10-Forschungsfragen identifiziert über fünf Domänen: Gewalt und psychische Gesundheit, Früherkennung und Prävention, Substanzkonsum, Zugang zu Präkonzeptionsversorgung sowie Prioritätspopulationen. Höchste Prioritäten konzentriert auf Gewalt, psychische Gesundheit und Substanzgebrauch; Zugang und Chancengleichheit als Querschnittthemen relevant für beide Geschlechter.</w:t>
       </w:r>
     </w:p>
     <w:p>
@@ -293,7 +293,7 @@
         <w:rPr>
           <w:sz w:val="19"/>
         </w:rPr>
-        <w:t>Schweden, vergleichbare perinatale Überwachung; zeigt biologische Unterschiede in Säuglingsvulnerabilität</w:t>
+        <w:t>Australien, vergleichbare Sozialversicherung und Versorgungsauftrag wie Deutschland; Methodologie auf andere Länder übertragbar</w:t>
       </w:r>
     </w:p>
     <w:p>
@@ -302,7 +302,7 @@
           <w:color w:val="5A7D3A"/>
           <w:sz w:val="18"/>
         </w:rPr>
-        <w:t>https://pubmed.ncbi.nlm.nih.gov/42947043/</w:t>
+        <w:t>https://pubmed.ncbi.nlm.nih.gov/42947580/</w:t>
       </w:r>
     </w:p>
     <w:p>
@@ -310,7 +310,7 @@
         <w:pStyle w:val="Heading2"/>
       </w:pPr>
       <w:r>
-        <w:t>Folsäure-Supplementation: Frauen kennen das Wissen, nutzen es aber kaum präkonzeptionell</w:t>
+        <w:t>Schlaf-Gedächtnis-Zusammenhänge bei älteren Frauen und Männern mit Alzheimer-Risiko</w:t>
       </w:r>
     </w:p>
     <w:p>
@@ -320,12 +320,12 @@
           <w:color w:val="666666"/>
           <w:sz w:val="18"/>
         </w:rPr>
-        <w:t>Licata F et al.  ·  Nutrients  ·  12.10.2026  ·  PMID 42942903</w:t>
+        <w:t>Sattari N et al.  ·  Front Endocrinol (Lausanne)  ·  12.10.2026  ·  PMID 42935558</w:t>
       </w:r>
     </w:p>
     <w:p>
       <w:r>
-        <w:t>Italienische Querschnittsstudie von 421 schwangeren Frauen zur Adhärenz bei Folsäure-Supplementation und deren Prädiktoren.</w:t>
+        <w:t>Neurofiziologische Studie mit 80 älteren Erwachsenen (65 mit Gedächtnistest) zu Unterschieden zwischen Frauen und Männern in NREM-Schlafphysiologie, Gedächtnisretention und APOE-ε4-Status mittels Polysomnografie mit hochdichtem EEG.</w:t>
       </w:r>
     </w:p>
     <w:p>
@@ -336,7 +336,7 @@
         <w:t xml:space="preserve">Ergebnis: </w:t>
       </w:r>
       <w:r>
-        <w:t>92,3% berichteten Folsäure-Einnahme, überwiegend auf gynäkologische Verordnung (86,3%). Allgemeines Wissen war hoch (79,3%), aber präkonzeptionelle Adhärenz niedrig: nur 25,8% insgesamt, unter Frauen mit geplanter Schwangerschaft nur 22,6%. Stärkste Prädiktoren: Empfehlung eines Gesundheitsarbeiters (aOR 26,84; 95%-KI 11,40–63,17) und geplante Schwangerschaft (aOR 6,03; 95%-KI 1,92–18,90).</w:t>
+        <w:t>Frauen verbrachten mehr Zeit in N3-Schlaf und zeigten höhere NREM-Delta- und Sigma-Power als Männer. Schlaf-Gedächtnis-Assoziationen unterschieden sich geschlechtsspezifisch: N2-Dauer stärker mit Retention bei Männern assoziiert; frontale Sigma-Power bei Frauen. Sex-×-APOE-ε4-Interaktion: weibliche ε4-Träger könnten reduziertes nächtliches Vergessen zeigen, möglicherweise kompensatorische Mechanismen. Nach FDR-Korrektur signifikante Unterschiede in N2-/N3-Gedächtnis-Beziehungen nach APOE-Status.</w:t>
       </w:r>
     </w:p>
     <w:p>
@@ -351,7 +351,7 @@
         <w:rPr>
           <w:sz w:val="19"/>
         </w:rPr>
-        <w:t>Italien, vergleichbare Frauenarzt-Dominanz; zeigt Zugangsweg-Problem, nicht biologische Unterschiede</w:t>
+        <w:t>USA, aber biologische Befunde zu Schlafphysiologie und Geschlecht sind systemunabhängig relevant</w:t>
       </w:r>
     </w:p>
     <w:p>
@@ -360,7 +360,7 @@
           <w:color w:val="5A7D3A"/>
           <w:sz w:val="18"/>
         </w:rPr>
-        <w:t>https://pubmed.ncbi.nlm.nih.gov/42942903/</w:t>
+        <w:t>https://pubmed.ncbi.nlm.nih.gov/42935558/</w:t>
       </w:r>
     </w:p>
     <w:p>
@@ -368,7 +368,7 @@
         <w:pStyle w:val="Heading2"/>
       </w:pPr>
       <w:r>
-        <w:t>Akuter Koronarsyndrom: Frauen erhalten weniger Therapien, zeigen aber bessere Überlebenschancen</w:t>
+        <w:t>Katastrophenexposition und Frauengesundheit: Längsschnittergebnisse aus Australien</w:t>
       </w:r>
     </w:p>
     <w:p>
@@ -378,12 +378,12 @@
           <w:color w:val="666666"/>
           <w:sz w:val="18"/>
         </w:rPr>
-        <w:t>Sári C et al.  ·  Atherosclerosis  ·  20.09.2026  ·  PMID 42771944</w:t>
+        <w:t>Seema M et al.  ·  Glob Health Action  ·  31.12.2026  ·  PMID 42935352</w:t>
       </w:r>
     </w:p>
     <w:p>
       <w:r>
-        <w:t>Ungarische Registeranalyse von 184.616 Herzinfarkt-Patienten 2014–2024 zum Geschlechterunterschied in Behandlung und Sterblichkeit.</w:t>
+        <w:t>Längsschnittstudie (Wellen 9–22 des Household, Income and Labour Dynamics in Australia Survey) mit Frauen ≥15 Jahren zu Zusammenhängen zwischen Katastrophenexposition und psychischer Gesundheit, psychologischer Belastung sowie allgemeinem Gesundheitsstatus.</w:t>
       </w:r>
     </w:p>
     <w:p>
@@ -394,7 +394,7 @@
         <w:t xml:space="preserve">Ergebnis: </w:t>
       </w:r>
       <w:r>
-        <w:t>Frauen waren älter, erhielten seltener perkutane Koronarintervention und Leitlinien-Therapien (unadjustiert: Sterblichkeit 25,7% vs. 19,8% bei Männern). Nach Anpassung für Alter, ACS-Typ, Revaskularisierung und Diabetes zeigten Frauen eine 10,3 Prozentpunkte niedrigere Mortalität (p&lt;0,001), mit starker Variation nach Alter und ACS-Typ. Der Effekt war bei jüngeren/mittelalten Patienten und NSTEMI stärker, bei ≥75 Jahren schwächer, bei STEMI umgekehrt.</w:t>
+        <w:t>Katastrophenexposition assoziiert mit bescheidener Abnahme psychischer Gesundheit (β = -0,86, 95% KI -1,51 bis -0,20) und allgemeiner Gesundheit (β = -0,83, 95% KI -1,44 bis -0,22). Psychologische Belastung erhöht, aber nicht statistisch signifikant (β = 0,33, 95% KI -0,04 bis 0,70). Event-Analysen zeigten keine konsistenten Anhaltspunkte für anhaltende Verschlechterung post-Exposition.</w:t>
       </w:r>
     </w:p>
     <w:p>
@@ -409,7 +409,7 @@
         <w:rPr>
           <w:sz w:val="19"/>
         </w:rPr>
-        <w:t>Ungarn, vergleichbar mit deutschen Universitätskliniken; zeigt biologische Resilienz, nicht Zugangsbarrieren</w:t>
+        <w:t>Australien, Längsschnitt-Registerdaten; methodisch auf andere Länder übertragbar</w:t>
       </w:r>
     </w:p>
     <w:p>
@@ -418,7 +418,7 @@
           <w:color w:val="5A7D3A"/>
           <w:sz w:val="18"/>
         </w:rPr>
-        <w:t>https://pubmed.ncbi.nlm.nih.gov/42771944/</w:t>
+        <w:t>https://pubmed.ncbi.nlm.nih.gov/42935352/</w:t>
       </w:r>
     </w:p>
     <w:sectPr>

--- a/download/studien-aktuell.docx
+++ b/download/studien-aktuell.docx
@@ -62,7 +62,7 @@
           <w:color w:val="666666"/>
           <w:sz w:val="18"/>
         </w:rPr>
-        <w:t>Stand: 30.10.2026  |  6 Studien  |  gender.m-vf.de</w:t>
+        <w:t>Stand: 31.10.2026  |  6 Studien  |  gender.m-vf.de</w:t>
       </w:r>
     </w:p>
     <w:p>
@@ -70,7 +70,7 @@
         <w:pStyle w:val="Heading1"/>
       </w:pPr>
       <w:r>
-        <w:t>Aufgenommen am 30.10.2026</w:t>
+        <w:t>Aufgenommen am 31.10.2026</w:t>
       </w:r>
     </w:p>
     <w:p>
@@ -78,7 +78,7 @@
         <w:pStyle w:val="Heading2"/>
       </w:pPr>
       <w:r>
-        <w:t>Strukturelle Diskriminierung von LGBTQ+-Patienten im Gesundheitswesen: Kenia und Ruanda</w:t>
+        <w:t>Depression und Angst bei Jugendlichen: Emotionsregulation wirkt bei Mädchen stärker</w:t>
       </w:r>
     </w:p>
     <w:p>
@@ -88,12 +88,12 @@
           <w:color w:val="666666"/>
           <w:sz w:val="18"/>
         </w:rPr>
-        <w:t>Igonya EK et al.  ·  Womens Health (Lond)  ·  29.10.2026  ·  PMID 42954347</w:t>
+        <w:t>Liu D et al.  ·  Depress Anxiety  ·  29.10.2026  ·  PMID 42959527</w:t>
       </w:r>
     </w:p>
     <w:p>
       <w:r>
-        <w:t>Erklärende Sequenzmixed-Methods-Studie mit 2.055 LGBTQ+-Erwachsenen und 145 Interviews/Fokusgruppen zu Diskriminierungserfahrungen im Gesundheitswesen.</w:t>
+        <w:t>Zeitlich variierte Effektmodellierung an 58.622 chinesischen Schülern der Klassen 4–12 zur Frage, ob Emotionsregulation (kognitives Umdenken vs. Unterdrückung) den Zusammenhang zwischen Entwicklungsphase und komorbider Depression-Angst geschlechtsspezifisch moderiert.</w:t>
       </w:r>
     </w:p>
     <w:p>
@@ -104,7 +104,7 @@
         <w:t xml:space="preserve">Ergebnis: </w:t>
       </w:r>
       <w:r>
-        <w:t>Lesben, Trans- und geschlechtsnichtkonformen Personen berichteten signifikant mehr Diskriminierung als bisexuelle und cis-Personen. Lesben und Trans-Personen zeigten die höchsten Odds für Diskriminierungsmeldungen. Qualitative Daten offenbarten Verurteilung durch Personal, Vertraulichsverletzungen, Behandlungsverzögerungen und Leistungsverweigerung. Strukturelle und interpersonale Stigmatisierung wirken zusammen.</w:t>
+        <w:t>Insgesamt stieg das Komorbiditätsrisiko über die Adoleszenz an (Angst-OR 1,67, Depressions-OR 1,68). Bei Mädchen zeigten sich höhere Gesamtrisiken und ein Angst-Peak in Klasse 8 (OR 1,74). Kognitives Umdenken schützte nur vor Angst (OR 0,99), nicht vor Depression. Emotionales Unterdrücken war maladaptiv, besonders bei Mädchen in der Mittelstufe. Die Ergebnisse zeigen, dass Emotionsregulation bei Mädchen ein stärkerer Moderator ist als bei Jungen.</w:t>
       </w:r>
     </w:p>
     <w:p>
@@ -119,7 +119,7 @@
         <w:rPr>
           <w:sz w:val="19"/>
         </w:rPr>
-        <w:t>Sub-Sahara, begrenzte Übertragbarkeit auf Deutschland; zeigt aber grundsätzliche Barrieren für marginalisierte Gruppen</w:t>
+        <w:t>China, Schulalter und entwicklungspsychologische Muster ähnlich Deutschland, aber Screening-Instrumente als Proxy für Versorgung zu interpretieren</w:t>
       </w:r>
     </w:p>
     <w:p>
@@ -128,7 +128,7 @@
           <w:color w:val="5A7D3A"/>
           <w:sz w:val="18"/>
         </w:rPr>
-        <w:t>https://pubmed.ncbi.nlm.nih.gov/42954347/</w:t>
+        <w:t>https://pubmed.ncbi.nlm.nih.gov/42959527/</w:t>
       </w:r>
     </w:p>
     <w:p>
@@ -136,7 +136,7 @@
         <w:pStyle w:val="Heading2"/>
       </w:pPr>
       <w:r>
-        <w:t>Sexuelle Belästigung in Nachtleben: Geschlechts- und Orientierungsunterschiede</w:t>
+        <w:t>Insulinresistenz bei Prädiabetes: Viszerales Fett wirkt bei Männern stärker</w:t>
       </w:r>
     </w:p>
     <w:p>
@@ -146,12 +146,12 @@
           <w:color w:val="666666"/>
           <w:sz w:val="18"/>
         </w:rPr>
-        <w:t>Koukounas E et al.  ·  Drug Alcohol Rev  ·  Nov. 2026  ·  PMID 42951948</w:t>
+        <w:t>Wang Z et al.  ·  Front Endocrinol (Lausanne)  ·  15.10.2026  ·  PMID 42959200</w:t>
       </w:r>
     </w:p>
     <w:p>
       <w:r>
-        <w:t>Querschnittstudie mit 958 australischen Nachtschwärmern zu Vortrinkverhalten, sexueller Belästigung und sexueller Orientierung.</w:t>
+        <w:t>Querschnittsstudie an 167 chinesischen Patienten mit Prädiabetes zur Frage, wie Muskel-Fett-Phänotypen die Insulinresistenz (HOMA-IR) beeinflussen und ob TyG-WHtR ein geschlechtsspezifisches Screening-Tool sein kann.</w:t>
       </w:r>
     </w:p>
     <w:p>
@@ -162,7 +162,7 @@
         <w:t xml:space="preserve">Ergebnis: </w:t>
       </w:r>
       <w:r>
-        <w:t>Frauen berichteten signifikant mehr sexuelle Belästigungen als Männer (OR = 0,38, p &lt; 0,001); Geschlecht erklärte 12% der Varianz (β = -0,35). Heterosexuelle Personen berichteten mehr Belästigung als nicht-heterosexuelle (OR = 0,43, p &lt; 0,001). Vortrinkvolumen und -frequenz korrelierten schwach mit Belästigung (r = 0,11–0,16, p &lt; 0,001). Kontraintuitiv: LGBTQIA+-Personen zeigten keine höhere Vortrinkrate als heterosexuelle.</w:t>
+        <w:t>Hochmuskel/hochfett (HM/HF) war der stärkste unabhängige Prädiktor für HOMA-IR (B = 3,26, p &lt; 0,001). Der HM/HF-Effekt war bei Männern stärker (B = 5,66) als bei Frauen und verschwand bei älteren Männern (≥60 Jahre). Niedrigmuskel/niedrigfett war nur bei Frauen protektiv. Ein kombiniertes Nomogramm mit TyG-WHtR + HDL-C erreichte AUC 0,815. Die biologisch-metabolische Wirkung von Körperzusammensetzung ist geschlechtsspezifisch.</w:t>
       </w:r>
     </w:p>
     <w:p>
@@ -177,7 +177,7 @@
         <w:rPr>
           <w:sz w:val="19"/>
         </w:rPr>
-        <w:t>Australien, ähnliche Versorgungslandschaft und Dokumentation wie europäische Systeme</w:t>
+        <w:t>China, aber Stoffwechsel-Biomarker und viszerale Adipositas sind biologisch universal; externe Validierung erforderlich</w:t>
       </w:r>
     </w:p>
     <w:p>
@@ -186,7 +186,7 @@
           <w:color w:val="5A7D3A"/>
           <w:sz w:val="18"/>
         </w:rPr>
-        <w:t>https://pubmed.ncbi.nlm.nih.gov/42951948/</w:t>
+        <w:t>https://pubmed.ncbi.nlm.nih.gov/42959200/</w:t>
       </w:r>
     </w:p>
     <w:p>
@@ -194,7 +194,7 @@
         <w:pStyle w:val="Heading2"/>
       </w:pPr>
       <w:r>
-        <w:t>Sporttraumata an Fuß und Sprunggelenk: Geschlechtsspezifische Unterschiede und Risikofaktoren</w:t>
+        <w:t>Führungsaspirationen in der Inneren Medizin: Frauen berichten mehr Diskriminierung als Hindernis</w:t>
       </w:r>
     </w:p>
     <w:p>
@@ -204,12 +204,12 @@
           <w:color w:val="666666"/>
           <w:sz w:val="18"/>
         </w:rPr>
-        <w:t>Geaney L et al.  ·  Foot Ankle Clin  ·  11.08.2026  ·  PMID 42951407</w:t>
+        <w:t>Moor J et al.  ·  BMC Med Educ  ·  01.08.2026  ·  PMID 42958271</w:t>
       </w:r>
     </w:p>
     <w:p>
       <w:r>
-        <w:t>Übersichtsarbeit zu geschlechtsspezifischen Unterschieden in Fuß- und Sprunggelenksverletzungen im Sport bei Athletinnen und Athleten.</w:t>
+        <w:t>Querschnittsstudie von 624 Schweizer Hausärztinnen und Hausärzten zur Frage, welche Faktoren Karriereambitionen zum Oberarzt/zur Oberärztin vorhersagen.</w:t>
       </w:r>
     </w:p>
     <w:p>
@@ -220,7 +220,7 @@
         <w:t xml:space="preserve">Ergebnis: </w:t>
       </w:r>
       <w:r>
-        <w:t>Weibliche Athletinnen überproportional betroffen von Sprunggelenksdistorsionen, chronischer Instabilität und Stressfrakturen. Relative Energy Deficiency in Sport und Athlete Triad sind Risikofaktoren, bleiben aber untererkannt. Anatomische, hormonelle, biomechanische und soziokulturelle Faktoren tragen zu Unterschieden bei. Forschungslücke: Unterrepräsentation weiblicher Probandinnen in Sportmedizin-Studien; Diskrepanzen in Screening, Behandlung und Outcomes dokumentiert.</w:t>
+        <w:t>Bei gleichem Karrierewunsch zu Studienbeginn zeigten Männer später höhere Aspirationen (17 % vs. 11 %, p = 0,03). Bei Frauen waren Geschlechtsdiskriminierung und negative Haltung des Vorgesetzten zur Elternschaft signifikant mit höheren Aspirationen verknüpft (OR 7,48, 95%-KI 1,71–39,0), bei Männern dagegen ein besseres psychisches Wohlbefinden (OR 0,12, 95%-KI 0,02–0,50). Der Unterschied liegt an Arbeitsbedingungen und Diskriminierungserfahrungen, nicht an biologischen Faktoren.</w:t>
       </w:r>
     </w:p>
     <w:p>
@@ -235,7 +235,7 @@
         <w:rPr>
           <w:sz w:val="19"/>
         </w:rPr>
-        <w:t>USA, aber Sicherheitsbefunde (Athlete Triad, Versorgungslücken) sind übertragbar auf Deutschland</w:t>
+        <w:t>Schweiz, vergleichbare Sozialversicherung und akademische Strukturen wie Deutschland</w:t>
       </w:r>
     </w:p>
     <w:p>
@@ -244,7 +244,7 @@
           <w:color w:val="5A7D3A"/>
           <w:sz w:val="18"/>
         </w:rPr>
-        <w:t>https://pubmed.ncbi.nlm.nih.gov/42951407/</w:t>
+        <w:t>https://pubmed.ncbi.nlm.nih.gov/42958271/</w:t>
       </w:r>
     </w:p>
     <w:p>
@@ -252,7 +252,7 @@
         <w:pStyle w:val="Heading2"/>
       </w:pPr>
       <w:r>
-        <w:t>Forschungsprioritäten für Präkonzeptionsgesundheit junger Menschen in Australien</w:t>
+        <w:t>Harnverhalt nach Nierenbiopsie: Geschlechtsspezifische Vorhersagemodelle</w:t>
       </w:r>
     </w:p>
     <w:p>
@@ -262,12 +262,12 @@
           <w:color w:val="666666"/>
           <w:sz w:val="18"/>
         </w:rPr>
-        <w:t>Padhani ZA et al.  ·  Health Expect  ·  Dez. 2026  ·  PMID 42947580</w:t>
+        <w:t>Sang X et al.  ·  BMC Urol  ·  04.08.2026  ·  PMID 42958261</w:t>
       </w:r>
     </w:p>
     <w:p>
       <w:r>
-        <w:t>Partizipative Forschungspriorisierung nach James-Lind-Alliance mit 14 jungen und 22–30 fachlichen Stakeholdern zur Identifikation offener Fragen für Präkonzeptionsgesundheit bei Adoleszenten und jungen Erwachsenen.</w:t>
+        <w:t>Retrospektive Entwicklung und Validierung von Nomogrammen zur Vorhersage eines Harnverhalts (Katheterisierung erforderlich) während der obligaten Bettruhe nach perkutaner Nierenbiopsie bei 556 erwachsenen Patienten in China.</w:t>
       </w:r>
     </w:p>
     <w:p>
@@ -278,7 +278,7 @@
         <w:t xml:space="preserve">Ergebnis: </w:t>
       </w:r>
       <w:r>
-        <w:t>Top-10-Forschungsfragen identifiziert über fünf Domänen: Gewalt und psychische Gesundheit, Früherkennung und Prävention, Substanzkonsum, Zugang zu Präkonzeptionsversorgung sowie Prioritätspopulationen. Höchste Prioritäten konzentriert auf Gewalt, psychische Gesundheit und Substanzgebrauch; Zugang und Chancengleichheit als Querschnittthemen relevant für beide Geschlechter.</w:t>
+        <w:t>Beim Mann zeigten sich signifikante Prädiktoren: BPH (benigne Prostatahyperplasie), Diabetes und fehlende präoperative Blasentraining. Bei der Frau: Hypertonie, Harnverhalt-Anamnese und fehlende Vorbereitung. AUC (Area Under Curve) 0,793 für Männer, 0,748 für Frauen. Das Geschlecht beeinflusst Risikofaktoren und Präventionsmassnahmen, nicht die biologische Anfälligkeit per se.</w:t>
       </w:r>
     </w:p>
     <w:p>
@@ -293,7 +293,7 @@
         <w:rPr>
           <w:sz w:val="19"/>
         </w:rPr>
-        <w:t>Australien, vergleichbare Sozialversicherung und Versorgungsauftrag wie Deutschland; Methodologie auf andere Länder übertragbar</w:t>
+        <w:t>China, aber Outcome-Definition und Risikofaktoren übertragbar auf europäische Verhältnisse</w:t>
       </w:r>
     </w:p>
     <w:p>
@@ -302,7 +302,7 @@
           <w:color w:val="5A7D3A"/>
           <w:sz w:val="18"/>
         </w:rPr>
-        <w:t>https://pubmed.ncbi.nlm.nih.gov/42947580/</w:t>
+        <w:t>https://pubmed.ncbi.nlm.nih.gov/42958261/</w:t>
       </w:r>
     </w:p>
     <w:p>
@@ -310,7 +310,7 @@
         <w:pStyle w:val="Heading2"/>
       </w:pPr>
       <w:r>
-        <w:t>Schlaf-Gedächtnis-Zusammenhänge bei älteren Frauen und Männern mit Alzheimer-Risiko</w:t>
+        <w:t>Depression mit Schlafstörung: REM-Schlaf und Lymphozyten unterscheiden sich nach Geschlecht</w:t>
       </w:r>
     </w:p>
     <w:p>
@@ -320,12 +320,12 @@
           <w:color w:val="666666"/>
           <w:sz w:val="18"/>
         </w:rPr>
-        <w:t>Sattari N et al.  ·  Front Endocrinol (Lausanne)  ·  12.10.2026  ·  PMID 42935558</w:t>
+        <w:t>Wang Q et al.  ·  BMC Psychiatry  ·  31.07.2026  ·  PMID 42958161</w:t>
       </w:r>
     </w:p>
     <w:p>
       <w:r>
-        <w:t>Neurofiziologische Studie mit 80 älteren Erwachsenen (65 mit Gedächtnistest) zu Unterschieden zwischen Frauen und Männern in NREM-Schlafphysiologie, Gedächtnisretention und APOE-ε4-Status mittels Polysomnografie mit hochdichtem EEG.</w:t>
+        <w:t>Querschnittsstudie an 126 Patienten mit Major Depression und Schlafstörungen (43 Männer, 83 Frauen) mit Polysomnografie und Blutanalyse zur Frage, ob Schlafarchitektur und Immunmarker (CBC) geschlechtsspezifisch assoziiert sind.</w:t>
       </w:r>
     </w:p>
     <w:p>
@@ -336,7 +336,7 @@
         <w:t xml:space="preserve">Ergebnis: </w:t>
       </w:r>
       <w:r>
-        <w:t>Frauen verbrachten mehr Zeit in N3-Schlaf und zeigten höhere NREM-Delta- und Sigma-Power als Männer. Schlaf-Gedächtnis-Assoziationen unterschieden sich geschlechtsspezifisch: N2-Dauer stärker mit Retention bei Männern assoziiert; frontale Sigma-Power bei Frauen. Sex-×-APOE-ε4-Interaktion: weibliche ε4-Träger könnten reduziertes nächtliches Vergessen zeigen, möglicherweise kompensatorische Mechanismen. Nach FDR-Korrektur signifikante Unterschiede in N2-/N3-Gedächtnis-Beziehungen nach APOE-Status.</w:t>
+        <w:t>Frauen hatten längere REM-Latenz und mehr N2-Schlaf, Männer höhere Apnoe-Hypopnoe-Index. Signifikante CBC-Korrelationen traten überwiegend bei Männern auf: Lymphozytenzahl korrelierte mit Gesamtschlafzeit, REM-Dauer und N1/N2-Anteil. Sex-×-Lymphozyten-Interaktionen blieben nach FDR-Korrektur signifikant für die nächtliche Bewegungsaktivität und REM-Messungen. Das biologische Regelsystem Schlaf-Immunität ist geschlechtsdimorphisch.</w:t>
       </w:r>
     </w:p>
     <w:p>
@@ -351,7 +351,7 @@
         <w:rPr>
           <w:sz w:val="19"/>
         </w:rPr>
-        <w:t>USA, aber biologische Befunde zu Schlafphysiologie und Geschlecht sind systemunabhängig relevant</w:t>
+        <w:t>China, aber Schlafarchitek und Immunchemie sind biologisch universal; Sample klein</w:t>
       </w:r>
     </w:p>
     <w:p>
@@ -360,7 +360,7 @@
           <w:color w:val="5A7D3A"/>
           <w:sz w:val="18"/>
         </w:rPr>
-        <w:t>https://pubmed.ncbi.nlm.nih.gov/42935558/</w:t>
+        <w:t>https://pubmed.ncbi.nlm.nih.gov/42958161/</w:t>
       </w:r>
     </w:p>
     <w:p>
@@ -368,7 +368,7 @@
         <w:pStyle w:val="Heading2"/>
       </w:pPr>
       <w:r>
-        <w:t>Katastrophenexposition und Frauengesundheit: Längsschnittergebnisse aus Australien</w:t>
+        <w:t>Fußarthrose bei Frauen: Hormonale Faktoren und anatomische Unterschiede</w:t>
       </w:r>
     </w:p>
     <w:p>
@@ -378,12 +378,12 @@
           <w:color w:val="666666"/>
           <w:sz w:val="18"/>
         </w:rPr>
-        <w:t>Seema M et al.  ·  Glob Health Action  ·  31.12.2026  ·  PMID 42935352</w:t>
+        <w:t>Hynes K et al.  ·  Foot Ankle Clin  ·  Dez. 2026  ·  PMID 42951406</w:t>
       </w:r>
     </w:p>
     <w:p>
       <w:r>
-        <w:t>Längsschnittstudie (Wellen 9–22 des Household, Income and Labour Dynamics in Australia Survey) mit Frauen ≥15 Jahren zu Zusammenhängen zwischen Katastrophenexposition und psychischer Gesundheit, psychologischer Belastung sowie allgemeinem Gesundheitsstatus.</w:t>
+        <w:t>Narrative Übersichtsarbeit zur Frage, wie biologische, hormonale und anatomische Geschlechtsunterschiede die Häufigkeit, Schwere und Behandlungsansprache von Arthrose im Fuß und Sprunggelenk beeinflussen.</w:t>
       </w:r>
     </w:p>
     <w:p>
@@ -394,7 +394,7 @@
         <w:t xml:space="preserve">Ergebnis: </w:t>
       </w:r>
       <w:r>
-        <w:t>Katastrophenexposition assoziiert mit bescheidener Abnahme psychischer Gesundheit (β = -0,86, 95% KI -1,51 bis -0,20) und allgemeiner Gesundheit (β = -0,83, 95% KI -1,44 bis -0,22). Psychologische Belastung erhöht, aber nicht statistisch signifikant (β = 0,33, 95% KI -0,04 bis 0,70). Event-Analysen zeigten keine konsistenten Anhaltspunkte für anhaltende Verschlechterung post-Exposition.</w:t>
+        <w:t>Frauen haben höhere Prävalenz und Schweregrad; die Autoren identifizieren biologische Faktoren (Kollagenstruktur, Ligamentlaxität durch Östrogen/Relaxin), anatomische Unterschiede (Fußform, Gewichtsverteilung) und Verhaltensunterschiede als Ursachen. Konkrete Zahlen zur Epidemiologie werden in der Übersicht nicht genannt.</w:t>
       </w:r>
     </w:p>
     <w:p>
@@ -409,7 +409,7 @@
         <w:rPr>
           <w:sz w:val="19"/>
         </w:rPr>
-        <w:t>Australien, Längsschnitt-Registerdaten; methodisch auf andere Länder übertragbar</w:t>
+        <w:t>USA und Deutschland (Co-Autorin), aber reine Übersichtsarbeit ohne neue Daten oder messbare Outcome-Unterschiede</w:t>
       </w:r>
     </w:p>
     <w:p>
@@ -418,7 +418,7 @@
           <w:color w:val="5A7D3A"/>
           <w:sz w:val="18"/>
         </w:rPr>
-        <w:t>https://pubmed.ncbi.nlm.nih.gov/42935352/</w:t>
+        <w:t>https://pubmed.ncbi.nlm.nih.gov/42951406/</w:t>
       </w:r>
     </w:p>
     <w:sectPr>
